--- a/docx/sermon_019_ENGLISH.docx
+++ b/docx/sermon_019_ENGLISH.docx
@@ -3,8 +3,13 @@
 <w:document xmlns:wpc="http://schemas.microsoft.com/office/word/2010/wordprocessingCanvas" xmlns:cx="http://schemas.microsoft.com/office/drawing/2014/chartex" xmlns:cx1="http://schemas.microsoft.com/office/drawing/2015/9/8/chartex" xmlns:cx2="http://schemas.microsoft.com/office/drawing/2015/10/21/chartex" xmlns:cx3="http://schemas.microsoft.com/office/drawing/2016/5/9/chartex" xmlns:cx4="http://schemas.microsoft.com/office/drawing/2016/5/10/chartex" xmlns:cx5="http://schemas.microsoft.com/office/drawing/2016/5/11/chartex" xmlns:cx6="http://schemas.microsoft.com/office/drawing/2016/5/12/chartex" xmlns:cx7="http://schemas.microsoft.com/office/drawing/2016/5/13/chartex" xmlns:cx8="http://schemas.microsoft.com/office/drawing/2016/5/14/chartex" xmlns:mc="http://schemas.openxmlformats.org/markup-compatibility/2006" xmlns:aink="http://schemas.microsoft.com/office/drawing/2016/ink" xmlns:am3d="http://schemas.microsoft.com/office/drawing/2017/model3d" xmlns:o="urn:schemas-microsoft-com:office:office" xmlns:oel="http://schemas.microsoft.com/office/2019/extlst" xmlns:r="http://schemas.openxmlformats.org/officeDocument/2006/relationships" xmlns:m="http://schemas.openxmlformats.org/officeDocument/2006/math" xmlns:v="urn:schemas-microsoft-com:vml" xmlns:wp14="http://schemas.microsoft.com/office/word/2010/wordprocessingDrawing" xmlns:wp="http://schemas.openxmlformats.org/drawingml/2006/wordprocessingDrawing" xmlns:w10="urn:schemas-microsoft-com:office:word" xmlns:w="http://schemas.openxmlformats.org/wordprocessingml/2006/main" xmlns:w14="http://schemas.microsoft.com/office/word/2010/wordml" xmlns:w15="http://schemas.microsoft.com/office/word/2012/wordml" xmlns:w16cex="http://schemas.microsoft.com/office/word/2018/wordml/cex" xmlns:w16cid="http://schemas.microsoft.com/office/word/2016/wordml/cid" xmlns:w16="http://schemas.microsoft.com/office/word/2018/wordml" xmlns:w16du="http://schemas.microsoft.com/office/word/2023/wordml/word16du" xmlns:w16sdtdh="http://schemas.microsoft.com/office/word/2020/wordml/sdtdatahash" xmlns:w16sdtfl="http://schemas.microsoft.com/office/word/2024/wordml/sdtformatlock" xmlns:w16se="http://schemas.microsoft.com/office/word/2015/wordml/symex" xmlns:wpg="http://schemas.microsoft.com/office/word/2010/wordprocessingGroup" xmlns:wpi="http://schemas.microsoft.com/office/word/2010/wordprocessingInk" xmlns:wne="http://schemas.microsoft.com/office/word/2006/wordml" xmlns:wps="http://schemas.microsoft.com/office/word/2010/wordprocessingShape" mc:Ignorable="w14 w15 w16se w16cid w16 w16cex w16sdtdh w16sdtfl w16du wp14">
   <w:body>
     <w:p>
-      <w:r>
-        <w:t>Pahankanuwa Sermon #19</w:t>
+      <w:proofErr w:type="spellStart"/>
+      <w:r>
+        <w:t>Pahankanuwa</w:t>
+      </w:r>
+      <w:proofErr w:type="spellEnd"/>
+      <w:r>
+        <w:t xml:space="preserve"> Sermon #19</w:t>
       </w:r>
     </w:p>
     <w:p>
@@ -17,18 +22,71 @@
       </w:r>
       <w:r>
         <w:br/>
-        <w:t>Author: Ven. Katukurunde Nanananda Thero</w:t>
+        <w:t xml:space="preserve">Author: Ven. </w:t>
+      </w:r>
+      <w:proofErr w:type="spellStart"/>
+      <w:r>
+        <w:t>Katukurunde</w:t>
+      </w:r>
+      <w:proofErr w:type="spellEnd"/>
+      <w:r>
+        <w:t xml:space="preserve"> </w:t>
+      </w:r>
+      <w:proofErr w:type="spellStart"/>
+      <w:r>
+        <w:t>Nanananda</w:t>
+      </w:r>
+      <w:proofErr w:type="spellEnd"/>
+      <w:r>
+        <w:t xml:space="preserve"> Thero</w:t>
       </w:r>
     </w:p>
     <w:p>
       <w:r>
-        <w:t>(Pahankaṇuwa Sinhala Audio Dhamma Sermon No. )</w:t>
+        <w:t>(</w:t>
+      </w:r>
+      <w:proofErr w:type="spellStart"/>
+      <w:r>
+        <w:t>Pahankaṇuwa</w:t>
+      </w:r>
+      <w:proofErr w:type="spellEnd"/>
+      <w:r>
+        <w:t xml:space="preserve"> Sinhala Audio Dhamma Sermon No. )</w:t>
       </w:r>
     </w:p>
     <w:p>
       <w:r>
-        <w:t>Namo tassa bhagavato arahato sammāsambuddhassa</w:t>
-      </w:r>
+        <w:t xml:space="preserve">Namo </w:t>
+      </w:r>
+      <w:proofErr w:type="spellStart"/>
+      <w:r>
+        <w:t>tassa</w:t>
+      </w:r>
+      <w:proofErr w:type="spellEnd"/>
+      <w:r>
+        <w:t xml:space="preserve"> </w:t>
+      </w:r>
+      <w:proofErr w:type="spellStart"/>
+      <w:r>
+        <w:t>bhagavato</w:t>
+      </w:r>
+      <w:proofErr w:type="spellEnd"/>
+      <w:r>
+        <w:t xml:space="preserve"> </w:t>
+      </w:r>
+      <w:proofErr w:type="spellStart"/>
+      <w:r>
+        <w:t>arahato</w:t>
+      </w:r>
+      <w:proofErr w:type="spellEnd"/>
+      <w:r>
+        <w:t xml:space="preserve"> </w:t>
+      </w:r>
+      <w:proofErr w:type="spellStart"/>
+      <w:r>
+        <w:t>sammāsambuddhassa</w:t>
+      </w:r>
+      <w:proofErr w:type="spellEnd"/>
       <w:r>
         <w:br/>
       </w:r>
@@ -38,18 +96,80 @@
       </w:r>
     </w:p>
     <w:p/>
-    <w:p>
-      <w:r/>
-    </w:p>
+    <w:p/>
     <w:p/>
     <w:p>
       <w:r>
-        <w:t>*Gabbhameke uppajjanti, nirayaṃ pāpakammino,*</w:t>
+        <w:t>*</w:t>
+      </w:r>
+      <w:proofErr w:type="spellStart"/>
+      <w:r>
+        <w:t>Gabbhameke</w:t>
+      </w:r>
+      <w:proofErr w:type="spellEnd"/>
+      <w:r>
+        <w:t xml:space="preserve"> </w:t>
+      </w:r>
+      <w:proofErr w:type="spellStart"/>
+      <w:r>
+        <w:t>uppajjanti</w:t>
+      </w:r>
+      <w:proofErr w:type="spellEnd"/>
+      <w:r>
+        <w:t xml:space="preserve">, </w:t>
+      </w:r>
+      <w:proofErr w:type="spellStart"/>
+      <w:r>
+        <w:t>nirayaṃ</w:t>
+      </w:r>
+      <w:proofErr w:type="spellEnd"/>
+      <w:r>
+        <w:t xml:space="preserve"> </w:t>
+      </w:r>
+      <w:proofErr w:type="spellStart"/>
+      <w:r>
+        <w:t>pāpakammino</w:t>
+      </w:r>
+      <w:proofErr w:type="spellEnd"/>
+      <w:r>
+        <w:t>,*</w:t>
       </w:r>
     </w:p>
     <w:p>
       <w:r>
-        <w:t>*Saggaṃ sugatino yanti, parinibbanti anāsavā.*</w:t>
+        <w:t>*</w:t>
+      </w:r>
+      <w:proofErr w:type="spellStart"/>
+      <w:r>
+        <w:t>Saggaṃ</w:t>
+      </w:r>
+      <w:proofErr w:type="spellEnd"/>
+      <w:r>
+        <w:t xml:space="preserve"> </w:t>
+      </w:r>
+      <w:proofErr w:type="spellStart"/>
+      <w:r>
+        <w:t>sugatino</w:t>
+      </w:r>
+      <w:proofErr w:type="spellEnd"/>
+      <w:r>
+        <w:t xml:space="preserve"> </w:t>
+      </w:r>
+      <w:proofErr w:type="spellStart"/>
+      <w:r>
+        <w:t>yanti</w:t>
+      </w:r>
+      <w:proofErr w:type="spellEnd"/>
+      <w:r>
+        <w:t xml:space="preserve">, </w:t>
+      </w:r>
+      <w:proofErr w:type="spellStart"/>
+      <w:r>
+        <w:t>parinibbanti</w:t>
+      </w:r>
+      <w:proofErr w:type="spellEnd"/>
+      <w:r>
+        <w:t xml:space="preserve"> anāsavā.*</w:t>
       </w:r>
     </w:p>
     <w:p>
@@ -59,18 +179,133 @@
     </w:p>
     <w:p>
       <w:r>
-        <w:t>Between kamma and rebirth, there exists a kind of circular relationship. A sentient being who obtains **birth / arising (*jāti*)** as a turn of result (*vipāka*) submits to and is governed by that very momentum of kamma when accumulating kamma once again, and by acting accordingly, prolongs *saṃsāra*. It is only by relying on the power of the Dhamma that one can appease the force of kamma and escape from *saṃsāra*. The Teacher of the Three Worlds, the Buddha, explained to the world that however powerful the wheel of kamma (*kamma-cakka*) may be, in the end, the wheel of Dhamma (*Dhamma-cakka*) triumphs. Today, these meritorious devotees will get to hear certain facts relevant to this matter from both the verse we have chosen as our theme and its background story (*nidāna-kathā*).</w:t>
+        <w:t xml:space="preserve">Between </w:t>
+      </w:r>
+      <w:proofErr w:type="spellStart"/>
+      <w:r>
+        <w:t>kamma</w:t>
+      </w:r>
+      <w:proofErr w:type="spellEnd"/>
+      <w:r>
+        <w:t xml:space="preserve"> and rebirth, there exists a kind of circular relationship. A sentient being who obtains birth (*</w:t>
+      </w:r>
+      <w:proofErr w:type="spellStart"/>
+      <w:r>
+        <w:t>jāti</w:t>
+      </w:r>
+      <w:proofErr w:type="spellEnd"/>
+      <w:r>
+        <w:t>*) as a turn of result (*</w:t>
+      </w:r>
+      <w:proofErr w:type="spellStart"/>
+      <w:r>
+        <w:t>vipāka</w:t>
+      </w:r>
+      <w:proofErr w:type="spellEnd"/>
+      <w:r>
+        <w:t xml:space="preserve">*) submits to and is governed by that very momentum of </w:t>
+      </w:r>
+      <w:proofErr w:type="spellStart"/>
+      <w:r>
+        <w:t>kamma</w:t>
+      </w:r>
+      <w:proofErr w:type="spellEnd"/>
+      <w:r>
+        <w:t xml:space="preserve"> when accumulating </w:t>
+      </w:r>
+      <w:proofErr w:type="spellStart"/>
+      <w:r>
+        <w:t>kamma</w:t>
+      </w:r>
+      <w:proofErr w:type="spellEnd"/>
+      <w:r>
+        <w:t xml:space="preserve"> once again, and by acting accordingly, prolongs *</w:t>
+      </w:r>
+      <w:proofErr w:type="spellStart"/>
+      <w:r>
+        <w:t>saṃsāra</w:t>
+      </w:r>
+      <w:proofErr w:type="spellEnd"/>
+      <w:r>
+        <w:t xml:space="preserve">*. It is only by relying on the power of the Dhamma that one can appease the force of </w:t>
+      </w:r>
+      <w:proofErr w:type="spellStart"/>
+      <w:r>
+        <w:t>kamma</w:t>
+      </w:r>
+      <w:proofErr w:type="spellEnd"/>
+      <w:r>
+        <w:t xml:space="preserve"> and escape from *</w:t>
+      </w:r>
+      <w:proofErr w:type="spellStart"/>
+      <w:r>
+        <w:t>saṃsāra</w:t>
+      </w:r>
+      <w:proofErr w:type="spellEnd"/>
+      <w:r>
+        <w:t xml:space="preserve">*. The Teacher of the Three Worlds, the Buddha, explained to the world that however powerful the wheel of </w:t>
+      </w:r>
+      <w:proofErr w:type="spellStart"/>
+      <w:r>
+        <w:t>kamma</w:t>
+      </w:r>
+      <w:proofErr w:type="spellEnd"/>
+      <w:r>
+        <w:t xml:space="preserve"> (*</w:t>
+      </w:r>
+      <w:proofErr w:type="spellStart"/>
+      <w:r>
+        <w:t>kamma-cakka</w:t>
+      </w:r>
+      <w:proofErr w:type="spellEnd"/>
+      <w:r>
+        <w:t>*) may be, in the end, the wheel of Dhamma (*Dhamma-</w:t>
+      </w:r>
+      <w:proofErr w:type="spellStart"/>
+      <w:r>
+        <w:t>cakka</w:t>
+      </w:r>
+      <w:proofErr w:type="spellEnd"/>
+      <w:r>
+        <w:t>*) triumphs. Today, these meritorious devotees will get to hear certain facts relevant to this matter from both the verse we have chosen as our theme and its background story (*</w:t>
+      </w:r>
+      <w:proofErr w:type="spellStart"/>
+      <w:r>
+        <w:t>nidāna-kathā</w:t>
+      </w:r>
+      <w:proofErr w:type="spellEnd"/>
+      <w:r>
+        <w:t>*).</w:t>
       </w:r>
     </w:p>
     <w:p>
       <w:r>
-        <w:t>It is said that an Arahant Thero residing in Jetavana monastery went for alms (*piṇḍapāta*) to the house of a certain jeweler for twelve long years. That jeweler and his wife, placing this venerable monk in the position of their own parents, attended to all his needs and made offerings in this manner. One day, when this venerable monk arrived at the jeweler's house, the jeweler was slicing meat. At that very moment, while this venerable monk was looking on, a messenger arrived from King Kosala carrying a gem, saying, “The King has ordered to clean, pierce, and send this gem back.” Since the jeweler was slicing meat, he took the gem with his blood-stained hands, placed it on top of a box, and went to wash his hands. There was a pet crane kept in this house. Attracted by the smell of blood, this bird, thinking the gem was a piece of meat, swallowed it while the Thero was watching.</w:t>
+        <w:t xml:space="preserve">It is said that an Arahant Thero residing in </w:t>
+      </w:r>
+      <w:proofErr w:type="spellStart"/>
+      <w:r>
+        <w:t>Jetavana</w:t>
+      </w:r>
+      <w:proofErr w:type="spellEnd"/>
+      <w:r>
+        <w:t xml:space="preserve"> monastery went for alms (*</w:t>
+      </w:r>
+      <w:proofErr w:type="spellStart"/>
+      <w:r>
+        <w:t>piṇḍapāta</w:t>
+      </w:r>
+      <w:proofErr w:type="spellEnd"/>
+      <w:r>
+        <w:t>*) to the house of a certain jeweler for twelve long years. That jeweler and his wife, placing this venerable monk in the position of their own parents, attended to all his needs and made offerings in this manner. One day, when this venerable monk arrived at the jeweler's house, the jeweler was slicing meat. At that very moment, while this venerable monk was looking on, a messenger arrived from King Kosala carrying a gem, saying, “The King has ordered to clean, pierce, and send this gem back.” Since the jeweler was slicing meat, he took the gem with his blood-stained hands, placed it on top of a box, and went to wash his hands. There was a pet crane kept in this house. Attracted by the smell of blood, this bird, thinking the gem was a piece of meat, swallowed it while the Thero was watching.</w:t>
       </w:r>
     </w:p>
     <w:p>
       <w:r>
+        <w:t xml:space="preserve">When the jeweler returned from inside the house and looked, the gem was missing. Then he asked his wife and children if they had taken the gem. After they said they had not taken it, </w:t>
+      </w:r>
+      <w:r>
         <w:lastRenderedPageBreak/>
-        <w:t>When the jeweler returned from inside the house and looked, the gem was missing. Then he asked his wife and children if they had taken the gem. After they said they had not taken it, he went inside the house and discussed with them: “Without a doubt, it must be this monk who took it.” His wife said, “Oh, do not say such a thing. For all this time, over twelve years, we have never seen any fault in this venerable monk.” But the jeweler did not listen to this. He came out and asked the Arahant, “Now, who took the gem that was here? Did you take it, Venerable Sir?” “No, I did not take it,” replied the monk. “No one else was here. It must have been you, Venerable Sir, who took it. Give me that gem,” he said.</w:t>
+        <w:t>he went inside the house and discussed with them: “Without a doubt, it must be this monk who took it.” His wife said, “Oh, do not say such a thing. For all this time, over twelve years, we have never seen any fault in this venerable monk.” But the jeweler did not listen to this. He came out and asked the Arahant, “Now, who took the gem that was here? Did you take it, Venerable Sir?” “No, I did not take it,” replied the monk. “No one else was here. It must have been you, Venerable Sir, who took it. Give me that gem,” he said.</w:t>
       </w:r>
     </w:p>
     <w:p>
@@ -80,268 +315,4001 @@
     </w:p>
     <w:p>
       <w:r>
-        <w:t>Thereupon, when the jeweler slit open the bird's belly and looked, there was the gem. Instantly, a great sense of spiritual urgency (*saṃvega*) arose in him. He came and fell prostrate at the feet of the venerable monk, pleading, “Oh, please forgive me for what I have done out of ignorance.” Then the venerable monk said, “Lay devotee, this is neither your fault nor my fault. This is a flaw of *saṃsāra*, a flaw of *saṃsāra*, a fault of *saṃsāra*. Therefore, I forgive you.” Then the lay devotee said, “Venerable Sir, if you forgive me, please accept alms at this house as before.” Then the monk replied, “No, lay devotee. I understand the disadvantage (*ādīnava*) of this—this happened because of entering inside houses, of going under the roof of a house. This kind of thing. Therefore, as long as there is strength in my legs, I will walk for alms (*piṇḍapāta*).” Saying this, he undertook a *dhutaṅga* (ascetic practice) at that very moment, reciting a certain verse related to that *dhutaṅga* practice:</w:t>
+        <w:t>Thereupon, when the jeweler slit open the bird's belly and looked, there was the gem. Instantly, a great sense of spiritual urgency (*</w:t>
+      </w:r>
+      <w:proofErr w:type="spellStart"/>
+      <w:r>
+        <w:t>saṃvega</w:t>
+      </w:r>
+      <w:proofErr w:type="spellEnd"/>
+      <w:r>
+        <w:t>*) arose in him. He came and fell prostrate at the feet of the venerable monk, pleading, “Oh, please forgive me for what I have done out of ignorance.” Then the venerable monk said, “Lay devotee, this is neither your fault nor my fault. This is a flaw of *</w:t>
+      </w:r>
+      <w:proofErr w:type="spellStart"/>
+      <w:r>
+        <w:t>saṃsāra</w:t>
+      </w:r>
+      <w:proofErr w:type="spellEnd"/>
+      <w:r>
+        <w:t>*, a flaw of *</w:t>
+      </w:r>
+      <w:proofErr w:type="spellStart"/>
+      <w:r>
+        <w:t>saṃsāra</w:t>
+      </w:r>
+      <w:proofErr w:type="spellEnd"/>
+      <w:r>
+        <w:t>*, a fault of *</w:t>
+      </w:r>
+      <w:proofErr w:type="spellStart"/>
+      <w:r>
+        <w:t>saṃsāra</w:t>
+      </w:r>
+      <w:proofErr w:type="spellEnd"/>
+      <w:r>
+        <w:t>*. Therefore, I forgive you.” Then the lay devotee said, “Venerable Sir, if you forgive me, please accept alms at this house as before.” Then the monk replied, “No, lay devotee. I understand the disadvantage (*</w:t>
+      </w:r>
+      <w:proofErr w:type="spellStart"/>
+      <w:r>
+        <w:t>ādīnava</w:t>
+      </w:r>
+      <w:proofErr w:type="spellEnd"/>
+      <w:r>
+        <w:t>*) of this—this happened because of entering inside houses, of going under the roof of a house. This kind of thing. Therefore, as long as there is strength in my legs, I will walk for alms (*</w:t>
+      </w:r>
+      <w:proofErr w:type="spellStart"/>
+      <w:r>
+        <w:t>piṇḍapāta</w:t>
+      </w:r>
+      <w:proofErr w:type="spellEnd"/>
+      <w:r>
+        <w:t>*).” Saying this, he undertook a *</w:t>
+      </w:r>
+      <w:proofErr w:type="spellStart"/>
+      <w:r>
+        <w:t>dhutaṅga</w:t>
+      </w:r>
+      <w:proofErr w:type="spellEnd"/>
+      <w:r>
+        <w:t>* (ascetic practice) at that very moment, reciting a certain verse related to that *</w:t>
+      </w:r>
+      <w:proofErr w:type="spellStart"/>
+      <w:r>
+        <w:t>dhutaṅga</w:t>
+      </w:r>
+      <w:proofErr w:type="spellEnd"/>
+      <w:r>
+        <w:t>* practice:</w:t>
       </w:r>
     </w:p>
     <w:p>
       <w:r>
-        <w:t>*“Pavattati munino bhattaṃ,*</w:t>
+        <w:t>*“</w:t>
+      </w:r>
+      <w:proofErr w:type="spellStart"/>
+      <w:r>
+        <w:t>Pavattati</w:t>
+      </w:r>
+      <w:proofErr w:type="spellEnd"/>
+      <w:r>
+        <w:t xml:space="preserve"> </w:t>
+      </w:r>
+      <w:proofErr w:type="spellStart"/>
+      <w:r>
+        <w:t>munino</w:t>
+      </w:r>
+      <w:proofErr w:type="spellEnd"/>
+      <w:r>
+        <w:t xml:space="preserve"> </w:t>
+      </w:r>
+      <w:proofErr w:type="spellStart"/>
+      <w:r>
+        <w:t>bhattaṃ</w:t>
+      </w:r>
+      <w:proofErr w:type="spellEnd"/>
+      <w:r>
+        <w:t>,*</w:t>
       </w:r>
     </w:p>
     <w:p>
       <w:r>
-        <w:t>*thoka-thokaṃ kule kule,*</w:t>
+        <w:t>*</w:t>
+      </w:r>
+      <w:proofErr w:type="spellStart"/>
+      <w:r>
+        <w:t>thoka-thokaṃ</w:t>
+      </w:r>
+      <w:proofErr w:type="spellEnd"/>
+      <w:r>
+        <w:t xml:space="preserve"> </w:t>
+      </w:r>
+      <w:proofErr w:type="spellStart"/>
+      <w:r>
+        <w:t>kule</w:t>
+      </w:r>
+      <w:proofErr w:type="spellEnd"/>
+      <w:r>
+        <w:t xml:space="preserve"> </w:t>
+      </w:r>
+      <w:proofErr w:type="spellStart"/>
+      <w:r>
+        <w:t>kule</w:t>
+      </w:r>
+      <w:proofErr w:type="spellEnd"/>
+      <w:r>
+        <w:t>,*</w:t>
       </w:r>
     </w:p>
     <w:p>
       <w:r>
-        <w:t>*piṇḍikāya carissāmi,*</w:t>
+        <w:t>*</w:t>
+      </w:r>
+      <w:proofErr w:type="spellStart"/>
+      <w:r>
+        <w:t>piṇḍikāya</w:t>
+      </w:r>
+      <w:proofErr w:type="spellEnd"/>
+      <w:r>
+        <w:t xml:space="preserve"> </w:t>
+      </w:r>
+      <w:proofErr w:type="spellStart"/>
+      <w:r>
+        <w:t>carissāmi</w:t>
+      </w:r>
+      <w:proofErr w:type="spellEnd"/>
+      <w:r>
+        <w:t>,*</w:t>
       </w:r>
     </w:p>
     <w:p>
       <w:r>
-        <w:lastRenderedPageBreak/>
-        <w:t>*atthi jaṅghābalaṃ mama.”*</w:t>
+        <w:t>*</w:t>
+      </w:r>
+      <w:proofErr w:type="spellStart"/>
+      <w:r>
+        <w:t>atthi</w:t>
+      </w:r>
+      <w:proofErr w:type="spellEnd"/>
+      <w:r>
+        <w:t xml:space="preserve"> </w:t>
+      </w:r>
+      <w:proofErr w:type="spellStart"/>
+      <w:r>
+        <w:t>jaṅghābalaṃ</w:t>
+      </w:r>
+      <w:proofErr w:type="spellEnd"/>
+      <w:r>
+        <w:t xml:space="preserve"> mama.”*</w:t>
       </w:r>
     </w:p>
     <w:p>
       <w:r>
-        <w:t>“For the silent sage who goes on alms-round, rice is cooked little by little in various houses. As long as I still have strength in my legs, I will walk for alms.” He expressed it in this manner. Even though he said so, not long after, the venerable monk attained final passing away / extinguishment (**Nibbāna**) due to the injuries he had sustained. Furthermore, it is said that after some time, the jeweler and his wife also passed away. After they had died in this manner, the *bhikkhus* asked the Buddha where the people involved in this incident were reborn. It was on that occasion that the Buddha uttered the verse we have chosen as our theme. Here it is said that the crane—perhaps because it was associated with the household—was reborn in the womb of the jeweler's wife. Then, when they had all died, the question arose; after her death, the jeweler's wife was reborn in a heavenly world. The jeweler was reborn in hell (*niraya*), because he had inflicted fatal torture upon an Arahant, leading to the venerable monk's final passing away. The verse revealing this very fact is what we have placed as our theme:</w:t>
+        <w:lastRenderedPageBreak/>
+        <w:t>“For the silent sage who goes on alms-round, rice is cooked little by little in various houses. As long as I still have strength in my legs, I will walk for alms.” He expressed it in this manner. Even though he said so, not long after, the venerable monk attained final passing away / extinguishment (**</w:t>
+      </w:r>
+      <w:proofErr w:type="spellStart"/>
+      <w:r>
+        <w:t>Nibbāna</w:t>
+      </w:r>
+      <w:proofErr w:type="spellEnd"/>
+      <w:r>
+        <w:t>**) due to the injuries he had sustained. Furthermore, it is said that after some time, the jeweler and his wife also passed away. After they had died in this manner, the *bhikkhus* asked the Buddha where the people involved in this incident were reborn. It was on that occasion that the Buddha uttered the verse we have chosen as our theme. Here it is said that the crane—perhaps because it was associated with the household—was reborn in the womb of the jeweler's wife. Then, when they had all died, the question arose; after her death, the jeweler's wife was reborn in a heavenly world. The jeweler was reborn in hell (*</w:t>
+      </w:r>
+      <w:proofErr w:type="spellStart"/>
+      <w:r>
+        <w:t>niraya</w:t>
+      </w:r>
+      <w:proofErr w:type="spellEnd"/>
+      <w:r>
+        <w:t>*), because he had inflicted fatal torture upon an Arahant, leading to the venerable monk's final passing away. The verse revealing this very fact is what we have placed as our theme:</w:t>
       </w:r>
     </w:p>
     <w:p>
       <w:r>
-        <w:t>*“Gabbhameke uppajjanti, nirayaṃ pāpakammino,*</w:t>
+        <w:t>*“</w:t>
+      </w:r>
+      <w:proofErr w:type="spellStart"/>
+      <w:r>
+        <w:t>Gabbhameke</w:t>
+      </w:r>
+      <w:proofErr w:type="spellEnd"/>
+      <w:r>
+        <w:t xml:space="preserve"> </w:t>
+      </w:r>
+      <w:proofErr w:type="spellStart"/>
+      <w:r>
+        <w:t>uppajjanti</w:t>
+      </w:r>
+      <w:proofErr w:type="spellEnd"/>
+      <w:r>
+        <w:t xml:space="preserve">, </w:t>
+      </w:r>
+      <w:proofErr w:type="spellStart"/>
+      <w:r>
+        <w:t>nirayaṃ</w:t>
+      </w:r>
+      <w:proofErr w:type="spellEnd"/>
+      <w:r>
+        <w:t xml:space="preserve"> </w:t>
+      </w:r>
+      <w:proofErr w:type="spellStart"/>
+      <w:r>
+        <w:t>pāpakammino</w:t>
+      </w:r>
+      <w:proofErr w:type="spellEnd"/>
+      <w:r>
+        <w:t>,*</w:t>
       </w:r>
     </w:p>
     <w:p>
       <w:r>
-        <w:t>*Saggaṃ sugatino yanti, parinibbanti anāsavā.”*</w:t>
+        <w:t>*</w:t>
+      </w:r>
+      <w:proofErr w:type="spellStart"/>
+      <w:r>
+        <w:t>Saggaṃ</w:t>
+      </w:r>
+      <w:proofErr w:type="spellEnd"/>
+      <w:r>
+        <w:t xml:space="preserve"> </w:t>
+      </w:r>
+      <w:proofErr w:type="spellStart"/>
+      <w:r>
+        <w:t>sugatino</w:t>
+      </w:r>
+      <w:proofErr w:type="spellEnd"/>
+      <w:r>
+        <w:t xml:space="preserve"> </w:t>
+      </w:r>
+      <w:proofErr w:type="spellStart"/>
+      <w:r>
+        <w:t>yanti</w:t>
+      </w:r>
+      <w:proofErr w:type="spellEnd"/>
+      <w:r>
+        <w:t xml:space="preserve">, </w:t>
+      </w:r>
+      <w:proofErr w:type="spellStart"/>
+      <w:r>
+        <w:t>parinibbanti</w:t>
+      </w:r>
+      <w:proofErr w:type="spellEnd"/>
+      <w:r>
+        <w:t xml:space="preserve"> </w:t>
+      </w:r>
+      <w:proofErr w:type="spellStart"/>
+      <w:r>
+        <w:t>anāsavā</w:t>
+      </w:r>
+      <w:proofErr w:type="spellEnd"/>
+      <w:r>
+        <w:t>.”*</w:t>
       </w:r>
     </w:p>
     <w:p>
       <w:r>
-        <w:t>“Some are born in a mother's womb; evil-doers are born in hell (*niraya*); those of good conduct, who tread the good path, go to heaven, born in the celestial world; the *anāsavā*—the taints-free ones, the Arahants who are freed from taints—attain final passing away.” This is all that is expressed in this verse. So this is the story. What this verse actually demonstrates is how various individuals obtain **birth / arising (*jāti*)** according to their respective kamma. Now, as we usually do, let us try to extract the advice, Dhamma-teachings, and Dhamma principles that can be drawn from this story and this verse.</w:t>
+        <w:t>“Some are born in a mother's womb; evil-doers are born in hell (*</w:t>
+      </w:r>
+      <w:proofErr w:type="spellStart"/>
+      <w:r>
+        <w:t>niraya</w:t>
+      </w:r>
+      <w:proofErr w:type="spellEnd"/>
+      <w:r>
+        <w:t>*); those of good conduct, who tread the good path, go to heaven, born in the celestial world; the *</w:t>
+      </w:r>
+      <w:proofErr w:type="spellStart"/>
+      <w:r>
+        <w:t>anāsavā</w:t>
+      </w:r>
+      <w:proofErr w:type="spellEnd"/>
+      <w:r>
+        <w:t xml:space="preserve">*—the taints-free ones, the Arahants who are freed from taints—attain final passing away.” This is all that is expressed in this verse. So this is the story. What this verse actually demonstrates is how various individuals obtain </w:t>
+      </w:r>
+      <w:r>
+        <w:t>birth (*</w:t>
+      </w:r>
+      <w:proofErr w:type="spellStart"/>
+      <w:r>
+        <w:t>jāti</w:t>
+      </w:r>
+      <w:proofErr w:type="spellEnd"/>
+      <w:r>
+        <w:t>*)</w:t>
+      </w:r>
+      <w:r>
+        <w:t xml:space="preserve"> according to their respective </w:t>
+      </w:r>
+      <w:proofErr w:type="spellStart"/>
+      <w:r>
+        <w:t>kamma</w:t>
+      </w:r>
+      <w:proofErr w:type="spellEnd"/>
+      <w:r>
+        <w:t>. Now, as we usually do, let us try to extract the advice, Dhamma-teachings, and Dhamma principles that can be drawn from this story and this verse.</w:t>
       </w:r>
     </w:p>
     <w:p>
       <w:r>
-        <w:t>This story is indeed a very moving one, a story that evokes a sense of spiritual urgency (*saṃvega*). On one hand, it is a story about a jeweler who did not recognize the true gem. On the other hand, it is a story about an Arahant who, for twelve years, went to the very same house to undergo the kamma-result of a grave kamma he had committed in the past. Thus, this story is about a monk who had become intimately associated (the word *kulūpaga* is used here, meaning “intimately associated with a family”) with the jeweler's household, coming there for twelve years. Such was his close association. Yet, because of a suspicion that arose in a single moment, the jeweler acted in such a way as to subject the Arahant to severe torture and bring about his death. From this too, we can reflect on something. When this venerable monk arrived, the jeweler was slicing meat. Based on this, we can understand how extremely easy it is to transition from one blood-dripping task to another blood-dripping task. The jeweler's inclination to inflict such severe torture did not appear to him as something very grave. The gem was far greater to him. He did not understand the value of the *Saṅgha*. He failed to recognize the highly virtuous venerable monk, the Arahant, who had been visiting him for twelve years. The gem sent by the King was far more important to him. So, we can reflect on one aspect of it from that.</w:t>
+        <w:t>This story is indeed a very moving one, a story that evokes a sense of spiritual urgency (*</w:t>
+      </w:r>
+      <w:proofErr w:type="spellStart"/>
+      <w:r>
+        <w:t>saṃvega</w:t>
+      </w:r>
+      <w:proofErr w:type="spellEnd"/>
+      <w:r>
+        <w:t xml:space="preserve">*). On one hand, it is a story about a jeweler who did not recognize the true gem. On the other hand, it is a story about an Arahant who, for twelve years, went to the very same house to undergo the </w:t>
+      </w:r>
+      <w:proofErr w:type="spellStart"/>
+      <w:r>
+        <w:t>kamma</w:t>
+      </w:r>
+      <w:proofErr w:type="spellEnd"/>
+      <w:r>
+        <w:t xml:space="preserve">-result of a grave </w:t>
+      </w:r>
+      <w:proofErr w:type="spellStart"/>
+      <w:r>
+        <w:t>kamma</w:t>
+      </w:r>
+      <w:proofErr w:type="spellEnd"/>
+      <w:r>
+        <w:t xml:space="preserve"> he had committed in the past. Thus, this story is about a monk who had become intimately associated (the word *</w:t>
+      </w:r>
+      <w:proofErr w:type="spellStart"/>
+      <w:r>
+        <w:t>kulūpaga</w:t>
+      </w:r>
+      <w:proofErr w:type="spellEnd"/>
+      <w:r>
+        <w:t>* is used here, meaning “intimately associated with a family”) with the jeweler's household, coming there for twelve years. Such was his close association. Yet, because of a suspicion that arose in a single moment, the jeweler acted in such a way as to subject the Arahant to severe torture and bring about his death. From this too, we can reflect on something. When this venerable monk arrived, the jeweler was slicing meat. Based on this, we can understand how extremely easy it is to transition from one blood-dripping task to another blood-dripping task. The jeweler's inclination to inflict such severe torture did not appear to him as something very grave. The gem was far greater to him. He did not understand the value of the *</w:t>
+      </w:r>
+      <w:proofErr w:type="spellStart"/>
+      <w:r>
+        <w:t>Saṅgha</w:t>
+      </w:r>
+      <w:proofErr w:type="spellEnd"/>
+      <w:r>
+        <w:t>*. He failed to recognize the highly virtuous venerable monk, the Arahant, who had been visiting him for twelve years. The gem sent by the King was far more important to him. So, we can reflect on one aspect of it from that.</w:t>
       </w:r>
     </w:p>
     <w:p>
       <w:r>
+        <w:t xml:space="preserve">Next, at the same time, we understand that there was a certain grave </w:t>
+      </w:r>
+      <w:proofErr w:type="spellStart"/>
+      <w:r>
+        <w:t>kamma</w:t>
+      </w:r>
+      <w:proofErr w:type="spellEnd"/>
+      <w:r>
+        <w:t xml:space="preserve"> destined to ripen for this venerable monk. When we look at it, there is a series of dramatic events here. </w:t>
+      </w:r>
+      <w:r>
         <w:lastRenderedPageBreak/>
-        <w:t>Next, at the same time, we understand that there was a certain grave kamma destined to ripen for this venerable monk. When we look at it, there is a series of dramatic events here. Often, when the results of kamma have to be experienced, even in modern times we see how a multitude of events align in a strange manner. Now, here, when the venerable monk arrived on that day, the jeweler was slicing meat. Then came this message from the King, the story of the gem. Then the pet crane was also there. All of of these came together, and in the end, the Arahant suffered that fatal injury—or rather, had to attain final passing away—due to his own kamma. It was for this very reason, understanding this, that when the jeweler begged for forgiveness, the Arahant, while forgiving him in an extremely virtuous manner, said, “This is neither your fault, nor is it my fault; it is the fault of *saṃsāra* (*saṃsāra-dosa*).” The “fault of *saṃsāra*” means that one must experience the results of the kamma one has committed. Kamma-results must be paid off. That is the lesson we must draw from this. Along with that, the vast store of virtues of this venerable monk also becomes clear to us. What existed as a minor defect was, as mentioned before, being intimately associated (*kulūpaga*). The meaning within the term “close association” (*kulūpaga*)—now, in the lay world, close association is considered a good term. But for the *Saṅgha*, close association is a fault. Therefore, it was indeed because of this that the venerable monk, realizing his error and understanding the disadvantage (*ādīnava*) of close association, resolved to go for alms, to go from house to house for alms.</w:t>
+        <w:t xml:space="preserve">Often, when the results of </w:t>
+      </w:r>
+      <w:proofErr w:type="spellStart"/>
+      <w:r>
+        <w:t>kamma</w:t>
+      </w:r>
+      <w:proofErr w:type="spellEnd"/>
+      <w:r>
+        <w:t xml:space="preserve"> have to be experienced, even in modern times we see how a multitude of events align in a strange manner. Now, here, when the venerable monk arrived on that day, the jeweler was slicing meat. Then came this message from the King, the story of the gem. Then the pet crane was also there. All of </w:t>
+      </w:r>
+      <w:proofErr w:type="spellStart"/>
+      <w:r>
+        <w:t>of</w:t>
+      </w:r>
+      <w:proofErr w:type="spellEnd"/>
+      <w:r>
+        <w:t xml:space="preserve"> these came together, and in the end, the Arahant suffered that fatal injury—or rather, had to attain final passing away—due to his own </w:t>
+      </w:r>
+      <w:proofErr w:type="spellStart"/>
+      <w:r>
+        <w:t>kamma</w:t>
+      </w:r>
+      <w:proofErr w:type="spellEnd"/>
+      <w:r>
+        <w:t>. It was for this very reason, understanding this, that when the jeweler begged for forgiveness, the Arahant, while forgiving him in an extremely virtuous manner, said, “This is neither your fault, nor is it my fault; it is the fault of *</w:t>
+      </w:r>
+      <w:proofErr w:type="spellStart"/>
+      <w:r>
+        <w:t>saṃsāra</w:t>
+      </w:r>
+      <w:proofErr w:type="spellEnd"/>
+      <w:r>
+        <w:t>* (*</w:t>
+      </w:r>
+      <w:proofErr w:type="spellStart"/>
+      <w:r>
+        <w:t>saṃsāra</w:t>
+      </w:r>
+      <w:proofErr w:type="spellEnd"/>
+      <w:r>
+        <w:t>-dosa*).” The “fault of *</w:t>
+      </w:r>
+      <w:proofErr w:type="spellStart"/>
+      <w:r>
+        <w:t>saṃsāra</w:t>
+      </w:r>
+      <w:proofErr w:type="spellEnd"/>
+      <w:r>
+        <w:t xml:space="preserve">*” means that one must experience the results of the </w:t>
+      </w:r>
+      <w:proofErr w:type="spellStart"/>
+      <w:r>
+        <w:t>kamma</w:t>
+      </w:r>
+      <w:proofErr w:type="spellEnd"/>
+      <w:r>
+        <w:t xml:space="preserve"> one has committed. Kamma-results must be paid off. That is the lesson we must draw from this. Along with that, the vast store of virtues of this venerable monk also becomes clear to us. What existed as a minor defect was, as mentioned before, being intimately associated (*</w:t>
+      </w:r>
+      <w:proofErr w:type="spellStart"/>
+      <w:r>
+        <w:t>kulūpaga</w:t>
+      </w:r>
+      <w:proofErr w:type="spellEnd"/>
+      <w:r>
+        <w:t>*). The meaning within the term “close association” (*</w:t>
+      </w:r>
+      <w:proofErr w:type="spellStart"/>
+      <w:r>
+        <w:t>kulūpaga</w:t>
+      </w:r>
+      <w:proofErr w:type="spellEnd"/>
+      <w:r>
+        <w:t>*)—now, in the lay world, close association is considered a good term. But for the *</w:t>
+      </w:r>
+      <w:proofErr w:type="spellStart"/>
+      <w:r>
+        <w:t>Saṅgha</w:t>
+      </w:r>
+      <w:proofErr w:type="spellEnd"/>
+      <w:r>
+        <w:t>*, close association is a fault. Therefore, it was indeed because of this that the venerable monk, realizing his error and understanding the disadvantage (*</w:t>
+      </w:r>
+      <w:proofErr w:type="spellStart"/>
+      <w:r>
+        <w:t>ādīnava</w:t>
+      </w:r>
+      <w:proofErr w:type="spellEnd"/>
+      <w:r>
+        <w:t>*) of close association, resolved to go for alms, to go from house to house for alms.</w:t>
       </w:r>
     </w:p>
     <w:p>
       <w:r>
-        <w:t>In any case, we can see the noble qualities of this venerable monk. Even though he was in such fatal pain, he did not give evidence against the pet crane. Not out of fear of anyone, but because it would violate his precept. Knowing that it would result in the **decay and death / aging and death (*jarāmaraṇa*)** of a living being, he did not offer evidence in that way. At the risk of his own life, out of compassion for that animal, he remained silent about the truth. There is a precious virtue there. Similarly, he did not harbor any ill-will (*dosa* / anger) toward the jeweler who tortured him. Such a valuable treasure of virtues is made clear through the life of that monk. Next, if we examine this even more mindfully, what we see through this is kamma and its result (*vipāka*). This is also what is expressed in the verse. Some are born in a mother's womb. Some, in that manner, in hell (*niraya*). Now, here, hell became the destiny of the jeweler. We can also see the difference between the two; of the two, because the wife had deep faith (*saddhā*), she did not condone his actions. Due to her faith in the venerable monk, she did not approve of what her husband was going to do. It is said that because of that abundance of virtue and the service she had rendered, she obtained **birth / arising (*jāti*)** in a heavenly world. Next, as for the Arahant, we all know that whatever happens, his final passing away is what takes place. After that, there is no **birth / arising (*jāti*)**. But through this story, we can see the relationship between kamma and its result, or rather, between kamma and **becoming / existence (*bhava*)** or rebirth.</w:t>
+        <w:t xml:space="preserve">In any case, we can see the noble qualities of this venerable monk. Even though he was in such fatal pain, he did not give evidence against the pet crane. Not out of fear of anyone, but because it would violate his precept. Knowing that it would result in the </w:t>
+      </w:r>
+      <w:r>
+        <w:t>decay and death (*</w:t>
+      </w:r>
+      <w:proofErr w:type="spellStart"/>
+      <w:r>
+        <w:t>jarāmaraṇa</w:t>
+      </w:r>
+      <w:proofErr w:type="spellEnd"/>
+      <w:r>
+        <w:t>*)</w:t>
+      </w:r>
+      <w:r>
+        <w:t xml:space="preserve"> of a living being, he did not offer evidence in that way. At the risk of his own life, out of compassion for that animal, he remained silent about the truth. There is a precious virtue there. Similarly, he did not harbor any ill-will (*dosa* / anger) toward the jeweler who tortured him. Such a valuable treasure of virtues is made clear through the life of that monk. Next, if we examine this even more mindfully, what we see through this is </w:t>
+      </w:r>
+      <w:proofErr w:type="spellStart"/>
+      <w:r>
+        <w:t>kamma</w:t>
+      </w:r>
+      <w:proofErr w:type="spellEnd"/>
+      <w:r>
+        <w:t xml:space="preserve"> and its result (*</w:t>
+      </w:r>
+      <w:proofErr w:type="spellStart"/>
+      <w:r>
+        <w:t>vipāka</w:t>
+      </w:r>
+      <w:proofErr w:type="spellEnd"/>
+      <w:r>
+        <w:t>*). This is also what is expressed in the verse. Some are born in a mother's womb. Some, in that manner, in hell (*</w:t>
+      </w:r>
+      <w:proofErr w:type="spellStart"/>
+      <w:r>
+        <w:t>niraya</w:t>
+      </w:r>
+      <w:proofErr w:type="spellEnd"/>
+      <w:r>
+        <w:t>*). Now, here, hell became the destiny of the jeweler. We can also see the difference between the two; of the two, because the wife had deep faith (*</w:t>
+      </w:r>
+      <w:proofErr w:type="spellStart"/>
+      <w:r>
+        <w:t>saddhā</w:t>
+      </w:r>
+      <w:proofErr w:type="spellEnd"/>
+      <w:r>
+        <w:t xml:space="preserve">*), she did not condone his actions. Due to her faith in the venerable monk, she did not approve of what her husband was going to do. It is said that because of that abundance of virtue and the service she had rendered, she obtained </w:t>
+      </w:r>
+      <w:r>
+        <w:t>birth (*</w:t>
+      </w:r>
+      <w:proofErr w:type="spellStart"/>
+      <w:r>
+        <w:t>jāti</w:t>
+      </w:r>
+      <w:proofErr w:type="spellEnd"/>
+      <w:r>
+        <w:t>*)</w:t>
+      </w:r>
+      <w:r>
+        <w:t xml:space="preserve"> in a heavenly world. Next, as for the Arahant, we all know that whatever happens, his final passing away is what takes place. After that, there is no </w:t>
+      </w:r>
+      <w:r>
+        <w:t>birth (*</w:t>
+      </w:r>
+      <w:proofErr w:type="spellStart"/>
+      <w:r>
+        <w:t>jāti</w:t>
+      </w:r>
+      <w:proofErr w:type="spellEnd"/>
+      <w:r>
+        <w:t>*)</w:t>
+      </w:r>
+      <w:r>
+        <w:t xml:space="preserve">. But through this story, we can see the relationship between </w:t>
+      </w:r>
+      <w:proofErr w:type="spellStart"/>
+      <w:r>
+        <w:t>kamma</w:t>
+      </w:r>
+      <w:proofErr w:type="spellEnd"/>
+      <w:r>
+        <w:t xml:space="preserve"> and its result, or rather, between </w:t>
+      </w:r>
+      <w:proofErr w:type="spellStart"/>
+      <w:r>
+        <w:t>kamma</w:t>
+      </w:r>
+      <w:proofErr w:type="spellEnd"/>
+      <w:r>
+        <w:t xml:space="preserve"> and </w:t>
+      </w:r>
+      <w:r>
+        <w:t>becoming (*bhava*)</w:t>
+      </w:r>
+      <w:r>
+        <w:t xml:space="preserve"> or rebirth.</w:t>
       </w:r>
     </w:p>
     <w:p>
       <w:r>
-        <w:t xml:space="preserve">This law of kamma is an astonishingly powerful cosmic order (*niyāma*), so powerful that not even Buddhas and Arahants can bypass it. It is a natural law operating in this world. Therefore, one must actually accept this *saṃsāric* truth and strive to live accordingly. During the time of the Buddha, there were various teachers who did not believe in kamma, </w:t>
+        <w:t xml:space="preserve">This law of </w:t>
+      </w:r>
+      <w:proofErr w:type="spellStart"/>
+      <w:r>
+        <w:t>kamma</w:t>
+      </w:r>
+      <w:proofErr w:type="spellEnd"/>
+      <w:r>
+        <w:t xml:space="preserve"> is an astonishingly powerful cosmic order (*</w:t>
+      </w:r>
+      <w:proofErr w:type="spellStart"/>
+      <w:r>
+        <w:t>niyāma</w:t>
+      </w:r>
+      <w:proofErr w:type="spellEnd"/>
+      <w:r>
+        <w:t>*), so powerful that not even Buddhas and Arahants can bypass it. It is a natural law operating in this world. Therefore, one must actually accept this *</w:t>
+      </w:r>
+      <w:proofErr w:type="spellStart"/>
+      <w:r>
+        <w:t>saṃsāric</w:t>
+      </w:r>
+      <w:proofErr w:type="spellEnd"/>
+      <w:r>
+        <w:t xml:space="preserve">* truth and strive to live accordingly. During the time of the Buddha, there were various teachers who did not believe in </w:t>
+      </w:r>
+      <w:proofErr w:type="spellStart"/>
+      <w:r>
+        <w:t>kamma</w:t>
+      </w:r>
+      <w:proofErr w:type="spellEnd"/>
+      <w:r>
+        <w:t xml:space="preserve">, who did not believe in the results of </w:t>
+      </w:r>
+      <w:proofErr w:type="spellStart"/>
+      <w:r>
+        <w:t>kamma</w:t>
+      </w:r>
+      <w:proofErr w:type="spellEnd"/>
+      <w:r>
+        <w:t xml:space="preserve">. Even in modern times, there might be people with such opinions and views. Therefore, especially in these times, this is a matter we must repeatedly remind ourselves of during these Dhamma sermons. There are various </w:t>
       </w:r>
       <w:r>
         <w:lastRenderedPageBreak/>
-        <w:t>who did not believe in the results of kamma. Even in modern times, there might be people with such opinions and views. Therefore, especially in these times, this is a matter we must repeatedly remind ourselves of during these Dhamma sermons. There are various ideologies in the world that do not care about this world or the next. But if we reflect according to the Dhamma of the Buddha, depending on our conduct, according to the good or bad nature of the kamma we perform, we will obtain another **becoming / existence (*bhava*)** or **birth / arising (*jāti*)**. Whether we experience pleasure or **suffering / unsatisfactoriness / stress (*dukkha*)** in that rebirth is decided by the wholesome (*kusala*) or unwholesome (*akusala*) nature of that kamma.</w:t>
+        <w:t xml:space="preserve">ideologies in the world that do not care about this world or the next. But if we reflect according to the Dhamma of the Buddha, depending on our conduct, according to the good or bad nature of the </w:t>
+      </w:r>
+      <w:proofErr w:type="spellStart"/>
+      <w:r>
+        <w:t>kamma</w:t>
+      </w:r>
+      <w:proofErr w:type="spellEnd"/>
+      <w:r>
+        <w:t xml:space="preserve"> we perform, we will obtain another </w:t>
+      </w:r>
+      <w:r>
+        <w:t>becoming (*bhava*)</w:t>
+      </w:r>
+      <w:r>
+        <w:t xml:space="preserve"> or </w:t>
+      </w:r>
+      <w:r>
+        <w:t>birth (*</w:t>
+      </w:r>
+      <w:proofErr w:type="spellStart"/>
+      <w:r>
+        <w:t>jāti</w:t>
+      </w:r>
+      <w:proofErr w:type="spellEnd"/>
+      <w:r>
+        <w:t>*)</w:t>
+      </w:r>
+      <w:r>
+        <w:t xml:space="preserve">. Whether we experience pleasure or </w:t>
+      </w:r>
+      <w:r>
+        <w:t>suffering (*dukkha*)</w:t>
+      </w:r>
+      <w:r>
+        <w:t xml:space="preserve"> in that rebirth is decided by the wholesome (*</w:t>
+      </w:r>
+      <w:proofErr w:type="spellStart"/>
+      <w:r>
+        <w:t>kusala</w:t>
+      </w:r>
+      <w:proofErr w:type="spellEnd"/>
+      <w:r>
+        <w:t>*) or unwholesome (*</w:t>
+      </w:r>
+      <w:proofErr w:type="spellStart"/>
+      <w:r>
+        <w:t>akusala</w:t>
+      </w:r>
+      <w:proofErr w:type="spellEnd"/>
+      <w:r>
+        <w:t xml:space="preserve">*) nature of that </w:t>
+      </w:r>
+      <w:proofErr w:type="spellStart"/>
+      <w:r>
+        <w:t>kamma</w:t>
+      </w:r>
+      <w:proofErr w:type="spellEnd"/>
+      <w:r>
+        <w:t>.</w:t>
       </w:r>
     </w:p>
     <w:p>
       <w:r>
-        <w:t>Thus, we must also contemplate this matter: in what way is the mind tempted to perform an evil action when we act? Now, we all know that there are three trainings (*sikkhā*) in this Dispensation: Virtue (*sīla*), Concentration (*samādhi*), and Wisdom (*paññā*). Let us reflect on what the ultimate purpose of these is. Now, when an action has to be performed at any given moment, that very present moment is of utmost importance because, as we said at the very beginning, we carry certain habits from our *saṃsāric* past. Due to repeatedly performing the same kamma, there are times when a person who has done evil deeds is compelled to submit and act in the very same way again. These can be subdued only by being mindful of the present moment. To put it briefly, the reason why the Buddha declared, *“Cetanāhaṃ bhikkhave kammaṃ vadāmi”* (“Intention, O monks, is what I call kamma”), is because it is in that brief moment of intention (*cetanā*) that we can do something about the activity of this kamma. This is an extremely important thing—this present moment. What was done in the past is done. Its result (*vipāka*) will come. Even when that result arrives, if at the moment of its arrival our stance, our determination, is inclined toward a good direction, then at that moment we can act with clarity and understanding. We can act with responsibility. We can act in a way that directs our *saṃsāric* journey toward a good path. Now, seeing the very same event, the jeweler acted in one way. His wife acted in another way. The monk, the Arahant, acted in yet another way—in an extremely noble and sublime manner. It was a difficult situation. But such things can be triumphed over only if one is established in a firm stance. Only if one has cultivated a certain attitude beforehand. Meritorious friends, it is precisely for this purpose that there is such a thing called Virtue (*sīla*).</w:t>
+        <w:t>Thus, we must also contemplate this matter: in what way is the mind tempted to perform an evil action when we act? Now, we all know that there are three trainings (*</w:t>
+      </w:r>
+      <w:proofErr w:type="spellStart"/>
+      <w:r>
+        <w:t>sikkhā</w:t>
+      </w:r>
+      <w:proofErr w:type="spellEnd"/>
+      <w:r>
+        <w:t>*) in this Dispensation: Virtue (*</w:t>
+      </w:r>
+      <w:proofErr w:type="spellStart"/>
+      <w:r>
+        <w:t>sīla</w:t>
+      </w:r>
+      <w:proofErr w:type="spellEnd"/>
+      <w:r>
+        <w:t>*), Concentration (*</w:t>
+      </w:r>
+      <w:proofErr w:type="spellStart"/>
+      <w:r>
+        <w:t>samādhi</w:t>
+      </w:r>
+      <w:proofErr w:type="spellEnd"/>
+      <w:r>
+        <w:t>*), and Wisdom (*</w:t>
+      </w:r>
+      <w:proofErr w:type="spellStart"/>
+      <w:r>
+        <w:t>paññā</w:t>
+      </w:r>
+      <w:proofErr w:type="spellEnd"/>
+      <w:r>
+        <w:t>*). Let us reflect on what the ultimate purpose of these is. Now, when an action has to be performed at any given moment, that very present moment is of utmost importance because, as we said at the very beginning, we carry certain habits from our *</w:t>
+      </w:r>
+      <w:proofErr w:type="spellStart"/>
+      <w:r>
+        <w:t>saṃsāric</w:t>
+      </w:r>
+      <w:proofErr w:type="spellEnd"/>
+      <w:r>
+        <w:t xml:space="preserve">* past. Due to repeatedly performing the same </w:t>
+      </w:r>
+      <w:proofErr w:type="spellStart"/>
+      <w:r>
+        <w:t>kamma</w:t>
+      </w:r>
+      <w:proofErr w:type="spellEnd"/>
+      <w:r>
+        <w:t>, there are times when a person who has done evil deeds is compelled to submit and act in the very same way again. These can be subdued only by being mindful of the present moment. To put it briefly, the reason why the Buddha declared, *“</w:t>
+      </w:r>
+      <w:proofErr w:type="spellStart"/>
+      <w:r>
+        <w:t>Cetanāhaṃ</w:t>
+      </w:r>
+      <w:proofErr w:type="spellEnd"/>
+      <w:r>
+        <w:t xml:space="preserve"> </w:t>
+      </w:r>
+      <w:proofErr w:type="spellStart"/>
+      <w:r>
+        <w:t>bhikkhave</w:t>
+      </w:r>
+      <w:proofErr w:type="spellEnd"/>
+      <w:r>
+        <w:t xml:space="preserve"> </w:t>
+      </w:r>
+      <w:proofErr w:type="spellStart"/>
+      <w:r>
+        <w:t>kammaṃ</w:t>
+      </w:r>
+      <w:proofErr w:type="spellEnd"/>
+      <w:r>
+        <w:t xml:space="preserve"> </w:t>
+      </w:r>
+      <w:proofErr w:type="spellStart"/>
+      <w:r>
+        <w:t>vadāmi</w:t>
+      </w:r>
+      <w:proofErr w:type="spellEnd"/>
+      <w:r>
+        <w:t xml:space="preserve">”* (“Intention, O monks, is what I call </w:t>
+      </w:r>
+      <w:proofErr w:type="spellStart"/>
+      <w:r>
+        <w:t>kamma</w:t>
+      </w:r>
+      <w:proofErr w:type="spellEnd"/>
+      <w:r>
+        <w:t>”), is because it is in that brief moment of intention (*</w:t>
+      </w:r>
+      <w:proofErr w:type="spellStart"/>
+      <w:r>
+        <w:t>cetanā</w:t>
+      </w:r>
+      <w:proofErr w:type="spellEnd"/>
+      <w:r>
+        <w:t xml:space="preserve">*) that we can do something about the activity of this </w:t>
+      </w:r>
+      <w:proofErr w:type="spellStart"/>
+      <w:r>
+        <w:t>kamma</w:t>
+      </w:r>
+      <w:proofErr w:type="spellEnd"/>
+      <w:r>
+        <w:t>. This is an extremely important thing—this present moment. What was done in the past is done. Its result (*</w:t>
+      </w:r>
+      <w:proofErr w:type="spellStart"/>
+      <w:r>
+        <w:t>vipāka</w:t>
+      </w:r>
+      <w:proofErr w:type="spellEnd"/>
+      <w:r>
+        <w:t>*) will come. Even when that result arrives, if at the moment of its arrival our stance, our determination, is inclined toward a good direction, then at that moment we can act with clarity and understanding. We can act with responsibility. We can act in a way that directs our *</w:t>
+      </w:r>
+      <w:proofErr w:type="spellStart"/>
+      <w:r>
+        <w:t>saṃsāric</w:t>
+      </w:r>
+      <w:proofErr w:type="spellEnd"/>
+      <w:r>
+        <w:t>* journey toward a good path. Now, seeing the very same event, the jeweler acted in one way. His wife acted in another way. The monk, the Arahant, acted in yet another way—in an extremely noble and sublime manner. It was a difficult situation. But such things can be triumphed over only if one is established in a firm stance. Only if one has cultivated a certain attitude beforehand. Meritorious friends, it is precisely for this purpose that there is such a thing called Virtue (*</w:t>
+      </w:r>
+      <w:proofErr w:type="spellStart"/>
+      <w:r>
+        <w:t>sīla</w:t>
+      </w:r>
+      <w:proofErr w:type="spellEnd"/>
+      <w:r>
+        <w:t>*).</w:t>
       </w:r>
     </w:p>
     <w:p>
       <w:r>
-        <w:t xml:space="preserve">Now, some people say that this virtue, meditation, and other such practices are unnecessary. When we examine this deeply, what is actually taking place here? In our day-to-day lives, when various situations arise, we can make the right decision at that moment only if we possess a good stance, such as a strong determination or a resolution of virtue (*sīla*). A scattered mind is easily dragged into the kamma of others. That is something we must keep in mind. A person with a scattered mind, who has no stance and no wholesome attitude, is easily dragged into the kamma of others and goes to places like hell (*niraya*). Why? Because this society, this world, is a place where each individual operates according to the momentum of the kamma they have brought with them. When you look at it, this is exactly like a puppet show. To a Buddha, to an Arahant, to those who have attained higher psychic knowledges (*abhiññā*), this appears just like a puppet show. Various things </w:t>
+        <w:t>Now, some people say that this virtue, meditation, and other such practices are unnecessary. When we examine this deeply, what is actually taking place here? In our day-to-day lives, when various situations arise, we can make the right decision at that moment only if we possess a good stance, such as a strong determination or a resolution of virtue (*</w:t>
+      </w:r>
+      <w:proofErr w:type="spellStart"/>
+      <w:r>
+        <w:t>sīla</w:t>
+      </w:r>
+      <w:proofErr w:type="spellEnd"/>
+      <w:r>
+        <w:t xml:space="preserve">*). A scattered mind is easily dragged into the </w:t>
+      </w:r>
+      <w:proofErr w:type="spellStart"/>
+      <w:r>
+        <w:t>kamma</w:t>
+      </w:r>
+      <w:proofErr w:type="spellEnd"/>
+      <w:r>
+        <w:t xml:space="preserve"> of others. That is something we must keep in mind. A person with a scattered mind, who has no stance and no wholesome attitude, is easily dragged into the </w:t>
+      </w:r>
+      <w:proofErr w:type="spellStart"/>
+      <w:r>
+        <w:t>kamma</w:t>
+      </w:r>
+      <w:proofErr w:type="spellEnd"/>
+      <w:r>
+        <w:t xml:space="preserve"> of others and goes to places like hell (*</w:t>
+      </w:r>
+      <w:proofErr w:type="spellStart"/>
+      <w:r>
+        <w:t>niraya</w:t>
+      </w:r>
+      <w:proofErr w:type="spellEnd"/>
+      <w:r>
+        <w:t xml:space="preserve">*). Why? Because this society, this world, is a place where each individual operates according to the momentum of the </w:t>
+      </w:r>
+      <w:proofErr w:type="spellStart"/>
+      <w:r>
+        <w:t>kamma</w:t>
+      </w:r>
+      <w:proofErr w:type="spellEnd"/>
+      <w:r>
+        <w:t xml:space="preserve"> they have brought with them. When you look at it, this is exactly like a puppet show. To a Buddha, to an Arahant, to those who have attained higher psychic knowledges (*</w:t>
+      </w:r>
+      <w:proofErr w:type="spellStart"/>
+      <w:r>
+        <w:t>abhiññā</w:t>
+      </w:r>
+      <w:proofErr w:type="spellEnd"/>
+      <w:r>
+        <w:t xml:space="preserve">*), this appears just like a puppet show. Various things happen in accordance with past </w:t>
+      </w:r>
+      <w:proofErr w:type="spellStart"/>
+      <w:r>
+        <w:t>kamma</w:t>
+      </w:r>
+      <w:proofErr w:type="spellEnd"/>
+      <w:r>
+        <w:t>, according to those results. But in the face of those, if we control that brief moment of intention (*</w:t>
+      </w:r>
+      <w:proofErr w:type="spellStart"/>
+      <w:r>
+        <w:t>cetanā</w:t>
+      </w:r>
+      <w:proofErr w:type="spellEnd"/>
+      <w:r>
+        <w:t>*), that present moment, then we have won. What helps us in this is Virtue (*</w:t>
+      </w:r>
+      <w:proofErr w:type="spellStart"/>
+      <w:r>
+        <w:t>sīla</w:t>
+      </w:r>
+      <w:proofErr w:type="spellEnd"/>
+      <w:r>
+        <w:t>*). Even on this occasion, these meritorious devotees undertook a set of precepts (*</w:t>
+      </w:r>
+      <w:proofErr w:type="spellStart"/>
+      <w:r>
+        <w:t>sikkhāpada</w:t>
+      </w:r>
+      <w:proofErr w:type="spellEnd"/>
+      <w:r>
+        <w:t xml:space="preserve">*). What is achieved by that? A certain </w:t>
       </w:r>
       <w:r>
         <w:lastRenderedPageBreak/>
-        <w:t>happen in accordance with past kamma, according to those results. But in the face of those, if we control that brief moment of intention (*cetanā*), that present moment, then we have won. What helps us in this is Virtue (*sīla*). Even on this occasion, these meritorious devotees undertook a set of precepts (*sikkhāpada*). What is achieved by that? A certain command was given to the mind, to wisdom (*paññā*), to intellect. A determination was made: “I will protect this precept.” With that, one can act with a principle, keeping that principle in mind. These meritorious devotees may have heard of *sampatta-virati* (abstinence when opportunity arises) as one of the benefits of virtue (*sīla*). When the moment to commit a wrong deed arrives, one receives the strength to abstain from it through the determination of virtue (*sīla*). “I have undertaken such a precept, haven't I? If I am to protect it, acting in this way is not right.” Thus, on one hand, virtue (*sīla*) helps us in such situations, preventing us from getting entangled in the kamma of others, and protecting us by prioritizing our noble practice. Even more, it assists at a higher level in what is called Concentration (*samādhi*). Concentration means the stilling of the mind. Making the mind concentrated means obtaining a certain tranquility. It means removing the scattered nature of the mind, which is called the hindrances (*nīvaraṇa-dhamma*). It is easy for a one-pointed mind to make a decision. It can make a wholesome decision. Likewise, for one who has reached a state like equanimity (*upekkhā*) in concentration, they can respond to the questions that arise in a way that fits their lifestyle even more highly, in accordance with the Dhamma.</w:t>
+        <w:t>command was given to the mind, to wisdom (*</w:t>
+      </w:r>
+      <w:proofErr w:type="spellStart"/>
+      <w:r>
+        <w:t>paññā</w:t>
+      </w:r>
+      <w:proofErr w:type="spellEnd"/>
+      <w:r>
+        <w:t>*), to intellect. A determination was made: “I will protect this precept.” With that, one can act with a principle, keeping that principle in mind. These meritorious devotees may have heard of *</w:t>
+      </w:r>
+      <w:proofErr w:type="spellStart"/>
+      <w:r>
+        <w:t>sampatta-virati</w:t>
+      </w:r>
+      <w:proofErr w:type="spellEnd"/>
+      <w:r>
+        <w:t>* (abstinence when opportunity arises) as one of the benefits of virtue (*</w:t>
+      </w:r>
+      <w:proofErr w:type="spellStart"/>
+      <w:r>
+        <w:t>sīla</w:t>
+      </w:r>
+      <w:proofErr w:type="spellEnd"/>
+      <w:r>
+        <w:t>*). When the moment to commit a wrong deed arrives, one receives the strength to abstain from it through the determination of virtue (*</w:t>
+      </w:r>
+      <w:proofErr w:type="spellStart"/>
+      <w:r>
+        <w:t>sīla</w:t>
+      </w:r>
+      <w:proofErr w:type="spellEnd"/>
+      <w:r>
+        <w:t>*). “I have undertaken such a precept, haven't I? If I am to protect it, acting in this way is not right.” Thus, on one hand, virtue (*</w:t>
+      </w:r>
+      <w:proofErr w:type="spellStart"/>
+      <w:r>
+        <w:t>sīla</w:t>
+      </w:r>
+      <w:proofErr w:type="spellEnd"/>
+      <w:r>
+        <w:t xml:space="preserve">*) helps us in such situations, preventing us from getting entangled in the </w:t>
+      </w:r>
+      <w:proofErr w:type="spellStart"/>
+      <w:r>
+        <w:t>kamma</w:t>
+      </w:r>
+      <w:proofErr w:type="spellEnd"/>
+      <w:r>
+        <w:t xml:space="preserve"> of others, and protecting us by prioritizing our noble practice. Even more, it assists at a higher level in what is called Concentration (*</w:t>
+      </w:r>
+      <w:proofErr w:type="spellStart"/>
+      <w:r>
+        <w:t>samādhi</w:t>
+      </w:r>
+      <w:proofErr w:type="spellEnd"/>
+      <w:r>
+        <w:t>*). Concentration means the stilling of the mind. Making the mind concentrated means obtaining a certain tranquility. It means removing the scattered nature of the mind, which is called the hindrances (*</w:t>
+      </w:r>
+      <w:proofErr w:type="spellStart"/>
+      <w:r>
+        <w:t>nīvaraṇa</w:t>
+      </w:r>
+      <w:proofErr w:type="spellEnd"/>
+      <w:r>
+        <w:t>-dhamma*). It is easy for a one-pointed mind to make a decision. It can make a wholesome decision. Likewise, for one who has reached a state like equanimity (*</w:t>
+      </w:r>
+      <w:proofErr w:type="spellStart"/>
+      <w:r>
+        <w:t>upekkhā</w:t>
+      </w:r>
+      <w:proofErr w:type="spellEnd"/>
+      <w:r>
+        <w:t>*) in concentration, they can respond to the questions that arise in a way that fits their lifestyle even more highly, in accordance with the Dhamma.</w:t>
       </w:r>
     </w:p>
     <w:p>
       <w:r>
-        <w:t>Next, the level higher than that is Wisdom (*paññā*). Virtue, Concentration, Wisdom. It is this Wisdom (*paññā*) that is demonstrated and polished in the life of that Arahant Thero. Through that insight wisdom (*vipassanā-paññā*), or rather, the wisdom obtained through Path-knowledge (*magga-ñāṇa*), one receives a special strength to protect oneself when these situations of kamma occur. The highest state is found there. Guided by the equanimity (*upekkhā*) that exists in the minds of the Arahants, they are able to triumph over such situations. So that is what Virtue, Concentration, and Wisdom are. It is worth reminding those who present such false views (*micchā-diṭṭhi*) that these are practically helpful to us in our daily lives.</w:t>
+        <w:t>Next, the level higher than that is Wisdom (*</w:t>
+      </w:r>
+      <w:proofErr w:type="spellStart"/>
+      <w:r>
+        <w:t>paññā</w:t>
+      </w:r>
+      <w:proofErr w:type="spellEnd"/>
+      <w:r>
+        <w:t>*). Virtue, Concentration, Wisdom. It is this Wisdom (*</w:t>
+      </w:r>
+      <w:proofErr w:type="spellStart"/>
+      <w:r>
+        <w:t>paññā</w:t>
+      </w:r>
+      <w:proofErr w:type="spellEnd"/>
+      <w:r>
+        <w:t>*) that is demonstrated and polished in the life of that Arahant Thero. Through that insight wisdom (*</w:t>
+      </w:r>
+      <w:proofErr w:type="spellStart"/>
+      <w:r>
+        <w:t>vipassanā-paññā</w:t>
+      </w:r>
+      <w:proofErr w:type="spellEnd"/>
+      <w:r>
+        <w:t>*), or rather, the wisdom obtained through Path-knowledge (*</w:t>
+      </w:r>
+      <w:proofErr w:type="spellStart"/>
+      <w:r>
+        <w:t>magga-ñāṇa</w:t>
+      </w:r>
+      <w:proofErr w:type="spellEnd"/>
+      <w:r>
+        <w:t xml:space="preserve">*), one receives a special strength to protect oneself when these situations of </w:t>
+      </w:r>
+      <w:proofErr w:type="spellStart"/>
+      <w:r>
+        <w:t>kamma</w:t>
+      </w:r>
+      <w:proofErr w:type="spellEnd"/>
+      <w:r>
+        <w:t xml:space="preserve"> occur. The highest state is found there. Guided by the equanimity (*</w:t>
+      </w:r>
+      <w:proofErr w:type="spellStart"/>
+      <w:r>
+        <w:t>upekkhā</w:t>
+      </w:r>
+      <w:proofErr w:type="spellEnd"/>
+      <w:r>
+        <w:t>*) that exists in the minds of the Arahants, they are able to triumph over such situations. So that is what Virtue, Concentration, and Wisdom are. It is worth reminding those who present such false views (*</w:t>
+      </w:r>
+      <w:proofErr w:type="spellStart"/>
+      <w:r>
+        <w:t>micchā-diṭṭhi</w:t>
+      </w:r>
+      <w:proofErr w:type="spellEnd"/>
+      <w:r>
+        <w:t>*) that these are practically helpful to us in our daily lives.</w:t>
       </w:r>
     </w:p>
     <w:p>
       <w:r>
-        <w:t xml:space="preserve">Now, to explain this so that we can understand it even more practically in our daily lives: let us assume that you, meritorious devotees, bought a new car—a vehicle. Somehow or other, you also learned to drive it to some extent. Even if you have practiced, if you take it out onto the road and drive while ignoring the vehicles driven by others and ignoring the rules of the road, where will you end up? Even if you barely escape with your life, you might have to go to court and pay compensation for damaging other people's vehicles. You will have to face a multitude of such troubles. Therefore, you must keep the rules of the road. Next, you must drive this vehicle not while drunk, but with good mindfulness and clear comprehension, with very clear thinking. You must also drive this vehicle with a certain concentration (*samādhi*). Furthermore, in sudden emergencies, such as when others are about to crash into your vehicle, you must also have developed the wisdom (*paññā*), the intelligence, to think quickly and act in an instant. Thus, even for something like driving a vehicle in daily life, a certain level of Virtue, Concentration, and Wisdom is required. Do not misunderstand </w:t>
+        <w:t>Now, to explain this so that we can understand it even more practically in our daily lives: let us assume that you, meritorious devotees, bought a new car—a vehicle. Somehow or other, you also learned to drive it to some extent. Even if you have practiced, if you take it out onto the road and drive while ignoring the vehicles driven by others and ignoring the rules of the road, where will you end up? Even if you barely escape with your life, you might have to go to court and pay compensation for damaging other people's vehicles. You will have to face a multitude of such troubles. Therefore, you must keep the rules of the road. Next, you must drive this vehicle not while drunk, but with good mindfulness and clear comprehension, with very clear thinking. You must also drive this vehicle with a certain concentration (*</w:t>
+      </w:r>
+      <w:proofErr w:type="spellStart"/>
+      <w:r>
+        <w:t>samādhi</w:t>
+      </w:r>
+      <w:proofErr w:type="spellEnd"/>
+      <w:r>
+        <w:t>*). Furthermore, in sudden emergencies, such as when others are about to crash into your vehicle, you must also have developed the wisdom (*</w:t>
+      </w:r>
+      <w:proofErr w:type="spellStart"/>
+      <w:r>
+        <w:t>paññā</w:t>
+      </w:r>
+      <w:proofErr w:type="spellEnd"/>
+      <w:r>
+        <w:t>*), the intelligence, to think quickly and act in an instant. Thus, even for something like driving a vehicle in daily life, a certain level of Virtue, Concentration, and Wisdom is required. Do not misunderstand this. I am not over-simplifying this profound Dhamma; I mentioned this merely as an ordinary illustration. In daily life, it is by being established in a certain virtue that one goes onto the road. One must know the side of the road that belongs to oneself. It is just like what was said about the bad destination (*</w:t>
+      </w:r>
+      <w:proofErr w:type="spellStart"/>
+      <w:r>
+        <w:t>duggati</w:t>
+      </w:r>
+      <w:proofErr w:type="spellEnd"/>
+      <w:r>
+        <w:t>*) and the good destination (*</w:t>
+      </w:r>
+      <w:proofErr w:type="spellStart"/>
+      <w:r>
+        <w:t>sugati</w:t>
+      </w:r>
+      <w:proofErr w:type="spellEnd"/>
+      <w:r>
+        <w:t xml:space="preserve">*). If you </w:t>
       </w:r>
       <w:r>
         <w:lastRenderedPageBreak/>
-        <w:t>this. I am not over-simplifying this profound Dhamma; I mentioned this merely as an ordinary illustration. In daily life, it is by being established in a certain virtue that one goes onto the road. One must know the side of the road that belongs to oneself. It is just like what was said about the bad destination (*duggati*) and the good destination (*sugati*). If you steer your vehicle into the wrong lane, that is the end of it right there. It will plunge down a precipice and ultimately be destroyed. Likewise, you might crash into other vehicles and get into various conflicts. Such is the nature of a single second in this world.</w:t>
+        <w:t>steer your vehicle into the wrong lane, that is the end of it right there. It will plunge down a precipice and ultimately be destroyed. Likewise, you might crash into other vehicles and get into various conflicts. Such is the nature of a single second in this world.</w:t>
       </w:r>
     </w:p>
     <w:p>
       <w:r>
-        <w:t>What we have here is a society complicated by the kamma-momentums brought by each individual. It is not the society that appears on the surface. At any given moment, each individual behaves in ways we do not expect. It is like the puppet show mentioned earlier. Now, that jeweler who, for twelve long years, had placed himself in the position of a parent and attended to that monk, went to hell because of a grave kamma committed in a brief moment, which bound him to a deadly kamma (*ānantarika-kamma*) that blocked all his wholesome merits. We can realize that no matter how good or decent we may be, if we do not possess these virtues like Virtue, Concentration, and Wisdom within us, we will have to reap terrible consequences from an unwholesome act (*akusala*) committed in a single brief moment, just like what happened to the jeweler. This is the very essence of the Dhamma taught by the Buddha. Virtue, Concentration, and Wisdom mean: the initial step of taming body and speech, stilling the mind, and then, Wisdom means the correct understanding of the world and life—by properly comprehending the Three Characteristics of **Impermanent / Inconstant (*Anicca*)**, **Suffering / Unsatisfactoriness / Stress (*Dukkha*)**, and **Not-self / Non-self / Unsubstantial (*Anattā*)**, one appeases all these kamma-momentums at various levels, and finally, through the wheel of Dhamma, breaks the wheel of kamma, triumphs over the wheel of kamma, and brings this *saṃsāric* journey to an end; this is what is called attaining Arahantship, when viewed from the perspective of wisdom and the Paths and Fruits (*magga-phala*).</w:t>
+        <w:t xml:space="preserve">What we have here is a society complicated by the </w:t>
+      </w:r>
+      <w:proofErr w:type="spellStart"/>
+      <w:r>
+        <w:t>kamma</w:t>
+      </w:r>
+      <w:proofErr w:type="spellEnd"/>
+      <w:r>
+        <w:t xml:space="preserve">-momentums brought by each individual. It is not the society that appears on the surface. At any given moment, each individual behaves in ways we do not expect. It is like the puppet show mentioned earlier. Now, that jeweler who, for twelve long years, had placed himself in the position of a parent and attended to that monk, went to hell because of a grave </w:t>
+      </w:r>
+      <w:proofErr w:type="spellStart"/>
+      <w:r>
+        <w:t>kamma</w:t>
+      </w:r>
+      <w:proofErr w:type="spellEnd"/>
+      <w:r>
+        <w:t xml:space="preserve"> committed in a brief moment, which bound him to a deadly </w:t>
+      </w:r>
+      <w:proofErr w:type="spellStart"/>
+      <w:r>
+        <w:t>kamma</w:t>
+      </w:r>
+      <w:proofErr w:type="spellEnd"/>
+      <w:r>
+        <w:t xml:space="preserve"> (*</w:t>
+      </w:r>
+      <w:proofErr w:type="spellStart"/>
+      <w:r>
+        <w:t>ānantarika-kamma</w:t>
+      </w:r>
+      <w:proofErr w:type="spellEnd"/>
+      <w:r>
+        <w:t>*) that blocked all his wholesome merits. We can realize that no matter how good or decent we may be, if we do not possess these virtues like Virtue, Concentration, and Wisdom within us, we will have to reap terrible consequences from an unwholesome act (*</w:t>
+      </w:r>
+      <w:proofErr w:type="spellStart"/>
+      <w:r>
+        <w:t>akusala</w:t>
+      </w:r>
+      <w:proofErr w:type="spellEnd"/>
+      <w:r>
+        <w:t xml:space="preserve">*) committed in a single brief moment, just like what happened to the jeweler. This is the very essence of the Dhamma taught by the Buddha. Virtue, Concentration, and Wisdom mean: the initial step of taming body and speech, stilling the mind, and then, Wisdom means the correct understanding of the world and life—by properly comprehending the Three Characteristics of </w:t>
+      </w:r>
+      <w:r>
+        <w:t>Impermanent (*Anicca*)</w:t>
+      </w:r>
+      <w:r>
+        <w:t xml:space="preserve">, </w:t>
+      </w:r>
+      <w:r>
+        <w:t>suffering (*dukkha*)</w:t>
+      </w:r>
+      <w:r>
+        <w:t xml:space="preserve">, and </w:t>
+      </w:r>
+      <w:r>
+        <w:t>Not-self  (*</w:t>
+      </w:r>
+      <w:proofErr w:type="spellStart"/>
+      <w:r>
+        <w:t>Anattā</w:t>
+      </w:r>
+      <w:proofErr w:type="spellEnd"/>
+      <w:r>
+        <w:t>*)</w:t>
+      </w:r>
+      <w:r>
+        <w:t xml:space="preserve">, one appeases all these </w:t>
+      </w:r>
+      <w:proofErr w:type="spellStart"/>
+      <w:r>
+        <w:t>kamma</w:t>
+      </w:r>
+      <w:proofErr w:type="spellEnd"/>
+      <w:r>
+        <w:t xml:space="preserve">-momentums at various levels, and finally, through the wheel of Dhamma, breaks the wheel of </w:t>
+      </w:r>
+      <w:proofErr w:type="spellStart"/>
+      <w:r>
+        <w:t>kamma</w:t>
+      </w:r>
+      <w:proofErr w:type="spellEnd"/>
+      <w:r>
+        <w:t xml:space="preserve">, triumphs over the wheel of </w:t>
+      </w:r>
+      <w:proofErr w:type="spellStart"/>
+      <w:r>
+        <w:t>kamma</w:t>
+      </w:r>
+      <w:proofErr w:type="spellEnd"/>
+      <w:r>
+        <w:t>, and brings this *</w:t>
+      </w:r>
+      <w:proofErr w:type="spellStart"/>
+      <w:r>
+        <w:t>saṃsāric</w:t>
+      </w:r>
+      <w:proofErr w:type="spellEnd"/>
+      <w:r>
+        <w:t xml:space="preserve">* journey to an end; this is what is called attaining </w:t>
+      </w:r>
+      <w:proofErr w:type="spellStart"/>
+      <w:r>
+        <w:t>Arahantship</w:t>
+      </w:r>
+      <w:proofErr w:type="spellEnd"/>
+      <w:r>
+        <w:t>, when viewed from the perspective of wisdom and the Paths and Fruits (*</w:t>
+      </w:r>
+      <w:proofErr w:type="spellStart"/>
+      <w:r>
+        <w:t>magga-phala</w:t>
+      </w:r>
+      <w:proofErr w:type="spellEnd"/>
+      <w:r>
+        <w:t>*).</w:t>
       </w:r>
     </w:p>
     <w:p>
       <w:r>
-        <w:t>Now, if we think further about this, the Buddha himself has declared a certain analysis concerning kamma. Since it is also relevant to this story, let us present it on this occasion. The Buddha presented various analyses of kamma on different occasions. In one place, he shows, “Monks, there are four kinds of kamma.” If we express them in simple terms, they are easy to understand:</w:t>
+        <w:t xml:space="preserve">Now, if we think further about this, the Buddha himself has declared a certain analysis concerning </w:t>
+      </w:r>
+      <w:proofErr w:type="spellStart"/>
+      <w:r>
+        <w:t>kamma</w:t>
+      </w:r>
+      <w:proofErr w:type="spellEnd"/>
+      <w:r>
+        <w:t xml:space="preserve">. Since it is also relevant to this story, let us present it on this occasion. The Buddha presented various analyses of </w:t>
+      </w:r>
+      <w:proofErr w:type="spellStart"/>
+      <w:r>
+        <w:t>kamma</w:t>
+      </w:r>
+      <w:proofErr w:type="spellEnd"/>
+      <w:r>
+        <w:t xml:space="preserve"> on different occasions. In one place, he shows, “Monks, there are four kinds of </w:t>
+      </w:r>
+      <w:proofErr w:type="spellStart"/>
+      <w:r>
+        <w:t>kamma</w:t>
+      </w:r>
+      <w:proofErr w:type="spellEnd"/>
+      <w:r>
+        <w:t>.” If we express them in simple terms, they are easy to understand:</w:t>
       </w:r>
     </w:p>
     <w:p>
       <w:r>
-        <w:t>1. There is dark kamma with dark results.</w:t>
+        <w:t xml:space="preserve">1. There is dark </w:t>
+      </w:r>
+      <w:proofErr w:type="spellStart"/>
+      <w:r>
+        <w:t>kamma</w:t>
+      </w:r>
+      <w:proofErr w:type="spellEnd"/>
+      <w:r>
+        <w:t xml:space="preserve"> with dark results.</w:t>
       </w:r>
     </w:p>
     <w:p>
       <w:r>
-        <w:t>2. There is bright kamma with bright results.</w:t>
+        <w:t xml:space="preserve">2. There is bright </w:t>
+      </w:r>
+      <w:proofErr w:type="spellStart"/>
+      <w:r>
+        <w:t>kamma</w:t>
+      </w:r>
+      <w:proofErr w:type="spellEnd"/>
+      <w:r>
+        <w:t xml:space="preserve"> with bright results.</w:t>
       </w:r>
     </w:p>
     <w:p>
       <w:r>
-        <w:t>3. There is dark-and-bright kamma with dark-and-bright results.</w:t>
+        <w:t xml:space="preserve">3. There is dark-and-bright </w:t>
+      </w:r>
+      <w:proofErr w:type="spellStart"/>
+      <w:r>
+        <w:t>kamma</w:t>
+      </w:r>
+      <w:proofErr w:type="spellEnd"/>
+      <w:r>
+        <w:t xml:space="preserve"> with dark-and-bright results.</w:t>
       </w:r>
     </w:p>
     <w:p>
       <w:r>
-        <w:t>4. There is neither-dark-nor-bright kamma with neither-dark-nor-bright results.</w:t>
+        <w:t xml:space="preserve">4. There is neither-dark-nor-bright </w:t>
+      </w:r>
+      <w:proofErr w:type="spellStart"/>
+      <w:r>
+        <w:t>kamma</w:t>
+      </w:r>
+      <w:proofErr w:type="spellEnd"/>
+      <w:r>
+        <w:t xml:space="preserve"> with neither-dark-nor-bright results.</w:t>
       </w:r>
     </w:p>
     <w:p>
       <w:r>
-        <w:t>In this way, four kinds of kamma are shown. The Buddha explains each one of them in the following manner.</w:t>
+        <w:t xml:space="preserve">In this way, four kinds of </w:t>
+      </w:r>
+      <w:proofErr w:type="spellStart"/>
+      <w:r>
+        <w:t>kamma</w:t>
+      </w:r>
+      <w:proofErr w:type="spellEnd"/>
+      <w:r>
+        <w:t xml:space="preserve"> are shown. The Buddha explains each one of them in the following manner.</w:t>
       </w:r>
     </w:p>
     <w:p>
       <w:r>
+        <w:t xml:space="preserve">“Dark </w:t>
+      </w:r>
+      <w:proofErr w:type="spellStart"/>
+      <w:r>
+        <w:t>kamma</w:t>
+      </w:r>
+      <w:proofErr w:type="spellEnd"/>
+      <w:r>
+        <w:t xml:space="preserve"> with dark results” refers especially to the five heinous deeds (*</w:t>
+      </w:r>
+      <w:proofErr w:type="spellStart"/>
+      <w:r>
+        <w:t>ānantarika-kamma</w:t>
+      </w:r>
+      <w:proofErr w:type="spellEnd"/>
+      <w:r>
+        <w:t xml:space="preserve">*). These meritorious devotees may have heard of them: killing one's mother, killing one's father, killing an Arahant, drawing the blood of a </w:t>
+      </w:r>
+      <w:proofErr w:type="spellStart"/>
+      <w:r>
+        <w:t>Tathāgata</w:t>
+      </w:r>
+      <w:proofErr w:type="spellEnd"/>
+      <w:r>
+        <w:t xml:space="preserve"> with a malicious mind, and causing a schism in the *</w:t>
+      </w:r>
+      <w:proofErr w:type="spellStart"/>
+      <w:r>
+        <w:t>Saṅgha</w:t>
+      </w:r>
+      <w:proofErr w:type="spellEnd"/>
+      <w:r>
+        <w:t>*. If one commits these five heinous deeds, one is definitely reborn in hell (*</w:t>
+      </w:r>
+      <w:proofErr w:type="spellStart"/>
+      <w:r>
+        <w:t>niraya</w:t>
+      </w:r>
+      <w:proofErr w:type="spellEnd"/>
+      <w:r>
+        <w:t xml:space="preserve">*). Therefore, what is meant here by “dark </w:t>
+      </w:r>
+      <w:proofErr w:type="spellStart"/>
+      <w:r>
+        <w:t>kamma</w:t>
+      </w:r>
+      <w:proofErr w:type="spellEnd"/>
+      <w:r>
+        <w:t xml:space="preserve">” is that if someone performs bodily, verbal, or mental actions of an oppressive nature, they obtain </w:t>
+      </w:r>
+      <w:r>
+        <w:t>birth (*</w:t>
+      </w:r>
+      <w:proofErr w:type="spellStart"/>
+      <w:r>
+        <w:t>jāti</w:t>
+      </w:r>
+      <w:proofErr w:type="spellEnd"/>
+      <w:r>
+        <w:t>*)</w:t>
+      </w:r>
+      <w:r>
+        <w:t xml:space="preserve"> </w:t>
+      </w:r>
+      <w:r>
         <w:lastRenderedPageBreak/>
-        <w:t>“Dark kamma with dark results” refers especially to the five heinous deeds (*ānantarika-kamma*). These meritorious devotees may have heard of them: killing one's mother, killing one's father, killing an Arahant, drawing the blood of a Tathāgata with a malicious mind, and causing a schism in the *Saṅgha*. If one commits these five heinous deeds, one is definitely reborn in hell (*niraya*). Therefore, what is meant here by “dark kamma” is that if someone performs bodily, verbal, or mental actions of an oppressive nature, they obtain **birth / arising (*jāti*)** in an oppressive place. Here, hell (*niraya*) is specifically referred to. It is purely full of **suffering / unsatisfactoriness / stress (*dukkha*)**. That is why it is dark. The kamma is dark, and the kamma-result is also dark. When one is born in such a place, it is said that oppressive **contacts (*phassa*)** contact that person. When we look at this, a wonderful phrasing is used. All of of this is done by the machinery of kamma. And due to those oppressive **contacts (*phassa*)**, that person is caught in a multitude of absolute painful **feelings / sensations (*vedanā*)**. It is in this way that the Blessed One demonstrates the meaning of the phrase, *“Kammadāyādā sattā”* (“Beings are heirs to their kamma”). By that statement, it is shown that to everyone, to every being, kamma is their inheritance. That is to say, if someone commits a dark kamma that brings dark results, they obtain **birth / arising (*jāti*)** in places like hell (*niraya*). Once reborn, they must, in whatever way, experience **contacts (*phassa*)** that correspond to it—oppressive contacts that bring painful **feelings / sensations (*vedanā*)**. That is dark kamma.</w:t>
+        <w:t>in an oppressive place. Here, hell (*</w:t>
+      </w:r>
+      <w:proofErr w:type="spellStart"/>
+      <w:r>
+        <w:t>niraya</w:t>
+      </w:r>
+      <w:proofErr w:type="spellEnd"/>
+      <w:r>
+        <w:t xml:space="preserve">*) is specifically referred to. It is purely full of </w:t>
+      </w:r>
+      <w:r>
+        <w:t>suffering (*dukkha*)</w:t>
+      </w:r>
+      <w:r>
+        <w:t xml:space="preserve">. That is why it is dark. The </w:t>
+      </w:r>
+      <w:proofErr w:type="spellStart"/>
+      <w:r>
+        <w:t>kamma</w:t>
+      </w:r>
+      <w:proofErr w:type="spellEnd"/>
+      <w:r>
+        <w:t xml:space="preserve"> is dark, and the </w:t>
+      </w:r>
+      <w:proofErr w:type="spellStart"/>
+      <w:r>
+        <w:t>kamma</w:t>
+      </w:r>
+      <w:proofErr w:type="spellEnd"/>
+      <w:r>
+        <w:t xml:space="preserve">-result is also dark. When one is born in such a place, it is said that oppressive </w:t>
+      </w:r>
+      <w:r>
+        <w:t>contacts (*</w:t>
+      </w:r>
+      <w:proofErr w:type="spellStart"/>
+      <w:r>
+        <w:t>phassa</w:t>
+      </w:r>
+      <w:proofErr w:type="spellEnd"/>
+      <w:r>
+        <w:t>*)</w:t>
+      </w:r>
+      <w:r>
+        <w:t xml:space="preserve"> contact that person. When we look at this, a wonderful phrasing is used. All of </w:t>
+      </w:r>
+      <w:proofErr w:type="spellStart"/>
+      <w:r>
+        <w:t>of</w:t>
+      </w:r>
+      <w:proofErr w:type="spellEnd"/>
+      <w:r>
+        <w:t xml:space="preserve"> this is done by the machinery of </w:t>
+      </w:r>
+      <w:proofErr w:type="spellStart"/>
+      <w:r>
+        <w:t>kamma</w:t>
+      </w:r>
+      <w:proofErr w:type="spellEnd"/>
+      <w:r>
+        <w:t xml:space="preserve">. And due to those oppressive </w:t>
+      </w:r>
+      <w:r>
+        <w:t>contacts (*</w:t>
+      </w:r>
+      <w:proofErr w:type="spellStart"/>
+      <w:r>
+        <w:t>phassa</w:t>
+      </w:r>
+      <w:proofErr w:type="spellEnd"/>
+      <w:r>
+        <w:t>*)</w:t>
+      </w:r>
+      <w:r>
+        <w:t xml:space="preserve">, that person is caught in a multitude of absolute painful </w:t>
+      </w:r>
+      <w:r>
+        <w:t>feelings (*</w:t>
+      </w:r>
+      <w:proofErr w:type="spellStart"/>
+      <w:r>
+        <w:t>vedanā</w:t>
+      </w:r>
+      <w:proofErr w:type="spellEnd"/>
+      <w:r>
+        <w:t>*)</w:t>
+      </w:r>
+      <w:r>
+        <w:t>. It is in this way that the Blessed One demonstrates the meaning of the phrase, *“</w:t>
+      </w:r>
+      <w:proofErr w:type="spellStart"/>
+      <w:r>
+        <w:t>Kammadāyādā</w:t>
+      </w:r>
+      <w:proofErr w:type="spellEnd"/>
+      <w:r>
+        <w:t xml:space="preserve"> </w:t>
+      </w:r>
+      <w:proofErr w:type="spellStart"/>
+      <w:r>
+        <w:t>sattā</w:t>
+      </w:r>
+      <w:proofErr w:type="spellEnd"/>
+      <w:r>
+        <w:t xml:space="preserve">”* (“Beings are heirs to their </w:t>
+      </w:r>
+      <w:proofErr w:type="spellStart"/>
+      <w:r>
+        <w:t>kamma</w:t>
+      </w:r>
+      <w:proofErr w:type="spellEnd"/>
+      <w:r>
+        <w:t xml:space="preserve">”). By that statement, it is shown that to everyone, to every being, </w:t>
+      </w:r>
+      <w:proofErr w:type="spellStart"/>
+      <w:r>
+        <w:t>kamma</w:t>
+      </w:r>
+      <w:proofErr w:type="spellEnd"/>
+      <w:r>
+        <w:t xml:space="preserve"> is their inheritance. That is to say, if someone commits a dark </w:t>
+      </w:r>
+      <w:proofErr w:type="spellStart"/>
+      <w:r>
+        <w:t>kamma</w:t>
+      </w:r>
+      <w:proofErr w:type="spellEnd"/>
+      <w:r>
+        <w:t xml:space="preserve"> that brings dark results, they obtain </w:t>
+      </w:r>
+      <w:r>
+        <w:t>birth (*</w:t>
+      </w:r>
+      <w:proofErr w:type="spellStart"/>
+      <w:r>
+        <w:t>jāti</w:t>
+      </w:r>
+      <w:proofErr w:type="spellEnd"/>
+      <w:r>
+        <w:t>*)</w:t>
+      </w:r>
+      <w:r>
+        <w:t xml:space="preserve"> in places like hell (*</w:t>
+      </w:r>
+      <w:proofErr w:type="spellStart"/>
+      <w:r>
+        <w:t>niraya</w:t>
+      </w:r>
+      <w:proofErr w:type="spellEnd"/>
+      <w:r>
+        <w:t xml:space="preserve">*). Once reborn, they must, in whatever way, experience </w:t>
+      </w:r>
+      <w:r>
+        <w:t>contacts (*</w:t>
+      </w:r>
+      <w:proofErr w:type="spellStart"/>
+      <w:r>
+        <w:t>phassa</w:t>
+      </w:r>
+      <w:proofErr w:type="spellEnd"/>
+      <w:r>
+        <w:t>*)</w:t>
+      </w:r>
+      <w:r>
+        <w:t xml:space="preserve"> that correspond to it—oppressive contacts that bring painful </w:t>
+      </w:r>
+      <w:r>
+        <w:t>feelings (*</w:t>
+      </w:r>
+      <w:proofErr w:type="spellStart"/>
+      <w:r>
+        <w:t>vedanā</w:t>
+      </w:r>
+      <w:proofErr w:type="spellEnd"/>
+      <w:r>
+        <w:t>*)</w:t>
+      </w:r>
+      <w:r>
+        <w:t xml:space="preserve">. That is dark </w:t>
+      </w:r>
+      <w:proofErr w:type="spellStart"/>
+      <w:r>
+        <w:t>kamma</w:t>
+      </w:r>
+      <w:proofErr w:type="spellEnd"/>
+      <w:r>
+        <w:t>.</w:t>
       </w:r>
     </w:p>
     <w:p>
       <w:r>
-        <w:t>Next, “bright kamma that brings bright results.” What are those? They are explained—and demonstrated there—as the ten wholesome courses of action (*dasa-kusala-kamma*). Abstaining from the ten unwholesome actions: killing living beings, stealing, sexual misconduct; and regarding speech, which is relevant to the virtue (*sīla*) undertaken on this occasion: lying, slandering, harsh speech, and frivolous talk; next, abandoning the unwholesome states of covetousness, ill-will, and wrong view (*micchā-diṭṭhi*), and cultivating wholesome minds—this is what is called bright kamma. In that very same way, one who has performed bright kamma goes and obtains **birth / arising (*jāti*)** in a place of absolute happiness, such as the Subhakiṇha Brahma world—speaking of the highest level there. Thus, by performing bright kamma, one is reborn in a place that brings bright results.</w:t>
+        <w:t xml:space="preserve">Next, “bright </w:t>
+      </w:r>
+      <w:proofErr w:type="spellStart"/>
+      <w:r>
+        <w:t>kamma</w:t>
+      </w:r>
+      <w:proofErr w:type="spellEnd"/>
+      <w:r>
+        <w:t xml:space="preserve"> that brings bright results.” What are those? They are explained—and demonstrated there—as the ten wholesome courses of action (*</w:t>
+      </w:r>
+      <w:proofErr w:type="spellStart"/>
+      <w:r>
+        <w:t>dasa-kusala-kamma</w:t>
+      </w:r>
+      <w:proofErr w:type="spellEnd"/>
+      <w:r>
+        <w:t>*). Abstaining from the ten unwholesome actions: killing living beings, stealing, sexual misconduct; and regarding speech, which is relevant to the virtue (*</w:t>
+      </w:r>
+      <w:proofErr w:type="spellStart"/>
+      <w:r>
+        <w:t>sīla</w:t>
+      </w:r>
+      <w:proofErr w:type="spellEnd"/>
+      <w:r>
+        <w:t>*) undertaken on this occasion: lying, slandering, harsh speech, and frivolous talk; next, abandoning the unwholesome states of covetousness, ill-will, and wrong view (*</w:t>
+      </w:r>
+      <w:proofErr w:type="spellStart"/>
+      <w:r>
+        <w:t>micchā-diṭṭhi</w:t>
+      </w:r>
+      <w:proofErr w:type="spellEnd"/>
+      <w:r>
+        <w:t xml:space="preserve">*), and cultivating wholesome minds—this is what is called bright </w:t>
+      </w:r>
+      <w:proofErr w:type="spellStart"/>
+      <w:r>
+        <w:t>kamma</w:t>
+      </w:r>
+      <w:proofErr w:type="spellEnd"/>
+      <w:r>
+        <w:t xml:space="preserve">. In that very same way, one who has performed bright </w:t>
+      </w:r>
+      <w:proofErr w:type="spellStart"/>
+      <w:r>
+        <w:t>kamma</w:t>
+      </w:r>
+      <w:proofErr w:type="spellEnd"/>
+      <w:r>
+        <w:t xml:space="preserve"> goes and obtains </w:t>
+      </w:r>
+      <w:r>
+        <w:t>birth (*</w:t>
+      </w:r>
+      <w:proofErr w:type="spellStart"/>
+      <w:r>
+        <w:t>jāti</w:t>
+      </w:r>
+      <w:proofErr w:type="spellEnd"/>
+      <w:r>
+        <w:t>*)</w:t>
+      </w:r>
+      <w:r>
+        <w:t xml:space="preserve"> in a place of absolute happiness, such as the </w:t>
+      </w:r>
+      <w:proofErr w:type="spellStart"/>
+      <w:r>
+        <w:t>Subhakiṇha</w:t>
+      </w:r>
+      <w:proofErr w:type="spellEnd"/>
+      <w:r>
+        <w:t xml:space="preserve"> Brahma world—speaking of the highest level there. Thus, by performing bright </w:t>
+      </w:r>
+      <w:proofErr w:type="spellStart"/>
+      <w:r>
+        <w:t>kamma</w:t>
+      </w:r>
+      <w:proofErr w:type="spellEnd"/>
+      <w:r>
+        <w:t>, one is reborn in a place that brings bright results.</w:t>
       </w:r>
     </w:p>
     <w:p>
       <w:r>
-        <w:t>Next, “dark-and-bright kamma” refers to a mixture of those; that is, performing bad kamma of that kind, and at the same time, performing wholesome deeds (*kusala*) occasionally. The places where those who have acted in this mixed manner are reborn are mentioned as the human world, certain heavenly worlds, and also certain lower realms where there is not pure **suffering / unsatisfactoriness / stress (*dukkha*)**, but occasionally some happiness as well—pleasant **feelings / sensations (*vedanā*)** that can be called happy. In that way, the Buddha shows the third category there. It is mixed: dark-and-bright kamma with dark-and-bright results.</w:t>
+        <w:t xml:space="preserve">Next, “dark-and-bright </w:t>
+      </w:r>
+      <w:proofErr w:type="spellStart"/>
+      <w:r>
+        <w:t>kamma</w:t>
+      </w:r>
+      <w:proofErr w:type="spellEnd"/>
+      <w:r>
+        <w:t xml:space="preserve">” refers to a mixture of those; that is, performing bad </w:t>
+      </w:r>
+      <w:proofErr w:type="spellStart"/>
+      <w:r>
+        <w:t>kamma</w:t>
+      </w:r>
+      <w:proofErr w:type="spellEnd"/>
+      <w:r>
+        <w:t xml:space="preserve"> of that kind, and at the same time, performing wholesome deeds (*</w:t>
+      </w:r>
+      <w:proofErr w:type="spellStart"/>
+      <w:r>
+        <w:t>kusala</w:t>
+      </w:r>
+      <w:proofErr w:type="spellEnd"/>
+      <w:r>
+        <w:t xml:space="preserve">*) occasionally. The places where those who have acted in this mixed manner are reborn are mentioned as the human world, certain heavenly worlds, and also certain lower realms where there is not pure </w:t>
+      </w:r>
+      <w:r>
+        <w:t>suffering (*dukkha*)</w:t>
+      </w:r>
+      <w:r>
+        <w:t xml:space="preserve">, but occasionally some happiness as well—pleasant </w:t>
+      </w:r>
+      <w:r>
+        <w:t>feelings (*</w:t>
+      </w:r>
+      <w:proofErr w:type="spellStart"/>
+      <w:r>
+        <w:t>vedanā</w:t>
+      </w:r>
+      <w:proofErr w:type="spellEnd"/>
+      <w:r>
+        <w:t>*)</w:t>
+      </w:r>
+      <w:r>
+        <w:t xml:space="preserve"> that can be called happy. In that way, the Buddha shows the third category there. It is mixed: dark-and-bright </w:t>
+      </w:r>
+      <w:proofErr w:type="spellStart"/>
+      <w:r>
+        <w:t>kamma</w:t>
+      </w:r>
+      <w:proofErr w:type="spellEnd"/>
+      <w:r>
+        <w:t xml:space="preserve"> with dark-and-bright results.</w:t>
       </w:r>
     </w:p>
     <w:p>
       <w:r>
-        <w:t xml:space="preserve">Fourthly, he shows—and this is the deepest one—neither-dark-nor-bright kamma with neither-dark-nor-bright results. This is special. These are identified as those which help to destroy all kamma. That kamma—neither-dark-nor-bright kamma—helps to conquer all kamma. This is explained as follows: if someone, in accordance with the Dhamma, arouses </w:t>
-      </w:r>
-      <w:r>
-        <w:lastRenderedPageBreak/>
-        <w:t>an intention (*cetanā*) to abandon the dark kamma with dark results, to abandon the bright kamma with bright results, and to abandon the dark-and-bright kamma with dark-and-bright results—briefly, the intention aroused to destroy all kamma—that is what is known there as neither-dark-nor-bright kamma. That is to say, to identify it briefly, it is the Noble Eightfold Path, the Middle Way. It is the Middle Path (*majjhimā paṭipadā*) that leads to **The Mind Stilled / Extinction / Extinguishment (*</w:t>
-      </w:r>
+        <w:t xml:space="preserve">Fourthly, he shows—and this is the deepest one—neither-dark-nor-bright </w:t>
+      </w:r>
+      <w:proofErr w:type="spellStart"/>
+      <w:r>
+        <w:t>kamma</w:t>
+      </w:r>
+      <w:proofErr w:type="spellEnd"/>
+      <w:r>
+        <w:t xml:space="preserve"> with neither-dark-nor-bright results. This is special. These are identified as those which help to destroy all </w:t>
+      </w:r>
+      <w:proofErr w:type="spellStart"/>
+      <w:r>
+        <w:t>kamma</w:t>
+      </w:r>
+      <w:proofErr w:type="spellEnd"/>
+      <w:r>
+        <w:t xml:space="preserve">. That </w:t>
+      </w:r>
+      <w:proofErr w:type="spellStart"/>
+      <w:r>
+        <w:t>kamma</w:t>
+      </w:r>
+      <w:proofErr w:type="spellEnd"/>
+      <w:r>
+        <w:t xml:space="preserve">—neither-dark-nor-bright </w:t>
+      </w:r>
+      <w:proofErr w:type="spellStart"/>
+      <w:r>
+        <w:t>kamma</w:t>
+      </w:r>
+      <w:proofErr w:type="spellEnd"/>
+      <w:r>
+        <w:t xml:space="preserve">—helps to conquer all </w:t>
+      </w:r>
+      <w:proofErr w:type="spellStart"/>
+      <w:r>
+        <w:t>kamma</w:t>
+      </w:r>
+      <w:proofErr w:type="spellEnd"/>
+      <w:r>
+        <w:t>. This is explained as follows: if someone, in accordance with the Dhamma, arouses an intention (*</w:t>
+      </w:r>
+      <w:proofErr w:type="spellStart"/>
+      <w:r>
+        <w:t>cetanā</w:t>
+      </w:r>
+      <w:proofErr w:type="spellEnd"/>
+      <w:r>
+        <w:t xml:space="preserve">*) to abandon the dark </w:t>
+      </w:r>
+      <w:proofErr w:type="spellStart"/>
+      <w:r>
+        <w:t>kamma</w:t>
+      </w:r>
+      <w:proofErr w:type="spellEnd"/>
+      <w:r>
+        <w:t xml:space="preserve"> with dark results, to abandon the bright </w:t>
+      </w:r>
+      <w:proofErr w:type="spellStart"/>
+      <w:r>
+        <w:t>kamma</w:t>
+      </w:r>
+      <w:proofErr w:type="spellEnd"/>
+      <w:r>
+        <w:t xml:space="preserve"> with bright results, and to abandon the dark-and-bright </w:t>
+      </w:r>
+      <w:proofErr w:type="spellStart"/>
+      <w:r>
+        <w:t>kamma</w:t>
+      </w:r>
+      <w:proofErr w:type="spellEnd"/>
+      <w:r>
+        <w:t xml:space="preserve"> with dark-and-bright results—briefly, the intention aroused to destroy all </w:t>
+      </w:r>
+      <w:proofErr w:type="spellStart"/>
+      <w:r>
+        <w:t>kamma</w:t>
+      </w:r>
+      <w:proofErr w:type="spellEnd"/>
+      <w:r>
+        <w:t xml:space="preserve">—that is what is known there as neither-dark-nor-bright </w:t>
+      </w:r>
+      <w:proofErr w:type="spellStart"/>
+      <w:r>
+        <w:t>kamma</w:t>
+      </w:r>
+      <w:proofErr w:type="spellEnd"/>
+      <w:r>
+        <w:t>. That is to say, to identify it briefly, it is the Noble Eightfold Path, the Middle Way. It is the Middle Path (*</w:t>
+      </w:r>
+      <w:proofErr w:type="spellStart"/>
+      <w:r>
+        <w:t>majjhimā</w:t>
+      </w:r>
+      <w:proofErr w:type="spellEnd"/>
+      <w:r>
+        <w:t xml:space="preserve"> </w:t>
+      </w:r>
+      <w:proofErr w:type="spellStart"/>
+      <w:r>
+        <w:t>paṭipadā</w:t>
+      </w:r>
+      <w:proofErr w:type="spellEnd"/>
+      <w:r>
+        <w:t xml:space="preserve">*) that leads to </w:t>
+      </w:r>
+      <w:proofErr w:type="spellStart"/>
       <w:r>
         <w:t>Nibbāna</w:t>
       </w:r>
-      <w:r>
-        <w:t>** which the Buddha shows there.</w:t>
+      <w:proofErr w:type="spellEnd"/>
+      <w:r>
+        <w:t xml:space="preserve"> which the Buddha shows there.</w:t>
       </w:r>
     </w:p>
     <w:p>
       <w:r>
-        <w:t>In another place, this very same concept of the Eightfold Path is explained as the seven factors of enlightenment (*satta bojjhaṅga*). Whether one cultivates these enlightenment factors called the *satta bojjhaṅga*, or cultivates the Eightfold Path at a supramundane (*lokuttara*) level, what ultimately happens? One is able to escape from the entire wheel of kamma consisting of merit and demerit, wholesomeness and unwholesomeness, through four stages: Stream-entry (*Sotāpanna*), Once-returning (*Sakadāgāmi*), Non-returning (*Anāgāmi*), and Arahantship—which these meritorious devotees have heard of. To put it briefly, the power of the wheel of kamma is broken by destroying its cause. As for **preparations / formations / volitional activity (*saṅkhāra*)**, in the Dhamma of Dependent Co-arising (*paṭicca-samuppāda*), it is said, *“avijjā-paccayā saṅkhārā”* (“with ignorance as condition, formations arise”). It is due to ignorance (*avijjā*) that these **preparations / formations / volitional activity (*saṅkhāra*)** arise. The very word ‘kamma’ is expressed here in a subtle way as these **preparations / formations / volitional activity (*saṅkhāra*)**. If we consider ignorance (*avijjā*), it is based on the notion of “I” and “mine” that all wholesomeness or unwholesomeness, merit or demerit, takes place. Therefore, if we are to eliminate them, we must eliminate that ignorance (*avijjā*). What helps us in this is the Middle Path, the Noble Eightfold Path. Or, from another perspective, the cultivation of the seven factors of enlightenment (*bojjhaṅga*): mindfulness (*sati*), investigation of states (*dhamma-vicaya*), energy (*viriya*), joy (*pīti*), tranquility (*passaddhi*), concentration (*samādhi*), and equanimity (*upekkhā*). That is the special message that a Buddha gives to the world. There are various opinions among different teachers in the world regarding whether a Buddha is born or not. Only a Buddha declares the path that can break this cycle. That is why the fourth category mentioned here is of paramount importance: neither-dark-nor-bright kamma with neither-dark-nor-bright results. It conquers both wholesomeness and unwholesomeness.</w:t>
+        <w:t>In another place, this very same concept of the Eightfold Path is explained as the seven factors of enlightenment (*</w:t>
+      </w:r>
+      <w:proofErr w:type="spellStart"/>
+      <w:r>
+        <w:t>satta</w:t>
+      </w:r>
+      <w:proofErr w:type="spellEnd"/>
+      <w:r>
+        <w:t xml:space="preserve"> </w:t>
+      </w:r>
+      <w:proofErr w:type="spellStart"/>
+      <w:r>
+        <w:t>bojjhaṅga</w:t>
+      </w:r>
+      <w:proofErr w:type="spellEnd"/>
+      <w:r>
+        <w:t xml:space="preserve">*). Whether one cultivates these enlightenment </w:t>
+      </w:r>
+      <w:r>
+        <w:lastRenderedPageBreak/>
+        <w:t>factors called the *</w:t>
+      </w:r>
+      <w:proofErr w:type="spellStart"/>
+      <w:r>
+        <w:t>satta</w:t>
+      </w:r>
+      <w:proofErr w:type="spellEnd"/>
+      <w:r>
+        <w:t xml:space="preserve"> </w:t>
+      </w:r>
+      <w:proofErr w:type="spellStart"/>
+      <w:r>
+        <w:t>bojjhaṅga</w:t>
+      </w:r>
+      <w:proofErr w:type="spellEnd"/>
+      <w:r>
+        <w:t>*, or cultivates the Eightfold Path at a supramundane (*</w:t>
+      </w:r>
+      <w:proofErr w:type="spellStart"/>
+      <w:r>
+        <w:t>lokuttara</w:t>
+      </w:r>
+      <w:proofErr w:type="spellEnd"/>
+      <w:r>
+        <w:t xml:space="preserve">*) level, what ultimately happens? One is able to escape from the entire wheel of </w:t>
+      </w:r>
+      <w:proofErr w:type="spellStart"/>
+      <w:r>
+        <w:t>kamma</w:t>
+      </w:r>
+      <w:proofErr w:type="spellEnd"/>
+      <w:r>
+        <w:t xml:space="preserve"> consisting of merit and demerit, wholesomeness and unwholesomeness, through four stages: Stream-entry (*</w:t>
+      </w:r>
+      <w:proofErr w:type="spellStart"/>
+      <w:r>
+        <w:t>Sotāpanna</w:t>
+      </w:r>
+      <w:proofErr w:type="spellEnd"/>
+      <w:r>
+        <w:t>*), Once-returning (*</w:t>
+      </w:r>
+      <w:proofErr w:type="spellStart"/>
+      <w:r>
+        <w:t>Sakadāgāmi</w:t>
+      </w:r>
+      <w:proofErr w:type="spellEnd"/>
+      <w:r>
+        <w:t xml:space="preserve">*), Non-returning (*Anāgāmi*), and </w:t>
+      </w:r>
+      <w:proofErr w:type="spellStart"/>
+      <w:r>
+        <w:t>Arahantship</w:t>
+      </w:r>
+      <w:proofErr w:type="spellEnd"/>
+      <w:r>
+        <w:t xml:space="preserve">—which these meritorious devotees have heard of. To put it briefly, the power of the wheel of </w:t>
+      </w:r>
+      <w:proofErr w:type="spellStart"/>
+      <w:r>
+        <w:t>kamma</w:t>
+      </w:r>
+      <w:proofErr w:type="spellEnd"/>
+      <w:r>
+        <w:t xml:space="preserve"> is broken by destroying its cause. As for </w:t>
+      </w:r>
+      <w:r>
+        <w:t>formations (*</w:t>
+      </w:r>
+      <w:proofErr w:type="spellStart"/>
+      <w:r>
+        <w:t>saṅkhāra</w:t>
+      </w:r>
+      <w:proofErr w:type="spellEnd"/>
+      <w:r>
+        <w:t>*)</w:t>
+      </w:r>
+      <w:r>
+        <w:t>, in the Dhamma of Dependent Co-arising (*</w:t>
+      </w:r>
+      <w:proofErr w:type="spellStart"/>
+      <w:r>
+        <w:t>paṭicca-samuppāda</w:t>
+      </w:r>
+      <w:proofErr w:type="spellEnd"/>
+      <w:r>
+        <w:t>*), it is said, *“</w:t>
+      </w:r>
+      <w:proofErr w:type="spellStart"/>
+      <w:r>
+        <w:t>avijjā-paccayā</w:t>
+      </w:r>
+      <w:proofErr w:type="spellEnd"/>
+      <w:r>
+        <w:t xml:space="preserve"> </w:t>
+      </w:r>
+      <w:proofErr w:type="spellStart"/>
+      <w:r>
+        <w:t>saṅkhārā</w:t>
+      </w:r>
+      <w:proofErr w:type="spellEnd"/>
+      <w:r>
+        <w:t>”* (“with ignorance as condition, formations arise”). It is due to ignorance (*</w:t>
+      </w:r>
+      <w:proofErr w:type="spellStart"/>
+      <w:r>
+        <w:t>avijjā</w:t>
+      </w:r>
+      <w:proofErr w:type="spellEnd"/>
+      <w:r>
+        <w:t xml:space="preserve">*) that these </w:t>
+      </w:r>
+      <w:r>
+        <w:t>formations (*</w:t>
+      </w:r>
+      <w:proofErr w:type="spellStart"/>
+      <w:r>
+        <w:t>saṅkhāra</w:t>
+      </w:r>
+      <w:proofErr w:type="spellEnd"/>
+      <w:r>
+        <w:t>*)</w:t>
+      </w:r>
+      <w:r>
+        <w:t xml:space="preserve"> arise. The very word ‘</w:t>
+      </w:r>
+      <w:proofErr w:type="spellStart"/>
+      <w:r>
+        <w:t>kamma</w:t>
+      </w:r>
+      <w:proofErr w:type="spellEnd"/>
+      <w:r>
+        <w:t xml:space="preserve">’ is expressed here in a subtle way as these </w:t>
+      </w:r>
+      <w:r>
+        <w:t>formations (*</w:t>
+      </w:r>
+      <w:proofErr w:type="spellStart"/>
+      <w:r>
+        <w:t>saṅkhāra</w:t>
+      </w:r>
+      <w:proofErr w:type="spellEnd"/>
+      <w:r>
+        <w:t>*)</w:t>
+      </w:r>
+      <w:r>
+        <w:t>. If we consider ignorance (*</w:t>
+      </w:r>
+      <w:proofErr w:type="spellStart"/>
+      <w:r>
+        <w:t>avijjā</w:t>
+      </w:r>
+      <w:proofErr w:type="spellEnd"/>
+      <w:r>
+        <w:t>*), it is based on the notion of “I” and “mine” that all wholesomeness or unwholesomeness, merit or demerit, takes place. Therefore, if we are to eliminate them, we must eliminate that ignorance (*</w:t>
+      </w:r>
+      <w:proofErr w:type="spellStart"/>
+      <w:r>
+        <w:t>avijjā</w:t>
+      </w:r>
+      <w:proofErr w:type="spellEnd"/>
+      <w:r>
+        <w:t>*). What helps us in this is the Middle Path, the Noble Eightfold Path. Or, from another perspective, the cultivation of the seven factors of enlightenment (*</w:t>
+      </w:r>
+      <w:proofErr w:type="spellStart"/>
+      <w:r>
+        <w:t>bojjhaṅga</w:t>
+      </w:r>
+      <w:proofErr w:type="spellEnd"/>
+      <w:r>
+        <w:t>*): mindfulness (*sati*), investigation of states (*dhamma-</w:t>
+      </w:r>
+      <w:proofErr w:type="spellStart"/>
+      <w:r>
+        <w:t>vicaya</w:t>
+      </w:r>
+      <w:proofErr w:type="spellEnd"/>
+      <w:r>
+        <w:t>*), energy (*</w:t>
+      </w:r>
+      <w:proofErr w:type="spellStart"/>
+      <w:r>
+        <w:t>viriya</w:t>
+      </w:r>
+      <w:proofErr w:type="spellEnd"/>
+      <w:r>
+        <w:t>*), joy (*</w:t>
+      </w:r>
+      <w:proofErr w:type="spellStart"/>
+      <w:r>
+        <w:t>pīti</w:t>
+      </w:r>
+      <w:proofErr w:type="spellEnd"/>
+      <w:r>
+        <w:t>*), tranquility (*</w:t>
+      </w:r>
+      <w:proofErr w:type="spellStart"/>
+      <w:r>
+        <w:t>passaddhi</w:t>
+      </w:r>
+      <w:proofErr w:type="spellEnd"/>
+      <w:r>
+        <w:t>*), concentration (*</w:t>
+      </w:r>
+      <w:proofErr w:type="spellStart"/>
+      <w:r>
+        <w:t>samādhi</w:t>
+      </w:r>
+      <w:proofErr w:type="spellEnd"/>
+      <w:r>
+        <w:t>*), and equanimity (*</w:t>
+      </w:r>
+      <w:proofErr w:type="spellStart"/>
+      <w:r>
+        <w:t>upekkhā</w:t>
+      </w:r>
+      <w:proofErr w:type="spellEnd"/>
+      <w:r>
+        <w:t xml:space="preserve">*). That is the special message that a Buddha gives to the world. There are various opinions among different teachers in the world regarding whether a Buddha is born or not. Only a Buddha declares the path that can break this cycle. That is why the fourth category mentioned here is of paramount importance: neither-dark-nor-bright </w:t>
+      </w:r>
+      <w:proofErr w:type="spellStart"/>
+      <w:r>
+        <w:t>kamma</w:t>
+      </w:r>
+      <w:proofErr w:type="spellEnd"/>
+      <w:r>
+        <w:t xml:space="preserve"> with neither-dark-nor-bright results. It conquers both wholesomeness and unwholesomeness.</w:t>
       </w:r>
     </w:p>
     <w:p>
       <w:r>
-        <w:t xml:space="preserve">Now, when this is said, some people might misunderstand it. They might think: “In that case, meritorious deeds are not necessary. We do not need to think about wholesomeness or unwholesomeness.” But one cannot escape like that. This is an extremely subtle point. Many people get confused here too. That is why, when declaring the Dhamma, the Buddha reminded us that some people grasp wrong views (*micchā-diṭṭhi*) as if they were grasping a snake by its tail. What we have here is a middle way. There is a certain sutta discourse where the Buddha has presented this middle way most beautifully. On one occasion, a certain deity came and asked the Buddha, “Venerable Sir, how did you cross over the flood?” By “flood,” the deity used a term that these meritorious devotees might have heard of in Dhamma analyses: the word *ogha* (flood). There are four such floods that sweep beings </w:t>
-      </w:r>
-      <w:r>
-        <w:lastRenderedPageBreak/>
-        <w:t>away in *saṃsāra*: the flood of sensuality (*kāmogha*), the flood of **becoming / existence (*bhavogha*)**, the flood of views (*diṭṭhogha*), and the flood of ignorance (*avijjāgha*). That is to say, sensual thoughts flow like a great torrent and sweep beings away. Next, the desire for existence in **becoming / existence (*bhava*)**, craving for **becoming / existence (*bhava*)**—**craving / thirst (*taṇhā*)** for **becoming / existence (*bhava*)**. Beings get caught in various views and are swept away. Lastly, ignorance (*avijjā*)—unknowing. All of of these are shown as floods—the four *saṃsāric* floods that sweep beings away.</w:t>
+        <w:t>Now, when this is said, some people might misunderstand it. They might think: “In that case, meritorious deeds are not necessary. We do not need to think about wholesomeness or unwholesomeness.” But one cannot escape like that. This is an extremely subtle point. Many people get confused here too. That is why, when declaring the Dhamma, the Buddha reminded us that some people grasp wrong views (*</w:t>
+      </w:r>
+      <w:proofErr w:type="spellStart"/>
+      <w:r>
+        <w:t>micchā-diṭṭhi</w:t>
+      </w:r>
+      <w:proofErr w:type="spellEnd"/>
+      <w:r>
+        <w:t>*) as if they were grasping a snake by its tail. What we have here is a middle way. There is a certain sutta discourse where the Buddha has presented this middle way most beautifully. On one occasion, a certain deity came and asked the Buddha, “Venerable Sir, how did you cross over the flood?” By “flood,” the deity used a term that these meritorious devotees might have heard of in Dhamma analyses: the word *</w:t>
+      </w:r>
+      <w:proofErr w:type="spellStart"/>
+      <w:r>
+        <w:t>ogha</w:t>
+      </w:r>
+      <w:proofErr w:type="spellEnd"/>
+      <w:r>
+        <w:t>* (flood). There are four such floods that sweep beings away in *</w:t>
+      </w:r>
+      <w:proofErr w:type="spellStart"/>
+      <w:r>
+        <w:t>saṃsāra</w:t>
+      </w:r>
+      <w:proofErr w:type="spellEnd"/>
+      <w:r>
+        <w:t>*: the flood of sensuality (*</w:t>
+      </w:r>
+      <w:proofErr w:type="spellStart"/>
+      <w:r>
+        <w:t>kāmogha</w:t>
+      </w:r>
+      <w:proofErr w:type="spellEnd"/>
+      <w:r>
+        <w:t>*), the flood of becoming / existence (*</w:t>
+      </w:r>
+      <w:proofErr w:type="spellStart"/>
+      <w:r>
+        <w:t>bhavogha</w:t>
+      </w:r>
+      <w:proofErr w:type="spellEnd"/>
+      <w:r>
+        <w:t>*), the flood of views (*</w:t>
+      </w:r>
+      <w:proofErr w:type="spellStart"/>
+      <w:r>
+        <w:t>diṭṭhogha</w:t>
+      </w:r>
+      <w:proofErr w:type="spellEnd"/>
+      <w:r>
+        <w:t>*), and the flood of ignorance (*</w:t>
+      </w:r>
+      <w:proofErr w:type="spellStart"/>
+      <w:r>
+        <w:t>avijjāgha</w:t>
+      </w:r>
+      <w:proofErr w:type="spellEnd"/>
+      <w:r>
+        <w:t xml:space="preserve">*). That is to say, sensual thoughts flow like a great torrent and sweep beings away. Next, the desire for existence in </w:t>
+      </w:r>
+      <w:r>
+        <w:t>becoming (*bhava*)</w:t>
+      </w:r>
+      <w:r>
+        <w:t xml:space="preserve">, craving for </w:t>
+      </w:r>
+      <w:r>
+        <w:t>becoming (*bhava*)</w:t>
+      </w:r>
+      <w:r>
+        <w:t>—</w:t>
+      </w:r>
+      <w:r>
+        <w:t>craving (*</w:t>
+      </w:r>
+      <w:proofErr w:type="spellStart"/>
+      <w:r>
+        <w:t>taṇhā</w:t>
+      </w:r>
+      <w:proofErr w:type="spellEnd"/>
+      <w:r>
+        <w:t>*)</w:t>
+      </w:r>
+      <w:r>
+        <w:t xml:space="preserve"> for </w:t>
+      </w:r>
+      <w:r>
+        <w:t>becoming (*bhava*)</w:t>
+      </w:r>
+      <w:r>
+        <w:t>. Beings get caught in various views and are swept away. Lastly, ignorance (*</w:t>
+      </w:r>
+      <w:proofErr w:type="spellStart"/>
+      <w:r>
+        <w:t>avijjā</w:t>
+      </w:r>
+      <w:proofErr w:type="spellEnd"/>
+      <w:r>
+        <w:t xml:space="preserve">*)—unknowing. All of </w:t>
+      </w:r>
+      <w:proofErr w:type="spellStart"/>
+      <w:r>
+        <w:t>of</w:t>
+      </w:r>
+      <w:proofErr w:type="spellEnd"/>
+      <w:r>
+        <w:t xml:space="preserve"> these are shown as floods—the four *</w:t>
+      </w:r>
+      <w:proofErr w:type="spellStart"/>
+      <w:r>
+        <w:t>saṃsāric</w:t>
+      </w:r>
+      <w:proofErr w:type="spellEnd"/>
+      <w:r>
+        <w:t>* floods that sweep beings away.</w:t>
       </w:r>
     </w:p>
     <w:p>
       <w:r>
-        <w:t>While being swept away by these four floods, the deity asked the Buddha how he crossed over them. The Buddha gave an extremely brief answer: “Friend, I crossed over the flood by not halting and by not straining.” “By not halting, and by not straining, I crossed over the flood,” he replied. When asked for further details on how that was, he said, “Friend, when I halted, I sank; when I strained, I was swept away. Therefore, it was by not halting and by not straining that I crossed over the flood.” This, meritorious friends, is that middle path. Now, think of a situation where one is being swept toward a sluice gate, or caught in a whirlpool. If you just let yourself go, one of those things will happen. If you struggle frantically without trying to escape in the proper way, you will still be swept away. You either go under, or you get carried away. Such is the situation regarding this kamma. That is to say, regarding these questions about kamma, one must look at it this way: those unwholesome evil deeds indeed yield results for the *saṃsāric* being. We cannot say they do not exist. Therefore, they must be conquered through wholesome deeds (*kusala*). This is the middle path. In place of the unwholesome (*akusala*), the wholesome (*kusala*) must be cultivated. In place of demerit, merit must be made. By doing so, one must arrive at a certain firm stance. A certain concentration (*samādhi*)—briefly, a concentrated mind—can be obtained only if one protects those virtues like Virtue (*sīla*). What is found in virtues like Virtue (*sīla*) is precisely this: distinguishing and understanding wholesome and unwholesome, understanding merit and demerit, and treading that path of wholesomeness. Therefore, these cannot be cast aside. If one breaks, shatters, and destroys the raft before crossing over, there is no crossing over for that person.</w:t>
+        <w:t xml:space="preserve">While being swept away by these four floods, the deity asked the Buddha how he crossed over them. The Buddha gave an extremely brief answer: “Friend, I crossed over the flood by not halting and by not straining.” “By not halting, and by not straining, I crossed over the </w:t>
+      </w:r>
+      <w:r>
+        <w:lastRenderedPageBreak/>
+        <w:t xml:space="preserve">flood,” he replied. When asked for further details on how that was, he said, “Friend, when I halted, I sank; when I strained, I was swept away. Therefore, it was by not halting and by not straining that I crossed over the flood.” This, meritorious friends, is that middle path. Now, think of a situation where one is being swept toward a sluice gate, or caught in a whirlpool. If you just let yourself go, one of those things will happen. If you struggle frantically without trying to escape in the proper way, you will still be swept away. You either go under, or you get carried away. Such is the situation regarding this </w:t>
+      </w:r>
+      <w:proofErr w:type="spellStart"/>
+      <w:r>
+        <w:t>kamma</w:t>
+      </w:r>
+      <w:proofErr w:type="spellEnd"/>
+      <w:r>
+        <w:t xml:space="preserve">. That is to say, regarding these questions about </w:t>
+      </w:r>
+      <w:proofErr w:type="spellStart"/>
+      <w:r>
+        <w:t>kamma</w:t>
+      </w:r>
+      <w:proofErr w:type="spellEnd"/>
+      <w:r>
+        <w:t>, one must look at it this way: those unwholesome evil deeds indeed yield results for the *</w:t>
+      </w:r>
+      <w:proofErr w:type="spellStart"/>
+      <w:r>
+        <w:t>saṃsāric</w:t>
+      </w:r>
+      <w:proofErr w:type="spellEnd"/>
+      <w:r>
+        <w:t>* being. We cannot say they do not exist. Therefore, they must be conquered through wholesome deeds (*</w:t>
+      </w:r>
+      <w:proofErr w:type="spellStart"/>
+      <w:r>
+        <w:t>kusala</w:t>
+      </w:r>
+      <w:proofErr w:type="spellEnd"/>
+      <w:r>
+        <w:t>*). This is the middle path. In place of the unwholesome (*</w:t>
+      </w:r>
+      <w:proofErr w:type="spellStart"/>
+      <w:r>
+        <w:t>akusala</w:t>
+      </w:r>
+      <w:proofErr w:type="spellEnd"/>
+      <w:r>
+        <w:t>*), the wholesome (*</w:t>
+      </w:r>
+      <w:proofErr w:type="spellStart"/>
+      <w:r>
+        <w:t>kusala</w:t>
+      </w:r>
+      <w:proofErr w:type="spellEnd"/>
+      <w:r>
+        <w:t>*) must be cultivated. In place of demerit, merit must be made. By doing so, one must arrive at a certain firm stance. A certain concentration (*</w:t>
+      </w:r>
+      <w:proofErr w:type="spellStart"/>
+      <w:r>
+        <w:t>samādhi</w:t>
+      </w:r>
+      <w:proofErr w:type="spellEnd"/>
+      <w:r>
+        <w:t>*)—briefly, a concentrated mind—can be obtained only if one protects those virtues like Virtue (*</w:t>
+      </w:r>
+      <w:proofErr w:type="spellStart"/>
+      <w:r>
+        <w:t>sīla</w:t>
+      </w:r>
+      <w:proofErr w:type="spellEnd"/>
+      <w:r>
+        <w:t>*). What is found in virtues like Virtue (*</w:t>
+      </w:r>
+      <w:proofErr w:type="spellStart"/>
+      <w:r>
+        <w:t>sīla</w:t>
+      </w:r>
+      <w:proofErr w:type="spellEnd"/>
+      <w:r>
+        <w:t>*) is precisely this: distinguishing and understanding wholesome and unwholesome, understanding merit and demerit, and treading that path of wholesomeness. Therefore, these cannot be cast aside. If one breaks, shatters, and destroys the raft before crossing over, there is no crossing over for that person.</w:t>
       </w:r>
     </w:p>
     <w:p>
       <w:r>
-        <w:t xml:space="preserve">Therefore, what is called the middle path here involves neither halting nor going to one extreme. If one does that, one might go to that extreme called *kāmasukhallikānuyoga* (indulgence in sensual pleasures), thinking, “We can live however we want and enjoy ourselves.” Otherwise, if one goes to the opposite side, one begins to strain frantically, like *attakilamathānuyoga* (self-mortification). There are people who go to such an extreme that, like the Nigaṇṭhas (Jains) who believed all knots must be untied, they even untie the knots of their clothes and go naked. Those are the two extremes that the Buddha has pointed out. Halting is *kāmasukhallikānuyoga*—indulging in the five cords of sensual pleasure as one pleases, without any regard for wholesomeness, unwholesomeness, or virtues. The other extreme is... these meritorious devotees may have heard of those who lived in the past, close to the practice of the Nigaṇṭhas, living like dogs (canine vow) or living like cattle (bovine vow). Undertaking various vows, they believed they would find liberation through them. Those who live by adopting various such false views and vows of </w:t>
-      </w:r>
-      <w:r>
-        <w:lastRenderedPageBreak/>
-        <w:t>virtue (*sīlabbata*) are at that other extreme. Instead of those, what the Buddha points out is that, with the help of Virtue (*sīla*), one cultivates Concentration (*samādhi*). Without halting there either, with the help of Concentration, one next mindfully sees the Three Characteristics of **Impermanent / Inconstant (*Anicca*)**, **Suffering / Unsatisfactoriness / Stress (*Dukkha*)**, and **Not-self / Non-self / Unsubstantial (*Anattā*)**, thereby raising Wisdom (*paññā*). Meritorious friends, to raise Wisdom simply means the destruction of that ignorance (*avijjā*). If indeed it is because of ignorance (*avijjā*) that all these **preparations / formations / volitional activity (*saṅkhāra*)**, regarded as wholesome and unwholesome, arise in this mind-stream, then the path to the stilling of those **preparations / formations / volitional activity (*saṅkhāra*)** is actually the special message that the Buddha introduced to the world. That is why this path is called the path of stilling these **preparations / formations / volitional activity (*saṅkhāra*)**.</w:t>
+        <w:t>Therefore, what is called the middle path here involves neither halting nor going to one extreme. If one does that, one might go to that extreme called *</w:t>
+      </w:r>
+      <w:proofErr w:type="spellStart"/>
+      <w:r>
+        <w:t>kāmasukhallikānuyoga</w:t>
+      </w:r>
+      <w:proofErr w:type="spellEnd"/>
+      <w:r>
+        <w:t>* (indulgence in sensual pleasures), thinking, “We can live however we want and enjoy ourselves.” Otherwise, if one goes to the opposite side, one begins to strain frantically, like *</w:t>
+      </w:r>
+      <w:proofErr w:type="spellStart"/>
+      <w:r>
+        <w:t>attakilamathānuyoga</w:t>
+      </w:r>
+      <w:proofErr w:type="spellEnd"/>
+      <w:r>
+        <w:t xml:space="preserve">* (self-mortification). There are people who go to such an extreme that, like the </w:t>
+      </w:r>
+      <w:proofErr w:type="spellStart"/>
+      <w:r>
+        <w:t>Nigaṇṭhas</w:t>
+      </w:r>
+      <w:proofErr w:type="spellEnd"/>
+      <w:r>
+        <w:t xml:space="preserve"> (Jains) who believed all knots must be untied, they even untie the knots of their clothes and go naked. Those are the two extremes that the Buddha has pointed out. Halting is *</w:t>
+      </w:r>
+      <w:proofErr w:type="spellStart"/>
+      <w:r>
+        <w:t>kāmasukhallikānuyoga</w:t>
+      </w:r>
+      <w:proofErr w:type="spellEnd"/>
+      <w:r>
+        <w:t xml:space="preserve">*—indulging in the five cords of sensual pleasure as one pleases, without any regard for wholesomeness, unwholesomeness, or virtues. The other extreme is... these meritorious devotees may have heard of those who lived in the past, close to the practice of the </w:t>
+      </w:r>
+      <w:proofErr w:type="spellStart"/>
+      <w:r>
+        <w:t>Nigaṇṭhas</w:t>
+      </w:r>
+      <w:proofErr w:type="spellEnd"/>
+      <w:r>
+        <w:t>, living like dogs (canine vow) or living like cattle (bovine vow). Undertaking various vows, they believed they would find liberation through them. Those who live by adopting various such false views and vows of virtue (*</w:t>
+      </w:r>
+      <w:proofErr w:type="spellStart"/>
+      <w:r>
+        <w:t>sīlabbata</w:t>
+      </w:r>
+      <w:proofErr w:type="spellEnd"/>
+      <w:r>
+        <w:t>*) are at that other extreme. Instead of those, what the Buddha points out is that, with the help of Virtue (*</w:t>
+      </w:r>
+      <w:proofErr w:type="spellStart"/>
+      <w:r>
+        <w:t>sīla</w:t>
+      </w:r>
+      <w:proofErr w:type="spellEnd"/>
+      <w:r>
+        <w:t>*), one cultivates Concentration (*</w:t>
+      </w:r>
+      <w:proofErr w:type="spellStart"/>
+      <w:r>
+        <w:t>samādhi</w:t>
+      </w:r>
+      <w:proofErr w:type="spellEnd"/>
+      <w:r>
+        <w:t xml:space="preserve">*). Without halting there either, with the help of Concentration, one next mindfully sees the Three Characteristics of </w:t>
+      </w:r>
+      <w:r>
+        <w:t>Impermanent (*Anicca*)</w:t>
+      </w:r>
+      <w:r>
+        <w:t xml:space="preserve">, </w:t>
+      </w:r>
+      <w:r>
+        <w:t>suffering (*dukkha*)</w:t>
+      </w:r>
+      <w:r>
+        <w:t xml:space="preserve">, and </w:t>
+      </w:r>
+      <w:r>
+        <w:t>Not-self  (*</w:t>
+      </w:r>
+      <w:proofErr w:type="spellStart"/>
+      <w:r>
+        <w:t>Anattā</w:t>
+      </w:r>
+      <w:proofErr w:type="spellEnd"/>
+      <w:r>
+        <w:t>*)</w:t>
+      </w:r>
+      <w:r>
+        <w:t>, thereby raising Wisdom (*</w:t>
+      </w:r>
+      <w:proofErr w:type="spellStart"/>
+      <w:r>
+        <w:t>paññā</w:t>
+      </w:r>
+      <w:proofErr w:type="spellEnd"/>
+      <w:r>
+        <w:t>*). Meritorious friends, to raise Wisdom simply means the destruction of that ignorance (*</w:t>
+      </w:r>
+      <w:proofErr w:type="spellStart"/>
+      <w:r>
+        <w:t>avijjā</w:t>
+      </w:r>
+      <w:proofErr w:type="spellEnd"/>
+      <w:r>
+        <w:t>*). If indeed it is because of ignorance (*</w:t>
+      </w:r>
+      <w:proofErr w:type="spellStart"/>
+      <w:r>
+        <w:t>avijjā</w:t>
+      </w:r>
+      <w:proofErr w:type="spellEnd"/>
+      <w:r>
+        <w:t xml:space="preserve">*) that all these </w:t>
+      </w:r>
+      <w:r>
+        <w:t>formations (*</w:t>
+      </w:r>
+      <w:proofErr w:type="spellStart"/>
+      <w:r>
+        <w:t>saṅkhāra</w:t>
+      </w:r>
+      <w:proofErr w:type="spellEnd"/>
+      <w:r>
+        <w:t>*)</w:t>
+      </w:r>
+      <w:r>
+        <w:t xml:space="preserve">, regarded as wholesome and unwholesome, arise in this mind-stream, then the path to the stilling of those </w:t>
+      </w:r>
+      <w:r>
+        <w:t>formations (*</w:t>
+      </w:r>
+      <w:proofErr w:type="spellStart"/>
+      <w:r>
+        <w:t>saṅkhāra</w:t>
+      </w:r>
+      <w:proofErr w:type="spellEnd"/>
+      <w:r>
+        <w:t>*)</w:t>
+      </w:r>
+      <w:r>
+        <w:t xml:space="preserve"> is actually the special message that the Buddha introduced to the world. That is why this path is called the path of stilling these </w:t>
+      </w:r>
+      <w:r>
+        <w:t>formations (*</w:t>
+      </w:r>
+      <w:proofErr w:type="spellStart"/>
+      <w:r>
+        <w:t>saṅkhāra</w:t>
+      </w:r>
+      <w:proofErr w:type="spellEnd"/>
+      <w:r>
+        <w:t>*)</w:t>
+      </w:r>
+      <w:r>
+        <w:t>.</w:t>
       </w:r>
     </w:p>
     <w:p>
       <w:r>
-        <w:t>Now, there are two aspects to what is called Right View (*sammā-diṭṭhi*). Many people speak about it without proper understanding. One aspect of this Right View is *kammasassakatā sammā-diṭṭhi* (Right View of the ownership of kamma). Standing on that firm ground that “kamma is one's own,” one acts in a way that allows them to face it. Therefore, one must live with a correct understanding of merit and demerit, wholesomeness and unwholesomeness, living with eyes wide open. Why? Because otherwise, one will fall into those terrible bad destinations (*duggati*) and *saṃsāra* will be prolonged, and one will become unable to raise one's head again. That is why it is called *kammasassakatā*—the feeling that “it is mine.” Why is it said that “kamma is one's own”? One cannot escape by simply saying “there is no self/person.” Because it is with the feeling of “I” that those actions are committed. Its result (*vipāka*) will definitely come. And the turn of its result also comes based on that very “I”. It is like a kind of “responsibility.” Responsibility is something one has taken upon oneself. It is by taking responsibility as “I” that a person engages in those evil deeds. Correspondingly, that kamma flows back to that person. That is why kamma is said to be “one's own,” “one's kinsman, one's refuge.” One must not misunderstand by bringing **Not-self / Non-self / Unsubstantial (*Anattā*)** close to this level. That is one level. To put it briefly, that is the side of arising (*samudaya-pakkha*) of the *saṃsāric* being. Now, there are two things: arising and ceasing. Out of these, the *saṃsāric* being is always on the side of arising (*samudaya*). Arising means coming into being. They are always trying to produce, to acquire, to renew. The entire *saṃsāric* existence, instead of acknowledging impermanence—forgetting impermanence—is an effort to create the notion that the world is permanent. The perception of permanence (*nicca-saññā*). What must be done to generate the feeling that the world is permanent? One must forget that these things are decaying and passing away, and instead, by renewing them, bring up the notion that “each of these is eternal.” The sense of “I-ness” also runs on that. Consequently, one is bound to experience the results of the kamma performed accordingly. That is inevitable.</w:t>
+        <w:lastRenderedPageBreak/>
+        <w:t>Now, there are two aspects to what is called Right View (*</w:t>
+      </w:r>
+      <w:proofErr w:type="spellStart"/>
+      <w:r>
+        <w:t>sammā-diṭṭhi</w:t>
+      </w:r>
+      <w:proofErr w:type="spellEnd"/>
+      <w:r>
+        <w:t>*). Many people speak about it without proper understanding. One aspect of this Right View is *</w:t>
+      </w:r>
+      <w:proofErr w:type="spellStart"/>
+      <w:r>
+        <w:t>kammasassakatā</w:t>
+      </w:r>
+      <w:proofErr w:type="spellEnd"/>
+      <w:r>
+        <w:t xml:space="preserve"> </w:t>
+      </w:r>
+      <w:proofErr w:type="spellStart"/>
+      <w:r>
+        <w:t>sammā-diṭṭhi</w:t>
+      </w:r>
+      <w:proofErr w:type="spellEnd"/>
+      <w:r>
+        <w:t xml:space="preserve">* (Right View of the ownership of </w:t>
+      </w:r>
+      <w:proofErr w:type="spellStart"/>
+      <w:r>
+        <w:t>kamma</w:t>
+      </w:r>
+      <w:proofErr w:type="spellEnd"/>
+      <w:r>
+        <w:t>). Standing on that firm ground that “</w:t>
+      </w:r>
+      <w:proofErr w:type="spellStart"/>
+      <w:r>
+        <w:t>kamma</w:t>
+      </w:r>
+      <w:proofErr w:type="spellEnd"/>
+      <w:r>
+        <w:t xml:space="preserve"> is one's own,” one acts in a way that allows them to face it. Therefore, one must live with a correct understanding of merit and demerit, wholesomeness and unwholesomeness, living with eyes wide open. Why? Because otherwise, one will fall into those terrible bad destinations (*</w:t>
+      </w:r>
+      <w:proofErr w:type="spellStart"/>
+      <w:r>
+        <w:t>duggati</w:t>
+      </w:r>
+      <w:proofErr w:type="spellEnd"/>
+      <w:r>
+        <w:t>*) and *</w:t>
+      </w:r>
+      <w:proofErr w:type="spellStart"/>
+      <w:r>
+        <w:t>saṃsāra</w:t>
+      </w:r>
+      <w:proofErr w:type="spellEnd"/>
+      <w:r>
+        <w:t>* will be prolonged, and one will become unable to raise one's head again. That is why it is called *</w:t>
+      </w:r>
+      <w:proofErr w:type="spellStart"/>
+      <w:r>
+        <w:t>kammasassakatā</w:t>
+      </w:r>
+      <w:proofErr w:type="spellEnd"/>
+      <w:r>
+        <w:t>*—the feeling that “it is mine.” Why is it said that “</w:t>
+      </w:r>
+      <w:proofErr w:type="spellStart"/>
+      <w:r>
+        <w:t>kamma</w:t>
+      </w:r>
+      <w:proofErr w:type="spellEnd"/>
+      <w:r>
+        <w:t xml:space="preserve"> is one's own”? One cannot escape by simply saying “there is no self/person.” Because it is with the feeling of “I” that those actions are committed. Its result (*</w:t>
+      </w:r>
+      <w:proofErr w:type="spellStart"/>
+      <w:r>
+        <w:t>vipāka</w:t>
+      </w:r>
+      <w:proofErr w:type="spellEnd"/>
+      <w:r>
+        <w:t xml:space="preserve">*) will definitely come. And the turn of its result also comes based on that very “I”. It is like a kind of “responsibility.” Responsibility is something one has taken upon oneself. It is by taking responsibility as “I” that a person engages in those evil deeds. Correspondingly, that </w:t>
+      </w:r>
+      <w:proofErr w:type="spellStart"/>
+      <w:r>
+        <w:t>kamma</w:t>
+      </w:r>
+      <w:proofErr w:type="spellEnd"/>
+      <w:r>
+        <w:t xml:space="preserve"> flows back to that person. That is why </w:t>
+      </w:r>
+      <w:proofErr w:type="spellStart"/>
+      <w:r>
+        <w:t>kamma</w:t>
+      </w:r>
+      <w:proofErr w:type="spellEnd"/>
+      <w:r>
+        <w:t xml:space="preserve"> is said to be “one's own,” “one's kinsman, one's refuge.” One must not misunderstand by bringing </w:t>
+      </w:r>
+      <w:r>
+        <w:t>Not-self  (*</w:t>
+      </w:r>
+      <w:proofErr w:type="spellStart"/>
+      <w:r>
+        <w:t>Anattā</w:t>
+      </w:r>
+      <w:proofErr w:type="spellEnd"/>
+      <w:r>
+        <w:t>*)</w:t>
+      </w:r>
+      <w:r>
+        <w:t xml:space="preserve"> close to this level. That is one level. To put it briefly, that is the side of arising (*</w:t>
+      </w:r>
+      <w:proofErr w:type="spellStart"/>
+      <w:r>
+        <w:t>samudaya-pakkha</w:t>
+      </w:r>
+      <w:proofErr w:type="spellEnd"/>
+      <w:r>
+        <w:t>*) of the *</w:t>
+      </w:r>
+      <w:proofErr w:type="spellStart"/>
+      <w:r>
+        <w:t>saṃsāric</w:t>
+      </w:r>
+      <w:proofErr w:type="spellEnd"/>
+      <w:r>
+        <w:t>* being. Now, there are two things: arising and ceasing. Out of these, the *</w:t>
+      </w:r>
+      <w:proofErr w:type="spellStart"/>
+      <w:r>
+        <w:t>saṃsāric</w:t>
+      </w:r>
+      <w:proofErr w:type="spellEnd"/>
+      <w:r>
+        <w:t>* being is always on the side of arising (*</w:t>
+      </w:r>
+      <w:proofErr w:type="spellStart"/>
+      <w:r>
+        <w:t>samudaya</w:t>
+      </w:r>
+      <w:proofErr w:type="spellEnd"/>
+      <w:r>
+        <w:t>*). Arising means coming into being. They are always trying to produce, to acquire, to renew. The entire *</w:t>
+      </w:r>
+      <w:proofErr w:type="spellStart"/>
+      <w:r>
+        <w:t>saṃsāric</w:t>
+      </w:r>
+      <w:proofErr w:type="spellEnd"/>
+      <w:r>
+        <w:t>* existence, instead of acknowledging impermanence—forgetting impermanence—is an effort to create the notion that the world is permanent. The perception of permanence (*</w:t>
+      </w:r>
+      <w:proofErr w:type="spellStart"/>
+      <w:r>
+        <w:t>nicca-saññā</w:t>
+      </w:r>
+      <w:proofErr w:type="spellEnd"/>
+      <w:r>
+        <w:t xml:space="preserve">*). What must be done to generate the feeling that the world is permanent? One must forget that these things are decaying and passing away, and instead, by renewing them, bring up the notion that “each of these is eternal.” The sense of “I-ness” also runs on that. Consequently, one is bound to experience the results of the </w:t>
+      </w:r>
+      <w:proofErr w:type="spellStart"/>
+      <w:r>
+        <w:t>kamma</w:t>
+      </w:r>
+      <w:proofErr w:type="spellEnd"/>
+      <w:r>
+        <w:t xml:space="preserve"> performed accordingly. That is inevitable.</w:t>
       </w:r>
     </w:p>
     <w:p>
       <w:r>
-        <w:t>Thus, the other side is the supramundane (*lokuttara*) side. What is that side? That side looks toward cessation (*nirodha*). The noble disciple (*ariya-sāvaka*) faces the side of cessation (*nirodha*). The ordinary worldling (*puthujjana*), on the other hand, faces the side of arising (*samudaya*). To put it another way, no matter how much **suffering / unsatisfactoriness / stress (*dukkha*)** they experience today, everyone is living as if they think: “Tomorrow morning will be better.” Even if this life is spent, they wish for another life: “I could not fulfill my hopes in this life, but in the next life I will be able to.” *Saṃsāra* is precisely this kind of journey driven by ignorance (*avijjā*) and **craving / thirst (*taṇhā*)**. That is living on the side of arising (*samudaya*). The law of kamma affects such a person. Therefore, one must accept it and try to live according to it. Otherwise, one will have to experience results in a much more dangerous state. Next, escaping from this—the way to escape is not by committing extreme attempts like those Nigaṇṭhas, who subjected their bodies to various tortures, thinking, “I will wear out past kamma by this suffering, and I will perform no more kamma,” wearing muzzles, or even discarding their clothes and acting in that manner.</w:t>
+        <w:t>Thus, the other side is the supramundane (*</w:t>
+      </w:r>
+      <w:proofErr w:type="spellStart"/>
+      <w:r>
+        <w:t>lokuttara</w:t>
+      </w:r>
+      <w:proofErr w:type="spellEnd"/>
+      <w:r>
+        <w:t>*) side. What is that side? That side looks toward cessation (*</w:t>
+      </w:r>
+      <w:proofErr w:type="spellStart"/>
+      <w:r>
+        <w:t>nirodha</w:t>
+      </w:r>
+      <w:proofErr w:type="spellEnd"/>
+      <w:r>
+        <w:t>*). The noble disciple (*</w:t>
+      </w:r>
+      <w:proofErr w:type="spellStart"/>
+      <w:r>
+        <w:t>ariya-sāvaka</w:t>
+      </w:r>
+      <w:proofErr w:type="spellEnd"/>
+      <w:r>
+        <w:t>*) faces the side of cessation (*</w:t>
+      </w:r>
+      <w:proofErr w:type="spellStart"/>
+      <w:r>
+        <w:t>nirodha</w:t>
+      </w:r>
+      <w:proofErr w:type="spellEnd"/>
+      <w:r>
+        <w:t>*). The ordinary worldling (*</w:t>
+      </w:r>
+      <w:proofErr w:type="spellStart"/>
+      <w:r>
+        <w:t>puthujjana</w:t>
+      </w:r>
+      <w:proofErr w:type="spellEnd"/>
+      <w:r>
+        <w:t>*), on the other hand, faces the side of arising (*</w:t>
+      </w:r>
+      <w:proofErr w:type="spellStart"/>
+      <w:r>
+        <w:t>samudaya</w:t>
+      </w:r>
+      <w:proofErr w:type="spellEnd"/>
+      <w:r>
+        <w:t xml:space="preserve">*). To put it another way, no matter how much </w:t>
+      </w:r>
+      <w:r>
+        <w:t>suffering (*dukkha*)</w:t>
+      </w:r>
+      <w:r>
+        <w:t xml:space="preserve"> they experience today, everyone is living as if they think: “Tomorrow morning will be better.” Even if this life is spent, they wish for another life: “I could not fulfill my hopes in this life, but in the next life I will be able to.” *</w:t>
+      </w:r>
+      <w:proofErr w:type="spellStart"/>
+      <w:r>
+        <w:t>Saṃsāra</w:t>
+      </w:r>
+      <w:proofErr w:type="spellEnd"/>
+      <w:r>
+        <w:t>* is precisely this kind of journey driven by ignorance (*</w:t>
+      </w:r>
+      <w:proofErr w:type="spellStart"/>
+      <w:r>
+        <w:t>avijjā</w:t>
+      </w:r>
+      <w:proofErr w:type="spellEnd"/>
+      <w:r>
+        <w:t xml:space="preserve">*) and </w:t>
+      </w:r>
+      <w:r>
+        <w:t>craving (*</w:t>
+      </w:r>
+      <w:proofErr w:type="spellStart"/>
+      <w:r>
+        <w:t>taṇhā</w:t>
+      </w:r>
+      <w:proofErr w:type="spellEnd"/>
+      <w:r>
+        <w:t>*)</w:t>
+      </w:r>
+      <w:r>
+        <w:t>. That is living on the side of arising (*</w:t>
+      </w:r>
+      <w:proofErr w:type="spellStart"/>
+      <w:r>
+        <w:t>samudaya</w:t>
+      </w:r>
+      <w:proofErr w:type="spellEnd"/>
+      <w:r>
+        <w:t xml:space="preserve">*). The law of </w:t>
+      </w:r>
+      <w:proofErr w:type="spellStart"/>
+      <w:r>
+        <w:t>kamma</w:t>
+      </w:r>
+      <w:proofErr w:type="spellEnd"/>
+      <w:r>
+        <w:t xml:space="preserve"> affects such a person. Therefore, one must accept it and try to live according to it. Otherwise, one will have to experience results in a much more dangerous state. Next, escaping from this—the way to escape is not by committing extreme attempts like those </w:t>
+      </w:r>
+      <w:proofErr w:type="spellStart"/>
+      <w:r>
+        <w:t>Nigaṇṭhas</w:t>
+      </w:r>
+      <w:proofErr w:type="spellEnd"/>
+      <w:r>
+        <w:t xml:space="preserve">, who subjected their bodies to various tortures, thinking, “I will wear out past </w:t>
+      </w:r>
+      <w:proofErr w:type="spellStart"/>
+      <w:r>
+        <w:t>kamma</w:t>
+      </w:r>
+      <w:proofErr w:type="spellEnd"/>
+      <w:r>
+        <w:t xml:space="preserve"> by this suffering, and I will perform no more </w:t>
+      </w:r>
+      <w:proofErr w:type="spellStart"/>
+      <w:r>
+        <w:t>kamma</w:t>
+      </w:r>
+      <w:proofErr w:type="spellEnd"/>
+      <w:r>
+        <w:t>,” wearing muzzles, or even discarding their clothes and acting in that manner.</w:t>
       </w:r>
     </w:p>
     <w:p>
       <w:r>
-        <w:t>The Buddha has shown that these momentums of kamma can be appeased only through Wisdom (*paññā*), only by destroying ignorance (*avijjā*). It cannot be done by other methods. Nor can all this kamma be completely worn out by experiencing it. This destruction of kamma is said to be accomplished by that fourth, neither-dark-nor-bright kamma mentioned here. The “destruction of kamma” is like... now, these meritorious devotees have heard that a person [a Stream-enterer] is reborn at most seven times. How does that happen? Based on the power obtained through that Path-knowledge of Stream-entry (*Sotāpatti-magga-ñāṇa*), due to the force of the defilements (*kilesa*) cut off by it, and by that power, the person who has become a Stream-enterer becomes incapable of performing kamma that could lead to the lower realms (*apāya*). Rebirth in the lower realms is caused by kamma performed with **dogma of self-illusion / view of existing group/body (*Sakkāya-diṭṭhi*)**. Now, **dogma of self-illusion / view of existing group/body (*Sakkāya-diṭṭhi*)** is the most gross, coarse aspect of the notions of “I” and “mine.” That layer of ignorance (*avijjā*) is shattered by Path-knowledge (*magga-ñāṇa*). That is why that person cannot go to the lower realms. To put it briefly, they are freed from the lower realms. Next, as a direct result of the reduction of that sense of “I-ness,” their rebirths are limited to at most seven times. In that way, the Buddha solves this problem. This is the middle path. That is why it was said, “by not halting and by not straining.” These questions are solved through Wisdom (*paññā*), not through other artificial methods. For, the wheel of kamma in this *saṃsāra* is that dangerous. Even to Arahants and Buddhas, this kamma yields results. But that is only regarding the body they have brought with them; even those noble ones whom we call Arahants and Buddhas arose in this world due to a certain force of kamma. Correspondingly, they have to experience those results. But it ends right there. After that, they do not obtain **birth / arising (*jāti*)** again. It is to solve that problem that the Buddha has pointed out the Paths and Fruits (*magga-phala*). That is: Stream-entry with at most seven rebirths; next, Once-returning, coming back to this world only once; then, Non-returning, being born in the Brahma world, staying there for a certain period, and attaining Arahantship and final passing away. Those Arahants, Buddhas, and Paccekabuddhas who attained it in this very world do not obtain **birth / arising (*jāti*)** again. Saying “they do not obtain rebirth again” means that they have destroyed that accumulated mass of kamma.</w:t>
+        <w:t xml:space="preserve">The Buddha has shown that these momentums of </w:t>
+      </w:r>
+      <w:proofErr w:type="spellStart"/>
+      <w:r>
+        <w:t>kamma</w:t>
+      </w:r>
+      <w:proofErr w:type="spellEnd"/>
+      <w:r>
+        <w:t xml:space="preserve"> can be appeased only through Wisdom (*</w:t>
+      </w:r>
+      <w:proofErr w:type="spellStart"/>
+      <w:r>
+        <w:t>paññā</w:t>
+      </w:r>
+      <w:proofErr w:type="spellEnd"/>
+      <w:r>
+        <w:t>*), only by destroying ignorance (*</w:t>
+      </w:r>
+      <w:proofErr w:type="spellStart"/>
+      <w:r>
+        <w:t>avijjā</w:t>
+      </w:r>
+      <w:proofErr w:type="spellEnd"/>
+      <w:r>
+        <w:t xml:space="preserve">*). It cannot be done by other </w:t>
+      </w:r>
+      <w:r>
+        <w:lastRenderedPageBreak/>
+        <w:t xml:space="preserve">methods. Nor can all this </w:t>
+      </w:r>
+      <w:proofErr w:type="spellStart"/>
+      <w:r>
+        <w:t>kamma</w:t>
+      </w:r>
+      <w:proofErr w:type="spellEnd"/>
+      <w:r>
+        <w:t xml:space="preserve"> be completely worn out by experiencing it. This destruction of </w:t>
+      </w:r>
+      <w:proofErr w:type="spellStart"/>
+      <w:r>
+        <w:t>kamma</w:t>
+      </w:r>
+      <w:proofErr w:type="spellEnd"/>
+      <w:r>
+        <w:t xml:space="preserve"> is said to be accomplished by that fourth, neither-dark-nor-bright </w:t>
+      </w:r>
+      <w:proofErr w:type="spellStart"/>
+      <w:r>
+        <w:t>kamma</w:t>
+      </w:r>
+      <w:proofErr w:type="spellEnd"/>
+      <w:r>
+        <w:t xml:space="preserve"> mentioned here. The “destruction of </w:t>
+      </w:r>
+      <w:proofErr w:type="spellStart"/>
+      <w:r>
+        <w:t>kamma</w:t>
+      </w:r>
+      <w:proofErr w:type="spellEnd"/>
+      <w:r>
+        <w:t>” is like... now, these meritorious devotees have heard that a person [a Stream-enterer] is reborn at most seven times. How does that happen? Based on the power obtained through that Path-knowledge of Stream-entry (*</w:t>
+      </w:r>
+      <w:proofErr w:type="spellStart"/>
+      <w:r>
+        <w:t>Sotāpatti-magga-ñāṇa</w:t>
+      </w:r>
+      <w:proofErr w:type="spellEnd"/>
+      <w:r>
+        <w:t>*), due to the force of the defilements (*</w:t>
+      </w:r>
+      <w:proofErr w:type="spellStart"/>
+      <w:r>
+        <w:t>kilesa</w:t>
+      </w:r>
+      <w:proofErr w:type="spellEnd"/>
+      <w:r>
+        <w:t xml:space="preserve">*) cut off by it, and by that power, the person who has become a Stream-enterer becomes incapable of performing </w:t>
+      </w:r>
+      <w:proofErr w:type="spellStart"/>
+      <w:r>
+        <w:t>kamma</w:t>
+      </w:r>
+      <w:proofErr w:type="spellEnd"/>
+      <w:r>
+        <w:t xml:space="preserve"> that could lead to the lower realms (*</w:t>
+      </w:r>
+      <w:proofErr w:type="spellStart"/>
+      <w:r>
+        <w:t>apāya</w:t>
+      </w:r>
+      <w:proofErr w:type="spellEnd"/>
+      <w:r>
+        <w:t xml:space="preserve">*). Rebirth in the lower realms is caused by </w:t>
+      </w:r>
+      <w:proofErr w:type="spellStart"/>
+      <w:r>
+        <w:t>kamma</w:t>
+      </w:r>
+      <w:proofErr w:type="spellEnd"/>
+      <w:r>
+        <w:t xml:space="preserve"> performed with </w:t>
+      </w:r>
+      <w:r>
+        <w:t>view of existing group/body (*</w:t>
+      </w:r>
+      <w:proofErr w:type="spellStart"/>
+      <w:r>
+        <w:t>Sakkāya-diṭṭhi</w:t>
+      </w:r>
+      <w:proofErr w:type="spellEnd"/>
+      <w:r>
+        <w:t>*)</w:t>
+      </w:r>
+      <w:r>
+        <w:t xml:space="preserve">. Now, </w:t>
+      </w:r>
+      <w:r>
+        <w:t>view of existing group/body (*</w:t>
+      </w:r>
+      <w:proofErr w:type="spellStart"/>
+      <w:r>
+        <w:t>Sakkāya-diṭṭhi</w:t>
+      </w:r>
+      <w:proofErr w:type="spellEnd"/>
+      <w:r>
+        <w:t>*)</w:t>
+      </w:r>
+      <w:r>
+        <w:t xml:space="preserve"> is the most gross, coarse aspect of the notions of “I” and “mine.” That layer of ignorance (*</w:t>
+      </w:r>
+      <w:proofErr w:type="spellStart"/>
+      <w:r>
+        <w:t>avijjā</w:t>
+      </w:r>
+      <w:proofErr w:type="spellEnd"/>
+      <w:r>
+        <w:t>*) is shattered by Path-knowledge (*</w:t>
+      </w:r>
+      <w:proofErr w:type="spellStart"/>
+      <w:r>
+        <w:t>magga-ñāṇa</w:t>
+      </w:r>
+      <w:proofErr w:type="spellEnd"/>
+      <w:r>
+        <w:t>*). That is why that person cannot go to the lower realms. To put it briefly, they are freed from the lower realms. Next, as a direct result of the reduction of that sense of “I-ness,” their rebirths are limited to at most seven times. In that way, the Buddha solves this problem. This is the middle path. That is why it was said, “by not halting and by not straining.” These questions are solved through Wisdom (*</w:t>
+      </w:r>
+      <w:proofErr w:type="spellStart"/>
+      <w:r>
+        <w:t>paññā</w:t>
+      </w:r>
+      <w:proofErr w:type="spellEnd"/>
+      <w:r>
+        <w:t xml:space="preserve">*), not through other artificial methods. For, the wheel of </w:t>
+      </w:r>
+      <w:proofErr w:type="spellStart"/>
+      <w:r>
+        <w:t>kamma</w:t>
+      </w:r>
+      <w:proofErr w:type="spellEnd"/>
+      <w:r>
+        <w:t xml:space="preserve"> in this *</w:t>
+      </w:r>
+      <w:proofErr w:type="spellStart"/>
+      <w:r>
+        <w:t>saṃsāra</w:t>
+      </w:r>
+      <w:proofErr w:type="spellEnd"/>
+      <w:r>
+        <w:t xml:space="preserve">* is that dangerous. Even to Arahants and Buddhas, this </w:t>
+      </w:r>
+      <w:proofErr w:type="spellStart"/>
+      <w:r>
+        <w:t>kamma</w:t>
+      </w:r>
+      <w:proofErr w:type="spellEnd"/>
+      <w:r>
+        <w:t xml:space="preserve"> yields results. But that is only regarding the body they have brought with them; even those noble ones whom we call Arahants and Buddhas arose in this world due to a certain force of </w:t>
+      </w:r>
+      <w:proofErr w:type="spellStart"/>
+      <w:r>
+        <w:t>kamma</w:t>
+      </w:r>
+      <w:proofErr w:type="spellEnd"/>
+      <w:r>
+        <w:t xml:space="preserve">. Correspondingly, they have to experience those results. But it ends right there. After that, they do not obtain </w:t>
+      </w:r>
+      <w:r>
+        <w:t>birth (*</w:t>
+      </w:r>
+      <w:proofErr w:type="spellStart"/>
+      <w:r>
+        <w:t>jāti</w:t>
+      </w:r>
+      <w:proofErr w:type="spellEnd"/>
+      <w:r>
+        <w:t>*)</w:t>
+      </w:r>
+      <w:r>
+        <w:t xml:space="preserve"> again. It is to solve that problem that the Buddha has pointed out the Paths and Fruits (*</w:t>
+      </w:r>
+      <w:proofErr w:type="spellStart"/>
+      <w:r>
+        <w:t>magga-phala</w:t>
+      </w:r>
+      <w:proofErr w:type="spellEnd"/>
+      <w:r>
+        <w:t xml:space="preserve">*). That is: Stream-entry with at most seven rebirths; next, Once-returning, coming back to this world only once; then, Non-returning, being born in the Brahma world, staying there for a certain period, and attaining </w:t>
+      </w:r>
+      <w:proofErr w:type="spellStart"/>
+      <w:r>
+        <w:t>Arahantship</w:t>
+      </w:r>
+      <w:proofErr w:type="spellEnd"/>
+      <w:r>
+        <w:t xml:space="preserve"> and final passing away. Those Arahants, Buddhas, and Paccekabuddhas who attained it in this very world do not obtain </w:t>
+      </w:r>
+      <w:r>
+        <w:t>birth (*</w:t>
+      </w:r>
+      <w:proofErr w:type="spellStart"/>
+      <w:r>
+        <w:t>jāti</w:t>
+      </w:r>
+      <w:proofErr w:type="spellEnd"/>
+      <w:r>
+        <w:t>*)</w:t>
+      </w:r>
+      <w:r>
+        <w:t xml:space="preserve"> again. Saying “they do not obtain rebirth again” means that they have destroyed that accumulated mass of </w:t>
+      </w:r>
+      <w:proofErr w:type="spellStart"/>
+      <w:r>
+        <w:t>kamma</w:t>
+      </w:r>
+      <w:proofErr w:type="spellEnd"/>
+      <w:r>
+        <w:t>.</w:t>
       </w:r>
     </w:p>
     <w:p>
       <w:r>
-        <w:t>So that is the solution presented by the Buddha. We must contemplate these matters with wisdom and understand them. Otherwise, those wrong views (*micchā-diṭṭhi*) mentioned will arise—that is, “*saṃsāra* grows through both merit and demerit; through both merit and demerit, or rather, through every wholesome and unwholesome deed, *saṃsāra* is prolonged.” “Therefore, we do not need to be keen on merit. As for demerit—there is no question about it anyway. It happens naturally. But the difficult thing is making merit and doing wholesome deeds; we do not need to trouble ourselves about them. If we do, *saṃsāra* will be prolonged.” Look, that is a wrong grasp. It is like grasping the snake by its tail. The Buddha has shown the way it should be done. As mentioned earlier, through Virtue (*sīla*), one tames body and speech at a practical level. What is the result obtained from that? It is the blameless happiness (*anavajja-sukha*), the absence of remorse. With the help of that, one next cultivates Concentration (*samādhi*). One does not linger in that Concentration either. That, too, is something that prolongs **becoming / existence (*bhava*)**. The Buddha does not grasp onto that either. Instead, with the help of Concentration, using that stilled, one-pointed mind, one sees through the Three Characteristics. The special vision that a Buddha presents to the world is Insight (*vipassanā*): the Three Characteristics of **Impermanent / Inconstant (*Anicca*)**, **Suffering / Unsatisfactoriness / Stress (*Dukkha*)**, and **Not-self / Non-self / Unsubstantial (*Anattā*)**. That too can be understood through insight if there is a good concentration. It is through that level of insight, after insight has been significantly developed, and through the penetration of the Paths and Fruits (*magga-phala*), through that seeing through, that one understands: “There is no entity called ‘I’. There is nothing here to grasp as ‘I-ness’.” Once that understanding is attained, or rather, once the Dhamma of Dependent Co-arising (*paṭicca-samuppāda*) is fully understood, then from that person, no unwholesome or wholesome deeds driven by that **dogma of self-illusion / view of existing group/body (*Sakkāya-diṭṭhi*)** are performed. That is the solution the Buddha points out.</w:t>
+        <w:t>So that is the solution presented by the Buddha. We must contemplate these matters with wisdom and understand them. Otherwise, those wrong views (*</w:t>
+      </w:r>
+      <w:proofErr w:type="spellStart"/>
+      <w:r>
+        <w:t>micchā-diṭṭhi</w:t>
+      </w:r>
+      <w:proofErr w:type="spellEnd"/>
+      <w:r>
+        <w:t>*) mentioned will arise—that is, “*</w:t>
+      </w:r>
+      <w:proofErr w:type="spellStart"/>
+      <w:r>
+        <w:t>saṃsāra</w:t>
+      </w:r>
+      <w:proofErr w:type="spellEnd"/>
+      <w:r>
+        <w:t>* grows through both merit and demerit; through both merit and demerit, or rather, through every wholesome and unwholesome deed, *</w:t>
+      </w:r>
+      <w:proofErr w:type="spellStart"/>
+      <w:r>
+        <w:t>saṃsāra</w:t>
+      </w:r>
+      <w:proofErr w:type="spellEnd"/>
+      <w:r>
+        <w:t>* is prolonged.” “Therefore, we do not need to be keen on merit. As for demerit—there is no question about it anyway. It happens naturally. But the difficult thing is making merit and doing wholesome deeds; we do not need to trouble ourselves about them. If we do, *</w:t>
+      </w:r>
+      <w:proofErr w:type="spellStart"/>
+      <w:r>
+        <w:t>saṃsāra</w:t>
+      </w:r>
+      <w:proofErr w:type="spellEnd"/>
+      <w:r>
+        <w:t>* will be prolonged.” Look, that is a wrong grasp. It is like grasping the snake by its tail. The Buddha has shown the way it should be done. As mentioned earlier, through Virtue (*</w:t>
+      </w:r>
+      <w:proofErr w:type="spellStart"/>
+      <w:r>
+        <w:t>sīla</w:t>
+      </w:r>
+      <w:proofErr w:type="spellEnd"/>
+      <w:r>
+        <w:t>*), one tames body and speech at a practical level. What is the result obtained from that? It is the blameless happiness (*</w:t>
+      </w:r>
+      <w:proofErr w:type="spellStart"/>
+      <w:r>
+        <w:t>anavajja-sukha</w:t>
+      </w:r>
+      <w:proofErr w:type="spellEnd"/>
+      <w:r>
+        <w:t>*), the absence of remorse. With the help of that, one next cultivates Concentration (*</w:t>
+      </w:r>
+      <w:proofErr w:type="spellStart"/>
+      <w:r>
+        <w:t>samādhi</w:t>
+      </w:r>
+      <w:proofErr w:type="spellEnd"/>
+      <w:r>
+        <w:t xml:space="preserve">*). One does not linger in that Concentration either. That, too, is something that prolongs </w:t>
+      </w:r>
+      <w:r>
+        <w:t>becoming (*bhava*)</w:t>
+      </w:r>
+      <w:r>
+        <w:t xml:space="preserve">. The Buddha does not grasp onto that either. Instead, with the help of Concentration, using that stilled, one-pointed mind, one sees through the Three Characteristics. The special vision </w:t>
+      </w:r>
+      <w:r>
+        <w:lastRenderedPageBreak/>
+        <w:t>that a Buddha presents to the world is Insight (*</w:t>
+      </w:r>
+      <w:proofErr w:type="spellStart"/>
+      <w:r>
+        <w:t>vipassanā</w:t>
+      </w:r>
+      <w:proofErr w:type="spellEnd"/>
+      <w:r>
+        <w:t xml:space="preserve">*): the Three Characteristics of </w:t>
+      </w:r>
+      <w:r>
+        <w:t>Impermanent (*Anicca*)</w:t>
+      </w:r>
+      <w:r>
+        <w:t xml:space="preserve">, </w:t>
+      </w:r>
+      <w:r>
+        <w:t>suffering (*dukkha*)</w:t>
+      </w:r>
+      <w:r>
+        <w:t xml:space="preserve">, and </w:t>
+      </w:r>
+      <w:r>
+        <w:t>Not-self  (*</w:t>
+      </w:r>
+      <w:proofErr w:type="spellStart"/>
+      <w:r>
+        <w:t>Anattā</w:t>
+      </w:r>
+      <w:proofErr w:type="spellEnd"/>
+      <w:r>
+        <w:t>*)</w:t>
+      </w:r>
+      <w:r>
+        <w:t>. That too can be understood through insight if there is a good concentration. It is through that level of insight, after insight has been significantly developed, and through the penetration of the Paths and Fruits (*</w:t>
+      </w:r>
+      <w:proofErr w:type="spellStart"/>
+      <w:r>
+        <w:t>magga-phala</w:t>
+      </w:r>
+      <w:proofErr w:type="spellEnd"/>
+      <w:r>
+        <w:t>*), through that seeing through, that one understands: “There is no entity called ‘I’. There is nothing here to grasp as ‘I-ness’.” Once that understanding is attained, or rather, once the Dhamma of Dependent Co-arising (*</w:t>
+      </w:r>
+      <w:proofErr w:type="spellStart"/>
+      <w:r>
+        <w:t>paṭicca-samuppāda</w:t>
+      </w:r>
+      <w:proofErr w:type="spellEnd"/>
+      <w:r>
+        <w:t xml:space="preserve">*) is fully understood, then from that person, no unwholesome or wholesome deeds driven by that </w:t>
+      </w:r>
+      <w:r>
+        <w:t>view of existing group/body (*</w:t>
+      </w:r>
+      <w:proofErr w:type="spellStart"/>
+      <w:r>
+        <w:t>Sakkāya-diṭṭhi</w:t>
+      </w:r>
+      <w:proofErr w:type="spellEnd"/>
+      <w:r>
+        <w:t>*)</w:t>
+      </w:r>
+      <w:r>
+        <w:t xml:space="preserve"> are performed. That is the solution the Buddha points out.</w:t>
       </w:r>
     </w:p>
     <w:p>
       <w:r>
-        <w:t>Here we have placed as our theme a verse that speaks briefly about **becoming / existence (*bhava*)**. But we must realize that this *saṃsāric* being obtains various rebirths based on that distinction between wholesomeness and unwholesomeness, based on merit and demerit. It is an eternal natural law (*dhamma-tā*). Furthermore, one is easily tempted precisely toward those evil deeds. Because one is easily tempted, we must establish a certain stance, we must make a firm determination. Otherwise, one will automatically be dragged into them. One will be dragged into the kamma of others. By being dragged in that way, one will have to suffer in terrible realms like the lower worlds (*apāya*). Therefore, a certain level of Virtue (*sīla*) is necessary. Even in Virtue, a virtue cultivated over a long period is much stronger. A virtue practiced for a short time has less strength. That is why you, meritorious devotees, say you “undertake precepts” (*sīla*), or rather, say you “protect the Five Precepts (*pañcasīla*)” that belong to you. Undertaking them, you make a determination. Having determined, you reflect upon them. Having reflected, when the time comes to face situations that challenge them, you bring forward the mental factor of abstinence (*virati-cetasika*) as *sampatta-virati* (abstinence when opportunity arises) to avoid the situation. The mind of detachment. That mind of detachment is extremely helpful to escape from such dangerous situations. Next, it is through the strength built by that Virtue (*sīla*) that one is able to develop Concentration (*samādhi*).</w:t>
+        <w:t xml:space="preserve">Here we have placed as our theme a verse that speaks briefly about </w:t>
+      </w:r>
+      <w:r>
+        <w:t>becoming (*bhava*)</w:t>
+      </w:r>
+      <w:r>
+        <w:t>. But we must realize that this *</w:t>
+      </w:r>
+      <w:proofErr w:type="spellStart"/>
+      <w:r>
+        <w:t>saṃsāric</w:t>
+      </w:r>
+      <w:proofErr w:type="spellEnd"/>
+      <w:r>
+        <w:t>* being obtains various rebirths based on that distinction between wholesomeness and unwholesomeness, based on merit and demerit. It is an eternal natural law (*dhamma-</w:t>
+      </w:r>
+      <w:proofErr w:type="spellStart"/>
+      <w:r>
+        <w:t>tā</w:t>
+      </w:r>
+      <w:proofErr w:type="spellEnd"/>
+      <w:r>
+        <w:t xml:space="preserve">*). Furthermore, one is easily tempted precisely toward those evil deeds. Because one is easily tempted, we must establish a certain stance, we must make a firm determination. Otherwise, one will automatically be dragged into them. One will be dragged into the </w:t>
+      </w:r>
+      <w:proofErr w:type="spellStart"/>
+      <w:r>
+        <w:t>kamma</w:t>
+      </w:r>
+      <w:proofErr w:type="spellEnd"/>
+      <w:r>
+        <w:t xml:space="preserve"> of others. By being dragged in that way, one will have to suffer in terrible realms like the lower worlds (*</w:t>
+      </w:r>
+      <w:proofErr w:type="spellStart"/>
+      <w:r>
+        <w:t>apāya</w:t>
+      </w:r>
+      <w:proofErr w:type="spellEnd"/>
+      <w:r>
+        <w:t>*). Therefore, a certain level of Virtue (*</w:t>
+      </w:r>
+      <w:proofErr w:type="spellStart"/>
+      <w:r>
+        <w:t>sīla</w:t>
+      </w:r>
+      <w:proofErr w:type="spellEnd"/>
+      <w:r>
+        <w:t>*) is necessary. Even in Virtue, a virtue cultivated over a long period is much stronger. A virtue practiced for a short time has less strength. That is why you, meritorious devotees, say you “undertake precepts” (*</w:t>
+      </w:r>
+      <w:proofErr w:type="spellStart"/>
+      <w:r>
+        <w:t>sīla</w:t>
+      </w:r>
+      <w:proofErr w:type="spellEnd"/>
+      <w:r>
+        <w:t>*), or rather, say you “protect the Five Precepts (*</w:t>
+      </w:r>
+      <w:proofErr w:type="spellStart"/>
+      <w:r>
+        <w:t>pañcasīla</w:t>
+      </w:r>
+      <w:proofErr w:type="spellEnd"/>
+      <w:r>
+        <w:t>*)” that belong to you. Undertaking them, you make a determination. Having determined, you reflect upon them. Having reflected, when the time comes to face situations that challenge them, you bring forward the mental factor of abstinence (*</w:t>
+      </w:r>
+      <w:proofErr w:type="spellStart"/>
+      <w:r>
+        <w:t>virati-cetasika</w:t>
+      </w:r>
+      <w:proofErr w:type="spellEnd"/>
+      <w:r>
+        <w:t>*) as *</w:t>
+      </w:r>
+      <w:proofErr w:type="spellStart"/>
+      <w:r>
+        <w:t>sampatta-virati</w:t>
+      </w:r>
+      <w:proofErr w:type="spellEnd"/>
+      <w:r>
+        <w:t>* (abstinence when opportunity arises) to avoid the situation. The mind of detachment. That mind of detachment is extremely helpful to escape from such dangerous situations. Next, it is through the strength built by that Virtue (*</w:t>
+      </w:r>
+      <w:proofErr w:type="spellStart"/>
+      <w:r>
+        <w:t>sīla</w:t>
+      </w:r>
+      <w:proofErr w:type="spellEnd"/>
+      <w:r>
+        <w:t>*) that one is able to develop Concentration (*</w:t>
+      </w:r>
+      <w:proofErr w:type="spellStart"/>
+      <w:r>
+        <w:t>samādhi</w:t>
+      </w:r>
+      <w:proofErr w:type="spellEnd"/>
+      <w:r>
+        <w:t>*).</w:t>
       </w:r>
     </w:p>
     <w:p>
       <w:r>
-        <w:t>When you contemplate in this manner, these meritorious devotees will be able to understand the true meaning of the middle path pointed out by the Buddha. Next, through all of this, we must contemplate the nature of these **preparations / formations / volitional activity (*saṅkhāra*)**. This existence created by the very mind called **preparations / formations / volitional activity (*saṅkhāra*)**—correspondingly, those worlds exist. The Buddha has shown that sometimes separate worlds arise accordingly. It is said that at the end of an aeon (*kappa*), separate Brahma mansions arise for certain individuals. From this, we can see how powerful this mind is—this accumulation of kamma performed by our mind. And underlying this is that very ignorance (*avijjā*) mentioned earlier. Like a darkness, that ignorance (*avijjā*), by creating the delusion of “I” and “mine” due to its dark nature, tempts the world into this kind of activity. If one is to escape from it, one must gradually, in the manner mentioned, utilize these—Virtue, Concentration, and Wisdom—neither casting them aside nor clinging to them, but with a balanced attitude. In certain places, this is compared to a journey by seven chariots. In those days, unlike today, if there was an urgent journey, several horse chariots were stationed at various points. One travels in one chariot and gets into the next when the horses of the first get tired. From that, one gets into another. Changing through seven horse chariots in this manner, the simile is given of King Pasenadi of Kosala traveling in an emergency from Sāvatthī to Sāketa. In that very same way, the Buddha has shown each stage of purification (*visuddhi*) here. With the help of Virtue (*sīla*), one develops purification of mind (*citta-visuddhi*). With the help of purification of mind, one develops purification of view (*diṭṭhi-visuddhi*). Passing through a sequence of seven stages of purification in this manner, one is finally able to attain the states of the Paths and Fruits (*magga-phala*).</w:t>
+        <w:t xml:space="preserve">When you contemplate in this manner, these meritorious devotees will be able to understand the true meaning of the middle path pointed out by the Buddha. Next, through all of this, we must contemplate the nature of these </w:t>
+      </w:r>
+      <w:r>
+        <w:t>formations (*</w:t>
+      </w:r>
+      <w:proofErr w:type="spellStart"/>
+      <w:r>
+        <w:t>saṅkhāra</w:t>
+      </w:r>
+      <w:proofErr w:type="spellEnd"/>
+      <w:r>
+        <w:t>*)</w:t>
+      </w:r>
+      <w:r>
+        <w:t xml:space="preserve">. This existence created by the very mind called </w:t>
+      </w:r>
+      <w:r>
+        <w:t>formations (*</w:t>
+      </w:r>
+      <w:proofErr w:type="spellStart"/>
+      <w:r>
+        <w:t>saṅkhāra</w:t>
+      </w:r>
+      <w:proofErr w:type="spellEnd"/>
+      <w:r>
+        <w:t>*)</w:t>
+      </w:r>
+      <w:r>
+        <w:t xml:space="preserve">—correspondingly, those worlds exist. The Buddha has shown that sometimes separate worlds arise accordingly. It is said that at the end of an </w:t>
+      </w:r>
+      <w:proofErr w:type="spellStart"/>
+      <w:r>
+        <w:t>aeon</w:t>
+      </w:r>
+      <w:proofErr w:type="spellEnd"/>
+      <w:r>
+        <w:t xml:space="preserve"> (*kappa*), separate Brahma mansions arise for certain individuals. From this, we can see how powerful this mind is—this accumulation of </w:t>
+      </w:r>
+      <w:proofErr w:type="spellStart"/>
+      <w:r>
+        <w:t>kamma</w:t>
+      </w:r>
+      <w:proofErr w:type="spellEnd"/>
+      <w:r>
+        <w:t xml:space="preserve"> performed by our mind. And underlying this is that very ignorance (*</w:t>
+      </w:r>
+      <w:proofErr w:type="spellStart"/>
+      <w:r>
+        <w:t>avijjā</w:t>
+      </w:r>
+      <w:proofErr w:type="spellEnd"/>
+      <w:r>
+        <w:t>*) mentioned earlier. Like a darkness, that ignorance (*</w:t>
+      </w:r>
+      <w:proofErr w:type="spellStart"/>
+      <w:r>
+        <w:t>avijjā</w:t>
+      </w:r>
+      <w:proofErr w:type="spellEnd"/>
+      <w:r>
+        <w:t xml:space="preserve">*), by creating the delusion of “I” and “mine” due to its dark nature, tempts the world into this kind of activity. If one is to escape from it, one must gradually, in the manner mentioned, utilize these—Virtue, Concentration, and Wisdom—neither casting them aside nor clinging to them, but with a balanced attitude. In certain places, this is compared to a journey by seven chariots. In those days, unlike today, if there was an urgent journey, several horse chariots were stationed at various points. One </w:t>
+      </w:r>
+      <w:r>
+        <w:lastRenderedPageBreak/>
+        <w:t xml:space="preserve">travels in one chariot and gets into the next when the horses of the first get tired. From that, one gets into another. Changing through seven horse chariots in this manner, the simile is given of King </w:t>
+      </w:r>
+      <w:proofErr w:type="spellStart"/>
+      <w:r>
+        <w:t>Pasenadi</w:t>
+      </w:r>
+      <w:proofErr w:type="spellEnd"/>
+      <w:r>
+        <w:t xml:space="preserve"> of Kosala traveling in an emergency from </w:t>
+      </w:r>
+      <w:proofErr w:type="spellStart"/>
+      <w:r>
+        <w:t>Sāvatthī</w:t>
+      </w:r>
+      <w:proofErr w:type="spellEnd"/>
+      <w:r>
+        <w:t xml:space="preserve"> to Sāketa. In that very same way, the Buddha has shown each stage of purification (*</w:t>
+      </w:r>
+      <w:proofErr w:type="spellStart"/>
+      <w:r>
+        <w:t>visuddhi</w:t>
+      </w:r>
+      <w:proofErr w:type="spellEnd"/>
+      <w:r>
+        <w:t>*) here. With the help of Virtue (*</w:t>
+      </w:r>
+      <w:proofErr w:type="spellStart"/>
+      <w:r>
+        <w:t>sīla</w:t>
+      </w:r>
+      <w:proofErr w:type="spellEnd"/>
+      <w:r>
+        <w:t>*), one develops purification of mind (*</w:t>
+      </w:r>
+      <w:proofErr w:type="spellStart"/>
+      <w:r>
+        <w:t>citta-visuddhi</w:t>
+      </w:r>
+      <w:proofErr w:type="spellEnd"/>
+      <w:r>
+        <w:t>*). With the help of purification of mind, one develops purification of view (*</w:t>
+      </w:r>
+      <w:proofErr w:type="spellStart"/>
+      <w:r>
+        <w:t>diṭṭhi-visuddhi</w:t>
+      </w:r>
+      <w:proofErr w:type="spellEnd"/>
+      <w:r>
+        <w:t>*). Passing through a sequence of seven stages of purification in this manner, one is finally able to attain the states of the Paths and Fruits (*</w:t>
+      </w:r>
+      <w:proofErr w:type="spellStart"/>
+      <w:r>
+        <w:t>magga-phala</w:t>
+      </w:r>
+      <w:proofErr w:type="spellEnd"/>
+      <w:r>
+        <w:t>*).</w:t>
       </w:r>
     </w:p>
     <w:p>
       <w:r>
-        <w:t>From this, we can reflect on how wonderful the middle path shown by the Buddha is. The ordinary world cannot find a way to escape from this *saṃsāra*. Why? Because they either sink by halting, or they are swept away by straining in this torrent. Now, through every kamma we perform, there is a portion that sinks down into the mind-stream (*citta-santāna*). In this Dhamma, the portion that sinks into the mind-stream is called **Latency / Underlying tendency (*Anusaya*)**. Just as a heavy object sinks to the bottom, during our long journey in *saṃsāra*, there is a portion that comes and deposits itself in our mind-stream as **Latency / Underlying tendency (*Anusaya*)**. Similarly, there is something called *āsava* (cankers / taints / influxes). *Āsava* means that which flows, carrying the idea of an influx. Next, there is another portion that sweeps beings away, which is called *ogha* (flood)—what we have been referring to as the torrents. What are these? They are *saṃsāric* habits. Through every kamma we perform, a habit is formed. That is why we referred to it earlier as a wheel—the wheel of kamma. To put it briefly, in the Dhamma, this is sometimes shown as the round of kamma (*kamma-vaṭṭa*), the round of result (*vipāka-vaṭṭa*), and the round of defilements (*kilesa-vaṭṭa*). This word *vaṭṭa* (round) is frequently used. *Vaṭṭa* means going in a circle, or rather, a wheel. How does each of these turn into a wheel? They become habits. Breaking those *saṃsāric* habits is not easy. It can be broken only through Wisdom (*paññā*). Those habits accumulate. When one performs a single kamma—just as we said about the jeweler who was slicing meat, it became extremely easy for him to transition to another blood-stained kamma. In that manner, each kamma we perform assists another as a habit, whether it is good or bad. Thus proceeding, the portion that simultaneously sinks into the mind-stream is what is called the **Latency / Underlying tendency (*Anusaya*)**. Those cannot be easily removed. Similarly, the taints (*āsava*) are the portion that flows in. Therefore, meritorious friends, a mind that removes those sinking portions called **Latency / Underlying tendency (*Anusaya*)**, taints (*āsava*), and floods (*ogha*); that destroys those flowing taint-forces called sensuality, **becoming / existence (*bhava*)**, views, and so on; and next, that possesses the strength to escape from those torrents called floods (*ogha*)—such a mind is called the mind of an Arahant, the mind of a Buddha. It is for this purpose that a Buddhist fulfills all the practices. It is not for some minor thing as the ordinary world thinks. It is not merely to protect some social ethics. It is not just for the small purpose of maintaining society well. There is a much deeper meaning. One's *saṃsāric* liberation belongs to oneself. When it is said, *“kammadāyāda”* (heir to kamma), one must take responsibility for the store of kamma one has brought along. One must take responsibility for the store of kamma one performs in this *saṃsāra*. The path to escape from it was ultimately declared by the Buddha as that neither-dark-nor-bright kamma. That is, the cultivation of the Noble Eightfold Path.</w:t>
+        <w:t>From this, we can reflect on how wonderful the middle path shown by the Buddha is. The ordinary world cannot find a way to escape from this *</w:t>
+      </w:r>
+      <w:proofErr w:type="spellStart"/>
+      <w:r>
+        <w:t>saṃsāra</w:t>
+      </w:r>
+      <w:proofErr w:type="spellEnd"/>
+      <w:r>
+        <w:t xml:space="preserve">*. Why? Because they either sink by halting, or they are swept away by straining in this torrent. Now, through every </w:t>
+      </w:r>
+      <w:proofErr w:type="spellStart"/>
+      <w:r>
+        <w:t>kamma</w:t>
+      </w:r>
+      <w:proofErr w:type="spellEnd"/>
+      <w:r>
+        <w:t xml:space="preserve"> we perform, there is a portion that sinks down into the mind-stream (*</w:t>
+      </w:r>
+      <w:proofErr w:type="spellStart"/>
+      <w:r>
+        <w:t>citta-santāna</w:t>
+      </w:r>
+      <w:proofErr w:type="spellEnd"/>
+      <w:r>
+        <w:t xml:space="preserve">*). In this Dhamma, the portion that sinks into the mind-stream is called </w:t>
+      </w:r>
+      <w:r>
+        <w:t>underlying tendency (*Anusaya*)</w:t>
+      </w:r>
+      <w:r>
+        <w:t>. Just as a heavy object sinks to the bottom, during our long journey in *</w:t>
+      </w:r>
+      <w:proofErr w:type="spellStart"/>
+      <w:r>
+        <w:t>saṃsāra</w:t>
+      </w:r>
+      <w:proofErr w:type="spellEnd"/>
+      <w:r>
+        <w:t xml:space="preserve">*, there is a portion that comes and deposits itself in our mind-stream as </w:t>
+      </w:r>
+      <w:r>
+        <w:t>underlying tendency (*Anusaya*)</w:t>
+      </w:r>
+      <w:r>
+        <w:t>. Similarly, there is something called *</w:t>
+      </w:r>
+      <w:proofErr w:type="spellStart"/>
+      <w:r>
+        <w:t>āsava</w:t>
+      </w:r>
+      <w:proofErr w:type="spellEnd"/>
+      <w:r>
+        <w:t>* (cankers / taints / influxes). *</w:t>
+      </w:r>
+      <w:proofErr w:type="spellStart"/>
+      <w:r>
+        <w:t>Āsava</w:t>
+      </w:r>
+      <w:proofErr w:type="spellEnd"/>
+      <w:r>
+        <w:t>* means that which flows, carrying the idea of an influx. Next, there is another portion that sweeps beings away, which is called *</w:t>
+      </w:r>
+      <w:proofErr w:type="spellStart"/>
+      <w:r>
+        <w:t>ogha</w:t>
+      </w:r>
+      <w:proofErr w:type="spellEnd"/>
+      <w:r>
+        <w:t>* (flood)—what we have been referring to as the torrents. What are these? They are *</w:t>
+      </w:r>
+      <w:proofErr w:type="spellStart"/>
+      <w:r>
+        <w:t>saṃsāric</w:t>
+      </w:r>
+      <w:proofErr w:type="spellEnd"/>
+      <w:r>
+        <w:t xml:space="preserve">* habits. Through every </w:t>
+      </w:r>
+      <w:proofErr w:type="spellStart"/>
+      <w:r>
+        <w:t>kamma</w:t>
+      </w:r>
+      <w:proofErr w:type="spellEnd"/>
+      <w:r>
+        <w:t xml:space="preserve"> we perform, a habit is formed. That is why we referred to it earlier as a wheel—the wheel of </w:t>
+      </w:r>
+      <w:proofErr w:type="spellStart"/>
+      <w:r>
+        <w:t>kamma</w:t>
+      </w:r>
+      <w:proofErr w:type="spellEnd"/>
+      <w:r>
+        <w:t xml:space="preserve">. To put it briefly, in the Dhamma, this is sometimes shown as the round of </w:t>
+      </w:r>
+      <w:proofErr w:type="spellStart"/>
+      <w:r>
+        <w:t>kamma</w:t>
+      </w:r>
+      <w:proofErr w:type="spellEnd"/>
+      <w:r>
+        <w:t xml:space="preserve"> (*</w:t>
+      </w:r>
+      <w:proofErr w:type="spellStart"/>
+      <w:r>
+        <w:t>kamma-vaṭṭa</w:t>
+      </w:r>
+      <w:proofErr w:type="spellEnd"/>
+      <w:r>
+        <w:t>*), the round of result (*</w:t>
+      </w:r>
+      <w:proofErr w:type="spellStart"/>
+      <w:r>
+        <w:t>vipāka-vaṭṭa</w:t>
+      </w:r>
+      <w:proofErr w:type="spellEnd"/>
+      <w:r>
+        <w:t>*), and the round of defilements (*</w:t>
+      </w:r>
+      <w:proofErr w:type="spellStart"/>
+      <w:r>
+        <w:t>kilesa-vaṭṭa</w:t>
+      </w:r>
+      <w:proofErr w:type="spellEnd"/>
+      <w:r>
+        <w:t>*). This word *</w:t>
+      </w:r>
+      <w:proofErr w:type="spellStart"/>
+      <w:r>
+        <w:t>vaṭṭa</w:t>
+      </w:r>
+      <w:proofErr w:type="spellEnd"/>
+      <w:r>
+        <w:t>* (round) is frequently used. *</w:t>
+      </w:r>
+      <w:proofErr w:type="spellStart"/>
+      <w:r>
+        <w:t>Vaṭṭa</w:t>
+      </w:r>
+      <w:proofErr w:type="spellEnd"/>
+      <w:r>
+        <w:t>* means going in a circle, or rather, a wheel. How does each of these turn into a wheel? They become habits. Breaking those *</w:t>
+      </w:r>
+      <w:proofErr w:type="spellStart"/>
+      <w:r>
+        <w:t>saṃsāric</w:t>
+      </w:r>
+      <w:proofErr w:type="spellEnd"/>
+      <w:r>
+        <w:t>* habits is not easy. It can be broken only through Wisdom (*</w:t>
+      </w:r>
+      <w:proofErr w:type="spellStart"/>
+      <w:r>
+        <w:t>paññā</w:t>
+      </w:r>
+      <w:proofErr w:type="spellEnd"/>
+      <w:r>
+        <w:t xml:space="preserve">*). Those habits accumulate. When one performs a single </w:t>
+      </w:r>
+      <w:proofErr w:type="spellStart"/>
+      <w:r>
+        <w:t>kamma</w:t>
+      </w:r>
+      <w:proofErr w:type="spellEnd"/>
+      <w:r>
+        <w:t xml:space="preserve">—just as we said about the jeweler who was slicing meat, it became extremely easy for him to transition to another blood-stained </w:t>
+      </w:r>
+      <w:proofErr w:type="spellStart"/>
+      <w:r>
+        <w:t>kamma</w:t>
+      </w:r>
+      <w:proofErr w:type="spellEnd"/>
+      <w:r>
+        <w:t xml:space="preserve">. In that manner, each </w:t>
+      </w:r>
+      <w:proofErr w:type="spellStart"/>
+      <w:r>
+        <w:t>kamma</w:t>
+      </w:r>
+      <w:proofErr w:type="spellEnd"/>
+      <w:r>
+        <w:t xml:space="preserve"> we perform assists another as a habit, whether it is good or bad. Thus proceeding, the portion that simultaneously sinks into the mind-stream is what is called the </w:t>
+      </w:r>
+      <w:r>
+        <w:t>underlying tendency (*Anusaya*)</w:t>
+      </w:r>
+      <w:r>
+        <w:t>. Those cannot be easily removed. Similarly, the taints (*</w:t>
+      </w:r>
+      <w:proofErr w:type="spellStart"/>
+      <w:r>
+        <w:t>āsava</w:t>
+      </w:r>
+      <w:proofErr w:type="spellEnd"/>
+      <w:r>
+        <w:t xml:space="preserve">*) are the portion that flows in. Therefore, meritorious friends, a mind that removes those sinking portions called </w:t>
+      </w:r>
+      <w:r>
+        <w:t>underlying tendency (*Anusaya*)</w:t>
+      </w:r>
+      <w:r>
+        <w:t>, taints (*</w:t>
+      </w:r>
+      <w:proofErr w:type="spellStart"/>
+      <w:r>
+        <w:t>āsava</w:t>
+      </w:r>
+      <w:proofErr w:type="spellEnd"/>
+      <w:r>
+        <w:t>*), and floods (*</w:t>
+      </w:r>
+      <w:proofErr w:type="spellStart"/>
+      <w:r>
+        <w:t>ogha</w:t>
+      </w:r>
+      <w:proofErr w:type="spellEnd"/>
+      <w:r>
+        <w:t xml:space="preserve">*); that destroys those flowing taint-forces called sensuality, </w:t>
+      </w:r>
+      <w:r>
+        <w:t>becoming (*bhava*)</w:t>
+      </w:r>
+      <w:r>
+        <w:t>, views, and so on; and next, that possesses the strength to escape from those torrents called floods (*</w:t>
+      </w:r>
+      <w:proofErr w:type="spellStart"/>
+      <w:r>
+        <w:t>ogha</w:t>
+      </w:r>
+      <w:proofErr w:type="spellEnd"/>
+      <w:r>
+        <w:t>*)—such a mind is called the mind of an Arahant, the mind of a Buddha. It is for this purpose that a Buddhist fulfills all the practices. It is not for some minor thing as the ordinary world thinks. It is not merely to protect some social ethics. It is not just for the small purpose of maintaining society well. There is a much deeper meaning. One's *</w:t>
+      </w:r>
+      <w:proofErr w:type="spellStart"/>
+      <w:r>
+        <w:t>saṃsāric</w:t>
+      </w:r>
+      <w:proofErr w:type="spellEnd"/>
+      <w:r>
+        <w:t>* liberation belongs to oneself. When it is said, *“</w:t>
+      </w:r>
+      <w:proofErr w:type="spellStart"/>
+      <w:r>
+        <w:t>kammadāyāda</w:t>
+      </w:r>
+      <w:proofErr w:type="spellEnd"/>
+      <w:r>
+        <w:t xml:space="preserve">”* (heir to </w:t>
+      </w:r>
+      <w:proofErr w:type="spellStart"/>
+      <w:r>
+        <w:t>kamma</w:t>
+      </w:r>
+      <w:proofErr w:type="spellEnd"/>
+      <w:r>
+        <w:t xml:space="preserve">), one must take responsibility for the store of </w:t>
+      </w:r>
+      <w:proofErr w:type="spellStart"/>
+      <w:r>
+        <w:t>kamma</w:t>
+      </w:r>
+      <w:proofErr w:type="spellEnd"/>
+      <w:r>
+        <w:t xml:space="preserve"> one has brought along. One must take responsibility for the store of </w:t>
+      </w:r>
+      <w:proofErr w:type="spellStart"/>
+      <w:r>
+        <w:t>kamma</w:t>
+      </w:r>
+      <w:proofErr w:type="spellEnd"/>
+      <w:r>
+        <w:t xml:space="preserve"> one performs in this *</w:t>
+      </w:r>
+      <w:proofErr w:type="spellStart"/>
+      <w:r>
+        <w:t>saṃsāra</w:t>
+      </w:r>
+      <w:proofErr w:type="spellEnd"/>
+      <w:r>
+        <w:t xml:space="preserve">*. The path to escape from it was ultimately declared by the </w:t>
+      </w:r>
+      <w:r>
+        <w:lastRenderedPageBreak/>
+        <w:t xml:space="preserve">Buddha as that neither-dark-nor-bright </w:t>
+      </w:r>
+      <w:proofErr w:type="spellStart"/>
+      <w:r>
+        <w:t>kamma</w:t>
+      </w:r>
+      <w:proofErr w:type="spellEnd"/>
+      <w:r>
+        <w:t>. That is, the cultivation of the Noble Eightfold Path.</w:t>
       </w:r>
     </w:p>
     <w:p>
       <w:r>
-        <w:t>The actions performed with a general understanding of good and bad while looking toward the side of arising (*samudaya*) are called *“sāsavā puññabhāgiyā upadhivepakkā”* (accompanied by taints, siding with merit, ripening in assets). They are accompanied by taints (*āsava*). That is accepted. Accompanied by taints, accumulating assets (*upadhi*) on the side of merit—assets meaning those which provide various *saṃsāric* **becoming / existence (*bhava*)**, enjoyments, and wealth. There is that kind of Right View. Similarly, what is the deep Right View (*sammā-diṭṭhi*)? It is the Right View regarding the Four Noble Truths: “This entire existence is **suffering / unsatisfactoriness / stress (*dukkha*)**. **Craving / thirst (*taṇhā*)** is its cause. The calming of this **craving / thirst (*taṇhā*)** is **The Mind Stilled / Extinction / Extinguishment (*</w:t>
-      </w:r>
+        <w:t>The actions performed with a general understanding of good and bad while looking toward the side of arising (*</w:t>
+      </w:r>
+      <w:proofErr w:type="spellStart"/>
+      <w:r>
+        <w:t>samudaya</w:t>
+      </w:r>
+      <w:proofErr w:type="spellEnd"/>
+      <w:r>
+        <w:t>*) are called *“</w:t>
+      </w:r>
+      <w:proofErr w:type="spellStart"/>
+      <w:r>
+        <w:t>sāsavā</w:t>
+      </w:r>
+      <w:proofErr w:type="spellEnd"/>
+      <w:r>
+        <w:t xml:space="preserve"> </w:t>
+      </w:r>
+      <w:proofErr w:type="spellStart"/>
+      <w:r>
+        <w:t>puññabhāgiyā</w:t>
+      </w:r>
+      <w:proofErr w:type="spellEnd"/>
+      <w:r>
+        <w:t xml:space="preserve"> </w:t>
+      </w:r>
+      <w:proofErr w:type="spellStart"/>
+      <w:r>
+        <w:t>upadhivepakkā</w:t>
+      </w:r>
+      <w:proofErr w:type="spellEnd"/>
+      <w:r>
+        <w:t>”* (accompanied by taints, siding with merit, ripening in assets). They are accompanied by taints (*</w:t>
+      </w:r>
+      <w:proofErr w:type="spellStart"/>
+      <w:r>
+        <w:t>āsava</w:t>
+      </w:r>
+      <w:proofErr w:type="spellEnd"/>
+      <w:r>
+        <w:t>*). That is accepted. Accompanied by taints, accumulating assets (*</w:t>
+      </w:r>
+      <w:proofErr w:type="spellStart"/>
+      <w:r>
+        <w:t>upadhi</w:t>
+      </w:r>
+      <w:proofErr w:type="spellEnd"/>
+      <w:r>
+        <w:t>*) on the side of merit—assets meaning those which provide various *</w:t>
+      </w:r>
+      <w:proofErr w:type="spellStart"/>
+      <w:r>
+        <w:t>saṃsāric</w:t>
+      </w:r>
+      <w:proofErr w:type="spellEnd"/>
+      <w:r>
+        <w:t xml:space="preserve">* </w:t>
+      </w:r>
+      <w:r>
+        <w:t>becoming (*bhava*)</w:t>
+      </w:r>
+      <w:r>
+        <w:t>, enjoyments, and wealth. There is that kind of Right View. Similarly, what is the deep Right View (*</w:t>
+      </w:r>
+      <w:proofErr w:type="spellStart"/>
+      <w:r>
+        <w:t>sammā-diṭṭhi</w:t>
+      </w:r>
+      <w:proofErr w:type="spellEnd"/>
+      <w:r>
+        <w:t xml:space="preserve">*)? It is the Right View regarding the Four Noble Truths: “This entire existence is </w:t>
+      </w:r>
+      <w:r>
+        <w:t>suffering (*dukkha*)</w:t>
+      </w:r>
+      <w:r>
+        <w:t xml:space="preserve">. </w:t>
+      </w:r>
+      <w:r>
+        <w:t>craving (*</w:t>
+      </w:r>
+      <w:proofErr w:type="spellStart"/>
+      <w:r>
+        <w:t>taṇhā</w:t>
+      </w:r>
+      <w:proofErr w:type="spellEnd"/>
+      <w:r>
+        <w:t>*)</w:t>
+      </w:r>
+      <w:r>
+        <w:t xml:space="preserve"> is its cause. The calming of this </w:t>
+      </w:r>
+      <w:r>
+        <w:t>craving (*</w:t>
+      </w:r>
+      <w:proofErr w:type="spellStart"/>
+      <w:r>
+        <w:t>taṇhā</w:t>
+      </w:r>
+      <w:proofErr w:type="spellEnd"/>
+      <w:r>
+        <w:t>*)</w:t>
+      </w:r>
+      <w:r>
+        <w:t xml:space="preserve"> is </w:t>
+      </w:r>
+      <w:proofErr w:type="spellStart"/>
       <w:r>
         <w:t>Nibbāna</w:t>
       </w:r>
-      <w:r>
-        <w:t>**. The path to it is the Noble Eightfold Path.” It is this understanding of the Four Noble Truths that is called Supramundane Right View (*lokuttara sammā-diṭṭhi*). Thus, the understanding of good and bad of beings at a mundane or *saṃsāric* level is that lower-level view. That is what is called *kammasassakatā sammā-diṭṭhi*—the understanding of merit and demerit, good and bad. Everything is not accomplished by that alone. Standing on that, having fulfilled those requirements, ultimately the final goal must be the deep realization of the Four Noble Truths. Saying “the entire existence is **suffering / unsatisfactoriness / stress (*dukkha*)**” means that there is no “self” (*attā*) or “I” here. The method of treading toward that realization is what the Buddha has pointed out in the deep aspect of the Noble Eightfold Path. In a supramundane mind, all these eight factors arise together. Ordinary people, when cultivating the Noble Eightfold Path, take each factor separately and develop them in a piecemeal manner. But it is in the meditative mind that the Noble Eightfold Path arises supramundanely. It is said that all eight factors arise simultaneously in a single mind. That means all eight factors have become straight. Now let us imagine: those eight factors are crooked. The eight factors are crooked in various ways. At the very moment when all eight factors, from Right View (*sammā-diṭṭhi*) to Right Concentration (*sammā-samādhi*), become straight, that is when the realization of the Paths and Fruits (*magga-phala*) takes place—viewed from the deepest sense. Therefore, there is a profound depth to the supramundane compared to the way ordinary people cultivate Right View (*sammā-diṭṭhi*), Right Intention (*sammā-saṅkappa*), and so on.</w:t>
+      <w:proofErr w:type="spellEnd"/>
+      <w:r>
+        <w:t>. The path to it is the Noble Eightfold Path.” It is this understanding of the Four Noble Truths that is called Supramundane Right View (*</w:t>
+      </w:r>
+      <w:proofErr w:type="spellStart"/>
+      <w:r>
+        <w:t>lokuttara</w:t>
+      </w:r>
+      <w:proofErr w:type="spellEnd"/>
+      <w:r>
+        <w:t xml:space="preserve"> </w:t>
+      </w:r>
+      <w:proofErr w:type="spellStart"/>
+      <w:r>
+        <w:t>sammā-diṭṭhi</w:t>
+      </w:r>
+      <w:proofErr w:type="spellEnd"/>
+      <w:r>
+        <w:t>*). Thus, the understanding of good and bad of beings at a mundane or *</w:t>
+      </w:r>
+      <w:proofErr w:type="spellStart"/>
+      <w:r>
+        <w:t>saṃsāric</w:t>
+      </w:r>
+      <w:proofErr w:type="spellEnd"/>
+      <w:r>
+        <w:t>* level is that lower-level view. That is what is called *</w:t>
+      </w:r>
+      <w:proofErr w:type="spellStart"/>
+      <w:r>
+        <w:t>kammasassakatā</w:t>
+      </w:r>
+      <w:proofErr w:type="spellEnd"/>
+      <w:r>
+        <w:t xml:space="preserve"> </w:t>
+      </w:r>
+      <w:proofErr w:type="spellStart"/>
+      <w:r>
+        <w:t>sammā-diṭṭhi</w:t>
+      </w:r>
+      <w:proofErr w:type="spellEnd"/>
+      <w:r>
+        <w:t xml:space="preserve">*—the understanding of merit and demerit, good and bad. Everything is not accomplished by that alone. Standing on that, having fulfilled those requirements, ultimately the final goal must be the deep realization of the Four Noble Truths. Saying “the entire existence is </w:t>
+      </w:r>
+      <w:r>
+        <w:t>suffering (*dukkha*)</w:t>
+      </w:r>
+      <w:r>
+        <w:t>” means that there is no “self” (*</w:t>
+      </w:r>
+      <w:proofErr w:type="spellStart"/>
+      <w:r>
+        <w:t>attā</w:t>
+      </w:r>
+      <w:proofErr w:type="spellEnd"/>
+      <w:r>
+        <w:t xml:space="preserve">*) or “I” here. The method of treading toward that realization is what the Buddha has pointed out in the deep aspect of the Noble Eightfold Path. In a supramundane mind, all these eight factors arise together. Ordinary people, when cultivating the Noble Eightfold Path, take each factor separately and develop them in a piecemeal manner. But it is in the meditative mind that the Noble Eightfold Path arises </w:t>
+      </w:r>
+      <w:proofErr w:type="spellStart"/>
+      <w:r>
+        <w:t>supramundanely</w:t>
+      </w:r>
+      <w:proofErr w:type="spellEnd"/>
+      <w:r>
+        <w:t>. It is said that all eight factors arise simultaneously in a single mind. That means all eight factors have become straight. Now let us imagine: those eight factors are crooked. The eight factors are crooked in various ways. At the very moment when all eight factors, from Right View (*</w:t>
+      </w:r>
+      <w:proofErr w:type="spellStart"/>
+      <w:r>
+        <w:t>sammā-diṭṭhi</w:t>
+      </w:r>
+      <w:proofErr w:type="spellEnd"/>
+      <w:r>
+        <w:t>*) to Right Concentration (*</w:t>
+      </w:r>
+      <w:proofErr w:type="spellStart"/>
+      <w:r>
+        <w:t>sammā-samādhi</w:t>
+      </w:r>
+      <w:proofErr w:type="spellEnd"/>
+      <w:r>
+        <w:t>*), become straight, that is when the realization of the Paths and Fruits (*</w:t>
+      </w:r>
+      <w:proofErr w:type="spellStart"/>
+      <w:r>
+        <w:t>magga-phala</w:t>
+      </w:r>
+      <w:proofErr w:type="spellEnd"/>
+      <w:r>
+        <w:t>*) takes place—viewed from the deepest sense. Therefore, there is a profound depth to the supramundane compared to the way ordinary people cultivate Right View (*</w:t>
+      </w:r>
+      <w:proofErr w:type="spellStart"/>
+      <w:r>
+        <w:t>sammā-diṭṭhi</w:t>
+      </w:r>
+      <w:proofErr w:type="spellEnd"/>
+      <w:r>
+        <w:t>*), Right Intention (*</w:t>
+      </w:r>
+      <w:proofErr w:type="spellStart"/>
+      <w:r>
+        <w:t>sammā-saṅkappa</w:t>
+      </w:r>
+      <w:proofErr w:type="spellEnd"/>
+      <w:r>
+        <w:t>*), and so on.</w:t>
       </w:r>
     </w:p>
     <w:p>
       <w:r>
-        <w:t>Therefore, through this, these meritorious devotees must contemplate: we have raised many points that go deeper and deeper concerning kamma and **becoming / existence (*bhava*)** or rebirth, drawing from this story and verse. On this valuable day, bringing what has been gathered close to your own lives, without neglecting these qualities like Virtue (*sīla*), through them—through the restraint thus cultivated—next developing Concentration (*samādhi*), and through that Concentration, obtaining that insight wisdom (*vipassanā-paññā*), you must resolve to escape from this dangerous *saṃsāra*. Make a wish that the store of merit we accumulated today through this Dhamma preaching and Dhamma hearing, as well as all the mental strengths of faith (*saddhā*), energy (*viriya*), mindfulness (*sati*), concentration (*samādhi*), and wisdom (*paññā*) that these meritorious devotees developed through hearing the Dhamma at this moment, may definitely become a strong support (*upanissaya*) for crossing over the *saṃsāric* flood—for crossing over this torrential flood by not halting and by not straining.</w:t>
+        <w:t xml:space="preserve">Therefore, through this, these meritorious devotees must contemplate: we have raised many points that go deeper and deeper concerning </w:t>
+      </w:r>
+      <w:proofErr w:type="spellStart"/>
+      <w:r>
+        <w:t>kamma</w:t>
+      </w:r>
+      <w:proofErr w:type="spellEnd"/>
+      <w:r>
+        <w:t xml:space="preserve"> and </w:t>
+      </w:r>
+      <w:r>
+        <w:t>becoming (*bhava*)</w:t>
+      </w:r>
+      <w:r>
+        <w:t xml:space="preserve"> or rebirth, drawing from this story and verse. On this valuable day, bringing what has been gathered close to your own lives, without neglecting these qualities like Virtue (*</w:t>
+      </w:r>
+      <w:proofErr w:type="spellStart"/>
+      <w:r>
+        <w:t>sīla</w:t>
+      </w:r>
+      <w:proofErr w:type="spellEnd"/>
+      <w:r>
+        <w:t>*), through them—through the restraint thus cultivated—next developing Concentration (*</w:t>
+      </w:r>
+      <w:proofErr w:type="spellStart"/>
+      <w:r>
+        <w:t>samādhi</w:t>
+      </w:r>
+      <w:proofErr w:type="spellEnd"/>
+      <w:r>
+        <w:t>*), and through that Concentration, obtaining that insight wisdom (*</w:t>
+      </w:r>
+      <w:proofErr w:type="spellStart"/>
+      <w:r>
+        <w:t>vipassanā-paññā</w:t>
+      </w:r>
+      <w:proofErr w:type="spellEnd"/>
+      <w:r>
+        <w:t>*), you must resolve to escape from this dangerous *</w:t>
+      </w:r>
+      <w:proofErr w:type="spellStart"/>
+      <w:r>
+        <w:t>saṃsāra</w:t>
+      </w:r>
+      <w:proofErr w:type="spellEnd"/>
+      <w:r>
+        <w:t>*. Make a wish that the store of merit we accumulated today through this Dhamma preaching and Dhamma hearing, as well as all the mental strengths of faith (*</w:t>
+      </w:r>
+      <w:proofErr w:type="spellStart"/>
+      <w:r>
+        <w:t>saddhā</w:t>
+      </w:r>
+      <w:proofErr w:type="spellEnd"/>
+      <w:r>
+        <w:t>*), energy (*</w:t>
+      </w:r>
+      <w:proofErr w:type="spellStart"/>
+      <w:r>
+        <w:t>viriya</w:t>
+      </w:r>
+      <w:proofErr w:type="spellEnd"/>
+      <w:r>
+        <w:t>*), mindfulness (*sati*), concentration (*</w:t>
+      </w:r>
+      <w:proofErr w:type="spellStart"/>
+      <w:r>
+        <w:t>samādhi</w:t>
+      </w:r>
+      <w:proofErr w:type="spellEnd"/>
+      <w:r>
+        <w:t>*), and wisdom (*</w:t>
+      </w:r>
+      <w:proofErr w:type="spellStart"/>
+      <w:r>
+        <w:t>paññā</w:t>
+      </w:r>
+      <w:proofErr w:type="spellEnd"/>
+      <w:r>
+        <w:t xml:space="preserve">*) that these meritorious devotees developed through hearing the Dhamma at this moment, may definitely become a strong </w:t>
+      </w:r>
+      <w:r>
+        <w:lastRenderedPageBreak/>
+        <w:t>support (*</w:t>
+      </w:r>
+      <w:proofErr w:type="spellStart"/>
+      <w:r>
+        <w:t>upanissaya</w:t>
+      </w:r>
+      <w:proofErr w:type="spellEnd"/>
+      <w:r>
+        <w:t>*) for crossing over the *</w:t>
+      </w:r>
+      <w:proofErr w:type="spellStart"/>
+      <w:r>
+        <w:t>saṃsāric</w:t>
+      </w:r>
+      <w:proofErr w:type="spellEnd"/>
+      <w:r>
+        <w:t>* flood—for crossing over this torrential flood by not halting and by not straining.</w:t>
       </w:r>
     </w:p>
     <w:p>
       <w:r>
-        <w:t>Also, for this meritorious gathering, today is an occasion where our small hall has become a bit larger. For this too, these faithful lay devotees must have helped and supported in various ways. Similarly, a seat has been offered as a Dhamma-seat (*dhammāsana*). Although we do not expect much, a Dhamma-seat has been offered out of respect for the Dhamma. Recalling that merit, all these meritorious devotees who have supported according to their capacity, and with the help of this store of merit accumulated especially through hearing the Dhamma, may all those states that obstruct one's journey to **The Mind Stilled / Extinction / Extinguishment (*</w:t>
-      </w:r>
+        <w:t>Also, for this meritorious gathering, today is an occasion where our small hall has become a bit larger. For this too, these faithful lay devotees must have helped and supported in various ways. Similarly, a seat has been offered as a Dhamma-seat (*</w:t>
+      </w:r>
+      <w:proofErr w:type="spellStart"/>
+      <w:r>
+        <w:t>dhammāsana</w:t>
+      </w:r>
+      <w:proofErr w:type="spellEnd"/>
+      <w:r>
+        <w:t xml:space="preserve">*). Although we do not expect much, a Dhamma-seat has been offered out of respect for the Dhamma. Recalling that merit, all these meritorious devotees who have supported according to their capacity, and with the help of this store of merit accumulated especially through hearing the Dhamma, may all those states that obstruct one's journey to </w:t>
+      </w:r>
+      <w:proofErr w:type="spellStart"/>
       <w:r>
         <w:t>Nibbāna</w:t>
       </w:r>
-      <w:r>
-        <w:t>** in this world be removed through the power of this merit! May supportive states be attained! With Dhamma-induced peace, having appeased those kamma-momentums, may this wholesome merit definitely become a supportive condition to finally conquer the entire wheel of kamma through the wheel of Dhamma, by the power of Dhamma! Make that aspiration. Likewise, may the Sasana-protecting deities and Brahma kings, as well as the departed relatives who have passed away in your respective names, and all beings from the Avīci hell up to the Akanitha heaven, rejoice in this merit of Dhamma preaching and Dhamma hearing! Having rejoiced, making the aspiration, “May they attain the supreme deathless **The Mind Stilled / Extinction / Extinguishment (*</w:t>
-      </w:r>
+      <w:proofErr w:type="spellEnd"/>
+      <w:r>
+        <w:t xml:space="preserve"> in this world be removed through the power of this merit! May supportive states be attained! With Dhamma-induced peace, having appeased those </w:t>
+      </w:r>
+      <w:proofErr w:type="spellStart"/>
+      <w:r>
+        <w:t>kamma</w:t>
+      </w:r>
+      <w:proofErr w:type="spellEnd"/>
+      <w:r>
+        <w:t xml:space="preserve">-momentums, may this wholesome merit definitely become a supportive condition to finally conquer the entire wheel of </w:t>
+      </w:r>
+      <w:proofErr w:type="spellStart"/>
+      <w:r>
+        <w:t>kamma</w:t>
+      </w:r>
+      <w:proofErr w:type="spellEnd"/>
+      <w:r>
+        <w:t xml:space="preserve"> through the wheel of Dhamma, by the power of Dhamma! Make that aspiration. Likewise, may the Sasana-protecting deities and Brahma kings, as well as the departed relatives who have passed away in your respective names, and all beings from the </w:t>
+      </w:r>
+      <w:proofErr w:type="spellStart"/>
+      <w:r>
+        <w:t>Avīci</w:t>
+      </w:r>
+      <w:proofErr w:type="spellEnd"/>
+      <w:r>
+        <w:t xml:space="preserve"> hell up to the </w:t>
+      </w:r>
+      <w:proofErr w:type="spellStart"/>
+      <w:r>
+        <w:t>Akanitha</w:t>
+      </w:r>
+      <w:proofErr w:type="spellEnd"/>
+      <w:r>
+        <w:t xml:space="preserve"> heaven, rejoice in this merit of Dhamma preaching and Dhamma hearing! Having rejoiced, making the aspiration, “May they attain the supreme deathless </w:t>
+      </w:r>
+      <w:proofErr w:type="spellStart"/>
       <w:r>
         <w:t>Nibbāna</w:t>
       </w:r>
-      <w:r>
-        <w:t>** through a preferred Bodhi as quickly as possible,” recite these verses and share the merit.</w:t>
+      <w:proofErr w:type="spellEnd"/>
+      <w:r>
+        <w:t xml:space="preserve"> through a preferred Bodhi as quickly as possible,” recite these verses and share the merit.</w:t>
       </w:r>
     </w:p>
     <w:p>
       <w:r>
-        <w:t>*Ettāvatā ca...*</w:t>
+        <w:t>*</w:t>
+      </w:r>
+      <w:proofErr w:type="spellStart"/>
+      <w:r>
+        <w:t>Ettāvatā</w:t>
+      </w:r>
+      <w:proofErr w:type="spellEnd"/>
+      <w:r>
+        <w:t xml:space="preserve"> ca...*</w:t>
       </w:r>
     </w:p>
     <w:sectPr>

--- a/docx/sermon_019_ENGLISH.docx
+++ b/docx/sermon_019_ENGLISH.docx
@@ -3,173 +3,49 @@
 <w:document xmlns:wpc="http://schemas.microsoft.com/office/word/2010/wordprocessingCanvas" xmlns:cx="http://schemas.microsoft.com/office/drawing/2014/chartex" xmlns:cx1="http://schemas.microsoft.com/office/drawing/2015/9/8/chartex" xmlns:cx2="http://schemas.microsoft.com/office/drawing/2015/10/21/chartex" xmlns:cx3="http://schemas.microsoft.com/office/drawing/2016/5/9/chartex" xmlns:cx4="http://schemas.microsoft.com/office/drawing/2016/5/10/chartex" xmlns:cx5="http://schemas.microsoft.com/office/drawing/2016/5/11/chartex" xmlns:cx6="http://schemas.microsoft.com/office/drawing/2016/5/12/chartex" xmlns:cx7="http://schemas.microsoft.com/office/drawing/2016/5/13/chartex" xmlns:cx8="http://schemas.microsoft.com/office/drawing/2016/5/14/chartex" xmlns:mc="http://schemas.openxmlformats.org/markup-compatibility/2006" xmlns:aink="http://schemas.microsoft.com/office/drawing/2016/ink" xmlns:am3d="http://schemas.microsoft.com/office/drawing/2017/model3d" xmlns:o="urn:schemas-microsoft-com:office:office" xmlns:oel="http://schemas.microsoft.com/office/2019/extlst" xmlns:r="http://schemas.openxmlformats.org/officeDocument/2006/relationships" xmlns:m="http://schemas.openxmlformats.org/officeDocument/2006/math" xmlns:v="urn:schemas-microsoft-com:vml" xmlns:wp14="http://schemas.microsoft.com/office/word/2010/wordprocessingDrawing" xmlns:wp="http://schemas.openxmlformats.org/drawingml/2006/wordprocessingDrawing" xmlns:w10="urn:schemas-microsoft-com:office:word" xmlns:w="http://schemas.openxmlformats.org/wordprocessingml/2006/main" xmlns:w14="http://schemas.microsoft.com/office/word/2010/wordml" xmlns:w15="http://schemas.microsoft.com/office/word/2012/wordml" xmlns:w16cex="http://schemas.microsoft.com/office/word/2018/wordml/cex" xmlns:w16cid="http://schemas.microsoft.com/office/word/2016/wordml/cid" xmlns:w16="http://schemas.microsoft.com/office/word/2018/wordml" xmlns:w16du="http://schemas.microsoft.com/office/word/2023/wordml/word16du" xmlns:w16sdtdh="http://schemas.microsoft.com/office/word/2020/wordml/sdtdatahash" xmlns:w16sdtfl="http://schemas.microsoft.com/office/word/2024/wordml/sdtformatlock" xmlns:w16se="http://schemas.microsoft.com/office/word/2015/wordml/symex" xmlns:wpg="http://schemas.microsoft.com/office/word/2010/wordprocessingGroup" xmlns:wpi="http://schemas.microsoft.com/office/word/2010/wordprocessingInk" xmlns:wne="http://schemas.microsoft.com/office/word/2006/wordml" xmlns:wps="http://schemas.microsoft.com/office/word/2010/wordprocessingShape" mc:Ignorable="w14 w15 w16se w16cid w16 w16cex w16sdtdh w16sdtfl w16du wp14">
   <w:body>
     <w:p>
-      <w:proofErr w:type="spellStart"/>
       <w:r>
-        <w:t>Pahankanuwa</w:t>
-      </w:r>
-      <w:proofErr w:type="spellEnd"/>
-      <w:r>
-        <w:t xml:space="preserve"> Sermon #19</w:t>
+        <w:t>Pahankanuwa Sermon #19</w:t>
       </w:r>
     </w:p>
     <w:p>
       <w:r>
         <w:t>English Translation</w:t>
-      </w:r>
-      <w:r>
         <w:br/>
         <w:t>Translated from Sinhala</w:t>
-      </w:r>
-      <w:r>
         <w:br/>
-        <w:t xml:space="preserve">Author: Ven. </w:t>
-      </w:r>
-      <w:proofErr w:type="spellStart"/>
-      <w:r>
-        <w:t>Katukurunde</w:t>
-      </w:r>
-      <w:proofErr w:type="spellEnd"/>
-      <w:r>
-        <w:t xml:space="preserve"> </w:t>
-      </w:r>
-      <w:proofErr w:type="spellStart"/>
-      <w:r>
-        <w:t>Nanananda</w:t>
-      </w:r>
-      <w:proofErr w:type="spellEnd"/>
-      <w:r>
-        <w:t xml:space="preserve"> Thero</w:t>
+        <w:t>Author: Ven. Katukurunde Nanananda Thero</w:t>
       </w:r>
     </w:p>
     <w:p>
       <w:r>
-        <w:t>(</w:t>
-      </w:r>
-      <w:proofErr w:type="spellStart"/>
-      <w:r>
-        <w:t>Pahankaṇuwa</w:t>
-      </w:r>
-      <w:proofErr w:type="spellEnd"/>
-      <w:r>
-        <w:t xml:space="preserve"> Sinhala Audio Dhamma Sermon No. )</w:t>
+        <w:t>(Pahankaṇuwa Sinhala Audio Dhamma Sermon No. )</w:t>
       </w:r>
     </w:p>
     <w:p>
       <w:r>
-        <w:t xml:space="preserve">Namo </w:t>
-      </w:r>
-      <w:proofErr w:type="spellStart"/>
-      <w:r>
-        <w:t>tassa</w:t>
-      </w:r>
-      <w:proofErr w:type="spellEnd"/>
-      <w:r>
-        <w:t xml:space="preserve"> </w:t>
-      </w:r>
-      <w:proofErr w:type="spellStart"/>
-      <w:r>
-        <w:t>bhagavato</w:t>
-      </w:r>
-      <w:proofErr w:type="spellEnd"/>
-      <w:r>
-        <w:t xml:space="preserve"> </w:t>
-      </w:r>
-      <w:proofErr w:type="spellStart"/>
-      <w:r>
-        <w:t>arahato</w:t>
-      </w:r>
-      <w:proofErr w:type="spellEnd"/>
-      <w:r>
-        <w:t xml:space="preserve"> </w:t>
-      </w:r>
-      <w:proofErr w:type="spellStart"/>
-      <w:r>
-        <w:t>sammāsambuddhassa</w:t>
-      </w:r>
-      <w:proofErr w:type="spellEnd"/>
-      <w:r>
+        <w:t>Namo tassa bhagavato arahato sammāsambuddhassa</w:t>
         <w:br/>
-      </w:r>
-      <w:r>
         <w:br/>
         <w:t>(Homage to the Blessed One, the Worthy One, the Fully Self-Enlightened One)</w:t>
       </w:r>
     </w:p>
-    <w:p/>
-    <w:p/>
-    <w:p/>
+    <w:p>
+      <w:r/>
+    </w:p>
+    <w:p>
+      <w:r/>
+    </w:p>
+    <w:p>
+      <w:r/>
+    </w:p>
     <w:p>
       <w:r>
-        <w:t>*</w:t>
-      </w:r>
-      <w:proofErr w:type="spellStart"/>
-      <w:r>
-        <w:t>Gabbhameke</w:t>
-      </w:r>
-      <w:proofErr w:type="spellEnd"/>
-      <w:r>
-        <w:t xml:space="preserve"> </w:t>
-      </w:r>
-      <w:proofErr w:type="spellStart"/>
-      <w:r>
-        <w:t>uppajjanti</w:t>
-      </w:r>
-      <w:proofErr w:type="spellEnd"/>
-      <w:r>
-        <w:t xml:space="preserve">, </w:t>
-      </w:r>
-      <w:proofErr w:type="spellStart"/>
-      <w:r>
-        <w:t>nirayaṃ</w:t>
-      </w:r>
-      <w:proofErr w:type="spellEnd"/>
-      <w:r>
-        <w:t xml:space="preserve"> </w:t>
-      </w:r>
-      <w:proofErr w:type="spellStart"/>
-      <w:r>
-        <w:t>pāpakammino</w:t>
-      </w:r>
-      <w:proofErr w:type="spellEnd"/>
-      <w:r>
-        <w:t>,*</w:t>
+        <w:t>*Gabbhameke uppajjanti, nirayaṃ pāpakammino,*</w:t>
       </w:r>
     </w:p>
     <w:p>
       <w:r>
-        <w:t>*</w:t>
-      </w:r>
-      <w:proofErr w:type="spellStart"/>
-      <w:r>
-        <w:t>Saggaṃ</w:t>
-      </w:r>
-      <w:proofErr w:type="spellEnd"/>
-      <w:r>
-        <w:t xml:space="preserve"> </w:t>
-      </w:r>
-      <w:proofErr w:type="spellStart"/>
-      <w:r>
-        <w:t>sugatino</w:t>
-      </w:r>
-      <w:proofErr w:type="spellEnd"/>
-      <w:r>
-        <w:t xml:space="preserve"> </w:t>
-      </w:r>
-      <w:proofErr w:type="spellStart"/>
-      <w:r>
-        <w:t>yanti</w:t>
-      </w:r>
-      <w:proofErr w:type="spellEnd"/>
-      <w:r>
-        <w:t xml:space="preserve">, </w:t>
-      </w:r>
-      <w:proofErr w:type="spellStart"/>
-      <w:r>
-        <w:t>parinibbanti</w:t>
-      </w:r>
-      <w:proofErr w:type="spellEnd"/>
-      <w:r>
-        <w:t xml:space="preserve"> anāsavā.*</w:t>
+        <w:t>*Saggaṃ sugatino yanti, parinibbanti anāsavā.*</w:t>
       </w:r>
     </w:p>
     <w:p>
@@ -179,133 +55,17 @@
     </w:p>
     <w:p>
       <w:r>
-        <w:t xml:space="preserve">Between </w:t>
-      </w:r>
-      <w:proofErr w:type="spellStart"/>
-      <w:r>
-        <w:t>kamma</w:t>
-      </w:r>
-      <w:proofErr w:type="spellEnd"/>
-      <w:r>
-        <w:t xml:space="preserve"> and rebirth, there exists a kind of circular relationship. A sentient being who obtains birth (*</w:t>
-      </w:r>
-      <w:proofErr w:type="spellStart"/>
-      <w:r>
-        <w:t>jāti</w:t>
-      </w:r>
-      <w:proofErr w:type="spellEnd"/>
-      <w:r>
-        <w:t>*) as a turn of result (*</w:t>
-      </w:r>
-      <w:proofErr w:type="spellStart"/>
-      <w:r>
-        <w:t>vipāka</w:t>
-      </w:r>
-      <w:proofErr w:type="spellEnd"/>
-      <w:r>
-        <w:t xml:space="preserve">*) submits to and is governed by that very momentum of </w:t>
-      </w:r>
-      <w:proofErr w:type="spellStart"/>
-      <w:r>
-        <w:t>kamma</w:t>
-      </w:r>
-      <w:proofErr w:type="spellEnd"/>
-      <w:r>
-        <w:t xml:space="preserve"> when accumulating </w:t>
-      </w:r>
-      <w:proofErr w:type="spellStart"/>
-      <w:r>
-        <w:t>kamma</w:t>
-      </w:r>
-      <w:proofErr w:type="spellEnd"/>
-      <w:r>
-        <w:t xml:space="preserve"> once again, and by acting accordingly, prolongs *</w:t>
-      </w:r>
-      <w:proofErr w:type="spellStart"/>
-      <w:r>
-        <w:t>saṃsāra</w:t>
-      </w:r>
-      <w:proofErr w:type="spellEnd"/>
-      <w:r>
-        <w:t xml:space="preserve">*. It is only by relying on the power of the Dhamma that one can appease the force of </w:t>
-      </w:r>
-      <w:proofErr w:type="spellStart"/>
-      <w:r>
-        <w:t>kamma</w:t>
-      </w:r>
-      <w:proofErr w:type="spellEnd"/>
-      <w:r>
-        <w:t xml:space="preserve"> and escape from *</w:t>
-      </w:r>
-      <w:proofErr w:type="spellStart"/>
-      <w:r>
-        <w:t>saṃsāra</w:t>
-      </w:r>
-      <w:proofErr w:type="spellEnd"/>
-      <w:r>
-        <w:t xml:space="preserve">*. The Teacher of the Three Worlds, the Buddha, explained to the world that however powerful the wheel of </w:t>
-      </w:r>
-      <w:proofErr w:type="spellStart"/>
-      <w:r>
-        <w:t>kamma</w:t>
-      </w:r>
-      <w:proofErr w:type="spellEnd"/>
-      <w:r>
-        <w:t xml:space="preserve"> (*</w:t>
-      </w:r>
-      <w:proofErr w:type="spellStart"/>
-      <w:r>
-        <w:t>kamma-cakka</w:t>
-      </w:r>
-      <w:proofErr w:type="spellEnd"/>
-      <w:r>
-        <w:t>*) may be, in the end, the wheel of Dhamma (*Dhamma-</w:t>
-      </w:r>
-      <w:proofErr w:type="spellStart"/>
-      <w:r>
-        <w:t>cakka</w:t>
-      </w:r>
-      <w:proofErr w:type="spellEnd"/>
-      <w:r>
-        <w:t>*) triumphs. Today, these meritorious devotees will get to hear certain facts relevant to this matter from both the verse we have chosen as our theme and its background story (*</w:t>
-      </w:r>
-      <w:proofErr w:type="spellStart"/>
-      <w:r>
-        <w:t>nidāna-kathā</w:t>
-      </w:r>
-      <w:proofErr w:type="spellEnd"/>
-      <w:r>
-        <w:t>*).</w:t>
+        <w:t>Between kamma and rebirth, there exists a kind of circular relationship. A sentient being who obtains birth (*jāti*) as a turn of result (*vipāka*) submits to and is governed by that very momentum of kamma when accumulating kamma once again, and by acting accordingly, prolongs *saṃsāra*. It is only by relying on the power of the Dhamma that one can appease the force of kamma and escape from *saṃsāra*. The Teacher of the Three Worlds, the Buddha, explained to the world that however powerful the wheel of kamma (*kamma-cakka*) may be, in the end, the wheel of Dhamma (*Dhamma-cakka*) triumphs. Today, these meritorious devotees will get to hear certain facts relevant to this matter from both the verse we have chosen as our theme and its background story (*nidāna-kathā*).</w:t>
       </w:r>
     </w:p>
     <w:p>
       <w:r>
-        <w:t xml:space="preserve">It is said that an Arahant Thero residing in </w:t>
-      </w:r>
-      <w:proofErr w:type="spellStart"/>
-      <w:r>
-        <w:t>Jetavana</w:t>
-      </w:r>
-      <w:proofErr w:type="spellEnd"/>
-      <w:r>
-        <w:t xml:space="preserve"> monastery went for alms (*</w:t>
-      </w:r>
-      <w:proofErr w:type="spellStart"/>
-      <w:r>
-        <w:t>piṇḍapāta</w:t>
-      </w:r>
-      <w:proofErr w:type="spellEnd"/>
-      <w:r>
-        <w:t>*) to the house of a certain jeweler for twelve long years. That jeweler and his wife, placing this venerable monk in the position of their own parents, attended to all his needs and made offerings in this manner. One day, when this venerable monk arrived at the jeweler's house, the jeweler was slicing meat. At that very moment, while this venerable monk was looking on, a messenger arrived from King Kosala carrying a gem, saying, “The King has ordered to clean, pierce, and send this gem back.” Since the jeweler was slicing meat, he took the gem with his blood-stained hands, placed it on top of a box, and went to wash his hands. There was a pet crane kept in this house. Attracted by the smell of blood, this bird, thinking the gem was a piece of meat, swallowed it while the Thero was watching.</w:t>
+        <w:t>It is said that an Arahant Thero residing in Jetavana monastery went for alms (*piṇḍapāta*) to the house of a certain jeweler for twelve long years. That jeweler and his wife, placing this venerable monk in the position of their own parents, attended to all his needs and made offerings in this manner. One day, when this venerable monk arrived at the jeweler's house, the jeweler was slicing meat. At that very moment, while this venerable monk was looking on, a messenger arrived from King Kosala carrying a gem, saying, “The King has ordered to clean, pierce, and send this gem back.” Since the jeweler was slicing meat, he took the gem with his blood-stained hands, placed it on top of a box, and went to wash his hands. There was a pet crane kept in this house. Attracted by the smell of blood, this bird, thinking the gem was a piece of meat, swallowed it while the Thero was watching.</w:t>
       </w:r>
     </w:p>
     <w:p>
       <w:r>
-        <w:t xml:space="preserve">When the jeweler returned from inside the house and looked, the gem was missing. Then he asked his wife and children if they had taken the gem. After they said they had not taken it, </w:t>
-      </w:r>
-      <w:r>
-        <w:lastRenderedPageBreak/>
-        <w:t>he went inside the house and discussed with them: “Without a doubt, it must be this monk who took it.” His wife said, “Oh, do not say such a thing. For all this time, over twelve years, we have never seen any fault in this venerable monk.” But the jeweler did not listen to this. He came out and asked the Arahant, “Now, who took the gem that was here? Did you take it, Venerable Sir?” “No, I did not take it,” replied the monk. “No one else was here. It must have been you, Venerable Sir, who took it. Give me that gem,” he said.</w:t>
+        <w:t>When the jeweler returned from inside the house and looked, the gem was missing. Then he asked his wife and children if they had taken the gem. After they said they had not taken it, he went inside the house and discussed with them: “Without a doubt, it must be this monk who took it.” His wife said, “Oh, do not say such a thing. For all this time, over twelve years, we have never seen any fault in this venerable monk.” But the jeweler did not listen to this. He came out and asked the Arahant, “Now, who took the gem that was here? Did you take it, Venerable Sir?” “No, I did not take it,” replied the monk. “No one else was here. It must have been you, Venerable Sir, who took it. Give me that gem,” he said.</w:t>
       </w:r>
     </w:p>
     <w:p>
@@ -315,4001 +75,217 @@
     </w:p>
     <w:p>
       <w:r>
-        <w:t>Thereupon, when the jeweler slit open the bird's belly and looked, there was the gem. Instantly, a great sense of spiritual urgency (*</w:t>
-      </w:r>
-      <w:proofErr w:type="spellStart"/>
-      <w:r>
-        <w:t>saṃvega</w:t>
-      </w:r>
-      <w:proofErr w:type="spellEnd"/>
-      <w:r>
-        <w:t>*) arose in him. He came and fell prostrate at the feet of the venerable monk, pleading, “Oh, please forgive me for what I have done out of ignorance.” Then the venerable monk said, “Lay devotee, this is neither your fault nor my fault. This is a flaw of *</w:t>
-      </w:r>
-      <w:proofErr w:type="spellStart"/>
-      <w:r>
-        <w:t>saṃsāra</w:t>
-      </w:r>
-      <w:proofErr w:type="spellEnd"/>
-      <w:r>
-        <w:t>*, a flaw of *</w:t>
-      </w:r>
-      <w:proofErr w:type="spellStart"/>
-      <w:r>
-        <w:t>saṃsāra</w:t>
-      </w:r>
-      <w:proofErr w:type="spellEnd"/>
-      <w:r>
-        <w:t>*, a fault of *</w:t>
-      </w:r>
-      <w:proofErr w:type="spellStart"/>
-      <w:r>
-        <w:t>saṃsāra</w:t>
-      </w:r>
-      <w:proofErr w:type="spellEnd"/>
-      <w:r>
-        <w:t>*. Therefore, I forgive you.” Then the lay devotee said, “Venerable Sir, if you forgive me, please accept alms at this house as before.” Then the monk replied, “No, lay devotee. I understand the disadvantage (*</w:t>
-      </w:r>
-      <w:proofErr w:type="spellStart"/>
-      <w:r>
-        <w:t>ādīnava</w:t>
-      </w:r>
-      <w:proofErr w:type="spellEnd"/>
-      <w:r>
-        <w:t>*) of this—this happened because of entering inside houses, of going under the roof of a house. This kind of thing. Therefore, as long as there is strength in my legs, I will walk for alms (*</w:t>
-      </w:r>
-      <w:proofErr w:type="spellStart"/>
-      <w:r>
-        <w:t>piṇḍapāta</w:t>
-      </w:r>
-      <w:proofErr w:type="spellEnd"/>
-      <w:r>
-        <w:t>*).” Saying this, he undertook a *</w:t>
-      </w:r>
-      <w:proofErr w:type="spellStart"/>
-      <w:r>
-        <w:t>dhutaṅga</w:t>
-      </w:r>
-      <w:proofErr w:type="spellEnd"/>
-      <w:r>
-        <w:t>* (ascetic practice) at that very moment, reciting a certain verse related to that *</w:t>
-      </w:r>
-      <w:proofErr w:type="spellStart"/>
-      <w:r>
-        <w:t>dhutaṅga</w:t>
-      </w:r>
-      <w:proofErr w:type="spellEnd"/>
-      <w:r>
-        <w:t>* practice:</w:t>
+        <w:t>Thereupon, when the jeweler slit open the bird's belly and looked, there was the gem. Instantly, a great sense of spiritual urgency (*saṃvega*) arose in him. He came and fell prostrate at the feet of the venerable monk, pleading, “Oh, please forgive me for what I have done out of ignorance.” Then the venerable monk said, “Lay devotee, this is neither your fault nor my fault. This is a flaw of *saṃsāra*, a flaw of *saṃsāra*, a fault of *saṃsāra*. Therefore, I forgive you.” Then the lay devotee said, “Venerable Sir, if you forgive me, please accept alms at this house as before.” Then the monk replied, “No, lay devotee. I understand the disadvantage (*ādīnava*) of this—this happened because of entering inside houses, of going under the roof of a house. This kind of thing. Therefore, as long as there is strength in my legs, I will walk for alms (*piṇḍapāta*).” Saying this, he undertook a *dhutaṅga* (ascetic practice) at that very moment, reciting a certain verse related to that *dhutaṅga* practice:</w:t>
       </w:r>
     </w:p>
     <w:p>
       <w:r>
-        <w:t>*“</w:t>
-      </w:r>
-      <w:proofErr w:type="spellStart"/>
-      <w:r>
-        <w:t>Pavattati</w:t>
-      </w:r>
-      <w:proofErr w:type="spellEnd"/>
-      <w:r>
-        <w:t xml:space="preserve"> </w:t>
-      </w:r>
-      <w:proofErr w:type="spellStart"/>
-      <w:r>
-        <w:t>munino</w:t>
-      </w:r>
-      <w:proofErr w:type="spellEnd"/>
-      <w:r>
-        <w:t xml:space="preserve"> </w:t>
-      </w:r>
-      <w:proofErr w:type="spellStart"/>
-      <w:r>
-        <w:t>bhattaṃ</w:t>
-      </w:r>
-      <w:proofErr w:type="spellEnd"/>
-      <w:r>
-        <w:t>,*</w:t>
+        <w:t>*“Pavattati munino bhattaṃ,*</w:t>
       </w:r>
     </w:p>
     <w:p>
       <w:r>
-        <w:t>*</w:t>
-      </w:r>
-      <w:proofErr w:type="spellStart"/>
-      <w:r>
-        <w:t>thoka-thokaṃ</w:t>
-      </w:r>
-      <w:proofErr w:type="spellEnd"/>
-      <w:r>
-        <w:t xml:space="preserve"> </w:t>
-      </w:r>
-      <w:proofErr w:type="spellStart"/>
-      <w:r>
-        <w:t>kule</w:t>
-      </w:r>
-      <w:proofErr w:type="spellEnd"/>
-      <w:r>
-        <w:t xml:space="preserve"> </w:t>
-      </w:r>
-      <w:proofErr w:type="spellStart"/>
-      <w:r>
-        <w:t>kule</w:t>
-      </w:r>
-      <w:proofErr w:type="spellEnd"/>
-      <w:r>
-        <w:t>,*</w:t>
+        <w:t>*thoka-thokaṃ kule kule,*</w:t>
       </w:r>
     </w:p>
     <w:p>
       <w:r>
-        <w:t>*</w:t>
-      </w:r>
-      <w:proofErr w:type="spellStart"/>
-      <w:r>
-        <w:t>piṇḍikāya</w:t>
-      </w:r>
-      <w:proofErr w:type="spellEnd"/>
-      <w:r>
-        <w:t xml:space="preserve"> </w:t>
-      </w:r>
-      <w:proofErr w:type="spellStart"/>
-      <w:r>
-        <w:t>carissāmi</w:t>
-      </w:r>
-      <w:proofErr w:type="spellEnd"/>
-      <w:r>
-        <w:t>,*</w:t>
+        <w:t>*piṇḍikāya carissāmi,*</w:t>
       </w:r>
     </w:p>
     <w:p>
       <w:r>
-        <w:t>*</w:t>
-      </w:r>
-      <w:proofErr w:type="spellStart"/>
-      <w:r>
-        <w:t>atthi</w:t>
-      </w:r>
-      <w:proofErr w:type="spellEnd"/>
-      <w:r>
-        <w:t xml:space="preserve"> </w:t>
-      </w:r>
-      <w:proofErr w:type="spellStart"/>
-      <w:r>
-        <w:t>jaṅghābalaṃ</w:t>
-      </w:r>
-      <w:proofErr w:type="spellEnd"/>
-      <w:r>
-        <w:t xml:space="preserve"> mama.”*</w:t>
+        <w:t>*atthi jaṅghābalaṃ mama.”*</w:t>
       </w:r>
     </w:p>
     <w:p>
       <w:r>
-        <w:lastRenderedPageBreak/>
-        <w:t>“For the silent sage who goes on alms-round, rice is cooked little by little in various houses. As long as I still have strength in my legs, I will walk for alms.” He expressed it in this manner. Even though he said so, not long after, the venerable monk attained final passing away / extinguishment (**</w:t>
-      </w:r>
-      <w:proofErr w:type="spellStart"/>
-      <w:r>
-        <w:t>Nibbāna</w:t>
-      </w:r>
-      <w:proofErr w:type="spellEnd"/>
-      <w:r>
-        <w:t>**) due to the injuries he had sustained. Furthermore, it is said that after some time, the jeweler and his wife also passed away. After they had died in this manner, the *bhikkhus* asked the Buddha where the people involved in this incident were reborn. It was on that occasion that the Buddha uttered the verse we have chosen as our theme. Here it is said that the crane—perhaps because it was associated with the household—was reborn in the womb of the jeweler's wife. Then, when they had all died, the question arose; after her death, the jeweler's wife was reborn in a heavenly world. The jeweler was reborn in hell (*</w:t>
-      </w:r>
-      <w:proofErr w:type="spellStart"/>
-      <w:r>
-        <w:t>niraya</w:t>
-      </w:r>
-      <w:proofErr w:type="spellEnd"/>
-      <w:r>
-        <w:t>*), because he had inflicted fatal torture upon an Arahant, leading to the venerable monk's final passing away. The verse revealing this very fact is what we have placed as our theme:</w:t>
+        <w:t>“For the silent sage who goes on alms-round, rice is cooked little by little in various houses. As long as I still have strength in my legs, I will walk for alms.” He expressed it in this manner. Even though he said so, not long after, the venerable monk attained final passing away / extinguishment (Nibbāna*) due to the injuries he had sustained. Furthermore, it is said that after some time, the jeweler and his wife also passed away. After they had died in this manner, the *bhikkhus* asked the Buddha where the people involved in this incident were reborn. It was on that occasion that the Buddha uttered the verse we have chosen as our theme. Here it is said that the crane—perhaps because it was associated with the household—was reborn in the womb of the jeweler's wife. Then, when they had all died, the question arose; after her death, the jeweler's wife was reborn in a heavenly world. The jeweler was reborn in hell (*niraya*), because he had inflicted fatal torture upon an Arahant, leading to the venerable monk's final passing away. The verse revealing this very fact is what we have placed as our theme:</w:t>
       </w:r>
     </w:p>
     <w:p>
       <w:r>
-        <w:t>*“</w:t>
-      </w:r>
-      <w:proofErr w:type="spellStart"/>
-      <w:r>
-        <w:t>Gabbhameke</w:t>
-      </w:r>
-      <w:proofErr w:type="spellEnd"/>
-      <w:r>
-        <w:t xml:space="preserve"> </w:t>
-      </w:r>
-      <w:proofErr w:type="spellStart"/>
-      <w:r>
-        <w:t>uppajjanti</w:t>
-      </w:r>
-      <w:proofErr w:type="spellEnd"/>
-      <w:r>
-        <w:t xml:space="preserve">, </w:t>
-      </w:r>
-      <w:proofErr w:type="spellStart"/>
-      <w:r>
-        <w:t>nirayaṃ</w:t>
-      </w:r>
-      <w:proofErr w:type="spellEnd"/>
-      <w:r>
-        <w:t xml:space="preserve"> </w:t>
-      </w:r>
-      <w:proofErr w:type="spellStart"/>
-      <w:r>
-        <w:t>pāpakammino</w:t>
-      </w:r>
-      <w:proofErr w:type="spellEnd"/>
-      <w:r>
-        <w:t>,*</w:t>
+        <w:t>*“Gabbhameke uppajjanti, nirayaṃ pāpakammino,*</w:t>
       </w:r>
     </w:p>
     <w:p>
       <w:r>
-        <w:t>*</w:t>
-      </w:r>
-      <w:proofErr w:type="spellStart"/>
-      <w:r>
-        <w:t>Saggaṃ</w:t>
-      </w:r>
-      <w:proofErr w:type="spellEnd"/>
-      <w:r>
-        <w:t xml:space="preserve"> </w:t>
-      </w:r>
-      <w:proofErr w:type="spellStart"/>
-      <w:r>
-        <w:t>sugatino</w:t>
-      </w:r>
-      <w:proofErr w:type="spellEnd"/>
-      <w:r>
-        <w:t xml:space="preserve"> </w:t>
-      </w:r>
-      <w:proofErr w:type="spellStart"/>
-      <w:r>
-        <w:t>yanti</w:t>
-      </w:r>
-      <w:proofErr w:type="spellEnd"/>
-      <w:r>
-        <w:t xml:space="preserve">, </w:t>
-      </w:r>
-      <w:proofErr w:type="spellStart"/>
-      <w:r>
-        <w:t>parinibbanti</w:t>
-      </w:r>
-      <w:proofErr w:type="spellEnd"/>
-      <w:r>
-        <w:t xml:space="preserve"> </w:t>
-      </w:r>
-      <w:proofErr w:type="spellStart"/>
-      <w:r>
-        <w:t>anāsavā</w:t>
-      </w:r>
-      <w:proofErr w:type="spellEnd"/>
-      <w:r>
-        <w:t>.”*</w:t>
+        <w:t>*Saggaṃ sugatino yanti, parinibbanti anāsavā.”*</w:t>
       </w:r>
     </w:p>
     <w:p>
       <w:r>
-        <w:t>“Some are born in a mother's womb; evil-doers are born in hell (*</w:t>
-      </w:r>
-      <w:proofErr w:type="spellStart"/>
-      <w:r>
-        <w:t>niraya</w:t>
-      </w:r>
-      <w:proofErr w:type="spellEnd"/>
-      <w:r>
-        <w:t>*); those of good conduct, who tread the good path, go to heaven, born in the celestial world; the *</w:t>
-      </w:r>
-      <w:proofErr w:type="spellStart"/>
-      <w:r>
-        <w:t>anāsavā</w:t>
-      </w:r>
-      <w:proofErr w:type="spellEnd"/>
-      <w:r>
-        <w:t xml:space="preserve">*—the taints-free ones, the Arahants who are freed from taints—attain final passing away.” This is all that is expressed in this verse. So this is the story. What this verse actually demonstrates is how various individuals obtain </w:t>
-      </w:r>
-      <w:r>
-        <w:t>birth (*</w:t>
-      </w:r>
-      <w:proofErr w:type="spellStart"/>
-      <w:r>
-        <w:t>jāti</w:t>
-      </w:r>
-      <w:proofErr w:type="spellEnd"/>
-      <w:r>
-        <w:t>*)</w:t>
-      </w:r>
-      <w:r>
-        <w:t xml:space="preserve"> according to their respective </w:t>
-      </w:r>
-      <w:proofErr w:type="spellStart"/>
-      <w:r>
-        <w:t>kamma</w:t>
-      </w:r>
-      <w:proofErr w:type="spellEnd"/>
-      <w:r>
-        <w:t>. Now, as we usually do, let us try to extract the advice, Dhamma-teachings, and Dhamma principles that can be drawn from this story and this verse.</w:t>
+        <w:t>“Some are born in a mother's womb; evil-doers are born in hell (*niraya*); those of good conduct, who tread the good path, go to heaven, born in the celestial world; the *anāsavā*—the taints-free ones, the Arahants who are freed from taints—attain final passing away.” This is all that is expressed in this verse. So this is the story. What this verse actually demonstrates is how various individuals obtain birth (*jāti*) according to their respective kamma. Now, as we usually do, let us try to extract the advice, Dhamma-teachings, and Dhamma principles that can be drawn from this story and this verse.</w:t>
       </w:r>
     </w:p>
     <w:p>
       <w:r>
-        <w:t>This story is indeed a very moving one, a story that evokes a sense of spiritual urgency (*</w:t>
-      </w:r>
-      <w:proofErr w:type="spellStart"/>
-      <w:r>
-        <w:t>saṃvega</w:t>
-      </w:r>
-      <w:proofErr w:type="spellEnd"/>
-      <w:r>
-        <w:t xml:space="preserve">*). On one hand, it is a story about a jeweler who did not recognize the true gem. On the other hand, it is a story about an Arahant who, for twelve years, went to the very same house to undergo the </w:t>
-      </w:r>
-      <w:proofErr w:type="spellStart"/>
-      <w:r>
-        <w:t>kamma</w:t>
-      </w:r>
-      <w:proofErr w:type="spellEnd"/>
-      <w:r>
-        <w:t xml:space="preserve">-result of a grave </w:t>
-      </w:r>
-      <w:proofErr w:type="spellStart"/>
-      <w:r>
-        <w:t>kamma</w:t>
-      </w:r>
-      <w:proofErr w:type="spellEnd"/>
-      <w:r>
-        <w:t xml:space="preserve"> he had committed in the past. Thus, this story is about a monk who had become intimately associated (the word *</w:t>
-      </w:r>
-      <w:proofErr w:type="spellStart"/>
-      <w:r>
-        <w:t>kulūpaga</w:t>
-      </w:r>
-      <w:proofErr w:type="spellEnd"/>
-      <w:r>
-        <w:t>* is used here, meaning “intimately associated with a family”) with the jeweler's household, coming there for twelve years. Such was his close association. Yet, because of a suspicion that arose in a single moment, the jeweler acted in such a way as to subject the Arahant to severe torture and bring about his death. From this too, we can reflect on something. When this venerable monk arrived, the jeweler was slicing meat. Based on this, we can understand how extremely easy it is to transition from one blood-dripping task to another blood-dripping task. The jeweler's inclination to inflict such severe torture did not appear to him as something very grave. The gem was far greater to him. He did not understand the value of the *</w:t>
-      </w:r>
-      <w:proofErr w:type="spellStart"/>
-      <w:r>
-        <w:t>Saṅgha</w:t>
-      </w:r>
-      <w:proofErr w:type="spellEnd"/>
-      <w:r>
-        <w:t>*. He failed to recognize the highly virtuous venerable monk, the Arahant, who had been visiting him for twelve years. The gem sent by the King was far more important to him. So, we can reflect on one aspect of it from that.</w:t>
+        <w:t>This story is indeed a very moving one, a story that evokes a sense of spiritual urgency (*saṃvega*). On one hand, it is a story about a jeweler who did not recognize the true gem. On the other hand, it is a story about an Arahant who, for twelve years, went to the very same house to undergo the kamma-result of a grave kamma he had committed in the past. Thus, this story is about a monk who had become intimately associated (the word *kulūpaga* is used here, meaning “intimately associated with a family”) with the jeweler's household, coming there for twelve years. Such was his close association. Yet, because of a suspicion that arose in a single moment, the jeweler acted in such a way as to subject the Arahant to severe torture and bring about his death. From this too, we can reflect on something. When this venerable monk arrived, the jeweler was slicing meat. Based on this, we can understand how extremely easy it is to transition from one blood-dripping task to another blood-dripping task. The jeweler's inclination to inflict such severe torture did not appear to him as something very grave. The gem was far greater to him. He did not understand the value of the *Saṅgha*. He failed to recognize the highly virtuous venerable monk, the Arahant, who had been visiting him for twelve years. The gem sent by the King was far more important to him. So, we can reflect on one aspect of it from that.</w:t>
       </w:r>
     </w:p>
     <w:p>
       <w:r>
-        <w:t xml:space="preserve">Next, at the same time, we understand that there was a certain grave </w:t>
-      </w:r>
-      <w:proofErr w:type="spellStart"/>
-      <w:r>
-        <w:t>kamma</w:t>
-      </w:r>
-      <w:proofErr w:type="spellEnd"/>
-      <w:r>
-        <w:t xml:space="preserve"> destined to ripen for this venerable monk. When we look at it, there is a series of dramatic events here. </w:t>
-      </w:r>
-      <w:r>
-        <w:lastRenderedPageBreak/>
-        <w:t xml:space="preserve">Often, when the results of </w:t>
-      </w:r>
-      <w:proofErr w:type="spellStart"/>
-      <w:r>
-        <w:t>kamma</w:t>
-      </w:r>
-      <w:proofErr w:type="spellEnd"/>
-      <w:r>
-        <w:t xml:space="preserve"> have to be experienced, even in modern times we see how a multitude of events align in a strange manner. Now, here, when the venerable monk arrived on that day, the jeweler was slicing meat. Then came this message from the King, the story of the gem. Then the pet crane was also there. All of </w:t>
-      </w:r>
-      <w:proofErr w:type="spellStart"/>
-      <w:r>
-        <w:t>of</w:t>
-      </w:r>
-      <w:proofErr w:type="spellEnd"/>
-      <w:r>
-        <w:t xml:space="preserve"> these came together, and in the end, the Arahant suffered that fatal injury—or rather, had to attain final passing away—due to his own </w:t>
-      </w:r>
-      <w:proofErr w:type="spellStart"/>
-      <w:r>
-        <w:t>kamma</w:t>
-      </w:r>
-      <w:proofErr w:type="spellEnd"/>
-      <w:r>
-        <w:t>. It was for this very reason, understanding this, that when the jeweler begged for forgiveness, the Arahant, while forgiving him in an extremely virtuous manner, said, “This is neither your fault, nor is it my fault; it is the fault of *</w:t>
-      </w:r>
-      <w:proofErr w:type="spellStart"/>
-      <w:r>
-        <w:t>saṃsāra</w:t>
-      </w:r>
-      <w:proofErr w:type="spellEnd"/>
-      <w:r>
-        <w:t>* (*</w:t>
-      </w:r>
-      <w:proofErr w:type="spellStart"/>
-      <w:r>
-        <w:t>saṃsāra</w:t>
-      </w:r>
-      <w:proofErr w:type="spellEnd"/>
-      <w:r>
-        <w:t>-dosa*).” The “fault of *</w:t>
-      </w:r>
-      <w:proofErr w:type="spellStart"/>
-      <w:r>
-        <w:t>saṃsāra</w:t>
-      </w:r>
-      <w:proofErr w:type="spellEnd"/>
-      <w:r>
-        <w:t xml:space="preserve">*” means that one must experience the results of the </w:t>
-      </w:r>
-      <w:proofErr w:type="spellStart"/>
-      <w:r>
-        <w:t>kamma</w:t>
-      </w:r>
-      <w:proofErr w:type="spellEnd"/>
-      <w:r>
-        <w:t xml:space="preserve"> one has committed. Kamma-results must be paid off. That is the lesson we must draw from this. Along with that, the vast store of virtues of this venerable monk also becomes clear to us. What existed as a minor defect was, as mentioned before, being intimately associated (*</w:t>
-      </w:r>
-      <w:proofErr w:type="spellStart"/>
-      <w:r>
-        <w:t>kulūpaga</w:t>
-      </w:r>
-      <w:proofErr w:type="spellEnd"/>
-      <w:r>
-        <w:t>*). The meaning within the term “close association” (*</w:t>
-      </w:r>
-      <w:proofErr w:type="spellStart"/>
-      <w:r>
-        <w:t>kulūpaga</w:t>
-      </w:r>
-      <w:proofErr w:type="spellEnd"/>
-      <w:r>
-        <w:t>*)—now, in the lay world, close association is considered a good term. But for the *</w:t>
-      </w:r>
-      <w:proofErr w:type="spellStart"/>
-      <w:r>
-        <w:t>Saṅgha</w:t>
-      </w:r>
-      <w:proofErr w:type="spellEnd"/>
-      <w:r>
-        <w:t>*, close association is a fault. Therefore, it was indeed because of this that the venerable monk, realizing his error and understanding the disadvantage (*</w:t>
-      </w:r>
-      <w:proofErr w:type="spellStart"/>
-      <w:r>
-        <w:t>ādīnava</w:t>
-      </w:r>
-      <w:proofErr w:type="spellEnd"/>
-      <w:r>
-        <w:t>*) of close association, resolved to go for alms, to go from house to house for alms.</w:t>
+        <w:t>Next, at the same time, we understand that there was a certain grave kamma destined to ripen for this venerable monk. When we look at it, there is a series of dramatic events here. Often, when the results of kamma have to be experienced, even in modern times we see how a multitude of events align in a strange manner. Now, here, when the venerable monk arrived on that day, the jeweler was slicing meat. Then came this message from the King, the story of the gem. Then the pet crane was also there. All of of these came together, and in the end, the Arahant suffered that fatal injury—or rather, had to attain final passing away—due to his own kamma. It was for this very reason, understanding this, that when the jeweler begged for forgiveness, the Arahant, while forgiving him in an extremely virtuous manner, said, “This is neither your fault, nor is it my fault; it is the fault of *saṃsāra* (*saṃsāra-dosa*).” The “fault of *saṃsāra*” means that one must experience the results of the kamma one has committed. Kamma-results must be paid off. That is the lesson we must draw from this. Along with that, the vast store of virtues of this venerable monk also becomes clear to us. What existed as a minor defect was, as mentioned before, being intimately associated (*kulūpaga*). The meaning within the term “close association” (*kulūpaga*)—now, in the lay world, close association is considered a good term. But for the *Saṅgha*, close association is a fault. Therefore, it was indeed because of this that the venerable monk, realizing his error and understanding the disadvantage (*ādīnava*) of close association, resolved to go for alms, to go from house to house for alms.</w:t>
       </w:r>
     </w:p>
     <w:p>
       <w:r>
-        <w:t xml:space="preserve">In any case, we can see the noble qualities of this venerable monk. Even though he was in such fatal pain, he did not give evidence against the pet crane. Not out of fear of anyone, but because it would violate his precept. Knowing that it would result in the </w:t>
-      </w:r>
-      <w:r>
-        <w:t>decay and death (*</w:t>
-      </w:r>
-      <w:proofErr w:type="spellStart"/>
-      <w:r>
-        <w:t>jarāmaraṇa</w:t>
-      </w:r>
-      <w:proofErr w:type="spellEnd"/>
-      <w:r>
-        <w:t>*)</w:t>
-      </w:r>
-      <w:r>
-        <w:t xml:space="preserve"> of a living being, he did not offer evidence in that way. At the risk of his own life, out of compassion for that animal, he remained silent about the truth. There is a precious virtue there. Similarly, he did not harbor any ill-will (*dosa* / anger) toward the jeweler who tortured him. Such a valuable treasure of virtues is made clear through the life of that monk. Next, if we examine this even more mindfully, what we see through this is </w:t>
-      </w:r>
-      <w:proofErr w:type="spellStart"/>
-      <w:r>
-        <w:t>kamma</w:t>
-      </w:r>
-      <w:proofErr w:type="spellEnd"/>
-      <w:r>
-        <w:t xml:space="preserve"> and its result (*</w:t>
-      </w:r>
-      <w:proofErr w:type="spellStart"/>
-      <w:r>
-        <w:t>vipāka</w:t>
-      </w:r>
-      <w:proofErr w:type="spellEnd"/>
-      <w:r>
-        <w:t>*). This is also what is expressed in the verse. Some are born in a mother's womb. Some, in that manner, in hell (*</w:t>
-      </w:r>
-      <w:proofErr w:type="spellStart"/>
-      <w:r>
-        <w:t>niraya</w:t>
-      </w:r>
-      <w:proofErr w:type="spellEnd"/>
-      <w:r>
-        <w:t>*). Now, here, hell became the destiny of the jeweler. We can also see the difference between the two; of the two, because the wife had deep faith (*</w:t>
-      </w:r>
-      <w:proofErr w:type="spellStart"/>
-      <w:r>
-        <w:t>saddhā</w:t>
-      </w:r>
-      <w:proofErr w:type="spellEnd"/>
-      <w:r>
-        <w:t xml:space="preserve">*), she did not condone his actions. Due to her faith in the venerable monk, she did not approve of what her husband was going to do. It is said that because of that abundance of virtue and the service she had rendered, she obtained </w:t>
-      </w:r>
-      <w:r>
-        <w:t>birth (*</w:t>
-      </w:r>
-      <w:proofErr w:type="spellStart"/>
-      <w:r>
-        <w:t>jāti</w:t>
-      </w:r>
-      <w:proofErr w:type="spellEnd"/>
-      <w:r>
-        <w:t>*)</w:t>
-      </w:r>
-      <w:r>
-        <w:t xml:space="preserve"> in a heavenly world. Next, as for the Arahant, we all know that whatever happens, his final passing away is what takes place. After that, there is no </w:t>
-      </w:r>
-      <w:r>
-        <w:t>birth (*</w:t>
-      </w:r>
-      <w:proofErr w:type="spellStart"/>
-      <w:r>
-        <w:t>jāti</w:t>
-      </w:r>
-      <w:proofErr w:type="spellEnd"/>
-      <w:r>
-        <w:t>*)</w:t>
-      </w:r>
-      <w:r>
-        <w:t xml:space="preserve">. But through this story, we can see the relationship between </w:t>
-      </w:r>
-      <w:proofErr w:type="spellStart"/>
-      <w:r>
-        <w:t>kamma</w:t>
-      </w:r>
-      <w:proofErr w:type="spellEnd"/>
-      <w:r>
-        <w:t xml:space="preserve"> and its result, or rather, between </w:t>
-      </w:r>
-      <w:proofErr w:type="spellStart"/>
-      <w:r>
-        <w:t>kamma</w:t>
-      </w:r>
-      <w:proofErr w:type="spellEnd"/>
-      <w:r>
-        <w:t xml:space="preserve"> and </w:t>
-      </w:r>
-      <w:r>
-        <w:t>becoming (*bhava*)</w:t>
-      </w:r>
-      <w:r>
-        <w:t xml:space="preserve"> or rebirth.</w:t>
+        <w:t>In any case, we can see the noble qualities of this venerable monk. Even though he was in such fatal pain, he did not give evidence against the pet crane. Not out of fear of anyone, but because it would violate his precept. Knowing that it would result in the decay and death (*jarāmaraṇa*) of a living being, he did not offer evidence in that way. At the risk of his own life, out of compassion for that animal, he remained silent about the truth. There is a precious virtue there. Similarly, he did not harbor any ill-will (*dosa* / anger) toward the jeweler who tortured him. Such a valuable treasure of virtues is made clear through the life of that monk. Next, if we examine this even more mindfully, what we see through this is kamma and its result (*vipāka*). This is also what is expressed in the verse. Some are born in a mother's womb. Some, in that manner, in hell (*niraya*). Now, here, hell became the destiny of the jeweler. We can also see the difference between the two; of the two, because the wife had deep faith (*saddhā*), she did not condone his actions. Due to her faith in the venerable monk, she did not approve of what her husband was going to do. It is said that because of that abundance of virtue and the service she had rendered, she obtained birth (*jāti*) in a heavenly world. Next, as for the Arahant, we all know that whatever happens, his final passing away is what takes place. After that, there is no birth (*jāti*). But through this story, we can see the relationship between kamma and its result, or rather, between kamma and becoming (*bhava*) or rebirth.</w:t>
       </w:r>
     </w:p>
     <w:p>
       <w:r>
-        <w:t xml:space="preserve">This law of </w:t>
-      </w:r>
-      <w:proofErr w:type="spellStart"/>
-      <w:r>
-        <w:t>kamma</w:t>
-      </w:r>
-      <w:proofErr w:type="spellEnd"/>
-      <w:r>
-        <w:t xml:space="preserve"> is an astonishingly powerful cosmic order (*</w:t>
-      </w:r>
-      <w:proofErr w:type="spellStart"/>
-      <w:r>
-        <w:t>niyāma</w:t>
-      </w:r>
-      <w:proofErr w:type="spellEnd"/>
-      <w:r>
-        <w:t>*), so powerful that not even Buddhas and Arahants can bypass it. It is a natural law operating in this world. Therefore, one must actually accept this *</w:t>
-      </w:r>
-      <w:proofErr w:type="spellStart"/>
-      <w:r>
-        <w:t>saṃsāric</w:t>
-      </w:r>
-      <w:proofErr w:type="spellEnd"/>
-      <w:r>
-        <w:t xml:space="preserve">* truth and strive to live accordingly. During the time of the Buddha, there were various teachers who did not believe in </w:t>
-      </w:r>
-      <w:proofErr w:type="spellStart"/>
-      <w:r>
-        <w:t>kamma</w:t>
-      </w:r>
-      <w:proofErr w:type="spellEnd"/>
-      <w:r>
-        <w:t xml:space="preserve">, who did not believe in the results of </w:t>
-      </w:r>
-      <w:proofErr w:type="spellStart"/>
-      <w:r>
-        <w:t>kamma</w:t>
-      </w:r>
-      <w:proofErr w:type="spellEnd"/>
-      <w:r>
-        <w:t xml:space="preserve">. Even in modern times, there might be people with such opinions and views. Therefore, especially in these times, this is a matter we must repeatedly remind ourselves of during these Dhamma sermons. There are various </w:t>
-      </w:r>
-      <w:r>
-        <w:lastRenderedPageBreak/>
-        <w:t xml:space="preserve">ideologies in the world that do not care about this world or the next. But if we reflect according to the Dhamma of the Buddha, depending on our conduct, according to the good or bad nature of the </w:t>
-      </w:r>
-      <w:proofErr w:type="spellStart"/>
-      <w:r>
-        <w:t>kamma</w:t>
-      </w:r>
-      <w:proofErr w:type="spellEnd"/>
-      <w:r>
-        <w:t xml:space="preserve"> we perform, we will obtain another </w:t>
-      </w:r>
-      <w:r>
-        <w:t>becoming (*bhava*)</w:t>
-      </w:r>
-      <w:r>
-        <w:t xml:space="preserve"> or </w:t>
-      </w:r>
-      <w:r>
-        <w:t>birth (*</w:t>
-      </w:r>
-      <w:proofErr w:type="spellStart"/>
-      <w:r>
-        <w:t>jāti</w:t>
-      </w:r>
-      <w:proofErr w:type="spellEnd"/>
-      <w:r>
-        <w:t>*)</w:t>
-      </w:r>
-      <w:r>
-        <w:t xml:space="preserve">. Whether we experience pleasure or </w:t>
-      </w:r>
-      <w:r>
-        <w:t>suffering (*dukkha*)</w:t>
-      </w:r>
-      <w:r>
-        <w:t xml:space="preserve"> in that rebirth is decided by the wholesome (*</w:t>
-      </w:r>
-      <w:proofErr w:type="spellStart"/>
-      <w:r>
-        <w:t>kusala</w:t>
-      </w:r>
-      <w:proofErr w:type="spellEnd"/>
-      <w:r>
-        <w:t>*) or unwholesome (*</w:t>
-      </w:r>
-      <w:proofErr w:type="spellStart"/>
-      <w:r>
-        <w:t>akusala</w:t>
-      </w:r>
-      <w:proofErr w:type="spellEnd"/>
-      <w:r>
-        <w:t xml:space="preserve">*) nature of that </w:t>
-      </w:r>
-      <w:proofErr w:type="spellStart"/>
-      <w:r>
-        <w:t>kamma</w:t>
-      </w:r>
-      <w:proofErr w:type="spellEnd"/>
-      <w:r>
-        <w:t>.</w:t>
+        <w:t>This law of kamma is an astonishingly powerful cosmic order (*niyāma*), so powerful that not even Buddhas and Arahants can bypass it. It is a natural law operating in this world. Therefore, one must actually accept this *saṃsāric* truth and strive to live accordingly. During the time of the Buddha, there were various teachers who did not believe in kamma, who did not believe in the results of kamma. Even in modern times, there might be people with such opinions and views. Therefore, especially in these times, this is a matter we must repeatedly remind ourselves of during these Dhamma sermons. There are various ideologies in the world that do not care about this world or the next. But if we reflect according to the Dhamma of the Buddha, depending on our conduct, according to the good or bad nature of the kamma we perform, we will obtain another becoming (*bhava*) or birth (*jāti*). Whether we experience pleasure or suffering (*dukkha*) in that rebirth is decided by the wholesome (*kusala*) or unwholesome (*akusala*) nature of that kamma.</w:t>
       </w:r>
     </w:p>
     <w:p>
       <w:r>
-        <w:t>Thus, we must also contemplate this matter: in what way is the mind tempted to perform an evil action when we act? Now, we all know that there are three trainings (*</w:t>
-      </w:r>
-      <w:proofErr w:type="spellStart"/>
-      <w:r>
-        <w:t>sikkhā</w:t>
-      </w:r>
-      <w:proofErr w:type="spellEnd"/>
-      <w:r>
-        <w:t>*) in this Dispensation: Virtue (*</w:t>
-      </w:r>
-      <w:proofErr w:type="spellStart"/>
-      <w:r>
-        <w:t>sīla</w:t>
-      </w:r>
-      <w:proofErr w:type="spellEnd"/>
-      <w:r>
-        <w:t>*), Concentration (*</w:t>
-      </w:r>
-      <w:proofErr w:type="spellStart"/>
-      <w:r>
-        <w:t>samādhi</w:t>
-      </w:r>
-      <w:proofErr w:type="spellEnd"/>
-      <w:r>
-        <w:t>*), and Wisdom (*</w:t>
-      </w:r>
-      <w:proofErr w:type="spellStart"/>
-      <w:r>
-        <w:t>paññā</w:t>
-      </w:r>
-      <w:proofErr w:type="spellEnd"/>
-      <w:r>
-        <w:t>*). Let us reflect on what the ultimate purpose of these is. Now, when an action has to be performed at any given moment, that very present moment is of utmost importance because, as we said at the very beginning, we carry certain habits from our *</w:t>
-      </w:r>
-      <w:proofErr w:type="spellStart"/>
-      <w:r>
-        <w:t>saṃsāric</w:t>
-      </w:r>
-      <w:proofErr w:type="spellEnd"/>
-      <w:r>
-        <w:t xml:space="preserve">* past. Due to repeatedly performing the same </w:t>
-      </w:r>
-      <w:proofErr w:type="spellStart"/>
-      <w:r>
-        <w:t>kamma</w:t>
-      </w:r>
-      <w:proofErr w:type="spellEnd"/>
-      <w:r>
-        <w:t>, there are times when a person who has done evil deeds is compelled to submit and act in the very same way again. These can be subdued only by being mindful of the present moment. To put it briefly, the reason why the Buddha declared, *“</w:t>
-      </w:r>
-      <w:proofErr w:type="spellStart"/>
-      <w:r>
-        <w:t>Cetanāhaṃ</w:t>
-      </w:r>
-      <w:proofErr w:type="spellEnd"/>
-      <w:r>
-        <w:t xml:space="preserve"> </w:t>
-      </w:r>
-      <w:proofErr w:type="spellStart"/>
-      <w:r>
-        <w:t>bhikkhave</w:t>
-      </w:r>
-      <w:proofErr w:type="spellEnd"/>
-      <w:r>
-        <w:t xml:space="preserve"> </w:t>
-      </w:r>
-      <w:proofErr w:type="spellStart"/>
-      <w:r>
-        <w:t>kammaṃ</w:t>
-      </w:r>
-      <w:proofErr w:type="spellEnd"/>
-      <w:r>
-        <w:t xml:space="preserve"> </w:t>
-      </w:r>
-      <w:proofErr w:type="spellStart"/>
-      <w:r>
-        <w:t>vadāmi</w:t>
-      </w:r>
-      <w:proofErr w:type="spellEnd"/>
-      <w:r>
-        <w:t xml:space="preserve">”* (“Intention, O monks, is what I call </w:t>
-      </w:r>
-      <w:proofErr w:type="spellStart"/>
-      <w:r>
-        <w:t>kamma</w:t>
-      </w:r>
-      <w:proofErr w:type="spellEnd"/>
-      <w:r>
-        <w:t>”), is because it is in that brief moment of intention (*</w:t>
-      </w:r>
-      <w:proofErr w:type="spellStart"/>
-      <w:r>
-        <w:t>cetanā</w:t>
-      </w:r>
-      <w:proofErr w:type="spellEnd"/>
-      <w:r>
-        <w:t xml:space="preserve">*) that we can do something about the activity of this </w:t>
-      </w:r>
-      <w:proofErr w:type="spellStart"/>
-      <w:r>
-        <w:t>kamma</w:t>
-      </w:r>
-      <w:proofErr w:type="spellEnd"/>
-      <w:r>
-        <w:t>. This is an extremely important thing—this present moment. What was done in the past is done. Its result (*</w:t>
-      </w:r>
-      <w:proofErr w:type="spellStart"/>
-      <w:r>
-        <w:t>vipāka</w:t>
-      </w:r>
-      <w:proofErr w:type="spellEnd"/>
-      <w:r>
-        <w:t>*) will come. Even when that result arrives, if at the moment of its arrival our stance, our determination, is inclined toward a good direction, then at that moment we can act with clarity and understanding. We can act with responsibility. We can act in a way that directs our *</w:t>
-      </w:r>
-      <w:proofErr w:type="spellStart"/>
-      <w:r>
-        <w:t>saṃsāric</w:t>
-      </w:r>
-      <w:proofErr w:type="spellEnd"/>
-      <w:r>
-        <w:t>* journey toward a good path. Now, seeing the very same event, the jeweler acted in one way. His wife acted in another way. The monk, the Arahant, acted in yet another way—in an extremely noble and sublime manner. It was a difficult situation. But such things can be triumphed over only if one is established in a firm stance. Only if one has cultivated a certain attitude beforehand. Meritorious friends, it is precisely for this purpose that there is such a thing called Virtue (*</w:t>
-      </w:r>
-      <w:proofErr w:type="spellStart"/>
-      <w:r>
-        <w:t>sīla</w:t>
-      </w:r>
-      <w:proofErr w:type="spellEnd"/>
-      <w:r>
-        <w:t>*).</w:t>
+        <w:t>Thus, we must also contemplate this matter: in what way is the mind tempted to perform an evil action when we act? Now, we all know that there are three trainings (*sikkhā*) in this Dispensation: Virtue (*sīla*), Concentration (*samādhi*), and Wisdom (*paññā*). Let us reflect on what the ultimate purpose of these is. Now, when an action has to be performed at any given moment, that very present moment is of utmost importance because, as we said at the very beginning, we carry certain habits from our *saṃsāric* past. Due to repeatedly performing the same kamma, there are times when a person who has done evil deeds is compelled to submit and act in the very same way again. These can be subdued only by being mindful of the present moment. To put it briefly, the reason why the Buddha declared, *“Cetanāhaṃ bhikkhave kammaṃ vadāmi”* (“Intention, O monks, is what I call kamma”), is because it is in that brief moment of intention (*cetanā*) that we can do something about the activity of this kamma. This is an extremely important thing—this present moment. What was done in the past is done. Its result (*vipāka*) will come. Even when that result arrives, if at the moment of its arrival our stance, our determination, is inclined toward a good direction, then at that moment we can act with clarity and understanding. We can act with responsibility. We can act in a way that directs our *saṃsāric* journey toward a good path. Now, seeing the very same event, the jeweler acted in one way. His wife acted in another way. The monk, the Arahant, acted in yet another way—in an extremely noble and sublime manner. It was a difficult situation. But such things can be triumphed over only if one is established in a firm stance. Only if one has cultivated a certain attitude beforehand. Meritorious friends, it is precisely for this purpose that there is such a thing called Virtue (*sīla*).</w:t>
       </w:r>
     </w:p>
     <w:p>
       <w:r>
-        <w:t>Now, some people say that this virtue, meditation, and other such practices are unnecessary. When we examine this deeply, what is actually taking place here? In our day-to-day lives, when various situations arise, we can make the right decision at that moment only if we possess a good stance, such as a strong determination or a resolution of virtue (*</w:t>
-      </w:r>
-      <w:proofErr w:type="spellStart"/>
-      <w:r>
-        <w:t>sīla</w:t>
-      </w:r>
-      <w:proofErr w:type="spellEnd"/>
-      <w:r>
-        <w:t xml:space="preserve">*). A scattered mind is easily dragged into the </w:t>
-      </w:r>
-      <w:proofErr w:type="spellStart"/>
-      <w:r>
-        <w:t>kamma</w:t>
-      </w:r>
-      <w:proofErr w:type="spellEnd"/>
-      <w:r>
-        <w:t xml:space="preserve"> of others. That is something we must keep in mind. A person with a scattered mind, who has no stance and no wholesome attitude, is easily dragged into the </w:t>
-      </w:r>
-      <w:proofErr w:type="spellStart"/>
-      <w:r>
-        <w:t>kamma</w:t>
-      </w:r>
-      <w:proofErr w:type="spellEnd"/>
-      <w:r>
-        <w:t xml:space="preserve"> of others and goes to places like hell (*</w:t>
-      </w:r>
-      <w:proofErr w:type="spellStart"/>
-      <w:r>
-        <w:t>niraya</w:t>
-      </w:r>
-      <w:proofErr w:type="spellEnd"/>
-      <w:r>
-        <w:t xml:space="preserve">*). Why? Because this society, this world, is a place where each individual operates according to the momentum of the </w:t>
-      </w:r>
-      <w:proofErr w:type="spellStart"/>
-      <w:r>
-        <w:t>kamma</w:t>
-      </w:r>
-      <w:proofErr w:type="spellEnd"/>
-      <w:r>
-        <w:t xml:space="preserve"> they have brought with them. When you look at it, this is exactly like a puppet show. To a Buddha, to an Arahant, to those who have attained higher psychic knowledges (*</w:t>
-      </w:r>
-      <w:proofErr w:type="spellStart"/>
-      <w:r>
-        <w:t>abhiññā</w:t>
-      </w:r>
-      <w:proofErr w:type="spellEnd"/>
-      <w:r>
-        <w:t xml:space="preserve">*), this appears just like a puppet show. Various things happen in accordance with past </w:t>
-      </w:r>
-      <w:proofErr w:type="spellStart"/>
-      <w:r>
-        <w:t>kamma</w:t>
-      </w:r>
-      <w:proofErr w:type="spellEnd"/>
-      <w:r>
-        <w:t>, according to those results. But in the face of those, if we control that brief moment of intention (*</w:t>
-      </w:r>
-      <w:proofErr w:type="spellStart"/>
-      <w:r>
-        <w:t>cetanā</w:t>
-      </w:r>
-      <w:proofErr w:type="spellEnd"/>
-      <w:r>
-        <w:t>*), that present moment, then we have won. What helps us in this is Virtue (*</w:t>
-      </w:r>
-      <w:proofErr w:type="spellStart"/>
-      <w:r>
-        <w:t>sīla</w:t>
-      </w:r>
-      <w:proofErr w:type="spellEnd"/>
-      <w:r>
-        <w:t>*). Even on this occasion, these meritorious devotees undertook a set of precepts (*</w:t>
-      </w:r>
-      <w:proofErr w:type="spellStart"/>
-      <w:r>
-        <w:t>sikkhāpada</w:t>
-      </w:r>
-      <w:proofErr w:type="spellEnd"/>
-      <w:r>
-        <w:t xml:space="preserve">*). What is achieved by that? A certain </w:t>
-      </w:r>
-      <w:r>
-        <w:lastRenderedPageBreak/>
-        <w:t>command was given to the mind, to wisdom (*</w:t>
-      </w:r>
-      <w:proofErr w:type="spellStart"/>
-      <w:r>
-        <w:t>paññā</w:t>
-      </w:r>
-      <w:proofErr w:type="spellEnd"/>
-      <w:r>
-        <w:t>*), to intellect. A determination was made: “I will protect this precept.” With that, one can act with a principle, keeping that principle in mind. These meritorious devotees may have heard of *</w:t>
-      </w:r>
-      <w:proofErr w:type="spellStart"/>
-      <w:r>
-        <w:t>sampatta-virati</w:t>
-      </w:r>
-      <w:proofErr w:type="spellEnd"/>
-      <w:r>
-        <w:t>* (abstinence when opportunity arises) as one of the benefits of virtue (*</w:t>
-      </w:r>
-      <w:proofErr w:type="spellStart"/>
-      <w:r>
-        <w:t>sīla</w:t>
-      </w:r>
-      <w:proofErr w:type="spellEnd"/>
-      <w:r>
-        <w:t>*). When the moment to commit a wrong deed arrives, one receives the strength to abstain from it through the determination of virtue (*</w:t>
-      </w:r>
-      <w:proofErr w:type="spellStart"/>
-      <w:r>
-        <w:t>sīla</w:t>
-      </w:r>
-      <w:proofErr w:type="spellEnd"/>
-      <w:r>
-        <w:t>*). “I have undertaken such a precept, haven't I? If I am to protect it, acting in this way is not right.” Thus, on one hand, virtue (*</w:t>
-      </w:r>
-      <w:proofErr w:type="spellStart"/>
-      <w:r>
-        <w:t>sīla</w:t>
-      </w:r>
-      <w:proofErr w:type="spellEnd"/>
-      <w:r>
-        <w:t xml:space="preserve">*) helps us in such situations, preventing us from getting entangled in the </w:t>
-      </w:r>
-      <w:proofErr w:type="spellStart"/>
-      <w:r>
-        <w:t>kamma</w:t>
-      </w:r>
-      <w:proofErr w:type="spellEnd"/>
-      <w:r>
-        <w:t xml:space="preserve"> of others, and protecting us by prioritizing our noble practice. Even more, it assists at a higher level in what is called Concentration (*</w:t>
-      </w:r>
-      <w:proofErr w:type="spellStart"/>
-      <w:r>
-        <w:t>samādhi</w:t>
-      </w:r>
-      <w:proofErr w:type="spellEnd"/>
-      <w:r>
-        <w:t>*). Concentration means the stilling of the mind. Making the mind concentrated means obtaining a certain tranquility. It means removing the scattered nature of the mind, which is called the hindrances (*</w:t>
-      </w:r>
-      <w:proofErr w:type="spellStart"/>
-      <w:r>
-        <w:t>nīvaraṇa</w:t>
-      </w:r>
-      <w:proofErr w:type="spellEnd"/>
-      <w:r>
-        <w:t>-dhamma*). It is easy for a one-pointed mind to make a decision. It can make a wholesome decision. Likewise, for one who has reached a state like equanimity (*</w:t>
-      </w:r>
-      <w:proofErr w:type="spellStart"/>
-      <w:r>
-        <w:t>upekkhā</w:t>
-      </w:r>
-      <w:proofErr w:type="spellEnd"/>
-      <w:r>
-        <w:t>*) in concentration, they can respond to the questions that arise in a way that fits their lifestyle even more highly, in accordance with the Dhamma.</w:t>
+        <w:t>Now, some people say that this virtue, meditation, and other such practices are unnecessary. When we examine this deeply, what is actually taking place here? In our day-to-day lives, when various situations arise, we can make the right decision at that moment only if we possess a good stance, such as a strong determination or a resolution of virtue (*sīla*). A scattered mind is easily dragged into the kamma of others. That is something we must keep in mind. A person with a scattered mind, who has no stance and no wholesome attitude, is easily dragged into the kamma of others and goes to places like hell (*niraya*). Why? Because this society, this world, is a place where each individual operates according to the momentum of the kamma they have brought with them. When you look at it, this is exactly like a puppet show. To a Buddha, to an Arahant, to those who have attained higher psychic knowledges (*abhiññā*), this appears just like a puppet show. Various things happen in accordance with past kamma, according to those results. But in the face of those, if we control that brief moment of intention (*cetanā*), that present moment, then we have won. What helps us in this is Virtue (*sīla*). Even on this occasion, these meritorious devotees undertook a set of precepts (*sikkhāpada*). What is achieved by that? A certain command was given to the mind, to wisdom (*paññā*), to intellect. A determination was made: “I will protect this precept.” With that, one can act with a principle, keeping that principle in mind. These meritorious devotees may have heard of *sampatta-virati* (abstinence when opportunity arises) as one of the benefits of virtue (*sīla*). When the moment to commit a wrong deed arrives, one receives the strength to abstain from it through the determination of virtue (*sīla*). “I have undertaken such a precept, haven't I? If I am to protect it, acting in this way is not right.” Thus, on one hand, virtue (*sīla*) helps us in such situations, preventing us from getting entangled in the kamma of others, and protecting us by prioritizing our noble practice. Even more, it assists at a higher level in what is called Concentration (*samādhi*). Concentration means the stilling of the mind. Making the mind concentrated means obtaining a certain tranquility. It means removing the scattered nature of the mind, which is called the hindrances (*nīvaraṇa-dhamma*). It is easy for a one-pointed mind to make a decision. It can make a wholesome decision. Likewise, for one who has reached a state like equanimity (*upekkhā*) in concentration, they can respond to the questions that arise in a way that fits their lifestyle even more highly, in accordance with the Dhamma.</w:t>
       </w:r>
     </w:p>
     <w:p>
       <w:r>
-        <w:t>Next, the level higher than that is Wisdom (*</w:t>
-      </w:r>
-      <w:proofErr w:type="spellStart"/>
-      <w:r>
-        <w:t>paññā</w:t>
-      </w:r>
-      <w:proofErr w:type="spellEnd"/>
-      <w:r>
-        <w:t>*). Virtue, Concentration, Wisdom. It is this Wisdom (*</w:t>
-      </w:r>
-      <w:proofErr w:type="spellStart"/>
-      <w:r>
-        <w:t>paññā</w:t>
-      </w:r>
-      <w:proofErr w:type="spellEnd"/>
-      <w:r>
-        <w:t>*) that is demonstrated and polished in the life of that Arahant Thero. Through that insight wisdom (*</w:t>
-      </w:r>
-      <w:proofErr w:type="spellStart"/>
-      <w:r>
-        <w:t>vipassanā-paññā</w:t>
-      </w:r>
-      <w:proofErr w:type="spellEnd"/>
-      <w:r>
-        <w:t>*), or rather, the wisdom obtained through Path-knowledge (*</w:t>
-      </w:r>
-      <w:proofErr w:type="spellStart"/>
-      <w:r>
-        <w:t>magga-ñāṇa</w:t>
-      </w:r>
-      <w:proofErr w:type="spellEnd"/>
-      <w:r>
-        <w:t xml:space="preserve">*), one receives a special strength to protect oneself when these situations of </w:t>
-      </w:r>
-      <w:proofErr w:type="spellStart"/>
-      <w:r>
-        <w:t>kamma</w:t>
-      </w:r>
-      <w:proofErr w:type="spellEnd"/>
-      <w:r>
-        <w:t xml:space="preserve"> occur. The highest state is found there. Guided by the equanimity (*</w:t>
-      </w:r>
-      <w:proofErr w:type="spellStart"/>
-      <w:r>
-        <w:t>upekkhā</w:t>
-      </w:r>
-      <w:proofErr w:type="spellEnd"/>
-      <w:r>
-        <w:t>*) that exists in the minds of the Arahants, they are able to triumph over such situations. So that is what Virtue, Concentration, and Wisdom are. It is worth reminding those who present such false views (*</w:t>
-      </w:r>
-      <w:proofErr w:type="spellStart"/>
-      <w:r>
-        <w:t>micchā-diṭṭhi</w:t>
-      </w:r>
-      <w:proofErr w:type="spellEnd"/>
-      <w:r>
-        <w:t>*) that these are practically helpful to us in our daily lives.</w:t>
+        <w:t>Next, the level higher than that is Wisdom (*paññā*). Virtue, Concentration, Wisdom. It is this Wisdom (*paññā*) that is demonstrated and polished in the life of that Arahant Thero. Through that insight wisdom (*vipassanā-paññā*), or rather, the wisdom obtained through Path-knowledge (*magga-ñāṇa*), one receives a special strength to protect oneself when these situations of kamma occur. The highest state is found there. Guided by the equanimity (*upekkhā*) that exists in the minds of the Arahants, they are able to triumph over such situations. So that is what Virtue, Concentration, and Wisdom are. It is worth reminding those who present such false views (*micchā-diṭṭhi*) that these are practically helpful to us in our daily lives.</w:t>
       </w:r>
     </w:p>
     <w:p>
       <w:r>
-        <w:t>Now, to explain this so that we can understand it even more practically in our daily lives: let us assume that you, meritorious devotees, bought a new car—a vehicle. Somehow or other, you also learned to drive it to some extent. Even if you have practiced, if you take it out onto the road and drive while ignoring the vehicles driven by others and ignoring the rules of the road, where will you end up? Even if you barely escape with your life, you might have to go to court and pay compensation for damaging other people's vehicles. You will have to face a multitude of such troubles. Therefore, you must keep the rules of the road. Next, you must drive this vehicle not while drunk, but with good mindfulness and clear comprehension, with very clear thinking. You must also drive this vehicle with a certain concentration (*</w:t>
-      </w:r>
-      <w:proofErr w:type="spellStart"/>
-      <w:r>
-        <w:t>samādhi</w:t>
-      </w:r>
-      <w:proofErr w:type="spellEnd"/>
-      <w:r>
-        <w:t>*). Furthermore, in sudden emergencies, such as when others are about to crash into your vehicle, you must also have developed the wisdom (*</w:t>
-      </w:r>
-      <w:proofErr w:type="spellStart"/>
-      <w:r>
-        <w:t>paññā</w:t>
-      </w:r>
-      <w:proofErr w:type="spellEnd"/>
-      <w:r>
-        <w:t>*), the intelligence, to think quickly and act in an instant. Thus, even for something like driving a vehicle in daily life, a certain level of Virtue, Concentration, and Wisdom is required. Do not misunderstand this. I am not over-simplifying this profound Dhamma; I mentioned this merely as an ordinary illustration. In daily life, it is by being established in a certain virtue that one goes onto the road. One must know the side of the road that belongs to oneself. It is just like what was said about the bad destination (*</w:t>
-      </w:r>
-      <w:proofErr w:type="spellStart"/>
-      <w:r>
-        <w:t>duggati</w:t>
-      </w:r>
-      <w:proofErr w:type="spellEnd"/>
-      <w:r>
-        <w:t>*) and the good destination (*</w:t>
-      </w:r>
-      <w:proofErr w:type="spellStart"/>
-      <w:r>
-        <w:t>sugati</w:t>
-      </w:r>
-      <w:proofErr w:type="spellEnd"/>
-      <w:r>
-        <w:t xml:space="preserve">*). If you </w:t>
-      </w:r>
-      <w:r>
-        <w:lastRenderedPageBreak/>
-        <w:t>steer your vehicle into the wrong lane, that is the end of it right there. It will plunge down a precipice and ultimately be destroyed. Likewise, you might crash into other vehicles and get into various conflicts. Such is the nature of a single second in this world.</w:t>
+        <w:t>Now, to explain this so that we can understand it even more practically in our daily lives: let us assume that you, meritorious devotees, bought a new car—a vehicle. Somehow or other, you also learned to drive it to some extent. Even if you have practiced, if you take it out onto the road and drive while ignoring the vehicles driven by others and ignoring the rules of the road, where will you end up? Even if you barely escape with your life, you might have to go to court and pay compensation for damaging other people's vehicles. You will have to face a multitude of such troubles. Therefore, you must keep the rules of the road. Next, you must drive this vehicle not while drunk, but with good mindfulness and clear comprehension, with very clear thinking. You must also drive this vehicle with a certain concentration (*samādhi*). Furthermore, in sudden emergencies, such as when others are about to crash into your vehicle, you must also have developed the wisdom (*paññā*), the intelligence, to think quickly and act in an instant. Thus, even for something like driving a vehicle in daily life, a certain level of Virtue, Concentration, and Wisdom is required. Do not misunderstand this. I am not over-simplifying this profound Dhamma; I mentioned this merely as an ordinary illustration. In daily life, it is by being established in a certain virtue that one goes onto the road. One must know the side of the road that belongs to oneself. It is just like what was said about the bad destination (*duggati*) and the good destination (*sugati*). If you steer your vehicle into the wrong lane, that is the end of it right there. It will plunge down a precipice and ultimately be destroyed. Likewise, you might crash into other vehicles and get into various conflicts. Such is the nature of a single second in this world.</w:t>
       </w:r>
     </w:p>
     <w:p>
       <w:r>
-        <w:t xml:space="preserve">What we have here is a society complicated by the </w:t>
-      </w:r>
-      <w:proofErr w:type="spellStart"/>
-      <w:r>
-        <w:t>kamma</w:t>
-      </w:r>
-      <w:proofErr w:type="spellEnd"/>
-      <w:r>
-        <w:t xml:space="preserve">-momentums brought by each individual. It is not the society that appears on the surface. At any given moment, each individual behaves in ways we do not expect. It is like the puppet show mentioned earlier. Now, that jeweler who, for twelve long years, had placed himself in the position of a parent and attended to that monk, went to hell because of a grave </w:t>
-      </w:r>
-      <w:proofErr w:type="spellStart"/>
-      <w:r>
-        <w:t>kamma</w:t>
-      </w:r>
-      <w:proofErr w:type="spellEnd"/>
-      <w:r>
-        <w:t xml:space="preserve"> committed in a brief moment, which bound him to a deadly </w:t>
-      </w:r>
-      <w:proofErr w:type="spellStart"/>
-      <w:r>
-        <w:t>kamma</w:t>
-      </w:r>
-      <w:proofErr w:type="spellEnd"/>
-      <w:r>
-        <w:t xml:space="preserve"> (*</w:t>
-      </w:r>
-      <w:proofErr w:type="spellStart"/>
-      <w:r>
-        <w:t>ānantarika-kamma</w:t>
-      </w:r>
-      <w:proofErr w:type="spellEnd"/>
-      <w:r>
-        <w:t>*) that blocked all his wholesome merits. We can realize that no matter how good or decent we may be, if we do not possess these virtues like Virtue, Concentration, and Wisdom within us, we will have to reap terrible consequences from an unwholesome act (*</w:t>
-      </w:r>
-      <w:proofErr w:type="spellStart"/>
-      <w:r>
-        <w:t>akusala</w:t>
-      </w:r>
-      <w:proofErr w:type="spellEnd"/>
-      <w:r>
-        <w:t xml:space="preserve">*) committed in a single brief moment, just like what happened to the jeweler. This is the very essence of the Dhamma taught by the Buddha. Virtue, Concentration, and Wisdom mean: the initial step of taming body and speech, stilling the mind, and then, Wisdom means the correct understanding of the world and life—by properly comprehending the Three Characteristics of </w:t>
-      </w:r>
-      <w:r>
-        <w:t>Impermanent (*Anicca*)</w:t>
-      </w:r>
-      <w:r>
-        <w:t xml:space="preserve">, </w:t>
-      </w:r>
-      <w:r>
-        <w:t>suffering (*dukkha*)</w:t>
-      </w:r>
-      <w:r>
-        <w:t xml:space="preserve">, and </w:t>
-      </w:r>
-      <w:r>
-        <w:t>Not-self  (*</w:t>
-      </w:r>
-      <w:proofErr w:type="spellStart"/>
-      <w:r>
-        <w:t>Anattā</w:t>
-      </w:r>
-      <w:proofErr w:type="spellEnd"/>
-      <w:r>
-        <w:t>*)</w:t>
-      </w:r>
-      <w:r>
-        <w:t xml:space="preserve">, one appeases all these </w:t>
-      </w:r>
-      <w:proofErr w:type="spellStart"/>
-      <w:r>
-        <w:t>kamma</w:t>
-      </w:r>
-      <w:proofErr w:type="spellEnd"/>
-      <w:r>
-        <w:t xml:space="preserve">-momentums at various levels, and finally, through the wheel of Dhamma, breaks the wheel of </w:t>
-      </w:r>
-      <w:proofErr w:type="spellStart"/>
-      <w:r>
-        <w:t>kamma</w:t>
-      </w:r>
-      <w:proofErr w:type="spellEnd"/>
-      <w:r>
-        <w:t xml:space="preserve">, triumphs over the wheel of </w:t>
-      </w:r>
-      <w:proofErr w:type="spellStart"/>
-      <w:r>
-        <w:t>kamma</w:t>
-      </w:r>
-      <w:proofErr w:type="spellEnd"/>
-      <w:r>
-        <w:t>, and brings this *</w:t>
-      </w:r>
-      <w:proofErr w:type="spellStart"/>
-      <w:r>
-        <w:t>saṃsāric</w:t>
-      </w:r>
-      <w:proofErr w:type="spellEnd"/>
-      <w:r>
-        <w:t xml:space="preserve">* journey to an end; this is what is called attaining </w:t>
-      </w:r>
-      <w:proofErr w:type="spellStart"/>
-      <w:r>
-        <w:t>Arahantship</w:t>
-      </w:r>
-      <w:proofErr w:type="spellEnd"/>
-      <w:r>
-        <w:t>, when viewed from the perspective of wisdom and the Paths and Fruits (*</w:t>
-      </w:r>
-      <w:proofErr w:type="spellStart"/>
-      <w:r>
-        <w:t>magga-phala</w:t>
-      </w:r>
-      <w:proofErr w:type="spellEnd"/>
-      <w:r>
-        <w:t>*).</w:t>
+        <w:t>What we have here is a society complicated by the kamma-momentums brought by each individual. It is not the society that appears on the surface. At any given moment, each individual behaves in ways we do not expect. It is like the puppet show mentioned earlier. Now, that jeweler who, for twelve long years, had placed himself in the position of a parent and attended to that monk, went to hell because of a grave kamma committed in a brief moment, which bound him to a deadly kamma (*ānantarika-kamma*) that blocked all his wholesome merits. We can realize that no matter how good or decent we may be, if we do not possess these virtues like Virtue, Concentration, and Wisdom within us, we will have to reap terrible consequences from an unwholesome act (*akusala*) committed in a single brief moment, just like what happened to the jeweler. This is the very essence of the Dhamma taught by the Buddha. Virtue, Concentration, and Wisdom mean: the initial step of taming body and speech, stilling the mind, and then, Wisdom means the correct understanding of the world and life—by properly comprehending the Three Characteristics of Impermanent (*Anicca*), suffering (*dukkha*), and Not-self  (*Anattā*), one appeases all these kamma-momentums at various levels, and finally, through the wheel of Dhamma, breaks the wheel of kamma, triumphs over the wheel of kamma, and brings this *saṃsāric* journey to an end; this is what is called attaining Arahantship, when viewed from the perspective of wisdom and the Paths and Fruits (*magga-phala*).</w:t>
       </w:r>
     </w:p>
     <w:p>
       <w:r>
-        <w:t xml:space="preserve">Now, if we think further about this, the Buddha himself has declared a certain analysis concerning </w:t>
-      </w:r>
-      <w:proofErr w:type="spellStart"/>
-      <w:r>
-        <w:t>kamma</w:t>
-      </w:r>
-      <w:proofErr w:type="spellEnd"/>
-      <w:r>
-        <w:t xml:space="preserve">. Since it is also relevant to this story, let us present it on this occasion. The Buddha presented various analyses of </w:t>
-      </w:r>
-      <w:proofErr w:type="spellStart"/>
-      <w:r>
-        <w:t>kamma</w:t>
-      </w:r>
-      <w:proofErr w:type="spellEnd"/>
-      <w:r>
-        <w:t xml:space="preserve"> on different occasions. In one place, he shows, “Monks, there are four kinds of </w:t>
-      </w:r>
-      <w:proofErr w:type="spellStart"/>
-      <w:r>
-        <w:t>kamma</w:t>
-      </w:r>
-      <w:proofErr w:type="spellEnd"/>
-      <w:r>
-        <w:t>.” If we express them in simple terms, they are easy to understand:</w:t>
+        <w:t>Now, if we think further about this, the Buddha himself has declared a certain analysis concerning kamma. Since it is also relevant to this story, let us present it on this occasion. The Buddha presented various analyses of kamma on different occasions. In one place, he shows, “Monks, there are four kinds of kamma.” If we express them in simple terms, they are easy to understand:</w:t>
       </w:r>
     </w:p>
     <w:p>
       <w:r>
-        <w:t xml:space="preserve">1. There is dark </w:t>
-      </w:r>
-      <w:proofErr w:type="spellStart"/>
-      <w:r>
-        <w:t>kamma</w:t>
-      </w:r>
-      <w:proofErr w:type="spellEnd"/>
-      <w:r>
-        <w:t xml:space="preserve"> with dark results.</w:t>
+        <w:t>1. There is dark kamma with dark results.</w:t>
       </w:r>
     </w:p>
     <w:p>
       <w:r>
-        <w:t xml:space="preserve">2. There is bright </w:t>
-      </w:r>
-      <w:proofErr w:type="spellStart"/>
-      <w:r>
-        <w:t>kamma</w:t>
-      </w:r>
-      <w:proofErr w:type="spellEnd"/>
-      <w:r>
-        <w:t xml:space="preserve"> with bright results.</w:t>
+        <w:t>2. There is bright kamma with bright results.</w:t>
       </w:r>
     </w:p>
     <w:p>
       <w:r>
-        <w:t xml:space="preserve">3. There is dark-and-bright </w:t>
-      </w:r>
-      <w:proofErr w:type="spellStart"/>
-      <w:r>
-        <w:t>kamma</w:t>
-      </w:r>
-      <w:proofErr w:type="spellEnd"/>
-      <w:r>
-        <w:t xml:space="preserve"> with dark-and-bright results.</w:t>
+        <w:t>3. There is dark-and-bright kamma with dark-and-bright results.</w:t>
       </w:r>
     </w:p>
     <w:p>
       <w:r>
-        <w:t xml:space="preserve">4. There is neither-dark-nor-bright </w:t>
-      </w:r>
-      <w:proofErr w:type="spellStart"/>
-      <w:r>
-        <w:t>kamma</w:t>
-      </w:r>
-      <w:proofErr w:type="spellEnd"/>
-      <w:r>
-        <w:t xml:space="preserve"> with neither-dark-nor-bright results.</w:t>
+        <w:t>4. There is neither-dark-nor-bright kamma with neither-dark-nor-bright results.</w:t>
       </w:r>
     </w:p>
     <w:p>
       <w:r>
-        <w:t xml:space="preserve">In this way, four kinds of </w:t>
-      </w:r>
-      <w:proofErr w:type="spellStart"/>
-      <w:r>
-        <w:t>kamma</w:t>
-      </w:r>
-      <w:proofErr w:type="spellEnd"/>
-      <w:r>
-        <w:t xml:space="preserve"> are shown. The Buddha explains each one of them in the following manner.</w:t>
+        <w:t>In this way, four kinds of kamma are shown. The Buddha explains each one of them in the following manner.</w:t>
       </w:r>
     </w:p>
     <w:p>
       <w:r>
-        <w:t xml:space="preserve">“Dark </w:t>
-      </w:r>
-      <w:proofErr w:type="spellStart"/>
-      <w:r>
-        <w:t>kamma</w:t>
-      </w:r>
-      <w:proofErr w:type="spellEnd"/>
-      <w:r>
-        <w:t xml:space="preserve"> with dark results” refers especially to the five heinous deeds (*</w:t>
-      </w:r>
-      <w:proofErr w:type="spellStart"/>
-      <w:r>
-        <w:t>ānantarika-kamma</w:t>
-      </w:r>
-      <w:proofErr w:type="spellEnd"/>
-      <w:r>
-        <w:t xml:space="preserve">*). These meritorious devotees may have heard of them: killing one's mother, killing one's father, killing an Arahant, drawing the blood of a </w:t>
-      </w:r>
-      <w:proofErr w:type="spellStart"/>
-      <w:r>
-        <w:t>Tathāgata</w:t>
-      </w:r>
-      <w:proofErr w:type="spellEnd"/>
-      <w:r>
-        <w:t xml:space="preserve"> with a malicious mind, and causing a schism in the *</w:t>
-      </w:r>
-      <w:proofErr w:type="spellStart"/>
-      <w:r>
-        <w:t>Saṅgha</w:t>
-      </w:r>
-      <w:proofErr w:type="spellEnd"/>
-      <w:r>
-        <w:t>*. If one commits these five heinous deeds, one is definitely reborn in hell (*</w:t>
-      </w:r>
-      <w:proofErr w:type="spellStart"/>
-      <w:r>
-        <w:t>niraya</w:t>
-      </w:r>
-      <w:proofErr w:type="spellEnd"/>
-      <w:r>
-        <w:t xml:space="preserve">*). Therefore, what is meant here by “dark </w:t>
-      </w:r>
-      <w:proofErr w:type="spellStart"/>
-      <w:r>
-        <w:t>kamma</w:t>
-      </w:r>
-      <w:proofErr w:type="spellEnd"/>
-      <w:r>
-        <w:t xml:space="preserve">” is that if someone performs bodily, verbal, or mental actions of an oppressive nature, they obtain </w:t>
-      </w:r>
-      <w:r>
-        <w:t>birth (*</w:t>
-      </w:r>
-      <w:proofErr w:type="spellStart"/>
-      <w:r>
-        <w:t>jāti</w:t>
-      </w:r>
-      <w:proofErr w:type="spellEnd"/>
-      <w:r>
-        <w:t>*)</w:t>
-      </w:r>
-      <w:r>
-        <w:t xml:space="preserve"> </w:t>
-      </w:r>
-      <w:r>
-        <w:lastRenderedPageBreak/>
-        <w:t>in an oppressive place. Here, hell (*</w:t>
-      </w:r>
-      <w:proofErr w:type="spellStart"/>
-      <w:r>
-        <w:t>niraya</w:t>
-      </w:r>
-      <w:proofErr w:type="spellEnd"/>
-      <w:r>
-        <w:t xml:space="preserve">*) is specifically referred to. It is purely full of </w:t>
-      </w:r>
-      <w:r>
-        <w:t>suffering (*dukkha*)</w:t>
-      </w:r>
-      <w:r>
-        <w:t xml:space="preserve">. That is why it is dark. The </w:t>
-      </w:r>
-      <w:proofErr w:type="spellStart"/>
-      <w:r>
-        <w:t>kamma</w:t>
-      </w:r>
-      <w:proofErr w:type="spellEnd"/>
-      <w:r>
-        <w:t xml:space="preserve"> is dark, and the </w:t>
-      </w:r>
-      <w:proofErr w:type="spellStart"/>
-      <w:r>
-        <w:t>kamma</w:t>
-      </w:r>
-      <w:proofErr w:type="spellEnd"/>
-      <w:r>
-        <w:t xml:space="preserve">-result is also dark. When one is born in such a place, it is said that oppressive </w:t>
-      </w:r>
-      <w:r>
-        <w:t>contacts (*</w:t>
-      </w:r>
-      <w:proofErr w:type="spellStart"/>
-      <w:r>
-        <w:t>phassa</w:t>
-      </w:r>
-      <w:proofErr w:type="spellEnd"/>
-      <w:r>
-        <w:t>*)</w:t>
-      </w:r>
-      <w:r>
-        <w:t xml:space="preserve"> contact that person. When we look at this, a wonderful phrasing is used. All of </w:t>
-      </w:r>
-      <w:proofErr w:type="spellStart"/>
-      <w:r>
-        <w:t>of</w:t>
-      </w:r>
-      <w:proofErr w:type="spellEnd"/>
-      <w:r>
-        <w:t xml:space="preserve"> this is done by the machinery of </w:t>
-      </w:r>
-      <w:proofErr w:type="spellStart"/>
-      <w:r>
-        <w:t>kamma</w:t>
-      </w:r>
-      <w:proofErr w:type="spellEnd"/>
-      <w:r>
-        <w:t xml:space="preserve">. And due to those oppressive </w:t>
-      </w:r>
-      <w:r>
-        <w:t>contacts (*</w:t>
-      </w:r>
-      <w:proofErr w:type="spellStart"/>
-      <w:r>
-        <w:t>phassa</w:t>
-      </w:r>
-      <w:proofErr w:type="spellEnd"/>
-      <w:r>
-        <w:t>*)</w:t>
-      </w:r>
-      <w:r>
-        <w:t xml:space="preserve">, that person is caught in a multitude of absolute painful </w:t>
-      </w:r>
-      <w:r>
-        <w:t>feelings (*</w:t>
-      </w:r>
-      <w:proofErr w:type="spellStart"/>
-      <w:r>
-        <w:t>vedanā</w:t>
-      </w:r>
-      <w:proofErr w:type="spellEnd"/>
-      <w:r>
-        <w:t>*)</w:t>
-      </w:r>
-      <w:r>
-        <w:t>. It is in this way that the Blessed One demonstrates the meaning of the phrase, *“</w:t>
-      </w:r>
-      <w:proofErr w:type="spellStart"/>
-      <w:r>
-        <w:t>Kammadāyādā</w:t>
-      </w:r>
-      <w:proofErr w:type="spellEnd"/>
-      <w:r>
-        <w:t xml:space="preserve"> </w:t>
-      </w:r>
-      <w:proofErr w:type="spellStart"/>
-      <w:r>
-        <w:t>sattā</w:t>
-      </w:r>
-      <w:proofErr w:type="spellEnd"/>
-      <w:r>
-        <w:t xml:space="preserve">”* (“Beings are heirs to their </w:t>
-      </w:r>
-      <w:proofErr w:type="spellStart"/>
-      <w:r>
-        <w:t>kamma</w:t>
-      </w:r>
-      <w:proofErr w:type="spellEnd"/>
-      <w:r>
-        <w:t xml:space="preserve">”). By that statement, it is shown that to everyone, to every being, </w:t>
-      </w:r>
-      <w:proofErr w:type="spellStart"/>
-      <w:r>
-        <w:t>kamma</w:t>
-      </w:r>
-      <w:proofErr w:type="spellEnd"/>
-      <w:r>
-        <w:t xml:space="preserve"> is their inheritance. That is to say, if someone commits a dark </w:t>
-      </w:r>
-      <w:proofErr w:type="spellStart"/>
-      <w:r>
-        <w:t>kamma</w:t>
-      </w:r>
-      <w:proofErr w:type="spellEnd"/>
-      <w:r>
-        <w:t xml:space="preserve"> that brings dark results, they obtain </w:t>
-      </w:r>
-      <w:r>
-        <w:t>birth (*</w:t>
-      </w:r>
-      <w:proofErr w:type="spellStart"/>
-      <w:r>
-        <w:t>jāti</w:t>
-      </w:r>
-      <w:proofErr w:type="spellEnd"/>
-      <w:r>
-        <w:t>*)</w:t>
-      </w:r>
-      <w:r>
-        <w:t xml:space="preserve"> in places like hell (*</w:t>
-      </w:r>
-      <w:proofErr w:type="spellStart"/>
-      <w:r>
-        <w:t>niraya</w:t>
-      </w:r>
-      <w:proofErr w:type="spellEnd"/>
-      <w:r>
-        <w:t xml:space="preserve">*). Once reborn, they must, in whatever way, experience </w:t>
-      </w:r>
-      <w:r>
-        <w:t>contacts (*</w:t>
-      </w:r>
-      <w:proofErr w:type="spellStart"/>
-      <w:r>
-        <w:t>phassa</w:t>
-      </w:r>
-      <w:proofErr w:type="spellEnd"/>
-      <w:r>
-        <w:t>*)</w:t>
-      </w:r>
-      <w:r>
-        <w:t xml:space="preserve"> that correspond to it—oppressive contacts that bring painful </w:t>
-      </w:r>
-      <w:r>
-        <w:t>feelings (*</w:t>
-      </w:r>
-      <w:proofErr w:type="spellStart"/>
-      <w:r>
-        <w:t>vedanā</w:t>
-      </w:r>
-      <w:proofErr w:type="spellEnd"/>
-      <w:r>
-        <w:t>*)</w:t>
-      </w:r>
-      <w:r>
-        <w:t xml:space="preserve">. That is dark </w:t>
-      </w:r>
-      <w:proofErr w:type="spellStart"/>
-      <w:r>
-        <w:t>kamma</w:t>
-      </w:r>
-      <w:proofErr w:type="spellEnd"/>
-      <w:r>
-        <w:t>.</w:t>
+        <w:t>“Dark kamma with dark results” refers especially to the five heinous deeds (*ānantarika-kamma*). These meritorious devotees may have heard of them: killing one's mother, killing one's father, killing an Arahant, drawing the blood of a Tathāgata with a malicious mind, and causing a schism in the *Saṅgha*. If one commits these five heinous deeds, one is definitely reborn in hell (*niraya*). Therefore, what is meant here by “dark kamma” is that if someone performs bodily, verbal, or mental actions of an oppressive nature, they obtain birth (*jāti*) in an oppressive place. Here, hell (*niraya*) is specifically referred to. It is purely full of suffering (*dukkha*). That is why it is dark. The kamma is dark, and the kamma-result is also dark. When one is born in such a place, it is said that oppressive contacts (*phassa*) contact that person. When we look at this, a wonderful phrasing is used. All of of this is done by the machinery of kamma. And due to those oppressive contacts (*phassa*), that person is caught in a multitude of absolute painful feelings (*vedanā*). It is in this way that the Blessed One demonstrates the meaning of the phrase, *“Kammadāyādā sattā”* (“Beings are heirs to their kamma”). By that statement, it is shown that to everyone, to every being, kamma is their inheritance. That is to say, if someone commits a dark kamma that brings dark results, they obtain birth (*jāti*) in places like hell (*niraya*). Once reborn, they must, in whatever way, experience contacts (*phassa*) that correspond to it—oppressive contacts that bring painful feelings (*vedanā*). That is dark kamma.</w:t>
       </w:r>
     </w:p>
     <w:p>
       <w:r>
-        <w:t xml:space="preserve">Next, “bright </w:t>
-      </w:r>
-      <w:proofErr w:type="spellStart"/>
-      <w:r>
-        <w:t>kamma</w:t>
-      </w:r>
-      <w:proofErr w:type="spellEnd"/>
-      <w:r>
-        <w:t xml:space="preserve"> that brings bright results.” What are those? They are explained—and demonstrated there—as the ten wholesome courses of action (*</w:t>
-      </w:r>
-      <w:proofErr w:type="spellStart"/>
-      <w:r>
-        <w:t>dasa-kusala-kamma</w:t>
-      </w:r>
-      <w:proofErr w:type="spellEnd"/>
-      <w:r>
-        <w:t>*). Abstaining from the ten unwholesome actions: killing living beings, stealing, sexual misconduct; and regarding speech, which is relevant to the virtue (*</w:t>
-      </w:r>
-      <w:proofErr w:type="spellStart"/>
-      <w:r>
-        <w:t>sīla</w:t>
-      </w:r>
-      <w:proofErr w:type="spellEnd"/>
-      <w:r>
-        <w:t>*) undertaken on this occasion: lying, slandering, harsh speech, and frivolous talk; next, abandoning the unwholesome states of covetousness, ill-will, and wrong view (*</w:t>
-      </w:r>
-      <w:proofErr w:type="spellStart"/>
-      <w:r>
-        <w:t>micchā-diṭṭhi</w:t>
-      </w:r>
-      <w:proofErr w:type="spellEnd"/>
-      <w:r>
-        <w:t xml:space="preserve">*), and cultivating wholesome minds—this is what is called bright </w:t>
-      </w:r>
-      <w:proofErr w:type="spellStart"/>
-      <w:r>
-        <w:t>kamma</w:t>
-      </w:r>
-      <w:proofErr w:type="spellEnd"/>
-      <w:r>
-        <w:t xml:space="preserve">. In that very same way, one who has performed bright </w:t>
-      </w:r>
-      <w:proofErr w:type="spellStart"/>
-      <w:r>
-        <w:t>kamma</w:t>
-      </w:r>
-      <w:proofErr w:type="spellEnd"/>
-      <w:r>
-        <w:t xml:space="preserve"> goes and obtains </w:t>
-      </w:r>
-      <w:r>
-        <w:t>birth (*</w:t>
-      </w:r>
-      <w:proofErr w:type="spellStart"/>
-      <w:r>
-        <w:t>jāti</w:t>
-      </w:r>
-      <w:proofErr w:type="spellEnd"/>
-      <w:r>
-        <w:t>*)</w:t>
-      </w:r>
-      <w:r>
-        <w:t xml:space="preserve"> in a place of absolute happiness, such as the </w:t>
-      </w:r>
-      <w:proofErr w:type="spellStart"/>
-      <w:r>
-        <w:t>Subhakiṇha</w:t>
-      </w:r>
-      <w:proofErr w:type="spellEnd"/>
-      <w:r>
-        <w:t xml:space="preserve"> Brahma world—speaking of the highest level there. Thus, by performing bright </w:t>
-      </w:r>
-      <w:proofErr w:type="spellStart"/>
-      <w:r>
-        <w:t>kamma</w:t>
-      </w:r>
-      <w:proofErr w:type="spellEnd"/>
-      <w:r>
-        <w:t>, one is reborn in a place that brings bright results.</w:t>
+        <w:t>Next, “bright kamma that brings bright results.” What are those? They are explained—and demonstrated there—as the ten wholesome courses of action (*dasa-kusala-kamma*). Abstaining from the ten unwholesome actions: killing living beings, stealing, sexual misconduct; and regarding speech, which is relevant to the virtue (*sīla*) undertaken on this occasion: lying, slandering, harsh speech, and frivolous talk; next, abandoning the unwholesome states of covetousness, ill-will, and wrong view (*micchā-diṭṭhi*), and cultivating wholesome minds—this is what is called bright kamma. In that very same way, one who has performed bright kamma goes and obtains birth (*jāti*) in a place of absolute happiness, such as the Subhakiṇha Brahma world—speaking of the highest level there. Thus, by performing bright kamma, one is reborn in a place that brings bright results.</w:t>
       </w:r>
     </w:p>
     <w:p>
       <w:r>
-        <w:t xml:space="preserve">Next, “dark-and-bright </w:t>
-      </w:r>
-      <w:proofErr w:type="spellStart"/>
-      <w:r>
-        <w:t>kamma</w:t>
-      </w:r>
-      <w:proofErr w:type="spellEnd"/>
-      <w:r>
-        <w:t xml:space="preserve">” refers to a mixture of those; that is, performing bad </w:t>
-      </w:r>
-      <w:proofErr w:type="spellStart"/>
-      <w:r>
-        <w:t>kamma</w:t>
-      </w:r>
-      <w:proofErr w:type="spellEnd"/>
-      <w:r>
-        <w:t xml:space="preserve"> of that kind, and at the same time, performing wholesome deeds (*</w:t>
-      </w:r>
-      <w:proofErr w:type="spellStart"/>
-      <w:r>
-        <w:t>kusala</w:t>
-      </w:r>
-      <w:proofErr w:type="spellEnd"/>
-      <w:r>
-        <w:t xml:space="preserve">*) occasionally. The places where those who have acted in this mixed manner are reborn are mentioned as the human world, certain heavenly worlds, and also certain lower realms where there is not pure </w:t>
-      </w:r>
-      <w:r>
-        <w:t>suffering (*dukkha*)</w:t>
-      </w:r>
-      <w:r>
-        <w:t xml:space="preserve">, but occasionally some happiness as well—pleasant </w:t>
-      </w:r>
-      <w:r>
-        <w:t>feelings (*</w:t>
-      </w:r>
-      <w:proofErr w:type="spellStart"/>
-      <w:r>
-        <w:t>vedanā</w:t>
-      </w:r>
-      <w:proofErr w:type="spellEnd"/>
-      <w:r>
-        <w:t>*)</w:t>
-      </w:r>
-      <w:r>
-        <w:t xml:space="preserve"> that can be called happy. In that way, the Buddha shows the third category there. It is mixed: dark-and-bright </w:t>
-      </w:r>
-      <w:proofErr w:type="spellStart"/>
-      <w:r>
-        <w:t>kamma</w:t>
-      </w:r>
-      <w:proofErr w:type="spellEnd"/>
-      <w:r>
-        <w:t xml:space="preserve"> with dark-and-bright results.</w:t>
+        <w:t>Next, “dark-and-bright kamma” refers to a mixture of those; that is, performing bad kamma of that kind, and at the same time, performing wholesome deeds (*kusala*) occasionally. The places where those who have acted in this mixed manner are reborn are mentioned as the human world, certain heavenly worlds, and also certain lower realms where there is not pure suffering (*dukkha*), but occasionally some happiness as well—pleasant feelings (*vedanā*) that can be called happy. In that way, the Buddha shows the third category there. It is mixed: dark-and-bright kamma with dark-and-bright results.</w:t>
       </w:r>
     </w:p>
     <w:p>
       <w:r>
-        <w:t xml:space="preserve">Fourthly, he shows—and this is the deepest one—neither-dark-nor-bright </w:t>
-      </w:r>
-      <w:proofErr w:type="spellStart"/>
-      <w:r>
-        <w:t>kamma</w:t>
-      </w:r>
-      <w:proofErr w:type="spellEnd"/>
-      <w:r>
-        <w:t xml:space="preserve"> with neither-dark-nor-bright results. This is special. These are identified as those which help to destroy all </w:t>
-      </w:r>
-      <w:proofErr w:type="spellStart"/>
-      <w:r>
-        <w:t>kamma</w:t>
-      </w:r>
-      <w:proofErr w:type="spellEnd"/>
-      <w:r>
-        <w:t xml:space="preserve">. That </w:t>
-      </w:r>
-      <w:proofErr w:type="spellStart"/>
-      <w:r>
-        <w:t>kamma</w:t>
-      </w:r>
-      <w:proofErr w:type="spellEnd"/>
-      <w:r>
-        <w:t xml:space="preserve">—neither-dark-nor-bright </w:t>
-      </w:r>
-      <w:proofErr w:type="spellStart"/>
-      <w:r>
-        <w:t>kamma</w:t>
-      </w:r>
-      <w:proofErr w:type="spellEnd"/>
-      <w:r>
-        <w:t xml:space="preserve">—helps to conquer all </w:t>
-      </w:r>
-      <w:proofErr w:type="spellStart"/>
-      <w:r>
-        <w:t>kamma</w:t>
-      </w:r>
-      <w:proofErr w:type="spellEnd"/>
-      <w:r>
-        <w:t>. This is explained as follows: if someone, in accordance with the Dhamma, arouses an intention (*</w:t>
-      </w:r>
-      <w:proofErr w:type="spellStart"/>
-      <w:r>
-        <w:t>cetanā</w:t>
-      </w:r>
-      <w:proofErr w:type="spellEnd"/>
-      <w:r>
-        <w:t xml:space="preserve">*) to abandon the dark </w:t>
-      </w:r>
-      <w:proofErr w:type="spellStart"/>
-      <w:r>
-        <w:t>kamma</w:t>
-      </w:r>
-      <w:proofErr w:type="spellEnd"/>
-      <w:r>
-        <w:t xml:space="preserve"> with dark results, to abandon the bright </w:t>
-      </w:r>
-      <w:proofErr w:type="spellStart"/>
-      <w:r>
-        <w:t>kamma</w:t>
-      </w:r>
-      <w:proofErr w:type="spellEnd"/>
-      <w:r>
-        <w:t xml:space="preserve"> with bright results, and to abandon the dark-and-bright </w:t>
-      </w:r>
-      <w:proofErr w:type="spellStart"/>
-      <w:r>
-        <w:t>kamma</w:t>
-      </w:r>
-      <w:proofErr w:type="spellEnd"/>
-      <w:r>
-        <w:t xml:space="preserve"> with dark-and-bright results—briefly, the intention aroused to destroy all </w:t>
-      </w:r>
-      <w:proofErr w:type="spellStart"/>
-      <w:r>
-        <w:t>kamma</w:t>
-      </w:r>
-      <w:proofErr w:type="spellEnd"/>
-      <w:r>
-        <w:t xml:space="preserve">—that is what is known there as neither-dark-nor-bright </w:t>
-      </w:r>
-      <w:proofErr w:type="spellStart"/>
-      <w:r>
-        <w:t>kamma</w:t>
-      </w:r>
-      <w:proofErr w:type="spellEnd"/>
-      <w:r>
-        <w:t>. That is to say, to identify it briefly, it is the Noble Eightfold Path, the Middle Way. It is the Middle Path (*</w:t>
-      </w:r>
-      <w:proofErr w:type="spellStart"/>
-      <w:r>
-        <w:t>majjhimā</w:t>
-      </w:r>
-      <w:proofErr w:type="spellEnd"/>
-      <w:r>
-        <w:t xml:space="preserve"> </w:t>
-      </w:r>
-      <w:proofErr w:type="spellStart"/>
-      <w:r>
-        <w:t>paṭipadā</w:t>
-      </w:r>
-      <w:proofErr w:type="spellEnd"/>
-      <w:r>
-        <w:t xml:space="preserve">*) that leads to </w:t>
-      </w:r>
-      <w:proofErr w:type="spellStart"/>
-      <w:r>
-        <w:t>Nibbāna</w:t>
-      </w:r>
-      <w:proofErr w:type="spellEnd"/>
-      <w:r>
-        <w:t xml:space="preserve"> which the Buddha shows there.</w:t>
+        <w:t>Fourthly, he shows—and this is the deepest one—neither-dark-nor-bright kamma with neither-dark-nor-bright results. This is special. These are identified as those which help to destroy all kamma. That kamma—neither-dark-nor-bright kamma—helps to conquer all kamma. This is explained as follows: if someone, in accordance with the Dhamma, arouses an intention (*cetanā*) to abandon the dark kamma with dark results, to abandon the bright kamma with bright results, and to abandon the dark-and-bright kamma with dark-and-bright results—briefly, the intention aroused to destroy all kamma—that is what is known there as neither-dark-nor-bright kamma. That is to say, to identify it briefly, it is the Noble Eightfold Path, the Middle Way. It is the Middle Path (*majjhimā paṭipadā*) that leads to Nibbāna which the Buddha shows there.</w:t>
       </w:r>
     </w:p>
     <w:p>
       <w:r>
-        <w:t>In another place, this very same concept of the Eightfold Path is explained as the seven factors of enlightenment (*</w:t>
-      </w:r>
-      <w:proofErr w:type="spellStart"/>
-      <w:r>
-        <w:t>satta</w:t>
-      </w:r>
-      <w:proofErr w:type="spellEnd"/>
-      <w:r>
-        <w:t xml:space="preserve"> </w:t>
-      </w:r>
-      <w:proofErr w:type="spellStart"/>
-      <w:r>
-        <w:t>bojjhaṅga</w:t>
-      </w:r>
-      <w:proofErr w:type="spellEnd"/>
-      <w:r>
-        <w:t xml:space="preserve">*). Whether one cultivates these enlightenment </w:t>
-      </w:r>
-      <w:r>
-        <w:lastRenderedPageBreak/>
-        <w:t>factors called the *</w:t>
-      </w:r>
-      <w:proofErr w:type="spellStart"/>
-      <w:r>
-        <w:t>satta</w:t>
-      </w:r>
-      <w:proofErr w:type="spellEnd"/>
-      <w:r>
-        <w:t xml:space="preserve"> </w:t>
-      </w:r>
-      <w:proofErr w:type="spellStart"/>
-      <w:r>
-        <w:t>bojjhaṅga</w:t>
-      </w:r>
-      <w:proofErr w:type="spellEnd"/>
-      <w:r>
-        <w:t>*, or cultivates the Eightfold Path at a supramundane (*</w:t>
-      </w:r>
-      <w:proofErr w:type="spellStart"/>
-      <w:r>
-        <w:t>lokuttara</w:t>
-      </w:r>
-      <w:proofErr w:type="spellEnd"/>
-      <w:r>
-        <w:t xml:space="preserve">*) level, what ultimately happens? One is able to escape from the entire wheel of </w:t>
-      </w:r>
-      <w:proofErr w:type="spellStart"/>
-      <w:r>
-        <w:t>kamma</w:t>
-      </w:r>
-      <w:proofErr w:type="spellEnd"/>
-      <w:r>
-        <w:t xml:space="preserve"> consisting of merit and demerit, wholesomeness and unwholesomeness, through four stages: Stream-entry (*</w:t>
-      </w:r>
-      <w:proofErr w:type="spellStart"/>
-      <w:r>
-        <w:t>Sotāpanna</w:t>
-      </w:r>
-      <w:proofErr w:type="spellEnd"/>
-      <w:r>
-        <w:t>*), Once-returning (*</w:t>
-      </w:r>
-      <w:proofErr w:type="spellStart"/>
-      <w:r>
-        <w:t>Sakadāgāmi</w:t>
-      </w:r>
-      <w:proofErr w:type="spellEnd"/>
-      <w:r>
-        <w:t xml:space="preserve">*), Non-returning (*Anāgāmi*), and </w:t>
-      </w:r>
-      <w:proofErr w:type="spellStart"/>
-      <w:r>
-        <w:t>Arahantship</w:t>
-      </w:r>
-      <w:proofErr w:type="spellEnd"/>
-      <w:r>
-        <w:t xml:space="preserve">—which these meritorious devotees have heard of. To put it briefly, the power of the wheel of </w:t>
-      </w:r>
-      <w:proofErr w:type="spellStart"/>
-      <w:r>
-        <w:t>kamma</w:t>
-      </w:r>
-      <w:proofErr w:type="spellEnd"/>
-      <w:r>
-        <w:t xml:space="preserve"> is broken by destroying its cause. As for </w:t>
-      </w:r>
-      <w:r>
-        <w:t>formations (*</w:t>
-      </w:r>
-      <w:proofErr w:type="spellStart"/>
-      <w:r>
-        <w:t>saṅkhāra</w:t>
-      </w:r>
-      <w:proofErr w:type="spellEnd"/>
-      <w:r>
-        <w:t>*)</w:t>
-      </w:r>
-      <w:r>
-        <w:t>, in the Dhamma of Dependent Co-arising (*</w:t>
-      </w:r>
-      <w:proofErr w:type="spellStart"/>
-      <w:r>
-        <w:t>paṭicca-samuppāda</w:t>
-      </w:r>
-      <w:proofErr w:type="spellEnd"/>
-      <w:r>
-        <w:t>*), it is said, *“</w:t>
-      </w:r>
-      <w:proofErr w:type="spellStart"/>
-      <w:r>
-        <w:t>avijjā-paccayā</w:t>
-      </w:r>
-      <w:proofErr w:type="spellEnd"/>
-      <w:r>
-        <w:t xml:space="preserve"> </w:t>
-      </w:r>
-      <w:proofErr w:type="spellStart"/>
-      <w:r>
-        <w:t>saṅkhārā</w:t>
-      </w:r>
-      <w:proofErr w:type="spellEnd"/>
-      <w:r>
-        <w:t>”* (“with ignorance as condition, formations arise”). It is due to ignorance (*</w:t>
-      </w:r>
-      <w:proofErr w:type="spellStart"/>
-      <w:r>
-        <w:t>avijjā</w:t>
-      </w:r>
-      <w:proofErr w:type="spellEnd"/>
-      <w:r>
-        <w:t xml:space="preserve">*) that these </w:t>
-      </w:r>
-      <w:r>
-        <w:t>formations (*</w:t>
-      </w:r>
-      <w:proofErr w:type="spellStart"/>
-      <w:r>
-        <w:t>saṅkhāra</w:t>
-      </w:r>
-      <w:proofErr w:type="spellEnd"/>
-      <w:r>
-        <w:t>*)</w:t>
-      </w:r>
-      <w:r>
-        <w:t xml:space="preserve"> arise. The very word ‘</w:t>
-      </w:r>
-      <w:proofErr w:type="spellStart"/>
-      <w:r>
-        <w:t>kamma</w:t>
-      </w:r>
-      <w:proofErr w:type="spellEnd"/>
-      <w:r>
-        <w:t xml:space="preserve">’ is expressed here in a subtle way as these </w:t>
-      </w:r>
-      <w:r>
-        <w:t>formations (*</w:t>
-      </w:r>
-      <w:proofErr w:type="spellStart"/>
-      <w:r>
-        <w:t>saṅkhāra</w:t>
-      </w:r>
-      <w:proofErr w:type="spellEnd"/>
-      <w:r>
-        <w:t>*)</w:t>
-      </w:r>
-      <w:r>
-        <w:t>. If we consider ignorance (*</w:t>
-      </w:r>
-      <w:proofErr w:type="spellStart"/>
-      <w:r>
-        <w:t>avijjā</w:t>
-      </w:r>
-      <w:proofErr w:type="spellEnd"/>
-      <w:r>
-        <w:t>*), it is based on the notion of “I” and “mine” that all wholesomeness or unwholesomeness, merit or demerit, takes place. Therefore, if we are to eliminate them, we must eliminate that ignorance (*</w:t>
-      </w:r>
-      <w:proofErr w:type="spellStart"/>
-      <w:r>
-        <w:t>avijjā</w:t>
-      </w:r>
-      <w:proofErr w:type="spellEnd"/>
-      <w:r>
-        <w:t>*). What helps us in this is the Middle Path, the Noble Eightfold Path. Or, from another perspective, the cultivation of the seven factors of enlightenment (*</w:t>
-      </w:r>
-      <w:proofErr w:type="spellStart"/>
-      <w:r>
-        <w:t>bojjhaṅga</w:t>
-      </w:r>
-      <w:proofErr w:type="spellEnd"/>
-      <w:r>
-        <w:t>*): mindfulness (*sati*), investigation of states (*dhamma-</w:t>
-      </w:r>
-      <w:proofErr w:type="spellStart"/>
-      <w:r>
-        <w:t>vicaya</w:t>
-      </w:r>
-      <w:proofErr w:type="spellEnd"/>
-      <w:r>
-        <w:t>*), energy (*</w:t>
-      </w:r>
-      <w:proofErr w:type="spellStart"/>
-      <w:r>
-        <w:t>viriya</w:t>
-      </w:r>
-      <w:proofErr w:type="spellEnd"/>
-      <w:r>
-        <w:t>*), joy (*</w:t>
-      </w:r>
-      <w:proofErr w:type="spellStart"/>
-      <w:r>
-        <w:t>pīti</w:t>
-      </w:r>
-      <w:proofErr w:type="spellEnd"/>
-      <w:r>
-        <w:t>*), tranquility (*</w:t>
-      </w:r>
-      <w:proofErr w:type="spellStart"/>
-      <w:r>
-        <w:t>passaddhi</w:t>
-      </w:r>
-      <w:proofErr w:type="spellEnd"/>
-      <w:r>
-        <w:t>*), concentration (*</w:t>
-      </w:r>
-      <w:proofErr w:type="spellStart"/>
-      <w:r>
-        <w:t>samādhi</w:t>
-      </w:r>
-      <w:proofErr w:type="spellEnd"/>
-      <w:r>
-        <w:t>*), and equanimity (*</w:t>
-      </w:r>
-      <w:proofErr w:type="spellStart"/>
-      <w:r>
-        <w:t>upekkhā</w:t>
-      </w:r>
-      <w:proofErr w:type="spellEnd"/>
-      <w:r>
-        <w:t xml:space="preserve">*). That is the special message that a Buddha gives to the world. There are various opinions among different teachers in the world regarding whether a Buddha is born or not. Only a Buddha declares the path that can break this cycle. That is why the fourth category mentioned here is of paramount importance: neither-dark-nor-bright </w:t>
-      </w:r>
-      <w:proofErr w:type="spellStart"/>
-      <w:r>
-        <w:t>kamma</w:t>
-      </w:r>
-      <w:proofErr w:type="spellEnd"/>
-      <w:r>
-        <w:t xml:space="preserve"> with neither-dark-nor-bright results. It conquers both wholesomeness and unwholesomeness.</w:t>
+        <w:t>In another place, this very same concept of the Eightfold Path is explained as the seven factors of enlightenment (*satta bojjhaṅga*). Whether one cultivates these enlightenment factors called the *satta bojjhaṅga*, or cultivates the Eightfold Path at a supramundane (*lokuttara*) level, what ultimately happens? One is able to escape from the entire wheel of kamma consisting of merit and demerit, wholesomeness and unwholesomeness, through four stages: Stream-entry (*Sotāpanna*), Once-returning (*Sakadāgāmi*), Non-returning (*Anāgāmi*), and Arahantship—which these meritorious devotees have heard of. To put it briefly, the power of the wheel of kamma is broken by destroying its cause. As for formations (*saṅkhāra*), in the Dhamma of Dependent Co-arising (*paṭicca-samuppāda*), it is said, *“avijjā-paccayā saṅkhārā”* (“with ignorance as condition, formations arise”). It is due to ignorance (*avijjā*) that these formations (*saṅkhāra*) arise. The very word ‘kamma’ is expressed here in a subtle way as these formations (*saṅkhāra*). If we consider ignorance (*avijjā*), it is based on the notion of “I” and “mine” that all wholesomeness or unwholesomeness, merit or demerit, takes place. Therefore, if we are to eliminate them, we must eliminate that ignorance (*avijjā*). What helps us in this is the Middle Path, the Noble Eightfold Path. Or, from another perspective, the cultivation of the seven factors of enlightenment (*bojjhaṅga*): mindfulness (*sati*), investigation of states (*dhamma-vicaya*), energy (*viriya*), joy (*pīti*), tranquility (*passaddhi*), concentration (*samādhi*), and equanimity (*upekkhā*). That is the special message that a Buddha gives to the world. There are various opinions among different teachers in the world regarding whether a Buddha is born or not. Only a Buddha declares the path that can break this cycle. That is why the fourth category mentioned here is of paramount importance: neither-dark-nor-bright kamma with neither-dark-nor-bright results. It conquers both wholesomeness and unwholesomeness.</w:t>
       </w:r>
     </w:p>
     <w:p>
       <w:r>
-        <w:t>Now, when this is said, some people might misunderstand it. They might think: “In that case, meritorious deeds are not necessary. We do not need to think about wholesomeness or unwholesomeness.” But one cannot escape like that. This is an extremely subtle point. Many people get confused here too. That is why, when declaring the Dhamma, the Buddha reminded us that some people grasp wrong views (*</w:t>
-      </w:r>
-      <w:proofErr w:type="spellStart"/>
-      <w:r>
-        <w:t>micchā-diṭṭhi</w:t>
-      </w:r>
-      <w:proofErr w:type="spellEnd"/>
-      <w:r>
-        <w:t>*) as if they were grasping a snake by its tail. What we have here is a middle way. There is a certain sutta discourse where the Buddha has presented this middle way most beautifully. On one occasion, a certain deity came and asked the Buddha, “Venerable Sir, how did you cross over the flood?” By “flood,” the deity used a term that these meritorious devotees might have heard of in Dhamma analyses: the word *</w:t>
-      </w:r>
-      <w:proofErr w:type="spellStart"/>
-      <w:r>
-        <w:t>ogha</w:t>
-      </w:r>
-      <w:proofErr w:type="spellEnd"/>
-      <w:r>
-        <w:t>* (flood). There are four such floods that sweep beings away in *</w:t>
-      </w:r>
-      <w:proofErr w:type="spellStart"/>
-      <w:r>
-        <w:t>saṃsāra</w:t>
-      </w:r>
-      <w:proofErr w:type="spellEnd"/>
-      <w:r>
-        <w:t>*: the flood of sensuality (*</w:t>
-      </w:r>
-      <w:proofErr w:type="spellStart"/>
-      <w:r>
-        <w:t>kāmogha</w:t>
-      </w:r>
-      <w:proofErr w:type="spellEnd"/>
-      <w:r>
-        <w:t>*), the flood of becoming / existence (*</w:t>
-      </w:r>
-      <w:proofErr w:type="spellStart"/>
-      <w:r>
-        <w:t>bhavogha</w:t>
-      </w:r>
-      <w:proofErr w:type="spellEnd"/>
-      <w:r>
-        <w:t>*), the flood of views (*</w:t>
-      </w:r>
-      <w:proofErr w:type="spellStart"/>
-      <w:r>
-        <w:t>diṭṭhogha</w:t>
-      </w:r>
-      <w:proofErr w:type="spellEnd"/>
-      <w:r>
-        <w:t>*), and the flood of ignorance (*</w:t>
-      </w:r>
-      <w:proofErr w:type="spellStart"/>
-      <w:r>
-        <w:t>avijjāgha</w:t>
-      </w:r>
-      <w:proofErr w:type="spellEnd"/>
-      <w:r>
-        <w:t xml:space="preserve">*). That is to say, sensual thoughts flow like a great torrent and sweep beings away. Next, the desire for existence in </w:t>
-      </w:r>
-      <w:r>
-        <w:t>becoming (*bhava*)</w:t>
-      </w:r>
-      <w:r>
-        <w:t xml:space="preserve">, craving for </w:t>
-      </w:r>
-      <w:r>
-        <w:t>becoming (*bhava*)</w:t>
-      </w:r>
-      <w:r>
-        <w:t>—</w:t>
-      </w:r>
-      <w:r>
-        <w:t>craving (*</w:t>
-      </w:r>
-      <w:proofErr w:type="spellStart"/>
-      <w:r>
-        <w:t>taṇhā</w:t>
-      </w:r>
-      <w:proofErr w:type="spellEnd"/>
-      <w:r>
-        <w:t>*)</w:t>
-      </w:r>
-      <w:r>
-        <w:t xml:space="preserve"> for </w:t>
-      </w:r>
-      <w:r>
-        <w:t>becoming (*bhava*)</w:t>
-      </w:r>
-      <w:r>
-        <w:t>. Beings get caught in various views and are swept away. Lastly, ignorance (*</w:t>
-      </w:r>
-      <w:proofErr w:type="spellStart"/>
-      <w:r>
-        <w:t>avijjā</w:t>
-      </w:r>
-      <w:proofErr w:type="spellEnd"/>
-      <w:r>
-        <w:t xml:space="preserve">*)—unknowing. All of </w:t>
-      </w:r>
-      <w:proofErr w:type="spellStart"/>
-      <w:r>
-        <w:t>of</w:t>
-      </w:r>
-      <w:proofErr w:type="spellEnd"/>
-      <w:r>
-        <w:t xml:space="preserve"> these are shown as floods—the four *</w:t>
-      </w:r>
-      <w:proofErr w:type="spellStart"/>
-      <w:r>
-        <w:t>saṃsāric</w:t>
-      </w:r>
-      <w:proofErr w:type="spellEnd"/>
-      <w:r>
-        <w:t>* floods that sweep beings away.</w:t>
+        <w:t>Now, when this is said, some people might misunderstand it. They might think: “In that case, meritorious deeds are not necessary. We do not need to think about wholesomeness or unwholesomeness.” But one cannot escape like that. This is an extremely subtle point. Many people get confused here too. That is why, when declaring the Dhamma, the Buddha reminded us that some people grasp wrong views (*micchā-diṭṭhi*) as if they were grasping a snake by its tail. What we have here is a middle way. There is a certain sutta discourse where the Buddha has presented this middle way most beautifully. On one occasion, a certain deity came and asked the Buddha, “Venerable Sir, how did you cross over the flood?” By “flood,” the deity used a term that these meritorious devotees might have heard of in Dhamma analyses: the word *ogha* (flood). There are four such floods that sweep beings away in *saṃsāra*: the flood of sensuality (*kāmogha*), the flood of becoming / existence (*bhavogha*), the flood of views (*diṭṭhogha*), and the flood of ignorance (*avijjāgha*). That is to say, sensual thoughts flow like a great torrent and sweep beings away. Next, the desire for existence in becoming (*bhava*), craving for becoming (*bhava*)—craving (*taṇhā*) for becoming (*bhava*). Beings get caught in various views and are swept away. Lastly, ignorance (*avijjā*)—unknowing. All of of these are shown as floods—the four *saṃsāric* floods that sweep beings away.</w:t>
       </w:r>
     </w:p>
     <w:p>
       <w:r>
-        <w:t xml:space="preserve">While being swept away by these four floods, the deity asked the Buddha how he crossed over them. The Buddha gave an extremely brief answer: “Friend, I crossed over the flood by not halting and by not straining.” “By not halting, and by not straining, I crossed over the </w:t>
-      </w:r>
-      <w:r>
-        <w:lastRenderedPageBreak/>
-        <w:t xml:space="preserve">flood,” he replied. When asked for further details on how that was, he said, “Friend, when I halted, I sank; when I strained, I was swept away. Therefore, it was by not halting and by not straining that I crossed over the flood.” This, meritorious friends, is that middle path. Now, think of a situation where one is being swept toward a sluice gate, or caught in a whirlpool. If you just let yourself go, one of those things will happen. If you struggle frantically without trying to escape in the proper way, you will still be swept away. You either go under, or you get carried away. Such is the situation regarding this </w:t>
-      </w:r>
-      <w:proofErr w:type="spellStart"/>
-      <w:r>
-        <w:t>kamma</w:t>
-      </w:r>
-      <w:proofErr w:type="spellEnd"/>
-      <w:r>
-        <w:t xml:space="preserve">. That is to say, regarding these questions about </w:t>
-      </w:r>
-      <w:proofErr w:type="spellStart"/>
-      <w:r>
-        <w:t>kamma</w:t>
-      </w:r>
-      <w:proofErr w:type="spellEnd"/>
-      <w:r>
-        <w:t>, one must look at it this way: those unwholesome evil deeds indeed yield results for the *</w:t>
-      </w:r>
-      <w:proofErr w:type="spellStart"/>
-      <w:r>
-        <w:t>saṃsāric</w:t>
-      </w:r>
-      <w:proofErr w:type="spellEnd"/>
-      <w:r>
-        <w:t>* being. We cannot say they do not exist. Therefore, they must be conquered through wholesome deeds (*</w:t>
-      </w:r>
-      <w:proofErr w:type="spellStart"/>
-      <w:r>
-        <w:t>kusala</w:t>
-      </w:r>
-      <w:proofErr w:type="spellEnd"/>
-      <w:r>
-        <w:t>*). This is the middle path. In place of the unwholesome (*</w:t>
-      </w:r>
-      <w:proofErr w:type="spellStart"/>
-      <w:r>
-        <w:t>akusala</w:t>
-      </w:r>
-      <w:proofErr w:type="spellEnd"/>
-      <w:r>
-        <w:t>*), the wholesome (*</w:t>
-      </w:r>
-      <w:proofErr w:type="spellStart"/>
-      <w:r>
-        <w:t>kusala</w:t>
-      </w:r>
-      <w:proofErr w:type="spellEnd"/>
-      <w:r>
-        <w:t>*) must be cultivated. In place of demerit, merit must be made. By doing so, one must arrive at a certain firm stance. A certain concentration (*</w:t>
-      </w:r>
-      <w:proofErr w:type="spellStart"/>
-      <w:r>
-        <w:t>samādhi</w:t>
-      </w:r>
-      <w:proofErr w:type="spellEnd"/>
-      <w:r>
-        <w:t>*)—briefly, a concentrated mind—can be obtained only if one protects those virtues like Virtue (*</w:t>
-      </w:r>
-      <w:proofErr w:type="spellStart"/>
-      <w:r>
-        <w:t>sīla</w:t>
-      </w:r>
-      <w:proofErr w:type="spellEnd"/>
-      <w:r>
-        <w:t>*). What is found in virtues like Virtue (*</w:t>
-      </w:r>
-      <w:proofErr w:type="spellStart"/>
-      <w:r>
-        <w:t>sīla</w:t>
-      </w:r>
-      <w:proofErr w:type="spellEnd"/>
-      <w:r>
-        <w:t>*) is precisely this: distinguishing and understanding wholesome and unwholesome, understanding merit and demerit, and treading that path of wholesomeness. Therefore, these cannot be cast aside. If one breaks, shatters, and destroys the raft before crossing over, there is no crossing over for that person.</w:t>
+        <w:t>While being swept away by these four floods, the deity asked the Buddha how he crossed over them. The Buddha gave an extremely brief answer: “Friend, I crossed over the flood by not halting and by not straining.” “By not halting, and by not straining, I crossed over the flood,” he replied. When asked for further details on how that was, he said, “Friend, when I halted, I sank; when I strained, I was swept away. Therefore, it was by not halting and by not straining that I crossed over the flood.” This, meritorious friends, is that middle path. Now, think of a situation where one is being swept toward a sluice gate, or caught in a whirlpool. If you just let yourself go, one of those things will happen. If you struggle frantically without trying to escape in the proper way, you will still be swept away. You either go under, or you get carried away. Such is the situation regarding this kamma. That is to say, regarding these questions about kamma, one must look at it this way: those unwholesome evil deeds indeed yield results for the *saṃsāric* being. We cannot say they do not exist. Therefore, they must be conquered through wholesome deeds (*kusala*). This is the middle path. In place of the unwholesome (*akusala*), the wholesome (*kusala*) must be cultivated. In place of demerit, merit must be made. By doing so, one must arrive at a certain firm stance. A certain concentration (*samādhi*)—briefly, a concentrated mind—can be obtained only if one protects those virtues like Virtue (*sīla*). What is found in virtues like Virtue (*sīla*) is precisely this: distinguishing and understanding wholesome and unwholesome, understanding merit and demerit, and treading that path of wholesomeness. Therefore, these cannot be cast aside. If one breaks, shatters, and destroys the raft before crossing over, there is no crossing over for that person.</w:t>
       </w:r>
     </w:p>
     <w:p>
       <w:r>
-        <w:t>Therefore, what is called the middle path here involves neither halting nor going to one extreme. If one does that, one might go to that extreme called *</w:t>
-      </w:r>
-      <w:proofErr w:type="spellStart"/>
-      <w:r>
-        <w:t>kāmasukhallikānuyoga</w:t>
-      </w:r>
-      <w:proofErr w:type="spellEnd"/>
-      <w:r>
-        <w:t>* (indulgence in sensual pleasures), thinking, “We can live however we want and enjoy ourselves.” Otherwise, if one goes to the opposite side, one begins to strain frantically, like *</w:t>
-      </w:r>
-      <w:proofErr w:type="spellStart"/>
-      <w:r>
-        <w:t>attakilamathānuyoga</w:t>
-      </w:r>
-      <w:proofErr w:type="spellEnd"/>
-      <w:r>
-        <w:t xml:space="preserve">* (self-mortification). There are people who go to such an extreme that, like the </w:t>
-      </w:r>
-      <w:proofErr w:type="spellStart"/>
-      <w:r>
-        <w:t>Nigaṇṭhas</w:t>
-      </w:r>
-      <w:proofErr w:type="spellEnd"/>
-      <w:r>
-        <w:t xml:space="preserve"> (Jains) who believed all knots must be untied, they even untie the knots of their clothes and go naked. Those are the two extremes that the Buddha has pointed out. Halting is *</w:t>
-      </w:r>
-      <w:proofErr w:type="spellStart"/>
-      <w:r>
-        <w:t>kāmasukhallikānuyoga</w:t>
-      </w:r>
-      <w:proofErr w:type="spellEnd"/>
-      <w:r>
-        <w:t xml:space="preserve">*—indulging in the five cords of sensual pleasure as one pleases, without any regard for wholesomeness, unwholesomeness, or virtues. The other extreme is... these meritorious devotees may have heard of those who lived in the past, close to the practice of the </w:t>
-      </w:r>
-      <w:proofErr w:type="spellStart"/>
-      <w:r>
-        <w:t>Nigaṇṭhas</w:t>
-      </w:r>
-      <w:proofErr w:type="spellEnd"/>
-      <w:r>
-        <w:t>, living like dogs (canine vow) or living like cattle (bovine vow). Undertaking various vows, they believed they would find liberation through them. Those who live by adopting various such false views and vows of virtue (*</w:t>
-      </w:r>
-      <w:proofErr w:type="spellStart"/>
-      <w:r>
-        <w:t>sīlabbata</w:t>
-      </w:r>
-      <w:proofErr w:type="spellEnd"/>
-      <w:r>
-        <w:t>*) are at that other extreme. Instead of those, what the Buddha points out is that, with the help of Virtue (*</w:t>
-      </w:r>
-      <w:proofErr w:type="spellStart"/>
-      <w:r>
-        <w:t>sīla</w:t>
-      </w:r>
-      <w:proofErr w:type="spellEnd"/>
-      <w:r>
-        <w:t>*), one cultivates Concentration (*</w:t>
-      </w:r>
-      <w:proofErr w:type="spellStart"/>
-      <w:r>
-        <w:t>samādhi</w:t>
-      </w:r>
-      <w:proofErr w:type="spellEnd"/>
-      <w:r>
-        <w:t xml:space="preserve">*). Without halting there either, with the help of Concentration, one next mindfully sees the Three Characteristics of </w:t>
-      </w:r>
-      <w:r>
-        <w:t>Impermanent (*Anicca*)</w:t>
-      </w:r>
-      <w:r>
-        <w:t xml:space="preserve">, </w:t>
-      </w:r>
-      <w:r>
-        <w:t>suffering (*dukkha*)</w:t>
-      </w:r>
-      <w:r>
-        <w:t xml:space="preserve">, and </w:t>
-      </w:r>
-      <w:r>
-        <w:t>Not-self  (*</w:t>
-      </w:r>
-      <w:proofErr w:type="spellStart"/>
-      <w:r>
-        <w:t>Anattā</w:t>
-      </w:r>
-      <w:proofErr w:type="spellEnd"/>
-      <w:r>
-        <w:t>*)</w:t>
-      </w:r>
-      <w:r>
-        <w:t>, thereby raising Wisdom (*</w:t>
-      </w:r>
-      <w:proofErr w:type="spellStart"/>
-      <w:r>
-        <w:t>paññā</w:t>
-      </w:r>
-      <w:proofErr w:type="spellEnd"/>
-      <w:r>
-        <w:t>*). Meritorious friends, to raise Wisdom simply means the destruction of that ignorance (*</w:t>
-      </w:r>
-      <w:proofErr w:type="spellStart"/>
-      <w:r>
-        <w:t>avijjā</w:t>
-      </w:r>
-      <w:proofErr w:type="spellEnd"/>
-      <w:r>
-        <w:t>*). If indeed it is because of ignorance (*</w:t>
-      </w:r>
-      <w:proofErr w:type="spellStart"/>
-      <w:r>
-        <w:t>avijjā</w:t>
-      </w:r>
-      <w:proofErr w:type="spellEnd"/>
-      <w:r>
-        <w:t xml:space="preserve">*) that all these </w:t>
-      </w:r>
-      <w:r>
-        <w:t>formations (*</w:t>
-      </w:r>
-      <w:proofErr w:type="spellStart"/>
-      <w:r>
-        <w:t>saṅkhāra</w:t>
-      </w:r>
-      <w:proofErr w:type="spellEnd"/>
-      <w:r>
-        <w:t>*)</w:t>
-      </w:r>
-      <w:r>
-        <w:t xml:space="preserve">, regarded as wholesome and unwholesome, arise in this mind-stream, then the path to the stilling of those </w:t>
-      </w:r>
-      <w:r>
-        <w:t>formations (*</w:t>
-      </w:r>
-      <w:proofErr w:type="spellStart"/>
-      <w:r>
-        <w:t>saṅkhāra</w:t>
-      </w:r>
-      <w:proofErr w:type="spellEnd"/>
-      <w:r>
-        <w:t>*)</w:t>
-      </w:r>
-      <w:r>
-        <w:t xml:space="preserve"> is actually the special message that the Buddha introduced to the world. That is why this path is called the path of stilling these </w:t>
-      </w:r>
-      <w:r>
-        <w:t>formations (*</w:t>
-      </w:r>
-      <w:proofErr w:type="spellStart"/>
-      <w:r>
-        <w:t>saṅkhāra</w:t>
-      </w:r>
-      <w:proofErr w:type="spellEnd"/>
-      <w:r>
-        <w:t>*)</w:t>
-      </w:r>
-      <w:r>
-        <w:t>.</w:t>
+        <w:t>Therefore, what is called the middle path here involves neither halting nor going to one extreme. If one does that, one might go to that extreme called *kāmasukhallikānuyoga* (indulgence in sensual pleasures), thinking, “We can live however we want and enjoy ourselves.” Otherwise, if one goes to the opposite side, one begins to strain frantically, like *attakilamathānuyoga* (self-mortification). There are people who go to such an extreme that, like the Nigaṇṭhas (Jains) who believed all knots must be untied, they even untie the knots of their clothes and go naked. Those are the two extremes that the Buddha has pointed out. Halting is *kāmasukhallikānuyoga*—indulging in the five cords of sensual pleasure as one pleases, without any regard for wholesomeness, unwholesomeness, or virtues. The other extreme is... these meritorious devotees may have heard of those who lived in the past, close to the practice of the Nigaṇṭhas, living like dogs (canine vow) or living like cattle (bovine vow). Undertaking various vows, they believed they would find liberation through them. Those who live by adopting various such false views and vows of virtue (*sīlabbata*) are at that other extreme. Instead of those, what the Buddha points out is that, with the help of Virtue (*sīla*), one cultivates Concentration (*samādhi*). Without halting there either, with the help of Concentration, one next mindfully sees the Three Characteristics of Impermanent (*Anicca*), suffering (*dukkha*), and Not-self  (*Anattā*), thereby raising Wisdom (*paññā*). Meritorious friends, to raise Wisdom simply means the destruction of that ignorance (*avijjā*). If indeed it is because of ignorance (*avijjā*) that all these formations (*saṅkhāra*), regarded as wholesome and unwholesome, arise in this mind-stream, then the path to the stilling of those formations (*saṅkhāra*) is actually the special message that the Buddha introduced to the world. That is why this path is called the path of stilling these formations (*saṅkhāra*).</w:t>
       </w:r>
     </w:p>
     <w:p>
       <w:r>
-        <w:lastRenderedPageBreak/>
-        <w:t>Now, there are two aspects to what is called Right View (*</w:t>
-      </w:r>
-      <w:proofErr w:type="spellStart"/>
-      <w:r>
-        <w:t>sammā-diṭṭhi</w:t>
-      </w:r>
-      <w:proofErr w:type="spellEnd"/>
-      <w:r>
-        <w:t>*). Many people speak about it without proper understanding. One aspect of this Right View is *</w:t>
-      </w:r>
-      <w:proofErr w:type="spellStart"/>
-      <w:r>
-        <w:t>kammasassakatā</w:t>
-      </w:r>
-      <w:proofErr w:type="spellEnd"/>
-      <w:r>
-        <w:t xml:space="preserve"> </w:t>
-      </w:r>
-      <w:proofErr w:type="spellStart"/>
-      <w:r>
-        <w:t>sammā-diṭṭhi</w:t>
-      </w:r>
-      <w:proofErr w:type="spellEnd"/>
-      <w:r>
-        <w:t xml:space="preserve">* (Right View of the ownership of </w:t>
-      </w:r>
-      <w:proofErr w:type="spellStart"/>
-      <w:r>
-        <w:t>kamma</w:t>
-      </w:r>
-      <w:proofErr w:type="spellEnd"/>
-      <w:r>
-        <w:t>). Standing on that firm ground that “</w:t>
-      </w:r>
-      <w:proofErr w:type="spellStart"/>
-      <w:r>
-        <w:t>kamma</w:t>
-      </w:r>
-      <w:proofErr w:type="spellEnd"/>
-      <w:r>
-        <w:t xml:space="preserve"> is one's own,” one acts in a way that allows them to face it. Therefore, one must live with a correct understanding of merit and demerit, wholesomeness and unwholesomeness, living with eyes wide open. Why? Because otherwise, one will fall into those terrible bad destinations (*</w:t>
-      </w:r>
-      <w:proofErr w:type="spellStart"/>
-      <w:r>
-        <w:t>duggati</w:t>
-      </w:r>
-      <w:proofErr w:type="spellEnd"/>
-      <w:r>
-        <w:t>*) and *</w:t>
-      </w:r>
-      <w:proofErr w:type="spellStart"/>
-      <w:r>
-        <w:t>saṃsāra</w:t>
-      </w:r>
-      <w:proofErr w:type="spellEnd"/>
-      <w:r>
-        <w:t>* will be prolonged, and one will become unable to raise one's head again. That is why it is called *</w:t>
-      </w:r>
-      <w:proofErr w:type="spellStart"/>
-      <w:r>
-        <w:t>kammasassakatā</w:t>
-      </w:r>
-      <w:proofErr w:type="spellEnd"/>
-      <w:r>
-        <w:t>*—the feeling that “it is mine.” Why is it said that “</w:t>
-      </w:r>
-      <w:proofErr w:type="spellStart"/>
-      <w:r>
-        <w:t>kamma</w:t>
-      </w:r>
-      <w:proofErr w:type="spellEnd"/>
-      <w:r>
-        <w:t xml:space="preserve"> is one's own”? One cannot escape by simply saying “there is no self/person.” Because it is with the feeling of “I” that those actions are committed. Its result (*</w:t>
-      </w:r>
-      <w:proofErr w:type="spellStart"/>
-      <w:r>
-        <w:t>vipāka</w:t>
-      </w:r>
-      <w:proofErr w:type="spellEnd"/>
-      <w:r>
-        <w:t xml:space="preserve">*) will definitely come. And the turn of its result also comes based on that very “I”. It is like a kind of “responsibility.” Responsibility is something one has taken upon oneself. It is by taking responsibility as “I” that a person engages in those evil deeds. Correspondingly, that </w:t>
-      </w:r>
-      <w:proofErr w:type="spellStart"/>
-      <w:r>
-        <w:t>kamma</w:t>
-      </w:r>
-      <w:proofErr w:type="spellEnd"/>
-      <w:r>
-        <w:t xml:space="preserve"> flows back to that person. That is why </w:t>
-      </w:r>
-      <w:proofErr w:type="spellStart"/>
-      <w:r>
-        <w:t>kamma</w:t>
-      </w:r>
-      <w:proofErr w:type="spellEnd"/>
-      <w:r>
-        <w:t xml:space="preserve"> is said to be “one's own,” “one's kinsman, one's refuge.” One must not misunderstand by bringing </w:t>
-      </w:r>
-      <w:r>
-        <w:t>Not-self  (*</w:t>
-      </w:r>
-      <w:proofErr w:type="spellStart"/>
-      <w:r>
-        <w:t>Anattā</w:t>
-      </w:r>
-      <w:proofErr w:type="spellEnd"/>
-      <w:r>
-        <w:t>*)</w:t>
-      </w:r>
-      <w:r>
-        <w:t xml:space="preserve"> close to this level. That is one level. To put it briefly, that is the side of arising (*</w:t>
-      </w:r>
-      <w:proofErr w:type="spellStart"/>
-      <w:r>
-        <w:t>samudaya-pakkha</w:t>
-      </w:r>
-      <w:proofErr w:type="spellEnd"/>
-      <w:r>
-        <w:t>*) of the *</w:t>
-      </w:r>
-      <w:proofErr w:type="spellStart"/>
-      <w:r>
-        <w:t>saṃsāric</w:t>
-      </w:r>
-      <w:proofErr w:type="spellEnd"/>
-      <w:r>
-        <w:t>* being. Now, there are two things: arising and ceasing. Out of these, the *</w:t>
-      </w:r>
-      <w:proofErr w:type="spellStart"/>
-      <w:r>
-        <w:t>saṃsāric</w:t>
-      </w:r>
-      <w:proofErr w:type="spellEnd"/>
-      <w:r>
-        <w:t>* being is always on the side of arising (*</w:t>
-      </w:r>
-      <w:proofErr w:type="spellStart"/>
-      <w:r>
-        <w:t>samudaya</w:t>
-      </w:r>
-      <w:proofErr w:type="spellEnd"/>
-      <w:r>
-        <w:t>*). Arising means coming into being. They are always trying to produce, to acquire, to renew. The entire *</w:t>
-      </w:r>
-      <w:proofErr w:type="spellStart"/>
-      <w:r>
-        <w:t>saṃsāric</w:t>
-      </w:r>
-      <w:proofErr w:type="spellEnd"/>
-      <w:r>
-        <w:t>* existence, instead of acknowledging impermanence—forgetting impermanence—is an effort to create the notion that the world is permanent. The perception of permanence (*</w:t>
-      </w:r>
-      <w:proofErr w:type="spellStart"/>
-      <w:r>
-        <w:t>nicca-saññā</w:t>
-      </w:r>
-      <w:proofErr w:type="spellEnd"/>
-      <w:r>
-        <w:t xml:space="preserve">*). What must be done to generate the feeling that the world is permanent? One must forget that these things are decaying and passing away, and instead, by renewing them, bring up the notion that “each of these is eternal.” The sense of “I-ness” also runs on that. Consequently, one is bound to experience the results of the </w:t>
-      </w:r>
-      <w:proofErr w:type="spellStart"/>
-      <w:r>
-        <w:t>kamma</w:t>
-      </w:r>
-      <w:proofErr w:type="spellEnd"/>
-      <w:r>
-        <w:t xml:space="preserve"> performed accordingly. That is inevitable.</w:t>
+        <w:t>Now, there are two aspects to what is called Right View (*sammā-diṭṭhi*). Many people speak about it without proper understanding. One aspect of this Right View is *kammasassakatā sammā-diṭṭhi* (Right View of the ownership of kamma). Standing on that firm ground that “kamma is one's own,” one acts in a way that allows them to face it. Therefore, one must live with a correct understanding of merit and demerit, wholesomeness and unwholesomeness, living with eyes wide open. Why? Because otherwise, one will fall into those terrible bad destinations (*duggati*) and *saṃsāra* will be prolonged, and one will become unable to raise one's head again. That is why it is called *kammasassakatā*—the feeling that “it is mine.” Why is it said that “kamma is one's own”? One cannot escape by simply saying “there is no self/person.” Because it is with the feeling of “I” that those actions are committed. Its result (*vipāka*) will definitely come. And the turn of its result also comes based on that very “I”. It is like a kind of “responsibility.” Responsibility is something one has taken upon oneself. It is by taking responsibility as “I” that a person engages in those evil deeds. Correspondingly, that kamma flows back to that person. That is why kamma is said to be “one's own,” “one's kinsman, one's refuge.” One must not misunderstand by bringing Not-self  (*Anattā*) close to this level. That is one level. To put it briefly, that is the side of arising (*samudaya-pakkha*) of the *saṃsāric* being. Now, there are two things: arising and ceasing. Out of these, the *saṃsāric* being is always on the side of arising (*samudaya*). Arising means coming into being. They are always trying to produce, to acquire, to renew. The entire *saṃsāric* existence, instead of acknowledging impermanence—forgetting impermanence—is an effort to create the notion that the world is permanent. The perception of permanence (*nicca-saññā*). What must be done to generate the feeling that the world is permanent? One must forget that these things are decaying and passing away, and instead, by renewing them, bring up the notion that “each of these is eternal.” The sense of “I-ness” also runs on that. Consequently, one is bound to experience the results of the kamma performed accordingly. That is inevitable.</w:t>
       </w:r>
     </w:p>
     <w:p>
       <w:r>
-        <w:t>Thus, the other side is the supramundane (*</w:t>
-      </w:r>
-      <w:proofErr w:type="spellStart"/>
-      <w:r>
-        <w:t>lokuttara</w:t>
-      </w:r>
-      <w:proofErr w:type="spellEnd"/>
-      <w:r>
-        <w:t>*) side. What is that side? That side looks toward cessation (*</w:t>
-      </w:r>
-      <w:proofErr w:type="spellStart"/>
-      <w:r>
-        <w:t>nirodha</w:t>
-      </w:r>
-      <w:proofErr w:type="spellEnd"/>
-      <w:r>
-        <w:t>*). The noble disciple (*</w:t>
-      </w:r>
-      <w:proofErr w:type="spellStart"/>
-      <w:r>
-        <w:t>ariya-sāvaka</w:t>
-      </w:r>
-      <w:proofErr w:type="spellEnd"/>
-      <w:r>
-        <w:t>*) faces the side of cessation (*</w:t>
-      </w:r>
-      <w:proofErr w:type="spellStart"/>
-      <w:r>
-        <w:t>nirodha</w:t>
-      </w:r>
-      <w:proofErr w:type="spellEnd"/>
-      <w:r>
-        <w:t>*). The ordinary worldling (*</w:t>
-      </w:r>
-      <w:proofErr w:type="spellStart"/>
-      <w:r>
-        <w:t>puthujjana</w:t>
-      </w:r>
-      <w:proofErr w:type="spellEnd"/>
-      <w:r>
-        <w:t>*), on the other hand, faces the side of arising (*</w:t>
-      </w:r>
-      <w:proofErr w:type="spellStart"/>
-      <w:r>
-        <w:t>samudaya</w:t>
-      </w:r>
-      <w:proofErr w:type="spellEnd"/>
-      <w:r>
-        <w:t xml:space="preserve">*). To put it another way, no matter how much </w:t>
-      </w:r>
-      <w:r>
-        <w:t>suffering (*dukkha*)</w:t>
-      </w:r>
-      <w:r>
-        <w:t xml:space="preserve"> they experience today, everyone is living as if they think: “Tomorrow morning will be better.” Even if this life is spent, they wish for another life: “I could not fulfill my hopes in this life, but in the next life I will be able to.” *</w:t>
-      </w:r>
-      <w:proofErr w:type="spellStart"/>
-      <w:r>
-        <w:t>Saṃsāra</w:t>
-      </w:r>
-      <w:proofErr w:type="spellEnd"/>
-      <w:r>
-        <w:t>* is precisely this kind of journey driven by ignorance (*</w:t>
-      </w:r>
-      <w:proofErr w:type="spellStart"/>
-      <w:r>
-        <w:t>avijjā</w:t>
-      </w:r>
-      <w:proofErr w:type="spellEnd"/>
-      <w:r>
-        <w:t xml:space="preserve">*) and </w:t>
-      </w:r>
-      <w:r>
-        <w:t>craving (*</w:t>
-      </w:r>
-      <w:proofErr w:type="spellStart"/>
-      <w:r>
-        <w:t>taṇhā</w:t>
-      </w:r>
-      <w:proofErr w:type="spellEnd"/>
-      <w:r>
-        <w:t>*)</w:t>
-      </w:r>
-      <w:r>
-        <w:t>. That is living on the side of arising (*</w:t>
-      </w:r>
-      <w:proofErr w:type="spellStart"/>
-      <w:r>
-        <w:t>samudaya</w:t>
-      </w:r>
-      <w:proofErr w:type="spellEnd"/>
-      <w:r>
-        <w:t xml:space="preserve">*). The law of </w:t>
-      </w:r>
-      <w:proofErr w:type="spellStart"/>
-      <w:r>
-        <w:t>kamma</w:t>
-      </w:r>
-      <w:proofErr w:type="spellEnd"/>
-      <w:r>
-        <w:t xml:space="preserve"> affects such a person. Therefore, one must accept it and try to live according to it. Otherwise, one will have to experience results in a much more dangerous state. Next, escaping from this—the way to escape is not by committing extreme attempts like those </w:t>
-      </w:r>
-      <w:proofErr w:type="spellStart"/>
-      <w:r>
-        <w:t>Nigaṇṭhas</w:t>
-      </w:r>
-      <w:proofErr w:type="spellEnd"/>
-      <w:r>
-        <w:t xml:space="preserve">, who subjected their bodies to various tortures, thinking, “I will wear out past </w:t>
-      </w:r>
-      <w:proofErr w:type="spellStart"/>
-      <w:r>
-        <w:t>kamma</w:t>
-      </w:r>
-      <w:proofErr w:type="spellEnd"/>
-      <w:r>
-        <w:t xml:space="preserve"> by this suffering, and I will perform no more </w:t>
-      </w:r>
-      <w:proofErr w:type="spellStart"/>
-      <w:r>
-        <w:t>kamma</w:t>
-      </w:r>
-      <w:proofErr w:type="spellEnd"/>
-      <w:r>
-        <w:t>,” wearing muzzles, or even discarding their clothes and acting in that manner.</w:t>
+        <w:t>Thus, the other side is the supramundane (*lokuttara*) side. What is that side? That side looks toward cessation (*nirodha*). The noble disciple (*ariya-sāvaka*) faces the side of cessation (*nirodha*). The ordinary worldling (*puthujjana*), on the other hand, faces the side of arising (*samudaya*). To put it another way, no matter how much suffering (*dukkha*) they experience today, everyone is living as if they think: “Tomorrow morning will be better.” Even if this life is spent, they wish for another life: “I could not fulfill my hopes in this life, but in the next life I will be able to.” *Saṃsāra* is precisely this kind of journey driven by ignorance (*avijjā*) and craving (*taṇhā*). That is living on the side of arising (*samudaya*). The law of kamma affects such a person. Therefore, one must accept it and try to live according to it. Otherwise, one will have to experience results in a much more dangerous state. Next, escaping from this—the way to escape is not by committing extreme attempts like those Nigaṇṭhas, who subjected their bodies to various tortures, thinking, “I will wear out past kamma by this suffering, and I will perform no more kamma,” wearing muzzles, or even discarding their clothes and acting in that manner.</w:t>
       </w:r>
     </w:p>
     <w:p>
       <w:r>
-        <w:t xml:space="preserve">The Buddha has shown that these momentums of </w:t>
-      </w:r>
-      <w:proofErr w:type="spellStart"/>
-      <w:r>
-        <w:t>kamma</w:t>
-      </w:r>
-      <w:proofErr w:type="spellEnd"/>
-      <w:r>
-        <w:t xml:space="preserve"> can be appeased only through Wisdom (*</w:t>
-      </w:r>
-      <w:proofErr w:type="spellStart"/>
-      <w:r>
-        <w:t>paññā</w:t>
-      </w:r>
-      <w:proofErr w:type="spellEnd"/>
-      <w:r>
-        <w:t>*), only by destroying ignorance (*</w:t>
-      </w:r>
-      <w:proofErr w:type="spellStart"/>
-      <w:r>
-        <w:t>avijjā</w:t>
-      </w:r>
-      <w:proofErr w:type="spellEnd"/>
-      <w:r>
-        <w:t xml:space="preserve">*). It cannot be done by other </w:t>
-      </w:r>
-      <w:r>
-        <w:lastRenderedPageBreak/>
-        <w:t xml:space="preserve">methods. Nor can all this </w:t>
-      </w:r>
-      <w:proofErr w:type="spellStart"/>
-      <w:r>
-        <w:t>kamma</w:t>
-      </w:r>
-      <w:proofErr w:type="spellEnd"/>
-      <w:r>
-        <w:t xml:space="preserve"> be completely worn out by experiencing it. This destruction of </w:t>
-      </w:r>
-      <w:proofErr w:type="spellStart"/>
-      <w:r>
-        <w:t>kamma</w:t>
-      </w:r>
-      <w:proofErr w:type="spellEnd"/>
-      <w:r>
-        <w:t xml:space="preserve"> is said to be accomplished by that fourth, neither-dark-nor-bright </w:t>
-      </w:r>
-      <w:proofErr w:type="spellStart"/>
-      <w:r>
-        <w:t>kamma</w:t>
-      </w:r>
-      <w:proofErr w:type="spellEnd"/>
-      <w:r>
-        <w:t xml:space="preserve"> mentioned here. The “destruction of </w:t>
-      </w:r>
-      <w:proofErr w:type="spellStart"/>
-      <w:r>
-        <w:t>kamma</w:t>
-      </w:r>
-      <w:proofErr w:type="spellEnd"/>
-      <w:r>
-        <w:t>” is like... now, these meritorious devotees have heard that a person [a Stream-enterer] is reborn at most seven times. How does that happen? Based on the power obtained through that Path-knowledge of Stream-entry (*</w:t>
-      </w:r>
-      <w:proofErr w:type="spellStart"/>
-      <w:r>
-        <w:t>Sotāpatti-magga-ñāṇa</w:t>
-      </w:r>
-      <w:proofErr w:type="spellEnd"/>
-      <w:r>
-        <w:t>*), due to the force of the defilements (*</w:t>
-      </w:r>
-      <w:proofErr w:type="spellStart"/>
-      <w:r>
-        <w:t>kilesa</w:t>
-      </w:r>
-      <w:proofErr w:type="spellEnd"/>
-      <w:r>
-        <w:t xml:space="preserve">*) cut off by it, and by that power, the person who has become a Stream-enterer becomes incapable of performing </w:t>
-      </w:r>
-      <w:proofErr w:type="spellStart"/>
-      <w:r>
-        <w:t>kamma</w:t>
-      </w:r>
-      <w:proofErr w:type="spellEnd"/>
-      <w:r>
-        <w:t xml:space="preserve"> that could lead to the lower realms (*</w:t>
-      </w:r>
-      <w:proofErr w:type="spellStart"/>
-      <w:r>
-        <w:t>apāya</w:t>
-      </w:r>
-      <w:proofErr w:type="spellEnd"/>
-      <w:r>
-        <w:t xml:space="preserve">*). Rebirth in the lower realms is caused by </w:t>
-      </w:r>
-      <w:proofErr w:type="spellStart"/>
-      <w:r>
-        <w:t>kamma</w:t>
-      </w:r>
-      <w:proofErr w:type="spellEnd"/>
-      <w:r>
-        <w:t xml:space="preserve"> performed with </w:t>
-      </w:r>
-      <w:r>
-        <w:t>view of existing group/body (*</w:t>
-      </w:r>
-      <w:proofErr w:type="spellStart"/>
-      <w:r>
-        <w:t>Sakkāya-diṭṭhi</w:t>
-      </w:r>
-      <w:proofErr w:type="spellEnd"/>
-      <w:r>
-        <w:t>*)</w:t>
-      </w:r>
-      <w:r>
-        <w:t xml:space="preserve">. Now, </w:t>
-      </w:r>
-      <w:r>
-        <w:t>view of existing group/body (*</w:t>
-      </w:r>
-      <w:proofErr w:type="spellStart"/>
-      <w:r>
-        <w:t>Sakkāya-diṭṭhi</w:t>
-      </w:r>
-      <w:proofErr w:type="spellEnd"/>
-      <w:r>
-        <w:t>*)</w:t>
-      </w:r>
-      <w:r>
-        <w:t xml:space="preserve"> is the most gross, coarse aspect of the notions of “I” and “mine.” That layer of ignorance (*</w:t>
-      </w:r>
-      <w:proofErr w:type="spellStart"/>
-      <w:r>
-        <w:t>avijjā</w:t>
-      </w:r>
-      <w:proofErr w:type="spellEnd"/>
-      <w:r>
-        <w:t>*) is shattered by Path-knowledge (*</w:t>
-      </w:r>
-      <w:proofErr w:type="spellStart"/>
-      <w:r>
-        <w:t>magga-ñāṇa</w:t>
-      </w:r>
-      <w:proofErr w:type="spellEnd"/>
-      <w:r>
-        <w:t>*). That is why that person cannot go to the lower realms. To put it briefly, they are freed from the lower realms. Next, as a direct result of the reduction of that sense of “I-ness,” their rebirths are limited to at most seven times. In that way, the Buddha solves this problem. This is the middle path. That is why it was said, “by not halting and by not straining.” These questions are solved through Wisdom (*</w:t>
-      </w:r>
-      <w:proofErr w:type="spellStart"/>
-      <w:r>
-        <w:t>paññā</w:t>
-      </w:r>
-      <w:proofErr w:type="spellEnd"/>
-      <w:r>
-        <w:t xml:space="preserve">*), not through other artificial methods. For, the wheel of </w:t>
-      </w:r>
-      <w:proofErr w:type="spellStart"/>
-      <w:r>
-        <w:t>kamma</w:t>
-      </w:r>
-      <w:proofErr w:type="spellEnd"/>
-      <w:r>
-        <w:t xml:space="preserve"> in this *</w:t>
-      </w:r>
-      <w:proofErr w:type="spellStart"/>
-      <w:r>
-        <w:t>saṃsāra</w:t>
-      </w:r>
-      <w:proofErr w:type="spellEnd"/>
-      <w:r>
-        <w:t xml:space="preserve">* is that dangerous. Even to Arahants and Buddhas, this </w:t>
-      </w:r>
-      <w:proofErr w:type="spellStart"/>
-      <w:r>
-        <w:t>kamma</w:t>
-      </w:r>
-      <w:proofErr w:type="spellEnd"/>
-      <w:r>
-        <w:t xml:space="preserve"> yields results. But that is only regarding the body they have brought with them; even those noble ones whom we call Arahants and Buddhas arose in this world due to a certain force of </w:t>
-      </w:r>
-      <w:proofErr w:type="spellStart"/>
-      <w:r>
-        <w:t>kamma</w:t>
-      </w:r>
-      <w:proofErr w:type="spellEnd"/>
-      <w:r>
-        <w:t xml:space="preserve">. Correspondingly, they have to experience those results. But it ends right there. After that, they do not obtain </w:t>
-      </w:r>
-      <w:r>
-        <w:t>birth (*</w:t>
-      </w:r>
-      <w:proofErr w:type="spellStart"/>
-      <w:r>
-        <w:t>jāti</w:t>
-      </w:r>
-      <w:proofErr w:type="spellEnd"/>
-      <w:r>
-        <w:t>*)</w:t>
-      </w:r>
-      <w:r>
-        <w:t xml:space="preserve"> again. It is to solve that problem that the Buddha has pointed out the Paths and Fruits (*</w:t>
-      </w:r>
-      <w:proofErr w:type="spellStart"/>
-      <w:r>
-        <w:t>magga-phala</w:t>
-      </w:r>
-      <w:proofErr w:type="spellEnd"/>
-      <w:r>
-        <w:t xml:space="preserve">*). That is: Stream-entry with at most seven rebirths; next, Once-returning, coming back to this world only once; then, Non-returning, being born in the Brahma world, staying there for a certain period, and attaining </w:t>
-      </w:r>
-      <w:proofErr w:type="spellStart"/>
-      <w:r>
-        <w:t>Arahantship</w:t>
-      </w:r>
-      <w:proofErr w:type="spellEnd"/>
-      <w:r>
-        <w:t xml:space="preserve"> and final passing away. Those Arahants, Buddhas, and Paccekabuddhas who attained it in this very world do not obtain </w:t>
-      </w:r>
-      <w:r>
-        <w:t>birth (*</w:t>
-      </w:r>
-      <w:proofErr w:type="spellStart"/>
-      <w:r>
-        <w:t>jāti</w:t>
-      </w:r>
-      <w:proofErr w:type="spellEnd"/>
-      <w:r>
-        <w:t>*)</w:t>
-      </w:r>
-      <w:r>
-        <w:t xml:space="preserve"> again. Saying “they do not obtain rebirth again” means that they have destroyed that accumulated mass of </w:t>
-      </w:r>
-      <w:proofErr w:type="spellStart"/>
-      <w:r>
-        <w:t>kamma</w:t>
-      </w:r>
-      <w:proofErr w:type="spellEnd"/>
-      <w:r>
-        <w:t>.</w:t>
+        <w:t>The Buddha has shown that these momentums of kamma can be appeased only through Wisdom (*paññā*), only by destroying ignorance (*avijjā*). It cannot be done by other methods. Nor can all this kamma be completely worn out by experiencing it. This destruction of kamma is said to be accomplished by that fourth, neither-dark-nor-bright kamma mentioned here. The “destruction of kamma” is like... now, these meritorious devotees have heard that a person [a Stream-enterer] is reborn at most seven times. How does that happen? Based on the power obtained through that Path-knowledge of Stream-entry (*Sotāpatti-magga-ñāṇa*), due to the force of the defilements (*kilesa*) cut off by it, and by that power, the person who has become a Stream-enterer becomes incapable of performing kamma that could lead to the lower realms (*apāya*). Rebirth in the lower realms is caused by kamma performed with view of existing group/body (*Sakkāya-diṭṭhi*). Now, view of existing group/body (*Sakkāya-diṭṭhi*) is the most gross, coarse aspect of the notions of “I” and “mine.” That layer of ignorance (*avijjā*) is shattered by Path-knowledge (*magga-ñāṇa*). That is why that person cannot go to the lower realms. To put it briefly, they are freed from the lower realms. Next, as a direct result of the reduction of that sense of “I-ness,” their rebirths are limited to at most seven times. In that way, the Buddha solves this problem. This is the middle path. That is why it was said, “by not halting and by not straining.” These questions are solved through Wisdom (*paññā*), not through other artificial methods. For, the wheel of kamma in this *saṃsāra* is that dangerous. Even to Arahants and Buddhas, this kamma yields results. But that is only regarding the body they have brought with them; even those noble ones whom we call Arahants and Buddhas arose in this world due to a certain force of kamma. Correspondingly, they have to experience those results. But it ends right there. After that, they do not obtain birth (*jāti*) again. It is to solve that problem that the Buddha has pointed out the Paths and Fruits (*magga-phala*). That is: Stream-entry with at most seven rebirths; next, Once-returning, coming back to this world only once; then, Non-returning, being born in the Brahma world, staying there for a certain period, and attaining Arahantship and final passing away. Those Arahants, Buddhas, and Paccekabuddhas who attained it in this very world do not obtain birth (*jāti*) again. Saying “they do not obtain rebirth again” means that they have destroyed that accumulated mass of kamma.</w:t>
       </w:r>
     </w:p>
     <w:p>
       <w:r>
-        <w:t>So that is the solution presented by the Buddha. We must contemplate these matters with wisdom and understand them. Otherwise, those wrong views (*</w:t>
-      </w:r>
-      <w:proofErr w:type="spellStart"/>
-      <w:r>
-        <w:t>micchā-diṭṭhi</w:t>
-      </w:r>
-      <w:proofErr w:type="spellEnd"/>
-      <w:r>
-        <w:t>*) mentioned will arise—that is, “*</w:t>
-      </w:r>
-      <w:proofErr w:type="spellStart"/>
-      <w:r>
-        <w:t>saṃsāra</w:t>
-      </w:r>
-      <w:proofErr w:type="spellEnd"/>
-      <w:r>
-        <w:t>* grows through both merit and demerit; through both merit and demerit, or rather, through every wholesome and unwholesome deed, *</w:t>
-      </w:r>
-      <w:proofErr w:type="spellStart"/>
-      <w:r>
-        <w:t>saṃsāra</w:t>
-      </w:r>
-      <w:proofErr w:type="spellEnd"/>
-      <w:r>
-        <w:t>* is prolonged.” “Therefore, we do not need to be keen on merit. As for demerit—there is no question about it anyway. It happens naturally. But the difficult thing is making merit and doing wholesome deeds; we do not need to trouble ourselves about them. If we do, *</w:t>
-      </w:r>
-      <w:proofErr w:type="spellStart"/>
-      <w:r>
-        <w:t>saṃsāra</w:t>
-      </w:r>
-      <w:proofErr w:type="spellEnd"/>
-      <w:r>
-        <w:t>* will be prolonged.” Look, that is a wrong grasp. It is like grasping the snake by its tail. The Buddha has shown the way it should be done. As mentioned earlier, through Virtue (*</w:t>
-      </w:r>
-      <w:proofErr w:type="spellStart"/>
-      <w:r>
-        <w:t>sīla</w:t>
-      </w:r>
-      <w:proofErr w:type="spellEnd"/>
-      <w:r>
-        <w:t>*), one tames body and speech at a practical level. What is the result obtained from that? It is the blameless happiness (*</w:t>
-      </w:r>
-      <w:proofErr w:type="spellStart"/>
-      <w:r>
-        <w:t>anavajja-sukha</w:t>
-      </w:r>
-      <w:proofErr w:type="spellEnd"/>
-      <w:r>
-        <w:t>*), the absence of remorse. With the help of that, one next cultivates Concentration (*</w:t>
-      </w:r>
-      <w:proofErr w:type="spellStart"/>
-      <w:r>
-        <w:t>samādhi</w:t>
-      </w:r>
-      <w:proofErr w:type="spellEnd"/>
-      <w:r>
-        <w:t xml:space="preserve">*). One does not linger in that Concentration either. That, too, is something that prolongs </w:t>
-      </w:r>
-      <w:r>
-        <w:t>becoming (*bhava*)</w:t>
-      </w:r>
-      <w:r>
-        <w:t xml:space="preserve">. The Buddha does not grasp onto that either. Instead, with the help of Concentration, using that stilled, one-pointed mind, one sees through the Three Characteristics. The special vision </w:t>
-      </w:r>
-      <w:r>
-        <w:lastRenderedPageBreak/>
-        <w:t>that a Buddha presents to the world is Insight (*</w:t>
-      </w:r>
-      <w:proofErr w:type="spellStart"/>
-      <w:r>
-        <w:t>vipassanā</w:t>
-      </w:r>
-      <w:proofErr w:type="spellEnd"/>
-      <w:r>
-        <w:t xml:space="preserve">*): the Three Characteristics of </w:t>
-      </w:r>
-      <w:r>
-        <w:t>Impermanent (*Anicca*)</w:t>
-      </w:r>
-      <w:r>
-        <w:t xml:space="preserve">, </w:t>
-      </w:r>
-      <w:r>
-        <w:t>suffering (*dukkha*)</w:t>
-      </w:r>
-      <w:r>
-        <w:t xml:space="preserve">, and </w:t>
-      </w:r>
-      <w:r>
-        <w:t>Not-self  (*</w:t>
-      </w:r>
-      <w:proofErr w:type="spellStart"/>
-      <w:r>
-        <w:t>Anattā</w:t>
-      </w:r>
-      <w:proofErr w:type="spellEnd"/>
-      <w:r>
-        <w:t>*)</w:t>
-      </w:r>
-      <w:r>
-        <w:t>. That too can be understood through insight if there is a good concentration. It is through that level of insight, after insight has been significantly developed, and through the penetration of the Paths and Fruits (*</w:t>
-      </w:r>
-      <w:proofErr w:type="spellStart"/>
-      <w:r>
-        <w:t>magga-phala</w:t>
-      </w:r>
-      <w:proofErr w:type="spellEnd"/>
-      <w:r>
-        <w:t>*), through that seeing through, that one understands: “There is no entity called ‘I’. There is nothing here to grasp as ‘I-ness’.” Once that understanding is attained, or rather, once the Dhamma of Dependent Co-arising (*</w:t>
-      </w:r>
-      <w:proofErr w:type="spellStart"/>
-      <w:r>
-        <w:t>paṭicca-samuppāda</w:t>
-      </w:r>
-      <w:proofErr w:type="spellEnd"/>
-      <w:r>
-        <w:t xml:space="preserve">*) is fully understood, then from that person, no unwholesome or wholesome deeds driven by that </w:t>
-      </w:r>
-      <w:r>
-        <w:t>view of existing group/body (*</w:t>
-      </w:r>
-      <w:proofErr w:type="spellStart"/>
-      <w:r>
-        <w:t>Sakkāya-diṭṭhi</w:t>
-      </w:r>
-      <w:proofErr w:type="spellEnd"/>
-      <w:r>
-        <w:t>*)</w:t>
-      </w:r>
-      <w:r>
-        <w:t xml:space="preserve"> are performed. That is the solution the Buddha points out.</w:t>
+        <w:t>So that is the solution presented by the Buddha. We must contemplate these matters with wisdom and understand them. Otherwise, those wrong views (*micchā-diṭṭhi*) mentioned will arise—that is, “*saṃsāra* grows through both merit and demerit; through both merit and demerit, or rather, through every wholesome and unwholesome deed, *saṃsāra* is prolonged.” “Therefore, we do not need to be keen on merit. As for demerit—there is no question about it anyway. It happens naturally. But the difficult thing is making merit and doing wholesome deeds; we do not need to trouble ourselves about them. If we do, *saṃsāra* will be prolonged.” Look, that is a wrong grasp. It is like grasping the snake by its tail. The Buddha has shown the way it should be done. As mentioned earlier, through Virtue (*sīla*), one tames body and speech at a practical level. What is the result obtained from that? It is the blameless happiness (*anavajja-sukha*), the absence of remorse. With the help of that, one next cultivates Concentration (*samādhi*). One does not linger in that Concentration either. That, too, is something that prolongs becoming (*bhava*). The Buddha does not grasp onto that either. Instead, with the help of Concentration, using that stilled, one-pointed mind, one sees through the Three Characteristics. The special vision that a Buddha presents to the world is Insight (*vipassanā*): the Three Characteristics of Impermanent (*Anicca*), suffering (*dukkha*), and Not-self  (*Anattā*). That too can be understood through insight if there is a good concentration. It is through that level of insight, after insight has been significantly developed, and through the penetration of the Paths and Fruits (*magga-phala*), through that seeing through, that one understands: “There is no entity called ‘I’. There is nothing here to grasp as ‘I-ness’.” Once that understanding is attained, or rather, once the Dhamma of Dependent Co-arising (*paṭicca-samuppāda*) is fully understood, then from that person, no unwholesome or wholesome deeds driven by that view of existing group/body (*Sakkāya-diṭṭhi*) are performed. That is the solution the Buddha points out.</w:t>
       </w:r>
     </w:p>
     <w:p>
       <w:r>
-        <w:t xml:space="preserve">Here we have placed as our theme a verse that speaks briefly about </w:t>
-      </w:r>
-      <w:r>
-        <w:t>becoming (*bhava*)</w:t>
-      </w:r>
-      <w:r>
-        <w:t>. But we must realize that this *</w:t>
-      </w:r>
-      <w:proofErr w:type="spellStart"/>
-      <w:r>
-        <w:t>saṃsāric</w:t>
-      </w:r>
-      <w:proofErr w:type="spellEnd"/>
-      <w:r>
-        <w:t>* being obtains various rebirths based on that distinction between wholesomeness and unwholesomeness, based on merit and demerit. It is an eternal natural law (*dhamma-</w:t>
-      </w:r>
-      <w:proofErr w:type="spellStart"/>
-      <w:r>
-        <w:t>tā</w:t>
-      </w:r>
-      <w:proofErr w:type="spellEnd"/>
-      <w:r>
-        <w:t xml:space="preserve">*). Furthermore, one is easily tempted precisely toward those evil deeds. Because one is easily tempted, we must establish a certain stance, we must make a firm determination. Otherwise, one will automatically be dragged into them. One will be dragged into the </w:t>
-      </w:r>
-      <w:proofErr w:type="spellStart"/>
-      <w:r>
-        <w:t>kamma</w:t>
-      </w:r>
-      <w:proofErr w:type="spellEnd"/>
-      <w:r>
-        <w:t xml:space="preserve"> of others. By being dragged in that way, one will have to suffer in terrible realms like the lower worlds (*</w:t>
-      </w:r>
-      <w:proofErr w:type="spellStart"/>
-      <w:r>
-        <w:t>apāya</w:t>
-      </w:r>
-      <w:proofErr w:type="spellEnd"/>
-      <w:r>
-        <w:t>*). Therefore, a certain level of Virtue (*</w:t>
-      </w:r>
-      <w:proofErr w:type="spellStart"/>
-      <w:r>
-        <w:t>sīla</w:t>
-      </w:r>
-      <w:proofErr w:type="spellEnd"/>
-      <w:r>
-        <w:t>*) is necessary. Even in Virtue, a virtue cultivated over a long period is much stronger. A virtue practiced for a short time has less strength. That is why you, meritorious devotees, say you “undertake precepts” (*</w:t>
-      </w:r>
-      <w:proofErr w:type="spellStart"/>
-      <w:r>
-        <w:t>sīla</w:t>
-      </w:r>
-      <w:proofErr w:type="spellEnd"/>
-      <w:r>
-        <w:t>*), or rather, say you “protect the Five Precepts (*</w:t>
-      </w:r>
-      <w:proofErr w:type="spellStart"/>
-      <w:r>
-        <w:t>pañcasīla</w:t>
-      </w:r>
-      <w:proofErr w:type="spellEnd"/>
-      <w:r>
-        <w:t>*)” that belong to you. Undertaking them, you make a determination. Having determined, you reflect upon them. Having reflected, when the time comes to face situations that challenge them, you bring forward the mental factor of abstinence (*</w:t>
-      </w:r>
-      <w:proofErr w:type="spellStart"/>
-      <w:r>
-        <w:t>virati-cetasika</w:t>
-      </w:r>
-      <w:proofErr w:type="spellEnd"/>
-      <w:r>
-        <w:t>*) as *</w:t>
-      </w:r>
-      <w:proofErr w:type="spellStart"/>
-      <w:r>
-        <w:t>sampatta-virati</w:t>
-      </w:r>
-      <w:proofErr w:type="spellEnd"/>
-      <w:r>
-        <w:t>* (abstinence when opportunity arises) to avoid the situation. The mind of detachment. That mind of detachment is extremely helpful to escape from such dangerous situations. Next, it is through the strength built by that Virtue (*</w:t>
-      </w:r>
-      <w:proofErr w:type="spellStart"/>
-      <w:r>
-        <w:t>sīla</w:t>
-      </w:r>
-      <w:proofErr w:type="spellEnd"/>
-      <w:r>
-        <w:t>*) that one is able to develop Concentration (*</w:t>
-      </w:r>
-      <w:proofErr w:type="spellStart"/>
-      <w:r>
-        <w:t>samādhi</w:t>
-      </w:r>
-      <w:proofErr w:type="spellEnd"/>
-      <w:r>
-        <w:t>*).</w:t>
+        <w:t>Here we have placed as our theme a verse that speaks briefly about becoming (*bhava*). But we must realize that this *saṃsāric* being obtains various rebirths based on that distinction between wholesomeness and unwholesomeness, based on merit and demerit. It is an eternal natural law (*dhamma-tā*). Furthermore, one is easily tempted precisely toward those evil deeds. Because one is easily tempted, we must establish a certain stance, we must make a firm determination. Otherwise, one will automatically be dragged into them. One will be dragged into the kamma of others. By being dragged in that way, one will have to suffer in terrible realms like the lower worlds (*apāya*). Therefore, a certain level of Virtue (*sīla*) is necessary. Even in Virtue, a virtue cultivated over a long period is much stronger. A virtue practiced for a short time has less strength. That is why you, meritorious devotees, say you “undertake precepts” (*sīla*), or rather, say you “protect the Five Precepts (*pañcasīla*)” that belong to you. Undertaking them, you make a determination. Having determined, you reflect upon them. Having reflected, when the time comes to face situations that challenge them, you bring forward the mental factor of abstinence (*virati-cetasika*) as *sampatta-virati* (abstinence when opportunity arises) to avoid the situation. The mind of detachment. That mind of detachment is extremely helpful to escape from such dangerous situations. Next, it is through the strength built by that Virtue (*sīla*) that one is able to develop Concentration (*samādhi*).</w:t>
       </w:r>
     </w:p>
     <w:p>
       <w:r>
-        <w:t xml:space="preserve">When you contemplate in this manner, these meritorious devotees will be able to understand the true meaning of the middle path pointed out by the Buddha. Next, through all of this, we must contemplate the nature of these </w:t>
-      </w:r>
-      <w:r>
-        <w:t>formations (*</w:t>
-      </w:r>
-      <w:proofErr w:type="spellStart"/>
-      <w:r>
-        <w:t>saṅkhāra</w:t>
-      </w:r>
-      <w:proofErr w:type="spellEnd"/>
-      <w:r>
-        <w:t>*)</w:t>
-      </w:r>
-      <w:r>
-        <w:t xml:space="preserve">. This existence created by the very mind called </w:t>
-      </w:r>
-      <w:r>
-        <w:t>formations (*</w:t>
-      </w:r>
-      <w:proofErr w:type="spellStart"/>
-      <w:r>
-        <w:t>saṅkhāra</w:t>
-      </w:r>
-      <w:proofErr w:type="spellEnd"/>
-      <w:r>
-        <w:t>*)</w:t>
-      </w:r>
-      <w:r>
-        <w:t xml:space="preserve">—correspondingly, those worlds exist. The Buddha has shown that sometimes separate worlds arise accordingly. It is said that at the end of an </w:t>
-      </w:r>
-      <w:proofErr w:type="spellStart"/>
-      <w:r>
-        <w:t>aeon</w:t>
-      </w:r>
-      <w:proofErr w:type="spellEnd"/>
-      <w:r>
-        <w:t xml:space="preserve"> (*kappa*), separate Brahma mansions arise for certain individuals. From this, we can see how powerful this mind is—this accumulation of </w:t>
-      </w:r>
-      <w:proofErr w:type="spellStart"/>
-      <w:r>
-        <w:t>kamma</w:t>
-      </w:r>
-      <w:proofErr w:type="spellEnd"/>
-      <w:r>
-        <w:t xml:space="preserve"> performed by our mind. And underlying this is that very ignorance (*</w:t>
-      </w:r>
-      <w:proofErr w:type="spellStart"/>
-      <w:r>
-        <w:t>avijjā</w:t>
-      </w:r>
-      <w:proofErr w:type="spellEnd"/>
-      <w:r>
-        <w:t>*) mentioned earlier. Like a darkness, that ignorance (*</w:t>
-      </w:r>
-      <w:proofErr w:type="spellStart"/>
-      <w:r>
-        <w:t>avijjā</w:t>
-      </w:r>
-      <w:proofErr w:type="spellEnd"/>
-      <w:r>
-        <w:t xml:space="preserve">*), by creating the delusion of “I” and “mine” due to its dark nature, tempts the world into this kind of activity. If one is to escape from it, one must gradually, in the manner mentioned, utilize these—Virtue, Concentration, and Wisdom—neither casting them aside nor clinging to them, but with a balanced attitude. In certain places, this is compared to a journey by seven chariots. In those days, unlike today, if there was an urgent journey, several horse chariots were stationed at various points. One </w:t>
-      </w:r>
-      <w:r>
-        <w:lastRenderedPageBreak/>
-        <w:t xml:space="preserve">travels in one chariot and gets into the next when the horses of the first get tired. From that, one gets into another. Changing through seven horse chariots in this manner, the simile is given of King </w:t>
-      </w:r>
-      <w:proofErr w:type="spellStart"/>
-      <w:r>
-        <w:t>Pasenadi</w:t>
-      </w:r>
-      <w:proofErr w:type="spellEnd"/>
-      <w:r>
-        <w:t xml:space="preserve"> of Kosala traveling in an emergency from </w:t>
-      </w:r>
-      <w:proofErr w:type="spellStart"/>
-      <w:r>
-        <w:t>Sāvatthī</w:t>
-      </w:r>
-      <w:proofErr w:type="spellEnd"/>
-      <w:r>
-        <w:t xml:space="preserve"> to Sāketa. In that very same way, the Buddha has shown each stage of purification (*</w:t>
-      </w:r>
-      <w:proofErr w:type="spellStart"/>
-      <w:r>
-        <w:t>visuddhi</w:t>
-      </w:r>
-      <w:proofErr w:type="spellEnd"/>
-      <w:r>
-        <w:t>*) here. With the help of Virtue (*</w:t>
-      </w:r>
-      <w:proofErr w:type="spellStart"/>
-      <w:r>
-        <w:t>sīla</w:t>
-      </w:r>
-      <w:proofErr w:type="spellEnd"/>
-      <w:r>
-        <w:t>*), one develops purification of mind (*</w:t>
-      </w:r>
-      <w:proofErr w:type="spellStart"/>
-      <w:r>
-        <w:t>citta-visuddhi</w:t>
-      </w:r>
-      <w:proofErr w:type="spellEnd"/>
-      <w:r>
-        <w:t>*). With the help of purification of mind, one develops purification of view (*</w:t>
-      </w:r>
-      <w:proofErr w:type="spellStart"/>
-      <w:r>
-        <w:t>diṭṭhi-visuddhi</w:t>
-      </w:r>
-      <w:proofErr w:type="spellEnd"/>
-      <w:r>
-        <w:t>*). Passing through a sequence of seven stages of purification in this manner, one is finally able to attain the states of the Paths and Fruits (*</w:t>
-      </w:r>
-      <w:proofErr w:type="spellStart"/>
-      <w:r>
-        <w:t>magga-phala</w:t>
-      </w:r>
-      <w:proofErr w:type="spellEnd"/>
-      <w:r>
-        <w:t>*).</w:t>
+        <w:t>When you contemplate in this manner, these meritorious devotees will be able to understand the true meaning of the middle path pointed out by the Buddha. Next, through all of this, we must contemplate the nature of these formations (*saṅkhāra*). This existence created by the very mind called formations (*saṅkhāra*)—correspondingly, those worlds exist. The Buddha has shown that sometimes separate worlds arise accordingly. It is said that at the end of an aeon (*kappa*), separate Brahma mansions arise for certain individuals. From this, we can see how powerful this mind is—this accumulation of kamma performed by our mind. And underlying this is that very ignorance (*avijjā*) mentioned earlier. Like a darkness, that ignorance (*avijjā*), by creating the delusion of “I” and “mine” due to its dark nature, tempts the world into this kind of activity. If one is to escape from it, one must gradually, in the manner mentioned, utilize these—Virtue, Concentration, and Wisdom—neither casting them aside nor clinging to them, but with a balanced attitude. In certain places, this is compared to a journey by seven chariots. In those days, unlike today, if there was an urgent journey, several horse chariots were stationed at various points. One travels in one chariot and gets into the next when the horses of the first get tired. From that, one gets into another. Changing through seven horse chariots in this manner, the simile is given of King Pasenadi of Kosala traveling in an emergency from Sāvatthī to Sāketa. In that very same way, the Buddha has shown each stage of purification (*visuddhi*) here. With the help of Virtue (*sīla*), one develops purification of mind (*citta-visuddhi*). With the help of purification of mind, one develops purification of view (*diṭṭhi-visuddhi*). Passing through a sequence of seven stages of purification in this manner, one is finally able to attain the states of the Paths and Fruits (*magga-phala*).</w:t>
       </w:r>
     </w:p>
     <w:p>
       <w:r>
-        <w:t>From this, we can reflect on how wonderful the middle path shown by the Buddha is. The ordinary world cannot find a way to escape from this *</w:t>
-      </w:r>
-      <w:proofErr w:type="spellStart"/>
-      <w:r>
-        <w:t>saṃsāra</w:t>
-      </w:r>
-      <w:proofErr w:type="spellEnd"/>
-      <w:r>
-        <w:t xml:space="preserve">*. Why? Because they either sink by halting, or they are swept away by straining in this torrent. Now, through every </w:t>
-      </w:r>
-      <w:proofErr w:type="spellStart"/>
-      <w:r>
-        <w:t>kamma</w:t>
-      </w:r>
-      <w:proofErr w:type="spellEnd"/>
-      <w:r>
-        <w:t xml:space="preserve"> we perform, there is a portion that sinks down into the mind-stream (*</w:t>
-      </w:r>
-      <w:proofErr w:type="spellStart"/>
-      <w:r>
-        <w:t>citta-santāna</w:t>
-      </w:r>
-      <w:proofErr w:type="spellEnd"/>
-      <w:r>
-        <w:t xml:space="preserve">*). In this Dhamma, the portion that sinks into the mind-stream is called </w:t>
-      </w:r>
-      <w:r>
-        <w:t>underlying tendency (*Anusaya*)</w:t>
-      </w:r>
-      <w:r>
-        <w:t>. Just as a heavy object sinks to the bottom, during our long journey in *</w:t>
-      </w:r>
-      <w:proofErr w:type="spellStart"/>
-      <w:r>
-        <w:t>saṃsāra</w:t>
-      </w:r>
-      <w:proofErr w:type="spellEnd"/>
-      <w:r>
-        <w:t xml:space="preserve">*, there is a portion that comes and deposits itself in our mind-stream as </w:t>
-      </w:r>
-      <w:r>
-        <w:t>underlying tendency (*Anusaya*)</w:t>
-      </w:r>
-      <w:r>
-        <w:t>. Similarly, there is something called *</w:t>
-      </w:r>
-      <w:proofErr w:type="spellStart"/>
-      <w:r>
-        <w:t>āsava</w:t>
-      </w:r>
-      <w:proofErr w:type="spellEnd"/>
-      <w:r>
-        <w:t>* (cankers / taints / influxes). *</w:t>
-      </w:r>
-      <w:proofErr w:type="spellStart"/>
-      <w:r>
-        <w:t>Āsava</w:t>
-      </w:r>
-      <w:proofErr w:type="spellEnd"/>
-      <w:r>
-        <w:t>* means that which flows, carrying the idea of an influx. Next, there is another portion that sweeps beings away, which is called *</w:t>
-      </w:r>
-      <w:proofErr w:type="spellStart"/>
-      <w:r>
-        <w:t>ogha</w:t>
-      </w:r>
-      <w:proofErr w:type="spellEnd"/>
-      <w:r>
-        <w:t>* (flood)—what we have been referring to as the torrents. What are these? They are *</w:t>
-      </w:r>
-      <w:proofErr w:type="spellStart"/>
-      <w:r>
-        <w:t>saṃsāric</w:t>
-      </w:r>
-      <w:proofErr w:type="spellEnd"/>
-      <w:r>
-        <w:t xml:space="preserve">* habits. Through every </w:t>
-      </w:r>
-      <w:proofErr w:type="spellStart"/>
-      <w:r>
-        <w:t>kamma</w:t>
-      </w:r>
-      <w:proofErr w:type="spellEnd"/>
-      <w:r>
-        <w:t xml:space="preserve"> we perform, a habit is formed. That is why we referred to it earlier as a wheel—the wheel of </w:t>
-      </w:r>
-      <w:proofErr w:type="spellStart"/>
-      <w:r>
-        <w:t>kamma</w:t>
-      </w:r>
-      <w:proofErr w:type="spellEnd"/>
-      <w:r>
-        <w:t xml:space="preserve">. To put it briefly, in the Dhamma, this is sometimes shown as the round of </w:t>
-      </w:r>
-      <w:proofErr w:type="spellStart"/>
-      <w:r>
-        <w:t>kamma</w:t>
-      </w:r>
-      <w:proofErr w:type="spellEnd"/>
-      <w:r>
-        <w:t xml:space="preserve"> (*</w:t>
-      </w:r>
-      <w:proofErr w:type="spellStart"/>
-      <w:r>
-        <w:t>kamma-vaṭṭa</w:t>
-      </w:r>
-      <w:proofErr w:type="spellEnd"/>
-      <w:r>
-        <w:t>*), the round of result (*</w:t>
-      </w:r>
-      <w:proofErr w:type="spellStart"/>
-      <w:r>
-        <w:t>vipāka-vaṭṭa</w:t>
-      </w:r>
-      <w:proofErr w:type="spellEnd"/>
-      <w:r>
-        <w:t>*), and the round of defilements (*</w:t>
-      </w:r>
-      <w:proofErr w:type="spellStart"/>
-      <w:r>
-        <w:t>kilesa-vaṭṭa</w:t>
-      </w:r>
-      <w:proofErr w:type="spellEnd"/>
-      <w:r>
-        <w:t>*). This word *</w:t>
-      </w:r>
-      <w:proofErr w:type="spellStart"/>
-      <w:r>
-        <w:t>vaṭṭa</w:t>
-      </w:r>
-      <w:proofErr w:type="spellEnd"/>
-      <w:r>
-        <w:t>* (round) is frequently used. *</w:t>
-      </w:r>
-      <w:proofErr w:type="spellStart"/>
-      <w:r>
-        <w:t>Vaṭṭa</w:t>
-      </w:r>
-      <w:proofErr w:type="spellEnd"/>
-      <w:r>
-        <w:t>* means going in a circle, or rather, a wheel. How does each of these turn into a wheel? They become habits. Breaking those *</w:t>
-      </w:r>
-      <w:proofErr w:type="spellStart"/>
-      <w:r>
-        <w:t>saṃsāric</w:t>
-      </w:r>
-      <w:proofErr w:type="spellEnd"/>
-      <w:r>
-        <w:t>* habits is not easy. It can be broken only through Wisdom (*</w:t>
-      </w:r>
-      <w:proofErr w:type="spellStart"/>
-      <w:r>
-        <w:t>paññā</w:t>
-      </w:r>
-      <w:proofErr w:type="spellEnd"/>
-      <w:r>
-        <w:t xml:space="preserve">*). Those habits accumulate. When one performs a single </w:t>
-      </w:r>
-      <w:proofErr w:type="spellStart"/>
-      <w:r>
-        <w:t>kamma</w:t>
-      </w:r>
-      <w:proofErr w:type="spellEnd"/>
-      <w:r>
-        <w:t xml:space="preserve">—just as we said about the jeweler who was slicing meat, it became extremely easy for him to transition to another blood-stained </w:t>
-      </w:r>
-      <w:proofErr w:type="spellStart"/>
-      <w:r>
-        <w:t>kamma</w:t>
-      </w:r>
-      <w:proofErr w:type="spellEnd"/>
-      <w:r>
-        <w:t xml:space="preserve">. In that manner, each </w:t>
-      </w:r>
-      <w:proofErr w:type="spellStart"/>
-      <w:r>
-        <w:t>kamma</w:t>
-      </w:r>
-      <w:proofErr w:type="spellEnd"/>
-      <w:r>
-        <w:t xml:space="preserve"> we perform assists another as a habit, whether it is good or bad. Thus proceeding, the portion that simultaneously sinks into the mind-stream is what is called the </w:t>
-      </w:r>
-      <w:r>
-        <w:t>underlying tendency (*Anusaya*)</w:t>
-      </w:r>
-      <w:r>
-        <w:t>. Those cannot be easily removed. Similarly, the taints (*</w:t>
-      </w:r>
-      <w:proofErr w:type="spellStart"/>
-      <w:r>
-        <w:t>āsava</w:t>
-      </w:r>
-      <w:proofErr w:type="spellEnd"/>
-      <w:r>
-        <w:t xml:space="preserve">*) are the portion that flows in. Therefore, meritorious friends, a mind that removes those sinking portions called </w:t>
-      </w:r>
-      <w:r>
-        <w:t>underlying tendency (*Anusaya*)</w:t>
-      </w:r>
-      <w:r>
-        <w:t>, taints (*</w:t>
-      </w:r>
-      <w:proofErr w:type="spellStart"/>
-      <w:r>
-        <w:t>āsava</w:t>
-      </w:r>
-      <w:proofErr w:type="spellEnd"/>
-      <w:r>
-        <w:t>*), and floods (*</w:t>
-      </w:r>
-      <w:proofErr w:type="spellStart"/>
-      <w:r>
-        <w:t>ogha</w:t>
-      </w:r>
-      <w:proofErr w:type="spellEnd"/>
-      <w:r>
-        <w:t xml:space="preserve">*); that destroys those flowing taint-forces called sensuality, </w:t>
-      </w:r>
-      <w:r>
-        <w:t>becoming (*bhava*)</w:t>
-      </w:r>
-      <w:r>
-        <w:t>, views, and so on; and next, that possesses the strength to escape from those torrents called floods (*</w:t>
-      </w:r>
-      <w:proofErr w:type="spellStart"/>
-      <w:r>
-        <w:t>ogha</w:t>
-      </w:r>
-      <w:proofErr w:type="spellEnd"/>
-      <w:r>
-        <w:t>*)—such a mind is called the mind of an Arahant, the mind of a Buddha. It is for this purpose that a Buddhist fulfills all the practices. It is not for some minor thing as the ordinary world thinks. It is not merely to protect some social ethics. It is not just for the small purpose of maintaining society well. There is a much deeper meaning. One's *</w:t>
-      </w:r>
-      <w:proofErr w:type="spellStart"/>
-      <w:r>
-        <w:t>saṃsāric</w:t>
-      </w:r>
-      <w:proofErr w:type="spellEnd"/>
-      <w:r>
-        <w:t>* liberation belongs to oneself. When it is said, *“</w:t>
-      </w:r>
-      <w:proofErr w:type="spellStart"/>
-      <w:r>
-        <w:t>kammadāyāda</w:t>
-      </w:r>
-      <w:proofErr w:type="spellEnd"/>
-      <w:r>
-        <w:t xml:space="preserve">”* (heir to </w:t>
-      </w:r>
-      <w:proofErr w:type="spellStart"/>
-      <w:r>
-        <w:t>kamma</w:t>
-      </w:r>
-      <w:proofErr w:type="spellEnd"/>
-      <w:r>
-        <w:t xml:space="preserve">), one must take responsibility for the store of </w:t>
-      </w:r>
-      <w:proofErr w:type="spellStart"/>
-      <w:r>
-        <w:t>kamma</w:t>
-      </w:r>
-      <w:proofErr w:type="spellEnd"/>
-      <w:r>
-        <w:t xml:space="preserve"> one has brought along. One must take responsibility for the store of </w:t>
-      </w:r>
-      <w:proofErr w:type="spellStart"/>
-      <w:r>
-        <w:t>kamma</w:t>
-      </w:r>
-      <w:proofErr w:type="spellEnd"/>
-      <w:r>
-        <w:t xml:space="preserve"> one performs in this *</w:t>
-      </w:r>
-      <w:proofErr w:type="spellStart"/>
-      <w:r>
-        <w:t>saṃsāra</w:t>
-      </w:r>
-      <w:proofErr w:type="spellEnd"/>
-      <w:r>
-        <w:t xml:space="preserve">*. The path to escape from it was ultimately declared by the </w:t>
-      </w:r>
-      <w:r>
-        <w:lastRenderedPageBreak/>
-        <w:t xml:space="preserve">Buddha as that neither-dark-nor-bright </w:t>
-      </w:r>
-      <w:proofErr w:type="spellStart"/>
-      <w:r>
-        <w:t>kamma</w:t>
-      </w:r>
-      <w:proofErr w:type="spellEnd"/>
-      <w:r>
-        <w:t>. That is, the cultivation of the Noble Eightfold Path.</w:t>
+        <w:t>From this, we can reflect on how wonderful the middle path shown by the Buddha is. The ordinary world cannot find a way to escape from this *saṃsāra*. Why? Because they either sink by halting, or they are swept away by straining in this torrent. Now, through every kamma we perform, there is a portion that sinks down into the mind-stream (*citta-santāna*). In this Dhamma, the portion that sinks into the mind-stream is called underlying tendency (*Anusaya*). Just as a heavy object sinks to the bottom, during our long journey in *saṃsāra*, there is a portion that comes and deposits itself in our mind-stream as underlying tendency (*Anusaya*). Similarly, there is something called *āsava* (cankers / taints / influxes). *Āsava* means that which flows, carrying the idea of an influx. Next, there is another portion that sweeps beings away, which is called *ogha* (flood)—what we have been referring to as the torrents. What are these? They are *saṃsāric* habits. Through every kamma we perform, a habit is formed. That is why we referred to it earlier as a wheel—the wheel of kamma. To put it briefly, in the Dhamma, this is sometimes shown as the round of kamma (*kamma-vaṭṭa*), the round of result (*vipāka-vaṭṭa*), and the round of defilements (*kilesa-vaṭṭa*). This word *vaṭṭa* (round) is frequently used. *Vaṭṭa* means going in a circle, or rather, a wheel. How does each of these turn into a wheel? They become habits. Breaking those *saṃsāric* habits is not easy. It can be broken only through Wisdom (*paññā*). Those habits accumulate. When one performs a single kamma—just as we said about the jeweler who was slicing meat, it became extremely easy for him to transition to another blood-stained kamma. In that manner, each kamma we perform assists another as a habit, whether it is good or bad. Thus proceeding, the portion that simultaneously sinks into the mind-stream is what is called the underlying tendency (*Anusaya*). Those cannot be easily removed. Similarly, the taints (*āsava*) are the portion that flows in. Therefore, meritorious friends, a mind that removes those sinking portions called underlying tendency (*Anusaya*), taints (*āsava*), and floods (*ogha*); that destroys those flowing taint-forces called sensuality, becoming (*bhava*), views, and so on; and next, that possesses the strength to escape from those torrents called floods (*ogha*)—such a mind is called the mind of an Arahant, the mind of a Buddha. It is for this purpose that a Buddhist fulfills all the practices. It is not for some minor thing as the ordinary world thinks. It is not merely to protect some social ethics. It is not just for the small purpose of maintaining society well. There is a much deeper meaning. One's *saṃsāric* liberation belongs to oneself. When it is said, *“kammadāyāda”* (heir to kamma), one must take responsibility for the store of kamma one has brought along. One must take responsibility for the store of kamma one performs in this *saṃsāra*. The path to escape from it was ultimately declared by the Buddha as that neither-dark-nor-bright kamma. That is, the cultivation of the Noble Eightfold Path.</w:t>
       </w:r>
     </w:p>
     <w:p>
       <w:r>
-        <w:t>The actions performed with a general understanding of good and bad while looking toward the side of arising (*</w:t>
-      </w:r>
-      <w:proofErr w:type="spellStart"/>
-      <w:r>
-        <w:t>samudaya</w:t>
-      </w:r>
-      <w:proofErr w:type="spellEnd"/>
-      <w:r>
-        <w:t>*) are called *“</w:t>
-      </w:r>
-      <w:proofErr w:type="spellStart"/>
-      <w:r>
-        <w:t>sāsavā</w:t>
-      </w:r>
-      <w:proofErr w:type="spellEnd"/>
-      <w:r>
-        <w:t xml:space="preserve"> </w:t>
-      </w:r>
-      <w:proofErr w:type="spellStart"/>
-      <w:r>
-        <w:t>puññabhāgiyā</w:t>
-      </w:r>
-      <w:proofErr w:type="spellEnd"/>
-      <w:r>
-        <w:t xml:space="preserve"> </w:t>
-      </w:r>
-      <w:proofErr w:type="spellStart"/>
-      <w:r>
-        <w:t>upadhivepakkā</w:t>
-      </w:r>
-      <w:proofErr w:type="spellEnd"/>
-      <w:r>
-        <w:t>”* (accompanied by taints, siding with merit, ripening in assets). They are accompanied by taints (*</w:t>
-      </w:r>
-      <w:proofErr w:type="spellStart"/>
-      <w:r>
-        <w:t>āsava</w:t>
-      </w:r>
-      <w:proofErr w:type="spellEnd"/>
-      <w:r>
-        <w:t>*). That is accepted. Accompanied by taints, accumulating assets (*</w:t>
-      </w:r>
-      <w:proofErr w:type="spellStart"/>
-      <w:r>
-        <w:t>upadhi</w:t>
-      </w:r>
-      <w:proofErr w:type="spellEnd"/>
-      <w:r>
-        <w:t>*) on the side of merit—assets meaning those which provide various *</w:t>
-      </w:r>
-      <w:proofErr w:type="spellStart"/>
-      <w:r>
-        <w:t>saṃsāric</w:t>
-      </w:r>
-      <w:proofErr w:type="spellEnd"/>
-      <w:r>
-        <w:t xml:space="preserve">* </w:t>
-      </w:r>
-      <w:r>
-        <w:t>becoming (*bhava*)</w:t>
-      </w:r>
-      <w:r>
-        <w:t>, enjoyments, and wealth. There is that kind of Right View. Similarly, what is the deep Right View (*</w:t>
-      </w:r>
-      <w:proofErr w:type="spellStart"/>
-      <w:r>
-        <w:t>sammā-diṭṭhi</w:t>
-      </w:r>
-      <w:proofErr w:type="spellEnd"/>
-      <w:r>
-        <w:t xml:space="preserve">*)? It is the Right View regarding the Four Noble Truths: “This entire existence is </w:t>
-      </w:r>
-      <w:r>
-        <w:t>suffering (*dukkha*)</w:t>
-      </w:r>
-      <w:r>
-        <w:t xml:space="preserve">. </w:t>
-      </w:r>
-      <w:r>
-        <w:t>craving (*</w:t>
-      </w:r>
-      <w:proofErr w:type="spellStart"/>
-      <w:r>
-        <w:t>taṇhā</w:t>
-      </w:r>
-      <w:proofErr w:type="spellEnd"/>
-      <w:r>
-        <w:t>*)</w:t>
-      </w:r>
-      <w:r>
-        <w:t xml:space="preserve"> is its cause. The calming of this </w:t>
-      </w:r>
-      <w:r>
-        <w:t>craving (*</w:t>
-      </w:r>
-      <w:proofErr w:type="spellStart"/>
-      <w:r>
-        <w:t>taṇhā</w:t>
-      </w:r>
-      <w:proofErr w:type="spellEnd"/>
-      <w:r>
-        <w:t>*)</w:t>
-      </w:r>
-      <w:r>
-        <w:t xml:space="preserve"> is </w:t>
-      </w:r>
-      <w:proofErr w:type="spellStart"/>
-      <w:r>
-        <w:t>Nibbāna</w:t>
-      </w:r>
-      <w:proofErr w:type="spellEnd"/>
-      <w:r>
-        <w:t>. The path to it is the Noble Eightfold Path.” It is this understanding of the Four Noble Truths that is called Supramundane Right View (*</w:t>
-      </w:r>
-      <w:proofErr w:type="spellStart"/>
-      <w:r>
-        <w:t>lokuttara</w:t>
-      </w:r>
-      <w:proofErr w:type="spellEnd"/>
-      <w:r>
-        <w:t xml:space="preserve"> </w:t>
-      </w:r>
-      <w:proofErr w:type="spellStart"/>
-      <w:r>
-        <w:t>sammā-diṭṭhi</w:t>
-      </w:r>
-      <w:proofErr w:type="spellEnd"/>
-      <w:r>
-        <w:t>*). Thus, the understanding of good and bad of beings at a mundane or *</w:t>
-      </w:r>
-      <w:proofErr w:type="spellStart"/>
-      <w:r>
-        <w:t>saṃsāric</w:t>
-      </w:r>
-      <w:proofErr w:type="spellEnd"/>
-      <w:r>
-        <w:t>* level is that lower-level view. That is what is called *</w:t>
-      </w:r>
-      <w:proofErr w:type="spellStart"/>
-      <w:r>
-        <w:t>kammasassakatā</w:t>
-      </w:r>
-      <w:proofErr w:type="spellEnd"/>
-      <w:r>
-        <w:t xml:space="preserve"> </w:t>
-      </w:r>
-      <w:proofErr w:type="spellStart"/>
-      <w:r>
-        <w:t>sammā-diṭṭhi</w:t>
-      </w:r>
-      <w:proofErr w:type="spellEnd"/>
-      <w:r>
-        <w:t xml:space="preserve">*—the understanding of merit and demerit, good and bad. Everything is not accomplished by that alone. Standing on that, having fulfilled those requirements, ultimately the final goal must be the deep realization of the Four Noble Truths. Saying “the entire existence is </w:t>
-      </w:r>
-      <w:r>
-        <w:t>suffering (*dukkha*)</w:t>
-      </w:r>
-      <w:r>
-        <w:t>” means that there is no “self” (*</w:t>
-      </w:r>
-      <w:proofErr w:type="spellStart"/>
-      <w:r>
-        <w:t>attā</w:t>
-      </w:r>
-      <w:proofErr w:type="spellEnd"/>
-      <w:r>
-        <w:t xml:space="preserve">*) or “I” here. The method of treading toward that realization is what the Buddha has pointed out in the deep aspect of the Noble Eightfold Path. In a supramundane mind, all these eight factors arise together. Ordinary people, when cultivating the Noble Eightfold Path, take each factor separately and develop them in a piecemeal manner. But it is in the meditative mind that the Noble Eightfold Path arises </w:t>
-      </w:r>
-      <w:proofErr w:type="spellStart"/>
-      <w:r>
-        <w:t>supramundanely</w:t>
-      </w:r>
-      <w:proofErr w:type="spellEnd"/>
-      <w:r>
-        <w:t>. It is said that all eight factors arise simultaneously in a single mind. That means all eight factors have become straight. Now let us imagine: those eight factors are crooked. The eight factors are crooked in various ways. At the very moment when all eight factors, from Right View (*</w:t>
-      </w:r>
-      <w:proofErr w:type="spellStart"/>
-      <w:r>
-        <w:t>sammā-diṭṭhi</w:t>
-      </w:r>
-      <w:proofErr w:type="spellEnd"/>
-      <w:r>
-        <w:t>*) to Right Concentration (*</w:t>
-      </w:r>
-      <w:proofErr w:type="spellStart"/>
-      <w:r>
-        <w:t>sammā-samādhi</w:t>
-      </w:r>
-      <w:proofErr w:type="spellEnd"/>
-      <w:r>
-        <w:t>*), become straight, that is when the realization of the Paths and Fruits (*</w:t>
-      </w:r>
-      <w:proofErr w:type="spellStart"/>
-      <w:r>
-        <w:t>magga-phala</w:t>
-      </w:r>
-      <w:proofErr w:type="spellEnd"/>
-      <w:r>
-        <w:t>*) takes place—viewed from the deepest sense. Therefore, there is a profound depth to the supramundane compared to the way ordinary people cultivate Right View (*</w:t>
-      </w:r>
-      <w:proofErr w:type="spellStart"/>
-      <w:r>
-        <w:t>sammā-diṭṭhi</w:t>
-      </w:r>
-      <w:proofErr w:type="spellEnd"/>
-      <w:r>
-        <w:t>*), Right Intention (*</w:t>
-      </w:r>
-      <w:proofErr w:type="spellStart"/>
-      <w:r>
-        <w:t>sammā-saṅkappa</w:t>
-      </w:r>
-      <w:proofErr w:type="spellEnd"/>
-      <w:r>
-        <w:t>*), and so on.</w:t>
+        <w:t>The actions performed with a general understanding of good and bad while looking toward the side of arising (*samudaya*) are called *“sāsavā puññabhāgiyā upadhivepakkā”* (accompanied by taints, siding with merit, ripening in assets). They are accompanied by taints (*āsava*). That is accepted. Accompanied by taints, accumulating assets (*upadhi*) on the side of merit—assets meaning those which provide various *saṃsāric* becoming (*bhava*), enjoyments, and wealth. There is that kind of Right View. Similarly, what is the deep Right View (*sammā-diṭṭhi*)? It is the Right View regarding the Four Noble Truths: “This entire existence is suffering (*dukkha*). craving (*taṇhā*) is its cause. The calming of this craving (*taṇhā*) is Nibbāna. The path to it is the Noble Eightfold Path.” It is this understanding of the Four Noble Truths that is called Supramundane Right View (*lokuttara sammā-diṭṭhi*). Thus, the understanding of good and bad of beings at a mundane or *saṃsāric* level is that lower-level view. That is what is called *kammasassakatā sammā-diṭṭhi*—the understanding of merit and demerit, good and bad. Everything is not accomplished by that alone. Standing on that, having fulfilled those requirements, ultimately the final goal must be the deep realization of the Four Noble Truths. Saying “the entire existence is suffering (*dukkha*)” means that there is no “self” (*attā*) or “I” here. The method of treading toward that realization is what the Buddha has pointed out in the deep aspect of the Noble Eightfold Path. In a supramundane mind, all these eight factors arise together. Ordinary people, when cultivating the Noble Eightfold Path, take each factor separately and develop them in a piecemeal manner. But it is in the meditative mind that the Noble Eightfold Path arises supramundanely. It is said that all eight factors arise simultaneously in a single mind. That means all eight factors have become straight. Now let us imagine: those eight factors are crooked. The eight factors are crooked in various ways. At the very moment when all eight factors, from Right View (*sammā-diṭṭhi*) to Right Concentration (*sammā-samādhi*), become straight, that is when the realization of the Paths and Fruits (*magga-phala*) takes place—viewed from the deepest sense. Therefore, there is a profound depth to the supramundane compared to the way ordinary people cultivate Right View (*sammā-diṭṭhi*), Right Intention (*sammā-saṅkappa*), and so on.</w:t>
       </w:r>
     </w:p>
     <w:p>
       <w:r>
-        <w:t xml:space="preserve">Therefore, through this, these meritorious devotees must contemplate: we have raised many points that go deeper and deeper concerning </w:t>
-      </w:r>
-      <w:proofErr w:type="spellStart"/>
-      <w:r>
-        <w:t>kamma</w:t>
-      </w:r>
-      <w:proofErr w:type="spellEnd"/>
-      <w:r>
-        <w:t xml:space="preserve"> and </w:t>
-      </w:r>
-      <w:r>
-        <w:t>becoming (*bhava*)</w:t>
-      </w:r>
-      <w:r>
-        <w:t xml:space="preserve"> or rebirth, drawing from this story and verse. On this valuable day, bringing what has been gathered close to your own lives, without neglecting these qualities like Virtue (*</w:t>
-      </w:r>
-      <w:proofErr w:type="spellStart"/>
-      <w:r>
-        <w:t>sīla</w:t>
-      </w:r>
-      <w:proofErr w:type="spellEnd"/>
-      <w:r>
-        <w:t>*), through them—through the restraint thus cultivated—next developing Concentration (*</w:t>
-      </w:r>
-      <w:proofErr w:type="spellStart"/>
-      <w:r>
-        <w:t>samādhi</w:t>
-      </w:r>
-      <w:proofErr w:type="spellEnd"/>
-      <w:r>
-        <w:t>*), and through that Concentration, obtaining that insight wisdom (*</w:t>
-      </w:r>
-      <w:proofErr w:type="spellStart"/>
-      <w:r>
-        <w:t>vipassanā-paññā</w:t>
-      </w:r>
-      <w:proofErr w:type="spellEnd"/>
-      <w:r>
-        <w:t>*), you must resolve to escape from this dangerous *</w:t>
-      </w:r>
-      <w:proofErr w:type="spellStart"/>
-      <w:r>
-        <w:t>saṃsāra</w:t>
-      </w:r>
-      <w:proofErr w:type="spellEnd"/>
-      <w:r>
-        <w:t>*. Make a wish that the store of merit we accumulated today through this Dhamma preaching and Dhamma hearing, as well as all the mental strengths of faith (*</w:t>
-      </w:r>
-      <w:proofErr w:type="spellStart"/>
-      <w:r>
-        <w:t>saddhā</w:t>
-      </w:r>
-      <w:proofErr w:type="spellEnd"/>
-      <w:r>
-        <w:t>*), energy (*</w:t>
-      </w:r>
-      <w:proofErr w:type="spellStart"/>
-      <w:r>
-        <w:t>viriya</w:t>
-      </w:r>
-      <w:proofErr w:type="spellEnd"/>
-      <w:r>
-        <w:t>*), mindfulness (*sati*), concentration (*</w:t>
-      </w:r>
-      <w:proofErr w:type="spellStart"/>
-      <w:r>
-        <w:t>samādhi</w:t>
-      </w:r>
-      <w:proofErr w:type="spellEnd"/>
-      <w:r>
-        <w:t>*), and wisdom (*</w:t>
-      </w:r>
-      <w:proofErr w:type="spellStart"/>
-      <w:r>
-        <w:t>paññā</w:t>
-      </w:r>
-      <w:proofErr w:type="spellEnd"/>
-      <w:r>
-        <w:t xml:space="preserve">*) that these meritorious devotees developed through hearing the Dhamma at this moment, may definitely become a strong </w:t>
-      </w:r>
-      <w:r>
-        <w:lastRenderedPageBreak/>
-        <w:t>support (*</w:t>
-      </w:r>
-      <w:proofErr w:type="spellStart"/>
-      <w:r>
-        <w:t>upanissaya</w:t>
-      </w:r>
-      <w:proofErr w:type="spellEnd"/>
-      <w:r>
-        <w:t>*) for crossing over the *</w:t>
-      </w:r>
-      <w:proofErr w:type="spellStart"/>
-      <w:r>
-        <w:t>saṃsāric</w:t>
-      </w:r>
-      <w:proofErr w:type="spellEnd"/>
-      <w:r>
-        <w:t>* flood—for crossing over this torrential flood by not halting and by not straining.</w:t>
+        <w:t>Therefore, through this, these meritorious devotees must contemplate: we have raised many points that go deeper and deeper concerning kamma and becoming (*bhava*) or rebirth, drawing from this story and verse. On this valuable day, bringing what has been gathered close to your own lives, without neglecting these qualities like Virtue (*sīla*), through them—through the restraint thus cultivated—next developing Concentration (*samādhi*), and through that Concentration, obtaining that insight wisdom (*vipassanā-paññā*), you must resolve to escape from this dangerous *saṃsāra*. Make a wish that the store of merit we accumulated today through this Dhamma preaching and Dhamma hearing, as well as all the mental strengths of faith (*saddhā*), energy (*viriya*), mindfulness (*sati*), concentration (*samādhi*), and wisdom (*paññā*) that these meritorious devotees developed through hearing the Dhamma at this moment, may definitely become a strong support (*upanissaya*) for crossing over the *saṃsāric* flood—for crossing over this torrential flood by not halting and by not straining.</w:t>
       </w:r>
     </w:p>
     <w:p>
       <w:r>
-        <w:t>Also, for this meritorious gathering, today is an occasion where our small hall has become a bit larger. For this too, these faithful lay devotees must have helped and supported in various ways. Similarly, a seat has been offered as a Dhamma-seat (*</w:t>
-      </w:r>
-      <w:proofErr w:type="spellStart"/>
-      <w:r>
-        <w:t>dhammāsana</w:t>
-      </w:r>
-      <w:proofErr w:type="spellEnd"/>
-      <w:r>
-        <w:t xml:space="preserve">*). Although we do not expect much, a Dhamma-seat has been offered out of respect for the Dhamma. Recalling that merit, all these meritorious devotees who have supported according to their capacity, and with the help of this store of merit accumulated especially through hearing the Dhamma, may all those states that obstruct one's journey to </w:t>
-      </w:r>
-      <w:proofErr w:type="spellStart"/>
-      <w:r>
-        <w:t>Nibbāna</w:t>
-      </w:r>
-      <w:proofErr w:type="spellEnd"/>
-      <w:r>
-        <w:t xml:space="preserve"> in this world be removed through the power of this merit! May supportive states be attained! With Dhamma-induced peace, having appeased those </w:t>
-      </w:r>
-      <w:proofErr w:type="spellStart"/>
-      <w:r>
-        <w:t>kamma</w:t>
-      </w:r>
-      <w:proofErr w:type="spellEnd"/>
-      <w:r>
-        <w:t xml:space="preserve">-momentums, may this wholesome merit definitely become a supportive condition to finally conquer the entire wheel of </w:t>
-      </w:r>
-      <w:proofErr w:type="spellStart"/>
-      <w:r>
-        <w:t>kamma</w:t>
-      </w:r>
-      <w:proofErr w:type="spellEnd"/>
-      <w:r>
-        <w:t xml:space="preserve"> through the wheel of Dhamma, by the power of Dhamma! Make that aspiration. Likewise, may the Sasana-protecting deities and Brahma kings, as well as the departed relatives who have passed away in your respective names, and all beings from the </w:t>
-      </w:r>
-      <w:proofErr w:type="spellStart"/>
-      <w:r>
-        <w:t>Avīci</w:t>
-      </w:r>
-      <w:proofErr w:type="spellEnd"/>
-      <w:r>
-        <w:t xml:space="preserve"> hell up to the </w:t>
-      </w:r>
-      <w:proofErr w:type="spellStart"/>
-      <w:r>
-        <w:t>Akanitha</w:t>
-      </w:r>
-      <w:proofErr w:type="spellEnd"/>
-      <w:r>
-        <w:t xml:space="preserve"> heaven, rejoice in this merit of Dhamma preaching and Dhamma hearing! Having rejoiced, making the aspiration, “May they attain the supreme deathless </w:t>
-      </w:r>
-      <w:proofErr w:type="spellStart"/>
-      <w:r>
-        <w:t>Nibbāna</w:t>
-      </w:r>
-      <w:proofErr w:type="spellEnd"/>
-      <w:r>
-        <w:t xml:space="preserve"> through a preferred Bodhi as quickly as possible,” recite these verses and share the merit.</w:t>
+        <w:t>Also, for this meritorious gathering, today is an occasion where our small hall has become a bit larger. For this too, these faithful lay devotees must have helped and supported in various ways. Similarly, a seat has been offered as a Dhamma-seat (*dhammāsana*). Although we do not expect much, a Dhamma-seat has been offered out of respect for the Dhamma. Recalling that merit, all these meritorious devotees who have supported according to their capacity, and with the help of this store of merit accumulated especially through hearing the Dhamma, may all those states that obstruct one's journey to Nibbāna in this world be removed through the power of this merit! May supportive states be attained! With Dhamma-induced peace, having appeased those kamma-momentums, may this wholesome merit definitely become a supportive condition to finally conquer the entire wheel of kamma through the wheel of Dhamma, by the power of Dhamma! Make that aspiration. Likewise, may the Sasana-protecting deities and Brahma kings, as well as the departed relatives who have passed away in your respective names, and all beings from the Avīci hell up to the Akanitha heaven, rejoice in this merit of Dhamma preaching and Dhamma hearing! Having rejoiced, making the aspiration, “May they attain the supreme deathless Nibbāna through a preferred Bodhi as quickly as possible,” recite these verses and share the merit.</w:t>
       </w:r>
     </w:p>
     <w:p>
       <w:r>
-        <w:t>*</w:t>
-      </w:r>
-      <w:proofErr w:type="spellStart"/>
-      <w:r>
-        <w:t>Ettāvatā</w:t>
-      </w:r>
-      <w:proofErr w:type="spellEnd"/>
-      <w:r>
-        <w:t xml:space="preserve"> ca...*</w:t>
+        <w:t>*Ettāvatā ca...*</w:t>
       </w:r>
     </w:p>
     <w:sectPr>

--- a/docx/sermon_019_ENGLISH.docx
+++ b/docx/sermon_019_ENGLISH.docx
@@ -146,7 +146,7 @@
           <w:i w:val="0"/>
           <w:sz w:val="24"/>
         </w:rPr>
-        <w:t>Between kamma and rebirth, there exists a kind of circular relationship. A sentient being who obtains birth (*jāti*) as a turn of result (*vipāka*) submits to and is governed by that very momentum of kamma when accumulating kamma once again, and by acting accordingly, prolongs *saṃsāra*. It is only by relying on the power of the Dhamma that one can appease the force of kamma and escape from *saṃsāra*. The Teacher of the Three Worlds, the Buddha, explained to the world that however powerful the wheel of kamma (*kamma-cakka*) may be, in the end, the wheel of Dhamma (*Dhamma-cakka*) triumphs. Today, these meritorious devotees will get to hear certain facts relevant to this matter from both the verse we have chosen as our theme and its background story (*nidāna-kathā*).</w:t>
+        <w:t>There exists a certain cyclical relationship between kamma and rebirth. A being who takes birth as a result of a certain period of fruition (*vipāka*) becomes subject to and yields to that very same kammic force when generating kamma anew, thereby dragging on this saṃsāric round of rebirth indefinitely. It is only by relying on the power of the Dhamma that one can appease this kammic energy and escape from saṃsāra. The Buddha, the Teacher of the Three Worlds, revealed to the world that no matter how powerful the wheel of kamma may be, ultimately, the wheel of Dhamma triumphs. Today, through the verse and the background story we have taken as our theme, you will have the opportunity to hear various factors related to this very matter.</w:t>
       </w:r>
     </w:p>
     <w:p>
@@ -157,7 +157,7 @@
           <w:i w:val="0"/>
           <w:sz w:val="24"/>
         </w:rPr>
-        <w:t>It is said that an Arahant Thero residing in Jetavana monastery went for alms (*piṇḍapāta*) to the house of a certain jeweler for twelve long years. That jeweler and his wife, placing this venerable monk in the position of their own parents, attended to all his needs and made offerings in this manner. One day, when this venerable monk arrived at the jeweler's house, the jeweler was slicing meat. At that very moment, while this venerable monk was looking on, a messenger arrived from King Kosala carrying a gem, saying, “The King has ordered to clean, pierce, and send this gem back.” Since the jeweler was slicing meat, he took the gem with his blood-stained hands, placed it on top of a box, and went to wash his hands. There was a pet crane kept in this house. Attracted by the smell of blood, this bird, thinking the gem was a piece of meat, swallowed it while the Thero was watching.</w:t>
+        <w:t>An Arahant named Tissa, who resided at Jetavana, had been visiting the house of a certain jeweler for alms for twelve years. Both the jeweler and his wife treated this venerable monk as they would their own parents, attending to all his needs and offering him alms-food. One day, when the Thera arrived at the jeweler’s house, the jeweler was cutting meat. At that very moment, while the Thera was standing there, a messenger arrived from King Kosala with a gemstone, saying, “The King has commanded to have this gem cleaned, perforated, and sent back.” Still cutting meat, the jeweler took the gemstone with his blood-stained hand, placed it on a box, and went to wash his hands. There was a pet crane kept in the house. Attracted by the smell of blood, the bird mistook the gem for a piece of meat and swallowed it, right before the Thera's eyes. When the jeweler returned from inside and looked, the gem was missing. He asked his wife and children if they had taken it. When they denied taking it, he went inside and discussed with his wife, saying, “Surely, it must be this monk who took it.” The wife pleaded, “Oh, do not say such a thing! For twelve long years, we have never seen any fault in this venerable sir.” But the jeweler would not listen. He came out and asked the Arahant, “Who took the gem that was here? Did you take it, venerable sir?” “No, lay follower, I did not take it,” the Thera replied. “There was no one else here. You must have taken it, venerable sir. Please return the gem to me,” the jeweler insisted.</w:t>
       </w:r>
     </w:p>
     <w:p>
@@ -168,7 +168,7 @@
           <w:i w:val="0"/>
           <w:sz w:val="24"/>
         </w:rPr>
-        <w:t>When the jeweler returned from inside the house and looked, the gem was missing. Then he asked his wife and children if they had taken the gem. After they said they had not taken it, he went inside the house and discussed with them: “Without a doubt, it must be this monk who took it.” His wife said, “Oh, do not say such a thing. For all this time, over twelve years, we have never seen any fault in this venerable monk.” But the jeweler did not listen to this. He came out and asked the Arahant, “Now, who took the gem that was here? Did you take it, Venerable Sir?” “No, I did not take it,” replied the monk. “No one else was here. It must have been you, Venerable Sir, who took it. Give me that gem,” he said.</w:t>
+        <w:t>The Thera was thus left helpless. The jeweler went inside again and discussed with his wife: “Surely, it must be this monk who took it. I must interrogate him, even by torturing him.” “Oh, please do not do that! We will be ruined if you do. It would be far better for our entire family to become royal slaves,” she pleaded. But the jeweler replied, “Even if we all become slaves, it will not pay for the value of this gem.” Stubbornly holding onto this view, he bound the Thera’s head with a rope and tightened it using a wooden stick as a tourniquet. Inflicting torture progressively, he demanded to know if the Thera had taken the gem. As the binding was tightened further, blood began to pour from the Thera's nose, ears, and mouth. Unable to bear the agony, the Thera collapsed to the floor. Attracted by the scent of blood, the crane came to drink it. Out of sheer anger towards the Thera, the jeweler shouted, “What are you doing here?” and kicked the crane. The bird died on the spot, falling on its back. The Thera saw this and said, “Lay follower, please loosen this binding slightly. Loosen it and see if that bird is dead.” “May you die just as it did!” the jeweler barked. Now realizing that the bird was indeed dead, the Thera said, “Lay follower, it was this bird that swallowed the gem. I did not disclose it because it would have resulted in the bird's death. Even if I were to die, I would not have spoken. But now that the bird is dead, I tell you this.”</w:t>
       </w:r>
     </w:p>
     <w:p>
@@ -179,7 +179,7 @@
           <w:i w:val="0"/>
           <w:sz w:val="24"/>
         </w:rPr>
-        <w:t>The venerable monk was helpless. Then, the jeweler went inside the house again and discussed with his wife: “Undoubtedly, it is this monk himself who took it. I must torture him if necessary to find out.” “Oh, please do not do that! We will be destroyed if you do. It would be better for our entire family to become slaves to the King instead,” she said. Then the jeweler said, “Even if we all became slaves, it would not cover the value of this gem.” Persisting in his view, he went out and bound the head of the venerable monk with a cord. Having bound it, he tightened it using a wooden stick like a tourniquet. Gradually inflicting pain, he then asked him if he took the gem. As he tightened it more and more, blood began to flow from the venerable monk's nose and ears—and also from his mouth—and unable to bear the pain, the venerable monk collapsed to the ground. When the pet crane came near, drawn by the smell of blood, and prepared to drink the blood, the jeweler, in his intense rage towards the venerable monk, shouted, “What are you doing here?” and kicked the crane. The animal died on the spot and fell flat on its back. The venerable monk saw this. Seeing it, he said, “Lay devotee, please loosen this binding a little. Loosen it and see if that bird is dead.” “May you die just like it!” said the jeweler. Then the venerable monk understood that the animal was indeed dead. Thereupon he said, “Lay devotee, this bird swallowed the gem. I did not say so because it would cause the death of this animal. Even if I were to die, I would not have said it. But now that this animal is dead, I am telling you.”</w:t>
+        <w:t>When the jeweler slit open the bird's belly, there indeed was the gem. Immediately, a deep sense of remorse and urgency (*saṃvega*) overcame him. Falling at the Thera’s feet, he pleaded, “Venerable sir, please forgive me for what I have done out of ignorance.” The Thera replied, “Lay follower, this is neither your fault nor mine. This is a flaw of saṃsāra—a saṃsāric fault. Therefore, I forgive you.” The lay follower then said, “Venerable sir, if you truly forgive me, please come to our house for alms-food just as before.” The Thera responded, “No, lay follower. I now realize the danger (*ādīnava*) of this—of entering inside houses, of going under the roof of a household. It is because of this that such a thing occurred. Therefore, as long as there is strength in my legs, I shall wander for alms.” Right then and there, he undertook an ascetic practice (*dhutaṅga*), reciting a verse appropriate to it:</w:t>
       </w:r>
     </w:p>
     <w:p>
@@ -190,7 +190,7 @@
           <w:i w:val="0"/>
           <w:sz w:val="24"/>
         </w:rPr>
-        <w:t>Thereupon, when the jeweler slit open the bird's belly and looked, there was the gem. Instantly, a great sense of spiritual urgency (*saṃvega*) arose in him. He came and fell prostrate at the feet of the venerable monk, pleading, “Oh, please forgive me for what I have done out of ignorance.” Then the venerable monk said, “Lay devotee, this is neither your fault nor my fault. This is a flaw of *saṃsāra*, a flaw of *saṃsāra*, a fault of *saṃsāra*. Therefore, I forgive you.” Then the lay devotee said, “Venerable Sir, if you forgive me, please accept alms at this house as before.” Then the monk replied, “No, lay devotee. I understand the disadvantage (*ādīnava*) of this—this happened because of entering inside houses, of going under the roof of a house. This kind of thing. Therefore, as long as there is strength in my legs, I will walk for alms (*piṇḍapāta*).” Saying this, he undertook a *dhutaṅga* (ascetic practice) at that very moment, reciting a certain verse related to that *dhutaṅga* practice:</w:t>
+        <w:t>*“Paccati munino bhattaṃ - thokaṃ thokaṃ kule kule*</w:t>
       </w:r>
     </w:p>
     <w:p>
@@ -201,7 +201,7 @@
           <w:i w:val="0"/>
           <w:sz w:val="24"/>
         </w:rPr>
-        <w:t>*“Pavattati munino bhattaṃ,*</w:t>
+        <w:t>*Piṇḍikāya carissāmi, atthi jaṅghabalaṃ mama”*</w:t>
       </w:r>
     </w:p>
     <w:p>
@@ -212,7 +212,7 @@
           <w:i w:val="0"/>
           <w:sz w:val="24"/>
         </w:rPr>
-        <w:t>*thoka-thokaṃ kule kule,*</w:t>
+        <w:t>“For the silent sage, food is cooked little by little, household by household. I shall wander for alms, for there is still strength in my legs.”</w:t>
       </w:r>
     </w:p>
     <w:p>
@@ -223,7 +223,7 @@
           <w:i w:val="0"/>
           <w:sz w:val="24"/>
         </w:rPr>
-        <w:t>*piṇḍikāya carissāmi,*</w:t>
+        <w:t>Despite his resolve, the Thera did not live long; due to the physical trauma he suffered, he soon attained pariNibbāna (final Nibbāna). Later on, both the jeweler and his wife also passed away. After their deaths, the bhikkhus questioned the Buddha about where the individuals involved in this event had been reborn. It was on that occasion that the Buddha uttered the verse we have chosen as our theme. It is mentioned that the crane—perhaps due to its familiarity with the household—was reborn in the womb of the jeweler’s wife. The jeweler's wife, when she passed away, was reborn in a heavenly realm. The jeweler himself was born in hell because he had inflicted fatal torture upon an Arahant. The Thera attained pariNibbāna. The verse revealing this state of affairs is the one we placed as our theme:</w:t>
       </w:r>
     </w:p>
     <w:p>
@@ -234,7 +234,7 @@
           <w:i w:val="0"/>
           <w:sz w:val="24"/>
         </w:rPr>
-        <w:t>*atthi jaṅghābalaṃ mama.”*</w:t>
+        <w:t>*“Gabbhameke uppajjanti - nirayaṃ pāpakammino*</w:t>
       </w:r>
     </w:p>
     <w:p>
@@ -245,7 +245,7 @@
           <w:i w:val="0"/>
           <w:sz w:val="24"/>
         </w:rPr>
-        <w:t>“For the silent sage who goes on alms-round, rice is cooked little by little in various houses. As long as I still have strength in my legs, I will walk for alms.” He expressed it in this manner. Even though he said so, not long after, the venerable monk attained final passing away / extinguishment (Nibbāna*) due to the injuries he had sustained. Furthermore, it is said that after some time, the jeweler and his wife also passed away. After they had died in this manner, the *bhikkhus* asked the Buddha where the people involved in this incident were reborn. It was on that occasion that the Buddha uttered the verse we have chosen as our theme. Here it is said that the crane—perhaps because it was associated with the household—was reborn in the womb of the jeweler's wife. Then, when they had all died, the question arose; after her death, the jeweler's wife was reborn in a heavenly world. The jeweler was reborn in hell (*niraya*), because he had inflicted fatal torture upon an Arahant, leading to the venerable monk's final passing away. The verse revealing this very fact is what we have placed as our theme:</w:t>
+        <w:t>*Saggaṃ sugatino yanti - parinibbanti anāsavā”*</w:t>
       </w:r>
     </w:p>
     <w:p>
@@ -256,7 +256,7 @@
           <w:i w:val="0"/>
           <w:sz w:val="24"/>
         </w:rPr>
-        <w:t>*“Gabbhameke uppajjanti, nirayaṃ pāpakammino,*</w:t>
+        <w:t>“Some are born in a womb; evil-doers arise in hell; those of good destiny go to heaven; the taintless are completely extinguished.”</w:t>
       </w:r>
     </w:p>
     <w:p>
@@ -267,7 +267,7 @@
           <w:i w:val="0"/>
           <w:sz w:val="24"/>
         </w:rPr>
-        <w:t>*Saggaṃ sugatino yanti, parinibbanti anāsavā.”*</w:t>
+        <w:t>This is the essence of what is stated in the verse. This is the narrative. What this verse illustrates, in truth, is how different individuals are reborn in accordance with their kamma. Now, as is our custom, let us extract the guidance, the Dhamma lessons, and the doctrinal principles that we can bring to light from this story and verse.</w:t>
       </w:r>
     </w:p>
     <w:p>
@@ -278,7 +278,7 @@
           <w:i w:val="0"/>
           <w:sz w:val="24"/>
         </w:rPr>
-        <w:t>“Some are born in a mother's womb; evil-doers are born in hell (*niraya*); those of good conduct, who tread the good path, go to heaven, born in the celestial world; the *anāsavā*—the taints-free ones, the Arahants who are freed from taints—attain final passing away.” This is all that is expressed in this verse. So this is the story. What this verse actually demonstrates is how various individuals obtain birth (*jāti*) according to their respective kamma. Now, as we usually do, let us try to extract the advice, Dhamma-teachings, and Dhamma principles that can be drawn from this story and this verse.</w:t>
+        <w:t>This story is indeed a deeply moving, remorseful one. From one perspective, it is the story of a jeweler who failed to recognize a true gem. From another perspective, it is the story of an Arahant who, for twelve years, visited the same household only to receive the fruition of a grave past kamma. This narrative concerns a monk who was highly intimate with the jeweler's household (the word *kulūpaga* is used here, referring to “Tissa, the family-associate of the jeweler”). He was such an intimate monk. Yet, due to a suspicion that arose in a brief moment, the jeweler subjected him to such severe torture that it led to the Arahant's death. We can reflect on something from this. At the time the Thera arrived, the jeweler was cutting meat. We can understand from this that transitioning from one blood-spilling activity to another is quite easy. He was driven to inflict such cruel torture because it did not seem to be a grave matter to him; the gem was far more important. He did not comprehend the gravity of saṃsāra. For twelve years, he failed to recognize the highly virtuous monk—the Arahant. The gem sent by the king was of far greater consequence to him. This is one aspect we can contemplate.</w:t>
       </w:r>
     </w:p>
     <w:p>
@@ -289,7 +289,7 @@
           <w:i w:val="0"/>
           <w:sz w:val="24"/>
         </w:rPr>
-        <w:t>This story is indeed a very moving one, a story that evokes a sense of spiritual urgency (*saṃvega*). On one hand, it is a story about a jeweler who did not recognize the true gem. On the other hand, it is a story about an Arahant who, for twelve years, went to the very same house to undergo the kamma-result of a grave kamma he had committed in the past. Thus, this story is about a monk who had become intimately associated (the word *kulūpaga* is used here, meaning “intimately associated with a family”) with the jeweler's household, coming there for twelve years. Such was his close association. Yet, because of a suspicion that arose in a single moment, the jeweler acted in such a way as to subject the Arahant to severe torture and bring about his death. From this too, we can reflect on something. When this venerable monk arrived, the jeweler was slicing meat. Based on this, we can understand how extremely easy it is to transition from one blood-dripping task to another blood-dripping task. The jeweler's inclination to inflict such severe torture did not appear to him as something very grave. The gem was far greater to him. He did not understand the value of the *Saṅgha*. He failed to recognize the highly virtuous venerable monk, the Arahant, who had been visiting him for twelve years. The gem sent by the King was far more important to him. So, we can reflect on one aspect of it from that.</w:t>
+        <w:t>Furthermore, we can understand that there was a grave kamma waiting to bear fruit for this Thera. When we examine it, we see a dramatic series of events. Often, when one has to experience the fruition of kamma—even nowadays—we see a series of events aligning in a peculiar manner. Here, when the Thera arrived that day, the jeweler was cutting meat. Then arrived the king’s message regarding the gem. Then the crane was also right there. All these factors fell into place, and in the end, the Arahant suffered a fatal injury—or rather, was forced to attain pariNibbāna—due to his own past kamma. It was precisely because he understood this that, when the jeweler begged for forgiveness, the Thera, while forgiving him in a most virtuous manner, said, “This is neither your fault nor mine. It is a saṃsāric flaw.” To call it a saṃsāric flaw means that one must inevitably experience the results of the kamma one has committed; one must exhaust the fruits of kamma. This is the lesson we must draw from this. At the same time, the vast reservoir of this Thera’s noble virtues becomes clear. His only weakness, as mentioned, was his being a family-associate (*kulūpaga*). While intimacy with families is regarded as a good thing in the lay world, for the Sangha, such intimacy is considered a defect. It is for this reason that the Thera, realizing his error—the danger (*ādīnava*) of being a family-associate—resolved to go strictly on almsround, from house to house.</w:t>
       </w:r>
     </w:p>
     <w:p>
@@ -300,7 +300,7 @@
           <w:i w:val="0"/>
           <w:sz w:val="24"/>
         </w:rPr>
-        <w:t>Next, at the same time, we understand that there was a certain grave kamma destined to ripen for this venerable monk. When we look at it, there is a series of dramatic events here. Often, when the results of kamma have to be experienced, even in modern times we see how a multitude of events align in a strange manner. Now, here, when the venerable monk arrived on that day, the jeweler was slicing meat. Then came this message from the King, the story of the gem. Then the pet crane was also there. All of of these came together, and in the end, the Arahant suffered that fatal injury—or rather, had to attain final passing away—due to his own kamma. It was for this very reason, understanding this, that when the jeweler begged for forgiveness, the Arahant, while forgiving him in an extremely virtuous manner, said, “This is neither your fault, nor is it my fault; it is the fault of *saṃsāra* (*saṃsāra-dosa*).” The “fault of *saṃsāra*” means that one must experience the results of the kamma one has committed. Kamma-results must be paid off. That is the lesson we must draw from this. Along with that, the vast store of virtues of this venerable monk also becomes clear to us. What existed as a minor defect was, as mentioned before, being intimately associated (*kulūpaga*). The meaning within the term “close association” (*kulūpaga*)—now, in the lay world, close association is considered a good term. But for the *Saṅgha*, close association is a fault. Therefore, it was indeed because of this that the venerable monk, realizing his error and understanding the disadvantage (*ādīnava*) of close association, resolved to go for alms, to go from house to house for alms.</w:t>
+        <w:t>In any case, the Thera's great mass of noble virtues is clearly evident. Even when subjected to such fatal pain, he did not testify against the crane. This was not out of fear of anyone, but because his precept would be compromised. He would not give testimony that would knowingly cause the death of a living being. Sacrificing his own life, out of compassion for that animal at that moment, he withheld the truth. Therein lies a precious virtue. Likewise, he harbored no aversion (*dosa*) toward the jeweler who tortured him. Such a valuable store of virtues is illuminated by the life of this monk. Furthermore, if we reflect deeply, what we see through this is kamma and its fruition. This is precisely what the verse declares: “Some are born in a womb; others in hell.” Here, hell became the jeweler's destination. On the other hand, we see the difference between the couple: the wife, possessing deep faith, did not condone what her husband was doing. Out of her devotion to the Thera, she did not approve of his actions. It is said that due to her store of virtue and her acts of service, she was reborn in a heavenly world. As for the Arahant, we all know that his passing was pariNibbāna. Thereafter, there is no more birth (*jāti*). Thus, through this story, we see the relationship between kamma and its fruit—or rather, between kamma and rebirth.</w:t>
       </w:r>
     </w:p>
     <w:p>
@@ -311,7 +311,7 @@
           <w:i w:val="0"/>
           <w:sz w:val="24"/>
         </w:rPr>
-        <w:t>In any case, we can see the noble qualities of this venerable monk. Even though he was in such fatal pain, he did not give evidence against the pet crane. Not out of fear of anyone, but because it would violate his precept. Knowing that it would result in the decay and death (*jarāmaraṇa*) of a living being, he did not offer evidence in that way. At the risk of his own life, out of compassion for that animal, he remained silent about the truth. There is a precious virtue there. Similarly, he did not harbor any ill-will (*dosa* / anger) toward the jeweler who tortured him. Such a valuable treasure of virtues is made clear through the life of that monk. Next, if we examine this even more mindfully, what we see through this is kamma and its result (*vipāka*). This is also what is expressed in the verse. Some are born in a mother's womb. Some, in that manner, in hell (*niraya*). Now, here, hell became the destiny of the jeweler. We can also see the difference between the two; of the two, because the wife had deep faith (*saddhā*), she did not condone his actions. Due to her faith in the venerable monk, she did not approve of what her husband was going to do. It is said that because of that abundance of virtue and the service she had rendered, she obtained birth (*jāti*) in a heavenly world. Next, as for the Arahant, we all know that whatever happens, his final passing away is what takes place. After that, there is no birth (*jāti*). But through this story, we can see the relationship between kamma and its result, or rather, between kamma and becoming (*bhava*) or rebirth.</w:t>
+        <w:t>This law of kamma—this natural order (*niyāma*) of action—is an incredibly powerful law of nature in this world, which not even Buddhas or Arahants can bypass. Therefore, a saṃsāric being must accept this reality and strive to live accordingly. Even during the time of the Buddha, there were various teachers who did not believe in kamma or the fruition of kamma. Even today, there may be those who hold similar views. Therefore, especially in these times, this is a point we must repeatedly remind people of in Dhamma sermons. There are various views in the world that discount this world and the next. However, according to the Buddha's Dhamma—if we reflect upon our actions—depending on the good or bad nature of the kamma we perform, we will attain a future becoming (*bhava*) and birth (*jāti*). The happiness or suffering we experience in that birth is determined solely by the wholesome or unwholesome nature of that kamma.</w:t>
       </w:r>
     </w:p>
     <w:p>
@@ -322,7 +322,7 @@
           <w:i w:val="0"/>
           <w:sz w:val="24"/>
         </w:rPr>
-        <w:t>This law of kamma is an astonishingly powerful cosmic order (*niyāma*), so powerful that not even Buddhas and Arahants can bypass it. It is a natural law operating in this world. Therefore, one must actually accept this *saṃsāric* truth and strive to live accordingly. During the time of the Buddha, there were various teachers who did not believe in kamma, who did not believe in the results of kamma. Even in modern times, there might be people with such opinions and views. Therefore, especially in these times, this is a matter we must repeatedly remind ourselves of during these Dhamma sermons. There are various ideologies in the world that do not care about this world or the next. But if we reflect according to the Dhamma of the Buddha, depending on our conduct, according to the good or bad nature of the kamma we perform, we will obtain another becoming (*bhava*) or birth (*jāti*). Whether we experience pleasure or suffering (*dukkha*) in that rebirth is decided by the wholesome (*kusala*) or unwholesome (*akusala*) nature of that kamma.</w:t>
+        <w:t>Therefore, we must reflect on this matter, and also consider under what circumstances the mind is inclined to perform an evil kamma. As we all know, there are three trainings in this Sasana: virtue (*sīla*), concentration (*samādhi*), and wisdom (*paññā*). Let us contemplate what their ultimate purpose is. Whenever we have to perform an action, a kamma, that very present moment is of paramount importance. Because, as we said at the very beginning, we carry certain saṃsāric habits. By performing the same kamma repeatedly, there are times when an evil-doer is compelled to yield to it and perform kamma in the same way. However, these can be overcome by being mindful of the present moment. In short, the Buddha said, “Bhikkhus, intention (*cetanā*) is what I call kamma.” Why? Because it is in that brief moment of intention that we can do something about the operation of kamma. That moment of intention is extremely important. What was done in the past is done; its fruit will come. Even when that fruit comes, if at the moment it arrives, our stance, our determination, is inclined toward a good direction, then we can act with clear understanding and escape. We can act with responsibility. We can act in a way that directs our saṃsāric journey in a wholesome direction. Now, faced with the very same event, the jeweler acted in one way. The jeweler’s wife acted in another way. The venerable monk, the Arahant, acted in yet another way—in a most noble, supreme manner. It was a difficult situation. But one can triumph over such situations only if one is established in a certain stance, only if one has cultivated a certain attitude beforehand. It is for this purpose, pious devotees, that there is such a thing as virtue (*sīla*).</w:t>
       </w:r>
     </w:p>
     <w:p>
@@ -333,7 +333,7 @@
           <w:i w:val="0"/>
           <w:sz w:val="24"/>
         </w:rPr>
-        <w:t>Thus, we must also contemplate this matter: in what way is the mind tempted to perform an evil action when we act? Now, we all know that there are three trainings (*sikkhā*) in this Dispensation: Virtue (*sīla*), Concentration (*samādhi*), and Wisdom (*paññā*). Let us reflect on what the ultimate purpose of these is. Now, when an action has to be performed at any given moment, that very present moment is of utmost importance because, as we said at the very beginning, we carry certain habits from our *saṃsāric* past. Due to repeatedly performing the same kamma, there are times when a person who has done evil deeds is compelled to submit and act in the very same way again. These can be subdued only by being mindful of the present moment. To put it briefly, the reason why the Buddha declared, *“Cetanāhaṃ bhikkhave kammaṃ vadāmi”* (“Intention, O monks, is what I call kamma”), is because it is in that brief moment of intention (*cetanā*) that we can do something about the activity of this kamma. This is an extremely important thing—this present moment. What was done in the past is done. Its result (*vipāka*) will come. Even when that result arrives, if at the moment of its arrival our stance, our determination, is inclined toward a good direction, then at that moment we can act with clarity and understanding. We can act with responsibility. We can act in a way that directs our *saṃsāric* journey toward a good path. Now, seeing the very same event, the jeweler acted in one way. His wife acted in another way. The monk, the Arahant, acted in yet another way—in an extremely noble and sublime manner. It was a difficult situation. But such things can be triumphed over only if one is established in a firm stance. Only if one has cultivated a certain attitude beforehand. Meritorious friends, it is precisely for this purpose that there is such a thing called Virtue (*sīla*).</w:t>
+        <w:t>Nowadays, some people claim that virtue (*sīla*) and meditation (*bhāvanā*) are unnecessary. When we reflect deeply, what is actually taking place here? In our day-to-day lives, various situations arise—sometimes situations that come to us in accordance with our kamma. At such times, we can make the right decision only if we have a firm determination, a wholesome stance like a commitment to virtue. A scattered mind easily drifts into the kamma of others. We must keep this in mind. A person with a scattered mind, who has no firm stance or wholesome attitude, easily gets dragged into the kamma of others and descends to hell and other lower realms. Why? Because this society, this world, is a place that operates according to the forces of kamma that each individual has brought along. When we look at it, this is, in one sense, like a puppet show. To a Buddha, to an Arahant, to those with direct knowledges (*abhiññā*), this appears just like a puppet show. Various things occur in accordance with past kamma and its results. But in the face of all this, if we control that brief moment called intention—the moment of intention—then we have won. Virtue is what helps us in this. Now, on this occasion, you all undertook a set of training precepts. What is accomplished by that? You have given a command to your mind, to your wisdom, to your intellect. You have made a determination: “I will protect this precept—this practice.” Then, keeping that principle in mind, you can act with a firm principle. You have heard of “abstinence upon the arrival of the occasion” (*sampatta-virati*) as one of the benefits of virtue. When the opportunity to commit a wrong arises, the strength of your commitment to virtue gives you the power to refrain from it, thinking: “I have undertaken such a precept; to act in this way is not proper.” Thus, on one hand, virtue helps us in such situations, preventing us from getting entangled in the kamma of others, and protecting us by placing our noble practice first. At an even higher level, it assists in concentration (*samādhi*). Concentration means the calming of the mind. Calming the mind means attaining a state of composure. It removes the scattered nature of the mind, known as the hindrances (*nīvaraṇa*), and makes it one-pointed. It is easy for a one-pointed mind to make a decision—a wholesome decision can be made. Furthermore, someone who has reached a state of equanimity (*upekkhā*) in concentration can, at an even higher level, respond to the problems that arise in their life in a way that is in accordance with the Dhamma.</w:t>
       </w:r>
     </w:p>
     <w:p>
@@ -344,7 +344,7 @@
           <w:i w:val="0"/>
           <w:sz w:val="24"/>
         </w:rPr>
-        <w:t>Now, some people say that this virtue, meditation, and other such practices are unnecessary. When we examine this deeply, what is actually taking place here? In our day-to-day lives, when various situations arise, we can make the right decision at that moment only if we possess a good stance, such as a strong determination or a resolution of virtue (*sīla*). A scattered mind is easily dragged into the kamma of others. That is something we must keep in mind. A person with a scattered mind, who has no stance and no wholesome attitude, is easily dragged into the kamma of others and goes to places like hell (*niraya*). Why? Because this society, this world, is a place where each individual operates according to the momentum of the kamma they have brought with them. When you look at it, this is exactly like a puppet show. To a Buddha, to an Arahant, to those who have attained higher psychic knowledges (*abhiññā*), this appears just like a puppet show. Various things happen in accordance with past kamma, according to those results. But in the face of those, if we control that brief moment of intention (*cetanā*), that present moment, then we have won. What helps us in this is Virtue (*sīla*). Even on this occasion, these meritorious devotees undertook a set of precepts (*sikkhāpada*). What is achieved by that? A certain command was given to the mind, to wisdom (*paññā*), to intellect. A determination was made: “I will protect this precept.” With that, one can act with a principle, keeping that principle in mind. These meritorious devotees may have heard of *sampatta-virati* (abstinence when opportunity arises) as one of the benefits of virtue (*sīla*). When the moment to commit a wrong deed arrives, one receives the strength to abstain from it through the determination of virtue (*sīla*). “I have undertaken such a precept, haven't I? If I am to protect it, acting in this way is not right.” Thus, on one hand, virtue (*sīla*) helps us in such situations, preventing us from getting entangled in the kamma of others, and protecting us by prioritizing our noble practice. Even more, it assists at a higher level in what is called Concentration (*samādhi*). Concentration means the stilling of the mind. Making the mind concentrated means obtaining a certain tranquility. It means removing the scattered nature of the mind, which is called the hindrances (*nīvaraṇa-dhamma*). It is easy for a one-pointed mind to make a decision. It can make a wholesome decision. Likewise, for one who has reached a state like equanimity (*upekkhā*) in concentration, they can respond to the questions that arise in a way that fits their lifestyle even more highly, in accordance with the Dhamma.</w:t>
+        <w:t>Next, the level higher than that is wisdom (*paññā*). Virtue, concentration, wisdom. Wisdom—this is what is demonstrated and polished in the life of that Arahant. That insight wisdom (*vipassanā-paññā*)—or rather, the wisdom obtained through the path-knowledges (*magga-ñāṇa*)—gives a special power to protect oneself when these situations of kamma occur. There is an extremely high level of equanimity (*upekkhā*) there. Relying on the equanimity present in the fruition-mind (*phala-citta*) of the Arahants, they are able to triumph over such situations. This, then, is virtue, concentration, and wisdom. It is worth reminding those who present such false views that these are practically helpful in our day-to-day lives.</w:t>
       </w:r>
     </w:p>
     <w:p>
@@ -355,7 +355,7 @@
           <w:i w:val="0"/>
           <w:sz w:val="24"/>
         </w:rPr>
-        <w:t>Next, the level higher than that is Wisdom (*paññā*). Virtue, Concentration, Wisdom. It is this Wisdom (*paññā*) that is demonstrated and polished in the life of that Arahant Thero. Through that insight wisdom (*vipassanā-paññā*), or rather, the wisdom obtained through Path-knowledge (*magga-ñāṇa*), one receives a special strength to protect oneself when these situations of kamma occur. The highest state is found there. Guided by the equanimity (*upekkhā*) that exists in the minds of the Arahants, they are able to triumph over such situations. So that is what Virtue, Concentration, and Wisdom are. It is worth reminding those who present such false views (*micchā-diṭṭhi*) that these are practically helpful to us in our daily lives.</w:t>
+        <w:t>Now, to make this even more understandable in terms of practical daily life, let us say you bought a new car—a vehicle. Somehow or other, you managed to learn how to drive it, at least to some extent. Even though you learned, if you take it out onto the road and drive without considering other drivers, without considering the traffic laws, where will you end up? Even if your life is spared, you might end up in court and have to pay compensation for damaging other vehicles. You will have to face a host of such troubles. Therefore, you must observe the rules of the road. Next, you must drive this vehicle not with a scattered mind, but with good mindfulness and awareness, driving this vehicle with a kind of “concentration” (*samādhi*). Furthermore, in emergencies, such as when others are about to crash into your vehicle, you must develop a wisdom (*paññā*), an intellect, that can think quickly and act in an instant. Thus, even for an activity like driving a vehicle in daily life, a certain level of virtue, concentration, and wisdom is required. Do not misunderstand this. I am not over-simplifying this deep Dhamma. I mentioned this merely as a simple illustration. It is by being established in a certain virtue (*sīla*) in daily life that we step onto the road. One must know one's own side of the road. It is just like what was said about the bad destiny and the good destiny. If you drive your vehicle on the wrong side, that is the end of it. You will plunge down a precipice and ultimately be destroyed. Likewise, you might crash into other vehicles and cause various conflicts. Such is the situation in this world.</w:t>
       </w:r>
     </w:p>
     <w:p>
@@ -366,7 +366,7 @@
           <w:i w:val="0"/>
           <w:sz w:val="24"/>
         </w:rPr>
-        <w:t>Now, to explain this so that we can understand it even more practically in our daily lives: let us assume that you, meritorious devotees, bought a new car—a vehicle. Somehow or other, you also learned to drive it to some extent. Even if you have practiced, if you take it out onto the road and drive while ignoring the vehicles driven by others and ignoring the rules of the road, where will you end up? Even if you barely escape with your life, you might have to go to court and pay compensation for damaging other people's vehicles. You will have to face a multitude of such troubles. Therefore, you must keep the rules of the road. Next, you must drive this vehicle not while drunk, but with good mindfulness and clear comprehension, with very clear thinking. You must also drive this vehicle with a certain concentration (*samādhi*). Furthermore, in sudden emergencies, such as when others are about to crash into your vehicle, you must also have developed the wisdom (*paññā*), the intelligence, to think quickly and act in an instant. Thus, even for something like driving a vehicle in daily life, a certain level of Virtue, Concentration, and Wisdom is required. Do not misunderstand this. I am not over-simplifying this profound Dhamma; I mentioned this merely as an ordinary illustration. In daily life, it is by being established in a certain virtue that one goes onto the road. One must know the side of the road that belongs to oneself. It is just like what was said about the bad destination (*duggati*) and the good destination (*sugati*). If you steer your vehicle into the wrong lane, that is the end of it right there. It will plunge down a precipice and ultimately be destroyed. Likewise, you might crash into other vehicles and get into various conflicts. Such is the nature of a single second in this world.</w:t>
+        <w:t>This is a society complicated by the diverse forces of kamma that each individual brings along. It is not the society we see on the surface. Each person behaves in ways we do not expect at any given moment. It is like the puppet show we mentioned. Now, that jeweler, who had attended to the Thera for twelve long years as though he were his own parent, because of a grave kamma he performed in a brief moment, ultimately bound himself to a heinous kamma with immediate retribution (*ānantarika-pāpa-kamma*) that blocked all his merits, and went straight to hell. From this, we can reflect that no matter how good we may be, how wholesome we are, if we do not possess these qualities of virtue, concentration, and wisdom within us, we—just like the jeweler—will have to reap terrible fruits from an unwholesome deed committed in one brief moment. That is the essence of the Dhamma taught by the Buddha. Virtue, concentration, and wisdom represent: first, the initial steps of disciplining body and speech; next, the calming of the mind; and finally, wisdom is the correct understanding of the world and life—correctly comprehending the three characteristics of the impermanent (*anicca*), suffering (*dukkha*), and not-self (*anattā*). By doing so, we appease all these forces of kamma at various levels, and ultimately, through the wheel of Dhamma, we break the wheel of kamma, conquer the wheel of kamma, and bring this saṃsāric journey to an end. This is what is called becoming an Arahant through wisdom—when viewed from the perspective of the paths and fruits.</w:t>
       </w:r>
     </w:p>
     <w:p>
@@ -377,7 +377,7 @@
           <w:i w:val="0"/>
           <w:sz w:val="24"/>
         </w:rPr>
-        <w:t>What we have here is a society complicated by the kamma-momentums brought by each individual. It is not the society that appears on the surface. At any given moment, each individual behaves in ways we do not expect. It is like the puppet show mentioned earlier. Now, that jeweler who, for twelve long years, had placed himself in the position of a parent and attended to that monk, went to hell because of a grave kamma committed in a brief moment, which bound him to a deadly kamma (*ānantarika-kamma*) that blocked all his wholesome merits. We can realize that no matter how good or decent we may be, if we do not possess these virtues like Virtue, Concentration, and Wisdom within us, we will have to reap terrible consequences from an unwholesome act (*akusala*) committed in a single brief moment, just like what happened to the jeweler. This is the very essence of the Dhamma taught by the Buddha. Virtue, Concentration, and Wisdom mean: the initial step of taming body and speech, stilling the mind, and then, Wisdom means the correct understanding of the world and life—by properly comprehending the Three Characteristics of Impermanent (*Anicca*), suffering (*dukkha*), and Not-self  (*Anattā*), one appeases all these kamma-momentums at various levels, and finally, through the wheel of Dhamma, breaks the wheel of kamma, triumphs over the wheel of kamma, and brings this *saṃsāric* journey to an end; this is what is called attaining Arahantship, when viewed from the perspective of wisdom and the Paths and Fruits (*magga-phala*).</w:t>
+        <w:t>Now, if we reflect further on this, the Buddha himself has presented a certain analysis of kamma. Since it is relevant to this story, let us present it on this occasion. The Buddha presented various analyses of kamma on different occasions. In one place, he states, “Bhikkhus, there are four types of kamma.” Let us explain this in clear terms so it is easily understood:</w:t>
       </w:r>
     </w:p>
     <w:p>
@@ -388,7 +388,7 @@
           <w:i w:val="0"/>
           <w:sz w:val="24"/>
         </w:rPr>
-        <w:t>Now, if we think further about this, the Buddha himself has declared a certain analysis concerning kamma. Since it is also relevant to this story, let us present it on this occasion. The Buddha presented various analyses of kamma on different occasions. In one place, he shows, “Monks, there are four kinds of kamma.” If we express them in simple terms, they are easy to understand:</w:t>
+        <w:t>There is dark kamma with dark results.</w:t>
       </w:r>
     </w:p>
     <w:p>
@@ -399,7 +399,7 @@
           <w:i w:val="0"/>
           <w:sz w:val="24"/>
         </w:rPr>
-        <w:t>1. There is dark kamma with dark results.</w:t>
+        <w:t>There is bright kamma with bright results.</w:t>
       </w:r>
     </w:p>
     <w:p>
@@ -410,7 +410,7 @@
           <w:i w:val="0"/>
           <w:sz w:val="24"/>
         </w:rPr>
-        <w:t>2. There is bright kamma with bright results.</w:t>
+        <w:t>There is dark-and-bright kamma with dark-and-bright results.</w:t>
       </w:r>
     </w:p>
     <w:p>
@@ -421,7 +421,7 @@
           <w:i w:val="0"/>
           <w:sz w:val="24"/>
         </w:rPr>
-        <w:t>3. There is dark-and-bright kamma with dark-and-bright results.</w:t>
+        <w:t>There is neither-dark-nor-bright kamma with neither-dark-nor-bright results.</w:t>
       </w:r>
     </w:p>
     <w:p>
@@ -432,7 +432,7 @@
           <w:i w:val="0"/>
           <w:sz w:val="24"/>
         </w:rPr>
-        <w:t>4. There is neither-dark-nor-bright kamma with neither-dark-nor-bright results.</w:t>
+        <w:t>In this way, he outlines four types of kamma. The Buddha explains each of these in the following manner. “Dark kamma with dark results” refers especially to the five immediately effective heinous kammas. You have heard of these—killing one’s mother, killing one’s father, killing an Arahant, with a hateful mind shedding the blood of a Tathāgata, and causing a schism in the Sangha. If one commits any of these five heinous kammas, one is definitely born in hell. Here, it is explained in this way: dark kamma means that a person, having performed bodily, verbal, and mental actions that are of an afflictive nature, takes birth in an afflictive place. Here, it specifically refers to hell. That is entirely painful. That is why it is dark. The kamma is dark; the fruition of kamma is dark. When born in such a place—as mentioned here—afflictive contacts touch that person. When we look at this, a wonderfully profound phrasing is used. All of this is executed by the mechanism of kamma. Furthermore, because of those afflictive contacts, that person becomes subject to a multitude of definitely painful feelings (*vedanā*). In this way, too, the Buddha demonstrates the statement “beings are heirs to their kamma” (*kammadāyādā sattā*). It shows that for every person, for every being, kamma is their inheritance. This means that if someone performs a dark kamma that brings dark results, they will take birth in places like hell that correspond to it. When they take birth, they will, in one way or another, have to experience contacts (*phassa*) that match it—afflictive contacts that bring painful feelings (*vedanā*). This is dark kamma.</w:t>
       </w:r>
     </w:p>
     <w:p>
@@ -443,7 +443,7 @@
           <w:i w:val="0"/>
           <w:sz w:val="24"/>
         </w:rPr>
-        <w:t>In this way, four kinds of kamma are shown. The Buddha explains each one of them in the following manner.</w:t>
+        <w:t>Next, bright kamma that brings bright results. What is that? It is explained as the ten wholesome courses of action. It means abstaining from the ten unwholesome actions: killing, stealing, and sexual misconduct; and also those verbal actions related to the precepts undertaken on this occasion—false speech, slandering, harsh speech, and idle chatter. Next, separating oneself from the unwholesome states of covetousness (*abhijjhā*), ill-will (*vyāpāda*), and wrong view (*micchā diṭṭhi*)—meaning extreme greed, anger, and wrong view—and generating wholesome states of mind; this is what is called bright kamma here. A person who has performed such bright kamma is born in the Subhakiṇha Brahma world, which is of an exclusively pleasant nature. This is stated at the highest level. Thus, by performing bright kamma, one takes birth in a place that brings bright results.</w:t>
       </w:r>
     </w:p>
     <w:p>
@@ -454,7 +454,7 @@
           <w:i w:val="0"/>
           <w:sz w:val="24"/>
         </w:rPr>
-        <w:t>“Dark kamma with dark results” refers especially to the five heinous deeds (*ānantarika-kamma*). These meritorious devotees may have heard of them: killing one's mother, killing one's father, killing an Arahant, drawing the blood of a Tathāgata with a malicious mind, and causing a schism in the *Saṅgha*. If one commits these five heinous deeds, one is definitely reborn in hell (*niraya*). Therefore, what is meant here by “dark kamma” is that if someone performs bodily, verbal, or mental actions of an oppressive nature, they obtain birth (*jāti*) in an oppressive place. Here, hell (*niraya*) is specifically referred to. It is purely full of suffering (*dukkha*). That is why it is dark. The kamma is dark, and the kamma-result is also dark. When one is born in such a place, it is said that oppressive contacts (*phassa*) contact that person. When we look at this, a wonderful phrasing is used. All of of this is done by the machinery of kamma. And due to those oppressive contacts (*phassa*), that person is caught in a multitude of absolute painful feelings (*vedanā*). It is in this way that the Blessed One demonstrates the meaning of the phrase, *“Kammadāyādā sattā”* (“Beings are heirs to their kamma”). By that statement, it is shown that to everyone, to every being, kamma is their inheritance. That is to say, if someone commits a dark kamma that brings dark results, they obtain birth (*jāti*) in places like hell (*niraya*). Once reborn, they must, in whatever way, experience contacts (*phassa*) that correspond to it—oppressive contacts that bring painful feelings (*vedanā*). That is dark kamma.</w:t>
+        <w:t>Next, what is declared as “dark-and-bright kamma” is a mixture of these—meaning performing those bad kammas, and at the same time, occasionally performing wholesome kammas. The places of rebirth for those who perform kamma in this mixed way are mentioned as the human world, certain heavenly worlds, and also certain lower realms. It is not entirely painful; there is also occasional pleasure. There are pleasant feelings (*vedanā*) that can be called happiness. In this way, the Buddha explains the third category. That is mixed: dark-and-bright kamma that gives dark-and-bright results.</w:t>
       </w:r>
     </w:p>
     <w:p>
@@ -465,7 +465,7 @@
           <w:i w:val="0"/>
           <w:sz w:val="24"/>
         </w:rPr>
-        <w:t>Next, “bright kamma that brings bright results.” What are those? They are explained—and demonstrated there—as the ten wholesome courses of action (*dasa-kusala-kamma*). Abstaining from the ten unwholesome actions: killing living beings, stealing, sexual misconduct; and regarding speech, which is relevant to the virtue (*sīla*) undertaken on this occasion: lying, slandering, harsh speech, and frivolous talk; next, abandoning the unwholesome states of covetousness, ill-will, and wrong view (*micchā-diṭṭhi*), and cultivating wholesome minds—this is what is called bright kamma. In that very same way, one who has performed bright kamma goes and obtains birth (*jāti*) in a place of absolute happiness, such as the Subhakiṇha Brahma world—speaking of the highest level there. Thus, by performing bright kamma, one is reborn in a place that brings bright results.</w:t>
+        <w:t>Fourthly, he shows—and this is the deepest one—neither-dark-nor-bright kamma that brings neither-dark-nor-bright results. This is unique. These are described as those that assist in the destruction of all kamma. This kamma—neither-dark-nor-bright kamma—helps to conquer all kamma. This is explained as follows: if a person, in accordance with the Dhamma, generates an intention (*cetanā*) to destroy the dark kamma that brings dark results, and to destroy the bright kamma that brings bright results, and to destroy the dark-and-bright kamma that brings dark-and-bright results—in short, the intention generated to destroy all kamma is what is identified here as neither-dark-nor-bright kamma. In short, it is identified as the Noble Eightfold Path—the Middle Way. It is the middle path that leads to Nibbāna that the Buddha shows here. In another place, this is explained as the very same idea of the Noble Eightfold Path, as the seven factors of enlightenment (*satta bojjhaṅga*). Whether one develops these factors of enlightenment, or develops the Noble Eightfold Path at the supramundane level, what ultimately happens? One is able to escape from this entire wheel of kamma, consisting of merit and demerit, wholesome and unwholesome, at four stages: Stream-entry (*Sotāpanna*), Once-returning (*Sakadāgāmi*), Non-returning (*Anāgāmi*), and Arahantship—as you all have heard. To break the power of the wheel of kamma, in short, is to destroy the cause of kamma. Formations (*saṅkhāra*), as stated in the teaching of Dependent Arising, “with ignorance as condition, formations arise” (*avijjāpaccayā saṅkhārā*)—it is because of ignorance that these formations arise. The very word “kamma” is expressed here in a subtle way as “formations” (*saṅkhāra*). Ignorance also means that based on the notion of “I” and “mine”, all wholesome or unwholesome, merit or demerit, occurs. Therefore, if one wants to destroy them, one must destroy ignorance. What assists in this is the Middle Way—the Noble Eightfold Path. From another perspective, it is the development of the seven factors of enlightenment: mindfulness (*sati*), investigation of states (*dhamma-vicaya*), energy (*viriya*), joy (*pīti*), tranquility (*passaddhi*), concentration (*samādhi*), and equanimity (*upekkhā*). This is the unique message a Buddha gives to the world. Whether a Buddha arises or not, various views regarding kamma exist among different teachers in the world. Only a Buddha declares the path that can break this law of kamma. That is why this fourth category mentioned here is extremely important: neither-dark-nor-bright kamma with neither-dark-nor-bright results, which conquers both the wholesome and the unwholesome.</w:t>
       </w:r>
     </w:p>
     <w:p>
@@ -476,7 +476,7 @@
           <w:i w:val="0"/>
           <w:sz w:val="24"/>
         </w:rPr>
-        <w:t>Next, “dark-and-bright kamma” refers to a mixture of those; that is, performing bad kamma of that kind, and at the same time, performing wholesome deeds (*kusala*) occasionally. The places where those who have acted in this mixed manner are reborn are mentioned as the human world, certain heavenly worlds, and also certain lower realms where there is not pure suffering (*dukkha*), but occasionally some happiness as well—pleasant feelings (*vedanā*) that can be called happy. In that way, the Buddha shows the third category there. It is mixed: dark-and-bright kamma with dark-and-bright results.</w:t>
+        <w:t>Now, when this is said, some people might misunderstand it. They might think, “If so, merit and good deeds are not needed. We do not need to think about the wholesome and the unwholesome.” But one cannot escape in that way. This is a very subtle point. Many people get confused here. This is what the Buddha reminds us of when explaining the Dhamma, that some people grasp these wrong views like catching a snake by its tail. What is present here is a middle path. There is a place in a certain sutta discourse where the Buddha presents this middle path most beautifully. On one occasion, a certain deity came and asked the Buddha, “Noble Sir, how did you cross over the flood?” The “flood” referred to by the deity—you all might have heard of this, it is mentioned in Dhamma analyses as “ogha”. There are four floods that sweep away saṃsāric beings: the flood of sensuality (*kāma-ogha*), the flood of becoming (*bhava-ogha*), the flood of views (*diṭṭhi-ogha*), and the flood of ignorance (*avijjā-ogha*). Sensual thoughts—these flow like a great torrent, and beings are swept away by them. Next, the desire for the continuation of existence, craving (*taṇhā*) for becoming (*bhava*). Next, various views—getting caught in views and being swept away. Finally, ignorance—not knowing. All of these are shown as floods: the four floods that sweep away saṃsāric beings.</w:t>
       </w:r>
     </w:p>
     <w:p>
@@ -487,7 +487,7 @@
           <w:i w:val="0"/>
           <w:sz w:val="24"/>
         </w:rPr>
-        <w:t>Fourthly, he shows—and this is the deepest one—neither-dark-nor-bright kamma with neither-dark-nor-bright results. This is special. These are identified as those which help to destroy all kamma. That kamma—neither-dark-nor-bright kamma—helps to conquer all kamma. This is explained as follows: if someone, in accordance with the Dhamma, arouses an intention (*cetanā*) to abandon the dark kamma with dark results, to abandon the bright kamma with bright results, and to abandon the dark-and-bright kamma with dark-and-bright results—briefly, the intention aroused to destroy all kamma—that is what is known there as neither-dark-nor-bright kamma. That is to say, to identify it briefly, it is the Noble Eightfold Path, the Middle Way. It is the Middle Path (*majjhimā paṭipadā*) that leads to Nibbāna which the Buddha shows there.</w:t>
+        <w:t>While being swept away by these four torrents, the deity asks the Buddha how he crossed over them. The Buddha gives a very brief answer: “Friend, I crossed over the flood without halting and without straining.” “Without halting and without straining, I crossed over the flood,” he answers. When asked to explain further, he says, “Friend, when I halted, I sank; when I strained, I was swept away. Therefore, without halting and without straining, I crossed over the flood.” That represents, pious devotees, the Middle Way—the middle path. Now consider a situation where one is about to be swept into a sluice gate, or caught in a whirlpool. If you just remain passive and do nothing, you will sink. Next, if you struggle violently without trying to escape in a proper manner, you will still be swept away. You will either go under or be swept away. Such is the situation regarding this kamma. That means, in the face of these questions regarding kamma, one must look at it in this way: those unwholesome actions—evil kammas—bring fruition to saṃsāric beings. We cannot deny their existence. Therefore, they must be conquered through wholesome actions. This is the middle path. One must develop the wholesome in place of the unwholesome. One must do merit instead of demerit. Having done so, one must arrive at a certain firm stance. A calm mind, in short, a concentrated mind, can be obtained only if one protects those virtues such as *sīla*. What is present in virtues like *sīla* is identifying and understanding the wholesome and unwholesome, identifying merit and demerit, and walking on that wholesome path. Therefore, you cannot throw these away. If you break and destroy the raft before crossing over, you will never reach the other shore.</w:t>
       </w:r>
     </w:p>
     <w:p>
@@ -498,7 +498,7 @@
           <w:i w:val="0"/>
           <w:sz w:val="24"/>
         </w:rPr>
-        <w:t>In another place, this very same concept of the Eightfold Path is explained as the seven factors of enlightenment (*satta bojjhaṅga*). Whether one cultivates these enlightenment factors called the *satta bojjhaṅga*, or cultivates the Eightfold Path at a supramundane (*lokuttara*) level, what ultimately happens? One is able to escape from the entire wheel of kamma consisting of merit and demerit, wholesomeness and unwholesomeness, through four stages: Stream-entry (*Sotāpanna*), Once-returning (*Sakadāgāmi*), Non-returning (*Anāgāmi*), and Arahantship—which these meritorious devotees have heard of. To put it briefly, the power of the wheel of kamma is broken by destroying its cause. As for formations (*saṅkhāra*), in the Dhamma of Dependent Co-arising (*paṭicca-samuppāda*), it is said, *“avijjā-paccayā saṅkhārā”* (“with ignorance as condition, formations arise”). It is due to ignorance (*avijjā*) that these formations (*saṅkhāra*) arise. The very word ‘kamma’ is expressed here in a subtle way as these formations (*saṅkhāra*). If we consider ignorance (*avijjā*), it is based on the notion of “I” and “mine” that all wholesomeness or unwholesomeness, merit or demerit, takes place. Therefore, if we are to eliminate them, we must eliminate that ignorance (*avijjā*). What helps us in this is the Middle Path, the Noble Eightfold Path. Or, from another perspective, the cultivation of the seven factors of enlightenment (*bojjhaṅga*): mindfulness (*sati*), investigation of states (*dhamma-vicaya*), energy (*viriya*), joy (*pīti*), tranquility (*passaddhi*), concentration (*samādhi*), and equanimity (*upekkhā*). That is the special message that a Buddha gives to the world. There are various opinions among different teachers in the world regarding whether a Buddha is born or not. Only a Buddha declares the path that can break this cycle. That is why the fourth category mentioned here is of paramount importance: neither-dark-nor-bright kamma with neither-dark-nor-bright results. It conquers both wholesomeness and unwholesomeness.</w:t>
+        <w:t>Therefore, in this middle path, there is no halting, nor does it go to either extreme. If one goes to one extreme, it becomes the indulgence in sensual pleasures (*kāmasukhallikānuyoga*), thinking, “We can live as we like, we can enjoy ourselves.” On the other hand, if one goes to the opposite extreme, one begins to strain and struggle, just like the Nigaṇṭhas of old who, thinking all knots must be untied, went to the extreme of discarding even the knots of their clothing and wandering naked. These are the two extremes shown by the Buddha. Halting is the indulgence in sensual pleasures: disregarding these wholesome and unwholesome actions, virtues, and so on, and indulging in the five cords of sensual pleasure as one pleases. The other extreme is that rigid practice—as you all have heard of those in the past who, close to the Nigaṇṭha practice, lived like dogs or lived like cattle. Taking up various vows rigidly, believing that liberation is obtained through them. Those who live carrying various types of wrong views and dogmatic observances (*sīlabbata-parāmāsa*) represent that other extreme. Instead, the Buddha shows: relying on virtue (*sīla*), one develops concentration (*samādhi*). Without lingering there, relying on concentration, one then sees with wisdom those three characteristics of the impermanent (*anicca*), suffering (*dukkha*), and not-self (*anattā*), thereby bringing forth wisdom (*paññā*). Bringing forth wisdom, pious devotees, means destroying that mentioned ignorance. If it is because of ignorance that all formations (*saṅkhāra*), regarded as wholesome and unwholesome, arise in this mental continuum, then the path of calming those formations (*saṅkhāra-upasama*) is indeed the unique message that the Buddha introduced to the world. It is the path of appeasing these formations. That is what is called the supramundane path.</w:t>
       </w:r>
     </w:p>
     <w:p>
@@ -509,7 +509,7 @@
           <w:i w:val="0"/>
           <w:sz w:val="24"/>
         </w:rPr>
-        <w:t>Now, when this is said, some people might misunderstand it. They might think: “In that case, meritorious deeds are not necessary. We do not need to think about wholesomeness or unwholesomeness.” But one cannot escape like that. This is an extremely subtle point. Many people get confused here too. That is why, when declaring the Dhamma, the Buddha reminded us that some people grasp wrong views (*micchā-diṭṭhi*) as if they were grasping a snake by its tail. What we have here is a middle way. There is a certain sutta discourse where the Buddha has presented this middle way most beautifully. On one occasion, a certain deity came and asked the Buddha, “Venerable Sir, how did you cross over the flood?” By “flood,” the deity used a term that these meritorious devotees might have heard of in Dhamma analyses: the word *ogha* (flood). There are four such floods that sweep beings away in *saṃsāra*: the flood of sensuality (*kāmogha*), the flood of becoming / existence (*bhavogha*), the flood of views (*diṭṭhogha*), and the flood of ignorance (*avijjāgha*). That is to say, sensual thoughts flow like a great torrent and sweep beings away. Next, the desire for existence in becoming (*bhava*), craving for becoming (*bhava*)—craving (*taṇhā*) for becoming (*bhava*). Beings get caught in various views and are swept away. Lastly, ignorance (*avijjā*)—unknowing. All of of these are shown as floods—the four *saṃsāric* floods that sweep beings away.</w:t>
+        <w:t>Now, there are two aspects to what is called “right view” (*sammā-diṭṭhi*). Many people discuss this without a proper understanding. One aspect of this right view is the “right view of ownership of kamma” (*kammassakatā sammā-diṭṭhi*): being established in the position that kamma is one's own, and acting in a way that can face it. With a correct understanding of merit and demerit, wholesome and unwholesome, one must live with open eyes. Otherwise, one falls into those terrible bad destinies and saṃsāra is prolonged. One descends to states from which one cannot raise one's head again. That is called *kammassakatā*—the feeling that kamma is one's own. Why do we say kamma is one's own? One cannot escape by claiming “there is no self.” Why? Because it is precisely with the notion of “I” that those mentioned kammas are performed. Its fruition will definitely come. The period of fruition also arrives based on that very notion of “I”. It is like a “responsibility”—and responsibility is something one has taken upon oneself. It is by taking on the responsibility of “I” that a person engages in those evil kammas and so on. Correspondingly, the kamma flows back to that very person. That is why kamma is said to be “one's own”, “one's relative, one's kinsman”. One should not prematurely bring in not-self (*anattā*) there and misunderstand it. That is one level. In short, that is the side of origination (*samudaya*) of saṃsāric beings. Now, there are two sides: origination (*samudaya*) and cessation (*nirodha*). It is said that saṃsāric beings dwell entirely on the side of origination. “Origination” means arising. They are always trying to bring about, to acquire, to renew. The entire saṃsāric existence is an attempt to cultivate the perception of permanence (*nicca-saññā*) in the world, in place of impermanence—by forgetting impermanence. To cultivate the feeling that the world is permanent, what must be done? Forgetting that these things are decaying and passing away, one must constantly renew them, bringing forth the feeling that “all of this is eternal”. The feeling of “I myself” also runs upon that. Consequently, one has to experience the fruition of the kamma performed in accordance with that. This is inevitable.</w:t>
       </w:r>
     </w:p>
     <w:p>
@@ -520,7 +520,7 @@
           <w:i w:val="0"/>
           <w:sz w:val="24"/>
         </w:rPr>
-        <w:t>While being swept away by these four floods, the deity asked the Buddha how he crossed over them. The Buddha gave an extremely brief answer: “Friend, I crossed over the flood by not halting and by not straining.” “By not halting, and by not straining, I crossed over the flood,” he replied. When asked for further details on how that was, he said, “Friend, when I halted, I sank; when I strained, I was swept away. Therefore, it was by not halting and by not straining that I crossed over the flood.” This, meritorious friends, is that middle path. Now, think of a situation where one is being swept toward a sluice gate, or caught in a whirlpool. If you just let yourself go, one of those things will happen. If you struggle frantically without trying to escape in the proper way, you will still be swept away. You either go under, or you get carried away. Such is the situation regarding this kamma. That is to say, regarding these questions about kamma, one must look at it this way: those unwholesome evil deeds indeed yield results for the *saṃsāric* being. We cannot say they do not exist. Therefore, they must be conquered through wholesome deeds (*kusala*). This is the middle path. In place of the unwholesome (*akusala*), the wholesome (*kusala*) must be cultivated. In place of demerit, merit must be made. By doing so, one must arrive at a certain firm stance. A certain concentration (*samādhi*)—briefly, a concentrated mind—can be obtained only if one protects those virtues like Virtue (*sīla*). What is found in virtues like Virtue (*sīla*) is precisely this: distinguishing and understanding wholesome and unwholesome, understanding merit and demerit, and treading that path of wholesomeness. Therefore, these cannot be cast aside. If one breaks, shatters, and destroys the raft before crossing over, there is no crossing over for that person.</w:t>
+        <w:t>So, the other side is the supramundane side. What lies on the supramundane side? On the supramundane side, one is facing cessation (*nirodha*). The noble disciple (*ariya-sāvaka*) stands facing the side of cessation. The ordinary worldling (*puthujjana*) stands facing the side of origination (*samudaya*). To put it another way, everyone lives as if thinking, “No matter how much suffering we experience today, tomorrow morning will be good.” Even when this life is spent, they long for another life: “I could not fulfill my hopes in this life, but in the next life, I will.” This journey driven by ignorance and craving (*taṇhā*) is what is called saṃsāra. That is living on the side of origination. The law of kamma applies to such a person. Therefore, one must accept it and try to live according to it. Otherwise, one will have to experience fruition in a far more terrible state than one's current state. Next, what is needed to escape from this, what helps us to escape, is not an extreme effort like that of the Nigaṇṭhas, inflicting various pains upon the body, thinking “I am exhausting past kamma through this pain, and I will not perform any more kamma,” binding their mouths, or discarding their clothes.</w:t>
       </w:r>
     </w:p>
     <w:p>
@@ -531,7 +531,7 @@
           <w:i w:val="0"/>
           <w:sz w:val="24"/>
         </w:rPr>
-        <w:t>Therefore, what is called the middle path here involves neither halting nor going to one extreme. If one does that, one might go to that extreme called *kāmasukhallikānuyoga* (indulgence in sensual pleasures), thinking, “We can live however we want and enjoy ourselves.” Otherwise, if one goes to the opposite side, one begins to strain frantically, like *attakilamathānuyoga* (self-mortification). There are people who go to such an extreme that, like the Nigaṇṭhas (Jains) who believed all knots must be untied, they even untie the knots of their clothes and go naked. Those are the two extremes that the Buddha has pointed out. Halting is *kāmasukhallikānuyoga*—indulging in the five cords of sensual pleasure as one pleases, without any regard for wholesomeness, unwholesomeness, or virtues. The other extreme is... these meritorious devotees may have heard of those who lived in the past, close to the practice of the Nigaṇṭhas, living like dogs (canine vow) or living like cattle (bovine vow). Undertaking various vows, they believed they would find liberation through them. Those who live by adopting various such false views and vows of virtue (*sīlabbata*) are at that other extreme. Instead of those, what the Buddha points out is that, with the help of Virtue (*sīla*), one cultivates Concentration (*samādhi*). Without halting there either, with the help of Concentration, one next mindfully sees the Three Characteristics of Impermanent (*Anicca*), suffering (*dukkha*), and Not-self  (*Anattā*), thereby raising Wisdom (*paññā*). Meritorious friends, to raise Wisdom simply means the destruction of that ignorance (*avijjā*). If indeed it is because of ignorance (*avijjā*) that all these formations (*saṅkhāra*), regarded as wholesome and unwholesome, arise in this mind-stream, then the path to the stilling of those formations (*saṅkhāra*) is actually the special message that the Buddha introduced to the world. That is why this path is called the path of stilling these formations (*saṅkhāra*).</w:t>
+        <w:t>The forces of kamma can be appeased—as shown by the Buddha—only through wisdom (*paññā*). Only by destroying ignorance. It cannot be done by other methods. One cannot exhaust and finish all kamma either. This destruction of kamma—as mentioned in the fourth category, neither-dark-nor-bright kamma—is said to destroy kamma. To destroy kamma—you all have heard that a Stream-entrant (*Sotāpanna*) is born seven times at most. How does that happen? Based on the power obtained through the path-knowledge (*magga-ñāṇa*) of Stream-entry, due to the cutting off of the defilements, the noble disciple who has become a Stream-entrant is incapable of performing kamma that can lead to the lower realms. One can perform kamma that leads to the lower realms only with a strong view of existing group (*sakkāya-diṭṭhi*). The view of existing group (*sakkāya-diṭṭhi*) is the most gross, coarse aspect of “I” and “mine”. That layer of ignorance is shattered by path-knowledge; that is why that person cannot go to the lower realms. He is freed from the lower realms, in short. Next, as a direct result of the reduction of the sense of self, birth (*jāti*) is limited to at most seven more. This is how the Buddha solves this problem. This is the Middle Way. “Without halting and without straining” is why he said so. This problem is solved through wisdom (*paññā*), not by other artificial methods. Because the wheel of kamma in saṃsāra is so terrible. Even to Arahants, and to Buddhas, these kammas bring fruition. But that body they brought along—even those noble ones we call an Arahant or a Buddha appeared in this world through some force of kamma, and they have to experience those fruits correspondingly. But it ends there. After that, they do not take birth again. To solve that problem, the Buddha has shown these paths and fruits. At the state of Stream-entry, seven times; next, if Once-returning (*Sakadāgāmi*), coming to this world only once more; next, if Non-returning (*Anāgāmi*), being born in the Brahma world and after some time attaining Arahantship and pariNibbāna. Those Arahants, Buddhas, and Paccekabuddhas who attained final Nibbāna (*pariNibbāna) in this very world do not take birth again. To say they do not take birth again means that they have exhausted that accumulated mass of kamma.</w:t>
       </w:r>
     </w:p>
     <w:p>
@@ -542,7 +542,7 @@
           <w:i w:val="0"/>
           <w:sz w:val="24"/>
         </w:rPr>
-        <w:t>Now, there are two aspects to what is called Right View (*sammā-diṭṭhi*). Many people speak about it without proper understanding. One aspect of this Right View is *kammasassakatā sammā-diṭṭhi* (Right View of the ownership of kamma). Standing on that firm ground that “kamma is one's own,” one acts in a way that allows them to face it. Therefore, one must live with a correct understanding of merit and demerit, wholesomeness and unwholesomeness, living with eyes wide open. Why? Because otherwise, one will fall into those terrible bad destinations (*duggati*) and *saṃsāra* will be prolonged, and one will become unable to raise one's head again. That is why it is called *kammasassakatā*—the feeling that “it is mine.” Why is it said that “kamma is one's own”? One cannot escape by simply saying “there is no self/person.” Because it is with the feeling of “I” that those actions are committed. Its result (*vipāka*) will definitely come. And the turn of its result also comes based on that very “I”. It is like a kind of “responsibility.” Responsibility is something one has taken upon oneself. It is by taking responsibility as “I” that a person engages in those evil deeds. Correspondingly, that kamma flows back to that person. That is why kamma is said to be “one's own,” “one's kinsman, one's refuge.” One must not misunderstand by bringing Not-self  (*Anattā*) close to this level. That is one level. To put it briefly, that is the side of arising (*samudaya-pakkha*) of the *saṃsāric* being. Now, there are two things: arising and ceasing. Out of these, the *saṃsāric* being is always on the side of arising (*samudaya*). Arising means coming into being. They are always trying to produce, to acquire, to renew. The entire *saṃsāric* existence, instead of acknowledging impermanence—forgetting impermanence—is an effort to create the notion that the world is permanent. The perception of permanence (*nicca-saññā*). What must be done to generate the feeling that the world is permanent? One must forget that these things are decaying and passing away, and instead, by renewing them, bring up the notion that “each of these is eternal.” The sense of “I-ness” also runs on that. Consequently, one is bound to experience the results of the kamma performed accordingly. That is inevitable.</w:t>
+        <w:t>That, then, is the solution presented by the Buddha. We must reflect on these matters with wisdom and understand them. Otherwise, we might fall into those mentioned wrong views: “Since both merit and demerit expand saṃsāra—through both merit and demerit, or rather, through both wholesome and unwholesome, saṃsāra is prolonged—therefore, we do not need to concern ourselves with merit.” As for demerit, that is out of the question; it happens easily anyway. But the difficult thing is performing merit—performing the wholesome. To say, “There is no need to exert ourselves for them; if we do, saṃsāra is prolonged,” is to grasp the Dhamma wrongly. That is like grabbing a snake by its tail. The correct way to practice has been shown by the Buddha. As mentioned before, through virtue (*sīla*), at a practical level, one disciplines body and speech. What is the result obtained from that? It is blameless happiness (*anavajja-sukha*), the absence of remorse. Relying on that, one next develops concentration (*samādhi*). One does not linger in that concentration either, for that too is something that prolongs becoming (*bhava*). The Buddha does not hold onto that either. Instead, relying on concentration, with that calmed and unified mind, one penetrates and sees the three characteristics. The unique vision that a Buddha presents to the world is insight (*vipassanā*)—the three characteristics of the impermanent (*anicca*), suffering (*dukkha*), and not-self (*anattā*). This, too, can be understood insightfully only if there is good concentration. It is at that level of insight, after insight has been sufficiently developed, that through the realization of the paths and fruits—through that penetration—one understands that in these five aggregates, there is no “I”. There is nothing here to be taken as a self. Once that understanding arises, or rather, once the law of Dependent Arising is correctly understood, that person no longer performs the kind of unwholesome or wholesome actions that occur through the view of existing group (*sakkāya-diṭṭhi*). This is the solution shown by the Buddha.</w:t>
       </w:r>
     </w:p>
     <w:p>
@@ -553,7 +553,7 @@
           <w:i w:val="0"/>
           <w:sz w:val="24"/>
         </w:rPr>
-        <w:t>Thus, the other side is the supramundane (*lokuttara*) side. What is that side? That side looks toward cessation (*nirodha*). The noble disciple (*ariya-sāvaka*) faces the side of cessation (*nirodha*). The ordinary worldling (*puthujjana*), on the other hand, faces the side of arising (*samudaya*). To put it another way, no matter how much suffering (*dukkha*) they experience today, everyone is living as if they think: “Tomorrow morning will be better.” Even if this life is spent, they wish for another life: “I could not fulfill my hopes in this life, but in the next life I will be able to.” *Saṃsāra* is precisely this kind of journey driven by ignorance (*avijjā*) and craving (*taṇhā*). That is living on the side of arising (*samudaya*). The law of kamma affects such a person. Therefore, one must accept it and try to live according to it. Otherwise, one will have to experience results in a much more dangerous state. Next, escaping from this—the way to escape is not by committing extreme attempts like those Nigaṇṭhas, who subjected their bodies to various tortures, thinking, “I will wear out past kamma by this suffering, and I will perform no more kamma,” wearing muzzles, or even discarding their clothes and acting in that manner.</w:t>
+        <w:t>We chose a verse that speaks briefly about this becoming (*bhava*) as our theme. But we must realize that saṃsāric beings obtain various states based on the distinction between the wholesome and the unwholesome, between merit and demerit. That is an eternal law. Moreover, one is easily inclined toward evil kammas. Because one is easily inclined, we must establish a certain stance; we must make a firm determination. Otherwise, one naturally drifts into them. One drifts into the kamma of others. Having drifted, one will have to suffer in terrible places like the lower realms. Therefore, a certain level of virtue (*sīla*) is necessary. Furthermore, virtue that has been practiced for a long time is stronger; virtue practiced for a brief period has less strength. That is why you all undertake precepts, or rather, protect the five precepts that are your own. Having undertaken them, you make a determination. Having made a determination, you reflect upon them. Reflecting thus, when the opportunity arises to take a wrong path, you bring forward the mental factor of abstinence (*virati-cetasika*) to abstain from the situation that has presented itself, practicing abstinence upon the arrival of the occasion (*sampatta-virati*). That mind of abstinence is extremely helpful in escaping from such dangerous situations. Next, it is through the strength developed through virtue in this way that concentration (*samādhi*) can be established.</w:t>
       </w:r>
     </w:p>
     <w:p>
@@ -564,7 +564,7 @@
           <w:i w:val="0"/>
           <w:sz w:val="24"/>
         </w:rPr>
-        <w:t>The Buddha has shown that these momentums of kamma can be appeased only through Wisdom (*paññā*), only by destroying ignorance (*avijjā*). It cannot be done by other methods. Nor can all this kamma be completely worn out by experiencing it. This destruction of kamma is said to be accomplished by that fourth, neither-dark-nor-bright kamma mentioned here. The “destruction of kamma” is like... now, these meritorious devotees have heard that a person [a Stream-enterer] is reborn at most seven times. How does that happen? Based on the power obtained through that Path-knowledge of Stream-entry (*Sotāpatti-magga-ñāṇa*), due to the force of the defilements (*kilesa*) cut off by it, and by that power, the person who has become a Stream-enterer becomes incapable of performing kamma that could lead to the lower realms (*apāya*). Rebirth in the lower realms is caused by kamma performed with view of existing group/body (*Sakkāya-diṭṭhi*). Now, view of existing group/body (*Sakkāya-diṭṭhi*) is the most gross, coarse aspect of the notions of “I” and “mine.” That layer of ignorance (*avijjā*) is shattered by Path-knowledge (*magga-ñāṇa*). That is why that person cannot go to the lower realms. To put it briefly, they are freed from the lower realms. Next, as a direct result of the reduction of that sense of “I-ness,” their rebirths are limited to at most seven times. In that way, the Buddha solves this problem. This is the middle path. That is why it was said, “by not halting and by not straining.” These questions are solved through Wisdom (*paññā*), not through other artificial methods. For, the wheel of kamma in this *saṃsāra* is that dangerous. Even to Arahants and Buddhas, this kamma yields results. But that is only regarding the body they have brought with them; even those noble ones whom we call Arahants and Buddhas arose in this world due to a certain force of kamma. Correspondingly, they have to experience those results. But it ends right there. After that, they do not obtain birth (*jāti*) again. It is to solve that problem that the Buddha has pointed out the Paths and Fruits (*magga-phala*). That is: Stream-entry with at most seven rebirths; next, Once-returning, coming back to this world only once; then, Non-returning, being born in the Brahma world, staying there for a certain period, and attaining Arahantship and final passing away. Those Arahants, Buddhas, and Paccekabuddhas who attained it in this very world do not obtain birth (*jāti*) again. Saying “they do not obtain rebirth again” means that they have destroyed that accumulated mass of kamma.</w:t>
+        <w:t>Reflecting in this manner, you will be able to understand the true meaning of the Middle Way shown by the Buddha. Next, through all of this, we must reflect on the nature of formations (*saṅkhāra*). This existence created by the mind itself through these formations—the worlds exist in corresponding alignment. The Buddha has shown that in accordance with various kammas, sometimes separate worlds manifest. It is said that at the end of an eon (*kalpa*), separate Brahma mansions arise for certain individuals. From this, we can see how powerful the mind is—this accumulation of kamma performed by our mind. Underneath all this lies that mentioned ignorance. Like a deep darkness, because of the darkness of ignorance, cultivating the delusion of “I” and “mine”, the beings of the world are driven to this kind of activity. To escape from this, we must gradually utilize these—without throwing away and without grasping onto virtue, concentration, and wisdom—using them from a middle stance. In some instances, this is compared to traveling by seven chariots. In those days, unlike today, if there was an urgent journey, several horse chariots were stationed at different points. One would travel in one chariot and mount the next when the horses became tired, and from that, mount another. In this way, changing between seven horse chariots, King Pasenadi Kosala went from Sāvatthi to Sāketa in an emergency; this simile has been shown. In that very way, the Buddha has shown each purification here. Relying on the purification of virtue (*sīla-visuddhi*), one develops the purification of mind (*citta-visuddhi*). Relying on the purification of mind, one develops the purification of view (*diṭṭhi-visuddhi*). In this way, passing through the sequence of seven purifications, ultimately one is able to attain the paths and fruits.</w:t>
       </w:r>
     </w:p>
     <w:p>
@@ -575,7 +575,7 @@
           <w:i w:val="0"/>
           <w:sz w:val="24"/>
         </w:rPr>
-        <w:t>So that is the solution presented by the Buddha. We must contemplate these matters with wisdom and understand them. Otherwise, those wrong views (*micchā-diṭṭhi*) mentioned will arise—that is, “*saṃsāra* grows through both merit and demerit; through both merit and demerit, or rather, through every wholesome and unwholesome deed, *saṃsāra* is prolonged.” “Therefore, we do not need to be keen on merit. As for demerit—there is no question about it anyway. It happens naturally. But the difficult thing is making merit and doing wholesome deeds; we do not need to trouble ourselves about them. If we do, *saṃsāra* will be prolonged.” Look, that is a wrong grasp. It is like grasping the snake by its tail. The Buddha has shown the way it should be done. As mentioned earlier, through Virtue (*sīla*), one tames body and speech at a practical level. What is the result obtained from that? It is the blameless happiness (*anavajja-sukha*), the absence of remorse. With the help of that, one next cultivates Concentration (*samādhi*). One does not linger in that Concentration either. That, too, is something that prolongs becoming (*bhava*). The Buddha does not grasp onto that either. Instead, with the help of Concentration, using that stilled, one-pointed mind, one sees through the Three Characteristics. The special vision that a Buddha presents to the world is Insight (*vipassanā*): the Three Characteristics of Impermanent (*Anicca*), suffering (*dukkha*), and Not-self  (*Anattā*). That too can be understood through insight if there is a good concentration. It is through that level of insight, after insight has been significantly developed, and through the penetration of the Paths and Fruits (*magga-phala*), through that seeing through, that one understands: “There is no entity called ‘I’. There is nothing here to grasp as ‘I-ness’.” Once that understanding is attained, or rather, once the Dhamma of Dependent Co-arising (*paṭicca-samuppāda*) is fully understood, then from that person, no unwholesome or wholesome deeds driven by that view of existing group/body (*Sakkāya-diṭṭhi*) are performed. That is the solution the Buddha points out.</w:t>
+        <w:t>From this, we can contemplate how wondrous the Middle Way shown by the Buddha truly is. The ordinary worldling cannot find a way to escape from this saṃsāra. For they either sink by remaining static, or they struggle and are swept away by this flood. Through every kamma we perform, there is a portion that sinks into the mental continuum. This portion that sinks into the mental continuum is identified in this Dhamma as the “underlying tendency” (*anusaya*). Like a heavy object sinking to the bottom, during our long journey in saṃsāra, there is a portion that comes to be deposited as an underlying tendency (*anusaya*) in our mental continuum. Likewise, there is that which is called “taints” (*āsava*). *Āsava* implies a flowing—there is the sense of an influx or taints. Then, there is another portion that sweeps one away, and that is what is called a “flood” (*ogha*), which we have referred to as torrents. What does that mean? It means saṃsāric habits. Through every kamma we perform, a habit is forged. That is why we previously referred to it as a wheel—the wheel of kamma. Indeed, the Dhamma sometimes outlines: the round of defilements (*kilesa-vaṭṭa*), the round of kamma (*kamma-vaṭṭa*), and the round of fruition (*vipāka-vaṭṭa*). This word *vaṭṭa* is often employed. *Vaṭṭa* means going in a circle, or a wheel. How does each of these turn into a wheel? They turn into habits. It is not easy to break those saṃsāric habits. They can be broken only through wisdom (*paññā*). Those habits accumulate. When one kamma is performed—as we said, because the jeweler was cutting meat, it was very easy for him to transition to another blood-spilling kamma—in that very way, any kamma we perform assists another as a habit, by way of repetition (*āsevana*), whether good or bad. Thus progressing, the portion that sinks into the mental continuum is called the underlying tendency (*anusaya*). These cannot be easily removed. Likewise, the taints (*āsava*) represent the portion that flows in. Arahants, pious devotees, remove those underlying tendencies (*anusaya*), taints (*āsava*), and floods (*ogha*)—that portion which sinks. They also exhaust those influxes of sensuality, becoming (*bhava*), and views (*diṭṭhi*) that flow in. A mind that has acquired the strength to be freed from those torrents called floods is what is called an Arahant’s mind, a Buddha's mind. It is for this state that a Buddhist practices all steps of the path. It is not for some minor goal as ordinary people think—not merely to protect some social ethics, nor just with the objective of maintaining society well. There is a far deeper purpose than that. One's saṃsāric liberation belongs to oneself. For one's inheritance of kamma—as expressed in “heirs to their kamma” (*kammadāyādā*)—one must be responsible for the mass of kamma one has brought along. One must also be responsible in this saṃsāra for the mass of kamma one performs. The way to escape from it was ultimately shown by the Buddha as that mentioned neither-dark-nor-bright kamma. That means developing the Noble Eightfold Path at the supramundane level.</w:t>
       </w:r>
     </w:p>
     <w:p>
@@ -586,7 +586,7 @@
           <w:i w:val="0"/>
           <w:sz w:val="24"/>
         </w:rPr>
-        <w:t>Here we have placed as our theme a verse that speaks briefly about becoming (*bhava*). But we must realize that this *saṃsāric* being obtains various rebirths based on that distinction between wholesomeness and unwholesomeness, based on merit and demerit. It is an eternal natural law (*dhamma-tā*). Furthermore, one is easily tempted precisely toward those evil deeds. Because one is easily tempted, we must establish a certain stance, we must make a firm determination. Otherwise, one will automatically be dragged into them. One will be dragged into the kamma of others. By being dragged in that way, one will have to suffer in terrible realms like the lower worlds (*apāya*). Therefore, a certain level of Virtue (*sīla*) is necessary. Even in Virtue, a virtue cultivated over a long period is much stronger. A virtue practiced for a short time has less strength. That is why you, meritorious devotees, say you “undertake precepts” (*sīla*), or rather, say you “protect the Five Precepts (*pañcasīla*)” that belong to you. Undertaking them, you make a determination. Having determined, you reflect upon them. Having reflected, when the time comes to face situations that challenge them, you bring forward the mental factor of abstinence (*virati-cetasika*) as *sampatta-virati* (abstinence when opportunity arises) to avoid the situation. The mind of detachment. That mind of detachment is extremely helpful to escape from such dangerous situations. Next, it is through the strength built by that Virtue (*sīla*) that one is able to develop Concentration (*samādhi*).</w:t>
+        <w:t>Looking towards the side of origination (*samudaya*), performing actions based on a general understanding of good and bad is described as “accompanied by taints, siding with merit, ripening in acquisitions” (*sāsavā puññabhāgiyā upadhivepakkā*). It is accompanied by taints (*sāsava*); that is acknowledged. Accompanied by taints, siding with merit, it accumulates acquisitions (*upadhi*) in saṃsāra—acquisitions meaning those things that yield various existences or worldly resources in saṃsāra. There is such a form of right view. On the other hand, what is the deep right view? It is the right view concerning the Four Noble Truths: that this entire existence is suffering (*dukkha*); its cause is craving (*taṇhā*); the calming of this craving is Nibbāna; and the path to it is the Noble Eightfold Path. The realization of these Four Noble Truths is what is called supramundane right view (*lokuttara-sammā-diṭṭhi*). Thus, in a mundane or saṃsāric sense, understanding the good and bad actions of beings is the lower level of right view. That is what is called the “right view of ownership of kamma” (*kammassakatā sammā-diṭṭhi*)—the understanding of merit and demerit, or good and bad. Not everything is accomplished by that alone. Standing upon that foundation, and having fulfilled those necessary requirements, ultimately—the final goal must be—to understand these Four Noble Truths deeply. To say that this entire existence is suffering (*dukkha*) means that there is no “soul” or “I” here. The path leading to that realization is what the Buddha has shown in the profound aspect of the Noble Eightfold Path. All eight factors arise simultaneously in a supramundane mind. Ordinary people, when developing the Noble Eightfold Path, take each factor individually and develop them “retail”. But it is in a supramundane mind that the Noble Eightfold Path arises in a unified meditative state. It is said that all eight factors arise simultaneously in a single moment of mind. That means all eight factors have become aligned. If we imagine those eight factors were crooked—crooked in various ways—it is precisely when all eight factors, from right view to right concentration, become aligned at the same instant that the realization of the paths and fruits occurs, when viewed in a deep sense. Therefore, there is a far greater depth in the supramundane state than the right view and right intention developed by ordinary people.</w:t>
       </w:r>
     </w:p>
     <w:p>
@@ -597,7 +597,7 @@
           <w:i w:val="0"/>
           <w:sz w:val="24"/>
         </w:rPr>
-        <w:t>When you contemplate in this manner, these meritorious devotees will be able to understand the true meaning of the middle path pointed out by the Buddha. Next, through all of this, we must contemplate the nature of these formations (*saṅkhāra*). This existence created by the very mind called formations (*saṅkhāra*)—correspondingly, those worlds exist. The Buddha has shown that sometimes separate worlds arise accordingly. It is said that at the end of an aeon (*kappa*), separate Brahma mansions arise for certain individuals. From this, we can see how powerful this mind is—this accumulation of kamma performed by our mind. And underlying this is that very ignorance (*avijjā*) mentioned earlier. Like a darkness, that ignorance (*avijjā*), by creating the delusion of “I” and “mine” due to its dark nature, tempts the world into this kind of activity. If one is to escape from it, one must gradually, in the manner mentioned, utilize these—Virtue, Concentration, and Wisdom—neither casting them aside nor clinging to them, but with a balanced attitude. In certain places, this is compared to a journey by seven chariots. In those days, unlike today, if there was an urgent journey, several horse chariots were stationed at various points. One travels in one chariot and gets into the next when the horses of the first get tired. From that, one gets into another. Changing through seven horse chariots in this manner, the simile is given of King Pasenadi of Kosala traveling in an emergency from Sāvatthī to Sāketa. In that very same way, the Buddha has shown each stage of purification (*visuddhi*) here. With the help of Virtue (*sīla*), one develops purification of mind (*citta-visuddhi*). With the help of purification of mind, one develops purification of view (*diṭṭhi-visuddhi*). Passing through a sequence of seven stages of purification in this manner, one is finally able to attain the states of the Paths and Fruits (*magga-phala*).</w:t>
+        <w:t>Therefore, through this, you all should reflect upon and bring to light a host of deeper matters regarding kamma and rebirth, drawing from this story and verse. On this valuable day, bringing the Dhamma knowledge you have gathered close to your lives, and without neglecting these virtues, may you establish concentration (*samādhi*) through the restraint you have developed, and through that concentration, obtain that insight wisdom (*vipassanā-paññā*) to resolve to escape from this extremely dangerous saṃsāra. May the store of merit we have gathered today through this Dhamma sermon and Dhamma listening, and also all the mental strengths of faith (*saddhā*), energy (*viriya*), mindfulness (*sati*), concentration (*samādhi*), and wisdom (*paññā*) that you have developed through listening to the Dhamma, be a decisive support (*upanissaya*) for crossing over this saṃsāra—for crossing over this flood without halting and without straining.</w:t>
       </w:r>
     </w:p>
     <w:p>
@@ -608,40 +608,7 @@
           <w:i w:val="0"/>
           <w:sz w:val="24"/>
         </w:rPr>
-        <w:t>From this, we can reflect on how wonderful the middle path shown by the Buddha is. The ordinary world cannot find a way to escape from this *saṃsāra*. Why? Because they either sink by halting, or they are swept away by straining in this torrent. Now, through every kamma we perform, there is a portion that sinks down into the mind-stream (*citta-santāna*). In this Dhamma, the portion that sinks into the mind-stream is called underlying tendency (*Anusaya*). Just as a heavy object sinks to the bottom, during our long journey in *saṃsāra*, there is a portion that comes and deposits itself in our mind-stream as underlying tendency (*Anusaya*). Similarly, there is something called *āsava* (cankers / taints / influxes). *Āsava* means that which flows, carrying the idea of an influx. Next, there is another portion that sweeps beings away, which is called *ogha* (flood)—what we have been referring to as the torrents. What are these? They are *saṃsāric* habits. Through every kamma we perform, a habit is formed. That is why we referred to it earlier as a wheel—the wheel of kamma. To put it briefly, in the Dhamma, this is sometimes shown as the round of kamma (*kamma-vaṭṭa*), the round of result (*vipāka-vaṭṭa*), and the round of defilements (*kilesa-vaṭṭa*). This word *vaṭṭa* (round) is frequently used. *Vaṭṭa* means going in a circle, or rather, a wheel. How does each of these turn into a wheel? They become habits. Breaking those *saṃsāric* habits is not easy. It can be broken only through Wisdom (*paññā*). Those habits accumulate. When one performs a single kamma—just as we said about the jeweler who was slicing meat, it became extremely easy for him to transition to another blood-stained kamma. In that manner, each kamma we perform assists another as a habit, whether it is good or bad. Thus proceeding, the portion that simultaneously sinks into the mind-stream is what is called the underlying tendency (*Anusaya*). Those cannot be easily removed. Similarly, the taints (*āsava*) are the portion that flows in. Therefore, meritorious friends, a mind that removes those sinking portions called underlying tendency (*Anusaya*), taints (*āsava*), and floods (*ogha*); that destroys those flowing taint-forces called sensuality, becoming (*bhava*), views, and so on; and next, that possesses the strength to escape from those torrents called floods (*ogha*)—such a mind is called the mind of an Arahant, the mind of a Buddha. It is for this purpose that a Buddhist fulfills all the practices. It is not for some minor thing as the ordinary world thinks. It is not merely to protect some social ethics. It is not just for the small purpose of maintaining society well. There is a much deeper meaning. One's *saṃsāric* liberation belongs to oneself. When it is said, *“kammadāyāda”* (heir to kamma), one must take responsibility for the store of kamma one has brought along. One must take responsibility for the store of kamma one performs in this *saṃsāra*. The path to escape from it was ultimately declared by the Buddha as that neither-dark-nor-bright kamma. That is, the cultivation of the Noble Eightfold Path.</w:t>
-      </w:r>
-    </w:p>
-    <w:p>
-      <w:r>
-        <w:rPr>
-          <w:rFonts w:ascii="Georgia" w:hAnsi="Georgia"/>
-          <w:b w:val="0"/>
-          <w:i w:val="0"/>
-          <w:sz w:val="24"/>
-        </w:rPr>
-        <w:t>The actions performed with a general understanding of good and bad while looking toward the side of arising (*samudaya*) are called *“sāsavā puññabhāgiyā upadhivepakkā”* (accompanied by taints, siding with merit, ripening in assets). They are accompanied by taints (*āsava*). That is accepted. Accompanied by taints, accumulating assets (*upadhi*) on the side of merit—assets meaning those which provide various *saṃsāric* becoming (*bhava*), enjoyments, and wealth. There is that kind of Right View. Similarly, what is the deep Right View (*sammā-diṭṭhi*)? It is the Right View regarding the Four Noble Truths: “This entire existence is suffering (*dukkha*). craving (*taṇhā*) is its cause. The calming of this craving (*taṇhā*) is Nibbāna. The path to it is the Noble Eightfold Path.” It is this understanding of the Four Noble Truths that is called Supramundane Right View (*lokuttara sammā-diṭṭhi*). Thus, the understanding of good and bad of beings at a mundane or *saṃsāric* level is that lower-level view. That is what is called *kammasassakatā sammā-diṭṭhi*—the understanding of merit and demerit, good and bad. Everything is not accomplished by that alone. Standing on that, having fulfilled those requirements, ultimately the final goal must be the deep realization of the Four Noble Truths. Saying “the entire existence is suffering (*dukkha*)” means that there is no “self” (*attā*) or “I” here. The method of treading toward that realization is what the Buddha has pointed out in the deep aspect of the Noble Eightfold Path. In a supramundane mind, all these eight factors arise together. Ordinary people, when cultivating the Noble Eightfold Path, take each factor separately and develop them in a piecemeal manner. But it is in the meditative mind that the Noble Eightfold Path arises supramundanely. It is said that all eight factors arise simultaneously in a single mind. That means all eight factors have become straight. Now let us imagine: those eight factors are crooked. The eight factors are crooked in various ways. At the very moment when all eight factors, from Right View (*sammā-diṭṭhi*) to Right Concentration (*sammā-samādhi*), become straight, that is when the realization of the Paths and Fruits (*magga-phala*) takes place—viewed from the deepest sense. Therefore, there is a profound depth to the supramundane compared to the way ordinary people cultivate Right View (*sammā-diṭṭhi*), Right Intention (*sammā-saṅkappa*), and so on.</w:t>
-      </w:r>
-    </w:p>
-    <w:p>
-      <w:r>
-        <w:rPr>
-          <w:rFonts w:ascii="Georgia" w:hAnsi="Georgia"/>
-          <w:b w:val="0"/>
-          <w:i w:val="0"/>
-          <w:sz w:val="24"/>
-        </w:rPr>
-        <w:t>Therefore, through this, these meritorious devotees must contemplate: we have raised many points that go deeper and deeper concerning kamma and becoming (*bhava*) or rebirth, drawing from this story and verse. On this valuable day, bringing what has been gathered close to your own lives, without neglecting these qualities like Virtue (*sīla*), through them—through the restraint thus cultivated—next developing Concentration (*samādhi*), and through that Concentration, obtaining that insight wisdom (*vipassanā-paññā*), you must resolve to escape from this dangerous *saṃsāra*. Make a wish that the store of merit we accumulated today through this Dhamma preaching and Dhamma hearing, as well as all the mental strengths of faith (*saddhā*), energy (*viriya*), mindfulness (*sati*), concentration (*samādhi*), and wisdom (*paññā*) that these meritorious devotees developed through hearing the Dhamma at this moment, may definitely become a strong support (*upanissaya*) for crossing over the *saṃsāric* flood—for crossing over this torrential flood by not halting and by not straining.</w:t>
-      </w:r>
-    </w:p>
-    <w:p>
-      <w:r>
-        <w:rPr>
-          <w:rFonts w:ascii="Georgia" w:hAnsi="Georgia"/>
-          <w:b w:val="0"/>
-          <w:i w:val="0"/>
-          <w:sz w:val="24"/>
-        </w:rPr>
-        <w:t>Also, for this meritorious gathering, today is an occasion where our small hall has become a bit larger. For this too, these faithful lay devotees must have helped and supported in various ways. Similarly, a seat has been offered as a Dhamma-seat (*dhammāsana*). Although we do not expect much, a Dhamma-seat has been offered out of respect for the Dhamma. Recalling that merit, all these meritorious devotees who have supported according to their capacity, and with the help of this store of merit accumulated especially through hearing the Dhamma, may all those states that obstruct one's journey to Nibbāna in this world be removed through the power of this merit! May supportive states be attained! With Dhamma-induced peace, having appeased those kamma-momentums, may this wholesome merit definitely become a supportive condition to finally conquer the entire wheel of kamma through the wheel of Dhamma, by the power of Dhamma! Make that aspiration. Likewise, may the Sasana-protecting deities and Brahma kings, as well as the departed relatives who have passed away in your respective names, and all beings from the Avīci hell up to the Akanitha heaven, rejoice in this merit of Dhamma preaching and Dhamma hearing! Having rejoiced, making the aspiration, “May they attain the supreme deathless Nibbāna through a preferred Bodhi as quickly as possible,” recite these verses and share the merit.</w:t>
+        <w:t>Likewise, for this pious group, today our small hall has been expanded. For this too, these devout lay disciples must have assisted and contributed to some extent. Also, a seat has been offered as a Dhamma-seat. Although we do not expect much, out of respect for the Dhamma, a Dhamma-seat has been offered. Reflecting upon that merit, and also relying on the store of merit gathered today through this special Dhamma listening, may all this power of merit remove whatever states obstruct your journey to Nibbāna in this life! May supportive states approach you! Experiencing the peace of the Dhamma, appeasing those mentioned forces of kamma, ultimately through the power of Dhamma, may this power of merit definitely be a cause and support to conquer the entire wheel of kamma through the wheel of Dhamma! Thus make your aspiration. Likewise, may the Sasana-protecting deities and Brahmas, and also the relatives who have passed away in your names, and all beings from Avīci up to Akaniṭṭha, rejoice in this merit of Dhamma sermon and Dhamma listening! Having rejoiced, may they as quickly as possible find peace in the supreme Deathless Nibbāna through their aspired Bodhi! With this aspiration, recite these verses and share the merit.</w:t>
       </w:r>
     </w:p>
     <w:p>

--- a/docx/sermon_019_ENGLISH.docx
+++ b/docx/sermon_019_ENGLISH.docx
@@ -3,22 +3,25 @@
 <w:document xmlns:wpc="http://schemas.microsoft.com/office/word/2010/wordprocessingCanvas" xmlns:mo="http://schemas.microsoft.com/office/mac/office/2008/main" xmlns:mc="http://schemas.openxmlformats.org/markup-compatibility/2006" xmlns:mv="urn:schemas-microsoft-com:mac:vml" xmlns:o="urn:schemas-microsoft-com:office:office" xmlns:r="http://schemas.openxmlformats.org/officeDocument/2006/relationships" xmlns:m="http://schemas.openxmlformats.org/officeDocument/2006/math" xmlns:v="urn:schemas-microsoft-com:vml" xmlns:wp14="http://schemas.microsoft.com/office/word/2010/wordprocessingDrawing" xmlns:wp="http://schemas.openxmlformats.org/drawingml/2006/wordprocessingDrawing" xmlns:w10="urn:schemas-microsoft-com:office:word" xmlns:w="http://schemas.openxmlformats.org/wordprocessingml/2006/main" xmlns:w14="http://schemas.microsoft.com/office/word/2010/wordml" xmlns:wpg="http://schemas.microsoft.com/office/word/2010/wordprocessingGroup" xmlns:wpi="http://schemas.microsoft.com/office/word/2010/wordprocessingInk" xmlns:wne="http://schemas.microsoft.com/office/word/2006/wordml" xmlns:wps="http://schemas.microsoft.com/office/word/2010/wordprocessingShape" mc:Ignorable="w14 wp14">
   <w:body>
     <w:p>
+      <w:pPr>
+        <w:pStyle w:val="Heading1"/>
+      </w:pPr>
+      <w:bookmarkStart w:id="21" w:name="_Toc242628802"/>
       <w:r>
         <w:rPr>
           <w:rFonts w:ascii="Georgia" w:hAnsi="Georgia"/>
           <w:b/>
-          <w:i w:val="0"/>
           <w:sz w:val="32"/>
         </w:rPr>
+        <w:lastRenderedPageBreak/>
         <w:t>Pahankanuwa Sermon #19</w:t>
       </w:r>
+      <w:bookmarkEnd w:id="21"/>
     </w:p>
     <w:p>
       <w:r>
         <w:rPr>
           <w:rFonts w:ascii="Georgia" w:hAnsi="Georgia"/>
-          <w:b w:val="0"/>
-          <w:i w:val="0"/>
           <w:sz w:val="22"/>
         </w:rPr>
         <w:t>English Translation</w:t>
@@ -28,8 +31,6 @@
       <w:r>
         <w:rPr>
           <w:rFonts w:ascii="Georgia" w:hAnsi="Georgia"/>
-          <w:b w:val="0"/>
-          <w:i w:val="0"/>
           <w:sz w:val="22"/>
         </w:rPr>
         <w:t>Translated from Sinhala</w:t>
@@ -40,9 +41,7 @@
         <w:rPr>
           <w:rFonts w:ascii="Georgia" w:hAnsi="Georgia"/>
           <w:b/>
-          <w:i w:val="0"/>
           <w:color w:val="000000"/>
-          <w:sz w:val="24"/>
         </w:rPr>
         <w:t>Author: Ven. Katukurunde Nanananda Thero</w:t>
       </w:r>
@@ -51,9 +50,6 @@
       <w:r>
         <w:rPr>
           <w:rFonts w:ascii="Georgia" w:hAnsi="Georgia"/>
-          <w:b w:val="0"/>
-          <w:i w:val="0"/>
-          <w:sz w:val="24"/>
         </w:rPr>
         <w:t>(Pahankaṇuwa Sinhala Audio Dhamma Sermon No. )</w:t>
       </w:r>
@@ -62,9 +58,6 @@
       <w:r>
         <w:rPr>
           <w:rFonts w:ascii="Georgia" w:hAnsi="Georgia"/>
-          <w:b w:val="0"/>
-          <w:i w:val="0"/>
-          <w:sz w:val="24"/>
         </w:rPr>
         <w:t>Namo tassa bhagavato arahato sammāsambuddhassa</w:t>
       </w:r>
@@ -73,9 +66,6 @@
       <w:r>
         <w:rPr>
           <w:rFonts w:ascii="Georgia" w:hAnsi="Georgia"/>
-          <w:b w:val="0"/>
-          <w:i w:val="0"/>
-          <w:sz w:val="24"/>
         </w:rPr>
         <w:t>(Homage to the Blessed One, the Worthy One, the Fully Self-Enlightened One)</w:t>
       </w:r>
@@ -85,7 +75,6 @@
         <w:rPr>
           <w:rFonts w:ascii="Georgia" w:hAnsi="Georgia"/>
           <w:b/>
-          <w:i w:val="0"/>
           <w:color w:val="000000"/>
           <w:sz w:val="22"/>
         </w:rPr>
@@ -96,7 +85,6 @@
       <w:r>
         <w:rPr>
           <w:rFonts w:ascii="Georgia" w:hAnsi="Georgia"/>
-          <w:b w:val="0"/>
           <w:i/>
           <w:color w:val="000000"/>
           <w:sz w:val="28"/>
@@ -109,7 +97,6 @@
         <w:rPr>
           <w:rFonts w:ascii="Georgia" w:hAnsi="Georgia"/>
           <w:b/>
-          <w:i w:val="0"/>
           <w:sz w:val="22"/>
         </w:rPr>
         <w:t>From:</w:t>
@@ -119,8 +106,6 @@
       <w:r>
         <w:rPr>
           <w:rFonts w:ascii="Georgia" w:hAnsi="Georgia"/>
-          <w:b w:val="0"/>
-          <w:i w:val="0"/>
           <w:color w:val="000000"/>
           <w:sz w:val="28"/>
         </w:rPr>
@@ -131,9 +116,6 @@
       <w:r>
         <w:rPr>
           <w:rFonts w:ascii="Georgia" w:hAnsi="Georgia"/>
-          <w:b w:val="0"/>
-          <w:i w:val="0"/>
-          <w:sz w:val="24"/>
         </w:rPr>
         <w:t>Dear Listeners,</w:t>
       </w:r>
@@ -142,9 +124,6 @@
       <w:r>
         <w:rPr>
           <w:rFonts w:ascii="Georgia" w:hAnsi="Georgia"/>
-          <w:b w:val="0"/>
-          <w:i w:val="0"/>
-          <w:sz w:val="24"/>
         </w:rPr>
         <w:t>There exists a certain cyclical relationship between kamma and rebirth. A being who takes birth as a result of a certain period of fruition (*vipāka*) becomes subject to and yields to that very same kammic force when generating kamma anew, thereby dragging on this saṃsāric round of rebirth indefinitely. It is only by relying on the power of the Dhamma that one can appease this kammic energy and escape from saṃsāra. The Buddha, the Teacher of the Three Worlds, revealed to the world that no matter how powerful the wheel of kamma may be, ultimately, the wheel of Dhamma triumphs. Today, through the verse and the background story we have taken as our theme, you will have the opportunity to hear various factors related to this very matter.</w:t>
       </w:r>
@@ -153,20 +132,21 @@
       <w:r>
         <w:rPr>
           <w:rFonts w:ascii="Georgia" w:hAnsi="Georgia"/>
-          <w:b w:val="0"/>
-          <w:i w:val="0"/>
-          <w:sz w:val="24"/>
         </w:rPr>
-        <w:t>An Arahant named Tissa, who resided at Jetavana, had been visiting the house of a certain jeweler for alms for twelve years. Both the jeweler and his wife treated this venerable monk as they would their own parents, attending to all his needs and offering him alms-food. One day, when the Thera arrived at the jeweler’s house, the jeweler was cutting meat. At that very moment, while the Thera was standing there, a messenger arrived from King Kosala with a gemstone, saying, “The King has commanded to have this gem cleaned, perforated, and sent back.” Still cutting meat, the jeweler took the gemstone with his blood-stained hand, placed it on a box, and went to wash his hands. There was a pet crane kept in the house. Attracted by the smell of blood, the bird mistook the gem for a piece of meat and swallowed it, right before the Thera's eyes. When the jeweler returned from inside and looked, the gem was missing. He asked his wife and children if they had taken it. When they denied taking it, he went inside and discussed with his wife, saying, “Surely, it must be this monk who took it.” The wife pleaded, “Oh, do not say such a thing! For twelve long years, we have never seen any fault in this venerable sir.” But the jeweler would not listen. He came out and asked the Arahant, “Who took the gem that was here? Did you take it, venerable sir?” “No, lay follower, I did not take it,” the Thera replied. “There was no one else here. You must have taken it, venerable sir. Please return the gem to me,” the jeweler insisted.</w:t>
+        <w:t xml:space="preserve">An Arahant named Tissa, who resided at Jetavana, had been visiting the house of a certain jeweler for alms for twelve years. Both the jeweler and his wife treated this venerable monk as they would their own parents, attending to all his needs and offering him alms-food. One day, when the Thera arrived at the jeweler’s house, the jeweler was cutting meat. At that very moment, while the Thera was standing there, a messenger arrived from King Kosala with a gemstone, saying, “The King has commanded to have this gem cleaned, perforated, and sent back.” Still cutting meat, the jeweler took the gemstone with his blood-stained hand, placed it on a box, and went to wash his hands. There was a pet crane kept in the house. Attracted by the smell of blood, the bird mistook the gem for a piece of meat and swallowed it, right before the Thera's eyes. When the jeweler returned from inside and looked, the gem was missing. He asked his wife and children if they had taken it. When they denied taking it, he went inside and discussed with his wife, saying, “Surely, it must be this monk who took it.” The wife pleaded, “Oh, do not say such a thing! For twelve long </w:t>
+      </w:r>
+      <w:r>
+        <w:rPr>
+          <w:rFonts w:ascii="Georgia" w:hAnsi="Georgia"/>
+        </w:rPr>
+        <w:lastRenderedPageBreak/>
+        <w:t>years, we have never seen any fault in this venerable sir.” But the jeweler would not listen. He came out and asked the Arahant, “Who took the gem that was here? Did you take it, venerable sir?” “No, lay follower, I did not take it,” the Thera replied. “There was no one else here. You must have taken it, venerable sir. Please return the gem to me,” the jeweler insisted.</w:t>
       </w:r>
     </w:p>
     <w:p>
       <w:r>
         <w:rPr>
           <w:rFonts w:ascii="Georgia" w:hAnsi="Georgia"/>
-          <w:b w:val="0"/>
-          <w:i w:val="0"/>
-          <w:sz w:val="24"/>
         </w:rPr>
         <w:t>The Thera was thus left helpless. The jeweler went inside again and discussed with his wife: “Surely, it must be this monk who took it. I must interrogate him, even by torturing him.” “Oh, please do not do that! We will be ruined if you do. It would be far better for our entire family to become royal slaves,” she pleaded. But the jeweler replied, “Even if we all become slaves, it will not pay for the value of this gem.” Stubbornly holding onto this view, he bound the Thera’s head with a rope and tightened it using a wooden stick as a tourniquet. Inflicting torture progressively, he demanded to know if the Thera had taken the gem. As the binding was tightened further, blood began to pour from the Thera's nose, ears, and mouth. Unable to bear the agony, the Thera collapsed to the floor. Attracted by the scent of blood, the crane came to drink it. Out of sheer anger towards the Thera, the jeweler shouted, “What are you doing here?” and kicked the crane. The bird died on the spot, falling on its back. The Thera saw this and said, “Lay follower, please loosen this binding slightly. Loosen it and see if that bird is dead.” “May you die just as it did!” the jeweler barked. Now realizing that the bird was indeed dead, the Thera said, “Lay follower, it was this bird that swallowed the gem. I did not disclose it because it would have resulted in the bird's death. Even if I were to die, I would not have spoken. But now that the bird is dead, I tell you this.”</w:t>
       </w:r>
@@ -175,9 +155,6 @@
       <w:r>
         <w:rPr>
           <w:rFonts w:ascii="Georgia" w:hAnsi="Georgia"/>
-          <w:b w:val="0"/>
-          <w:i w:val="0"/>
-          <w:sz w:val="24"/>
         </w:rPr>
         <w:t>When the jeweler slit open the bird's belly, there indeed was the gem. Immediately, a deep sense of remorse and urgency (*saṃvega*) overcame him. Falling at the Thera’s feet, he pleaded, “Venerable sir, please forgive me for what I have done out of ignorance.” The Thera replied, “Lay follower, this is neither your fault nor mine. This is a flaw of saṃsāra—a saṃsāric fault. Therefore, I forgive you.” The lay follower then said, “Venerable sir, if you truly forgive me, please come to our house for alms-food just as before.” The Thera responded, “No, lay follower. I now realize the danger (*ādīnava*) of this—of entering inside houses, of going under the roof of a household. It is because of this that such a thing occurred. Therefore, as long as there is strength in my legs, I shall wander for alms.” Right then and there, he undertook an ascetic practice (*dhutaṅga*), reciting a verse appropriate to it:</w:t>
       </w:r>
@@ -186,9 +163,6 @@
       <w:r>
         <w:rPr>
           <w:rFonts w:ascii="Georgia" w:hAnsi="Georgia"/>
-          <w:b w:val="0"/>
-          <w:i w:val="0"/>
-          <w:sz w:val="24"/>
         </w:rPr>
         <w:t>*“Paccati munino bhattaṃ - thokaṃ thokaṃ kule kule*</w:t>
       </w:r>
@@ -197,9 +171,6 @@
       <w:r>
         <w:rPr>
           <w:rFonts w:ascii="Georgia" w:hAnsi="Georgia"/>
-          <w:b w:val="0"/>
-          <w:i w:val="0"/>
-          <w:sz w:val="24"/>
         </w:rPr>
         <w:t>*Piṇḍikāya carissāmi, atthi jaṅghabalaṃ mama”*</w:t>
       </w:r>
@@ -208,9 +179,6 @@
       <w:r>
         <w:rPr>
           <w:rFonts w:ascii="Georgia" w:hAnsi="Georgia"/>
-          <w:b w:val="0"/>
-          <w:i w:val="0"/>
-          <w:sz w:val="24"/>
         </w:rPr>
         <w:t>“For the silent sage, food is cooked little by little, household by household. I shall wander for alms, for there is still strength in my legs.”</w:t>
       </w:r>
@@ -219,20 +187,21 @@
       <w:r>
         <w:rPr>
           <w:rFonts w:ascii="Georgia" w:hAnsi="Georgia"/>
-          <w:b w:val="0"/>
-          <w:i w:val="0"/>
-          <w:sz w:val="24"/>
         </w:rPr>
-        <w:t>Despite his resolve, the Thera did not live long; due to the physical trauma he suffered, he soon attained pariNibbāna (final Nibbāna). Later on, both the jeweler and his wife also passed away. After their deaths, the bhikkhus questioned the Buddha about where the individuals involved in this event had been reborn. It was on that occasion that the Buddha uttered the verse we have chosen as our theme. It is mentioned that the crane—perhaps due to its familiarity with the household—was reborn in the womb of the jeweler’s wife. The jeweler's wife, when she passed away, was reborn in a heavenly realm. The jeweler himself was born in hell because he had inflicted fatal torture upon an Arahant. The Thera attained pariNibbāna. The verse revealing this state of affairs is the one we placed as our theme:</w:t>
+        <w:t xml:space="preserve">Despite his resolve, the Thera did not live long; due to the physical trauma he suffered, he soon attained pariNibbāna (final Nibbāna). Later on, both the jeweler and his wife also passed away. After their deaths, the bhikkhus questioned the </w:t>
+      </w:r>
+      <w:r>
+        <w:rPr>
+          <w:rFonts w:ascii="Georgia" w:hAnsi="Georgia"/>
+        </w:rPr>
+        <w:lastRenderedPageBreak/>
+        <w:t>Buddha about where the individuals involved in this event had been reborn. It was on that occasion that the Buddha uttered the verse we have chosen as our theme. It is mentioned that the crane—perhaps due to its familiarity with the household—was reborn in the womb of the jeweler’s wife. The jeweler's wife, when she passed away, was reborn in a heavenly realm. The jeweler himself was born in hell because he had inflicted fatal torture upon an Arahant. The Thera attained pariNibbāna. The verse revealing this state of affairs is the one we placed as our theme:</w:t>
       </w:r>
     </w:p>
     <w:p>
       <w:r>
         <w:rPr>
           <w:rFonts w:ascii="Georgia" w:hAnsi="Georgia"/>
-          <w:b w:val="0"/>
-          <w:i w:val="0"/>
-          <w:sz w:val="24"/>
         </w:rPr>
         <w:t>*“Gabbhameke uppajjanti - nirayaṃ pāpakammino*</w:t>
       </w:r>
@@ -241,9 +210,6 @@
       <w:r>
         <w:rPr>
           <w:rFonts w:ascii="Georgia" w:hAnsi="Georgia"/>
-          <w:b w:val="0"/>
-          <w:i w:val="0"/>
-          <w:sz w:val="24"/>
         </w:rPr>
         <w:t>*Saggaṃ sugatino yanti - parinibbanti anāsavā”*</w:t>
       </w:r>
@@ -252,9 +218,6 @@
       <w:r>
         <w:rPr>
           <w:rFonts w:ascii="Georgia" w:hAnsi="Georgia"/>
-          <w:b w:val="0"/>
-          <w:i w:val="0"/>
-          <w:sz w:val="24"/>
         </w:rPr>
         <w:t>“Some are born in a womb; evil-doers arise in hell; those of good destiny go to heaven; the taintless are completely extinguished.”</w:t>
       </w:r>
@@ -263,9 +226,6 @@
       <w:r>
         <w:rPr>
           <w:rFonts w:ascii="Georgia" w:hAnsi="Georgia"/>
-          <w:b w:val="0"/>
-          <w:i w:val="0"/>
-          <w:sz w:val="24"/>
         </w:rPr>
         <w:t>This is the essence of what is stated in the verse. This is the narrative. What this verse illustrates, in truth, is how different individuals are reborn in accordance with their kamma. Now, as is our custom, let us extract the guidance, the Dhamma lessons, and the doctrinal principles that we can bring to light from this story and verse.</w:t>
       </w:r>
@@ -274,9 +234,6 @@
       <w:r>
         <w:rPr>
           <w:rFonts w:ascii="Georgia" w:hAnsi="Georgia"/>
-          <w:b w:val="0"/>
-          <w:i w:val="0"/>
-          <w:sz w:val="24"/>
         </w:rPr>
         <w:t>This story is indeed a deeply moving, remorseful one. From one perspective, it is the story of a jeweler who failed to recognize a true gem. From another perspective, it is the story of an Arahant who, for twelve years, visited the same household only to receive the fruition of a grave past kamma. This narrative concerns a monk who was highly intimate with the jeweler's household (the word *kulūpaga* is used here, referring to “Tissa, the family-associate of the jeweler”). He was such an intimate monk. Yet, due to a suspicion that arose in a brief moment, the jeweler subjected him to such severe torture that it led to the Arahant's death. We can reflect on something from this. At the time the Thera arrived, the jeweler was cutting meat. We can understand from this that transitioning from one blood-spilling activity to another is quite easy. He was driven to inflict such cruel torture because it did not seem to be a grave matter to him; the gem was far more important. He did not comprehend the gravity of saṃsāra. For twelve years, he failed to recognize the highly virtuous monk—the Arahant. The gem sent by the king was of far greater consequence to him. This is one aspect we can contemplate.</w:t>
       </w:r>
@@ -285,20 +242,21 @@
       <w:r>
         <w:rPr>
           <w:rFonts w:ascii="Georgia" w:hAnsi="Georgia"/>
-          <w:b w:val="0"/>
-          <w:i w:val="0"/>
-          <w:sz w:val="24"/>
         </w:rPr>
-        <w:t>Furthermore, we can understand that there was a grave kamma waiting to bear fruit for this Thera. When we examine it, we see a dramatic series of events. Often, when one has to experience the fruition of kamma—even nowadays—we see a series of events aligning in a peculiar manner. Here, when the Thera arrived that day, the jeweler was cutting meat. Then arrived the king’s message regarding the gem. Then the crane was also right there. All these factors fell into place, and in the end, the Arahant suffered a fatal injury—or rather, was forced to attain pariNibbāna—due to his own past kamma. It was precisely because he understood this that, when the jeweler begged for forgiveness, the Thera, while forgiving him in a most virtuous manner, said, “This is neither your fault nor mine. It is a saṃsāric flaw.” To call it a saṃsāric flaw means that one must inevitably experience the results of the kamma one has committed; one must exhaust the fruits of kamma. This is the lesson we must draw from this. At the same time, the vast reservoir of this Thera’s noble virtues becomes clear. His only weakness, as mentioned, was his being a family-associate (*kulūpaga*). While intimacy with families is regarded as a good thing in the lay world, for the Sangha, such intimacy is considered a defect. It is for this reason that the Thera, realizing his error—the danger (*ādīnava*) of being a family-associate—resolved to go strictly on almsround, from house to house.</w:t>
+        <w:t xml:space="preserve">Furthermore, we can understand that there was a grave kamma waiting to bear fruit for this Thera. When we examine it, we see a dramatic series of events. Often, when one has to experience the fruition of kamma—even nowadays—we see a series of events aligning in a peculiar manner. Here, when the Thera arrived that day, the jeweler was cutting meat. Then arrived the king’s message regarding the gem. Then the crane was also right there. All these factors fell into place, and in the end, the Arahant suffered a fatal injury—or rather, was forced to attain pariNibbāna—due to his own past kamma. It was precisely because he understood this that, when the jeweler begged for forgiveness, the Thera, while forgiving him in a most virtuous manner, said, “This is neither your fault nor mine. It is a saṃsāric flaw.” To call it a saṃsāric flaw means that one must inevitably experience the results of the kamma </w:t>
+      </w:r>
+      <w:r>
+        <w:rPr>
+          <w:rFonts w:ascii="Georgia" w:hAnsi="Georgia"/>
+        </w:rPr>
+        <w:lastRenderedPageBreak/>
+        <w:t>one has committed; one must exhaust the fruits of kamma. This is the lesson we must draw from this. At the same time, the vast reservoir of this Thera’s noble virtues becomes clear. His only weakness, as mentioned, was his being a family-associate (*kulūpaga*). While intimacy with families is regarded as a good thing in the lay world, for the Sangha, such intimacy is considered a defect. It is for this reason that the Thera, realizing his error—the danger (*ādīnava*) of being a family-associate—resolved to go strictly on almsround, from house to house.</w:t>
       </w:r>
     </w:p>
     <w:p>
       <w:r>
         <w:rPr>
           <w:rFonts w:ascii="Georgia" w:hAnsi="Georgia"/>
-          <w:b w:val="0"/>
-          <w:i w:val="0"/>
-          <w:sz w:val="24"/>
         </w:rPr>
         <w:t>In any case, the Thera's great mass of noble virtues is clearly evident. Even when subjected to such fatal pain, he did not testify against the crane. This was not out of fear of anyone, but because his precept would be compromised. He would not give testimony that would knowingly cause the death of a living being. Sacrificing his own life, out of compassion for that animal at that moment, he withheld the truth. Therein lies a precious virtue. Likewise, he harbored no aversion (*dosa*) toward the jeweler who tortured him. Such a valuable store of virtues is illuminated by the life of this monk. Furthermore, if we reflect deeply, what we see through this is kamma and its fruition. This is precisely what the verse declares: “Some are born in a womb; others in hell.” Here, hell became the jeweler's destination. On the other hand, we see the difference between the couple: the wife, possessing deep faith, did not condone what her husband was doing. Out of her devotion to the Thera, she did not approve of his actions. It is said that due to her store of virtue and her acts of service, she was reborn in a heavenly world. As for the Arahant, we all know that his passing was pariNibbāna. Thereafter, there is no more birth (*jāti*). Thus, through this story, we see the relationship between kamma and its fruit—or rather, between kamma and rebirth.</w:t>
       </w:r>
@@ -307,9 +265,6 @@
       <w:r>
         <w:rPr>
           <w:rFonts w:ascii="Georgia" w:hAnsi="Georgia"/>
-          <w:b w:val="0"/>
-          <w:i w:val="0"/>
-          <w:sz w:val="24"/>
         </w:rPr>
         <w:t>This law of kamma—this natural order (*niyāma*) of action—is an incredibly powerful law of nature in this world, which not even Buddhas or Arahants can bypass. Therefore, a saṃsāric being must accept this reality and strive to live accordingly. Even during the time of the Buddha, there were various teachers who did not believe in kamma or the fruition of kamma. Even today, there may be those who hold similar views. Therefore, especially in these times, this is a point we must repeatedly remind people of in Dhamma sermons. There are various views in the world that discount this world and the next. However, according to the Buddha's Dhamma—if we reflect upon our actions—depending on the good or bad nature of the kamma we perform, we will attain a future becoming (*bhava*) and birth (*jāti*). The happiness or suffering we experience in that birth is determined solely by the wholesome or unwholesome nature of that kamma.</w:t>
       </w:r>
@@ -318,31 +273,36 @@
       <w:r>
         <w:rPr>
           <w:rFonts w:ascii="Georgia" w:hAnsi="Georgia"/>
-          <w:b w:val="0"/>
-          <w:i w:val="0"/>
-          <w:sz w:val="24"/>
         </w:rPr>
-        <w:t>Therefore, we must reflect on this matter, and also consider under what circumstances the mind is inclined to perform an evil kamma. As we all know, there are three trainings in this Sasana: virtue (*sīla*), concentration (*samādhi*), and wisdom (*paññā*). Let us contemplate what their ultimate purpose is. Whenever we have to perform an action, a kamma, that very present moment is of paramount importance. Because, as we said at the very beginning, we carry certain saṃsāric habits. By performing the same kamma repeatedly, there are times when an evil-doer is compelled to yield to it and perform kamma in the same way. However, these can be overcome by being mindful of the present moment. In short, the Buddha said, “Bhikkhus, intention (*cetanā*) is what I call kamma.” Why? Because it is in that brief moment of intention that we can do something about the operation of kamma. That moment of intention is extremely important. What was done in the past is done; its fruit will come. Even when that fruit comes, if at the moment it arrives, our stance, our determination, is inclined toward a good direction, then we can act with clear understanding and escape. We can act with responsibility. We can act in a way that directs our saṃsāric journey in a wholesome direction. Now, faced with the very same event, the jeweler acted in one way. The jeweler’s wife acted in another way. The venerable monk, the Arahant, acted in yet another way—in a most noble, supreme manner. It was a difficult situation. But one can triumph over such situations only if one is established in a certain stance, only if one has cultivated a certain attitude beforehand. It is for this purpose, pious devotees, that there is such a thing as virtue (*sīla*).</w:t>
+        <w:t xml:space="preserve">Therefore, we must reflect on this matter, and also consider under what circumstances the mind is inclined to perform an evil kamma. As we all know, there are three trainings in this Sasana: virtue (*sīla*), concentration (*samādhi*), and wisdom (*paññā*). Let us contemplate what their ultimate purpose is. Whenever we have to perform an action, a kamma, that very present moment is of paramount importance. Because, as we said at the very beginning, we carry certain saṃsāric </w:t>
+      </w:r>
+      <w:r>
+        <w:rPr>
+          <w:rFonts w:ascii="Georgia" w:hAnsi="Georgia"/>
+        </w:rPr>
+        <w:lastRenderedPageBreak/>
+        <w:t>habits. By performing the same kamma repeatedly, there are times when an evil-doer is compelled to yield to it and perform kamma in the same way. However, these can be overcome by being mindful of the present moment. In short, the Buddha said, “Bhikkhus, intention (*cetanā*) is what I call kamma.” Why? Because it is in that brief moment of intention that we can do something about the operation of kamma. That moment of intention is extremely important. What was done in the past is done; its fruit will come. Even when that fruit comes, if at the moment it arrives, our stance, our determination, is inclined toward a good direction, then we can act with clear understanding and escape. We can act with responsibility. We can act in a way that directs our saṃsāric journey in a wholesome direction. Now, faced with the very same event, the jeweler acted in one way. The jeweler’s wife acted in another way. The venerable monk, the Arahant, acted in yet another way—in a most noble, supreme manner. It was a difficult situation. But one can triumph over such situations only if one is established in a certain stance, only if one has cultivated a certain attitude beforehand. It is for this purpose, pious devotees, that there is such a thing as virtue (*sīla*).</w:t>
       </w:r>
     </w:p>
     <w:p>
       <w:r>
         <w:rPr>
           <w:rFonts w:ascii="Georgia" w:hAnsi="Georgia"/>
-          <w:b w:val="0"/>
-          <w:i w:val="0"/>
-          <w:sz w:val="24"/>
         </w:rPr>
-        <w:t>Nowadays, some people claim that virtue (*sīla*) and meditation (*bhāvanā*) are unnecessary. When we reflect deeply, what is actually taking place here? In our day-to-day lives, various situations arise—sometimes situations that come to us in accordance with our kamma. At such times, we can make the right decision only if we have a firm determination, a wholesome stance like a commitment to virtue. A scattered mind easily drifts into the kamma of others. We must keep this in mind. A person with a scattered mind, who has no firm stance or wholesome attitude, easily gets dragged into the kamma of others and descends to hell and other lower realms. Why? Because this society, this world, is a place that operates according to the forces of kamma that each individual has brought along. When we look at it, this is, in one sense, like a puppet show. To a Buddha, to an Arahant, to those with direct knowledges (*abhiññā*), this appears just like a puppet show. Various things occur in accordance with past kamma and its results. But in the face of all this, if we control that brief moment called intention—the moment of intention—then we have won. Virtue is what helps us in this. Now, on this occasion, you all undertook a set of training precepts. What is accomplished by that? You have given a command to your mind, to your wisdom, to your intellect. You have made a determination: “I will protect this precept—this practice.” Then, keeping that principle in mind, you can act with a firm principle. You have heard of “abstinence upon the arrival of the occasion” (*sampatta-virati*) as one of the benefits of virtue. When the opportunity to commit a wrong arises, the strength of your commitment to virtue gives you the power to refrain from it, thinking: “I have undertaken such a precept; to act in this way is not proper.” Thus, on one hand, virtue helps us in such situations, preventing us from getting entangled in the kamma of others, and protecting us by placing our noble practice first. At an even higher level, it assists in concentration (*samādhi*). Concentration means the calming of the mind. Calming the mind means attaining a state of composure. It removes the scattered nature of the mind, known as the hindrances (*nīvaraṇa*), and makes it one-pointed. It is easy for a one-pointed mind to make a decision—a wholesome decision can be made. Furthermore, someone who has reached a state of equanimity (*upekkhā*) in concentration can, at an even higher level, respond to the problems that arise in their life in a way that is in accordance with the Dhamma.</w:t>
+        <w:t xml:space="preserve">Nowadays, some people claim that virtue (*sīla*) and meditation (*bhāvanā*) are unnecessary. When we reflect deeply, what is actually taking place here? In our day-to-day lives, various situations arise—sometimes situations that come to us in accordance with our kamma. At such times, we can make the right decision only if we have a firm determination, a wholesome stance like a commitment to virtue. A scattered mind easily drifts into the kamma of others. We must keep this in mind. A person with a scattered mind, who has no firm stance or wholesome attitude, easily gets dragged into the kamma of others and descends to hell and other lower realms. Why? Because this society, this world, is a place that operates according to the forces of kamma that each individual has brought along. When we look at it, this is, in one sense, like a puppet show. To a Buddha, to an Arahant, to those with direct knowledges (*abhiññā*), this appears just like a puppet show. Various things occur in accordance with past kamma and its results. But in the face of all this, if we control that brief moment called intention—the moment of intention—then we have won. Virtue is what helps us in this. Now, on this occasion, you all undertook a set of training precepts. What is accomplished by that? You have given a command to your mind, to your wisdom, to your intellect. You have made a determination: “I will protect this precept—this practice.” Then, keeping that principle in mind, you can act with a firm principle. You have heard of “abstinence upon the arrival of the occasion” (*sampatta-virati*) as one of the benefits of virtue. When the opportunity to commit a wrong arises, the strength of your commitment to virtue gives you the power to refrain from it, thinking: “I have undertaken such a precept; to act in this way is not proper.” Thus, on one hand, virtue helps us in such situations, preventing us from getting entangled in the kamma of others, and protecting us by placing our noble practice first. At an even higher level, it assists in concentration (*samādhi*). Concentration means the calming of the mind. Calming the mind means attaining a state of composure. It removes the scattered nature of the mind, known as the </w:t>
+      </w:r>
+      <w:r>
+        <w:rPr>
+          <w:rFonts w:ascii="Georgia" w:hAnsi="Georgia"/>
+        </w:rPr>
+        <w:lastRenderedPageBreak/>
+        <w:t>hindrances (*nīvaraṇa*), and makes it one-pointed. It is easy for a one-pointed mind to make a decision—a wholesome decision can be made. Furthermore, someone who has reached a state of equanimity (*upekkhā*) in concentration can, at an even higher level, respond to the problems that arise in their life in a way that is in accordance with the Dhamma.</w:t>
       </w:r>
     </w:p>
     <w:p>
       <w:r>
         <w:rPr>
           <w:rFonts w:ascii="Georgia" w:hAnsi="Georgia"/>
-          <w:b w:val="0"/>
-          <w:i w:val="0"/>
-          <w:sz w:val="24"/>
         </w:rPr>
         <w:t>Next, the level higher than that is wisdom (*paññā*). Virtue, concentration, wisdom. Wisdom—this is what is demonstrated and polished in the life of that Arahant. That insight wisdom (*vipassanā-paññā*)—or rather, the wisdom obtained through the path-knowledges (*magga-ñāṇa*)—gives a special power to protect oneself when these situations of kamma occur. There is an extremely high level of equanimity (*upekkhā*) there. Relying on the equanimity present in the fruition-mind (*phala-citta*) of the Arahants, they are able to triumph over such situations. This, then, is virtue, concentration, and wisdom. It is worth reminding those who present such false views that these are practically helpful in our day-to-day lives.</w:t>
       </w:r>
@@ -351,9 +311,6 @@
       <w:r>
         <w:rPr>
           <w:rFonts w:ascii="Georgia" w:hAnsi="Georgia"/>
-          <w:b w:val="0"/>
-          <w:i w:val="0"/>
-          <w:sz w:val="24"/>
         </w:rPr>
         <w:t>Now, to make this even more understandable in terms of practical daily life, let us say you bought a new car—a vehicle. Somehow or other, you managed to learn how to drive it, at least to some extent. Even though you learned, if you take it out onto the road and drive without considering other drivers, without considering the traffic laws, where will you end up? Even if your life is spared, you might end up in court and have to pay compensation for damaging other vehicles. You will have to face a host of such troubles. Therefore, you must observe the rules of the road. Next, you must drive this vehicle not with a scattered mind, but with good mindfulness and awareness, driving this vehicle with a kind of “concentration” (*samādhi*). Furthermore, in emergencies, such as when others are about to crash into your vehicle, you must develop a wisdom (*paññā*), an intellect, that can think quickly and act in an instant. Thus, even for an activity like driving a vehicle in daily life, a certain level of virtue, concentration, and wisdom is required. Do not misunderstand this. I am not over-simplifying this deep Dhamma. I mentioned this merely as a simple illustration. It is by being established in a certain virtue (*sīla*) in daily life that we step onto the road. One must know one's own side of the road. It is just like what was said about the bad destiny and the good destiny. If you drive your vehicle on the wrong side, that is the end of it. You will plunge down a precipice and ultimately be destroyed. Likewise, you might crash into other vehicles and cause various conflicts. Such is the situation in this world.</w:t>
       </w:r>
@@ -362,20 +319,21 @@
       <w:r>
         <w:rPr>
           <w:rFonts w:ascii="Georgia" w:hAnsi="Georgia"/>
-          <w:b w:val="0"/>
-          <w:i w:val="0"/>
-          <w:sz w:val="24"/>
         </w:rPr>
-        <w:t>This is a society complicated by the diverse forces of kamma that each individual brings along. It is not the society we see on the surface. Each person behaves in ways we do not expect at any given moment. It is like the puppet show we mentioned. Now, that jeweler, who had attended to the Thera for twelve long years as though he were his own parent, because of a grave kamma he performed in a brief moment, ultimately bound himself to a heinous kamma with immediate retribution (*ānantarika-pāpa-kamma*) that blocked all his merits, and went straight to hell. From this, we can reflect that no matter how good we may be, how wholesome we are, if we do not possess these qualities of virtue, concentration, and wisdom within us, we—just like the jeweler—will have to reap terrible fruits from an unwholesome deed committed in one brief moment. That is the essence of the Dhamma taught by the Buddha. Virtue, concentration, and wisdom represent: first, the initial steps of disciplining body and speech; next, the calming of the mind; and finally, wisdom is the correct understanding of the world and life—correctly comprehending the three characteristics of the impermanent (*anicca*), suffering (*dukkha*), and not-self (*anattā*). By doing so, we appease all these forces of kamma at various levels, and ultimately, through the wheel of Dhamma, we break the wheel of kamma, conquer the wheel of kamma, and bring this saṃsāric journey to an end. This is what is called becoming an Arahant through wisdom—when viewed from the perspective of the paths and fruits.</w:t>
+        <w:t xml:space="preserve">This is a society complicated by the diverse forces of kamma that each individual brings along. It is not the society we see on the surface. Each person behaves in ways we do not expect at any given moment. It is like the puppet show we mentioned. Now, that jeweler, who had attended to the Thera for twelve long years as though he were his own parent, because of a grave kamma he performed in a brief moment, ultimately bound himself to a heinous kamma with immediate retribution (*ānantarika-pāpa-kamma*) that blocked all his merits, and went straight to hell. From this, we can reflect that no matter how good we may be, how wholesome we </w:t>
+      </w:r>
+      <w:r>
+        <w:rPr>
+          <w:rFonts w:ascii="Georgia" w:hAnsi="Georgia"/>
+        </w:rPr>
+        <w:lastRenderedPageBreak/>
+        <w:t>are, if we do not possess these qualities of virtue, concentration, and wisdom within us, we—just like the jeweler—will have to reap terrible fruits from an unwholesome deed committed in one brief moment. That is the essence of the Dhamma taught by the Buddha. Virtue, concentration, and wisdom represent: first, the initial steps of disciplining body and speech; next, the calming of the mind; and finally, wisdom is the correct understanding of the world and life—correctly comprehending the three characteristics of the impermanent (*anicca*), suffering (*dukkha*), and not-self (*anattā*). By doing so, we appease all these forces of kamma at various levels, and ultimately, through the wheel of Dhamma, we break the wheel of kamma, conquer the wheel of kamma, and bring this saṃsāric journey to an end. This is what is called becoming an Arahant through wisdom—when viewed from the perspective of the paths and fruits.</w:t>
       </w:r>
     </w:p>
     <w:p>
       <w:r>
         <w:rPr>
           <w:rFonts w:ascii="Georgia" w:hAnsi="Georgia"/>
-          <w:b w:val="0"/>
-          <w:i w:val="0"/>
-          <w:sz w:val="24"/>
         </w:rPr>
         <w:t>Now, if we reflect further on this, the Buddha himself has presented a certain analysis of kamma. Since it is relevant to this story, let us present it on this occasion. The Buddha presented various analyses of kamma on different occasions. In one place, he states, “Bhikkhus, there are four types of kamma.” Let us explain this in clear terms so it is easily understood:</w:t>
       </w:r>
@@ -384,9 +342,6 @@
       <w:r>
         <w:rPr>
           <w:rFonts w:ascii="Georgia" w:hAnsi="Georgia"/>
-          <w:b w:val="0"/>
-          <w:i w:val="0"/>
-          <w:sz w:val="24"/>
         </w:rPr>
         <w:t>There is dark kamma with dark results.</w:t>
       </w:r>
@@ -395,9 +350,6 @@
       <w:r>
         <w:rPr>
           <w:rFonts w:ascii="Georgia" w:hAnsi="Georgia"/>
-          <w:b w:val="0"/>
-          <w:i w:val="0"/>
-          <w:sz w:val="24"/>
         </w:rPr>
         <w:t>There is bright kamma with bright results.</w:t>
       </w:r>
@@ -406,9 +358,6 @@
       <w:r>
         <w:rPr>
           <w:rFonts w:ascii="Georgia" w:hAnsi="Georgia"/>
-          <w:b w:val="0"/>
-          <w:i w:val="0"/>
-          <w:sz w:val="24"/>
         </w:rPr>
         <w:t>There is dark-and-bright kamma with dark-and-bright results.</w:t>
       </w:r>
@@ -417,9 +366,6 @@
       <w:r>
         <w:rPr>
           <w:rFonts w:ascii="Georgia" w:hAnsi="Georgia"/>
-          <w:b w:val="0"/>
-          <w:i w:val="0"/>
-          <w:sz w:val="24"/>
         </w:rPr>
         <w:t>There is neither-dark-nor-bright kamma with neither-dark-nor-bright results.</w:t>
       </w:r>
@@ -428,9 +374,6 @@
       <w:r>
         <w:rPr>
           <w:rFonts w:ascii="Georgia" w:hAnsi="Georgia"/>
-          <w:b w:val="0"/>
-          <w:i w:val="0"/>
-          <w:sz w:val="24"/>
         </w:rPr>
         <w:t>In this way, he outlines four types of kamma. The Buddha explains each of these in the following manner. “Dark kamma with dark results” refers especially to the five immediately effective heinous kammas. You have heard of these—killing one’s mother, killing one’s father, killing an Arahant, with a hateful mind shedding the blood of a Tathāgata, and causing a schism in the Sangha. If one commits any of these five heinous kammas, one is definitely born in hell. Here, it is explained in this way: dark kamma means that a person, having performed bodily, verbal, and mental actions that are of an afflictive nature, takes birth in an afflictive place. Here, it specifically refers to hell. That is entirely painful. That is why it is dark. The kamma is dark; the fruition of kamma is dark. When born in such a place—as mentioned here—afflictive contacts touch that person. When we look at this, a wonderfully profound phrasing is used. All of this is executed by the mechanism of kamma. Furthermore, because of those afflictive contacts, that person becomes subject to a multitude of definitely painful feelings (*vedanā*). In this way, too, the Buddha demonstrates the statement “beings are heirs to their kamma” (*kammadāyādā sattā*). It shows that for every person, for every being, kamma is their inheritance. This means that if someone performs a dark kamma that brings dark results, they will take birth in places like hell that correspond to it. When they take birth, they will, in one way or another, have to experience contacts (*phassa*) that match it—afflictive contacts that bring painful feelings (*vedanā*). This is dark kamma.</w:t>
       </w:r>
@@ -439,10 +382,8 @@
       <w:r>
         <w:rPr>
           <w:rFonts w:ascii="Georgia" w:hAnsi="Georgia"/>
-          <w:b w:val="0"/>
-          <w:i w:val="0"/>
-          <w:sz w:val="24"/>
         </w:rPr>
+        <w:lastRenderedPageBreak/>
         <w:t>Next, bright kamma that brings bright results. What is that? It is explained as the ten wholesome courses of action. It means abstaining from the ten unwholesome actions: killing, stealing, and sexual misconduct; and also those verbal actions related to the precepts undertaken on this occasion—false speech, slandering, harsh speech, and idle chatter. Next, separating oneself from the unwholesome states of covetousness (*abhijjhā*), ill-will (*vyāpāda*), and wrong view (*micchā diṭṭhi*)—meaning extreme greed, anger, and wrong view—and generating wholesome states of mind; this is what is called bright kamma here. A person who has performed such bright kamma is born in the Subhakiṇha Brahma world, which is of an exclusively pleasant nature. This is stated at the highest level. Thus, by performing bright kamma, one takes birth in a place that brings bright results.</w:t>
       </w:r>
     </w:p>
@@ -450,9 +391,6 @@
       <w:r>
         <w:rPr>
           <w:rFonts w:ascii="Georgia" w:hAnsi="Georgia"/>
-          <w:b w:val="0"/>
-          <w:i w:val="0"/>
-          <w:sz w:val="24"/>
         </w:rPr>
         <w:t>Next, what is declared as “dark-and-bright kamma” is a mixture of these—meaning performing those bad kammas, and at the same time, occasionally performing wholesome kammas. The places of rebirth for those who perform kamma in this mixed way are mentioned as the human world, certain heavenly worlds, and also certain lower realms. It is not entirely painful; there is also occasional pleasure. There are pleasant feelings (*vedanā*) that can be called happiness. In this way, the Buddha explains the third category. That is mixed: dark-and-bright kamma that gives dark-and-bright results.</w:t>
       </w:r>
@@ -461,20 +399,69 @@
       <w:r>
         <w:rPr>
           <w:rFonts w:ascii="Georgia" w:hAnsi="Georgia"/>
-          <w:b w:val="0"/>
-          <w:i w:val="0"/>
-          <w:sz w:val="24"/>
         </w:rPr>
-        <w:t>Fourthly, he shows—and this is the deepest one—neither-dark-nor-bright kamma that brings neither-dark-nor-bright results. This is unique. These are described as those that assist in the destruction of all kamma. This kamma—neither-dark-nor-bright kamma—helps to conquer all kamma. This is explained as follows: if a person, in accordance with the Dhamma, generates an intention (*cetanā*) to destroy the dark kamma that brings dark results, and to destroy the bright kamma that brings bright results, and to destroy the dark-and-bright kamma that brings dark-and-bright results—in short, the intention generated to destroy all kamma is what is identified here as neither-dark-nor-bright kamma. In short, it is identified as the Noble Eightfold Path—the Middle Way. It is the middle path that leads to Nibbāna that the Buddha shows here. In another place, this is explained as the very same idea of the Noble Eightfold Path, as the seven factors of enlightenment (*satta bojjhaṅga*). Whether one develops these factors of enlightenment, or develops the Noble Eightfold Path at the supramundane level, what ultimately happens? One is able to escape from this entire wheel of kamma, consisting of merit and demerit, wholesome and unwholesome, at four stages: Stream-entry (*Sotāpanna*), Once-returning (*Sakadāgāmi*), Non-returning (*Anāgāmi*), and Arahantship—as you all have heard. To break the power of the wheel of kamma, in short, is to destroy the cause of kamma. Formations (*saṅkhāra*), as stated in the teaching of Dependent Arising, “with ignorance as condition, formations arise” (*avijjāpaccayā saṅkhārā*)—it is because of ignorance that these formations arise. The very word “kamma” is expressed here in a subtle way as “formations” (*saṅkhāra*). Ignorance also means that based on the notion of “I” and “mine”, all wholesome or unwholesome, merit or demerit, occurs. Therefore, if one wants to destroy them, one must destroy ignorance. What assists in this is the Middle Way—the Noble Eightfold Path. From another perspective, it is the development of the seven factors of enlightenment: mindfulness (*sati*), investigation of states (*dhamma-vicaya*), energy (*viriya*), joy (*pīti*), tranquility (*passaddhi*), concentration (*samādhi*), and equanimity (*upekkhā*). This is the unique message a Buddha gives to the world. Whether a Buddha arises or not, various views regarding kamma exist among different teachers in the world. Only a Buddha declares the path that can break this law of kamma. That is why this fourth category mentioned here is extremely important: neither-dark-nor-bright kamma with neither-dark-nor-bright results, which conquers both the wholesome and the unwholesome.</w:t>
+        <w:t xml:space="preserve">Fourthly, he shows—and this is the deepest one—neither-dark-nor-bright kamma that brings neither-dark-nor-bright results. This is unique. These are described as those that assist in the destruction of all kamma. This kamma—neither-dark-nor-bright kamma—helps to conquer all kamma. This is explained as follows: if a person, in accordance with the Dhamma, generates an intention (*cetanā*) to destroy the dark kamma that brings dark results, and to destroy the bright kamma that brings bright results, and to destroy the dark-and-bright kamma that brings dark-and-bright results—in short, the intention generated to destroy all kamma is what is identified here as neither-dark-nor-bright kamma. In short, it is identified as the Noble Eightfold Path—the Middle Way. It is the middle path that leads to Nibbāna that the Buddha shows here. In another place, this is explained as the very same idea of the Noble Eightfold Path, as the seven factors of enlightenment (*satta bojjhaṅga*). Whether one develops these factors of enlightenment, or develops the Noble Eightfold Path at the supramundane level, what ultimately happens? One is able to escape from this entire wheel of kamma, consisting of merit and demerit, wholesome and unwholesome, at four stages: Stream-entry (*Sotāpanna*), Once-returning (*Sakadāgāmi*), Non-returning (*Anāgāmi*), and Arahantship—as you all have heard. To break the power of the wheel of kamma, in short, is to destroy the cause of kamma. </w:t>
+      </w:r>
+      <w:r>
+        <w:rPr>
+          <w:rFonts w:ascii="Georgia" w:hAnsi="Georgia"/>
+        </w:rPr>
+        <w:t>Preparations</w:t>
+      </w:r>
+      <w:r>
+        <w:rPr>
+          <w:rFonts w:ascii="Georgia" w:hAnsi="Georgia"/>
+        </w:rPr>
+        <w:t xml:space="preserve"> (*saṅkhāra*), as stated in the teaching of Dependent Arising, “with ignorance as condition, </w:t>
+      </w:r>
+      <w:r>
+        <w:rPr>
+          <w:rFonts w:ascii="Georgia" w:hAnsi="Georgia"/>
+        </w:rPr>
+        <w:t>Preparations</w:t>
+      </w:r>
+      <w:r>
+        <w:rPr>
+          <w:rFonts w:ascii="Georgia" w:hAnsi="Georgia"/>
+        </w:rPr>
+        <w:t xml:space="preserve"> arise” (*avijjāpaccayā saṅkhārā*)—it is because of ignorance that these </w:t>
+      </w:r>
+      <w:r>
+        <w:rPr>
+          <w:rFonts w:ascii="Georgia" w:hAnsi="Georgia"/>
+        </w:rPr>
+        <w:t>Preparations</w:t>
+      </w:r>
+      <w:r>
+        <w:rPr>
+          <w:rFonts w:ascii="Georgia" w:hAnsi="Georgia"/>
+        </w:rPr>
+        <w:t xml:space="preserve"> arise. The very word “kamma” is expressed here in a subtle way as “</w:t>
+      </w:r>
+      <w:r>
+        <w:rPr>
+          <w:rFonts w:ascii="Georgia" w:hAnsi="Georgia"/>
+        </w:rPr>
+        <w:t>Preparations</w:t>
+      </w:r>
+      <w:r>
+        <w:rPr>
+          <w:rFonts w:ascii="Georgia" w:hAnsi="Georgia"/>
+        </w:rPr>
+        <w:t xml:space="preserve">” (*saṅkhāra*). Ignorance also means that based on the notion of “I” and “mine”, all wholesome or unwholesome, merit or demerit, occurs. Therefore, if one wants to destroy them, one </w:t>
+      </w:r>
+      <w:r>
+        <w:rPr>
+          <w:rFonts w:ascii="Georgia" w:hAnsi="Georgia"/>
+        </w:rPr>
+        <w:lastRenderedPageBreak/>
+        <w:t>must destroy ignorance. What assists in this is the Middle Way—the Noble Eightfold Path. From another perspective, it is the development of the seven factors of enlightenment: mindfulness (*sati*), investigation of states (*dhamma-vicaya*), energy (*viriya*), joy (*pīti*), tranquility (*passaddhi*), concentration (*samādhi*), and equanimity (*upekkhā*). This is the unique message a Buddha gives to the world. Whether a Buddha arises or not, various views regarding kamma exist among different teachers in the world. Only a Buddha declares the path that can break this law of kamma. That is why this fourth category mentioned here is extremely important: neither-dark-nor-bright kamma with neither-dark-nor-bright results, which conquers both the wholesome and the unwholesome.</w:t>
       </w:r>
     </w:p>
     <w:p>
       <w:r>
         <w:rPr>
           <w:rFonts w:ascii="Georgia" w:hAnsi="Georgia"/>
-          <w:b w:val="0"/>
-          <w:i w:val="0"/>
-          <w:sz w:val="24"/>
         </w:rPr>
         <w:t>Now, when this is said, some people might misunderstand it. They might think, “If so, merit and good deeds are not needed. We do not need to think about the wholesome and the unwholesome.” But one cannot escape in that way. This is a very subtle point. Many people get confused here. This is what the Buddha reminds us of when explaining the Dhamma, that some people grasp these wrong views like catching a snake by its tail. What is present here is a middle path. There is a place in a certain sutta discourse where the Buddha presents this middle path most beautifully. On one occasion, a certain deity came and asked the Buddha, “Noble Sir, how did you cross over the flood?” The “flood” referred to by the deity—you all might have heard of this, it is mentioned in Dhamma analyses as “ogha”. There are four floods that sweep away saṃsāric beings: the flood of sensuality (*kāma-ogha*), the flood of becoming (*bhava-ogha*), the flood of views (*diṭṭhi-ogha*), and the flood of ignorance (*avijjā-ogha*). Sensual thoughts—these flow like a great torrent, and beings are swept away by them. Next, the desire for the continuation of existence, craving (*taṇhā*) for becoming (*bhava*). Next, various views—getting caught in views and being swept away. Finally, ignorance—not knowing. All of these are shown as floods: the four floods that sweep away saṃsāric beings.</w:t>
       </w:r>
@@ -483,42 +470,80 @@
       <w:r>
         <w:rPr>
           <w:rFonts w:ascii="Georgia" w:hAnsi="Georgia"/>
-          <w:b w:val="0"/>
-          <w:i w:val="0"/>
-          <w:sz w:val="24"/>
         </w:rPr>
-        <w:t>While being swept away by these four torrents, the deity asks the Buddha how he crossed over them. The Buddha gives a very brief answer: “Friend, I crossed over the flood without halting and without straining.” “Without halting and without straining, I crossed over the flood,” he answers. When asked to explain further, he says, “Friend, when I halted, I sank; when I strained, I was swept away. Therefore, without halting and without straining, I crossed over the flood.” That represents, pious devotees, the Middle Way—the middle path. Now consider a situation where one is about to be swept into a sluice gate, or caught in a whirlpool. If you just remain passive and do nothing, you will sink. Next, if you struggle violently without trying to escape in a proper manner, you will still be swept away. You will either go under or be swept away. Such is the situation regarding this kamma. That means, in the face of these questions regarding kamma, one must look at it in this way: those unwholesome actions—evil kammas—bring fruition to saṃsāric beings. We cannot deny their existence. Therefore, they must be conquered through wholesome actions. This is the middle path. One must develop the wholesome in place of the unwholesome. One must do merit instead of demerit. Having done so, one must arrive at a certain firm stance. A calm mind, in short, a concentrated mind, can be obtained only if one protects those virtues such as *sīla*. What is present in virtues like *sīla* is identifying and understanding the wholesome and unwholesome, identifying merit and demerit, and walking on that wholesome path. Therefore, you cannot throw these away. If you break and destroy the raft before crossing over, you will never reach the other shore.</w:t>
+        <w:t xml:space="preserve">While being swept away by these four torrents, the deity asks the Buddha how he crossed over them. The Buddha gives a very brief answer: “Friend, I crossed over the flood without halting and without straining.” “Without halting and without straining, I crossed over the flood,” he answers. When asked to explain further, he says, “Friend, when I halted, I sank; when I strained, I was swept away. Therefore, without halting and without straining, I crossed over the flood.” That represents, pious devotees, the Middle Way—the middle path. Now consider a situation where one is about to be swept into a sluice gate, or caught in a whirlpool. If you just remain passive and do nothing, you will sink. Next, if you struggle violently without trying to escape in a proper manner, you will still be swept away. You will either go under or be swept away. Such is the situation regarding this kamma. That means, in the face of these questions regarding kamma, one must look at it in this way: those unwholesome actions—evil kammas—bring fruition to saṃsāric beings. We cannot deny their existence. Therefore, they must be conquered through wholesome actions. This is the middle path. One must develop the wholesome in place of the unwholesome. One must do merit instead of demerit. Having done so, one must </w:t>
+      </w:r>
+      <w:r>
+        <w:rPr>
+          <w:rFonts w:ascii="Georgia" w:hAnsi="Georgia"/>
+        </w:rPr>
+        <w:lastRenderedPageBreak/>
+        <w:t>arrive at a certain firm stance. A calm mind, in short, a concentrated mind, can be obtained only if one protects those virtues such as *sīla*. What is present in virtues like *sīla* is identifying and understanding the wholesome and unwholesome, identifying merit and demerit, and walking on that wholesome path. Therefore, you cannot throw these away. If you break and destroy the raft before crossing over, you will never reach the other shore.</w:t>
       </w:r>
     </w:p>
     <w:p>
       <w:r>
         <w:rPr>
           <w:rFonts w:ascii="Georgia" w:hAnsi="Georgia"/>
-          <w:b w:val="0"/>
-          <w:i w:val="0"/>
-          <w:sz w:val="24"/>
         </w:rPr>
-        <w:t>Therefore, in this middle path, there is no halting, nor does it go to either extreme. If one goes to one extreme, it becomes the indulgence in sensual pleasures (*kāmasukhallikānuyoga*), thinking, “We can live as we like, we can enjoy ourselves.” On the other hand, if one goes to the opposite extreme, one begins to strain and struggle, just like the Nigaṇṭhas of old who, thinking all knots must be untied, went to the extreme of discarding even the knots of their clothing and wandering naked. These are the two extremes shown by the Buddha. Halting is the indulgence in sensual pleasures: disregarding these wholesome and unwholesome actions, virtues, and so on, and indulging in the five cords of sensual pleasure as one pleases. The other extreme is that rigid practice—as you all have heard of those in the past who, close to the Nigaṇṭha practice, lived like dogs or lived like cattle. Taking up various vows rigidly, believing that liberation is obtained through them. Those who live carrying various types of wrong views and dogmatic observances (*sīlabbata-parāmāsa*) represent that other extreme. Instead, the Buddha shows: relying on virtue (*sīla*), one develops concentration (*samādhi*). Without lingering there, relying on concentration, one then sees with wisdom those three characteristics of the impermanent (*anicca*), suffering (*dukkha*), and not-self (*anattā*), thereby bringing forth wisdom (*paññā*). Bringing forth wisdom, pious devotees, means destroying that mentioned ignorance. If it is because of ignorance that all formations (*saṅkhāra*), regarded as wholesome and unwholesome, arise in this mental continuum, then the path of calming those formations (*saṅkhāra-upasama*) is indeed the unique message that the Buddha introduced to the world. It is the path of appeasing these formations. That is what is called the supramundane path.</w:t>
+        <w:t xml:space="preserve">Therefore, in this middle path, there is no halting, nor does it go to either extreme. If one goes to one extreme, it becomes the indulgence in sensual pleasures (*kāmasukhallikānuyoga*), thinking, “We can live as we like, we can enjoy ourselves.” On the other hand, if one goes to the opposite extreme, one begins to strain and struggle, just like the Nigaṇṭhas of old who, thinking all knots must be untied, went to the extreme of discarding even the knots of their clothing and wandering naked. These are the two extremes shown by the Buddha. Halting is the indulgence in sensual pleasures: disregarding these wholesome and unwholesome actions, virtues, and so on, and indulging in the five cords of sensual pleasure as one pleases. The other extreme is that rigid practice—as you all have heard of those in the past who, close to the Nigaṇṭha practice, lived like dogs or lived like cattle. Taking up various vows rigidly, believing that liberation is obtained through them. Those who live carrying various types of wrong views and dogmatic observances (*sīlabbata-parāmāsa*) represent that other extreme. Instead, the Buddha shows: relying on virtue (*sīla*), one develops concentration (*samādhi*). Without lingering there, relying on concentration, one then sees with wisdom those three characteristics of the impermanent (*anicca*), suffering (*dukkha*), and not-self (*anattā*), thereby bringing forth wisdom (*paññā*). Bringing forth wisdom, pious devotees, means destroying that mentioned ignorance. If it is because of ignorance that all </w:t>
+      </w:r>
+      <w:r>
+        <w:rPr>
+          <w:rFonts w:ascii="Georgia" w:hAnsi="Georgia"/>
+        </w:rPr>
+        <w:t>Preparations</w:t>
+      </w:r>
+      <w:r>
+        <w:rPr>
+          <w:rFonts w:ascii="Georgia" w:hAnsi="Georgia"/>
+        </w:rPr>
+        <w:t xml:space="preserve"> (*saṅkhāra*), regarded as wholesome and unwholesome, arise in this mental continuum, then the path of calming those </w:t>
+      </w:r>
+      <w:r>
+        <w:rPr>
+          <w:rFonts w:ascii="Georgia" w:hAnsi="Georgia"/>
+        </w:rPr>
+        <w:t>Preparations</w:t>
+      </w:r>
+      <w:r>
+        <w:rPr>
+          <w:rFonts w:ascii="Georgia" w:hAnsi="Georgia"/>
+        </w:rPr>
+        <w:t xml:space="preserve"> (*saṅkhāra-upasama*) is indeed the unique message that the Buddha introduced to the world. It is the path of appeasing these </w:t>
+      </w:r>
+      <w:r>
+        <w:rPr>
+          <w:rFonts w:ascii="Georgia" w:hAnsi="Georgia"/>
+        </w:rPr>
+        <w:t>Preparations</w:t>
+      </w:r>
+      <w:r>
+        <w:rPr>
+          <w:rFonts w:ascii="Georgia" w:hAnsi="Georgia"/>
+        </w:rPr>
+        <w:t>. That is what is called the supramundane path.</w:t>
       </w:r>
     </w:p>
     <w:p>
       <w:r>
         <w:rPr>
           <w:rFonts w:ascii="Georgia" w:hAnsi="Georgia"/>
-          <w:b w:val="0"/>
-          <w:i w:val="0"/>
-          <w:sz w:val="24"/>
         </w:rPr>
-        <w:t>Now, there are two aspects to what is called “right view” (*sammā-diṭṭhi*). Many people discuss this without a proper understanding. One aspect of this right view is the “right view of ownership of kamma” (*kammassakatā sammā-diṭṭhi*): being established in the position that kamma is one's own, and acting in a way that can face it. With a correct understanding of merit and demerit, wholesome and unwholesome, one must live with open eyes. Otherwise, one falls into those terrible bad destinies and saṃsāra is prolonged. One descends to states from which one cannot raise one's head again. That is called *kammassakatā*—the feeling that kamma is one's own. Why do we say kamma is one's own? One cannot escape by claiming “there is no self.” Why? Because it is precisely with the notion of “I” that those mentioned kammas are performed. Its fruition will definitely come. The period of fruition also arrives based on that very notion of “I”. It is like a “responsibility”—and responsibility is something one has taken upon oneself. It is by taking on the responsibility of “I” that a person engages in those evil kammas and so on. Correspondingly, the kamma flows back to that very person. That is why kamma is said to be “one's own”, “one's relative, one's kinsman”. One should not prematurely bring in not-self (*anattā*) there and misunderstand it. That is one level. In short, that is the side of origination (*samudaya*) of saṃsāric beings. Now, there are two sides: origination (*samudaya*) and cessation (*nirodha*). It is said that saṃsāric beings dwell entirely on the side of origination. “Origination” means arising. They are always trying to bring about, to acquire, to renew. The entire saṃsāric existence is an attempt to cultivate the perception of permanence (*nicca-saññā*) in the world, in place of impermanence—by forgetting impermanence. To cultivate the feeling that the world is permanent, what must be done? Forgetting that these things are decaying and passing away, one must constantly renew them, bringing forth the feeling that “all of this is eternal”. The feeling of “I myself” also runs upon that. Consequently, one has to experience the fruition of the kamma performed in accordance with that. This is inevitable.</w:t>
+        <w:t xml:space="preserve">Now, there are two aspects to what is called “right view” (*sammā-diṭṭhi*). Many people discuss this without a proper understanding. One aspect of this right view is the “right view of ownership of kamma” (*kammassakatā sammā-diṭṭhi*): being established in the position that kamma is one's own, and acting in a way that can face it. With a correct understanding of merit and demerit, wholesome and unwholesome, one must live with open eyes. Otherwise, one falls into those terrible bad destinies and saṃsāra is prolonged. One descends to states from which one cannot raise one's head again. That is called *kammassakatā*—the feeling that kamma is one's own. Why do we say kamma is one's own? One cannot escape by claiming “there is no self.” Why? Because it is precisely with the notion of “I” that those mentioned kammas are performed. Its fruition will definitely come. The period of fruition also arrives based on that very notion of “I”. It is like a “responsibility”—and responsibility is something one has taken upon oneself. It is by taking on the </w:t>
+      </w:r>
+      <w:r>
+        <w:rPr>
+          <w:rFonts w:ascii="Georgia" w:hAnsi="Georgia"/>
+        </w:rPr>
+        <w:lastRenderedPageBreak/>
+        <w:t>responsibility of “I” that a person engages in those evil kammas and so on. Correspondingly, the kamma flows back to that very person. That is why kamma is said to be “one's own”, “one's relative, one's kinsman”. One should not prematurely bring in not-self (*anattā*) there and misunderstand it. That is one level. In short, that is the side of origination (*samudaya*) of saṃsāric beings. Now, there are two sides: origination (*samudaya*) and cessation (*nirodha*). It is said that saṃsāric beings dwell entirely on the side of origination. “Origination” means arising. They are always trying to bring about, to acquire, to renew. The entire saṃsāric existence is an attempt to cultivate the perception of permanence (*nicca-saññā*) in the world, in place of impermanence—by forgetting impermanence. To cultivate the feeling that the world is permanent, what must be done? Forgetting that these things are decaying and passing away, one must constantly renew them, bringing forth the feeling that “all of this is eternal”. The feeling of “I myself” also runs upon that. Consequently, one has to experience the fruition of the kamma performed in accordance with that. This is inevitable.</w:t>
       </w:r>
     </w:p>
     <w:p>
       <w:r>
         <w:rPr>
           <w:rFonts w:ascii="Georgia" w:hAnsi="Georgia"/>
-          <w:b w:val="0"/>
-          <w:i w:val="0"/>
-          <w:sz w:val="24"/>
         </w:rPr>
         <w:t>So, the other side is the supramundane side. What lies on the supramundane side? On the supramundane side, one is facing cessation (*nirodha*). The noble disciple (*ariya-sāvaka*) stands facing the side of cessation. The ordinary worldling (*puthujjana*) stands facing the side of origination (*samudaya*). To put it another way, everyone lives as if thinking, “No matter how much suffering we experience today, tomorrow morning will be good.” Even when this life is spent, they long for another life: “I could not fulfill my hopes in this life, but in the next life, I will.” This journey driven by ignorance and craving (*taṇhā*) is what is called saṃsāra. That is living on the side of origination. The law of kamma applies to such a person. Therefore, one must accept it and try to live according to it. Otherwise, one will have to experience fruition in a far more terrible state than one's current state. Next, what is needed to escape from this, what helps us to escape, is not an extreme effort like that of the Nigaṇṭhas, inflicting various pains upon the body, thinking “I am exhausting past kamma through this pain, and I will not perform any more kamma,” binding their mouths, or discarding their clothes.</w:t>
       </w:r>
@@ -527,20 +552,21 @@
       <w:r>
         <w:rPr>
           <w:rFonts w:ascii="Georgia" w:hAnsi="Georgia"/>
-          <w:b w:val="0"/>
-          <w:i w:val="0"/>
-          <w:sz w:val="24"/>
         </w:rPr>
-        <w:t>The forces of kamma can be appeased—as shown by the Buddha—only through wisdom (*paññā*). Only by destroying ignorance. It cannot be done by other methods. One cannot exhaust and finish all kamma either. This destruction of kamma—as mentioned in the fourth category, neither-dark-nor-bright kamma—is said to destroy kamma. To destroy kamma—you all have heard that a Stream-entrant (*Sotāpanna*) is born seven times at most. How does that happen? Based on the power obtained through the path-knowledge (*magga-ñāṇa*) of Stream-entry, due to the cutting off of the defilements, the noble disciple who has become a Stream-entrant is incapable of performing kamma that can lead to the lower realms. One can perform kamma that leads to the lower realms only with a strong view of existing group (*sakkāya-diṭṭhi*). The view of existing group (*sakkāya-diṭṭhi*) is the most gross, coarse aspect of “I” and “mine”. That layer of ignorance is shattered by path-knowledge; that is why that person cannot go to the lower realms. He is freed from the lower realms, in short. Next, as a direct result of the reduction of the sense of self, birth (*jāti*) is limited to at most seven more. This is how the Buddha solves this problem. This is the Middle Way. “Without halting and without straining” is why he said so. This problem is solved through wisdom (*paññā*), not by other artificial methods. Because the wheel of kamma in saṃsāra is so terrible. Even to Arahants, and to Buddhas, these kammas bring fruition. But that body they brought along—even those noble ones we call an Arahant or a Buddha appeared in this world through some force of kamma, and they have to experience those fruits correspondingly. But it ends there. After that, they do not take birth again. To solve that problem, the Buddha has shown these paths and fruits. At the state of Stream-entry, seven times; next, if Once-returning (*Sakadāgāmi*), coming to this world only once more; next, if Non-returning (*Anāgāmi*), being born in the Brahma world and after some time attaining Arahantship and pariNibbāna. Those Arahants, Buddhas, and Paccekabuddhas who attained final Nibbāna (*pariNibbāna) in this very world do not take birth again. To say they do not take birth again means that they have exhausted that accumulated mass of kamma.</w:t>
+        <w:t xml:space="preserve">The forces of kamma can be appeased—as shown by the Buddha—only through wisdom (*paññā*). Only by destroying ignorance. It cannot be done by other methods. One cannot exhaust and finish all kamma either. This destruction of kamma—as mentioned in the fourth category, neither-dark-nor-bright kamma—is said to destroy kamma. To destroy kamma—you all have heard that a Stream-entrant (*Sotāpanna*) is born seven times at most. How does that happen? Based on the power obtained through the path-knowledge (*magga-ñāṇa*) of Stream-entry, due to the cutting off of the defilements, the noble disciple who has become a Stream-entrant is incapable of performing kamma that can lead to the lower realms. One can perform kamma that leads to the lower realms only with a strong view of existing group (*sakkāya-diṭṭhi*). The view of existing group (*sakkāya-diṭṭhi*) is the most gross, coarse aspect of “I” and “mine”. That layer of ignorance is shattered by path-knowledge; that is why that person cannot go to the lower realms. He is freed from </w:t>
+      </w:r>
+      <w:r>
+        <w:rPr>
+          <w:rFonts w:ascii="Georgia" w:hAnsi="Georgia"/>
+        </w:rPr>
+        <w:lastRenderedPageBreak/>
+        <w:t>the lower realms, in short. Next, as a direct result of the reduction of the sense of self, birth (*jāti*) is limited to at most seven more. This is how the Buddha solves this problem. This is the Middle Way. “Without halting and without straining” is why he said so. This problem is solved through wisdom (*paññā*), not by other artificial methods. Because the wheel of kamma in saṃsāra is so terrible. Even to Arahants, and to Buddhas, these kammas bring fruition. But that body they brought along—even those noble ones we call an Arahant or a Buddha appeared in this world through some force of kamma, and they have to experience those fruits correspondingly. But it ends there. After that, they do not take birth again. To solve that problem, the Buddha has shown these paths and fruits. At the state of Stream-entry, seven times; next, if Once-returning (*Sakadāgāmi*), coming to this world only once more; next, if Non-returning (*Anāgāmi*), being born in the Brahma world and after some time attaining Arahantship and pariNibbāna. Those Arahants, Buddhas, and Paccekabuddhas who attained final Nibbāna (*pariNibbāna) in this very world do not take birth again. To say they do not take birth again means that they have exhausted that accumulated mass of kamma.</w:t>
       </w:r>
     </w:p>
     <w:p>
       <w:r>
         <w:rPr>
           <w:rFonts w:ascii="Georgia" w:hAnsi="Georgia"/>
-          <w:b w:val="0"/>
-          <w:i w:val="0"/>
-          <w:sz w:val="24"/>
         </w:rPr>
         <w:t>That, then, is the solution presented by the Buddha. We must reflect on these matters with wisdom and understand them. Otherwise, we might fall into those mentioned wrong views: “Since both merit and demerit expand saṃsāra—through both merit and demerit, or rather, through both wholesome and unwholesome, saṃsāra is prolonged—therefore, we do not need to concern ourselves with merit.” As for demerit, that is out of the question; it happens easily anyway. But the difficult thing is performing merit—performing the wholesome. To say, “There is no need to exert ourselves for them; if we do, saṃsāra is prolonged,” is to grasp the Dhamma wrongly. That is like grabbing a snake by its tail. The correct way to practice has been shown by the Buddha. As mentioned before, through virtue (*sīla*), at a practical level, one disciplines body and speech. What is the result obtained from that? It is blameless happiness (*anavajja-sukha*), the absence of remorse. Relying on that, one next develops concentration (*samādhi*). One does not linger in that concentration either, for that too is something that prolongs becoming (*bhava*). The Buddha does not hold onto that either. Instead, relying on concentration, with that calmed and unified mind, one penetrates and sees the three characteristics. The unique vision that a Buddha presents to the world is insight (*vipassanā*)—the three characteristics of the impermanent (*anicca*), suffering (*dukkha*), and not-self (*anattā*). This, too, can be understood insightfully only if there is good concentration. It is at that level of insight, after insight has been sufficiently developed, that through the realization of the paths and fruits—through that penetration—one understands that in these five aggregates, there is no “I”. There is nothing here to be taken as a self. Once that understanding arises, or rather, once the law of Dependent Arising is correctly understood, that person no longer performs the kind of unwholesome or wholesome actions that occur through the view of existing group (*sakkāya-diṭṭhi*). This is the solution shown by the Buddha.</w:t>
       </w:r>
@@ -549,10 +575,8 @@
       <w:r>
         <w:rPr>
           <w:rFonts w:ascii="Georgia" w:hAnsi="Georgia"/>
-          <w:b w:val="0"/>
-          <w:i w:val="0"/>
-          <w:sz w:val="24"/>
         </w:rPr>
+        <w:lastRenderedPageBreak/>
         <w:t>We chose a verse that speaks briefly about this becoming (*bhava*) as our theme. But we must realize that saṃsāric beings obtain various states based on the distinction between the wholesome and the unwholesome, between merit and demerit. That is an eternal law. Moreover, one is easily inclined toward evil kammas. Because one is easily inclined, we must establish a certain stance; we must make a firm determination. Otherwise, one naturally drifts into them. One drifts into the kamma of others. Having drifted, one will have to suffer in terrible places like the lower realms. Therefore, a certain level of virtue (*sīla*) is necessary. Furthermore, virtue that has been practiced for a long time is stronger; virtue practiced for a brief period has less strength. That is why you all undertake precepts, or rather, protect the five precepts that are your own. Having undertaken them, you make a determination. Having made a determination, you reflect upon them. Reflecting thus, when the opportunity arises to take a wrong path, you bring forward the mental factor of abstinence (*virati-cetasika*) to abstain from the situation that has presented itself, practicing abstinence upon the arrival of the occasion (*sampatta-virati*). That mind of abstinence is extremely helpful in escaping from such dangerous situations. Next, it is through the strength developed through virtue in this way that concentration (*samādhi*) can be established.</w:t>
       </w:r>
     </w:p>
@@ -560,42 +584,68 @@
       <w:r>
         <w:rPr>
           <w:rFonts w:ascii="Georgia" w:hAnsi="Georgia"/>
-          <w:b w:val="0"/>
-          <w:i w:val="0"/>
-          <w:sz w:val="24"/>
         </w:rPr>
-        <w:t>Reflecting in this manner, you will be able to understand the true meaning of the Middle Way shown by the Buddha. Next, through all of this, we must reflect on the nature of formations (*saṅkhāra*). This existence created by the mind itself through these formations—the worlds exist in corresponding alignment. The Buddha has shown that in accordance with various kammas, sometimes separate worlds manifest. It is said that at the end of an eon (*kalpa*), separate Brahma mansions arise for certain individuals. From this, we can see how powerful the mind is—this accumulation of kamma performed by our mind. Underneath all this lies that mentioned ignorance. Like a deep darkness, because of the darkness of ignorance, cultivating the delusion of “I” and “mine”, the beings of the world are driven to this kind of activity. To escape from this, we must gradually utilize these—without throwing away and without grasping onto virtue, concentration, and wisdom—using them from a middle stance. In some instances, this is compared to traveling by seven chariots. In those days, unlike today, if there was an urgent journey, several horse chariots were stationed at different points. One would travel in one chariot and mount the next when the horses became tired, and from that, mount another. In this way, changing between seven horse chariots, King Pasenadi Kosala went from Sāvatthi to Sāketa in an emergency; this simile has been shown. In that very way, the Buddha has shown each purification here. Relying on the purification of virtue (*sīla-visuddhi*), one develops the purification of mind (*citta-visuddhi*). Relying on the purification of mind, one develops the purification of view (*diṭṭhi-visuddhi*). In this way, passing through the sequence of seven purifications, ultimately one is able to attain the paths and fruits.</w:t>
+        <w:t xml:space="preserve">Reflecting in this manner, you will be able to understand the true meaning of the Middle Way shown by the Buddha. Next, through all of this, we must reflect on the nature of </w:t>
+      </w:r>
+      <w:r>
+        <w:rPr>
+          <w:rFonts w:ascii="Georgia" w:hAnsi="Georgia"/>
+        </w:rPr>
+        <w:t>Preparations</w:t>
+      </w:r>
+      <w:r>
+        <w:rPr>
+          <w:rFonts w:ascii="Georgia" w:hAnsi="Georgia"/>
+        </w:rPr>
+        <w:t xml:space="preserve"> (*saṅkhāra*). This existence created by the mind itself through these </w:t>
+      </w:r>
+      <w:r>
+        <w:rPr>
+          <w:rFonts w:ascii="Georgia" w:hAnsi="Georgia"/>
+        </w:rPr>
+        <w:t>Preparations</w:t>
+      </w:r>
+      <w:r>
+        <w:rPr>
+          <w:rFonts w:ascii="Georgia" w:hAnsi="Georgia"/>
+        </w:rPr>
+        <w:t>—the worlds exist in corresponding alignment. The Buddha has shown that in accordance with various kammas, sometimes separate worlds manifest. It is said that at the end of an eon (*kalpa*), separate Brahma mansions arise for certain individuals. From this, we can see how powerful the mind is—this accumulation of kamma performed by our mind. Underneath all this lies that mentioned ignorance. Like a deep darkness, because of the darkness of ignorance, cultivating the delusion of “I” and “mine”, the beings of the world are driven to this kind of activity. To escape from this, we must gradually utilize these—without throwing away and without grasping onto virtue, concentration, and wisdom—using them from a middle stance. In some instances, this is compared to traveling by seven chariots. In those days, unlike today, if there was an urgent journey, several horse chariots were stationed at different points. One would travel in one chariot and mount the next when the horses became tired, and from that, mount another. In this way, changing between seven horse chariots, King Pasenadi Kosala went from Sāvatthi to Sāketa in an emergency; this simile has been shown. In that very way, the Buddha has shown each purification here. Relying on the purification of virtue (*sīla-visuddhi*), one develops the purification of mind (*citta-visuddhi*). Relying on the purification of mind, one develops the purification of view (*diṭṭhi-visuddhi*). In this way, passing through the sequence of seven purifications, ultimately one is able to attain the paths and fruits.</w:t>
       </w:r>
     </w:p>
     <w:p>
       <w:r>
         <w:rPr>
           <w:rFonts w:ascii="Georgia" w:hAnsi="Georgia"/>
-          <w:b w:val="0"/>
-          <w:i w:val="0"/>
-          <w:sz w:val="24"/>
         </w:rPr>
-        <w:t>From this, we can contemplate how wondrous the Middle Way shown by the Buddha truly is. The ordinary worldling cannot find a way to escape from this saṃsāra. For they either sink by remaining static, or they struggle and are swept away by this flood. Through every kamma we perform, there is a portion that sinks into the mental continuum. This portion that sinks into the mental continuum is identified in this Dhamma as the “underlying tendency” (*anusaya*). Like a heavy object sinking to the bottom, during our long journey in saṃsāra, there is a portion that comes to be deposited as an underlying tendency (*anusaya*) in our mental continuum. Likewise, there is that which is called “taints” (*āsava*). *Āsava* implies a flowing—there is the sense of an influx or taints. Then, there is another portion that sweeps one away, and that is what is called a “flood” (*ogha*), which we have referred to as torrents. What does that mean? It means saṃsāric habits. Through every kamma we perform, a habit is forged. That is why we previously referred to it as a wheel—the wheel of kamma. Indeed, the Dhamma sometimes outlines: the round of defilements (*kilesa-vaṭṭa*), the round of kamma (*kamma-vaṭṭa*), and the round of fruition (*vipāka-vaṭṭa*). This word *vaṭṭa* is often employed. *Vaṭṭa* means going in a circle, or a wheel. How does each of these turn into a wheel? They turn into habits. It is not easy to break those saṃsāric habits. They can be broken only through wisdom (*paññā*). Those habits accumulate. When one kamma is performed—as we said, because the jeweler was cutting meat, it was very easy for him to transition to another blood-spilling kamma—in that very way, any kamma we perform assists another as a habit, by way of repetition (*āsevana*), whether good or bad. Thus progressing, the portion that sinks into the mental continuum is called the underlying tendency (*anusaya*). These cannot be easily removed. Likewise, the taints (*āsava*) represent the portion that flows in. Arahants, pious devotees, remove those underlying tendencies (*anusaya*), taints (*āsava*), and floods (*ogha*)—that portion which sinks. They also exhaust those influxes of sensuality, becoming (*bhava*), and views (*diṭṭhi*) that flow in. A mind that has acquired the strength to be freed from those torrents called floods is what is called an Arahant’s mind, a Buddha's mind. It is for this state that a Buddhist practices all steps of the path. It is not for some minor goal as ordinary people think—not merely to protect some social ethics, nor just with the objective of maintaining society well. There is a far deeper purpose than that. One's saṃsāric liberation belongs to oneself. For one's inheritance of kamma—as expressed in “heirs to their kamma” (*kammadāyādā*)—one must be responsible for the mass of kamma one has brought along. One must also be responsible in this saṃsāra for the mass of kamma one performs. The way to escape from it was ultimately shown by the Buddha as that mentioned neither-dark-nor-bright kamma. That means developing the Noble Eightfold Path at the supramundane level.</w:t>
+        <w:t xml:space="preserve">From this, we can contemplate how wondrous the Middle Way shown by the Buddha truly is. The ordinary worldling cannot find a way to escape from this saṃsāra. For </w:t>
+      </w:r>
+      <w:r>
+        <w:rPr>
+          <w:rFonts w:ascii="Georgia" w:hAnsi="Georgia"/>
+        </w:rPr>
+        <w:lastRenderedPageBreak/>
+        <w:t>they either sink by remaining static, or they struggle and are swept away by this flood. Through every kamma we perform, there is a portion that sinks into the mental continuum. This portion that sinks into the mental continuum is identified in this Dhamma as the “underlying tendency” (*anusaya*). Like a heavy object sinking to the bottom, during our long journey in saṃsāra, there is a portion that comes to be deposited as an underlying tendency (*anusaya*) in our mental continuum. Likewise, there is that which is called “taints” (*āsava*). *Āsava* implies a flowing—there is the sense of an influx or taints. Then, there is another portion that sweeps one away, and that is what is called a “flood” (*ogha*), which we have referred to as torrents. What does that mean? It means saṃsāric habits. Through every kamma we perform, a habit is forged. That is why we previously referred to it as a wheel—the wheel of kamma. Indeed, the Dhamma sometimes outlines: the round of defilements (*kilesa-vaṭṭa*), the round of kamma (*kamma-vaṭṭa*), and the round of fruition (*vipāka-vaṭṭa*). This word *vaṭṭa* is often employed. *Vaṭṭa* means going in a circle, or a wheel. How does each of these turn into a wheel? They turn into habits. It is not easy to break those saṃsāric habits. They can be broken only through wisdom (*paññā*). Those habits accumulate. When one kamma is performed—as we said, because the jeweler was cutting meat, it was very easy for him to transition to another blood-spilling kamma—in that very way, any kamma we perform assists another as a habit, by way of repetition (*āsevana*), whether good or bad. Thus progressing, the portion that sinks into the mental continuum is called the underlying tendency (*anusaya*). These cannot be easily removed. Likewise, the taints (*āsava*) represent the portion that flows in. Arahants, pious devotees, remove those underlying tendencies (*anusaya*), taints (*āsava*), and floods (*ogha*)—that portion which sinks. They also exhaust those influxes of sensuality, becoming (*bhava*), and views (*diṭṭhi*) that flow in. A mind that has acquired the strength to be freed from those torrents called floods is what is called an Arahant’s mind, a Buddha's mind. It is for this state that a Buddhist practices all steps of the path. It is not for some minor goal as ordinary people think—not merely to protect some social ethics, nor just with the objective of maintaining society well. There is a far deeper purpose than that. One's saṃsāric liberation belongs to oneself. For one's inheritance of kamma—as expressed in “heirs to their kamma” (*kammadāyādā*)—one must be responsible for the mass of kamma one has brought along. One must also be responsible in this saṃsāra for the mass of kamma one performs. The way to escape from it was ultimately shown by the Buddha as that mentioned neither-dark-nor-bright kamma. That means developing the Noble Eightfold Path at the supramundane level.</w:t>
       </w:r>
     </w:p>
     <w:p>
       <w:r>
         <w:rPr>
           <w:rFonts w:ascii="Georgia" w:hAnsi="Georgia"/>
-          <w:b w:val="0"/>
-          <w:i w:val="0"/>
-          <w:sz w:val="24"/>
         </w:rPr>
-        <w:t>Looking towards the side of origination (*samudaya*), performing actions based on a general understanding of good and bad is described as “accompanied by taints, siding with merit, ripening in acquisitions” (*sāsavā puññabhāgiyā upadhivepakkā*). It is accompanied by taints (*sāsava*); that is acknowledged. Accompanied by taints, siding with merit, it accumulates acquisitions (*upadhi*) in saṃsāra—acquisitions meaning those things that yield various existences or worldly resources in saṃsāra. There is such a form of right view. On the other hand, what is the deep right view? It is the right view concerning the Four Noble Truths: that this entire existence is suffering (*dukkha*); its cause is craving (*taṇhā*); the calming of this craving is Nibbāna; and the path to it is the Noble Eightfold Path. The realization of these Four Noble Truths is what is called supramundane right view (*lokuttara-sammā-diṭṭhi*). Thus, in a mundane or saṃsāric sense, understanding the good and bad actions of beings is the lower level of right view. That is what is called the “right view of ownership of kamma” (*kammassakatā sammā-diṭṭhi*)—the understanding of merit and demerit, or good and bad. Not everything is accomplished by that alone. Standing upon that foundation, and having fulfilled those necessary requirements, ultimately—the final goal must be—to understand these Four Noble Truths deeply. To say that this entire existence is suffering (*dukkha*) means that there is no “soul” or “I” here. The path leading to that realization is what the Buddha has shown in the profound aspect of the Noble Eightfold Path. All eight factors arise simultaneously in a supramundane mind. Ordinary people, when developing the Noble Eightfold Path, take each factor individually and develop them “retail”. But it is in a supramundane mind that the Noble Eightfold Path arises in a unified meditative state. It is said that all eight factors arise simultaneously in a single moment of mind. That means all eight factors have become aligned. If we imagine those eight factors were crooked—crooked in various ways—it is precisely when all eight factors, from right view to right concentration, become aligned at the same instant that the realization of the paths and fruits occurs, when viewed in a deep sense. Therefore, there is a far greater depth in the supramundane state than the right view and right intention developed by ordinary people.</w:t>
+        <w:t xml:space="preserve">Looking towards the side of origination (*samudaya*), performing actions based on a general understanding of good and bad is described as “accompanied by taints, siding with merit, ripening in acquisitions” (*sāsavā puññabhāgiyā upadhivepakkā*). It is accompanied by taints (*sāsava*); that is acknowledged. Accompanied by taints, siding with merit, it accumulates acquisitions (*upadhi*) in saṃsāra—acquisitions meaning those things that yield various existences or worldly resources in saṃsāra. There is such a form of right view. On the other hand, what is the deep right view? It </w:t>
+      </w:r>
+      <w:r>
+        <w:rPr>
+          <w:rFonts w:ascii="Georgia" w:hAnsi="Georgia"/>
+        </w:rPr>
+        <w:lastRenderedPageBreak/>
+        <w:t>is the right view concerning the Four Noble Truths: that this entire existence is suffering (*dukkha*); its cause is craving (*taṇhā*); the calming of this craving is Nibbāna; and the path to it is the Noble Eightfold Path. The realization of these Four Noble Truths is what is called supramundane right view (*lokuttara-sammā-diṭṭhi*). Thus, in a mundane or saṃsāric sense, understanding the good and bad actions of beings is the lower level of right view. That is what is called the “right view of ownership of kamma” (*kammassakatā sammā-diṭṭhi*)—the understanding of merit and demerit, or good and bad. Not everything is accomplished by that alone. Standing upon that foundation, and having fulfilled those necessary requirements, ultimately—the final goal must be—to understand these Four Noble Truths deeply. To say that this entire existence is suffering (*dukkha*) means that there is no “soul” or “I” here. The path leading to that realization is what the Buddha has shown in the profound aspect of the Noble Eightfold Path. All eight factors arise simultaneously in a supramundane mind. Ordinary people, when developing the Noble Eightfold Path, take each factor individually and develop them “retail”. But it is in a supramundane mind that the Noble Eightfold Path arises in a unified meditative state. It is said that all eight factors arise simultaneously in a single moment of mind. That means all eight factors have become aligned. If we imagine those eight factors were crooked—crooked in various ways—it is precisely when all eight factors, from right view to right concentration, become aligned at the same instant that the realization of the paths and fruits occurs, when viewed in a deep sense. Therefore, there is a far greater depth in the supramundane state than the right view and right intention developed by ordinary people.</w:t>
       </w:r>
     </w:p>
     <w:p>
       <w:r>
         <w:rPr>
           <w:rFonts w:ascii="Georgia" w:hAnsi="Georgia"/>
-          <w:b w:val="0"/>
-          <w:i w:val="0"/>
-          <w:sz w:val="24"/>
         </w:rPr>
         <w:t>Therefore, through this, you all should reflect upon and bring to light a host of deeper matters regarding kamma and rebirth, drawing from this story and verse. On this valuable day, bringing the Dhamma knowledge you have gathered close to your lives, and without neglecting these virtues, may you establish concentration (*samādhi*) through the restraint you have developed, and through that concentration, obtain that insight wisdom (*vipassanā-paññā*) to resolve to escape from this extremely dangerous saṃsāra. May the store of merit we have gathered today through this Dhamma sermon and Dhamma listening, and also all the mental strengths of faith (*saddhā*), energy (*viriya*), mindfulness (*sati*), concentration (*samādhi*), and wisdom (*paññā*) that you have developed through listening to the Dhamma, be a decisive support (*upanissaya*) for crossing over this saṃsāra—for crossing over this flood without halting and without straining.</w:t>
       </w:r>
@@ -604,30 +654,25 @@
       <w:r>
         <w:rPr>
           <w:rFonts w:ascii="Georgia" w:hAnsi="Georgia"/>
-          <w:b w:val="0"/>
-          <w:i w:val="0"/>
-          <w:sz w:val="24"/>
         </w:rPr>
-        <w:t>Likewise, for this pious group, today our small hall has been expanded. For this too, these devout lay disciples must have assisted and contributed to some extent. Also, a seat has been offered as a Dhamma-seat. Although we do not expect much, out of respect for the Dhamma, a Dhamma-seat has been offered. Reflecting upon that merit, and also relying on the store of merit gathered today through this special Dhamma listening, may all this power of merit remove whatever states obstruct your journey to Nibbāna in this life! May supportive states approach you! Experiencing the peace of the Dhamma, appeasing those mentioned forces of kamma, ultimately through the power of Dhamma, may this power of merit definitely be a cause and support to conquer the entire wheel of kamma through the wheel of Dhamma! Thus make your aspiration. Likewise, may the Sasana-protecting deities and Brahmas, and also the relatives who have passed away in your names, and all beings from Avīci up to Akaniṭṭha, rejoice in this merit of Dhamma sermon and Dhamma listening! Having rejoiced, may they as quickly as possible find peace in the supreme Deathless Nibbāna through their aspired Bodhi! With this aspiration, recite these verses and share the merit.</w:t>
+        <w:t xml:space="preserve">Likewise, for this pious group, today our small hall has been expanded. For this too, these devout lay disciples must have assisted and contributed to some extent. Also, a seat has been offered as a Dhamma-seat. Although we do not expect much, out of respect for the Dhamma, a Dhamma-seat has been offered. Reflecting upon that merit, and also relying on the store of merit gathered today through this special Dhamma listening, may all this power of merit remove whatever states obstruct your journey to Nibbāna in this life! May supportive states approach you! Experiencing the peace of the Dhamma, appeasing those mentioned forces of kamma, ultimately </w:t>
+      </w:r>
+      <w:r>
+        <w:rPr>
+          <w:rFonts w:ascii="Georgia" w:hAnsi="Georgia"/>
+        </w:rPr>
+        <w:lastRenderedPageBreak/>
+        <w:t>through the power of Dhamma, may this power of merit definitely be a cause and support to conquer the entire wheel of kamma through the wheel of Dhamma! Thus make your aspiration. Likewise, may the Sasana-protecting deities and Brahmas, and also the relatives who have passed away in your names, and all beings from Avīci up to Akaniṭṭha, rejoice in this merit of Dhamma sermon and Dhamma listening! Having rejoiced, may they as quickly as possible find peace in the supreme Deathless Nibbāna through their aspired Bodhi! With this aspiration, recite these verses and share the merit.</w:t>
       </w:r>
     </w:p>
     <w:p>
       <w:r>
         <w:rPr>
           <w:rFonts w:ascii="Georgia" w:hAnsi="Georgia"/>
-          <w:b w:val="0"/>
-          <w:i w:val="0"/>
-          <w:sz w:val="24"/>
         </w:rPr>
         <w:t>“*Ettāvatā ca amhehi.........*”</w:t>
       </w:r>
     </w:p>
-    <w:sectPr>
-      <w:pgSz w:w="12240" w:h="15840"/>
-      <w:pgMar w:top="1440" w:right="1800" w:bottom="1440" w:left="1800" w:header="720" w:footer="720" w:gutter="0"/>
-      <w:cols w:space="720"/>
-      <w:docGrid w:linePitch="360"/>
-    </w:sectPr>
   </w:body>
 </w:document>
 </file>

--- a/docx/sermon_019_ENGLISH.docx
+++ b/docx/sermon_019_ENGLISH.docx
@@ -3,25 +3,22 @@
 <w:document xmlns:wpc="http://schemas.microsoft.com/office/word/2010/wordprocessingCanvas" xmlns:mo="http://schemas.microsoft.com/office/mac/office/2008/main" xmlns:mc="http://schemas.openxmlformats.org/markup-compatibility/2006" xmlns:mv="urn:schemas-microsoft-com:mac:vml" xmlns:o="urn:schemas-microsoft-com:office:office" xmlns:r="http://schemas.openxmlformats.org/officeDocument/2006/relationships" xmlns:m="http://schemas.openxmlformats.org/officeDocument/2006/math" xmlns:v="urn:schemas-microsoft-com:vml" xmlns:wp14="http://schemas.microsoft.com/office/word/2010/wordprocessingDrawing" xmlns:wp="http://schemas.openxmlformats.org/drawingml/2006/wordprocessingDrawing" xmlns:w10="urn:schemas-microsoft-com:office:word" xmlns:w="http://schemas.openxmlformats.org/wordprocessingml/2006/main" xmlns:w14="http://schemas.microsoft.com/office/word/2010/wordml" xmlns:wpg="http://schemas.microsoft.com/office/word/2010/wordprocessingGroup" xmlns:wpi="http://schemas.microsoft.com/office/word/2010/wordprocessingInk" xmlns:wne="http://schemas.microsoft.com/office/word/2006/wordml" xmlns:wps="http://schemas.microsoft.com/office/word/2010/wordprocessingShape" mc:Ignorable="w14 wp14">
   <w:body>
     <w:p>
-      <w:pPr>
-        <w:pStyle w:val="Heading1"/>
-      </w:pPr>
-      <w:bookmarkStart w:id="21" w:name="_Toc242628802"/>
       <w:r>
         <w:rPr>
           <w:rFonts w:ascii="Georgia" w:hAnsi="Georgia"/>
           <w:b/>
+          <w:i w:val="0"/>
           <w:sz w:val="32"/>
         </w:rPr>
-        <w:lastRenderedPageBreak/>
         <w:t>Pahankanuwa Sermon #19</w:t>
       </w:r>
-      <w:bookmarkEnd w:id="21"/>
     </w:p>
     <w:p>
       <w:r>
         <w:rPr>
           <w:rFonts w:ascii="Georgia" w:hAnsi="Georgia"/>
+          <w:b w:val="0"/>
+          <w:i w:val="0"/>
           <w:sz w:val="22"/>
         </w:rPr>
         <w:t>English Translation</w:t>
@@ -31,6 +28,8 @@
       <w:r>
         <w:rPr>
           <w:rFonts w:ascii="Georgia" w:hAnsi="Georgia"/>
+          <w:b w:val="0"/>
+          <w:i w:val="0"/>
           <w:sz w:val="22"/>
         </w:rPr>
         <w:t>Translated from Sinhala</w:t>
@@ -41,7 +40,9 @@
         <w:rPr>
           <w:rFonts w:ascii="Georgia" w:hAnsi="Georgia"/>
           <w:b/>
+          <w:i w:val="0"/>
           <w:color w:val="000000"/>
+          <w:sz w:val="24"/>
         </w:rPr>
         <w:t>Author: Ven. Katukurunde Nanananda Thero</w:t>
       </w:r>
@@ -50,6 +51,9 @@
       <w:r>
         <w:rPr>
           <w:rFonts w:ascii="Georgia" w:hAnsi="Georgia"/>
+          <w:b w:val="0"/>
+          <w:i w:val="0"/>
+          <w:sz w:val="24"/>
         </w:rPr>
         <w:t>(Pahankaṇuwa Sinhala Audio Dhamma Sermon No. )</w:t>
       </w:r>
@@ -58,6 +62,9 @@
       <w:r>
         <w:rPr>
           <w:rFonts w:ascii="Georgia" w:hAnsi="Georgia"/>
+          <w:b w:val="0"/>
+          <w:i w:val="0"/>
+          <w:sz w:val="24"/>
         </w:rPr>
         <w:t>Namo tassa bhagavato arahato sammāsambuddhassa</w:t>
       </w:r>
@@ -66,6 +73,9 @@
       <w:r>
         <w:rPr>
           <w:rFonts w:ascii="Georgia" w:hAnsi="Georgia"/>
+          <w:b w:val="0"/>
+          <w:i w:val="0"/>
+          <w:sz w:val="24"/>
         </w:rPr>
         <w:t>(Homage to the Blessed One, the Worthy One, the Fully Self-Enlightened One)</w:t>
       </w:r>
@@ -75,6 +85,7 @@
         <w:rPr>
           <w:rFonts w:ascii="Georgia" w:hAnsi="Georgia"/>
           <w:b/>
+          <w:i w:val="0"/>
           <w:color w:val="000000"/>
           <w:sz w:val="22"/>
         </w:rPr>
@@ -85,6 +96,7 @@
       <w:r>
         <w:rPr>
           <w:rFonts w:ascii="Georgia" w:hAnsi="Georgia"/>
+          <w:b w:val="0"/>
           <w:i/>
           <w:color w:val="000000"/>
           <w:sz w:val="28"/>
@@ -97,6 +109,7 @@
         <w:rPr>
           <w:rFonts w:ascii="Georgia" w:hAnsi="Georgia"/>
           <w:b/>
+          <w:i w:val="0"/>
           <w:sz w:val="22"/>
         </w:rPr>
         <w:t>From:</w:t>
@@ -106,6 +119,8 @@
       <w:r>
         <w:rPr>
           <w:rFonts w:ascii="Georgia" w:hAnsi="Georgia"/>
+          <w:b w:val="0"/>
+          <w:i w:val="0"/>
           <w:color w:val="000000"/>
           <w:sz w:val="28"/>
         </w:rPr>
@@ -116,6 +131,9 @@
       <w:r>
         <w:rPr>
           <w:rFonts w:ascii="Georgia" w:hAnsi="Georgia"/>
+          <w:b w:val="0"/>
+          <w:i w:val="0"/>
+          <w:sz w:val="24"/>
         </w:rPr>
         <w:t>Dear Listeners,</w:t>
       </w:r>
@@ -124,6 +142,9 @@
       <w:r>
         <w:rPr>
           <w:rFonts w:ascii="Georgia" w:hAnsi="Georgia"/>
+          <w:b w:val="0"/>
+          <w:i w:val="0"/>
+          <w:sz w:val="24"/>
         </w:rPr>
         <w:t>There exists a certain cyclical relationship between kamma and rebirth. A being who takes birth as a result of a certain period of fruition (*vipāka*) becomes subject to and yields to that very same kammic force when generating kamma anew, thereby dragging on this saṃsāric round of rebirth indefinitely. It is only by relying on the power of the Dhamma that one can appease this kammic energy and escape from saṃsāra. The Buddha, the Teacher of the Three Worlds, revealed to the world that no matter how powerful the wheel of kamma may be, ultimately, the wheel of Dhamma triumphs. Today, through the verse and the background story we have taken as our theme, you will have the opportunity to hear various factors related to this very matter.</w:t>
       </w:r>
@@ -132,21 +153,20 @@
       <w:r>
         <w:rPr>
           <w:rFonts w:ascii="Georgia" w:hAnsi="Georgia"/>
+          <w:b w:val="0"/>
+          <w:i w:val="0"/>
+          <w:sz w:val="24"/>
         </w:rPr>
-        <w:t xml:space="preserve">An Arahant named Tissa, who resided at Jetavana, had been visiting the house of a certain jeweler for alms for twelve years. Both the jeweler and his wife treated this venerable monk as they would their own parents, attending to all his needs and offering him alms-food. One day, when the Thera arrived at the jeweler’s house, the jeweler was cutting meat. At that very moment, while the Thera was standing there, a messenger arrived from King Kosala with a gemstone, saying, “The King has commanded to have this gem cleaned, perforated, and sent back.” Still cutting meat, the jeweler took the gemstone with his blood-stained hand, placed it on a box, and went to wash his hands. There was a pet crane kept in the house. Attracted by the smell of blood, the bird mistook the gem for a piece of meat and swallowed it, right before the Thera's eyes. When the jeweler returned from inside and looked, the gem was missing. He asked his wife and children if they had taken it. When they denied taking it, he went inside and discussed with his wife, saying, “Surely, it must be this monk who took it.” The wife pleaded, “Oh, do not say such a thing! For twelve long </w:t>
-      </w:r>
-      <w:r>
-        <w:rPr>
-          <w:rFonts w:ascii="Georgia" w:hAnsi="Georgia"/>
-        </w:rPr>
-        <w:lastRenderedPageBreak/>
-        <w:t>years, we have never seen any fault in this venerable sir.” But the jeweler would not listen. He came out and asked the Arahant, “Who took the gem that was here? Did you take it, venerable sir?” “No, lay follower, I did not take it,” the Thera replied. “There was no one else here. You must have taken it, venerable sir. Please return the gem to me,” the jeweler insisted.</w:t>
+        <w:t>An Arahant named Tissa, who resided at Jetavana, had been visiting the house of a certain jeweler for alms for twelve years. Both the jeweler and his wife treated this venerable monk as they would their own parents, attending to all his needs and offering him alms-food. One day, when the Thera arrived at the jeweler’s house, the jeweler was cutting meat. At that very moment, while the Thera was standing there, a messenger arrived from King Kosala with a gemstone, saying, “The King has commanded to have this gem cleaned, perforated, and sent back.” Still cutting meat, the jeweler took the gemstone with his blood-stained hand, placed it on a box, and went to wash his hands. There was a pet crane kept in the house. Attracted by the smell of blood, the bird mistook the gem for a piece of meat and swallowed it, right before the Thera's eyes. When the jeweler returned from inside and looked, the gem was missing. He asked his wife and children if they had taken it. When they denied taking it, he went inside and discussed with his wife, saying, “Surely, it must be this monk who took it.” The wife pleaded, “Oh, do not say such a thing! For twelve long years, we have never seen any fault in this venerable sir.” But the jeweler would not listen. He came out and asked the Arahant, “Who took the gem that was here? Did you take it, venerable sir?” “No, lay follower, I did not take it,” the Thera replied. “There was no one else here. You must have taken it, venerable sir. Please return the gem to me,” the jeweler insisted.</w:t>
       </w:r>
     </w:p>
     <w:p>
       <w:r>
         <w:rPr>
           <w:rFonts w:ascii="Georgia" w:hAnsi="Georgia"/>
+          <w:b w:val="0"/>
+          <w:i w:val="0"/>
+          <w:sz w:val="24"/>
         </w:rPr>
         <w:t>The Thera was thus left helpless. The jeweler went inside again and discussed with his wife: “Surely, it must be this monk who took it. I must interrogate him, even by torturing him.” “Oh, please do not do that! We will be ruined if you do. It would be far better for our entire family to become royal slaves,” she pleaded. But the jeweler replied, “Even if we all become slaves, it will not pay for the value of this gem.” Stubbornly holding onto this view, he bound the Thera’s head with a rope and tightened it using a wooden stick as a tourniquet. Inflicting torture progressively, he demanded to know if the Thera had taken the gem. As the binding was tightened further, blood began to pour from the Thera's nose, ears, and mouth. Unable to bear the agony, the Thera collapsed to the floor. Attracted by the scent of blood, the crane came to drink it. Out of sheer anger towards the Thera, the jeweler shouted, “What are you doing here?” and kicked the crane. The bird died on the spot, falling on its back. The Thera saw this and said, “Lay follower, please loosen this binding slightly. Loosen it and see if that bird is dead.” “May you die just as it did!” the jeweler barked. Now realizing that the bird was indeed dead, the Thera said, “Lay follower, it was this bird that swallowed the gem. I did not disclose it because it would have resulted in the bird's death. Even if I were to die, I would not have spoken. But now that the bird is dead, I tell you this.”</w:t>
       </w:r>
@@ -155,6 +175,9 @@
       <w:r>
         <w:rPr>
           <w:rFonts w:ascii="Georgia" w:hAnsi="Georgia"/>
+          <w:b w:val="0"/>
+          <w:i w:val="0"/>
+          <w:sz w:val="24"/>
         </w:rPr>
         <w:t>When the jeweler slit open the bird's belly, there indeed was the gem. Immediately, a deep sense of remorse and urgency (*saṃvega*) overcame him. Falling at the Thera’s feet, he pleaded, “Venerable sir, please forgive me for what I have done out of ignorance.” The Thera replied, “Lay follower, this is neither your fault nor mine. This is a flaw of saṃsāra—a saṃsāric fault. Therefore, I forgive you.” The lay follower then said, “Venerable sir, if you truly forgive me, please come to our house for alms-food just as before.” The Thera responded, “No, lay follower. I now realize the danger (*ādīnava*) of this—of entering inside houses, of going under the roof of a household. It is because of this that such a thing occurred. Therefore, as long as there is strength in my legs, I shall wander for alms.” Right then and there, he undertook an ascetic practice (*dhutaṅga*), reciting a verse appropriate to it:</w:t>
       </w:r>
@@ -163,6 +186,9 @@
       <w:r>
         <w:rPr>
           <w:rFonts w:ascii="Georgia" w:hAnsi="Georgia"/>
+          <w:b w:val="0"/>
+          <w:i w:val="0"/>
+          <w:sz w:val="24"/>
         </w:rPr>
         <w:t>*“Paccati munino bhattaṃ - thokaṃ thokaṃ kule kule*</w:t>
       </w:r>
@@ -171,6 +197,9 @@
       <w:r>
         <w:rPr>
           <w:rFonts w:ascii="Georgia" w:hAnsi="Georgia"/>
+          <w:b w:val="0"/>
+          <w:i w:val="0"/>
+          <w:sz w:val="24"/>
         </w:rPr>
         <w:t>*Piṇḍikāya carissāmi, atthi jaṅghabalaṃ mama”*</w:t>
       </w:r>
@@ -179,6 +208,9 @@
       <w:r>
         <w:rPr>
           <w:rFonts w:ascii="Georgia" w:hAnsi="Georgia"/>
+          <w:b w:val="0"/>
+          <w:i w:val="0"/>
+          <w:sz w:val="24"/>
         </w:rPr>
         <w:t>“For the silent sage, food is cooked little by little, household by household. I shall wander for alms, for there is still strength in my legs.”</w:t>
       </w:r>
@@ -187,21 +219,20 @@
       <w:r>
         <w:rPr>
           <w:rFonts w:ascii="Georgia" w:hAnsi="Georgia"/>
+          <w:b w:val="0"/>
+          <w:i w:val="0"/>
+          <w:sz w:val="24"/>
         </w:rPr>
-        <w:t xml:space="preserve">Despite his resolve, the Thera did not live long; due to the physical trauma he suffered, he soon attained pariNibbāna (final Nibbāna). Later on, both the jeweler and his wife also passed away. After their deaths, the bhikkhus questioned the </w:t>
-      </w:r>
-      <w:r>
-        <w:rPr>
-          <w:rFonts w:ascii="Georgia" w:hAnsi="Georgia"/>
-        </w:rPr>
-        <w:lastRenderedPageBreak/>
-        <w:t>Buddha about where the individuals involved in this event had been reborn. It was on that occasion that the Buddha uttered the verse we have chosen as our theme. It is mentioned that the crane—perhaps due to its familiarity with the household—was reborn in the womb of the jeweler’s wife. The jeweler's wife, when she passed away, was reborn in a heavenly realm. The jeweler himself was born in hell because he had inflicted fatal torture upon an Arahant. The Thera attained pariNibbāna. The verse revealing this state of affairs is the one we placed as our theme:</w:t>
+        <w:t>Despite his resolve, the Thera did not live long; due to the physical trauma he suffered, he soon attained pariNibbāna (final Nibbāna). Later on, both the jeweler and his wife also passed away. After their deaths, the bhikkhus questioned the Buddha about where the individuals involved in this event had been reborn. It was on that occasion that the Buddha uttered the verse we have chosen as our theme. It is mentioned that the crane—perhaps due to its familiarity with the household—was reborn in the womb of the jeweler’s wife. The jeweler's wife, when she passed away, was reborn in a heavenly realm. The jeweler himself was born in hell because he had inflicted fatal torture upon an Arahant. The Thera attained pariNibbāna. The verse revealing this state of affairs is the one we placed as our theme:</w:t>
       </w:r>
     </w:p>
     <w:p>
       <w:r>
         <w:rPr>
           <w:rFonts w:ascii="Georgia" w:hAnsi="Georgia"/>
+          <w:b w:val="0"/>
+          <w:i w:val="0"/>
+          <w:sz w:val="24"/>
         </w:rPr>
         <w:t>*“Gabbhameke uppajjanti - nirayaṃ pāpakammino*</w:t>
       </w:r>
@@ -210,6 +241,9 @@
       <w:r>
         <w:rPr>
           <w:rFonts w:ascii="Georgia" w:hAnsi="Georgia"/>
+          <w:b w:val="0"/>
+          <w:i w:val="0"/>
+          <w:sz w:val="24"/>
         </w:rPr>
         <w:t>*Saggaṃ sugatino yanti - parinibbanti anāsavā”*</w:t>
       </w:r>
@@ -218,6 +252,9 @@
       <w:r>
         <w:rPr>
           <w:rFonts w:ascii="Georgia" w:hAnsi="Georgia"/>
+          <w:b w:val="0"/>
+          <w:i w:val="0"/>
+          <w:sz w:val="24"/>
         </w:rPr>
         <w:t>“Some are born in a womb; evil-doers arise in hell; those of good destiny go to heaven; the taintless are completely extinguished.”</w:t>
       </w:r>
@@ -226,6 +263,9 @@
       <w:r>
         <w:rPr>
           <w:rFonts w:ascii="Georgia" w:hAnsi="Georgia"/>
+          <w:b w:val="0"/>
+          <w:i w:val="0"/>
+          <w:sz w:val="24"/>
         </w:rPr>
         <w:t>This is the essence of what is stated in the verse. This is the narrative. What this verse illustrates, in truth, is how different individuals are reborn in accordance with their kamma. Now, as is our custom, let us extract the guidance, the Dhamma lessons, and the doctrinal principles that we can bring to light from this story and verse.</w:t>
       </w:r>
@@ -234,6 +274,9 @@
       <w:r>
         <w:rPr>
           <w:rFonts w:ascii="Georgia" w:hAnsi="Georgia"/>
+          <w:b w:val="0"/>
+          <w:i w:val="0"/>
+          <w:sz w:val="24"/>
         </w:rPr>
         <w:t>This story is indeed a deeply moving, remorseful one. From one perspective, it is the story of a jeweler who failed to recognize a true gem. From another perspective, it is the story of an Arahant who, for twelve years, visited the same household only to receive the fruition of a grave past kamma. This narrative concerns a monk who was highly intimate with the jeweler's household (the word *kulūpaga* is used here, referring to “Tissa, the family-associate of the jeweler”). He was such an intimate monk. Yet, due to a suspicion that arose in a brief moment, the jeweler subjected him to such severe torture that it led to the Arahant's death. We can reflect on something from this. At the time the Thera arrived, the jeweler was cutting meat. We can understand from this that transitioning from one blood-spilling activity to another is quite easy. He was driven to inflict such cruel torture because it did not seem to be a grave matter to him; the gem was far more important. He did not comprehend the gravity of saṃsāra. For twelve years, he failed to recognize the highly virtuous monk—the Arahant. The gem sent by the king was of far greater consequence to him. This is one aspect we can contemplate.</w:t>
       </w:r>
@@ -242,21 +285,20 @@
       <w:r>
         <w:rPr>
           <w:rFonts w:ascii="Georgia" w:hAnsi="Georgia"/>
+          <w:b w:val="0"/>
+          <w:i w:val="0"/>
+          <w:sz w:val="24"/>
         </w:rPr>
-        <w:t xml:space="preserve">Furthermore, we can understand that there was a grave kamma waiting to bear fruit for this Thera. When we examine it, we see a dramatic series of events. Often, when one has to experience the fruition of kamma—even nowadays—we see a series of events aligning in a peculiar manner. Here, when the Thera arrived that day, the jeweler was cutting meat. Then arrived the king’s message regarding the gem. Then the crane was also right there. All these factors fell into place, and in the end, the Arahant suffered a fatal injury—or rather, was forced to attain pariNibbāna—due to his own past kamma. It was precisely because he understood this that, when the jeweler begged for forgiveness, the Thera, while forgiving him in a most virtuous manner, said, “This is neither your fault nor mine. It is a saṃsāric flaw.” To call it a saṃsāric flaw means that one must inevitably experience the results of the kamma </w:t>
-      </w:r>
-      <w:r>
-        <w:rPr>
-          <w:rFonts w:ascii="Georgia" w:hAnsi="Georgia"/>
-        </w:rPr>
-        <w:lastRenderedPageBreak/>
-        <w:t>one has committed; one must exhaust the fruits of kamma. This is the lesson we must draw from this. At the same time, the vast reservoir of this Thera’s noble virtues becomes clear. His only weakness, as mentioned, was his being a family-associate (*kulūpaga*). While intimacy with families is regarded as a good thing in the lay world, for the Sangha, such intimacy is considered a defect. It is for this reason that the Thera, realizing his error—the danger (*ādīnava*) of being a family-associate—resolved to go strictly on almsround, from house to house.</w:t>
+        <w:t>Furthermore, we can understand that there was a grave kamma waiting to bear fruit for this Thera. When we examine it, we see a dramatic series of events. Often, when one has to experience the fruition of kamma—even nowadays—we see a series of events aligning in a peculiar manner. Here, when the Thera arrived that day, the jeweler was cutting meat. Then arrived the king’s message regarding the gem. Then the crane was also right there. All these factors fell into place, and in the end, the Arahant suffered a fatal injury—or rather, was forced to attain pariNibbāna—due to his own past kamma. It was precisely because he understood this that, when the jeweler begged for forgiveness, the Thera, while forgiving him in a most virtuous manner, said, “This is neither your fault nor mine. It is a saṃsāric flaw.” To call it a saṃsāric flaw means that one must inevitably experience the results of the kamma one has committed; one must exhaust the fruits of kamma. This is the lesson we must draw from this. At the same time, the vast reservoir of this Thera’s noble virtues becomes clear. His only weakness, as mentioned, was his being a family-associate (*kulūpaga*). While intimacy with families is regarded as a good thing in the lay world, for the Sangha, such intimacy is considered a defect. It is for this reason that the Thera, realizing his error—the danger (*ādīnava*) of being a family-associate—resolved to go strictly on almsround, from house to house.</w:t>
       </w:r>
     </w:p>
     <w:p>
       <w:r>
         <w:rPr>
           <w:rFonts w:ascii="Georgia" w:hAnsi="Georgia"/>
+          <w:b w:val="0"/>
+          <w:i w:val="0"/>
+          <w:sz w:val="24"/>
         </w:rPr>
         <w:t>In any case, the Thera's great mass of noble virtues is clearly evident. Even when subjected to such fatal pain, he did not testify against the crane. This was not out of fear of anyone, but because his precept would be compromised. He would not give testimony that would knowingly cause the death of a living being. Sacrificing his own life, out of compassion for that animal at that moment, he withheld the truth. Therein lies a precious virtue. Likewise, he harbored no aversion (*dosa*) toward the jeweler who tortured him. Such a valuable store of virtues is illuminated by the life of this monk. Furthermore, if we reflect deeply, what we see through this is kamma and its fruition. This is precisely what the verse declares: “Some are born in a womb; others in hell.” Here, hell became the jeweler's destination. On the other hand, we see the difference between the couple: the wife, possessing deep faith, did not condone what her husband was doing. Out of her devotion to the Thera, she did not approve of his actions. It is said that due to her store of virtue and her acts of service, she was reborn in a heavenly world. As for the Arahant, we all know that his passing was pariNibbāna. Thereafter, there is no more birth (*jāti*). Thus, through this story, we see the relationship between kamma and its fruit—or rather, between kamma and rebirth.</w:t>
       </w:r>
@@ -265,6 +307,9 @@
       <w:r>
         <w:rPr>
           <w:rFonts w:ascii="Georgia" w:hAnsi="Georgia"/>
+          <w:b w:val="0"/>
+          <w:i w:val="0"/>
+          <w:sz w:val="24"/>
         </w:rPr>
         <w:t>This law of kamma—this natural order (*niyāma*) of action—is an incredibly powerful law of nature in this world, which not even Buddhas or Arahants can bypass. Therefore, a saṃsāric being must accept this reality and strive to live accordingly. Even during the time of the Buddha, there were various teachers who did not believe in kamma or the fruition of kamma. Even today, there may be those who hold similar views. Therefore, especially in these times, this is a point we must repeatedly remind people of in Dhamma sermons. There are various views in the world that discount this world and the next. However, according to the Buddha's Dhamma—if we reflect upon our actions—depending on the good or bad nature of the kamma we perform, we will attain a future becoming (*bhava*) and birth (*jāti*). The happiness or suffering we experience in that birth is determined solely by the wholesome or unwholesome nature of that kamma.</w:t>
       </w:r>
@@ -273,36 +318,31 @@
       <w:r>
         <w:rPr>
           <w:rFonts w:ascii="Georgia" w:hAnsi="Georgia"/>
+          <w:b w:val="0"/>
+          <w:i w:val="0"/>
+          <w:sz w:val="24"/>
         </w:rPr>
-        <w:t xml:space="preserve">Therefore, we must reflect on this matter, and also consider under what circumstances the mind is inclined to perform an evil kamma. As we all know, there are three trainings in this Sasana: virtue (*sīla*), concentration (*samādhi*), and wisdom (*paññā*). Let us contemplate what their ultimate purpose is. Whenever we have to perform an action, a kamma, that very present moment is of paramount importance. Because, as we said at the very beginning, we carry certain saṃsāric </w:t>
-      </w:r>
-      <w:r>
-        <w:rPr>
-          <w:rFonts w:ascii="Georgia" w:hAnsi="Georgia"/>
-        </w:rPr>
-        <w:lastRenderedPageBreak/>
-        <w:t>habits. By performing the same kamma repeatedly, there are times when an evil-doer is compelled to yield to it and perform kamma in the same way. However, these can be overcome by being mindful of the present moment. In short, the Buddha said, “Bhikkhus, intention (*cetanā*) is what I call kamma.” Why? Because it is in that brief moment of intention that we can do something about the operation of kamma. That moment of intention is extremely important. What was done in the past is done; its fruit will come. Even when that fruit comes, if at the moment it arrives, our stance, our determination, is inclined toward a good direction, then we can act with clear understanding and escape. We can act with responsibility. We can act in a way that directs our saṃsāric journey in a wholesome direction. Now, faced with the very same event, the jeweler acted in one way. The jeweler’s wife acted in another way. The venerable monk, the Arahant, acted in yet another way—in a most noble, supreme manner. It was a difficult situation. But one can triumph over such situations only if one is established in a certain stance, only if one has cultivated a certain attitude beforehand. It is for this purpose, pious devotees, that there is such a thing as virtue (*sīla*).</w:t>
+        <w:t>Therefore, we must reflect on this matter, and also consider under what circumstances the mind is inclined to perform an evil kamma. As we all know, there are three trainings in this Sasana: virtue (*sīla*), concentration (*samādhi*), and wisdom (*paññā*). Let us contemplate what their ultimate purpose is. Whenever we have to perform an action, a kamma, that very present moment is of paramount importance. Because, as we said at the very beginning, we carry certain saṃsāric habits. By performing the same kamma repeatedly, there are times when an evil-doer is compelled to yield to it and perform kamma in the same way. However, these can be overcome by being mindful of the present moment. In short, the Buddha said, “Bhikkhus, intention (*cetanā*) is what I call kamma.” Why? Because it is in that brief moment of intention that we can do something about the operation of kamma. That moment of intention is extremely important. What was done in the past is done; its fruit will come. Even when that fruit comes, if at the moment it arrives, our stance, our determination, is inclined toward a good direction, then we can act with clear understanding and escape. We can act with responsibility. We can act in a way that directs our saṃsāric journey in a wholesome direction. Now, faced with the very same event, the jeweler acted in one way. The jeweler’s wife acted in another way. The venerable monk, the Arahant, acted in yet another way—in a most noble, supreme manner. It was a difficult situation. But one can triumph over such situations only if one is established in a certain stance, only if one has cultivated a certain attitude beforehand. It is for this purpose, pious devotees, that there is such a thing as virtue (*sīla*).</w:t>
       </w:r>
     </w:p>
     <w:p>
       <w:r>
         <w:rPr>
           <w:rFonts w:ascii="Georgia" w:hAnsi="Georgia"/>
+          <w:b w:val="0"/>
+          <w:i w:val="0"/>
+          <w:sz w:val="24"/>
         </w:rPr>
-        <w:t xml:space="preserve">Nowadays, some people claim that virtue (*sīla*) and meditation (*bhāvanā*) are unnecessary. When we reflect deeply, what is actually taking place here? In our day-to-day lives, various situations arise—sometimes situations that come to us in accordance with our kamma. At such times, we can make the right decision only if we have a firm determination, a wholesome stance like a commitment to virtue. A scattered mind easily drifts into the kamma of others. We must keep this in mind. A person with a scattered mind, who has no firm stance or wholesome attitude, easily gets dragged into the kamma of others and descends to hell and other lower realms. Why? Because this society, this world, is a place that operates according to the forces of kamma that each individual has brought along. When we look at it, this is, in one sense, like a puppet show. To a Buddha, to an Arahant, to those with direct knowledges (*abhiññā*), this appears just like a puppet show. Various things occur in accordance with past kamma and its results. But in the face of all this, if we control that brief moment called intention—the moment of intention—then we have won. Virtue is what helps us in this. Now, on this occasion, you all undertook a set of training precepts. What is accomplished by that? You have given a command to your mind, to your wisdom, to your intellect. You have made a determination: “I will protect this precept—this practice.” Then, keeping that principle in mind, you can act with a firm principle. You have heard of “abstinence upon the arrival of the occasion” (*sampatta-virati*) as one of the benefits of virtue. When the opportunity to commit a wrong arises, the strength of your commitment to virtue gives you the power to refrain from it, thinking: “I have undertaken such a precept; to act in this way is not proper.” Thus, on one hand, virtue helps us in such situations, preventing us from getting entangled in the kamma of others, and protecting us by placing our noble practice first. At an even higher level, it assists in concentration (*samādhi*). Concentration means the calming of the mind. Calming the mind means attaining a state of composure. It removes the scattered nature of the mind, known as the </w:t>
-      </w:r>
-      <w:r>
-        <w:rPr>
-          <w:rFonts w:ascii="Georgia" w:hAnsi="Georgia"/>
-        </w:rPr>
-        <w:lastRenderedPageBreak/>
-        <w:t>hindrances (*nīvaraṇa*), and makes it one-pointed. It is easy for a one-pointed mind to make a decision—a wholesome decision can be made. Furthermore, someone who has reached a state of equanimity (*upekkhā*) in concentration can, at an even higher level, respond to the problems that arise in their life in a way that is in accordance with the Dhamma.</w:t>
+        <w:t>Nowadays, some people claim that virtue (*sīla*) and meditation (*bhāvanā*) are unnecessary. When we reflect deeply, what is actually taking place here? In our day-to-day lives, various situations arise—sometimes situations that come to us in accordance with our kamma. At such times, we can make the right decision only if we have a firm determination, a wholesome stance like a commitment to virtue. A scattered mind easily drifts into the kamma of others. We must keep this in mind. A person with a scattered mind, who has no firm stance or wholesome attitude, easily gets dragged into the kamma of others and descends to hell and other lower realms. Why? Because this society, this world, is a place that operates according to the forces of kamma that each individual has brought along. When we look at it, this is, in one sense, like a puppet show. To a Buddha, to an Arahant, to those with direct knowledges (*abhiññā*), this appears just like a puppet show. Various things occur in accordance with past kamma and its results. But in the face of all this, if we control that brief moment called intention—the moment of intention—then we have won. Virtue is what helps us in this. Now, on this occasion, you all undertook a set of training precepts. What is accomplished by that? You have given a command to your mind, to your wisdom, to your intellect. You have made a determination: “I will protect this precept—this practice.” Then, keeping that principle in mind, you can act with a firm principle. You have heard of “abstinence upon the arrival of the occasion” (*sampatta-virati*) as one of the benefits of virtue. When the opportunity to commit a wrong arises, the strength of your commitment to virtue gives you the power to refrain from it, thinking: “I have undertaken such a precept; to act in this way is not proper.” Thus, on one hand, virtue helps us in such situations, preventing us from getting entangled in the kamma of others, and protecting us by placing our noble practice first. At an even higher level, it assists in concentration (*samādhi*). Concentration means the calming of the mind. Calming the mind means attaining a state of composure. It removes the scattered nature of the mind, known as the hindrances (*nīvaraṇa*), and makes it one-pointed. It is easy for a one-pointed mind to make a decision—a wholesome decision can be made. Furthermore, someone who has reached a state of equanimity (*upekkhā*) in concentration can, at an even higher level, respond to the problems that arise in their life in a way that is in accordance with the Dhamma.</w:t>
       </w:r>
     </w:p>
     <w:p>
       <w:r>
         <w:rPr>
           <w:rFonts w:ascii="Georgia" w:hAnsi="Georgia"/>
+          <w:b w:val="0"/>
+          <w:i w:val="0"/>
+          <w:sz w:val="24"/>
         </w:rPr>
         <w:t>Next, the level higher than that is wisdom (*paññā*). Virtue, concentration, wisdom. Wisdom—this is what is demonstrated and polished in the life of that Arahant. That insight wisdom (*vipassanā-paññā*)—or rather, the wisdom obtained through the path-knowledges (*magga-ñāṇa*)—gives a special power to protect oneself when these situations of kamma occur. There is an extremely high level of equanimity (*upekkhā*) there. Relying on the equanimity present in the fruition-mind (*phala-citta*) of the Arahants, they are able to triumph over such situations. This, then, is virtue, concentration, and wisdom. It is worth reminding those who present such false views that these are practically helpful in our day-to-day lives.</w:t>
       </w:r>
@@ -311,6 +351,9 @@
       <w:r>
         <w:rPr>
           <w:rFonts w:ascii="Georgia" w:hAnsi="Georgia"/>
+          <w:b w:val="0"/>
+          <w:i w:val="0"/>
+          <w:sz w:val="24"/>
         </w:rPr>
         <w:t>Now, to make this even more understandable in terms of practical daily life, let us say you bought a new car—a vehicle. Somehow or other, you managed to learn how to drive it, at least to some extent. Even though you learned, if you take it out onto the road and drive without considering other drivers, without considering the traffic laws, where will you end up? Even if your life is spared, you might end up in court and have to pay compensation for damaging other vehicles. You will have to face a host of such troubles. Therefore, you must observe the rules of the road. Next, you must drive this vehicle not with a scattered mind, but with good mindfulness and awareness, driving this vehicle with a kind of “concentration” (*samādhi*). Furthermore, in emergencies, such as when others are about to crash into your vehicle, you must develop a wisdom (*paññā*), an intellect, that can think quickly and act in an instant. Thus, even for an activity like driving a vehicle in daily life, a certain level of virtue, concentration, and wisdom is required. Do not misunderstand this. I am not over-simplifying this deep Dhamma. I mentioned this merely as a simple illustration. It is by being established in a certain virtue (*sīla*) in daily life that we step onto the road. One must know one's own side of the road. It is just like what was said about the bad destiny and the good destiny. If you drive your vehicle on the wrong side, that is the end of it. You will plunge down a precipice and ultimately be destroyed. Likewise, you might crash into other vehicles and cause various conflicts. Such is the situation in this world.</w:t>
       </w:r>
@@ -319,21 +362,20 @@
       <w:r>
         <w:rPr>
           <w:rFonts w:ascii="Georgia" w:hAnsi="Georgia"/>
+          <w:b w:val="0"/>
+          <w:i w:val="0"/>
+          <w:sz w:val="24"/>
         </w:rPr>
-        <w:t xml:space="preserve">This is a society complicated by the diverse forces of kamma that each individual brings along. It is not the society we see on the surface. Each person behaves in ways we do not expect at any given moment. It is like the puppet show we mentioned. Now, that jeweler, who had attended to the Thera for twelve long years as though he were his own parent, because of a grave kamma he performed in a brief moment, ultimately bound himself to a heinous kamma with immediate retribution (*ānantarika-pāpa-kamma*) that blocked all his merits, and went straight to hell. From this, we can reflect that no matter how good we may be, how wholesome we </w:t>
-      </w:r>
-      <w:r>
-        <w:rPr>
-          <w:rFonts w:ascii="Georgia" w:hAnsi="Georgia"/>
-        </w:rPr>
-        <w:lastRenderedPageBreak/>
-        <w:t>are, if we do not possess these qualities of virtue, concentration, and wisdom within us, we—just like the jeweler—will have to reap terrible fruits from an unwholesome deed committed in one brief moment. That is the essence of the Dhamma taught by the Buddha. Virtue, concentration, and wisdom represent: first, the initial steps of disciplining body and speech; next, the calming of the mind; and finally, wisdom is the correct understanding of the world and life—correctly comprehending the three characteristics of the impermanent (*anicca*), suffering (*dukkha*), and not-self (*anattā*). By doing so, we appease all these forces of kamma at various levels, and ultimately, through the wheel of Dhamma, we break the wheel of kamma, conquer the wheel of kamma, and bring this saṃsāric journey to an end. This is what is called becoming an Arahant through wisdom—when viewed from the perspective of the paths and fruits.</w:t>
+        <w:t>This is a society complicated by the diverse forces of kamma that each individual brings along. It is not the society we see on the surface. Each person behaves in ways we do not expect at any given moment. It is like the puppet show we mentioned. Now, that jeweler, who had attended to the Thera for twelve long years as though he were his own parent, because of a grave kamma he performed in a brief moment, ultimately bound himself to a heinous kamma with immediate retribution (*ānantarika-pāpa-kamma*) that blocked all his merits, and went straight to hell. From this, we can reflect that no matter how good we may be, how wholesome we are, if we do not possess these qualities of virtue, concentration, and wisdom within us, we—just like the jeweler—will have to reap terrible fruits from an unwholesome deed committed in one brief moment. That is the essence of the Dhamma taught by the Buddha. Virtue, concentration, and wisdom represent: first, the initial steps of disciplining body and speech; next, the calming of the mind; and finally, wisdom is the correct understanding of the world and life—correctly comprehending the three characteristics of the impermanent (*anicca*), suffering (*dukkha*), and not-self (*anattā*). By doing so, we appease all these forces of kamma at various levels, and ultimately, through the wheel of Dhamma, we break the wheel of kamma, conquer the wheel of kamma, and bring this saṃsāric journey to an end. This is what is called becoming an Arahant through wisdom—when viewed from the perspective of the paths and fruits.</w:t>
       </w:r>
     </w:p>
     <w:p>
       <w:r>
         <w:rPr>
           <w:rFonts w:ascii="Georgia" w:hAnsi="Georgia"/>
+          <w:b w:val="0"/>
+          <w:i w:val="0"/>
+          <w:sz w:val="24"/>
         </w:rPr>
         <w:t>Now, if we reflect further on this, the Buddha himself has presented a certain analysis of kamma. Since it is relevant to this story, let us present it on this occasion. The Buddha presented various analyses of kamma on different occasions. In one place, he states, “Bhikkhus, there are four types of kamma.” Let us explain this in clear terms so it is easily understood:</w:t>
       </w:r>
@@ -342,6 +384,9 @@
       <w:r>
         <w:rPr>
           <w:rFonts w:ascii="Georgia" w:hAnsi="Georgia"/>
+          <w:b w:val="0"/>
+          <w:i w:val="0"/>
+          <w:sz w:val="24"/>
         </w:rPr>
         <w:t>There is dark kamma with dark results.</w:t>
       </w:r>
@@ -350,6 +395,9 @@
       <w:r>
         <w:rPr>
           <w:rFonts w:ascii="Georgia" w:hAnsi="Georgia"/>
+          <w:b w:val="0"/>
+          <w:i w:val="0"/>
+          <w:sz w:val="24"/>
         </w:rPr>
         <w:t>There is bright kamma with bright results.</w:t>
       </w:r>
@@ -358,6 +406,9 @@
       <w:r>
         <w:rPr>
           <w:rFonts w:ascii="Georgia" w:hAnsi="Georgia"/>
+          <w:b w:val="0"/>
+          <w:i w:val="0"/>
+          <w:sz w:val="24"/>
         </w:rPr>
         <w:t>There is dark-and-bright kamma with dark-and-bright results.</w:t>
       </w:r>
@@ -366,6 +417,9 @@
       <w:r>
         <w:rPr>
           <w:rFonts w:ascii="Georgia" w:hAnsi="Georgia"/>
+          <w:b w:val="0"/>
+          <w:i w:val="0"/>
+          <w:sz w:val="24"/>
         </w:rPr>
         <w:t>There is neither-dark-nor-bright kamma with neither-dark-nor-bright results.</w:t>
       </w:r>
@@ -374,6 +428,9 @@
       <w:r>
         <w:rPr>
           <w:rFonts w:ascii="Georgia" w:hAnsi="Georgia"/>
+          <w:b w:val="0"/>
+          <w:i w:val="0"/>
+          <w:sz w:val="24"/>
         </w:rPr>
         <w:t>In this way, he outlines four types of kamma. The Buddha explains each of these in the following manner. “Dark kamma with dark results” refers especially to the five immediately effective heinous kammas. You have heard of these—killing one’s mother, killing one’s father, killing an Arahant, with a hateful mind shedding the blood of a Tathāgata, and causing a schism in the Sangha. If one commits any of these five heinous kammas, one is definitely born in hell. Here, it is explained in this way: dark kamma means that a person, having performed bodily, verbal, and mental actions that are of an afflictive nature, takes birth in an afflictive place. Here, it specifically refers to hell. That is entirely painful. That is why it is dark. The kamma is dark; the fruition of kamma is dark. When born in such a place—as mentioned here—afflictive contacts touch that person. When we look at this, a wonderfully profound phrasing is used. All of this is executed by the mechanism of kamma. Furthermore, because of those afflictive contacts, that person becomes subject to a multitude of definitely painful feelings (*vedanā*). In this way, too, the Buddha demonstrates the statement “beings are heirs to their kamma” (*kammadāyādā sattā*). It shows that for every person, for every being, kamma is their inheritance. This means that if someone performs a dark kamma that brings dark results, they will take birth in places like hell that correspond to it. When they take birth, they will, in one way or another, have to experience contacts (*phassa*) that match it—afflictive contacts that bring painful feelings (*vedanā*). This is dark kamma.</w:t>
       </w:r>
@@ -382,8 +439,10 @@
       <w:r>
         <w:rPr>
           <w:rFonts w:ascii="Georgia" w:hAnsi="Georgia"/>
+          <w:b w:val="0"/>
+          <w:i w:val="0"/>
+          <w:sz w:val="24"/>
         </w:rPr>
-        <w:lastRenderedPageBreak/>
         <w:t>Next, bright kamma that brings bright results. What is that? It is explained as the ten wholesome courses of action. It means abstaining from the ten unwholesome actions: killing, stealing, and sexual misconduct; and also those verbal actions related to the precepts undertaken on this occasion—false speech, slandering, harsh speech, and idle chatter. Next, separating oneself from the unwholesome states of covetousness (*abhijjhā*), ill-will (*vyāpāda*), and wrong view (*micchā diṭṭhi*)—meaning extreme greed, anger, and wrong view—and generating wholesome states of mind; this is what is called bright kamma here. A person who has performed such bright kamma is born in the Subhakiṇha Brahma world, which is of an exclusively pleasant nature. This is stated at the highest level. Thus, by performing bright kamma, one takes birth in a place that brings bright results.</w:t>
       </w:r>
     </w:p>
@@ -391,6 +450,9 @@
       <w:r>
         <w:rPr>
           <w:rFonts w:ascii="Georgia" w:hAnsi="Georgia"/>
+          <w:b w:val="0"/>
+          <w:i w:val="0"/>
+          <w:sz w:val="24"/>
         </w:rPr>
         <w:t>Next, what is declared as “dark-and-bright kamma” is a mixture of these—meaning performing those bad kammas, and at the same time, occasionally performing wholesome kammas. The places of rebirth for those who perform kamma in this mixed way are mentioned as the human world, certain heavenly worlds, and also certain lower realms. It is not entirely painful; there is also occasional pleasure. There are pleasant feelings (*vedanā*) that can be called happiness. In this way, the Buddha explains the third category. That is mixed: dark-and-bright kamma that gives dark-and-bright results.</w:t>
       </w:r>
@@ -399,69 +461,20 @@
       <w:r>
         <w:rPr>
           <w:rFonts w:ascii="Georgia" w:hAnsi="Georgia"/>
+          <w:b w:val="0"/>
+          <w:i w:val="0"/>
+          <w:sz w:val="24"/>
         </w:rPr>
-        <w:t xml:space="preserve">Fourthly, he shows—and this is the deepest one—neither-dark-nor-bright kamma that brings neither-dark-nor-bright results. This is unique. These are described as those that assist in the destruction of all kamma. This kamma—neither-dark-nor-bright kamma—helps to conquer all kamma. This is explained as follows: if a person, in accordance with the Dhamma, generates an intention (*cetanā*) to destroy the dark kamma that brings dark results, and to destroy the bright kamma that brings bright results, and to destroy the dark-and-bright kamma that brings dark-and-bright results—in short, the intention generated to destroy all kamma is what is identified here as neither-dark-nor-bright kamma. In short, it is identified as the Noble Eightfold Path—the Middle Way. It is the middle path that leads to Nibbāna that the Buddha shows here. In another place, this is explained as the very same idea of the Noble Eightfold Path, as the seven factors of enlightenment (*satta bojjhaṅga*). Whether one develops these factors of enlightenment, or develops the Noble Eightfold Path at the supramundane level, what ultimately happens? One is able to escape from this entire wheel of kamma, consisting of merit and demerit, wholesome and unwholesome, at four stages: Stream-entry (*Sotāpanna*), Once-returning (*Sakadāgāmi*), Non-returning (*Anāgāmi*), and Arahantship—as you all have heard. To break the power of the wheel of kamma, in short, is to destroy the cause of kamma. </w:t>
-      </w:r>
-      <w:r>
-        <w:rPr>
-          <w:rFonts w:ascii="Georgia" w:hAnsi="Georgia"/>
-        </w:rPr>
-        <w:t>Preparations</w:t>
-      </w:r>
-      <w:r>
-        <w:rPr>
-          <w:rFonts w:ascii="Georgia" w:hAnsi="Georgia"/>
-        </w:rPr>
-        <w:t xml:space="preserve"> (*saṅkhāra*), as stated in the teaching of Dependent Arising, “with ignorance as condition, </w:t>
-      </w:r>
-      <w:r>
-        <w:rPr>
-          <w:rFonts w:ascii="Georgia" w:hAnsi="Georgia"/>
-        </w:rPr>
-        <w:t>Preparations</w:t>
-      </w:r>
-      <w:r>
-        <w:rPr>
-          <w:rFonts w:ascii="Georgia" w:hAnsi="Georgia"/>
-        </w:rPr>
-        <w:t xml:space="preserve"> arise” (*avijjāpaccayā saṅkhārā*)—it is because of ignorance that these </w:t>
-      </w:r>
-      <w:r>
-        <w:rPr>
-          <w:rFonts w:ascii="Georgia" w:hAnsi="Georgia"/>
-        </w:rPr>
-        <w:t>Preparations</w:t>
-      </w:r>
-      <w:r>
-        <w:rPr>
-          <w:rFonts w:ascii="Georgia" w:hAnsi="Georgia"/>
-        </w:rPr>
-        <w:t xml:space="preserve"> arise. The very word “kamma” is expressed here in a subtle way as “</w:t>
-      </w:r>
-      <w:r>
-        <w:rPr>
-          <w:rFonts w:ascii="Georgia" w:hAnsi="Georgia"/>
-        </w:rPr>
-        <w:t>Preparations</w:t>
-      </w:r>
-      <w:r>
-        <w:rPr>
-          <w:rFonts w:ascii="Georgia" w:hAnsi="Georgia"/>
-        </w:rPr>
-        <w:t xml:space="preserve">” (*saṅkhāra*). Ignorance also means that based on the notion of “I” and “mine”, all wholesome or unwholesome, merit or demerit, occurs. Therefore, if one wants to destroy them, one </w:t>
-      </w:r>
-      <w:r>
-        <w:rPr>
-          <w:rFonts w:ascii="Georgia" w:hAnsi="Georgia"/>
-        </w:rPr>
-        <w:lastRenderedPageBreak/>
-        <w:t>must destroy ignorance. What assists in this is the Middle Way—the Noble Eightfold Path. From another perspective, it is the development of the seven factors of enlightenment: mindfulness (*sati*), investigation of states (*dhamma-vicaya*), energy (*viriya*), joy (*pīti*), tranquility (*passaddhi*), concentration (*samādhi*), and equanimity (*upekkhā*). This is the unique message a Buddha gives to the world. Whether a Buddha arises or not, various views regarding kamma exist among different teachers in the world. Only a Buddha declares the path that can break this law of kamma. That is why this fourth category mentioned here is extremely important: neither-dark-nor-bright kamma with neither-dark-nor-bright results, which conquers both the wholesome and the unwholesome.</w:t>
+        <w:t>Fourthly, he shows—and this is the deepest one—neither-dark-nor-bright kamma that brings neither-dark-nor-bright results. This is unique. These are described as those that assist in the destruction of all kamma. This kamma—neither-dark-nor-bright kamma—helps to conquer all kamma. This is explained as follows: if a person, in accordance with the Dhamma, generates an intention (*cetanā*) to destroy the dark kamma that brings dark results, and to destroy the bright kamma that brings bright results, and to destroy the dark-and-bright kamma that brings dark-and-bright results—in short, the intention generated to destroy all kamma is what is identified here as neither-dark-nor-bright kamma. In short, it is identified as the Noble Eightfold Path—the Middle Way. It is the middle path that leads to Nibbāna that the Buddha shows here. In another place, this is explained as the very same idea of the Noble Eightfold Path, as the seven factors of enlightenment (*satta bojjhaṅga*). Whether one develops these factors of enlightenment, or develops the Noble Eightfold Path at the supramundane level, what ultimately happens? One is able to escape from this entire wheel of kamma, consisting of merit and demerit, wholesome and unwholesome, at four stages: Stream-entry (*Sotāpanna*), Once-returning (*Sakadāgāmi*), Non-returning (*Anāgāmi*), and Arahantship—as you all have heard. To break the power of the wheel of kamma, in short, is to destroy the cause of kamma. preparations (*saṅkhāra*), as stated in the teaching of Dependent Arising, “with ignorance as condition, preparations arise” (*avijjāpaccayā saṅkhārā*)—it is because of ignorance that these preparations arise. The very word “kamma” is expressed here in a subtle way as “preparations” (*saṅkhāra*). Ignorance also means that based on the notion of “I” and “mine”, all wholesome or unwholesome, merit or demerit, occurs. Therefore, if one wants to destroy them, one must destroy ignorance. What assists in this is the Middle Way—the Noble Eightfold Path. From another perspective, it is the development of the seven factors of enlightenment: mindfulness (*sati*), investigation of states (*dhamma-vicaya*), energy (*viriya*), joy (*pīti*), tranquility (*passaddhi*), concentration (*samādhi*), and equanimity (*upekkhā*). This is the unique message a Buddha gives to the world. Whether a Buddha arises or not, various views regarding kamma exist among different teachers in the world. Only a Buddha declares the path that can break this law of kamma. That is why this fourth category mentioned here is extremely important: neither-dark-nor-bright kamma with neither-dark-nor-bright results, which conquers both the wholesome and the unwholesome.</w:t>
       </w:r>
     </w:p>
     <w:p>
       <w:r>
         <w:rPr>
           <w:rFonts w:ascii="Georgia" w:hAnsi="Georgia"/>
+          <w:b w:val="0"/>
+          <w:i w:val="0"/>
+          <w:sz w:val="24"/>
         </w:rPr>
         <w:t>Now, when this is said, some people might misunderstand it. They might think, “If so, merit and good deeds are not needed. We do not need to think about the wholesome and the unwholesome.” But one cannot escape in that way. This is a very subtle point. Many people get confused here. This is what the Buddha reminds us of when explaining the Dhamma, that some people grasp these wrong views like catching a snake by its tail. What is present here is a middle path. There is a place in a certain sutta discourse where the Buddha presents this middle path most beautifully. On one occasion, a certain deity came and asked the Buddha, “Noble Sir, how did you cross over the flood?” The “flood” referred to by the deity—you all might have heard of this, it is mentioned in Dhamma analyses as “ogha”. There are four floods that sweep away saṃsāric beings: the flood of sensuality (*kāma-ogha*), the flood of becoming (*bhava-ogha*), the flood of views (*diṭṭhi-ogha*), and the flood of ignorance (*avijjā-ogha*). Sensual thoughts—these flow like a great torrent, and beings are swept away by them. Next, the desire for the continuation of existence, craving (*taṇhā*) for becoming (*bhava*). Next, various views—getting caught in views and being swept away. Finally, ignorance—not knowing. All of these are shown as floods: the four floods that sweep away saṃsāric beings.</w:t>
       </w:r>
@@ -470,80 +483,42 @@
       <w:r>
         <w:rPr>
           <w:rFonts w:ascii="Georgia" w:hAnsi="Georgia"/>
+          <w:b w:val="0"/>
+          <w:i w:val="0"/>
+          <w:sz w:val="24"/>
         </w:rPr>
-        <w:t xml:space="preserve">While being swept away by these four torrents, the deity asks the Buddha how he crossed over them. The Buddha gives a very brief answer: “Friend, I crossed over the flood without halting and without straining.” “Without halting and without straining, I crossed over the flood,” he answers. When asked to explain further, he says, “Friend, when I halted, I sank; when I strained, I was swept away. Therefore, without halting and without straining, I crossed over the flood.” That represents, pious devotees, the Middle Way—the middle path. Now consider a situation where one is about to be swept into a sluice gate, or caught in a whirlpool. If you just remain passive and do nothing, you will sink. Next, if you struggle violently without trying to escape in a proper manner, you will still be swept away. You will either go under or be swept away. Such is the situation regarding this kamma. That means, in the face of these questions regarding kamma, one must look at it in this way: those unwholesome actions—evil kammas—bring fruition to saṃsāric beings. We cannot deny their existence. Therefore, they must be conquered through wholesome actions. This is the middle path. One must develop the wholesome in place of the unwholesome. One must do merit instead of demerit. Having done so, one must </w:t>
-      </w:r>
-      <w:r>
-        <w:rPr>
-          <w:rFonts w:ascii="Georgia" w:hAnsi="Georgia"/>
-        </w:rPr>
-        <w:lastRenderedPageBreak/>
-        <w:t>arrive at a certain firm stance. A calm mind, in short, a concentrated mind, can be obtained only if one protects those virtues such as *sīla*. What is present in virtues like *sīla* is identifying and understanding the wholesome and unwholesome, identifying merit and demerit, and walking on that wholesome path. Therefore, you cannot throw these away. If you break and destroy the raft before crossing over, you will never reach the other shore.</w:t>
+        <w:t>While being swept away by these four torrents, the deity asks the Buddha how he crossed over them. The Buddha gives a very brief answer: “Friend, I crossed over the flood without halting and without straining.” “Without halting and without straining, I crossed over the flood,” he answers. When asked to explain further, he says, “Friend, when I halted, I sank; when I strained, I was swept away. Therefore, without halting and without straining, I crossed over the flood.” That represents, pious devotees, the Middle Way—the middle path. Now consider a situation where one is about to be swept into a sluice gate, or caught in a whirlpool. If you just remain passive and do nothing, you will sink. Next, if you struggle violently without trying to escape in a proper manner, you will still be swept away. You will either go under or be swept away. Such is the situation regarding this kamma. That means, in the face of these questions regarding kamma, one must look at it in this way: those unwholesome actions—evil kammas—bring fruition to saṃsāric beings. We cannot deny their existence. Therefore, they must be conquered through wholesome actions. This is the middle path. One must develop the wholesome in place of the unwholesome. One must do merit instead of demerit. Having done so, one must arrive at a certain firm stance. A calm mind, in short, a concentrated mind, can be obtained only if one protects those virtues such as *sīla*. What is present in virtues like *sīla* is identifying and understanding the wholesome and unwholesome, identifying merit and demerit, and walking on that wholesome path. Therefore, you cannot throw these away. If you break and destroy the raft before crossing over, you will never reach the other shore.</w:t>
       </w:r>
     </w:p>
     <w:p>
       <w:r>
         <w:rPr>
           <w:rFonts w:ascii="Georgia" w:hAnsi="Georgia"/>
+          <w:b w:val="0"/>
+          <w:i w:val="0"/>
+          <w:sz w:val="24"/>
         </w:rPr>
-        <w:t xml:space="preserve">Therefore, in this middle path, there is no halting, nor does it go to either extreme. If one goes to one extreme, it becomes the indulgence in sensual pleasures (*kāmasukhallikānuyoga*), thinking, “We can live as we like, we can enjoy ourselves.” On the other hand, if one goes to the opposite extreme, one begins to strain and struggle, just like the Nigaṇṭhas of old who, thinking all knots must be untied, went to the extreme of discarding even the knots of their clothing and wandering naked. These are the two extremes shown by the Buddha. Halting is the indulgence in sensual pleasures: disregarding these wholesome and unwholesome actions, virtues, and so on, and indulging in the five cords of sensual pleasure as one pleases. The other extreme is that rigid practice—as you all have heard of those in the past who, close to the Nigaṇṭha practice, lived like dogs or lived like cattle. Taking up various vows rigidly, believing that liberation is obtained through them. Those who live carrying various types of wrong views and dogmatic observances (*sīlabbata-parāmāsa*) represent that other extreme. Instead, the Buddha shows: relying on virtue (*sīla*), one develops concentration (*samādhi*). Without lingering there, relying on concentration, one then sees with wisdom those three characteristics of the impermanent (*anicca*), suffering (*dukkha*), and not-self (*anattā*), thereby bringing forth wisdom (*paññā*). Bringing forth wisdom, pious devotees, means destroying that mentioned ignorance. If it is because of ignorance that all </w:t>
-      </w:r>
-      <w:r>
-        <w:rPr>
-          <w:rFonts w:ascii="Georgia" w:hAnsi="Georgia"/>
-        </w:rPr>
-        <w:t>Preparations</w:t>
-      </w:r>
-      <w:r>
-        <w:rPr>
-          <w:rFonts w:ascii="Georgia" w:hAnsi="Georgia"/>
-        </w:rPr>
-        <w:t xml:space="preserve"> (*saṅkhāra*), regarded as wholesome and unwholesome, arise in this mental continuum, then the path of calming those </w:t>
-      </w:r>
-      <w:r>
-        <w:rPr>
-          <w:rFonts w:ascii="Georgia" w:hAnsi="Georgia"/>
-        </w:rPr>
-        <w:t>Preparations</w:t>
-      </w:r>
-      <w:r>
-        <w:rPr>
-          <w:rFonts w:ascii="Georgia" w:hAnsi="Georgia"/>
-        </w:rPr>
-        <w:t xml:space="preserve"> (*saṅkhāra-upasama*) is indeed the unique message that the Buddha introduced to the world. It is the path of appeasing these </w:t>
-      </w:r>
-      <w:r>
-        <w:rPr>
-          <w:rFonts w:ascii="Georgia" w:hAnsi="Georgia"/>
-        </w:rPr>
-        <w:t>Preparations</w:t>
-      </w:r>
-      <w:r>
-        <w:rPr>
-          <w:rFonts w:ascii="Georgia" w:hAnsi="Georgia"/>
-        </w:rPr>
-        <w:t>. That is what is called the supramundane path.</w:t>
+        <w:t>Therefore, in this middle path, there is no halting, nor does it go to either extreme. If one goes to one extreme, it becomes the indulgence in sensual pleasures (*kāmasukhallikānuyoga*), thinking, “We can live as we like, we can enjoy ourselves.” On the other hand, if one goes to the opposite extreme, one begins to strain and struggle, just like the Nigaṇṭhas of old who, thinking all knots must be untied, went to the extreme of discarding even the knots of their clothing and wandering naked. These are the two extremes shown by the Buddha. Halting is the indulgence in sensual pleasures: disregarding these wholesome and unwholesome actions, virtues, and so on, and indulging in the five cords of sensual pleasure as one pleases. The other extreme is that rigid practice—as you all have heard of those in the past who, close to the Nigaṇṭha practice, lived like dogs or lived like cattle. Taking up various vows rigidly, believing that liberation is obtained through them. Those who live carrying various types of wrong views and dogmatic observances (*sīlabbata-parāmāsa*) represent that other extreme. Instead, the Buddha shows: relying on virtue (*sīla*), one develops concentration (*samādhi*). Without lingering there, relying on concentration, one then sees with wisdom those three characteristics of the impermanent (*anicca*), suffering (*dukkha*), and not-self (*anattā*), thereby bringing forth wisdom (*paññā*). Bringing forth wisdom, pious devotees, means destroying that mentioned ignorance. If it is because of ignorance that all preparations (*saṅkhāra*), regarded as wholesome and unwholesome, arise in this mental continuum, then the path of calming those preparations (*saṅkhāra-upasama*) is indeed the unique message that the Buddha introduced to the world. It is the path of appeasing these preparations. That is what is called the supramundane path.</w:t>
       </w:r>
     </w:p>
     <w:p>
       <w:r>
         <w:rPr>
           <w:rFonts w:ascii="Georgia" w:hAnsi="Georgia"/>
+          <w:b w:val="0"/>
+          <w:i w:val="0"/>
+          <w:sz w:val="24"/>
         </w:rPr>
-        <w:t xml:space="preserve">Now, there are two aspects to what is called “right view” (*sammā-diṭṭhi*). Many people discuss this without a proper understanding. One aspect of this right view is the “right view of ownership of kamma” (*kammassakatā sammā-diṭṭhi*): being established in the position that kamma is one's own, and acting in a way that can face it. With a correct understanding of merit and demerit, wholesome and unwholesome, one must live with open eyes. Otherwise, one falls into those terrible bad destinies and saṃsāra is prolonged. One descends to states from which one cannot raise one's head again. That is called *kammassakatā*—the feeling that kamma is one's own. Why do we say kamma is one's own? One cannot escape by claiming “there is no self.” Why? Because it is precisely with the notion of “I” that those mentioned kammas are performed. Its fruition will definitely come. The period of fruition also arrives based on that very notion of “I”. It is like a “responsibility”—and responsibility is something one has taken upon oneself. It is by taking on the </w:t>
-      </w:r>
-      <w:r>
-        <w:rPr>
-          <w:rFonts w:ascii="Georgia" w:hAnsi="Georgia"/>
-        </w:rPr>
-        <w:lastRenderedPageBreak/>
-        <w:t>responsibility of “I” that a person engages in those evil kammas and so on. Correspondingly, the kamma flows back to that very person. That is why kamma is said to be “one's own”, “one's relative, one's kinsman”. One should not prematurely bring in not-self (*anattā*) there and misunderstand it. That is one level. In short, that is the side of origination (*samudaya*) of saṃsāric beings. Now, there are two sides: origination (*samudaya*) and cessation (*nirodha*). It is said that saṃsāric beings dwell entirely on the side of origination. “Origination” means arising. They are always trying to bring about, to acquire, to renew. The entire saṃsāric existence is an attempt to cultivate the perception of permanence (*nicca-saññā*) in the world, in place of impermanence—by forgetting impermanence. To cultivate the feeling that the world is permanent, what must be done? Forgetting that these things are decaying and passing away, one must constantly renew them, bringing forth the feeling that “all of this is eternal”. The feeling of “I myself” also runs upon that. Consequently, one has to experience the fruition of the kamma performed in accordance with that. This is inevitable.</w:t>
+        <w:t>Now, there are two aspects to what is called “right view” (*sammā-diṭṭhi*). Many people discuss this without a proper understanding. One aspect of this right view is the “right view of ownership of kamma” (*kammassakatā sammā-diṭṭhi*): being established in the position that kamma is one's own, and acting in a way that can face it. With a correct understanding of merit and demerit, wholesome and unwholesome, one must live with open eyes. Otherwise, one falls into those terrible bad destinies and saṃsāra is prolonged. One descends to states from which one cannot raise one's head again. That is called *kammassakatā*—the feeling that kamma is one's own. Why do we say kamma is one's own? One cannot escape by claiming “there is no self.” Why? Because it is precisely with the notion of “I” that those mentioned kammas are performed. Its fruition will definitely come. The period of fruition also arrives based on that very notion of “I”. It is like a “responsibility”—and responsibility is something one has taken upon oneself. It is by taking on the responsibility of “I” that a person engages in those evil kammas and so on. Correspondingly, the kamma flows back to that very person. That is why kamma is said to be “one's own”, “one's relative, one's kinsman”. One should not prematurely bring in not-self (*anattā*) there and misunderstand it. That is one level. In short, that is the side of origination (*samudaya*) of saṃsāric beings. Now, there are two sides: origination (*samudaya*) and cessation (*nirodha*). It is said that saṃsāric beings dwell entirely on the side of origination. “Origination” means arising. They are always trying to bring about, to acquire, to renew. The entire saṃsāric existence is an attempt to cultivate the perception of permanence (*nicca-saññā*) in the world, in place of impermanence—by forgetting impermanence. To cultivate the feeling that the world is permanent, what must be done? Forgetting that these things are decaying and passing away, one must constantly renew them, bringing forth the feeling that “all of this is eternal”. The feeling of “I myself” also runs upon that. Consequently, one has to experience the fruition of the kamma performed in accordance with that. This is inevitable.</w:t>
       </w:r>
     </w:p>
     <w:p>
       <w:r>
         <w:rPr>
           <w:rFonts w:ascii="Georgia" w:hAnsi="Georgia"/>
+          <w:b w:val="0"/>
+          <w:i w:val="0"/>
+          <w:sz w:val="24"/>
         </w:rPr>
         <w:t>So, the other side is the supramundane side. What lies on the supramundane side? On the supramundane side, one is facing cessation (*nirodha*). The noble disciple (*ariya-sāvaka*) stands facing the side of cessation. The ordinary worldling (*puthujjana*) stands facing the side of origination (*samudaya*). To put it another way, everyone lives as if thinking, “No matter how much suffering we experience today, tomorrow morning will be good.” Even when this life is spent, they long for another life: “I could not fulfill my hopes in this life, but in the next life, I will.” This journey driven by ignorance and craving (*taṇhā*) is what is called saṃsāra. That is living on the side of origination. The law of kamma applies to such a person. Therefore, one must accept it and try to live according to it. Otherwise, one will have to experience fruition in a far more terrible state than one's current state. Next, what is needed to escape from this, what helps us to escape, is not an extreme effort like that of the Nigaṇṭhas, inflicting various pains upon the body, thinking “I am exhausting past kamma through this pain, and I will not perform any more kamma,” binding their mouths, or discarding their clothes.</w:t>
       </w:r>
@@ -552,21 +527,20 @@
       <w:r>
         <w:rPr>
           <w:rFonts w:ascii="Georgia" w:hAnsi="Georgia"/>
+          <w:b w:val="0"/>
+          <w:i w:val="0"/>
+          <w:sz w:val="24"/>
         </w:rPr>
-        <w:t xml:space="preserve">The forces of kamma can be appeased—as shown by the Buddha—only through wisdom (*paññā*). Only by destroying ignorance. It cannot be done by other methods. One cannot exhaust and finish all kamma either. This destruction of kamma—as mentioned in the fourth category, neither-dark-nor-bright kamma—is said to destroy kamma. To destroy kamma—you all have heard that a Stream-entrant (*Sotāpanna*) is born seven times at most. How does that happen? Based on the power obtained through the path-knowledge (*magga-ñāṇa*) of Stream-entry, due to the cutting off of the defilements, the noble disciple who has become a Stream-entrant is incapable of performing kamma that can lead to the lower realms. One can perform kamma that leads to the lower realms only with a strong view of existing group (*sakkāya-diṭṭhi*). The view of existing group (*sakkāya-diṭṭhi*) is the most gross, coarse aspect of “I” and “mine”. That layer of ignorance is shattered by path-knowledge; that is why that person cannot go to the lower realms. He is freed from </w:t>
-      </w:r>
-      <w:r>
-        <w:rPr>
-          <w:rFonts w:ascii="Georgia" w:hAnsi="Georgia"/>
-        </w:rPr>
-        <w:lastRenderedPageBreak/>
-        <w:t>the lower realms, in short. Next, as a direct result of the reduction of the sense of self, birth (*jāti*) is limited to at most seven more. This is how the Buddha solves this problem. This is the Middle Way. “Without halting and without straining” is why he said so. This problem is solved through wisdom (*paññā*), not by other artificial methods. Because the wheel of kamma in saṃsāra is so terrible. Even to Arahants, and to Buddhas, these kammas bring fruition. But that body they brought along—even those noble ones we call an Arahant or a Buddha appeared in this world through some force of kamma, and they have to experience those fruits correspondingly. But it ends there. After that, they do not take birth again. To solve that problem, the Buddha has shown these paths and fruits. At the state of Stream-entry, seven times; next, if Once-returning (*Sakadāgāmi*), coming to this world only once more; next, if Non-returning (*Anāgāmi*), being born in the Brahma world and after some time attaining Arahantship and pariNibbāna. Those Arahants, Buddhas, and Paccekabuddhas who attained final Nibbāna (*pariNibbāna) in this very world do not take birth again. To say they do not take birth again means that they have exhausted that accumulated mass of kamma.</w:t>
+        <w:t>The forces of kamma can be appeased—as shown by the Buddha—only through wisdom (*paññā*). Only by destroying ignorance. It cannot be done by other methods. One cannot exhaust and finish all kamma either. This destruction of kamma—as mentioned in the fourth category, neither-dark-nor-bright kamma—is said to destroy kamma. To destroy kamma—you all have heard that a Stream-entrant (*Sotāpanna*) is born seven times at most. How does that happen? Based on the power obtained through the path-knowledge (*magga-ñāṇa*) of Stream-entry, due to the cutting off of the defilements, the noble disciple who has become a Stream-entrant is incapable of performing kamma that can lead to the lower realms. One can perform kamma that leads to the lower realms only with a strong view of existing group (*sakkāya-diṭṭhi*). The view of existing group (*sakkāya-diṭṭhi*) is the most gross, coarse aspect of “I” and “mine”. That layer of ignorance is shattered by path-knowledge; that is why that person cannot go to the lower realms. He is freed from the lower realms, in short. Next, as a direct result of the reduction of the sense of self, birth (*jāti*) is limited to at most seven more. This is how the Buddha solves this problem. This is the Middle Way. “Without halting and without straining” is why he said so. This problem is solved through wisdom (*paññā*), not by other artificial methods. Because the wheel of kamma in saṃsāra is so terrible. Even to Arahants, and to Buddhas, these kammas bring fruition. But that body they brought along—even those noble ones we call an Arahant or a Buddha appeared in this world through some force of kamma, and they have to experience those fruits correspondingly. But it ends there. After that, they do not take birth again. To solve that problem, the Buddha has shown these paths and fruits. At the state of Stream-entry, seven times; next, if Once-returning (*Sakadāgāmi*), coming to this world only once more; next, if Non-returning (*Anāgāmi*), being born in the Brahma world and after some time attaining Arahantship and pariNibbāna. Those Arahants, Buddhas, and Paccekabuddhas who attained final Nibbāna (*pariNibbāna) in this very world do not take birth again. To say they do not take birth again means that they have exhausted that accumulated mass of kamma.</w:t>
       </w:r>
     </w:p>
     <w:p>
       <w:r>
         <w:rPr>
           <w:rFonts w:ascii="Georgia" w:hAnsi="Georgia"/>
+          <w:b w:val="0"/>
+          <w:i w:val="0"/>
+          <w:sz w:val="24"/>
         </w:rPr>
         <w:t>That, then, is the solution presented by the Buddha. We must reflect on these matters with wisdom and understand them. Otherwise, we might fall into those mentioned wrong views: “Since both merit and demerit expand saṃsāra—through both merit and demerit, or rather, through both wholesome and unwholesome, saṃsāra is prolonged—therefore, we do not need to concern ourselves with merit.” As for demerit, that is out of the question; it happens easily anyway. But the difficult thing is performing merit—performing the wholesome. To say, “There is no need to exert ourselves for them; if we do, saṃsāra is prolonged,” is to grasp the Dhamma wrongly. That is like grabbing a snake by its tail. The correct way to practice has been shown by the Buddha. As mentioned before, through virtue (*sīla*), at a practical level, one disciplines body and speech. What is the result obtained from that? It is blameless happiness (*anavajja-sukha*), the absence of remorse. Relying on that, one next develops concentration (*samādhi*). One does not linger in that concentration either, for that too is something that prolongs becoming (*bhava*). The Buddha does not hold onto that either. Instead, relying on concentration, with that calmed and unified mind, one penetrates and sees the three characteristics. The unique vision that a Buddha presents to the world is insight (*vipassanā*)—the three characteristics of the impermanent (*anicca*), suffering (*dukkha*), and not-self (*anattā*). This, too, can be understood insightfully only if there is good concentration. It is at that level of insight, after insight has been sufficiently developed, that through the realization of the paths and fruits—through that penetration—one understands that in these five aggregates, there is no “I”. There is nothing here to be taken as a self. Once that understanding arises, or rather, once the law of Dependent Arising is correctly understood, that person no longer performs the kind of unwholesome or wholesome actions that occur through the view of existing group (*sakkāya-diṭṭhi*). This is the solution shown by the Buddha.</w:t>
       </w:r>
@@ -575,8 +549,10 @@
       <w:r>
         <w:rPr>
           <w:rFonts w:ascii="Georgia" w:hAnsi="Georgia"/>
+          <w:b w:val="0"/>
+          <w:i w:val="0"/>
+          <w:sz w:val="24"/>
         </w:rPr>
-        <w:lastRenderedPageBreak/>
         <w:t>We chose a verse that speaks briefly about this becoming (*bhava*) as our theme. But we must realize that saṃsāric beings obtain various states based on the distinction between the wholesome and the unwholesome, between merit and demerit. That is an eternal law. Moreover, one is easily inclined toward evil kammas. Because one is easily inclined, we must establish a certain stance; we must make a firm determination. Otherwise, one naturally drifts into them. One drifts into the kamma of others. Having drifted, one will have to suffer in terrible places like the lower realms. Therefore, a certain level of virtue (*sīla*) is necessary. Furthermore, virtue that has been practiced for a long time is stronger; virtue practiced for a brief period has less strength. That is why you all undertake precepts, or rather, protect the five precepts that are your own. Having undertaken them, you make a determination. Having made a determination, you reflect upon them. Reflecting thus, when the opportunity arises to take a wrong path, you bring forward the mental factor of abstinence (*virati-cetasika*) to abstain from the situation that has presented itself, practicing abstinence upon the arrival of the occasion (*sampatta-virati*). That mind of abstinence is extremely helpful in escaping from such dangerous situations. Next, it is through the strength developed through virtue in this way that concentration (*samādhi*) can be established.</w:t>
       </w:r>
     </w:p>
@@ -584,68 +560,42 @@
       <w:r>
         <w:rPr>
           <w:rFonts w:ascii="Georgia" w:hAnsi="Georgia"/>
+          <w:b w:val="0"/>
+          <w:i w:val="0"/>
+          <w:sz w:val="24"/>
         </w:rPr>
-        <w:t xml:space="preserve">Reflecting in this manner, you will be able to understand the true meaning of the Middle Way shown by the Buddha. Next, through all of this, we must reflect on the nature of </w:t>
-      </w:r>
-      <w:r>
-        <w:rPr>
-          <w:rFonts w:ascii="Georgia" w:hAnsi="Georgia"/>
-        </w:rPr>
-        <w:t>Preparations</w:t>
-      </w:r>
-      <w:r>
-        <w:rPr>
-          <w:rFonts w:ascii="Georgia" w:hAnsi="Georgia"/>
-        </w:rPr>
-        <w:t xml:space="preserve"> (*saṅkhāra*). This existence created by the mind itself through these </w:t>
-      </w:r>
-      <w:r>
-        <w:rPr>
-          <w:rFonts w:ascii="Georgia" w:hAnsi="Georgia"/>
-        </w:rPr>
-        <w:t>Preparations</w:t>
-      </w:r>
-      <w:r>
-        <w:rPr>
-          <w:rFonts w:ascii="Georgia" w:hAnsi="Georgia"/>
-        </w:rPr>
-        <w:t>—the worlds exist in corresponding alignment. The Buddha has shown that in accordance with various kammas, sometimes separate worlds manifest. It is said that at the end of an eon (*kalpa*), separate Brahma mansions arise for certain individuals. From this, we can see how powerful the mind is—this accumulation of kamma performed by our mind. Underneath all this lies that mentioned ignorance. Like a deep darkness, because of the darkness of ignorance, cultivating the delusion of “I” and “mine”, the beings of the world are driven to this kind of activity. To escape from this, we must gradually utilize these—without throwing away and without grasping onto virtue, concentration, and wisdom—using them from a middle stance. In some instances, this is compared to traveling by seven chariots. In those days, unlike today, if there was an urgent journey, several horse chariots were stationed at different points. One would travel in one chariot and mount the next when the horses became tired, and from that, mount another. In this way, changing between seven horse chariots, King Pasenadi Kosala went from Sāvatthi to Sāketa in an emergency; this simile has been shown. In that very way, the Buddha has shown each purification here. Relying on the purification of virtue (*sīla-visuddhi*), one develops the purification of mind (*citta-visuddhi*). Relying on the purification of mind, one develops the purification of view (*diṭṭhi-visuddhi*). In this way, passing through the sequence of seven purifications, ultimately one is able to attain the paths and fruits.</w:t>
+        <w:t>Reflecting in this manner, you will be able to understand the true meaning of the Middle Way shown by the Buddha. Next, through all of this, we must reflect on the nature of preparations (*saṅkhāra*). This existence created by the mind itself through these preparations—the worlds exist in corresponding alignment. The Buddha has shown that in accordance with various kammas, sometimes separate worlds manifest. It is said that at the end of an eon (*kalpa*), separate Brahma mansions arise for certain individuals. From this, we can see how powerful the mind is—this accumulation of kamma performed by our mind. Underneath all this lies that mentioned ignorance. Like a deep darkness, because of the darkness of ignorance, cultivating the delusion of “I” and “mine”, the beings of the world are driven to this kind of activity. To escape from this, we must gradually utilize these—without throwing away and without grasping onto virtue, concentration, and wisdom—using them from a middle stance. In some instances, this is compared to traveling by seven chariots. In those days, unlike today, if there was an urgent journey, several horse chariots were stationed at different points. One would travel in one chariot and mount the next when the horses became tired, and from that, mount another. In this way, changing between seven horse chariots, King Pasenadi Kosala went from Sāvatthi to Sāketa in an emergency; this simile has been shown. In that very way, the Buddha has shown each purification here. Relying on the purification of virtue (*sīla-visuddhi*), one develops the purification of mind (*citta-visuddhi*). Relying on the purification of mind, one develops the purification of view (*diṭṭhi-visuddhi*). In this way, passing through the sequence of seven purifications, ultimately one is able to attain the paths and fruits.</w:t>
       </w:r>
     </w:p>
     <w:p>
       <w:r>
         <w:rPr>
           <w:rFonts w:ascii="Georgia" w:hAnsi="Georgia"/>
+          <w:b w:val="0"/>
+          <w:i w:val="0"/>
+          <w:sz w:val="24"/>
         </w:rPr>
-        <w:t xml:space="preserve">From this, we can contemplate how wondrous the Middle Way shown by the Buddha truly is. The ordinary worldling cannot find a way to escape from this saṃsāra. For </w:t>
-      </w:r>
-      <w:r>
-        <w:rPr>
-          <w:rFonts w:ascii="Georgia" w:hAnsi="Georgia"/>
-        </w:rPr>
-        <w:lastRenderedPageBreak/>
-        <w:t>they either sink by remaining static, or they struggle and are swept away by this flood. Through every kamma we perform, there is a portion that sinks into the mental continuum. This portion that sinks into the mental continuum is identified in this Dhamma as the “underlying tendency” (*anusaya*). Like a heavy object sinking to the bottom, during our long journey in saṃsāra, there is a portion that comes to be deposited as an underlying tendency (*anusaya*) in our mental continuum. Likewise, there is that which is called “taints” (*āsava*). *Āsava* implies a flowing—there is the sense of an influx or taints. Then, there is another portion that sweeps one away, and that is what is called a “flood” (*ogha*), which we have referred to as torrents. What does that mean? It means saṃsāric habits. Through every kamma we perform, a habit is forged. That is why we previously referred to it as a wheel—the wheel of kamma. Indeed, the Dhamma sometimes outlines: the round of defilements (*kilesa-vaṭṭa*), the round of kamma (*kamma-vaṭṭa*), and the round of fruition (*vipāka-vaṭṭa*). This word *vaṭṭa* is often employed. *Vaṭṭa* means going in a circle, or a wheel. How does each of these turn into a wheel? They turn into habits. It is not easy to break those saṃsāric habits. They can be broken only through wisdom (*paññā*). Those habits accumulate. When one kamma is performed—as we said, because the jeweler was cutting meat, it was very easy for him to transition to another blood-spilling kamma—in that very way, any kamma we perform assists another as a habit, by way of repetition (*āsevana*), whether good or bad. Thus progressing, the portion that sinks into the mental continuum is called the underlying tendency (*anusaya*). These cannot be easily removed. Likewise, the taints (*āsava*) represent the portion that flows in. Arahants, pious devotees, remove those underlying tendencies (*anusaya*), taints (*āsava*), and floods (*ogha*)—that portion which sinks. They also exhaust those influxes of sensuality, becoming (*bhava*), and views (*diṭṭhi*) that flow in. A mind that has acquired the strength to be freed from those torrents called floods is what is called an Arahant’s mind, a Buddha's mind. It is for this state that a Buddhist practices all steps of the path. It is not for some minor goal as ordinary people think—not merely to protect some social ethics, nor just with the objective of maintaining society well. There is a far deeper purpose than that. One's saṃsāric liberation belongs to oneself. For one's inheritance of kamma—as expressed in “heirs to their kamma” (*kammadāyādā*)—one must be responsible for the mass of kamma one has brought along. One must also be responsible in this saṃsāra for the mass of kamma one performs. The way to escape from it was ultimately shown by the Buddha as that mentioned neither-dark-nor-bright kamma. That means developing the Noble Eightfold Path at the supramundane level.</w:t>
+        <w:t>From this, we can contemplate how wondrous the Middle Way shown by the Buddha truly is. The ordinary worldling cannot find a way to escape from this saṃsāra. For they either sink by remaining static, or they struggle and are swept away by this flood. Through every kamma we perform, there is a portion that sinks into the mental continuum. This portion that sinks into the mental continuum is identified in this Dhamma as the “underlying tendency” (*anusaya*). Like a heavy object sinking to the bottom, during our long journey in saṃsāra, there is a portion that comes to be deposited as an underlying tendency (*anusaya*) in our mental continuum. Likewise, there is that which is called “taints” (*āsava*). *Āsava* implies a flowing—there is the sense of an influx or taints. Then, there is another portion that sweeps one away, and that is what is called a “flood” (*ogha*), which we have referred to as torrents. What does that mean? It means saṃsāric habits. Through every kamma we perform, a habit is forged. That is why we previously referred to it as a wheel—the wheel of kamma. Indeed, the Dhamma sometimes outlines: the round of defilements (*kilesa-vaṭṭa*), the round of kamma (*kamma-vaṭṭa*), and the round of fruition (*vipāka-vaṭṭa*). This word *vaṭṭa* is often employed. *Vaṭṭa* means going in a circle, or a wheel. How does each of these turn into a wheel? They turn into habits. It is not easy to break those saṃsāric habits. They can be broken only through wisdom (*paññā*). Those habits accumulate. When one kamma is performed—as we said, because the jeweler was cutting meat, it was very easy for him to transition to another blood-spilling kamma—in that very way, any kamma we perform assists another as a habit, by way of repetition (*āsevana*), whether good or bad. Thus progressing, the portion that sinks into the mental continuum is called the underlying tendency (*anusaya*). These cannot be easily removed. Likewise, the taints (*āsava*) represent the portion that flows in. Arahants, pious devotees, remove those underlying tendencies (*anusaya*), taints (*āsava*), and floods (*ogha*)—that portion which sinks. They also exhaust those influxes of sensuality, becoming (*bhava*), and views (*diṭṭhi*) that flow in. A mind that has acquired the strength to be freed from those torrents called floods is what is called an Arahant’s mind, a Buddha's mind. It is for this state that a Buddhist practices all steps of the path. It is not for some minor goal as ordinary people think—not merely to protect some social ethics, nor just with the objective of maintaining society well. There is a far deeper purpose than that. One's saṃsāric liberation belongs to oneself. For one's inheritance of kamma—as expressed in “heirs to their kamma” (*kammadāyādā*)—one must be responsible for the mass of kamma one has brought along. One must also be responsible in this saṃsāra for the mass of kamma one performs. The way to escape from it was ultimately shown by the Buddha as that mentioned neither-dark-nor-bright kamma. That means developing the Noble Eightfold Path at the supramundane level.</w:t>
       </w:r>
     </w:p>
     <w:p>
       <w:r>
         <w:rPr>
           <w:rFonts w:ascii="Georgia" w:hAnsi="Georgia"/>
+          <w:b w:val="0"/>
+          <w:i w:val="0"/>
+          <w:sz w:val="24"/>
         </w:rPr>
-        <w:t xml:space="preserve">Looking towards the side of origination (*samudaya*), performing actions based on a general understanding of good and bad is described as “accompanied by taints, siding with merit, ripening in acquisitions” (*sāsavā puññabhāgiyā upadhivepakkā*). It is accompanied by taints (*sāsava*); that is acknowledged. Accompanied by taints, siding with merit, it accumulates acquisitions (*upadhi*) in saṃsāra—acquisitions meaning those things that yield various existences or worldly resources in saṃsāra. There is such a form of right view. On the other hand, what is the deep right view? It </w:t>
-      </w:r>
-      <w:r>
-        <w:rPr>
-          <w:rFonts w:ascii="Georgia" w:hAnsi="Georgia"/>
-        </w:rPr>
-        <w:lastRenderedPageBreak/>
-        <w:t>is the right view concerning the Four Noble Truths: that this entire existence is suffering (*dukkha*); its cause is craving (*taṇhā*); the calming of this craving is Nibbāna; and the path to it is the Noble Eightfold Path. The realization of these Four Noble Truths is what is called supramundane right view (*lokuttara-sammā-diṭṭhi*). Thus, in a mundane or saṃsāric sense, understanding the good and bad actions of beings is the lower level of right view. That is what is called the “right view of ownership of kamma” (*kammassakatā sammā-diṭṭhi*)—the understanding of merit and demerit, or good and bad. Not everything is accomplished by that alone. Standing upon that foundation, and having fulfilled those necessary requirements, ultimately—the final goal must be—to understand these Four Noble Truths deeply. To say that this entire existence is suffering (*dukkha*) means that there is no “soul” or “I” here. The path leading to that realization is what the Buddha has shown in the profound aspect of the Noble Eightfold Path. All eight factors arise simultaneously in a supramundane mind. Ordinary people, when developing the Noble Eightfold Path, take each factor individually and develop them “retail”. But it is in a supramundane mind that the Noble Eightfold Path arises in a unified meditative state. It is said that all eight factors arise simultaneously in a single moment of mind. That means all eight factors have become aligned. If we imagine those eight factors were crooked—crooked in various ways—it is precisely when all eight factors, from right view to right concentration, become aligned at the same instant that the realization of the paths and fruits occurs, when viewed in a deep sense. Therefore, there is a far greater depth in the supramundane state than the right view and right intention developed by ordinary people.</w:t>
+        <w:t>Looking towards the side of origination (*samudaya*), performing actions based on a general understanding of good and bad is described as “accompanied by taints, siding with merit, ripening in acquisitions” (*sāsavā puññabhāgiyā upadhivepakkā*). It is accompanied by taints (*sāsava*); that is acknowledged. Accompanied by taints, siding with merit, it accumulates acquisitions (*upadhi*) in saṃsāra—acquisitions meaning those things that yield various existences or worldly resources in saṃsāra. There is such a form of right view. On the other hand, what is the deep right view? It is the right view concerning the Four Noble Truths: that this entire existence is suffering (*dukkha*); its cause is craving (*taṇhā*); the calming of this craving is Nibbāna; and the path to it is the Noble Eightfold Path. The realization of these Four Noble Truths is what is called supramundane right view (*lokuttara-sammā-diṭṭhi*). Thus, in a mundane or saṃsāric sense, understanding the good and bad actions of beings is the lower level of right view. That is what is called the “right view of ownership of kamma” (*kammassakatā sammā-diṭṭhi*)—the understanding of merit and demerit, or good and bad. Not everything is accomplished by that alone. Standing upon that foundation, and having fulfilled those necessary requirements, ultimately—the final goal must be—to understand these Four Noble Truths deeply. To say that this entire existence is suffering (*dukkha*) means that there is no “soul” or “I” here. The path leading to that realization is what the Buddha has shown in the profound aspect of the Noble Eightfold Path. All eight factors arise simultaneously in a supramundane mind. Ordinary people, when developing the Noble Eightfold Path, take each factor individually and develop them “retail”. But it is in a supramundane mind that the Noble Eightfold Path arises in a unified meditative state. It is said that all eight factors arise simultaneously in a single moment of mind. That means all eight factors have become aligned. If we imagine those eight factors were crooked—crooked in various ways—it is precisely when all eight factors, from right view to right concentration, become aligned at the same instant that the realization of the paths and fruits occurs, when viewed in a deep sense. Therefore, there is a far greater depth in the supramundane state than the right view and right intention developed by ordinary people.</w:t>
       </w:r>
     </w:p>
     <w:p>
       <w:r>
         <w:rPr>
           <w:rFonts w:ascii="Georgia" w:hAnsi="Georgia"/>
+          <w:b w:val="0"/>
+          <w:i w:val="0"/>
+          <w:sz w:val="24"/>
         </w:rPr>
         <w:t>Therefore, through this, you all should reflect upon and bring to light a host of deeper matters regarding kamma and rebirth, drawing from this story and verse. On this valuable day, bringing the Dhamma knowledge you have gathered close to your lives, and without neglecting these virtues, may you establish concentration (*samādhi*) through the restraint you have developed, and through that concentration, obtain that insight wisdom (*vipassanā-paññā*) to resolve to escape from this extremely dangerous saṃsāra. May the store of merit we have gathered today through this Dhamma sermon and Dhamma listening, and also all the mental strengths of faith (*saddhā*), energy (*viriya*), mindfulness (*sati*), concentration (*samādhi*), and wisdom (*paññā*) that you have developed through listening to the Dhamma, be a decisive support (*upanissaya*) for crossing over this saṃsāra—for crossing over this flood without halting and without straining.</w:t>
       </w:r>
@@ -654,25 +604,30 @@
       <w:r>
         <w:rPr>
           <w:rFonts w:ascii="Georgia" w:hAnsi="Georgia"/>
+          <w:b w:val="0"/>
+          <w:i w:val="0"/>
+          <w:sz w:val="24"/>
         </w:rPr>
-        <w:t xml:space="preserve">Likewise, for this pious group, today our small hall has been expanded. For this too, these devout lay disciples must have assisted and contributed to some extent. Also, a seat has been offered as a Dhamma-seat. Although we do not expect much, out of respect for the Dhamma, a Dhamma-seat has been offered. Reflecting upon that merit, and also relying on the store of merit gathered today through this special Dhamma listening, may all this power of merit remove whatever states obstruct your journey to Nibbāna in this life! May supportive states approach you! Experiencing the peace of the Dhamma, appeasing those mentioned forces of kamma, ultimately </w:t>
-      </w:r>
-      <w:r>
-        <w:rPr>
-          <w:rFonts w:ascii="Georgia" w:hAnsi="Georgia"/>
-        </w:rPr>
-        <w:lastRenderedPageBreak/>
-        <w:t>through the power of Dhamma, may this power of merit definitely be a cause and support to conquer the entire wheel of kamma through the wheel of Dhamma! Thus make your aspiration. Likewise, may the Sasana-protecting deities and Brahmas, and also the relatives who have passed away in your names, and all beings from Avīci up to Akaniṭṭha, rejoice in this merit of Dhamma sermon and Dhamma listening! Having rejoiced, may they as quickly as possible find peace in the supreme Deathless Nibbāna through their aspired Bodhi! With this aspiration, recite these verses and share the merit.</w:t>
+        <w:t>Likewise, for this pious group, today our small hall has been expanded. For this too, these devout lay disciples must have assisted and contributed to some extent. Also, a seat has been offered as a Dhamma-seat. Although we do not expect much, out of respect for the Dhamma, a Dhamma-seat has been offered. Reflecting upon that merit, and also relying on the store of merit gathered today through this special Dhamma listening, may all this power of merit remove whatever states obstruct your journey to Nibbāna in this life! May supportive states approach you! Experiencing the peace of the Dhamma, appeasing those mentioned forces of kamma, ultimately through the power of Dhamma, may this power of merit definitely be a cause and support to conquer the entire wheel of kamma through the wheel of Dhamma! Thus make your aspiration. Likewise, may the Sasana-protecting deities and Brahmas, and also the relatives who have passed away in your names, and all beings from Avīci up to Akaniṭṭha, rejoice in this merit of Dhamma sermon and Dhamma listening! Having rejoiced, may they as quickly as possible find peace in the supreme Deathless Nibbāna through their aspired Bodhi! With this aspiration, recite these verses and share the merit.</w:t>
       </w:r>
     </w:p>
     <w:p>
       <w:r>
         <w:rPr>
           <w:rFonts w:ascii="Georgia" w:hAnsi="Georgia"/>
+          <w:b w:val="0"/>
+          <w:i w:val="0"/>
+          <w:sz w:val="24"/>
         </w:rPr>
         <w:t>“*Ettāvatā ca amhehi.........*”</w:t>
       </w:r>
     </w:p>
+    <w:sectPr>
+      <w:pgSz w:w="12240" w:h="15840"/>
+      <w:pgMar w:top="1440" w:right="1800" w:bottom="1440" w:left="1800" w:header="720" w:footer="720" w:gutter="0"/>
+      <w:cols w:space="720"/>
+      <w:docGrid w:linePitch="360"/>
+    </w:sectPr>
   </w:body>
 </w:document>
 </file>

--- a/docx/sermon_019_ENGLISH.docx
+++ b/docx/sermon_019_ENGLISH.docx
@@ -3,22 +3,25 @@
 <w:document xmlns:wpc="http://schemas.microsoft.com/office/word/2010/wordprocessingCanvas" xmlns:mo="http://schemas.microsoft.com/office/mac/office/2008/main" xmlns:mc="http://schemas.openxmlformats.org/markup-compatibility/2006" xmlns:mv="urn:schemas-microsoft-com:mac:vml" xmlns:o="urn:schemas-microsoft-com:office:office" xmlns:r="http://schemas.openxmlformats.org/officeDocument/2006/relationships" xmlns:m="http://schemas.openxmlformats.org/officeDocument/2006/math" xmlns:v="urn:schemas-microsoft-com:vml" xmlns:wp14="http://schemas.microsoft.com/office/word/2010/wordprocessingDrawing" xmlns:wp="http://schemas.openxmlformats.org/drawingml/2006/wordprocessingDrawing" xmlns:w10="urn:schemas-microsoft-com:office:word" xmlns:w="http://schemas.openxmlformats.org/wordprocessingml/2006/main" xmlns:w14="http://schemas.microsoft.com/office/word/2010/wordml" xmlns:wpg="http://schemas.microsoft.com/office/word/2010/wordprocessingGroup" xmlns:wpi="http://schemas.microsoft.com/office/word/2010/wordprocessingInk" xmlns:wne="http://schemas.microsoft.com/office/word/2006/wordml" xmlns:wps="http://schemas.microsoft.com/office/word/2010/wordprocessingShape" mc:Ignorable="w14 wp14">
   <w:body>
     <w:p>
+      <w:pPr>
+        <w:pStyle w:val="Heading1"/>
+      </w:pPr>
+      <w:bookmarkStart w:id="21" w:name="_Toc242628802"/>
       <w:r>
         <w:rPr>
           <w:rFonts w:ascii="Georgia" w:hAnsi="Georgia"/>
           <w:b/>
-          <w:i w:val="0"/>
           <w:sz w:val="32"/>
         </w:rPr>
+        <w:lastRenderedPageBreak/>
         <w:t>Pahankanuwa Sermon #19</w:t>
       </w:r>
+      <w:bookmarkEnd w:id="21"/>
     </w:p>
     <w:p>
       <w:r>
         <w:rPr>
           <w:rFonts w:ascii="Georgia" w:hAnsi="Georgia"/>
-          <w:b w:val="0"/>
-          <w:i w:val="0"/>
           <w:sz w:val="22"/>
         </w:rPr>
         <w:t>English Translation</w:t>
@@ -28,8 +31,6 @@
       <w:r>
         <w:rPr>
           <w:rFonts w:ascii="Georgia" w:hAnsi="Georgia"/>
-          <w:b w:val="0"/>
-          <w:i w:val="0"/>
           <w:sz w:val="22"/>
         </w:rPr>
         <w:t>Translated from Sinhala</w:t>
@@ -40,9 +41,7 @@
         <w:rPr>
           <w:rFonts w:ascii="Georgia" w:hAnsi="Georgia"/>
           <w:b/>
-          <w:i w:val="0"/>
           <w:color w:val="000000"/>
-          <w:sz w:val="24"/>
         </w:rPr>
         <w:t>Author: Ven. Katukurunde Nanananda Thero</w:t>
       </w:r>
@@ -51,9 +50,6 @@
       <w:r>
         <w:rPr>
           <w:rFonts w:ascii="Georgia" w:hAnsi="Georgia"/>
-          <w:b w:val="0"/>
-          <w:i w:val="0"/>
-          <w:sz w:val="24"/>
         </w:rPr>
         <w:t>(Pahankaṇuwa Sinhala Audio Dhamma Sermon No. )</w:t>
       </w:r>
@@ -62,9 +58,6 @@
       <w:r>
         <w:rPr>
           <w:rFonts w:ascii="Georgia" w:hAnsi="Georgia"/>
-          <w:b w:val="0"/>
-          <w:i w:val="0"/>
-          <w:sz w:val="24"/>
         </w:rPr>
         <w:t>Namo tassa bhagavato arahato sammāsambuddhassa</w:t>
       </w:r>
@@ -73,9 +66,6 @@
       <w:r>
         <w:rPr>
           <w:rFonts w:ascii="Georgia" w:hAnsi="Georgia"/>
-          <w:b w:val="0"/>
-          <w:i w:val="0"/>
-          <w:sz w:val="24"/>
         </w:rPr>
         <w:t>(Homage to the Blessed One, the Worthy One, the Fully Self-Enlightened One)</w:t>
       </w:r>
@@ -85,7 +75,6 @@
         <w:rPr>
           <w:rFonts w:ascii="Georgia" w:hAnsi="Georgia"/>
           <w:b/>
-          <w:i w:val="0"/>
           <w:color w:val="000000"/>
           <w:sz w:val="22"/>
         </w:rPr>
@@ -96,7 +85,6 @@
       <w:r>
         <w:rPr>
           <w:rFonts w:ascii="Georgia" w:hAnsi="Georgia"/>
-          <w:b w:val="0"/>
           <w:i/>
           <w:color w:val="000000"/>
           <w:sz w:val="28"/>
@@ -109,7 +97,6 @@
         <w:rPr>
           <w:rFonts w:ascii="Georgia" w:hAnsi="Georgia"/>
           <w:b/>
-          <w:i w:val="0"/>
           <w:sz w:val="22"/>
         </w:rPr>
         <w:t>From:</w:t>
@@ -119,8 +106,6 @@
       <w:r>
         <w:rPr>
           <w:rFonts w:ascii="Georgia" w:hAnsi="Georgia"/>
-          <w:b w:val="0"/>
-          <w:i w:val="0"/>
           <w:color w:val="000000"/>
           <w:sz w:val="28"/>
         </w:rPr>
@@ -131,9 +116,6 @@
       <w:r>
         <w:rPr>
           <w:rFonts w:ascii="Georgia" w:hAnsi="Georgia"/>
-          <w:b w:val="0"/>
-          <w:i w:val="0"/>
-          <w:sz w:val="24"/>
         </w:rPr>
         <w:t>Dear Listeners,</w:t>
       </w:r>
@@ -142,9 +124,6 @@
       <w:r>
         <w:rPr>
           <w:rFonts w:ascii="Georgia" w:hAnsi="Georgia"/>
-          <w:b w:val="0"/>
-          <w:i w:val="0"/>
-          <w:sz w:val="24"/>
         </w:rPr>
         <w:t>There exists a certain cyclical relationship between kamma and rebirth. A being who takes birth as a result of a certain period of fruition (*vipāka*) becomes subject to and yields to that very same kammic force when generating kamma anew, thereby dragging on this saṃsāric round of rebirth indefinitely. It is only by relying on the power of the Dhamma that one can appease this kammic energy and escape from saṃsāra. The Buddha, the Teacher of the Three Worlds, revealed to the world that no matter how powerful the wheel of kamma may be, ultimately, the wheel of Dhamma triumphs. Today, through the verse and the background story we have taken as our theme, you will have the opportunity to hear various factors related to this very matter.</w:t>
       </w:r>
@@ -153,20 +132,21 @@
       <w:r>
         <w:rPr>
           <w:rFonts w:ascii="Georgia" w:hAnsi="Georgia"/>
-          <w:b w:val="0"/>
-          <w:i w:val="0"/>
-          <w:sz w:val="24"/>
         </w:rPr>
-        <w:t>An Arahant named Tissa, who resided at Jetavana, had been visiting the house of a certain jeweler for alms for twelve years. Both the jeweler and his wife treated this venerable monk as they would their own parents, attending to all his needs and offering him alms-food. One day, when the Thera arrived at the jeweler’s house, the jeweler was cutting meat. At that very moment, while the Thera was standing there, a messenger arrived from King Kosala with a gemstone, saying, “The King has commanded to have this gem cleaned, perforated, and sent back.” Still cutting meat, the jeweler took the gemstone with his blood-stained hand, placed it on a box, and went to wash his hands. There was a pet crane kept in the house. Attracted by the smell of blood, the bird mistook the gem for a piece of meat and swallowed it, right before the Thera's eyes. When the jeweler returned from inside and looked, the gem was missing. He asked his wife and children if they had taken it. When they denied taking it, he went inside and discussed with his wife, saying, “Surely, it must be this monk who took it.” The wife pleaded, “Oh, do not say such a thing! For twelve long years, we have never seen any fault in this venerable sir.” But the jeweler would not listen. He came out and asked the Arahant, “Who took the gem that was here? Did you take it, venerable sir?” “No, lay follower, I did not take it,” the Thera replied. “There was no one else here. You must have taken it, venerable sir. Please return the gem to me,” the jeweler insisted.</w:t>
+        <w:t xml:space="preserve">An Arahant named Tissa, who resided at Jetavana, had been visiting the house of a certain jeweler for alms for twelve years. Both the jeweler and his wife treated this venerable monk as they would their own parents, attending to all his needs and offering him alms-food. One day, when the Thera arrived at the jeweler’s house, the jeweler was cutting meat. At that very moment, while the Thera was standing there, a messenger arrived from King Kosala with a gemstone, saying, “The King has commanded to have this gem cleaned, perforated, and sent back.” Still cutting meat, the jeweler took the gemstone with his blood-stained hand, placed it on a box, and went to wash his hands. There was a pet crane kept in the house. Attracted by the smell of blood, the bird mistook the gem for a piece of meat and swallowed it, right before the Thera's eyes. When the jeweler returned from inside and looked, the gem was missing. He asked his wife and children if they had taken it. When they denied taking it, he went inside and discussed with his wife, saying, “Surely, it must be this monk who took it.” The wife pleaded, “Oh, do not say such a thing! For twelve long </w:t>
+      </w:r>
+      <w:r>
+        <w:rPr>
+          <w:rFonts w:ascii="Georgia" w:hAnsi="Georgia"/>
+        </w:rPr>
+        <w:lastRenderedPageBreak/>
+        <w:t>years, we have never seen any fault in this venerable sir.” But the jeweler would not listen. He came out and asked the Arahant, “Who took the gem that was here? Did you take it, venerable sir?” “No, lay follower, I did not take it,” the Thera replied. “There was no one else here. You must have taken it, venerable sir. Please return the gem to me,” the jeweler insisted.</w:t>
       </w:r>
     </w:p>
     <w:p>
       <w:r>
         <w:rPr>
           <w:rFonts w:ascii="Georgia" w:hAnsi="Georgia"/>
-          <w:b w:val="0"/>
-          <w:i w:val="0"/>
-          <w:sz w:val="24"/>
         </w:rPr>
         <w:t>The Thera was thus left helpless. The jeweler went inside again and discussed with his wife: “Surely, it must be this monk who took it. I must interrogate him, even by torturing him.” “Oh, please do not do that! We will be ruined if you do. It would be far better for our entire family to become royal slaves,” she pleaded. But the jeweler replied, “Even if we all become slaves, it will not pay for the value of this gem.” Stubbornly holding onto this view, he bound the Thera’s head with a rope and tightened it using a wooden stick as a tourniquet. Inflicting torture progressively, he demanded to know if the Thera had taken the gem. As the binding was tightened further, blood began to pour from the Thera's nose, ears, and mouth. Unable to bear the agony, the Thera collapsed to the floor. Attracted by the scent of blood, the crane came to drink it. Out of sheer anger towards the Thera, the jeweler shouted, “What are you doing here?” and kicked the crane. The bird died on the spot, falling on its back. The Thera saw this and said, “Lay follower, please loosen this binding slightly. Loosen it and see if that bird is dead.” “May you die just as it did!” the jeweler barked. Now realizing that the bird was indeed dead, the Thera said, “Lay follower, it was this bird that swallowed the gem. I did not disclose it because it would have resulted in the bird's death. Even if I were to die, I would not have spoken. But now that the bird is dead, I tell you this.”</w:t>
       </w:r>
@@ -175,9 +155,6 @@
       <w:r>
         <w:rPr>
           <w:rFonts w:ascii="Georgia" w:hAnsi="Georgia"/>
-          <w:b w:val="0"/>
-          <w:i w:val="0"/>
-          <w:sz w:val="24"/>
         </w:rPr>
         <w:t>When the jeweler slit open the bird's belly, there indeed was the gem. Immediately, a deep sense of remorse and urgency (*saṃvega*) overcame him. Falling at the Thera’s feet, he pleaded, “Venerable sir, please forgive me for what I have done out of ignorance.” The Thera replied, “Lay follower, this is neither your fault nor mine. This is a flaw of saṃsāra—a saṃsāric fault. Therefore, I forgive you.” The lay follower then said, “Venerable sir, if you truly forgive me, please come to our house for alms-food just as before.” The Thera responded, “No, lay follower. I now realize the danger (*ādīnava*) of this—of entering inside houses, of going under the roof of a household. It is because of this that such a thing occurred. Therefore, as long as there is strength in my legs, I shall wander for alms.” Right then and there, he undertook an ascetic practice (*dhutaṅga*), reciting a verse appropriate to it:</w:t>
       </w:r>
@@ -186,9 +163,6 @@
       <w:r>
         <w:rPr>
           <w:rFonts w:ascii="Georgia" w:hAnsi="Georgia"/>
-          <w:b w:val="0"/>
-          <w:i w:val="0"/>
-          <w:sz w:val="24"/>
         </w:rPr>
         <w:t>*“Paccati munino bhattaṃ - thokaṃ thokaṃ kule kule*</w:t>
       </w:r>
@@ -197,9 +171,6 @@
       <w:r>
         <w:rPr>
           <w:rFonts w:ascii="Georgia" w:hAnsi="Georgia"/>
-          <w:b w:val="0"/>
-          <w:i w:val="0"/>
-          <w:sz w:val="24"/>
         </w:rPr>
         <w:t>*Piṇḍikāya carissāmi, atthi jaṅghabalaṃ mama”*</w:t>
       </w:r>
@@ -208,9 +179,6 @@
       <w:r>
         <w:rPr>
           <w:rFonts w:ascii="Georgia" w:hAnsi="Georgia"/>
-          <w:b w:val="0"/>
-          <w:i w:val="0"/>
-          <w:sz w:val="24"/>
         </w:rPr>
         <w:t>“For the silent sage, food is cooked little by little, household by household. I shall wander for alms, for there is still strength in my legs.”</w:t>
       </w:r>
@@ -219,20 +187,21 @@
       <w:r>
         <w:rPr>
           <w:rFonts w:ascii="Georgia" w:hAnsi="Georgia"/>
-          <w:b w:val="0"/>
-          <w:i w:val="0"/>
-          <w:sz w:val="24"/>
         </w:rPr>
-        <w:t>Despite his resolve, the Thera did not live long; due to the physical trauma he suffered, he soon attained pariNibbāna (final Nibbāna). Later on, both the jeweler and his wife also passed away. After their deaths, the bhikkhus questioned the Buddha about where the individuals involved in this event had been reborn. It was on that occasion that the Buddha uttered the verse we have chosen as our theme. It is mentioned that the crane—perhaps due to its familiarity with the household—was reborn in the womb of the jeweler’s wife. The jeweler's wife, when she passed away, was reborn in a heavenly realm. The jeweler himself was born in hell because he had inflicted fatal torture upon an Arahant. The Thera attained pariNibbāna. The verse revealing this state of affairs is the one we placed as our theme:</w:t>
+        <w:t xml:space="preserve">Despite his resolve, the Thera did not live long; due to the physical trauma he suffered, he soon attained pariNibbāna (final Nibbāna). Later on, both the jeweler and his wife also passed away. After their deaths, the bhikkhus questioned the </w:t>
+      </w:r>
+      <w:r>
+        <w:rPr>
+          <w:rFonts w:ascii="Georgia" w:hAnsi="Georgia"/>
+        </w:rPr>
+        <w:lastRenderedPageBreak/>
+        <w:t>Buddha about where the individuals involved in this event had been reborn. It was on that occasion that the Buddha uttered the verse we have chosen as our theme. It is mentioned that the crane—perhaps due to its familiarity with the household—was reborn in the womb of the jeweler’s wife. The jeweler's wife, when she passed away, was reborn in a heavenly realm. The jeweler himself was born in hell because he had inflicted fatal torture upon an Arahant. The Thera attained pariNibbāna. The verse revealing this state of affairs is the one we placed as our theme:</w:t>
       </w:r>
     </w:p>
     <w:p>
       <w:r>
         <w:rPr>
           <w:rFonts w:ascii="Georgia" w:hAnsi="Georgia"/>
-          <w:b w:val="0"/>
-          <w:i w:val="0"/>
-          <w:sz w:val="24"/>
         </w:rPr>
         <w:t>*“Gabbhameke uppajjanti - nirayaṃ pāpakammino*</w:t>
       </w:r>
@@ -241,9 +210,6 @@
       <w:r>
         <w:rPr>
           <w:rFonts w:ascii="Georgia" w:hAnsi="Georgia"/>
-          <w:b w:val="0"/>
-          <w:i w:val="0"/>
-          <w:sz w:val="24"/>
         </w:rPr>
         <w:t>*Saggaṃ sugatino yanti - parinibbanti anāsavā”*</w:t>
       </w:r>
@@ -252,9 +218,6 @@
       <w:r>
         <w:rPr>
           <w:rFonts w:ascii="Georgia" w:hAnsi="Georgia"/>
-          <w:b w:val="0"/>
-          <w:i w:val="0"/>
-          <w:sz w:val="24"/>
         </w:rPr>
         <w:t>“Some are born in a womb; evil-doers arise in hell; those of good destiny go to heaven; the taintless are completely extinguished.”</w:t>
       </w:r>
@@ -263,9 +226,6 @@
       <w:r>
         <w:rPr>
           <w:rFonts w:ascii="Georgia" w:hAnsi="Georgia"/>
-          <w:b w:val="0"/>
-          <w:i w:val="0"/>
-          <w:sz w:val="24"/>
         </w:rPr>
         <w:t>This is the essence of what is stated in the verse. This is the narrative. What this verse illustrates, in truth, is how different individuals are reborn in accordance with their kamma. Now, as is our custom, let us extract the guidance, the Dhamma lessons, and the doctrinal principles that we can bring to light from this story and verse.</w:t>
       </w:r>
@@ -274,9 +234,6 @@
       <w:r>
         <w:rPr>
           <w:rFonts w:ascii="Georgia" w:hAnsi="Georgia"/>
-          <w:b w:val="0"/>
-          <w:i w:val="0"/>
-          <w:sz w:val="24"/>
         </w:rPr>
         <w:t>This story is indeed a deeply moving, remorseful one. From one perspective, it is the story of a jeweler who failed to recognize a true gem. From another perspective, it is the story of an Arahant who, for twelve years, visited the same household only to receive the fruition of a grave past kamma. This narrative concerns a monk who was highly intimate with the jeweler's household (the word *kulūpaga* is used here, referring to “Tissa, the family-associate of the jeweler”). He was such an intimate monk. Yet, due to a suspicion that arose in a brief moment, the jeweler subjected him to such severe torture that it led to the Arahant's death. We can reflect on something from this. At the time the Thera arrived, the jeweler was cutting meat. We can understand from this that transitioning from one blood-spilling activity to another is quite easy. He was driven to inflict such cruel torture because it did not seem to be a grave matter to him; the gem was far more important. He did not comprehend the gravity of saṃsāra. For twelve years, he failed to recognize the highly virtuous monk—the Arahant. The gem sent by the king was of far greater consequence to him. This is one aspect we can contemplate.</w:t>
       </w:r>
@@ -285,20 +242,21 @@
       <w:r>
         <w:rPr>
           <w:rFonts w:ascii="Georgia" w:hAnsi="Georgia"/>
-          <w:b w:val="0"/>
-          <w:i w:val="0"/>
-          <w:sz w:val="24"/>
         </w:rPr>
-        <w:t>Furthermore, we can understand that there was a grave kamma waiting to bear fruit for this Thera. When we examine it, we see a dramatic series of events. Often, when one has to experience the fruition of kamma—even nowadays—we see a series of events aligning in a peculiar manner. Here, when the Thera arrived that day, the jeweler was cutting meat. Then arrived the king’s message regarding the gem. Then the crane was also right there. All these factors fell into place, and in the end, the Arahant suffered a fatal injury—or rather, was forced to attain pariNibbāna—due to his own past kamma. It was precisely because he understood this that, when the jeweler begged for forgiveness, the Thera, while forgiving him in a most virtuous manner, said, “This is neither your fault nor mine. It is a saṃsāric flaw.” To call it a saṃsāric flaw means that one must inevitably experience the results of the kamma one has committed; one must exhaust the fruits of kamma. This is the lesson we must draw from this. At the same time, the vast reservoir of this Thera’s noble virtues becomes clear. His only weakness, as mentioned, was his being a family-associate (*kulūpaga*). While intimacy with families is regarded as a good thing in the lay world, for the Sangha, such intimacy is considered a defect. It is for this reason that the Thera, realizing his error—the danger (*ādīnava*) of being a family-associate—resolved to go strictly on almsround, from house to house.</w:t>
+        <w:t xml:space="preserve">Furthermore, we can understand that there was a grave kamma waiting to bear fruit for this Thera. When we examine it, we see a dramatic series of events. Often, when one has to experience the fruition of kamma—even nowadays—we see a series of events aligning in a peculiar manner. Here, when the Thera arrived that day, the jeweler was cutting meat. Then arrived the king’s message regarding the gem. Then the crane was also right there. All these factors fell into place, and in the end, the Arahant suffered a fatal injury—or rather, was forced to attain pariNibbāna—due to his own past kamma. It was precisely because he understood this that, when the jeweler begged for forgiveness, the Thera, while forgiving him in a most virtuous manner, said, “This is neither your fault nor mine. It is a saṃsāric flaw.” To call it a saṃsāric flaw means that one must inevitably experience the results of the kamma </w:t>
+      </w:r>
+      <w:r>
+        <w:rPr>
+          <w:rFonts w:ascii="Georgia" w:hAnsi="Georgia"/>
+        </w:rPr>
+        <w:lastRenderedPageBreak/>
+        <w:t>one has committed; one must exhaust the fruits of kamma. This is the lesson we must draw from this. At the same time, the vast reservoir of this Thera’s noble virtues becomes clear. His only weakness, as mentioned, was his being a family-associate (*kulūpaga*). While intimacy with families is regarded as a good thing in the lay world, for the Sangha, such intimacy is considered a defect. It is for this reason that the Thera, realizing his error—the danger (*ādīnava*) of being a family-associate—resolved to go strictly on almsround, from house to house.</w:t>
       </w:r>
     </w:p>
     <w:p>
       <w:r>
         <w:rPr>
           <w:rFonts w:ascii="Georgia" w:hAnsi="Georgia"/>
-          <w:b w:val="0"/>
-          <w:i w:val="0"/>
-          <w:sz w:val="24"/>
         </w:rPr>
         <w:t>In any case, the Thera's great mass of noble virtues is clearly evident. Even when subjected to such fatal pain, he did not testify against the crane. This was not out of fear of anyone, but because his precept would be compromised. He would not give testimony that would knowingly cause the death of a living being. Sacrificing his own life, out of compassion for that animal at that moment, he withheld the truth. Therein lies a precious virtue. Likewise, he harbored no aversion (*dosa*) toward the jeweler who tortured him. Such a valuable store of virtues is illuminated by the life of this monk. Furthermore, if we reflect deeply, what we see through this is kamma and its fruition. This is precisely what the verse declares: “Some are born in a womb; others in hell.” Here, hell became the jeweler's destination. On the other hand, we see the difference between the couple: the wife, possessing deep faith, did not condone what her husband was doing. Out of her devotion to the Thera, she did not approve of his actions. It is said that due to her store of virtue and her acts of service, she was reborn in a heavenly world. As for the Arahant, we all know that his passing was pariNibbāna. Thereafter, there is no more birth (*jāti*). Thus, through this story, we see the relationship between kamma and its fruit—or rather, between kamma and rebirth.</w:t>
       </w:r>
@@ -307,9 +265,6 @@
       <w:r>
         <w:rPr>
           <w:rFonts w:ascii="Georgia" w:hAnsi="Georgia"/>
-          <w:b w:val="0"/>
-          <w:i w:val="0"/>
-          <w:sz w:val="24"/>
         </w:rPr>
         <w:t>This law of kamma—this natural order (*niyāma*) of action—is an incredibly powerful law of nature in this world, which not even Buddhas or Arahants can bypass. Therefore, a saṃsāric being must accept this reality and strive to live accordingly. Even during the time of the Buddha, there were various teachers who did not believe in kamma or the fruition of kamma. Even today, there may be those who hold similar views. Therefore, especially in these times, this is a point we must repeatedly remind people of in Dhamma sermons. There are various views in the world that discount this world and the next. However, according to the Buddha's Dhamma—if we reflect upon our actions—depending on the good or bad nature of the kamma we perform, we will attain a future becoming (*bhava*) and birth (*jāti*). The happiness or suffering we experience in that birth is determined solely by the wholesome or unwholesome nature of that kamma.</w:t>
       </w:r>
@@ -318,31 +273,36 @@
       <w:r>
         <w:rPr>
           <w:rFonts w:ascii="Georgia" w:hAnsi="Georgia"/>
-          <w:b w:val="0"/>
-          <w:i w:val="0"/>
-          <w:sz w:val="24"/>
         </w:rPr>
-        <w:t>Therefore, we must reflect on this matter, and also consider under what circumstances the mind is inclined to perform an evil kamma. As we all know, there are three trainings in this Sasana: virtue (*sīla*), concentration (*samādhi*), and wisdom (*paññā*). Let us contemplate what their ultimate purpose is. Whenever we have to perform an action, a kamma, that very present moment is of paramount importance. Because, as we said at the very beginning, we carry certain saṃsāric habits. By performing the same kamma repeatedly, there are times when an evil-doer is compelled to yield to it and perform kamma in the same way. However, these can be overcome by being mindful of the present moment. In short, the Buddha said, “Bhikkhus, intention (*cetanā*) is what I call kamma.” Why? Because it is in that brief moment of intention that we can do something about the operation of kamma. That moment of intention is extremely important. What was done in the past is done; its fruit will come. Even when that fruit comes, if at the moment it arrives, our stance, our determination, is inclined toward a good direction, then we can act with clear understanding and escape. We can act with responsibility. We can act in a way that directs our saṃsāric journey in a wholesome direction. Now, faced with the very same event, the jeweler acted in one way. The jeweler’s wife acted in another way. The venerable monk, the Arahant, acted in yet another way—in a most noble, supreme manner. It was a difficult situation. But one can triumph over such situations only if one is established in a certain stance, only if one has cultivated a certain attitude beforehand. It is for this purpose, pious devotees, that there is such a thing as virtue (*sīla*).</w:t>
+        <w:t xml:space="preserve">Therefore, we must reflect on this matter, and also consider under what circumstances the mind is inclined to perform an evil kamma. As we all know, there are three trainings in this Sasana: virtue (*sīla*), concentration (*samādhi*), and wisdom (*paññā*). Let us contemplate what their ultimate purpose is. Whenever we have to perform an action, a kamma, that very present moment is of paramount importance. Because, as we said at the very beginning, we carry certain saṃsāric </w:t>
+      </w:r>
+      <w:r>
+        <w:rPr>
+          <w:rFonts w:ascii="Georgia" w:hAnsi="Georgia"/>
+        </w:rPr>
+        <w:lastRenderedPageBreak/>
+        <w:t>habits. By performing the same kamma repeatedly, there are times when an evil-doer is compelled to yield to it and perform kamma in the same way. However, these can be overcome by being mindful of the present moment. In short, the Buddha said, “Bhikkhus, intention (*cetanā*) is what I call kamma.” Why? Because it is in that brief moment of intention that we can do something about the operation of kamma. That moment of intention is extremely important. What was done in the past is done; its fruit will come. Even when that fruit comes, if at the moment it arrives, our stance, our determination, is inclined toward a good direction, then we can act with clear understanding and escape. We can act with responsibility. We can act in a way that directs our saṃsāric journey in a wholesome direction. Now, faced with the very same event, the jeweler acted in one way. The jeweler’s wife acted in another way. The venerable monk, the Arahant, acted in yet another way—in a most noble, supreme manner. It was a difficult situation. But one can triumph over such situations only if one is established in a certain stance, only if one has cultivated a certain attitude beforehand. It is for this purpose, pious devotees, that there is such a thing as virtue (*sīla*).</w:t>
       </w:r>
     </w:p>
     <w:p>
       <w:r>
         <w:rPr>
           <w:rFonts w:ascii="Georgia" w:hAnsi="Georgia"/>
-          <w:b w:val="0"/>
-          <w:i w:val="0"/>
-          <w:sz w:val="24"/>
         </w:rPr>
-        <w:t>Nowadays, some people claim that virtue (*sīla*) and meditation (*bhāvanā*) are unnecessary. When we reflect deeply, what is actually taking place here? In our day-to-day lives, various situations arise—sometimes situations that come to us in accordance with our kamma. At such times, we can make the right decision only if we have a firm determination, a wholesome stance like a commitment to virtue. A scattered mind easily drifts into the kamma of others. We must keep this in mind. A person with a scattered mind, who has no firm stance or wholesome attitude, easily gets dragged into the kamma of others and descends to hell and other lower realms. Why? Because this society, this world, is a place that operates according to the forces of kamma that each individual has brought along. When we look at it, this is, in one sense, like a puppet show. To a Buddha, to an Arahant, to those with direct knowledges (*abhiññā*), this appears just like a puppet show. Various things occur in accordance with past kamma and its results. But in the face of all this, if we control that brief moment called intention—the moment of intention—then we have won. Virtue is what helps us in this. Now, on this occasion, you all undertook a set of training precepts. What is accomplished by that? You have given a command to your mind, to your wisdom, to your intellect. You have made a determination: “I will protect this precept—this practice.” Then, keeping that principle in mind, you can act with a firm principle. You have heard of “abstinence upon the arrival of the occasion” (*sampatta-virati*) as one of the benefits of virtue. When the opportunity to commit a wrong arises, the strength of your commitment to virtue gives you the power to refrain from it, thinking: “I have undertaken such a precept; to act in this way is not proper.” Thus, on one hand, virtue helps us in such situations, preventing us from getting entangled in the kamma of others, and protecting us by placing our noble practice first. At an even higher level, it assists in concentration (*samādhi*). Concentration means the calming of the mind. Calming the mind means attaining a state of composure. It removes the scattered nature of the mind, known as the hindrances (*nīvaraṇa*), and makes it one-pointed. It is easy for a one-pointed mind to make a decision—a wholesome decision can be made. Furthermore, someone who has reached a state of equanimity (*upekkhā*) in concentration can, at an even higher level, respond to the problems that arise in their life in a way that is in accordance with the Dhamma.</w:t>
+        <w:t xml:space="preserve">Nowadays, some people claim that virtue (*sīla*) and meditation (*bhāvanā*) are unnecessary. When we reflect deeply, what is actually taking place here? In our day-to-day lives, various situations arise—sometimes situations that come to us in accordance with our kamma. At such times, we can make the right decision only if we have a firm determination, a wholesome stance like a commitment to virtue. A scattered mind easily drifts into the kamma of others. We must keep this in mind. A person with a scattered mind, who has no firm stance or wholesome attitude, easily gets dragged into the kamma of others and descends to hell and other lower realms. Why? Because this society, this world, is a place that operates according to the forces of kamma that each individual has brought along. When we look at it, this is, in one sense, like a puppet show. To a Buddha, to an Arahant, to those with direct knowledges (*abhiññā*), this appears just like a puppet show. Various things occur in accordance with past kamma and its results. But in the face of all this, if we control that brief moment called intention—the moment of intention—then we have won. Virtue is what helps us in this. Now, on this occasion, you all undertook a set of training precepts. What is accomplished by that? You have given a command to your mind, to your wisdom, to your intellect. You have made a determination: “I will protect this precept—this practice.” Then, keeping that principle in mind, you can act with a firm principle. You have heard of “abstinence upon the arrival of the occasion” (*sampatta-virati*) as one of the benefits of virtue. When the opportunity to commit a wrong arises, the strength of your commitment to virtue gives you the power to refrain from it, thinking: “I have undertaken such a precept; to act in this way is not proper.” Thus, on one hand, virtue helps us in such situations, preventing us from getting entangled in the kamma of others, and protecting us by placing our noble practice first. At an even higher level, it assists in concentration (*samādhi*). Concentration means the calming of the mind. Calming the mind means attaining a state of composure. It removes the scattered nature of the mind, known as the </w:t>
+      </w:r>
+      <w:r>
+        <w:rPr>
+          <w:rFonts w:ascii="Georgia" w:hAnsi="Georgia"/>
+        </w:rPr>
+        <w:lastRenderedPageBreak/>
+        <w:t>hindrances (*nīvaraṇa*), and makes it one-pointed. It is easy for a one-pointed mind to make a decision—a wholesome decision can be made. Furthermore, someone who has reached a state of equanimity (*upekkhā*) in concentration can, at an even higher level, respond to the problems that arise in their life in a way that is in accordance with the Dhamma.</w:t>
       </w:r>
     </w:p>
     <w:p>
       <w:r>
         <w:rPr>
           <w:rFonts w:ascii="Georgia" w:hAnsi="Georgia"/>
-          <w:b w:val="0"/>
-          <w:i w:val="0"/>
-          <w:sz w:val="24"/>
         </w:rPr>
         <w:t>Next, the level higher than that is wisdom (*paññā*). Virtue, concentration, wisdom. Wisdom—this is what is demonstrated and polished in the life of that Arahant. That insight wisdom (*vipassanā-paññā*)—or rather, the wisdom obtained through the path-knowledges (*magga-ñāṇa*)—gives a special power to protect oneself when these situations of kamma occur. There is an extremely high level of equanimity (*upekkhā*) there. Relying on the equanimity present in the fruition-mind (*phala-citta*) of the Arahants, they are able to triumph over such situations. This, then, is virtue, concentration, and wisdom. It is worth reminding those who present such false views that these are practically helpful in our day-to-day lives.</w:t>
       </w:r>
@@ -351,9 +311,6 @@
       <w:r>
         <w:rPr>
           <w:rFonts w:ascii="Georgia" w:hAnsi="Georgia"/>
-          <w:b w:val="0"/>
-          <w:i w:val="0"/>
-          <w:sz w:val="24"/>
         </w:rPr>
         <w:t>Now, to make this even more understandable in terms of practical daily life, let us say you bought a new car—a vehicle. Somehow or other, you managed to learn how to drive it, at least to some extent. Even though you learned, if you take it out onto the road and drive without considering other drivers, without considering the traffic laws, where will you end up? Even if your life is spared, you might end up in court and have to pay compensation for damaging other vehicles. You will have to face a host of such troubles. Therefore, you must observe the rules of the road. Next, you must drive this vehicle not with a scattered mind, but with good mindfulness and awareness, driving this vehicle with a kind of “concentration” (*samādhi*). Furthermore, in emergencies, such as when others are about to crash into your vehicle, you must develop a wisdom (*paññā*), an intellect, that can think quickly and act in an instant. Thus, even for an activity like driving a vehicle in daily life, a certain level of virtue, concentration, and wisdom is required. Do not misunderstand this. I am not over-simplifying this deep Dhamma. I mentioned this merely as a simple illustration. It is by being established in a certain virtue (*sīla*) in daily life that we step onto the road. One must know one's own side of the road. It is just like what was said about the bad destiny and the good destiny. If you drive your vehicle on the wrong side, that is the end of it. You will plunge down a precipice and ultimately be destroyed. Likewise, you might crash into other vehicles and cause various conflicts. Such is the situation in this world.</w:t>
       </w:r>
@@ -362,20 +319,21 @@
       <w:r>
         <w:rPr>
           <w:rFonts w:ascii="Georgia" w:hAnsi="Georgia"/>
-          <w:b w:val="0"/>
-          <w:i w:val="0"/>
-          <w:sz w:val="24"/>
         </w:rPr>
-        <w:t>This is a society complicated by the diverse forces of kamma that each individual brings along. It is not the society we see on the surface. Each person behaves in ways we do not expect at any given moment. It is like the puppet show we mentioned. Now, that jeweler, who had attended to the Thera for twelve long years as though he were his own parent, because of a grave kamma he performed in a brief moment, ultimately bound himself to a heinous kamma with immediate retribution (*ānantarika-pāpa-kamma*) that blocked all his merits, and went straight to hell. From this, we can reflect that no matter how good we may be, how wholesome we are, if we do not possess these qualities of virtue, concentration, and wisdom within us, we—just like the jeweler—will have to reap terrible fruits from an unwholesome deed committed in one brief moment. That is the essence of the Dhamma taught by the Buddha. Virtue, concentration, and wisdom represent: first, the initial steps of disciplining body and speech; next, the calming of the mind; and finally, wisdom is the correct understanding of the world and life—correctly comprehending the three characteristics of the impermanent (*anicca*), suffering (*dukkha*), and not-self (*anattā*). By doing so, we appease all these forces of kamma at various levels, and ultimately, through the wheel of Dhamma, we break the wheel of kamma, conquer the wheel of kamma, and bring this saṃsāric journey to an end. This is what is called becoming an Arahant through wisdom—when viewed from the perspective of the paths and fruits.</w:t>
+        <w:t xml:space="preserve">This is a society complicated by the diverse forces of kamma that each individual brings along. It is not the society we see on the surface. Each person behaves in ways we do not expect at any given moment. It is like the puppet show we mentioned. Now, that jeweler, who had attended to the Thera for twelve long years as though he were his own parent, because of a grave kamma he performed in a brief moment, ultimately bound himself to a heinous kamma with immediate retribution (*ānantarika-pāpa-kamma*) that blocked all his merits, and went straight to hell. From this, we can reflect that no matter how good we may be, how wholesome we </w:t>
+      </w:r>
+      <w:r>
+        <w:rPr>
+          <w:rFonts w:ascii="Georgia" w:hAnsi="Georgia"/>
+        </w:rPr>
+        <w:lastRenderedPageBreak/>
+        <w:t>are, if we do not possess these qualities of virtue, concentration, and wisdom within us, we—just like the jeweler—will have to reap terrible fruits from an unwholesome deed committed in one brief moment. That is the essence of the Dhamma taught by the Buddha. Virtue, concentration, and wisdom represent: first, the initial steps of disciplining body and speech; next, the calming of the mind; and finally, wisdom is the correct understanding of the world and life—correctly comprehending the three characteristics of the impermanent (*anicca*), suffering (*dukkha*), and not-self (*anattā*). By doing so, we appease all these forces of kamma at various levels, and ultimately, through the wheel of Dhamma, we break the wheel of kamma, conquer the wheel of kamma, and bring this saṃsāric journey to an end. This is what is called becoming an Arahant through wisdom—when viewed from the perspective of the paths and fruits.</w:t>
       </w:r>
     </w:p>
     <w:p>
       <w:r>
         <w:rPr>
           <w:rFonts w:ascii="Georgia" w:hAnsi="Georgia"/>
-          <w:b w:val="0"/>
-          <w:i w:val="0"/>
-          <w:sz w:val="24"/>
         </w:rPr>
         <w:t>Now, if we reflect further on this, the Buddha himself has presented a certain analysis of kamma. Since it is relevant to this story, let us present it on this occasion. The Buddha presented various analyses of kamma on different occasions. In one place, he states, “Bhikkhus, there are four types of kamma.” Let us explain this in clear terms so it is easily understood:</w:t>
       </w:r>
@@ -384,9 +342,6 @@
       <w:r>
         <w:rPr>
           <w:rFonts w:ascii="Georgia" w:hAnsi="Georgia"/>
-          <w:b w:val="0"/>
-          <w:i w:val="0"/>
-          <w:sz w:val="24"/>
         </w:rPr>
         <w:t>There is dark kamma with dark results.</w:t>
       </w:r>
@@ -395,9 +350,6 @@
       <w:r>
         <w:rPr>
           <w:rFonts w:ascii="Georgia" w:hAnsi="Georgia"/>
-          <w:b w:val="0"/>
-          <w:i w:val="0"/>
-          <w:sz w:val="24"/>
         </w:rPr>
         <w:t>There is bright kamma with bright results.</w:t>
       </w:r>
@@ -406,9 +358,6 @@
       <w:r>
         <w:rPr>
           <w:rFonts w:ascii="Georgia" w:hAnsi="Georgia"/>
-          <w:b w:val="0"/>
-          <w:i w:val="0"/>
-          <w:sz w:val="24"/>
         </w:rPr>
         <w:t>There is dark-and-bright kamma with dark-and-bright results.</w:t>
       </w:r>
@@ -417,9 +366,6 @@
       <w:r>
         <w:rPr>
           <w:rFonts w:ascii="Georgia" w:hAnsi="Georgia"/>
-          <w:b w:val="0"/>
-          <w:i w:val="0"/>
-          <w:sz w:val="24"/>
         </w:rPr>
         <w:t>There is neither-dark-nor-bright kamma with neither-dark-nor-bright results.</w:t>
       </w:r>
@@ -428,9 +374,6 @@
       <w:r>
         <w:rPr>
           <w:rFonts w:ascii="Georgia" w:hAnsi="Georgia"/>
-          <w:b w:val="0"/>
-          <w:i w:val="0"/>
-          <w:sz w:val="24"/>
         </w:rPr>
         <w:t>In this way, he outlines four types of kamma. The Buddha explains each of these in the following manner. “Dark kamma with dark results” refers especially to the five immediately effective heinous kammas. You have heard of these—killing one’s mother, killing one’s father, killing an Arahant, with a hateful mind shedding the blood of a Tathāgata, and causing a schism in the Sangha. If one commits any of these five heinous kammas, one is definitely born in hell. Here, it is explained in this way: dark kamma means that a person, having performed bodily, verbal, and mental actions that are of an afflictive nature, takes birth in an afflictive place. Here, it specifically refers to hell. That is entirely painful. That is why it is dark. The kamma is dark; the fruition of kamma is dark. When born in such a place—as mentioned here—afflictive contacts touch that person. When we look at this, a wonderfully profound phrasing is used. All of this is executed by the mechanism of kamma. Furthermore, because of those afflictive contacts, that person becomes subject to a multitude of definitely painful feelings (*vedanā*). In this way, too, the Buddha demonstrates the statement “beings are heirs to their kamma” (*kammadāyādā sattā*). It shows that for every person, for every being, kamma is their inheritance. This means that if someone performs a dark kamma that brings dark results, they will take birth in places like hell that correspond to it. When they take birth, they will, in one way or another, have to experience contacts (*phassa*) that match it—afflictive contacts that bring painful feelings (*vedanā*). This is dark kamma.</w:t>
       </w:r>
@@ -439,10 +382,8 @@
       <w:r>
         <w:rPr>
           <w:rFonts w:ascii="Georgia" w:hAnsi="Georgia"/>
-          <w:b w:val="0"/>
-          <w:i w:val="0"/>
-          <w:sz w:val="24"/>
         </w:rPr>
+        <w:lastRenderedPageBreak/>
         <w:t>Next, bright kamma that brings bright results. What is that? It is explained as the ten wholesome courses of action. It means abstaining from the ten unwholesome actions: killing, stealing, and sexual misconduct; and also those verbal actions related to the precepts undertaken on this occasion—false speech, slandering, harsh speech, and idle chatter. Next, separating oneself from the unwholesome states of covetousness (*abhijjhā*), ill-will (*vyāpāda*), and wrong view (*micchā diṭṭhi*)—meaning extreme greed, anger, and wrong view—and generating wholesome states of mind; this is what is called bright kamma here. A person who has performed such bright kamma is born in the Subhakiṇha Brahma world, which is of an exclusively pleasant nature. This is stated at the highest level. Thus, by performing bright kamma, one takes birth in a place that brings bright results.</w:t>
       </w:r>
     </w:p>
@@ -450,9 +391,6 @@
       <w:r>
         <w:rPr>
           <w:rFonts w:ascii="Georgia" w:hAnsi="Georgia"/>
-          <w:b w:val="0"/>
-          <w:i w:val="0"/>
-          <w:sz w:val="24"/>
         </w:rPr>
         <w:t>Next, what is declared as “dark-and-bright kamma” is a mixture of these—meaning performing those bad kammas, and at the same time, occasionally performing wholesome kammas. The places of rebirth for those who perform kamma in this mixed way are mentioned as the human world, certain heavenly worlds, and also certain lower realms. It is not entirely painful; there is also occasional pleasure. There are pleasant feelings (*vedanā*) that can be called happiness. In this way, the Buddha explains the third category. That is mixed: dark-and-bright kamma that gives dark-and-bright results.</w:t>
       </w:r>
@@ -461,20 +399,69 @@
       <w:r>
         <w:rPr>
           <w:rFonts w:ascii="Georgia" w:hAnsi="Georgia"/>
-          <w:b w:val="0"/>
-          <w:i w:val="0"/>
-          <w:sz w:val="24"/>
         </w:rPr>
-        <w:t>Fourthly, he shows—and this is the deepest one—neither-dark-nor-bright kamma that brings neither-dark-nor-bright results. This is unique. These are described as those that assist in the destruction of all kamma. This kamma—neither-dark-nor-bright kamma—helps to conquer all kamma. This is explained as follows: if a person, in accordance with the Dhamma, generates an intention (*cetanā*) to destroy the dark kamma that brings dark results, and to destroy the bright kamma that brings bright results, and to destroy the dark-and-bright kamma that brings dark-and-bright results—in short, the intention generated to destroy all kamma is what is identified here as neither-dark-nor-bright kamma. In short, it is identified as the Noble Eightfold Path—the Middle Way. It is the middle path that leads to Nibbāna that the Buddha shows here. In another place, this is explained as the very same idea of the Noble Eightfold Path, as the seven factors of enlightenment (*satta bojjhaṅga*). Whether one develops these factors of enlightenment, or develops the Noble Eightfold Path at the supramundane level, what ultimately happens? One is able to escape from this entire wheel of kamma, consisting of merit and demerit, wholesome and unwholesome, at four stages: Stream-entry (*Sotāpanna*), Once-returning (*Sakadāgāmi*), Non-returning (*Anāgāmi*), and Arahantship—as you all have heard. To break the power of the wheel of kamma, in short, is to destroy the cause of kamma. preparations (*saṅkhāra*), as stated in the teaching of Dependent Arising, “with ignorance as condition, preparations arise” (*avijjāpaccayā saṅkhārā*)—it is because of ignorance that these preparations arise. The very word “kamma” is expressed here in a subtle way as “preparations” (*saṅkhāra*). Ignorance also means that based on the notion of “I” and “mine”, all wholesome or unwholesome, merit or demerit, occurs. Therefore, if one wants to destroy them, one must destroy ignorance. What assists in this is the Middle Way—the Noble Eightfold Path. From another perspective, it is the development of the seven factors of enlightenment: mindfulness (*sati*), investigation of states (*dhamma-vicaya*), energy (*viriya*), joy (*pīti*), tranquility (*passaddhi*), concentration (*samādhi*), and equanimity (*upekkhā*). This is the unique message a Buddha gives to the world. Whether a Buddha arises or not, various views regarding kamma exist among different teachers in the world. Only a Buddha declares the path that can break this law of kamma. That is why this fourth category mentioned here is extremely important: neither-dark-nor-bright kamma with neither-dark-nor-bright results, which conquers both the wholesome and the unwholesome.</w:t>
+        <w:t xml:space="preserve">Fourthly, he shows—and this is the deepest one—neither-dark-nor-bright kamma that brings neither-dark-nor-bright results. This is unique. These are described as those that assist in the destruction of all kamma. This kamma—neither-dark-nor-bright kamma—helps to conquer all kamma. This is explained as follows: if a person, in accordance with the Dhamma, generates an intention (*cetanā*) to destroy the dark kamma that brings dark results, and to destroy the bright kamma that brings bright results, and to destroy the dark-and-bright kamma that brings dark-and-bright results—in short, the intention generated to destroy all kamma is what is identified here as neither-dark-nor-bright kamma. In short, it is identified as the Noble Eightfold Path—the Middle Way. It is the middle path that leads to Nibbāna that the Buddha shows here. In another place, this is explained as the very same idea of the Noble Eightfold Path, as the seven factors of enlightenment (*satta bojjhaṅga*). Whether one develops these factors of enlightenment, or develops the Noble Eightfold Path at the supramundane level, what ultimately happens? One is able to escape from this entire wheel of kamma, consisting of merit and demerit, wholesome and unwholesome, at four stages: Stream-entry (*Sotāpanna*), Once-returning (*Sakadāgāmi*), Non-returning (*Anāgāmi*), and Arahantship—as you all have heard. To break the power of the wheel of kamma, in short, is to destroy the cause of kamma. </w:t>
+      </w:r>
+      <w:r>
+        <w:rPr>
+          <w:rFonts w:ascii="Georgia" w:hAnsi="Georgia"/>
+        </w:rPr>
+        <w:t>Preparations</w:t>
+      </w:r>
+      <w:r>
+        <w:rPr>
+          <w:rFonts w:ascii="Georgia" w:hAnsi="Georgia"/>
+        </w:rPr>
+        <w:t xml:space="preserve"> (*saṅkhāra*), as stated in the teaching of Dependent Arising, “with ignorance as condition, </w:t>
+      </w:r>
+      <w:r>
+        <w:rPr>
+          <w:rFonts w:ascii="Georgia" w:hAnsi="Georgia"/>
+        </w:rPr>
+        <w:t>Preparations</w:t>
+      </w:r>
+      <w:r>
+        <w:rPr>
+          <w:rFonts w:ascii="Georgia" w:hAnsi="Georgia"/>
+        </w:rPr>
+        <w:t xml:space="preserve"> arise” (*avijjāpaccayā saṅkhārā*)—it is because of ignorance that these </w:t>
+      </w:r>
+      <w:r>
+        <w:rPr>
+          <w:rFonts w:ascii="Georgia" w:hAnsi="Georgia"/>
+        </w:rPr>
+        <w:t>Preparations</w:t>
+      </w:r>
+      <w:r>
+        <w:rPr>
+          <w:rFonts w:ascii="Georgia" w:hAnsi="Georgia"/>
+        </w:rPr>
+        <w:t xml:space="preserve"> arise. The very word “kamma” is expressed here in a subtle way as “</w:t>
+      </w:r>
+      <w:r>
+        <w:rPr>
+          <w:rFonts w:ascii="Georgia" w:hAnsi="Georgia"/>
+        </w:rPr>
+        <w:t>Preparations</w:t>
+      </w:r>
+      <w:r>
+        <w:rPr>
+          <w:rFonts w:ascii="Georgia" w:hAnsi="Georgia"/>
+        </w:rPr>
+        <w:t xml:space="preserve">” (*saṅkhāra*). Ignorance also means that based on the notion of “I” and “mine”, all wholesome or unwholesome, merit or demerit, occurs. Therefore, if one wants to destroy them, one </w:t>
+      </w:r>
+      <w:r>
+        <w:rPr>
+          <w:rFonts w:ascii="Georgia" w:hAnsi="Georgia"/>
+        </w:rPr>
+        <w:lastRenderedPageBreak/>
+        <w:t>must destroy ignorance. What assists in this is the Middle Way—the Noble Eightfold Path. From another perspective, it is the development of the seven factors of enlightenment: mindfulness (*sati*), investigation of states (*dhamma-vicaya*), energy (*viriya*), joy (*pīti*), tranquility (*passaddhi*), concentration (*samādhi*), and equanimity (*upekkhā*). This is the unique message a Buddha gives to the world. Whether a Buddha arises or not, various views regarding kamma exist among different teachers in the world. Only a Buddha declares the path that can break this law of kamma. That is why this fourth category mentioned here is extremely important: neither-dark-nor-bright kamma with neither-dark-nor-bright results, which conquers both the wholesome and the unwholesome.</w:t>
       </w:r>
     </w:p>
     <w:p>
       <w:r>
         <w:rPr>
           <w:rFonts w:ascii="Georgia" w:hAnsi="Georgia"/>
-          <w:b w:val="0"/>
-          <w:i w:val="0"/>
-          <w:sz w:val="24"/>
         </w:rPr>
         <w:t>Now, when this is said, some people might misunderstand it. They might think, “If so, merit and good deeds are not needed. We do not need to think about the wholesome and the unwholesome.” But one cannot escape in that way. This is a very subtle point. Many people get confused here. This is what the Buddha reminds us of when explaining the Dhamma, that some people grasp these wrong views like catching a snake by its tail. What is present here is a middle path. There is a place in a certain sutta discourse where the Buddha presents this middle path most beautifully. On one occasion, a certain deity came and asked the Buddha, “Noble Sir, how did you cross over the flood?” The “flood” referred to by the deity—you all might have heard of this, it is mentioned in Dhamma analyses as “ogha”. There are four floods that sweep away saṃsāric beings: the flood of sensuality (*kāma-ogha*), the flood of becoming (*bhava-ogha*), the flood of views (*diṭṭhi-ogha*), and the flood of ignorance (*avijjā-ogha*). Sensual thoughts—these flow like a great torrent, and beings are swept away by them. Next, the desire for the continuation of existence, craving (*taṇhā*) for becoming (*bhava*). Next, various views—getting caught in views and being swept away. Finally, ignorance—not knowing. All of these are shown as floods: the four floods that sweep away saṃsāric beings.</w:t>
       </w:r>
@@ -483,42 +470,80 @@
       <w:r>
         <w:rPr>
           <w:rFonts w:ascii="Georgia" w:hAnsi="Georgia"/>
-          <w:b w:val="0"/>
-          <w:i w:val="0"/>
-          <w:sz w:val="24"/>
         </w:rPr>
-        <w:t>While being swept away by these four torrents, the deity asks the Buddha how he crossed over them. The Buddha gives a very brief answer: “Friend, I crossed over the flood without halting and without straining.” “Without halting and without straining, I crossed over the flood,” he answers. When asked to explain further, he says, “Friend, when I halted, I sank; when I strained, I was swept away. Therefore, without halting and without straining, I crossed over the flood.” That represents, pious devotees, the Middle Way—the middle path. Now consider a situation where one is about to be swept into a sluice gate, or caught in a whirlpool. If you just remain passive and do nothing, you will sink. Next, if you struggle violently without trying to escape in a proper manner, you will still be swept away. You will either go under or be swept away. Such is the situation regarding this kamma. That means, in the face of these questions regarding kamma, one must look at it in this way: those unwholesome actions—evil kammas—bring fruition to saṃsāric beings. We cannot deny their existence. Therefore, they must be conquered through wholesome actions. This is the middle path. One must develop the wholesome in place of the unwholesome. One must do merit instead of demerit. Having done so, one must arrive at a certain firm stance. A calm mind, in short, a concentrated mind, can be obtained only if one protects those virtues such as *sīla*. What is present in virtues like *sīla* is identifying and understanding the wholesome and unwholesome, identifying merit and demerit, and walking on that wholesome path. Therefore, you cannot throw these away. If you break and destroy the raft before crossing over, you will never reach the other shore.</w:t>
+        <w:t xml:space="preserve">While being swept away by these four torrents, the deity asks the Buddha how he crossed over them. The Buddha gives a very brief answer: “Friend, I crossed over the flood without halting and without straining.” “Without halting and without straining, I crossed over the flood,” he answers. When asked to explain further, he says, “Friend, when I halted, I sank; when I strained, I was swept away. Therefore, without halting and without straining, I crossed over the flood.” That represents, pious devotees, the Middle Way—the middle path. Now consider a situation where one is about to be swept into a sluice gate, or caught in a whirlpool. If you just remain passive and do nothing, you will sink. Next, if you struggle violently without trying to escape in a proper manner, you will still be swept away. You will either go under or be swept away. Such is the situation regarding this kamma. That means, in the face of these questions regarding kamma, one must look at it in this way: those unwholesome actions—evil kammas—bring fruition to saṃsāric beings. We cannot deny their existence. Therefore, they must be conquered through wholesome actions. This is the middle path. One must develop the wholesome in place of the unwholesome. One must do merit instead of demerit. Having done so, one must </w:t>
+      </w:r>
+      <w:r>
+        <w:rPr>
+          <w:rFonts w:ascii="Georgia" w:hAnsi="Georgia"/>
+        </w:rPr>
+        <w:lastRenderedPageBreak/>
+        <w:t>arrive at a certain firm stance. A calm mind, in short, a concentrated mind, can be obtained only if one protects those virtues such as *sīla*. What is present in virtues like *sīla* is identifying and understanding the wholesome and unwholesome, identifying merit and demerit, and walking on that wholesome path. Therefore, you cannot throw these away. If you break and destroy the raft before crossing over, you will never reach the other shore.</w:t>
       </w:r>
     </w:p>
     <w:p>
       <w:r>
         <w:rPr>
           <w:rFonts w:ascii="Georgia" w:hAnsi="Georgia"/>
-          <w:b w:val="0"/>
-          <w:i w:val="0"/>
-          <w:sz w:val="24"/>
         </w:rPr>
-        <w:t>Therefore, in this middle path, there is no halting, nor does it go to either extreme. If one goes to one extreme, it becomes the indulgence in sensual pleasures (*kāmasukhallikānuyoga*), thinking, “We can live as we like, we can enjoy ourselves.” On the other hand, if one goes to the opposite extreme, one begins to strain and struggle, just like the Nigaṇṭhas of old who, thinking all knots must be untied, went to the extreme of discarding even the knots of their clothing and wandering naked. These are the two extremes shown by the Buddha. Halting is the indulgence in sensual pleasures: disregarding these wholesome and unwholesome actions, virtues, and so on, and indulging in the five cords of sensual pleasure as one pleases. The other extreme is that rigid practice—as you all have heard of those in the past who, close to the Nigaṇṭha practice, lived like dogs or lived like cattle. Taking up various vows rigidly, believing that liberation is obtained through them. Those who live carrying various types of wrong views and dogmatic observances (*sīlabbata-parāmāsa*) represent that other extreme. Instead, the Buddha shows: relying on virtue (*sīla*), one develops concentration (*samādhi*). Without lingering there, relying on concentration, one then sees with wisdom those three characteristics of the impermanent (*anicca*), suffering (*dukkha*), and not-self (*anattā*), thereby bringing forth wisdom (*paññā*). Bringing forth wisdom, pious devotees, means destroying that mentioned ignorance. If it is because of ignorance that all preparations (*saṅkhāra*), regarded as wholesome and unwholesome, arise in this mental continuum, then the path of calming those preparations (*saṅkhāra-upasama*) is indeed the unique message that the Buddha introduced to the world. It is the path of appeasing these preparations. That is what is called the supramundane path.</w:t>
+        <w:t xml:space="preserve">Therefore, in this middle path, there is no halting, nor does it go to either extreme. If one goes to one extreme, it becomes the indulgence in sensual pleasures (*kāmasukhallikānuyoga*), thinking, “We can live as we like, we can enjoy ourselves.” On the other hand, if one goes to the opposite extreme, one begins to strain and struggle, just like the Nigaṇṭhas of old who, thinking all knots must be untied, went to the extreme of discarding even the knots of their clothing and wandering naked. These are the two extremes shown by the Buddha. Halting is the indulgence in sensual pleasures: disregarding these wholesome and unwholesome actions, virtues, and so on, and indulging in the five cords of sensual pleasure as one pleases. The other extreme is that rigid practice—as you all have heard of those in the past who, close to the Nigaṇṭha practice, lived like dogs or lived like cattle. Taking up various vows rigidly, believing that liberation is obtained through them. Those who live carrying various types of wrong views and dogmatic observances (*sīlabbata-parāmāsa*) represent that other extreme. Instead, the Buddha shows: relying on virtue (*sīla*), one develops concentration (*samādhi*). Without lingering there, relying on concentration, one then sees with wisdom those three characteristics of the impermanent (*anicca*), suffering (*dukkha*), and not-self (*anattā*), thereby bringing forth wisdom (*paññā*). Bringing forth wisdom, pious devotees, means destroying that mentioned ignorance. If it is because of ignorance that all </w:t>
+      </w:r>
+      <w:r>
+        <w:rPr>
+          <w:rFonts w:ascii="Georgia" w:hAnsi="Georgia"/>
+        </w:rPr>
+        <w:t>Preparations</w:t>
+      </w:r>
+      <w:r>
+        <w:rPr>
+          <w:rFonts w:ascii="Georgia" w:hAnsi="Georgia"/>
+        </w:rPr>
+        <w:t xml:space="preserve"> (*saṅkhāra*), regarded as wholesome and unwholesome, arise in this mental continuum, then the path of calming those </w:t>
+      </w:r>
+      <w:r>
+        <w:rPr>
+          <w:rFonts w:ascii="Georgia" w:hAnsi="Georgia"/>
+        </w:rPr>
+        <w:t>Preparations</w:t>
+      </w:r>
+      <w:r>
+        <w:rPr>
+          <w:rFonts w:ascii="Georgia" w:hAnsi="Georgia"/>
+        </w:rPr>
+        <w:t xml:space="preserve"> (*saṅkhāra-upasama*) is indeed the unique message that the Buddha introduced to the world. It is the path of appeasing these </w:t>
+      </w:r>
+      <w:r>
+        <w:rPr>
+          <w:rFonts w:ascii="Georgia" w:hAnsi="Georgia"/>
+        </w:rPr>
+        <w:t>Preparations</w:t>
+      </w:r>
+      <w:r>
+        <w:rPr>
+          <w:rFonts w:ascii="Georgia" w:hAnsi="Georgia"/>
+        </w:rPr>
+        <w:t>. That is what is called the supramundane path.</w:t>
       </w:r>
     </w:p>
     <w:p>
       <w:r>
         <w:rPr>
           <w:rFonts w:ascii="Georgia" w:hAnsi="Georgia"/>
-          <w:b w:val="0"/>
-          <w:i w:val="0"/>
-          <w:sz w:val="24"/>
         </w:rPr>
-        <w:t>Now, there are two aspects to what is called “right view” (*sammā-diṭṭhi*). Many people discuss this without a proper understanding. One aspect of this right view is the “right view of ownership of kamma” (*kammassakatā sammā-diṭṭhi*): being established in the position that kamma is one's own, and acting in a way that can face it. With a correct understanding of merit and demerit, wholesome and unwholesome, one must live with open eyes. Otherwise, one falls into those terrible bad destinies and saṃsāra is prolonged. One descends to states from which one cannot raise one's head again. That is called *kammassakatā*—the feeling that kamma is one's own. Why do we say kamma is one's own? One cannot escape by claiming “there is no self.” Why? Because it is precisely with the notion of “I” that those mentioned kammas are performed. Its fruition will definitely come. The period of fruition also arrives based on that very notion of “I”. It is like a “responsibility”—and responsibility is something one has taken upon oneself. It is by taking on the responsibility of “I” that a person engages in those evil kammas and so on. Correspondingly, the kamma flows back to that very person. That is why kamma is said to be “one's own”, “one's relative, one's kinsman”. One should not prematurely bring in not-self (*anattā*) there and misunderstand it. That is one level. In short, that is the side of origination (*samudaya*) of saṃsāric beings. Now, there are two sides: origination (*samudaya*) and cessation (*nirodha*). It is said that saṃsāric beings dwell entirely on the side of origination. “Origination” means arising. They are always trying to bring about, to acquire, to renew. The entire saṃsāric existence is an attempt to cultivate the perception of permanence (*nicca-saññā*) in the world, in place of impermanence—by forgetting impermanence. To cultivate the feeling that the world is permanent, what must be done? Forgetting that these things are decaying and passing away, one must constantly renew them, bringing forth the feeling that “all of this is eternal”. The feeling of “I myself” also runs upon that. Consequently, one has to experience the fruition of the kamma performed in accordance with that. This is inevitable.</w:t>
+        <w:t xml:space="preserve">Now, there are two aspects to what is called “right view” (*sammā-diṭṭhi*). Many people discuss this without a proper understanding. One aspect of this right view is the “right view of ownership of kamma” (*kammassakatā sammā-diṭṭhi*): being established in the position that kamma is one's own, and acting in a way that can face it. With a correct understanding of merit and demerit, wholesome and unwholesome, one must live with open eyes. Otherwise, one falls into those terrible bad destinies and saṃsāra is prolonged. One descends to states from which one cannot raise one's head again. That is called *kammassakatā*—the feeling that kamma is one's own. Why do we say kamma is one's own? One cannot escape by claiming “there is no self.” Why? Because it is precisely with the notion of “I” that those mentioned kammas are performed. Its fruition will definitely come. The period of fruition also arrives based on that very notion of “I”. It is like a “responsibility”—and responsibility is something one has taken upon oneself. It is by taking on the </w:t>
+      </w:r>
+      <w:r>
+        <w:rPr>
+          <w:rFonts w:ascii="Georgia" w:hAnsi="Georgia"/>
+        </w:rPr>
+        <w:lastRenderedPageBreak/>
+        <w:t>responsibility of “I” that a person engages in those evil kammas and so on. Correspondingly, the kamma flows back to that very person. That is why kamma is said to be “one's own”, “one's relative, one's kinsman”. One should not prematurely bring in not-self (*anattā*) there and misunderstand it. That is one level. In short, that is the side of origination (*samudaya*) of saṃsāric beings. Now, there are two sides: origination (*samudaya*) and cessation (*nirodha*). It is said that saṃsāric beings dwell entirely on the side of origination. “Origination” means arising. They are always trying to bring about, to acquire, to renew. The entire saṃsāric existence is an attempt to cultivate the perception of permanence (*nicca-saññā*) in the world, in place of impermanence—by forgetting impermanence. To cultivate the feeling that the world is permanent, what must be done? Forgetting that these things are decaying and passing away, one must constantly renew them, bringing forth the feeling that “all of this is eternal”. The feeling of “I myself” also runs upon that. Consequently, one has to experience the fruition of the kamma performed in accordance with that. This is inevitable.</w:t>
       </w:r>
     </w:p>
     <w:p>
       <w:r>
         <w:rPr>
           <w:rFonts w:ascii="Georgia" w:hAnsi="Georgia"/>
-          <w:b w:val="0"/>
-          <w:i w:val="0"/>
-          <w:sz w:val="24"/>
         </w:rPr>
         <w:t>So, the other side is the supramundane side. What lies on the supramundane side? On the supramundane side, one is facing cessation (*nirodha*). The noble disciple (*ariya-sāvaka*) stands facing the side of cessation. The ordinary worldling (*puthujjana*) stands facing the side of origination (*samudaya*). To put it another way, everyone lives as if thinking, “No matter how much suffering we experience today, tomorrow morning will be good.” Even when this life is spent, they long for another life: “I could not fulfill my hopes in this life, but in the next life, I will.” This journey driven by ignorance and craving (*taṇhā*) is what is called saṃsāra. That is living on the side of origination. The law of kamma applies to such a person. Therefore, one must accept it and try to live according to it. Otherwise, one will have to experience fruition in a far more terrible state than one's current state. Next, what is needed to escape from this, what helps us to escape, is not an extreme effort like that of the Nigaṇṭhas, inflicting various pains upon the body, thinking “I am exhausting past kamma through this pain, and I will not perform any more kamma,” binding their mouths, or discarding their clothes.</w:t>
       </w:r>
@@ -527,20 +552,21 @@
       <w:r>
         <w:rPr>
           <w:rFonts w:ascii="Georgia" w:hAnsi="Georgia"/>
-          <w:b w:val="0"/>
-          <w:i w:val="0"/>
-          <w:sz w:val="24"/>
         </w:rPr>
-        <w:t>The forces of kamma can be appeased—as shown by the Buddha—only through wisdom (*paññā*). Only by destroying ignorance. It cannot be done by other methods. One cannot exhaust and finish all kamma either. This destruction of kamma—as mentioned in the fourth category, neither-dark-nor-bright kamma—is said to destroy kamma. To destroy kamma—you all have heard that a Stream-entrant (*Sotāpanna*) is born seven times at most. How does that happen? Based on the power obtained through the path-knowledge (*magga-ñāṇa*) of Stream-entry, due to the cutting off of the defilements, the noble disciple who has become a Stream-entrant is incapable of performing kamma that can lead to the lower realms. One can perform kamma that leads to the lower realms only with a strong view of existing group (*sakkāya-diṭṭhi*). The view of existing group (*sakkāya-diṭṭhi*) is the most gross, coarse aspect of “I” and “mine”. That layer of ignorance is shattered by path-knowledge; that is why that person cannot go to the lower realms. He is freed from the lower realms, in short. Next, as a direct result of the reduction of the sense of self, birth (*jāti*) is limited to at most seven more. This is how the Buddha solves this problem. This is the Middle Way. “Without halting and without straining” is why he said so. This problem is solved through wisdom (*paññā*), not by other artificial methods. Because the wheel of kamma in saṃsāra is so terrible. Even to Arahants, and to Buddhas, these kammas bring fruition. But that body they brought along—even those noble ones we call an Arahant or a Buddha appeared in this world through some force of kamma, and they have to experience those fruits correspondingly. But it ends there. After that, they do not take birth again. To solve that problem, the Buddha has shown these paths and fruits. At the state of Stream-entry, seven times; next, if Once-returning (*Sakadāgāmi*), coming to this world only once more; next, if Non-returning (*Anāgāmi*), being born in the Brahma world and after some time attaining Arahantship and pariNibbāna. Those Arahants, Buddhas, and Paccekabuddhas who attained final Nibbāna (*pariNibbāna) in this very world do not take birth again. To say they do not take birth again means that they have exhausted that accumulated mass of kamma.</w:t>
+        <w:t xml:space="preserve">The forces of kamma can be appeased—as shown by the Buddha—only through wisdom (*paññā*). Only by destroying ignorance. It cannot be done by other methods. One cannot exhaust and finish all kamma either. This destruction of kamma—as mentioned in the fourth category, neither-dark-nor-bright kamma—is said to destroy kamma. To destroy kamma—you all have heard that a Stream-entrant (*Sotāpanna*) is born seven times at most. How does that happen? Based on the power obtained through the path-knowledge (*magga-ñāṇa*) of Stream-entry, due to the cutting off of the defilements, the noble disciple who has become a Stream-entrant is incapable of performing kamma that can lead to the lower realms. One can perform kamma that leads to the lower realms only with a strong view of existing group (*sakkāya-diṭṭhi*). The view of existing group (*sakkāya-diṭṭhi*) is the most gross, coarse aspect of “I” and “mine”. That layer of ignorance is shattered by path-knowledge; that is why that person cannot go to the lower realms. He is freed from </w:t>
+      </w:r>
+      <w:r>
+        <w:rPr>
+          <w:rFonts w:ascii="Georgia" w:hAnsi="Georgia"/>
+        </w:rPr>
+        <w:lastRenderedPageBreak/>
+        <w:t>the lower realms, in short. Next, as a direct result of the reduction of the sense of self, birth (*jāti*) is limited to at most seven more. This is how the Buddha solves this problem. This is the Middle Way. “Without halting and without straining” is why he said so. This problem is solved through wisdom (*paññā*), not by other artificial methods. Because the wheel of kamma in saṃsāra is so terrible. Even to Arahants, and to Buddhas, these kammas bring fruition. But that body they brought along—even those noble ones we call an Arahant or a Buddha appeared in this world through some force of kamma, and they have to experience those fruits correspondingly. But it ends there. After that, they do not take birth again. To solve that problem, the Buddha has shown these paths and fruits. At the state of Stream-entry, seven times; next, if Once-returning (*Sakadāgāmi*), coming to this world only once more; next, if Non-returning (*Anāgāmi*), being born in the Brahma world and after some time attaining Arahantship and pariNibbāna. Those Arahants, Buddhas, and Paccekabuddhas who attained final Nibbāna (*pariNibbāna) in this very world do not take birth again. To say they do not take birth again means that they have exhausted that accumulated mass of kamma.</w:t>
       </w:r>
     </w:p>
     <w:p>
       <w:r>
         <w:rPr>
           <w:rFonts w:ascii="Georgia" w:hAnsi="Georgia"/>
-          <w:b w:val="0"/>
-          <w:i w:val="0"/>
-          <w:sz w:val="24"/>
         </w:rPr>
         <w:t>That, then, is the solution presented by the Buddha. We must reflect on these matters with wisdom and understand them. Otherwise, we might fall into those mentioned wrong views: “Since both merit and demerit expand saṃsāra—through both merit and demerit, or rather, through both wholesome and unwholesome, saṃsāra is prolonged—therefore, we do not need to concern ourselves with merit.” As for demerit, that is out of the question; it happens easily anyway. But the difficult thing is performing merit—performing the wholesome. To say, “There is no need to exert ourselves for them; if we do, saṃsāra is prolonged,” is to grasp the Dhamma wrongly. That is like grabbing a snake by its tail. The correct way to practice has been shown by the Buddha. As mentioned before, through virtue (*sīla*), at a practical level, one disciplines body and speech. What is the result obtained from that? It is blameless happiness (*anavajja-sukha*), the absence of remorse. Relying on that, one next develops concentration (*samādhi*). One does not linger in that concentration either, for that too is something that prolongs becoming (*bhava*). The Buddha does not hold onto that either. Instead, relying on concentration, with that calmed and unified mind, one penetrates and sees the three characteristics. The unique vision that a Buddha presents to the world is insight (*vipassanā*)—the three characteristics of the impermanent (*anicca*), suffering (*dukkha*), and not-self (*anattā*). This, too, can be understood insightfully only if there is good concentration. It is at that level of insight, after insight has been sufficiently developed, that through the realization of the paths and fruits—through that penetration—one understands that in these five aggregates, there is no “I”. There is nothing here to be taken as a self. Once that understanding arises, or rather, once the law of Dependent Arising is correctly understood, that person no longer performs the kind of unwholesome or wholesome actions that occur through the view of existing group (*sakkāya-diṭṭhi*). This is the solution shown by the Buddha.</w:t>
       </w:r>
@@ -549,10 +575,8 @@
       <w:r>
         <w:rPr>
           <w:rFonts w:ascii="Georgia" w:hAnsi="Georgia"/>
-          <w:b w:val="0"/>
-          <w:i w:val="0"/>
-          <w:sz w:val="24"/>
         </w:rPr>
+        <w:lastRenderedPageBreak/>
         <w:t>We chose a verse that speaks briefly about this becoming (*bhava*) as our theme. But we must realize that saṃsāric beings obtain various states based on the distinction between the wholesome and the unwholesome, between merit and demerit. That is an eternal law. Moreover, one is easily inclined toward evil kammas. Because one is easily inclined, we must establish a certain stance; we must make a firm determination. Otherwise, one naturally drifts into them. One drifts into the kamma of others. Having drifted, one will have to suffer in terrible places like the lower realms. Therefore, a certain level of virtue (*sīla*) is necessary. Furthermore, virtue that has been practiced for a long time is stronger; virtue practiced for a brief period has less strength. That is why you all undertake precepts, or rather, protect the five precepts that are your own. Having undertaken them, you make a determination. Having made a determination, you reflect upon them. Reflecting thus, when the opportunity arises to take a wrong path, you bring forward the mental factor of abstinence (*virati-cetasika*) to abstain from the situation that has presented itself, practicing abstinence upon the arrival of the occasion (*sampatta-virati*). That mind of abstinence is extremely helpful in escaping from such dangerous situations. Next, it is through the strength developed through virtue in this way that concentration (*samādhi*) can be established.</w:t>
       </w:r>
     </w:p>
@@ -560,42 +584,68 @@
       <w:r>
         <w:rPr>
           <w:rFonts w:ascii="Georgia" w:hAnsi="Georgia"/>
-          <w:b w:val="0"/>
-          <w:i w:val="0"/>
-          <w:sz w:val="24"/>
         </w:rPr>
-        <w:t>Reflecting in this manner, you will be able to understand the true meaning of the Middle Way shown by the Buddha. Next, through all of this, we must reflect on the nature of preparations (*saṅkhāra*). This existence created by the mind itself through these preparations—the worlds exist in corresponding alignment. The Buddha has shown that in accordance with various kammas, sometimes separate worlds manifest. It is said that at the end of an eon (*kalpa*), separate Brahma mansions arise for certain individuals. From this, we can see how powerful the mind is—this accumulation of kamma performed by our mind. Underneath all this lies that mentioned ignorance. Like a deep darkness, because of the darkness of ignorance, cultivating the delusion of “I” and “mine”, the beings of the world are driven to this kind of activity. To escape from this, we must gradually utilize these—without throwing away and without grasping onto virtue, concentration, and wisdom—using them from a middle stance. In some instances, this is compared to traveling by seven chariots. In those days, unlike today, if there was an urgent journey, several horse chariots were stationed at different points. One would travel in one chariot and mount the next when the horses became tired, and from that, mount another. In this way, changing between seven horse chariots, King Pasenadi Kosala went from Sāvatthi to Sāketa in an emergency; this simile has been shown. In that very way, the Buddha has shown each purification here. Relying on the purification of virtue (*sīla-visuddhi*), one develops the purification of mind (*citta-visuddhi*). Relying on the purification of mind, one develops the purification of view (*diṭṭhi-visuddhi*). In this way, passing through the sequence of seven purifications, ultimately one is able to attain the paths and fruits.</w:t>
+        <w:t xml:space="preserve">Reflecting in this manner, you will be able to understand the true meaning of the Middle Way shown by the Buddha. Next, through all of this, we must reflect on the nature of </w:t>
+      </w:r>
+      <w:r>
+        <w:rPr>
+          <w:rFonts w:ascii="Georgia" w:hAnsi="Georgia"/>
+        </w:rPr>
+        <w:t>Preparations</w:t>
+      </w:r>
+      <w:r>
+        <w:rPr>
+          <w:rFonts w:ascii="Georgia" w:hAnsi="Georgia"/>
+        </w:rPr>
+        <w:t xml:space="preserve"> (*saṅkhāra*). This existence created by the mind itself through these </w:t>
+      </w:r>
+      <w:r>
+        <w:rPr>
+          <w:rFonts w:ascii="Georgia" w:hAnsi="Georgia"/>
+        </w:rPr>
+        <w:t>Preparations</w:t>
+      </w:r>
+      <w:r>
+        <w:rPr>
+          <w:rFonts w:ascii="Georgia" w:hAnsi="Georgia"/>
+        </w:rPr>
+        <w:t>—the worlds exist in corresponding alignment. The Buddha has shown that in accordance with various kammas, sometimes separate worlds manifest. It is said that at the end of an eon (*kalpa*), separate Brahma mansions arise for certain individuals. From this, we can see how powerful the mind is—this accumulation of kamma performed by our mind. Underneath all this lies that mentioned ignorance. Like a deep darkness, because of the darkness of ignorance, cultivating the delusion of “I” and “mine”, the beings of the world are driven to this kind of activity. To escape from this, we must gradually utilize these—without throwing away and without grasping onto virtue, concentration, and wisdom—using them from a middle stance. In some instances, this is compared to traveling by seven chariots. In those days, unlike today, if there was an urgent journey, several horse chariots were stationed at different points. One would travel in one chariot and mount the next when the horses became tired, and from that, mount another. In this way, changing between seven horse chariots, King Pasenadi Kosala went from Sāvatthi to Sāketa in an emergency; this simile has been shown. In that very way, the Buddha has shown each purification here. Relying on the purification of virtue (*sīla-visuddhi*), one develops the purification of mind (*citta-visuddhi*). Relying on the purification of mind, one develops the purification of view (*diṭṭhi-visuddhi*). In this way, passing through the sequence of seven purifications, ultimately one is able to attain the paths and fruits.</w:t>
       </w:r>
     </w:p>
     <w:p>
       <w:r>
         <w:rPr>
           <w:rFonts w:ascii="Georgia" w:hAnsi="Georgia"/>
-          <w:b w:val="0"/>
-          <w:i w:val="0"/>
-          <w:sz w:val="24"/>
         </w:rPr>
-        <w:t>From this, we can contemplate how wondrous the Middle Way shown by the Buddha truly is. The ordinary worldling cannot find a way to escape from this saṃsāra. For they either sink by remaining static, or they struggle and are swept away by this flood. Through every kamma we perform, there is a portion that sinks into the mental continuum. This portion that sinks into the mental continuum is identified in this Dhamma as the “underlying tendency” (*anusaya*). Like a heavy object sinking to the bottom, during our long journey in saṃsāra, there is a portion that comes to be deposited as an underlying tendency (*anusaya*) in our mental continuum. Likewise, there is that which is called “taints” (*āsava*). *Āsava* implies a flowing—there is the sense of an influx or taints. Then, there is another portion that sweeps one away, and that is what is called a “flood” (*ogha*), which we have referred to as torrents. What does that mean? It means saṃsāric habits. Through every kamma we perform, a habit is forged. That is why we previously referred to it as a wheel—the wheel of kamma. Indeed, the Dhamma sometimes outlines: the round of defilements (*kilesa-vaṭṭa*), the round of kamma (*kamma-vaṭṭa*), and the round of fruition (*vipāka-vaṭṭa*). This word *vaṭṭa* is often employed. *Vaṭṭa* means going in a circle, or a wheel. How does each of these turn into a wheel? They turn into habits. It is not easy to break those saṃsāric habits. They can be broken only through wisdom (*paññā*). Those habits accumulate. When one kamma is performed—as we said, because the jeweler was cutting meat, it was very easy for him to transition to another blood-spilling kamma—in that very way, any kamma we perform assists another as a habit, by way of repetition (*āsevana*), whether good or bad. Thus progressing, the portion that sinks into the mental continuum is called the underlying tendency (*anusaya*). These cannot be easily removed. Likewise, the taints (*āsava*) represent the portion that flows in. Arahants, pious devotees, remove those underlying tendencies (*anusaya*), taints (*āsava*), and floods (*ogha*)—that portion which sinks. They also exhaust those influxes of sensuality, becoming (*bhava*), and views (*diṭṭhi*) that flow in. A mind that has acquired the strength to be freed from those torrents called floods is what is called an Arahant’s mind, a Buddha's mind. It is for this state that a Buddhist practices all steps of the path. It is not for some minor goal as ordinary people think—not merely to protect some social ethics, nor just with the objective of maintaining society well. There is a far deeper purpose than that. One's saṃsāric liberation belongs to oneself. For one's inheritance of kamma—as expressed in “heirs to their kamma” (*kammadāyādā*)—one must be responsible for the mass of kamma one has brought along. One must also be responsible in this saṃsāra for the mass of kamma one performs. The way to escape from it was ultimately shown by the Buddha as that mentioned neither-dark-nor-bright kamma. That means developing the Noble Eightfold Path at the supramundane level.</w:t>
+        <w:t xml:space="preserve">From this, we can contemplate how wondrous the Middle Way shown by the Buddha truly is. The ordinary worldling cannot find a way to escape from this saṃsāra. For </w:t>
+      </w:r>
+      <w:r>
+        <w:rPr>
+          <w:rFonts w:ascii="Georgia" w:hAnsi="Georgia"/>
+        </w:rPr>
+        <w:lastRenderedPageBreak/>
+        <w:t>they either sink by remaining static, or they struggle and are swept away by this flood. Through every kamma we perform, there is a portion that sinks into the mental continuum. This portion that sinks into the mental continuum is identified in this Dhamma as the “underlying tendency” (*anusaya*). Like a heavy object sinking to the bottom, during our long journey in saṃsāra, there is a portion that comes to be deposited as an underlying tendency (*anusaya*) in our mental continuum. Likewise, there is that which is called “taints” (*āsava*). *Āsava* implies a flowing—there is the sense of an influx or taints. Then, there is another portion that sweeps one away, and that is what is called a “flood” (*ogha*), which we have referred to as torrents. What does that mean? It means saṃsāric habits. Through every kamma we perform, a habit is forged. That is why we previously referred to it as a wheel—the wheel of kamma. Indeed, the Dhamma sometimes outlines: the round of defilements (*kilesa-vaṭṭa*), the round of kamma (*kamma-vaṭṭa*), and the round of fruition (*vipāka-vaṭṭa*). This word *vaṭṭa* is often employed. *Vaṭṭa* means going in a circle, or a wheel. How does each of these turn into a wheel? They turn into habits. It is not easy to break those saṃsāric habits. They can be broken only through wisdom (*paññā*). Those habits accumulate. When one kamma is performed—as we said, because the jeweler was cutting meat, it was very easy for him to transition to another blood-spilling kamma—in that very way, any kamma we perform assists another as a habit, by way of repetition (*āsevana*), whether good or bad. Thus progressing, the portion that sinks into the mental continuum is called the underlying tendency (*anusaya*). These cannot be easily removed. Likewise, the taints (*āsava*) represent the portion that flows in. Arahants, pious devotees, remove those underlying tendencies (*anusaya*), taints (*āsava*), and floods (*ogha*)—that portion which sinks. They also exhaust those influxes of sensuality, becoming (*bhava*), and views (*diṭṭhi*) that flow in. A mind that has acquired the strength to be freed from those torrents called floods is what is called an Arahant’s mind, a Buddha's mind. It is for this state that a Buddhist practices all steps of the path. It is not for some minor goal as ordinary people think—not merely to protect some social ethics, nor just with the objective of maintaining society well. There is a far deeper purpose than that. One's saṃsāric liberation belongs to oneself. For one's inheritance of kamma—as expressed in “heirs to their kamma” (*kammadāyādā*)—one must be responsible for the mass of kamma one has brought along. One must also be responsible in this saṃsāra for the mass of kamma one performs. The way to escape from it was ultimately shown by the Buddha as that mentioned neither-dark-nor-bright kamma. That means developing the Noble Eightfold Path at the supramundane level.</w:t>
       </w:r>
     </w:p>
     <w:p>
       <w:r>
         <w:rPr>
           <w:rFonts w:ascii="Georgia" w:hAnsi="Georgia"/>
-          <w:b w:val="0"/>
-          <w:i w:val="0"/>
-          <w:sz w:val="24"/>
         </w:rPr>
-        <w:t>Looking towards the side of origination (*samudaya*), performing actions based on a general understanding of good and bad is described as “accompanied by taints, siding with merit, ripening in acquisitions” (*sāsavā puññabhāgiyā upadhivepakkā*). It is accompanied by taints (*sāsava*); that is acknowledged. Accompanied by taints, siding with merit, it accumulates acquisitions (*upadhi*) in saṃsāra—acquisitions meaning those things that yield various existences or worldly resources in saṃsāra. There is such a form of right view. On the other hand, what is the deep right view? It is the right view concerning the Four Noble Truths: that this entire existence is suffering (*dukkha*); its cause is craving (*taṇhā*); the calming of this craving is Nibbāna; and the path to it is the Noble Eightfold Path. The realization of these Four Noble Truths is what is called supramundane right view (*lokuttara-sammā-diṭṭhi*). Thus, in a mundane or saṃsāric sense, understanding the good and bad actions of beings is the lower level of right view. That is what is called the “right view of ownership of kamma” (*kammassakatā sammā-diṭṭhi*)—the understanding of merit and demerit, or good and bad. Not everything is accomplished by that alone. Standing upon that foundation, and having fulfilled those necessary requirements, ultimately—the final goal must be—to understand these Four Noble Truths deeply. To say that this entire existence is suffering (*dukkha*) means that there is no “soul” or “I” here. The path leading to that realization is what the Buddha has shown in the profound aspect of the Noble Eightfold Path. All eight factors arise simultaneously in a supramundane mind. Ordinary people, when developing the Noble Eightfold Path, take each factor individually and develop them “retail”. But it is in a supramundane mind that the Noble Eightfold Path arises in a unified meditative state. It is said that all eight factors arise simultaneously in a single moment of mind. That means all eight factors have become aligned. If we imagine those eight factors were crooked—crooked in various ways—it is precisely when all eight factors, from right view to right concentration, become aligned at the same instant that the realization of the paths and fruits occurs, when viewed in a deep sense. Therefore, there is a far greater depth in the supramundane state than the right view and right intention developed by ordinary people.</w:t>
+        <w:t xml:space="preserve">Looking towards the side of origination (*samudaya*), performing actions based on a general understanding of good and bad is described as “accompanied by taints, siding with merit, ripening in acquisitions” (*sāsavā puññabhāgiyā upadhivepakkā*). It is accompanied by taints (*sāsava*); that is acknowledged. Accompanied by taints, siding with merit, it accumulates acquisitions (*upadhi*) in saṃsāra—acquisitions meaning those things that yield various existences or worldly resources in saṃsāra. There is such a form of right view. On the other hand, what is the deep right view? It </w:t>
+      </w:r>
+      <w:r>
+        <w:rPr>
+          <w:rFonts w:ascii="Georgia" w:hAnsi="Georgia"/>
+        </w:rPr>
+        <w:lastRenderedPageBreak/>
+        <w:t>is the right view concerning the Four Noble Truths: that this entire existence is suffering (*dukkha*); its cause is craving (*taṇhā*); the calming of this craving is Nibbāna; and the path to it is the Noble Eightfold Path. The realization of these Four Noble Truths is what is called supramundane right view (*lokuttara-sammā-diṭṭhi*). Thus, in a mundane or saṃsāric sense, understanding the good and bad actions of beings is the lower level of right view. That is what is called the “right view of ownership of kamma” (*kammassakatā sammā-diṭṭhi*)—the understanding of merit and demerit, or good and bad. Not everything is accomplished by that alone. Standing upon that foundation, and having fulfilled those necessary requirements, ultimately—the final goal must be—to understand these Four Noble Truths deeply. To say that this entire existence is suffering (*dukkha*) means that there is no “soul” or “I” here. The path leading to that realization is what the Buddha has shown in the profound aspect of the Noble Eightfold Path. All eight factors arise simultaneously in a supramundane mind. Ordinary people, when developing the Noble Eightfold Path, take each factor individually and develop them “retail”. But it is in a supramundane mind that the Noble Eightfold Path arises in a unified meditative state. It is said that all eight factors arise simultaneously in a single moment of mind. That means all eight factors have become aligned. If we imagine those eight factors were crooked—crooked in various ways—it is precisely when all eight factors, from right view to right concentration, become aligned at the same instant that the realization of the paths and fruits occurs, when viewed in a deep sense. Therefore, there is a far greater depth in the supramundane state than the right view and right intention developed by ordinary people.</w:t>
       </w:r>
     </w:p>
     <w:p>
       <w:r>
         <w:rPr>
           <w:rFonts w:ascii="Georgia" w:hAnsi="Georgia"/>
-          <w:b w:val="0"/>
-          <w:i w:val="0"/>
-          <w:sz w:val="24"/>
         </w:rPr>
         <w:t>Therefore, through this, you all should reflect upon and bring to light a host of deeper matters regarding kamma and rebirth, drawing from this story and verse. On this valuable day, bringing the Dhamma knowledge you have gathered close to your lives, and without neglecting these virtues, may you establish concentration (*samādhi*) through the restraint you have developed, and through that concentration, obtain that insight wisdom (*vipassanā-paññā*) to resolve to escape from this extremely dangerous saṃsāra. May the store of merit we have gathered today through this Dhamma sermon and Dhamma listening, and also all the mental strengths of faith (*saddhā*), energy (*viriya*), mindfulness (*sati*), concentration (*samādhi*), and wisdom (*paññā*) that you have developed through listening to the Dhamma, be a decisive support (*upanissaya*) for crossing over this saṃsāra—for crossing over this flood without halting and without straining.</w:t>
       </w:r>
@@ -604,30 +654,25 @@
       <w:r>
         <w:rPr>
           <w:rFonts w:ascii="Georgia" w:hAnsi="Georgia"/>
-          <w:b w:val="0"/>
-          <w:i w:val="0"/>
-          <w:sz w:val="24"/>
         </w:rPr>
-        <w:t>Likewise, for this pious group, today our small hall has been expanded. For this too, these devout lay disciples must have assisted and contributed to some extent. Also, a seat has been offered as a Dhamma-seat. Although we do not expect much, out of respect for the Dhamma, a Dhamma-seat has been offered. Reflecting upon that merit, and also relying on the store of merit gathered today through this special Dhamma listening, may all this power of merit remove whatever states obstruct your journey to Nibbāna in this life! May supportive states approach you! Experiencing the peace of the Dhamma, appeasing those mentioned forces of kamma, ultimately through the power of Dhamma, may this power of merit definitely be a cause and support to conquer the entire wheel of kamma through the wheel of Dhamma! Thus make your aspiration. Likewise, may the Sasana-protecting deities and Brahmas, and also the relatives who have passed away in your names, and all beings from Avīci up to Akaniṭṭha, rejoice in this merit of Dhamma sermon and Dhamma listening! Having rejoiced, may they as quickly as possible find peace in the supreme Deathless Nibbāna through their aspired Bodhi! With this aspiration, recite these verses and share the merit.</w:t>
+        <w:t xml:space="preserve">Likewise, for this pious group, today our small hall has been expanded. For this too, these devout lay disciples must have assisted and contributed to some extent. Also, a seat has been offered as a Dhamma-seat. Although we do not expect much, out of respect for the Dhamma, a Dhamma-seat has been offered. Reflecting upon that merit, and also relying on the store of merit gathered today through this special Dhamma listening, may all this power of merit remove whatever states obstruct your journey to Nibbāna in this life! May supportive states approach you! Experiencing the peace of the Dhamma, appeasing those mentioned forces of kamma, ultimately </w:t>
+      </w:r>
+      <w:r>
+        <w:rPr>
+          <w:rFonts w:ascii="Georgia" w:hAnsi="Georgia"/>
+        </w:rPr>
+        <w:lastRenderedPageBreak/>
+        <w:t>through the power of Dhamma, may this power of merit definitely be a cause and support to conquer the entire wheel of kamma through the wheel of Dhamma! Thus make your aspiration. Likewise, may the Sasana-protecting deities and Brahmas, and also the relatives who have passed away in your names, and all beings from Avīci up to Akaniṭṭha, rejoice in this merit of Dhamma sermon and Dhamma listening! Having rejoiced, may they as quickly as possible find peace in the supreme Deathless Nibbāna through their aspired Bodhi! With this aspiration, recite these verses and share the merit.</w:t>
       </w:r>
     </w:p>
     <w:p>
       <w:r>
         <w:rPr>
           <w:rFonts w:ascii="Georgia" w:hAnsi="Georgia"/>
-          <w:b w:val="0"/>
-          <w:i w:val="0"/>
-          <w:sz w:val="24"/>
         </w:rPr>
         <w:t>“*Ettāvatā ca amhehi.........*”</w:t>
       </w:r>
     </w:p>
-    <w:sectPr>
-      <w:pgSz w:w="12240" w:h="15840"/>
-      <w:pgMar w:top="1440" w:right="1800" w:bottom="1440" w:left="1800" w:header="720" w:footer="720" w:gutter="0"/>
-      <w:cols w:space="720"/>
-      <w:docGrid w:linePitch="360"/>
-    </w:sectPr>
   </w:body>
 </w:document>
 </file>
